--- a/श्री बडादादा गणपती २०२६.docx
+++ b/श्री बडादादा गणपती २०२६.docx
@@ -530,18 +530,6 @@
     </w:p>
     <w:p>
       <w:pPr>
-        <w:rPr>
-          <w:rFonts w:ascii="Kokila" w:hAnsi="Kokila" w:cs="Kokila"/>
-          <w:b/>
-          <w:bCs/>
-          <w:sz w:val="60"/>
-          <w:szCs w:val="60"/>
-          <w:cs/>
-        </w:rPr>
-      </w:pPr>
-    </w:p>
-    <w:p>
-      <w:pPr>
         <w:ind w:left="850" w:hanging="284"/>
         <w:jc w:val="center"/>
         <w:rPr>
@@ -561,6 +549,7 @@
           <w:szCs w:val="70"/>
           <w:cs/>
         </w:rPr>
+        <w:lastRenderedPageBreak/>
         <w:t>प्रस्तावना</w:t>
       </w:r>
     </w:p>
@@ -4552,6 +4541,17 @@
         </w:rPr>
         <w:t>.</w:t>
       </w:r>
+    </w:p>
+    <w:p>
+      <w:pPr>
+        <w:ind w:left="850" w:hanging="284"/>
+        <w:jc w:val="both"/>
+        <w:rPr>
+          <w:rFonts w:cs="Times New Roman"/>
+          <w:sz w:val="36"/>
+          <w:szCs w:val="36"/>
+        </w:rPr>
+      </w:pPr>
     </w:p>
     <w:p>
       <w:pPr>

--- a/श्री बडादादा गणपती २०२६.docx
+++ b/श्री बडादादा गणपती २०२६.docx
@@ -8388,12 +8388,949 @@
     <w:p>
       <w:pPr>
         <w:pStyle w:val="ListParagraph"/>
+        <w:widowControl/>
         <w:numPr>
           <w:ilvl w:val="0"/>
-          <w:numId w:val="2"/>
+          <w:numId w:val="18"/>
         </w:numPr>
-        <w:rPr>
-          <w:rFonts w:ascii="Kokila" w:hAnsi="Kokila" w:cs="Kokila"/>
+        <w:autoSpaceDE/>
+        <w:autoSpaceDN/>
+        <w:spacing w:before="100" w:beforeAutospacing="1" w:after="100" w:afterAutospacing="1"/>
+        <w:outlineLvl w:val="1"/>
+        <w:rPr>
+          <w:rFonts w:ascii="Kokila" w:hAnsi="Kokila" w:cs="Kokila"/>
+          <w:b/>
+          <w:bCs/>
+          <w:sz w:val="44"/>
+          <w:szCs w:val="44"/>
+          <w:lang w:eastAsia="en-IN"/>
+        </w:rPr>
+      </w:pPr>
+      <w:r>
+        <w:rPr>
+          <w:rFonts w:ascii="Kokila" w:hAnsi="Kokila" w:cs="Kokila"/>
+          <w:b/>
+          <w:bCs/>
+          <w:sz w:val="44"/>
+          <w:szCs w:val="44"/>
+          <w:cs/>
+          <w:lang w:eastAsia="en-IN"/>
+        </w:rPr>
+        <w:t>शिल्पकलेच्या माध्यमातून भारतीय संस्कृतीचा जागर</w:t>
+      </w:r>
+    </w:p>
+    <w:p>
+      <w:pPr>
+        <w:widowControl/>
+        <w:autoSpaceDE/>
+        <w:autoSpaceDN/>
+        <w:spacing w:before="100" w:beforeAutospacing="1" w:after="100" w:afterAutospacing="1"/>
+        <w:ind w:left="425"/>
+        <w:jc w:val="both"/>
+        <w:rPr>
+          <w:rFonts w:ascii="Kokila" w:hAnsi="Kokila" w:cs="Kokila"/>
+          <w:sz w:val="40"/>
+          <w:szCs w:val="40"/>
+          <w:lang w:eastAsia="en-IN"/>
+        </w:rPr>
+      </w:pPr>
+      <w:r>
+        <w:rPr>
+          <w:rFonts w:ascii="Kokila" w:hAnsi="Kokila" w:cs="Kokila"/>
+          <w:sz w:val="40"/>
+          <w:szCs w:val="40"/>
+          <w:cs/>
+          <w:lang w:eastAsia="en-IN"/>
+        </w:rPr>
+        <w:t>श्री बडादादा गणपती नवयुवक मित्र मंडळाच्या वतीने गणेशोत्सवाच्या काळात</w:t>
+      </w:r>
+      <w:r>
+        <w:rPr>
+          <w:rFonts w:ascii="Kokila" w:hAnsi="Kokila" w:cs="Kokila"/>
+          <w:sz w:val="40"/>
+          <w:szCs w:val="40"/>
+          <w:lang w:eastAsia="en-IN"/>
+        </w:rPr>
+        <w:t xml:space="preserve"> </w:t>
+      </w:r>
+      <w:r>
+        <w:rPr>
+          <w:rFonts w:ascii="Kokila" w:hAnsi="Kokila" w:cs="Kokila"/>
+          <w:b/>
+          <w:bCs/>
+          <w:sz w:val="40"/>
+          <w:szCs w:val="40"/>
+          <w:lang w:eastAsia="en-IN"/>
+        </w:rPr>
+        <w:t>“</w:t>
+      </w:r>
+      <w:r>
+        <w:rPr>
+          <w:rFonts w:ascii="Kokila" w:hAnsi="Kokila" w:cs="Kokila"/>
+          <w:b/>
+          <w:bCs/>
+          <w:sz w:val="40"/>
+          <w:szCs w:val="40"/>
+          <w:cs/>
+          <w:lang w:eastAsia="en-IN"/>
+        </w:rPr>
+        <w:t>शिल्पकला”</w:t>
+      </w:r>
+      <w:r>
+        <w:rPr>
+          <w:rFonts w:ascii="Kokila" w:hAnsi="Kokila" w:cs="Kokila"/>
+          <w:sz w:val="40"/>
+          <w:szCs w:val="40"/>
+          <w:lang w:eastAsia="en-IN"/>
+        </w:rPr>
+        <w:t xml:space="preserve"> </w:t>
+      </w:r>
+      <w:r>
+        <w:rPr>
+          <w:rFonts w:ascii="Kokila" w:hAnsi="Kokila" w:cs="Kokila"/>
+          <w:sz w:val="40"/>
+          <w:szCs w:val="40"/>
+          <w:cs/>
+          <w:lang w:eastAsia="en-IN"/>
+        </w:rPr>
+        <w:t>या विषयावर विशेष जनजागृतीपर उपक्रम राबविण्यात आला. या उपक्रमामध्ये शिल्पकलेची माहिती देणारे आकर्षक</w:t>
+      </w:r>
+      <w:r>
+        <w:rPr>
+          <w:rFonts w:ascii="Kokila" w:hAnsi="Kokila" w:cs="Kokila"/>
+          <w:sz w:val="40"/>
+          <w:szCs w:val="40"/>
+          <w:lang w:eastAsia="en-IN"/>
+        </w:rPr>
+        <w:t xml:space="preserve"> </w:t>
+      </w:r>
+      <w:r>
+        <w:rPr>
+          <w:rFonts w:ascii="Kokila" w:hAnsi="Kokila" w:cs="Kokila"/>
+          <w:b/>
+          <w:bCs/>
+          <w:sz w:val="40"/>
+          <w:szCs w:val="40"/>
+          <w:cs/>
+          <w:lang w:eastAsia="en-IN"/>
+        </w:rPr>
+        <w:t>पोस्टर तसेच जुन्या पारंपरिक मूर्तींचे प्रदर्शन</w:t>
+      </w:r>
+      <w:r>
+        <w:rPr>
+          <w:rFonts w:ascii="Kokila" w:hAnsi="Kokila" w:cs="Kokila"/>
+          <w:sz w:val="40"/>
+          <w:szCs w:val="40"/>
+          <w:lang w:eastAsia="en-IN"/>
+        </w:rPr>
+        <w:t xml:space="preserve"> </w:t>
+      </w:r>
+      <w:r>
+        <w:rPr>
+          <w:rFonts w:ascii="Kokila" w:hAnsi="Kokila" w:cs="Kokila"/>
+          <w:sz w:val="40"/>
+          <w:szCs w:val="40"/>
+          <w:cs/>
+          <w:lang w:eastAsia="en-IN"/>
+        </w:rPr>
+        <w:t>नागरिकांसाठी ठेवण्यात आले.</w:t>
+      </w:r>
+    </w:p>
+    <w:p>
+      <w:pPr>
+        <w:widowControl/>
+        <w:autoSpaceDE/>
+        <w:autoSpaceDN/>
+        <w:spacing w:before="100" w:beforeAutospacing="1" w:after="100" w:afterAutospacing="1"/>
+        <w:ind w:left="425"/>
+        <w:jc w:val="both"/>
+        <w:rPr>
+          <w:rFonts w:ascii="Kokila" w:hAnsi="Kokila" w:cs="Kokila"/>
+          <w:sz w:val="40"/>
+          <w:szCs w:val="40"/>
+          <w:lang w:eastAsia="en-IN"/>
+        </w:rPr>
+      </w:pPr>
+      <w:r>
+        <w:rPr>
+          <w:rFonts w:ascii="Kokila" w:hAnsi="Kokila" w:cs="Kokila"/>
+          <w:sz w:val="40"/>
+          <w:szCs w:val="40"/>
+          <w:cs/>
+          <w:lang w:eastAsia="en-IN"/>
+        </w:rPr>
+        <w:t>या पोस्टरच्या माध्यमातून</w:t>
+      </w:r>
+      <w:r>
+        <w:rPr>
+          <w:rFonts w:ascii="Kokila" w:hAnsi="Kokila" w:cs="Kokila"/>
+          <w:sz w:val="40"/>
+          <w:szCs w:val="40"/>
+          <w:lang w:eastAsia="en-IN"/>
+        </w:rPr>
+        <w:t xml:space="preserve"> </w:t>
+      </w:r>
+      <w:r>
+        <w:rPr>
+          <w:rFonts w:ascii="Kokila" w:hAnsi="Kokila" w:cs="Kokila"/>
+          <w:b/>
+          <w:bCs/>
+          <w:sz w:val="40"/>
+          <w:szCs w:val="40"/>
+          <w:cs/>
+          <w:lang w:eastAsia="en-IN"/>
+        </w:rPr>
+        <w:t>शिल्पकला म्हणजे काय</w:t>
+      </w:r>
+      <w:r>
+        <w:rPr>
+          <w:rFonts w:ascii="Kokila" w:hAnsi="Kokila" w:cs="Kokila"/>
+          <w:b/>
+          <w:bCs/>
+          <w:sz w:val="40"/>
+          <w:szCs w:val="40"/>
+          <w:lang w:eastAsia="en-IN"/>
+        </w:rPr>
+        <w:t xml:space="preserve">, </w:t>
+      </w:r>
+      <w:r>
+        <w:rPr>
+          <w:rFonts w:ascii="Kokila" w:hAnsi="Kokila" w:cs="Kokila"/>
+          <w:b/>
+          <w:bCs/>
+          <w:sz w:val="40"/>
+          <w:szCs w:val="40"/>
+          <w:cs/>
+          <w:lang w:eastAsia="en-IN"/>
+        </w:rPr>
+        <w:t>शिल्प तयार करण्यासाठी वापरले जाणारे दगड</w:t>
+      </w:r>
+      <w:r>
+        <w:rPr>
+          <w:rFonts w:ascii="Kokila" w:hAnsi="Kokila" w:cs="Kokila"/>
+          <w:b/>
+          <w:bCs/>
+          <w:sz w:val="40"/>
+          <w:szCs w:val="40"/>
+          <w:lang w:eastAsia="en-IN"/>
+        </w:rPr>
+        <w:t xml:space="preserve">, </w:t>
+      </w:r>
+      <w:r>
+        <w:rPr>
+          <w:rFonts w:ascii="Kokila" w:hAnsi="Kokila" w:cs="Kokila"/>
+          <w:b/>
+          <w:bCs/>
+          <w:sz w:val="40"/>
+          <w:szCs w:val="40"/>
+          <w:cs/>
+          <w:lang w:eastAsia="en-IN"/>
+        </w:rPr>
+        <w:t>माती</w:t>
+      </w:r>
+      <w:r>
+        <w:rPr>
+          <w:rFonts w:ascii="Kokila" w:hAnsi="Kokila" w:cs="Kokila"/>
+          <w:b/>
+          <w:bCs/>
+          <w:sz w:val="40"/>
+          <w:szCs w:val="40"/>
+          <w:lang w:eastAsia="en-IN"/>
+        </w:rPr>
+        <w:t xml:space="preserve">, </w:t>
+      </w:r>
+      <w:r>
+        <w:rPr>
+          <w:rFonts w:ascii="Kokila" w:hAnsi="Kokila" w:cs="Kokila"/>
+          <w:b/>
+          <w:bCs/>
+          <w:sz w:val="40"/>
+          <w:szCs w:val="40"/>
+          <w:cs/>
+          <w:lang w:eastAsia="en-IN"/>
+        </w:rPr>
+        <w:t>लाकूड</w:t>
+      </w:r>
+      <w:r>
+        <w:rPr>
+          <w:rFonts w:ascii="Kokila" w:hAnsi="Kokila" w:cs="Kokila"/>
+          <w:b/>
+          <w:bCs/>
+          <w:sz w:val="40"/>
+          <w:szCs w:val="40"/>
+          <w:lang w:eastAsia="en-IN"/>
+        </w:rPr>
+        <w:t xml:space="preserve">, </w:t>
+      </w:r>
+      <w:r>
+        <w:rPr>
+          <w:rFonts w:ascii="Kokila" w:hAnsi="Kokila" w:cs="Kokila"/>
+          <w:b/>
+          <w:bCs/>
+          <w:sz w:val="40"/>
+          <w:szCs w:val="40"/>
+          <w:cs/>
+          <w:lang w:eastAsia="en-IN"/>
+        </w:rPr>
+        <w:t>धातू</w:t>
+      </w:r>
+      <w:r>
+        <w:rPr>
+          <w:rFonts w:ascii="Kokila" w:hAnsi="Kokila" w:cs="Kokila"/>
+          <w:b/>
+          <w:bCs/>
+          <w:sz w:val="40"/>
+          <w:szCs w:val="40"/>
+          <w:lang w:eastAsia="en-IN"/>
+        </w:rPr>
+        <w:t xml:space="preserve">, </w:t>
+      </w:r>
+      <w:r>
+        <w:rPr>
+          <w:rFonts w:ascii="Kokila" w:hAnsi="Kokila" w:cs="Kokila"/>
+          <w:b/>
+          <w:bCs/>
+          <w:sz w:val="40"/>
+          <w:szCs w:val="40"/>
+          <w:cs/>
+          <w:lang w:eastAsia="en-IN"/>
+        </w:rPr>
+        <w:t>संगमरवर आणि मेण यांसारखे साहित्य</w:t>
+      </w:r>
+      <w:r>
+        <w:rPr>
+          <w:rFonts w:ascii="Kokila" w:hAnsi="Kokila" w:cs="Kokila"/>
+          <w:sz w:val="40"/>
+          <w:szCs w:val="40"/>
+          <w:lang w:eastAsia="en-IN"/>
+        </w:rPr>
+        <w:t xml:space="preserve"> </w:t>
+      </w:r>
+      <w:r>
+        <w:rPr>
+          <w:rFonts w:ascii="Kokila" w:hAnsi="Kokila" w:cs="Kokila"/>
+          <w:sz w:val="40"/>
+          <w:szCs w:val="40"/>
+          <w:cs/>
+          <w:lang w:eastAsia="en-IN"/>
+        </w:rPr>
+        <w:t>यांची माहिती देण्यात आली. कलाकार आपल्या कल्पना</w:t>
+      </w:r>
+      <w:r>
+        <w:rPr>
+          <w:rFonts w:ascii="Kokila" w:hAnsi="Kokila" w:cs="Kokila"/>
+          <w:sz w:val="40"/>
+          <w:szCs w:val="40"/>
+          <w:lang w:eastAsia="en-IN"/>
+        </w:rPr>
+        <w:t xml:space="preserve">, </w:t>
+      </w:r>
+      <w:r>
+        <w:rPr>
+          <w:rFonts w:ascii="Kokila" w:hAnsi="Kokila" w:cs="Kokila"/>
+          <w:sz w:val="40"/>
+          <w:szCs w:val="40"/>
+          <w:cs/>
+          <w:lang w:eastAsia="en-IN"/>
+        </w:rPr>
+        <w:t>कौशल्य आणि सर्जनशीलतेच्या माध्यमातून निर्जीव वस्तूंना सुंदर कलाकृतीचे रूप देतो</w:t>
+      </w:r>
+      <w:r>
+        <w:rPr>
+          <w:rFonts w:ascii="Kokila" w:hAnsi="Kokila" w:cs="Kokila"/>
+          <w:sz w:val="40"/>
+          <w:szCs w:val="40"/>
+          <w:lang w:eastAsia="en-IN"/>
+        </w:rPr>
+        <w:t xml:space="preserve">, </w:t>
+      </w:r>
+      <w:r>
+        <w:rPr>
+          <w:rFonts w:ascii="Kokila" w:hAnsi="Kokila" w:cs="Kokila"/>
+          <w:sz w:val="40"/>
+          <w:szCs w:val="40"/>
+          <w:cs/>
+          <w:lang w:eastAsia="en-IN"/>
+        </w:rPr>
+        <w:t>हे नागरिकांना समजावून सांगण्यात आले.</w:t>
+      </w:r>
+    </w:p>
+    <w:p>
+      <w:pPr>
+        <w:widowControl/>
+        <w:autoSpaceDE/>
+        <w:autoSpaceDN/>
+        <w:spacing w:before="100" w:beforeAutospacing="1" w:after="100" w:afterAutospacing="1"/>
+        <w:ind w:left="425"/>
+        <w:jc w:val="both"/>
+        <w:rPr>
+          <w:rFonts w:ascii="Kokila" w:hAnsi="Kokila" w:cs="Kokila"/>
+          <w:sz w:val="40"/>
+          <w:szCs w:val="40"/>
+          <w:lang w:eastAsia="en-IN"/>
+        </w:rPr>
+      </w:pPr>
+      <w:r>
+        <w:rPr>
+          <w:rFonts w:ascii="Kokila" w:hAnsi="Kokila" w:cs="Kokila"/>
+          <w:sz w:val="40"/>
+          <w:szCs w:val="40"/>
+          <w:cs/>
+          <w:lang w:eastAsia="en-IN"/>
+        </w:rPr>
+        <w:t>भारतीय शिल्पकलेला प्राचीन आणि समृद्ध इतिहास असून</w:t>
+      </w:r>
+      <w:r>
+        <w:rPr>
+          <w:rFonts w:ascii="Kokila" w:hAnsi="Kokila" w:cs="Kokila"/>
+          <w:sz w:val="40"/>
+          <w:szCs w:val="40"/>
+          <w:lang w:eastAsia="en-IN"/>
+        </w:rPr>
+        <w:t xml:space="preserve"> </w:t>
+      </w:r>
+      <w:r>
+        <w:rPr>
+          <w:rFonts w:ascii="Kokila" w:hAnsi="Kokila" w:cs="Kokila"/>
+          <w:b/>
+          <w:bCs/>
+          <w:sz w:val="40"/>
+          <w:szCs w:val="40"/>
+          <w:cs/>
+          <w:lang w:eastAsia="en-IN"/>
+        </w:rPr>
+        <w:t>अजिंठा</w:t>
+      </w:r>
+      <w:r>
+        <w:rPr>
+          <w:rFonts w:ascii="Kokila" w:hAnsi="Kokila" w:cs="Kokila"/>
+          <w:b/>
+          <w:bCs/>
+          <w:sz w:val="40"/>
+          <w:szCs w:val="40"/>
+          <w:lang w:eastAsia="en-IN"/>
+        </w:rPr>
+        <w:t xml:space="preserve">, </w:t>
+      </w:r>
+      <w:r>
+        <w:rPr>
+          <w:rFonts w:ascii="Kokila" w:hAnsi="Kokila" w:cs="Kokila"/>
+          <w:b/>
+          <w:bCs/>
+          <w:sz w:val="40"/>
+          <w:szCs w:val="40"/>
+          <w:cs/>
+          <w:lang w:eastAsia="en-IN"/>
+        </w:rPr>
+        <w:t>वेरूळ</w:t>
+      </w:r>
+      <w:r>
+        <w:rPr>
+          <w:rFonts w:ascii="Kokila" w:hAnsi="Kokila" w:cs="Kokila"/>
+          <w:b/>
+          <w:bCs/>
+          <w:sz w:val="40"/>
+          <w:szCs w:val="40"/>
+          <w:lang w:eastAsia="en-IN"/>
+        </w:rPr>
+        <w:t xml:space="preserve">, </w:t>
+      </w:r>
+      <w:r>
+        <w:rPr>
+          <w:rFonts w:ascii="Kokila" w:hAnsi="Kokila" w:cs="Kokila"/>
+          <w:b/>
+          <w:bCs/>
+          <w:sz w:val="40"/>
+          <w:szCs w:val="40"/>
+          <w:cs/>
+          <w:lang w:eastAsia="en-IN"/>
+        </w:rPr>
+        <w:t>घारापुरी</w:t>
+      </w:r>
+      <w:r>
+        <w:rPr>
+          <w:rFonts w:ascii="Kokila" w:hAnsi="Kokila" w:cs="Kokila"/>
+          <w:b/>
+          <w:bCs/>
+          <w:sz w:val="40"/>
+          <w:szCs w:val="40"/>
+          <w:lang w:eastAsia="en-IN"/>
+        </w:rPr>
+        <w:t xml:space="preserve">, </w:t>
+      </w:r>
+      <w:r>
+        <w:rPr>
+          <w:rFonts w:ascii="Kokila" w:hAnsi="Kokila" w:cs="Kokila"/>
+          <w:b/>
+          <w:bCs/>
+          <w:sz w:val="40"/>
+          <w:szCs w:val="40"/>
+          <w:cs/>
+          <w:lang w:eastAsia="en-IN"/>
+        </w:rPr>
+        <w:t>भाजे आणि बेडसे</w:t>
+      </w:r>
+      <w:r>
+        <w:rPr>
+          <w:rFonts w:ascii="Kokila" w:hAnsi="Kokila" w:cs="Kokila"/>
+          <w:sz w:val="40"/>
+          <w:szCs w:val="40"/>
+          <w:lang w:eastAsia="en-IN"/>
+        </w:rPr>
+        <w:t xml:space="preserve"> </w:t>
+      </w:r>
+      <w:r>
+        <w:rPr>
+          <w:rFonts w:ascii="Kokila" w:hAnsi="Kokila" w:cs="Kokila"/>
+          <w:sz w:val="40"/>
+          <w:szCs w:val="40"/>
+          <w:cs/>
+          <w:lang w:eastAsia="en-IN"/>
+        </w:rPr>
+        <w:t>यांसारख्या ठिकाणच्या प्राचीन शिल्पांमधून भारतीय कलाकारांचे कौशल्य आणि कलात्मकता दिसून येते. महाराष्ट्रातील या ऐतिहासिक शिल्पपरंपरेची माहिती पोस्टरच्या माध्यमातून नागरिकांना करून देण्यात आली.</w:t>
+      </w:r>
+    </w:p>
+    <w:p>
+      <w:pPr>
+        <w:widowControl/>
+        <w:autoSpaceDE/>
+        <w:autoSpaceDN/>
+        <w:spacing w:before="100" w:beforeAutospacing="1" w:after="100" w:afterAutospacing="1"/>
+        <w:ind w:left="425"/>
+        <w:jc w:val="both"/>
+        <w:rPr>
+          <w:rFonts w:ascii="Kokila" w:hAnsi="Kokila" w:cs="Kokila"/>
+          <w:sz w:val="40"/>
+          <w:szCs w:val="40"/>
+          <w:lang w:eastAsia="en-IN"/>
+        </w:rPr>
+      </w:pPr>
+      <w:r>
+        <w:rPr>
+          <w:rFonts w:ascii="Kokila" w:hAnsi="Kokila" w:cs="Kokila"/>
+          <w:sz w:val="40"/>
+          <w:szCs w:val="40"/>
+          <w:cs/>
+          <w:lang w:eastAsia="en-IN"/>
+        </w:rPr>
+        <w:t>तसेच</w:t>
+      </w:r>
+      <w:r>
+        <w:rPr>
+          <w:rFonts w:ascii="Kokila" w:hAnsi="Kokila" w:cs="Kokila"/>
+          <w:sz w:val="40"/>
+          <w:szCs w:val="40"/>
+          <w:lang w:eastAsia="en-IN"/>
+        </w:rPr>
+        <w:t xml:space="preserve"> </w:t>
+      </w:r>
+      <w:r>
+        <w:rPr>
+          <w:rFonts w:ascii="Kokila" w:hAnsi="Kokila" w:cs="Kokila"/>
+          <w:b/>
+          <w:bCs/>
+          <w:sz w:val="40"/>
+          <w:szCs w:val="40"/>
+          <w:cs/>
+          <w:lang w:eastAsia="en-IN"/>
+        </w:rPr>
+        <w:t>जुन्या मूर्ती दाखवून त्यांची कलात्मक रचना</w:t>
+      </w:r>
+      <w:r>
+        <w:rPr>
+          <w:rFonts w:ascii="Kokila" w:hAnsi="Kokila" w:cs="Kokila"/>
+          <w:b/>
+          <w:bCs/>
+          <w:sz w:val="40"/>
+          <w:szCs w:val="40"/>
+          <w:lang w:eastAsia="en-IN"/>
+        </w:rPr>
+        <w:t xml:space="preserve">, </w:t>
+      </w:r>
+      <w:r>
+        <w:rPr>
+          <w:rFonts w:ascii="Kokila" w:hAnsi="Kokila" w:cs="Kokila"/>
+          <w:b/>
+          <w:bCs/>
+          <w:sz w:val="40"/>
+          <w:szCs w:val="40"/>
+          <w:cs/>
+          <w:lang w:eastAsia="en-IN"/>
+        </w:rPr>
+        <w:t>कोरीवकाम</w:t>
+      </w:r>
+      <w:r>
+        <w:rPr>
+          <w:rFonts w:ascii="Kokila" w:hAnsi="Kokila" w:cs="Kokila"/>
+          <w:b/>
+          <w:bCs/>
+          <w:sz w:val="40"/>
+          <w:szCs w:val="40"/>
+          <w:lang w:eastAsia="en-IN"/>
+        </w:rPr>
+        <w:t xml:space="preserve">, </w:t>
+      </w:r>
+      <w:r>
+        <w:rPr>
+          <w:rFonts w:ascii="Kokila" w:hAnsi="Kokila" w:cs="Kokila"/>
+          <w:b/>
+          <w:bCs/>
+          <w:sz w:val="40"/>
+          <w:szCs w:val="40"/>
+          <w:cs/>
+          <w:lang w:eastAsia="en-IN"/>
+        </w:rPr>
+        <w:t>आकार</w:t>
+      </w:r>
+      <w:r>
+        <w:rPr>
+          <w:rFonts w:ascii="Kokila" w:hAnsi="Kokila" w:cs="Kokila"/>
+          <w:b/>
+          <w:bCs/>
+          <w:sz w:val="40"/>
+          <w:szCs w:val="40"/>
+          <w:lang w:eastAsia="en-IN"/>
+        </w:rPr>
+        <w:t xml:space="preserve">, </w:t>
+      </w:r>
+      <w:r>
+        <w:rPr>
+          <w:rFonts w:ascii="Kokila" w:hAnsi="Kokila" w:cs="Kokila"/>
+          <w:b/>
+          <w:bCs/>
+          <w:sz w:val="40"/>
+          <w:szCs w:val="40"/>
+          <w:cs/>
+          <w:lang w:eastAsia="en-IN"/>
+        </w:rPr>
+        <w:t>भावभावना आणि त्या काळातील शिल्पकारांचे कौशल्य</w:t>
+      </w:r>
+      <w:r>
+        <w:rPr>
+          <w:rFonts w:ascii="Kokila" w:hAnsi="Kokila" w:cs="Kokila"/>
+          <w:sz w:val="40"/>
+          <w:szCs w:val="40"/>
+          <w:lang w:eastAsia="en-IN"/>
+        </w:rPr>
+        <w:t xml:space="preserve"> </w:t>
+      </w:r>
+      <w:r>
+        <w:rPr>
+          <w:rFonts w:ascii="Kokila" w:hAnsi="Kokila" w:cs="Kokila"/>
+          <w:sz w:val="40"/>
+          <w:szCs w:val="40"/>
+          <w:cs/>
+          <w:lang w:eastAsia="en-IN"/>
+        </w:rPr>
+        <w:t>याकडे नागरिकांचे लक्ष वेधण्यात आले. जुन्या कलाकृतींचे जतन करणे आणि त्यामागील इतिहास समजून घेणे किती महत्त्वाचे आहे</w:t>
+      </w:r>
+      <w:r>
+        <w:rPr>
+          <w:rFonts w:ascii="Kokila" w:hAnsi="Kokila" w:cs="Kokila"/>
+          <w:sz w:val="40"/>
+          <w:szCs w:val="40"/>
+          <w:lang w:eastAsia="en-IN"/>
+        </w:rPr>
+        <w:t xml:space="preserve">, </w:t>
+      </w:r>
+      <w:r>
+        <w:rPr>
+          <w:rFonts w:ascii="Kokila" w:hAnsi="Kokila" w:cs="Kokila"/>
+          <w:sz w:val="40"/>
+          <w:szCs w:val="40"/>
+          <w:cs/>
+          <w:lang w:eastAsia="en-IN"/>
+        </w:rPr>
+        <w:t>याबाबतही जनजागृती करण्यात आली.</w:t>
+      </w:r>
+    </w:p>
+    <w:p>
+      <w:pPr>
+        <w:widowControl/>
+        <w:autoSpaceDE/>
+        <w:autoSpaceDN/>
+        <w:spacing w:before="100" w:beforeAutospacing="1" w:after="100" w:afterAutospacing="1"/>
+        <w:ind w:left="425"/>
+        <w:jc w:val="both"/>
+        <w:rPr>
+          <w:rFonts w:ascii="Kokila" w:hAnsi="Kokila" w:cs="Kokila"/>
+          <w:sz w:val="40"/>
+          <w:szCs w:val="40"/>
+          <w:lang w:eastAsia="en-IN"/>
+        </w:rPr>
+      </w:pPr>
+      <w:r>
+        <w:rPr>
+          <w:rFonts w:ascii="Kokila" w:hAnsi="Kokila" w:cs="Kokila"/>
+          <w:sz w:val="40"/>
+          <w:szCs w:val="40"/>
+          <w:cs/>
+          <w:lang w:eastAsia="en-IN"/>
+        </w:rPr>
+        <w:t>या उपक्रमाचा मुख्य उद्देश</w:t>
+      </w:r>
+      <w:r>
+        <w:rPr>
+          <w:rFonts w:ascii="Kokila" w:hAnsi="Kokila" w:cs="Kokila"/>
+          <w:sz w:val="40"/>
+          <w:szCs w:val="40"/>
+          <w:lang w:eastAsia="en-IN"/>
+        </w:rPr>
+        <w:t xml:space="preserve"> </w:t>
+      </w:r>
+      <w:r>
+        <w:rPr>
+          <w:rFonts w:ascii="Kokila" w:hAnsi="Kokila" w:cs="Kokila"/>
+          <w:b/>
+          <w:bCs/>
+          <w:sz w:val="40"/>
+          <w:szCs w:val="40"/>
+          <w:cs/>
+          <w:lang w:eastAsia="en-IN"/>
+        </w:rPr>
+        <w:t>नवीन पिढीला भारतीय शिल्पकलेची ओळख करून देणे</w:t>
+      </w:r>
+      <w:r>
+        <w:rPr>
+          <w:rFonts w:ascii="Kokila" w:hAnsi="Kokila" w:cs="Kokila"/>
+          <w:b/>
+          <w:bCs/>
+          <w:sz w:val="40"/>
+          <w:szCs w:val="40"/>
+          <w:lang w:eastAsia="en-IN"/>
+        </w:rPr>
+        <w:t xml:space="preserve">, </w:t>
+      </w:r>
+      <w:r>
+        <w:rPr>
+          <w:rFonts w:ascii="Kokila" w:hAnsi="Kokila" w:cs="Kokila"/>
+          <w:b/>
+          <w:bCs/>
+          <w:sz w:val="40"/>
+          <w:szCs w:val="40"/>
+          <w:cs/>
+          <w:lang w:eastAsia="en-IN"/>
+        </w:rPr>
+        <w:t>आपल्या ऐतिहासिक व सांस्कृतिक वारशाबद्दल अभिमान निर्माण करणे आणि पारंपरिक कलेच्या संवर्धनाची जाणीव निर्माण करणे</w:t>
+      </w:r>
+      <w:r>
+        <w:rPr>
+          <w:rFonts w:ascii="Kokila" w:hAnsi="Kokila" w:cs="Kokila"/>
+          <w:sz w:val="40"/>
+          <w:szCs w:val="40"/>
+          <w:lang w:eastAsia="en-IN"/>
+        </w:rPr>
+        <w:t xml:space="preserve"> </w:t>
+      </w:r>
+      <w:r>
+        <w:rPr>
+          <w:rFonts w:ascii="Kokila" w:hAnsi="Kokila" w:cs="Kokila"/>
+          <w:sz w:val="40"/>
+          <w:szCs w:val="40"/>
+          <w:cs/>
+          <w:lang w:eastAsia="en-IN"/>
+        </w:rPr>
+        <w:t>हा होता.</w:t>
+      </w:r>
+    </w:p>
+    <w:p>
+      <w:pPr>
+        <w:widowControl/>
+        <w:autoSpaceDE/>
+        <w:autoSpaceDN/>
+        <w:spacing w:before="100" w:beforeAutospacing="1" w:after="100" w:afterAutospacing="1"/>
+        <w:ind w:left="425"/>
+        <w:jc w:val="both"/>
+        <w:rPr>
+          <w:rFonts w:ascii="Kokila" w:hAnsi="Kokila" w:cs="Kokila"/>
+          <w:sz w:val="40"/>
+          <w:szCs w:val="40"/>
+          <w:lang w:eastAsia="en-IN"/>
+        </w:rPr>
+      </w:pPr>
+      <w:r>
+        <w:rPr>
+          <w:rFonts w:ascii="Kokila" w:hAnsi="Kokila" w:cs="Kokila"/>
+          <w:sz w:val="40"/>
+          <w:szCs w:val="40"/>
+          <w:cs/>
+          <w:lang w:eastAsia="en-IN"/>
+        </w:rPr>
+        <w:t>गणेशोत्सवाच्या माध्यमातून धार्मिक वातावरणासोबतच</w:t>
+      </w:r>
+      <w:r>
+        <w:rPr>
+          <w:rFonts w:ascii="Kokila" w:hAnsi="Kokila" w:cs="Kokila"/>
+          <w:sz w:val="40"/>
+          <w:szCs w:val="40"/>
+          <w:lang w:eastAsia="en-IN"/>
+        </w:rPr>
+        <w:t xml:space="preserve"> </w:t>
+      </w:r>
+      <w:r>
+        <w:rPr>
+          <w:rFonts w:ascii="Kokila" w:hAnsi="Kokila" w:cs="Kokila"/>
+          <w:b/>
+          <w:bCs/>
+          <w:sz w:val="40"/>
+          <w:szCs w:val="40"/>
+          <w:cs/>
+          <w:lang w:eastAsia="en-IN"/>
+        </w:rPr>
+        <w:t>कला</w:t>
+      </w:r>
+      <w:r>
+        <w:rPr>
+          <w:rFonts w:ascii="Kokila" w:hAnsi="Kokila" w:cs="Kokila"/>
+          <w:b/>
+          <w:bCs/>
+          <w:sz w:val="40"/>
+          <w:szCs w:val="40"/>
+          <w:lang w:eastAsia="en-IN"/>
+        </w:rPr>
+        <w:t xml:space="preserve">, </w:t>
+      </w:r>
+      <w:r>
+        <w:rPr>
+          <w:rFonts w:ascii="Kokila" w:hAnsi="Kokila" w:cs="Kokila"/>
+          <w:b/>
+          <w:bCs/>
+          <w:sz w:val="40"/>
+          <w:szCs w:val="40"/>
+          <w:cs/>
+          <w:lang w:eastAsia="en-IN"/>
+        </w:rPr>
+        <w:t>इतिहास</w:t>
+      </w:r>
+      <w:r>
+        <w:rPr>
+          <w:rFonts w:ascii="Kokila" w:hAnsi="Kokila" w:cs="Kokila"/>
+          <w:b/>
+          <w:bCs/>
+          <w:sz w:val="40"/>
+          <w:szCs w:val="40"/>
+          <w:lang w:eastAsia="en-IN"/>
+        </w:rPr>
+        <w:t xml:space="preserve">, </w:t>
+      </w:r>
+      <w:r>
+        <w:rPr>
+          <w:rFonts w:ascii="Kokila" w:hAnsi="Kokila" w:cs="Kokila"/>
+          <w:b/>
+          <w:bCs/>
+          <w:sz w:val="40"/>
+          <w:szCs w:val="40"/>
+          <w:cs/>
+          <w:lang w:eastAsia="en-IN"/>
+        </w:rPr>
+        <w:t>संस्कृती आणि वारसा यांचे महत्त्व समाजापर्यंत पोहोचविण्याचा</w:t>
+      </w:r>
+      <w:r>
+        <w:rPr>
+          <w:rFonts w:ascii="Kokila" w:hAnsi="Kokila" w:cs="Kokila"/>
+          <w:sz w:val="40"/>
+          <w:szCs w:val="40"/>
+          <w:lang w:eastAsia="en-IN"/>
+        </w:rPr>
+        <w:t xml:space="preserve"> </w:t>
+      </w:r>
+      <w:r>
+        <w:rPr>
+          <w:rFonts w:ascii="Kokila" w:hAnsi="Kokila" w:cs="Kokila"/>
+          <w:sz w:val="40"/>
+          <w:szCs w:val="40"/>
+          <w:cs/>
+          <w:lang w:eastAsia="en-IN"/>
+        </w:rPr>
+        <w:t xml:space="preserve">मंडळाने केलेला हा </w:t>
+      </w:r>
+      <w:r>
+        <w:rPr>
+          <w:rFonts w:ascii="Kokila" w:hAnsi="Kokila" w:cs="Kokila"/>
+          <w:sz w:val="40"/>
+          <w:szCs w:val="40"/>
+          <w:cs/>
+          <w:lang w:eastAsia="en-IN"/>
+        </w:rPr>
+        <w:lastRenderedPageBreak/>
+        <w:t>उपक्रम निश्चितच प्रेरणादायी ठरला.</w:t>
+      </w:r>
+      <w:r>
+        <w:rPr>
+          <w:rFonts w:ascii="Kokila" w:hAnsi="Kokila" w:cs="Kokila"/>
+          <w:sz w:val="40"/>
+          <w:szCs w:val="40"/>
+          <w:lang w:eastAsia="en-IN"/>
+        </w:rPr>
+        <w:t xml:space="preserve"> </w:t>
+      </w:r>
+      <w:r>
+        <w:rPr>
+          <w:rFonts w:ascii="Kokila" w:hAnsi="Kokila" w:cs="Kokila"/>
+          <w:b/>
+          <w:bCs/>
+          <w:sz w:val="40"/>
+          <w:szCs w:val="40"/>
+          <w:lang w:eastAsia="en-IN"/>
+        </w:rPr>
+        <w:t>“</w:t>
+      </w:r>
+      <w:r>
+        <w:rPr>
+          <w:rFonts w:ascii="Kokila" w:hAnsi="Kokila" w:cs="Kokila"/>
+          <w:b/>
+          <w:bCs/>
+          <w:sz w:val="40"/>
+          <w:szCs w:val="40"/>
+          <w:cs/>
+          <w:lang w:eastAsia="en-IN"/>
+        </w:rPr>
+        <w:t>आपला सांस्कृतिक वारसा जपूया आणि शिल्पकलेचे संवर्धन करूया”</w:t>
+      </w:r>
+      <w:r>
+        <w:rPr>
+          <w:rFonts w:ascii="Kokila" w:hAnsi="Kokila" w:cs="Kokila"/>
+          <w:sz w:val="40"/>
+          <w:szCs w:val="40"/>
+          <w:lang w:eastAsia="en-IN"/>
+        </w:rPr>
+        <w:t xml:space="preserve"> </w:t>
+      </w:r>
+      <w:r>
+        <w:rPr>
+          <w:rFonts w:ascii="Kokila" w:hAnsi="Kokila" w:cs="Kokila"/>
+          <w:sz w:val="40"/>
+          <w:szCs w:val="40"/>
+          <w:cs/>
+          <w:lang w:eastAsia="en-IN"/>
+        </w:rPr>
+        <w:t>हा संदेश या उपक्रमातून देण्यात आला.</w:t>
+      </w:r>
+    </w:p>
+    <w:p>
+      <w:pPr>
+        <w:rPr>
+          <w:rFonts w:ascii="Kokila" w:hAnsi="Kokila" w:cs="Kokila"/>
+          <w:sz w:val="40"/>
+          <w:szCs w:val="40"/>
+          <w:lang w:eastAsia="en-IN"/>
+        </w:rPr>
+      </w:pPr>
+      <w:r>
+        <w:rPr>
+          <w:rFonts w:ascii="Kokila" w:hAnsi="Kokila" w:cs="Kokila"/>
+          <w:sz w:val="40"/>
+          <w:szCs w:val="40"/>
+          <w:cs/>
+          <w:lang w:eastAsia="en-IN"/>
+        </w:rPr>
+        <w:br w:type="page"/>
+      </w:r>
+    </w:p>
+    <w:p>
+      <w:pPr>
+        <w:rPr>
+          <w:rFonts w:ascii="Kokila" w:eastAsia="Times New Roman" w:hAnsi="Kokila" w:cs="Kokila"/>
           <w:sz w:val="50"/>
           <w:szCs w:val="50"/>
         </w:rPr>
@@ -8403,9 +9340,9 @@
           <w:rFonts w:ascii="Kokila" w:hAnsi="Kokila" w:cs="Kokila"/>
           <w:sz w:val="50"/>
           <w:szCs w:val="50"/>
-          <w:cs/>
-        </w:rPr>
-        <w:t xml:space="preserve">मूर्तीकला </w:t>
+        </w:rPr>
+        <w:lastRenderedPageBreak/>
+        <w:br w:type="page"/>
       </w:r>
     </w:p>
     <w:p>
@@ -8419,6 +9356,7 @@
           <w:rFonts w:ascii="Kokila" w:hAnsi="Kokila" w:cs="Kokila"/>
           <w:sz w:val="50"/>
           <w:szCs w:val="50"/>
+          <w:cs/>
         </w:rPr>
       </w:pPr>
       <w:r>
@@ -8428,7 +9366,26 @@
           <w:szCs w:val="50"/>
           <w:cs/>
         </w:rPr>
-        <w:t xml:space="preserve">विविध कलांवर आधारित सांस्कृतिक कार्यक्रम व स्पर्धांचे आयोजन </w:t>
+        <w:lastRenderedPageBreak/>
+        <w:t xml:space="preserve">मूर्तीकला </w:t>
+      </w:r>
+    </w:p>
+    <w:p>
+      <w:pPr>
+        <w:rPr>
+          <w:rFonts w:ascii="Kokila" w:eastAsia="Times New Roman" w:hAnsi="Kokila" w:cs="Kokila"/>
+          <w:sz w:val="50"/>
+          <w:szCs w:val="50"/>
+        </w:rPr>
+      </w:pPr>
+      <w:r>
+        <w:rPr>
+          <w:rFonts w:ascii="Kokila" w:hAnsi="Kokila" w:cs="Kokila"/>
+          <w:sz w:val="50"/>
+          <w:szCs w:val="50"/>
+          <w:cs/>
+        </w:rPr>
+        <w:br w:type="page"/>
       </w:r>
     </w:p>
     <w:p>
@@ -8442,7 +9399,6 @@
           <w:rFonts w:ascii="Kokila" w:hAnsi="Kokila" w:cs="Kokila"/>
           <w:sz w:val="50"/>
           <w:szCs w:val="50"/>
-          <w:cs/>
         </w:rPr>
       </w:pPr>
       <w:r>
@@ -8452,8 +9408,1551 @@
           <w:szCs w:val="50"/>
           <w:cs/>
         </w:rPr>
+        <w:lastRenderedPageBreak/>
+        <w:t xml:space="preserve">विविध कलांवर आधारित सांस्कृतिक कार्यक्रम व स्पर्धांचे आयोजन </w:t>
+      </w:r>
+    </w:p>
+    <w:p>
+      <w:pPr>
+        <w:pStyle w:val="ListParagraph"/>
+        <w:widowControl/>
+        <w:numPr>
+          <w:ilvl w:val="0"/>
+          <w:numId w:val="19"/>
+        </w:numPr>
+        <w:autoSpaceDE/>
+        <w:autoSpaceDN/>
+        <w:spacing w:before="100" w:beforeAutospacing="1" w:after="100" w:afterAutospacing="1"/>
+        <w:outlineLvl w:val="2"/>
+        <w:rPr>
+          <w:rFonts w:ascii="Kokila" w:hAnsi="Kokila" w:cs="Kokila"/>
+          <w:b/>
+          <w:bCs/>
+          <w:sz w:val="44"/>
+          <w:szCs w:val="44"/>
+          <w:lang w:eastAsia="en-IN"/>
+        </w:rPr>
+      </w:pPr>
+      <w:r>
+        <w:rPr>
+          <w:rFonts w:ascii="Kokila" w:hAnsi="Kokila" w:cs="Kokila"/>
+          <w:b/>
+          <w:bCs/>
+          <w:sz w:val="44"/>
+          <w:szCs w:val="44"/>
+          <w:cs/>
+          <w:lang w:eastAsia="en-IN"/>
+        </w:rPr>
+        <w:t>कला</w:t>
+      </w:r>
+      <w:r>
+        <w:rPr>
+          <w:rFonts w:ascii="Kokila" w:hAnsi="Kokila" w:cs="Kokila"/>
+          <w:b/>
+          <w:bCs/>
+          <w:sz w:val="44"/>
+          <w:szCs w:val="44"/>
+          <w:lang w:eastAsia="en-IN"/>
+        </w:rPr>
+        <w:t xml:space="preserve">, </w:t>
+      </w:r>
+      <w:r>
+        <w:rPr>
+          <w:rFonts w:ascii="Kokila" w:hAnsi="Kokila" w:cs="Kokila"/>
+          <w:b/>
+          <w:bCs/>
+          <w:sz w:val="44"/>
+          <w:szCs w:val="44"/>
+          <w:cs/>
+          <w:lang w:eastAsia="en-IN"/>
+        </w:rPr>
+        <w:t>कौशल्य आणि पर्यावरण संवर्धनाचा अनोखा संगम</w:t>
+      </w:r>
+    </w:p>
+    <w:p>
+      <w:pPr>
+        <w:widowControl/>
+        <w:autoSpaceDE/>
+        <w:autoSpaceDN/>
+        <w:spacing w:before="100" w:beforeAutospacing="1" w:after="100" w:afterAutospacing="1"/>
+        <w:ind w:left="785"/>
+        <w:jc w:val="both"/>
+        <w:rPr>
+          <w:rFonts w:ascii="Kokila" w:hAnsi="Kokila" w:cs="Kokila"/>
+          <w:sz w:val="40"/>
+          <w:szCs w:val="40"/>
+          <w:lang w:eastAsia="en-IN"/>
+        </w:rPr>
+      </w:pPr>
+      <w:r>
+        <w:rPr>
+          <w:rFonts w:ascii="Kokila" w:hAnsi="Kokila" w:cs="Kokila"/>
+          <w:sz w:val="40"/>
+          <w:szCs w:val="40"/>
+          <w:cs/>
+          <w:lang w:eastAsia="en-IN"/>
+        </w:rPr>
+        <w:t>श्री बडादादा गणपती नवयुवक मित्र मंडळाच्या वतीने गणेशोत्सवाच्या काळात</w:t>
+      </w:r>
+      <w:r>
+        <w:rPr>
+          <w:rFonts w:ascii="Kokila" w:hAnsi="Kokila" w:cs="Kokila"/>
+          <w:sz w:val="40"/>
+          <w:szCs w:val="40"/>
+          <w:lang w:eastAsia="en-IN"/>
+        </w:rPr>
+        <w:t xml:space="preserve"> </w:t>
+      </w:r>
+      <w:r>
+        <w:rPr>
+          <w:rFonts w:ascii="Kokila" w:hAnsi="Kokila" w:cs="Kokila"/>
+          <w:b/>
+          <w:bCs/>
+          <w:sz w:val="40"/>
+          <w:szCs w:val="40"/>
+          <w:cs/>
+          <w:lang w:eastAsia="en-IN"/>
+        </w:rPr>
+        <w:t>विविध कलांवर आधारित सांस्कृतिक कार्यक्रम व उपक्रमांचे आयोजन</w:t>
+      </w:r>
+      <w:r>
+        <w:rPr>
+          <w:rFonts w:ascii="Kokila" w:hAnsi="Kokila" w:cs="Kokila"/>
+          <w:sz w:val="40"/>
+          <w:szCs w:val="40"/>
+          <w:lang w:eastAsia="en-IN"/>
+        </w:rPr>
+        <w:t xml:space="preserve"> </w:t>
+      </w:r>
+      <w:r>
+        <w:rPr>
+          <w:rFonts w:ascii="Kokila" w:hAnsi="Kokila" w:cs="Kokila"/>
+          <w:sz w:val="40"/>
+          <w:szCs w:val="40"/>
+          <w:cs/>
+          <w:lang w:eastAsia="en-IN"/>
+        </w:rPr>
+        <w:t>करण्यात आले. या उपक्रमांचा मुख्य उद्देश नागरिकांमधील कलागुणांना वाव देणे</w:t>
+      </w:r>
+      <w:r>
+        <w:rPr>
+          <w:rFonts w:ascii="Kokila" w:hAnsi="Kokila" w:cs="Kokila"/>
+          <w:sz w:val="40"/>
+          <w:szCs w:val="40"/>
+          <w:lang w:eastAsia="en-IN"/>
+        </w:rPr>
+        <w:t xml:space="preserve">, </w:t>
+      </w:r>
+      <w:r>
+        <w:rPr>
+          <w:rFonts w:ascii="Kokila" w:hAnsi="Kokila" w:cs="Kokila"/>
+          <w:sz w:val="40"/>
+          <w:szCs w:val="40"/>
+          <w:cs/>
+          <w:lang w:eastAsia="en-IN"/>
+        </w:rPr>
+        <w:t>महिलांना कौशल्याधारित प्रशिक्षण देणे तसेच</w:t>
+      </w:r>
+      <w:r>
+        <w:rPr>
+          <w:rFonts w:ascii="Kokila" w:hAnsi="Kokila" w:cs="Kokila"/>
+          <w:sz w:val="40"/>
+          <w:szCs w:val="40"/>
+          <w:lang w:eastAsia="en-IN"/>
+        </w:rPr>
+        <w:t xml:space="preserve"> </w:t>
+      </w:r>
+      <w:r>
+        <w:rPr>
+          <w:rFonts w:ascii="Kokila" w:hAnsi="Kokila" w:cs="Kokila"/>
+          <w:b/>
+          <w:bCs/>
+          <w:sz w:val="40"/>
+          <w:szCs w:val="40"/>
+          <w:cs/>
+          <w:lang w:eastAsia="en-IN"/>
+        </w:rPr>
+        <w:t>टाकाऊ वस्तूंचा पुनर्वापर करून उपयुक्त वस्तू तयार करण्याची सवय निर्माण करणे</w:t>
+      </w:r>
+      <w:r>
+        <w:rPr>
+          <w:rFonts w:ascii="Kokila" w:hAnsi="Kokila" w:cs="Kokila"/>
+          <w:sz w:val="40"/>
+          <w:szCs w:val="40"/>
+          <w:lang w:eastAsia="en-IN"/>
+        </w:rPr>
+        <w:t xml:space="preserve"> </w:t>
+      </w:r>
+      <w:r>
+        <w:rPr>
+          <w:rFonts w:ascii="Kokila" w:hAnsi="Kokila" w:cs="Kokila"/>
+          <w:sz w:val="40"/>
+          <w:szCs w:val="40"/>
+          <w:cs/>
+          <w:lang w:eastAsia="en-IN"/>
+        </w:rPr>
+        <w:t>हा होता.</w:t>
+      </w:r>
+    </w:p>
+    <w:p>
+      <w:pPr>
+        <w:widowControl/>
+        <w:autoSpaceDE/>
+        <w:autoSpaceDN/>
+        <w:spacing w:before="100" w:beforeAutospacing="1" w:after="100" w:afterAutospacing="1"/>
+        <w:ind w:left="785"/>
+        <w:jc w:val="both"/>
+        <w:rPr>
+          <w:rFonts w:ascii="Kokila" w:hAnsi="Kokila" w:cs="Kokila"/>
+          <w:sz w:val="40"/>
+          <w:szCs w:val="40"/>
+          <w:lang w:eastAsia="en-IN"/>
+        </w:rPr>
+      </w:pPr>
+      <w:r>
+        <w:rPr>
+          <w:rFonts w:ascii="Kokila" w:hAnsi="Kokila" w:cs="Kokila"/>
+          <w:sz w:val="40"/>
+          <w:szCs w:val="40"/>
+          <w:cs/>
+          <w:lang w:eastAsia="en-IN"/>
+        </w:rPr>
+        <w:t>याअंतर्गत</w:t>
+      </w:r>
+      <w:r>
+        <w:rPr>
+          <w:rFonts w:ascii="Kokila" w:hAnsi="Kokila" w:cs="Kokila"/>
+          <w:sz w:val="40"/>
+          <w:szCs w:val="40"/>
+          <w:lang w:eastAsia="en-IN"/>
+        </w:rPr>
+        <w:t xml:space="preserve"> </w:t>
+      </w:r>
+      <w:r>
+        <w:rPr>
+          <w:rFonts w:ascii="Kokila" w:hAnsi="Kokila" w:cs="Kokila"/>
+          <w:b/>
+          <w:bCs/>
+          <w:sz w:val="40"/>
+          <w:szCs w:val="40"/>
+          <w:lang w:eastAsia="en-IN"/>
+        </w:rPr>
+        <w:t>“</w:t>
+      </w:r>
+      <w:r>
+        <w:rPr>
+          <w:rFonts w:ascii="Kokila" w:hAnsi="Kokila" w:cs="Kokila"/>
+          <w:b/>
+          <w:bCs/>
+          <w:sz w:val="40"/>
+          <w:szCs w:val="40"/>
+          <w:cs/>
+          <w:lang w:eastAsia="en-IN"/>
+        </w:rPr>
+        <w:t>टाकाऊपासून टिकाऊ”</w:t>
+      </w:r>
+      <w:r>
+        <w:rPr>
+          <w:rFonts w:ascii="Kokila" w:hAnsi="Kokila" w:cs="Kokila"/>
+          <w:sz w:val="40"/>
+          <w:szCs w:val="40"/>
+          <w:lang w:eastAsia="en-IN"/>
+        </w:rPr>
+        <w:t xml:space="preserve"> </w:t>
+      </w:r>
+      <w:r>
+        <w:rPr>
+          <w:rFonts w:ascii="Kokila" w:hAnsi="Kokila" w:cs="Kokila"/>
+          <w:sz w:val="40"/>
+          <w:szCs w:val="40"/>
+          <w:cs/>
+          <w:lang w:eastAsia="en-IN"/>
+        </w:rPr>
+        <w:t>या संकल्पनेवर आधारित राखी बनवण्याचे प्रशिक्षण आयोजित करण्यात आले. या प्रशिक्षणामध्ये</w:t>
+      </w:r>
+      <w:r>
+        <w:rPr>
+          <w:rFonts w:ascii="Kokila" w:hAnsi="Kokila" w:cs="Kokila"/>
+          <w:sz w:val="40"/>
+          <w:szCs w:val="40"/>
+          <w:lang w:eastAsia="en-IN"/>
+        </w:rPr>
+        <w:t xml:space="preserve"> </w:t>
+      </w:r>
+      <w:r>
+        <w:rPr>
+          <w:rFonts w:ascii="Kokila" w:hAnsi="Kokila" w:cs="Kokila"/>
+          <w:b/>
+          <w:bCs/>
+          <w:sz w:val="40"/>
+          <w:szCs w:val="40"/>
+          <w:cs/>
+          <w:lang w:eastAsia="en-IN"/>
+        </w:rPr>
+        <w:t>योगिता गुरव आणि सुचिता गुरव</w:t>
+      </w:r>
+      <w:r>
+        <w:rPr>
+          <w:rFonts w:ascii="Kokila" w:hAnsi="Kokila" w:cs="Kokila"/>
+          <w:sz w:val="40"/>
+          <w:szCs w:val="40"/>
+          <w:lang w:eastAsia="en-IN"/>
+        </w:rPr>
+        <w:t xml:space="preserve"> </w:t>
+      </w:r>
+      <w:r>
+        <w:rPr>
+          <w:rFonts w:ascii="Kokila" w:hAnsi="Kokila" w:cs="Kokila"/>
+          <w:sz w:val="40"/>
+          <w:szCs w:val="40"/>
+          <w:cs/>
+          <w:lang w:eastAsia="en-IN"/>
+        </w:rPr>
+        <w:t>यांनी सहभागी महिलांना राखी तयार करण्याची पद्धत</w:t>
+      </w:r>
+      <w:r>
+        <w:rPr>
+          <w:rFonts w:ascii="Kokila" w:hAnsi="Kokila" w:cs="Kokila"/>
+          <w:sz w:val="40"/>
+          <w:szCs w:val="40"/>
+          <w:lang w:eastAsia="en-IN"/>
+        </w:rPr>
+        <w:t xml:space="preserve">, </w:t>
+      </w:r>
+      <w:r>
+        <w:rPr>
+          <w:rFonts w:ascii="Kokila" w:hAnsi="Kokila" w:cs="Kokila"/>
+          <w:sz w:val="40"/>
+          <w:szCs w:val="40"/>
+          <w:cs/>
+          <w:lang w:eastAsia="en-IN"/>
+        </w:rPr>
+        <w:t>आवश्यक साहित्य आणि आकर्षक सजावट याबाबत मार्गदर्शन करून प्रत्यक्ष प्रशिक्षण दिले. टाकाऊ किंवा सहज उपलब्ध साहित्याचा उपयोग करून सुंदर आणि उपयोगी वस्तू तयार करता येतात</w:t>
+      </w:r>
+      <w:r>
+        <w:rPr>
+          <w:rFonts w:ascii="Kokila" w:hAnsi="Kokila" w:cs="Kokila"/>
+          <w:sz w:val="40"/>
+          <w:szCs w:val="40"/>
+          <w:lang w:eastAsia="en-IN"/>
+        </w:rPr>
+        <w:t xml:space="preserve">, </w:t>
+      </w:r>
+      <w:r>
+        <w:rPr>
+          <w:rFonts w:ascii="Kokila" w:hAnsi="Kokila" w:cs="Kokila"/>
+          <w:sz w:val="40"/>
+          <w:szCs w:val="40"/>
+          <w:cs/>
+          <w:lang w:eastAsia="en-IN"/>
+        </w:rPr>
+        <w:t>हा संदेश या उपक्रमातून देण्यात आला.</w:t>
+      </w:r>
+    </w:p>
+    <w:p>
+      <w:pPr>
+        <w:widowControl/>
+        <w:autoSpaceDE/>
+        <w:autoSpaceDN/>
+        <w:spacing w:before="100" w:beforeAutospacing="1" w:after="100" w:afterAutospacing="1"/>
+        <w:ind w:left="785"/>
+        <w:jc w:val="both"/>
+        <w:rPr>
+          <w:rFonts w:ascii="Kokila" w:hAnsi="Kokila" w:cs="Kokila"/>
+          <w:sz w:val="40"/>
+          <w:szCs w:val="40"/>
+          <w:lang w:eastAsia="en-IN"/>
+        </w:rPr>
+      </w:pPr>
+      <w:r>
+        <w:rPr>
+          <w:rFonts w:ascii="Kokila" w:hAnsi="Kokila" w:cs="Kokila"/>
+          <w:sz w:val="40"/>
+          <w:szCs w:val="40"/>
+          <w:cs/>
+          <w:lang w:eastAsia="en-IN"/>
+        </w:rPr>
+        <w:t>तसेच</w:t>
+      </w:r>
+      <w:r>
+        <w:rPr>
+          <w:rFonts w:ascii="Kokila" w:hAnsi="Kokila" w:cs="Kokila"/>
+          <w:sz w:val="40"/>
+          <w:szCs w:val="40"/>
+          <w:lang w:eastAsia="en-IN"/>
+        </w:rPr>
+        <w:t xml:space="preserve"> </w:t>
+      </w:r>
+      <w:r>
+        <w:rPr>
+          <w:rFonts w:ascii="Kokila" w:hAnsi="Kokila" w:cs="Kokila"/>
+          <w:b/>
+          <w:bCs/>
+          <w:sz w:val="40"/>
+          <w:szCs w:val="40"/>
+          <w:cs/>
+          <w:lang w:eastAsia="en-IN"/>
+        </w:rPr>
+        <w:t>केळीच्या खांबापासून महिलांनी योगा मॅट तयार करण्याचा उपक्रम</w:t>
+      </w:r>
+      <w:r>
+        <w:rPr>
+          <w:rFonts w:ascii="Kokila" w:hAnsi="Kokila" w:cs="Kokila"/>
+          <w:sz w:val="40"/>
+          <w:szCs w:val="40"/>
+          <w:lang w:eastAsia="en-IN"/>
+        </w:rPr>
+        <w:t xml:space="preserve"> </w:t>
+      </w:r>
+      <w:r>
+        <w:rPr>
+          <w:rFonts w:ascii="Kokila" w:hAnsi="Kokila" w:cs="Kokila"/>
+          <w:sz w:val="40"/>
+          <w:szCs w:val="40"/>
+          <w:cs/>
+          <w:lang w:eastAsia="en-IN"/>
+        </w:rPr>
+        <w:t>राबविला. नैसर्गिकरीत्या उपलब्ध असलेल्या केळीच्या खांबाचा योग्य पद्धतीने वापर करून त्यापासून उपयुक्त वस्तू तयार करण्याची संकल्पना प्रत्यक्ष कृतीतून दाखवून देण्यात आली.</w:t>
+      </w:r>
+      <w:r>
+        <w:rPr>
+          <w:rFonts w:ascii="Kokila" w:hAnsi="Kokila" w:cs="Kokila" w:hint="cs"/>
+          <w:b/>
+          <w:bCs/>
+          <w:sz w:val="40"/>
+          <w:szCs w:val="40"/>
+          <w:cs/>
+          <w:lang w:eastAsia="en-IN"/>
+        </w:rPr>
+        <w:t>ज्योती पाटील</w:t>
+      </w:r>
+      <w:r>
+        <w:rPr>
+          <w:rFonts w:ascii="Kokila" w:hAnsi="Kokila" w:cs="Kokila" w:hint="cs"/>
+          <w:sz w:val="40"/>
+          <w:szCs w:val="40"/>
+          <w:cs/>
+          <w:lang w:eastAsia="en-IN"/>
+        </w:rPr>
+        <w:t xml:space="preserve"> यांच्या मार्गदर्शनाने आणि</w:t>
+      </w:r>
+      <w:r>
+        <w:rPr>
+          <w:rFonts w:ascii="Kokila" w:hAnsi="Kokila" w:cs="Kokila"/>
+          <w:sz w:val="40"/>
+          <w:szCs w:val="40"/>
+          <w:cs/>
+          <w:lang w:eastAsia="en-IN"/>
+        </w:rPr>
+        <w:t xml:space="preserve"> या उपक्रमामुळे महिलांच्या सर्जनशीलतेला चालना मिळण्यासोबतच</w:t>
+      </w:r>
+      <w:r>
+        <w:rPr>
+          <w:rFonts w:ascii="Kokila" w:hAnsi="Kokila" w:cs="Kokila"/>
+          <w:sz w:val="40"/>
+          <w:szCs w:val="40"/>
+          <w:lang w:eastAsia="en-IN"/>
+        </w:rPr>
+        <w:t xml:space="preserve"> </w:t>
+      </w:r>
+      <w:r>
+        <w:rPr>
+          <w:rFonts w:ascii="Kokila" w:hAnsi="Kokila" w:cs="Kokila"/>
+          <w:b/>
+          <w:bCs/>
+          <w:sz w:val="40"/>
+          <w:szCs w:val="40"/>
+          <w:cs/>
+          <w:lang w:eastAsia="en-IN"/>
+        </w:rPr>
+        <w:t>पुनर्वापर</w:t>
+      </w:r>
+      <w:r>
+        <w:rPr>
+          <w:rFonts w:ascii="Kokila" w:hAnsi="Kokila" w:cs="Kokila"/>
+          <w:b/>
+          <w:bCs/>
+          <w:sz w:val="40"/>
+          <w:szCs w:val="40"/>
+          <w:lang w:eastAsia="en-IN"/>
+        </w:rPr>
+        <w:t xml:space="preserve">, </w:t>
+      </w:r>
+      <w:r>
+        <w:rPr>
+          <w:rFonts w:ascii="Kokila" w:hAnsi="Kokila" w:cs="Kokila"/>
+          <w:b/>
+          <w:bCs/>
+          <w:sz w:val="40"/>
+          <w:szCs w:val="40"/>
+          <w:cs/>
+          <w:lang w:eastAsia="en-IN"/>
+        </w:rPr>
+        <w:t>पर्यावरण संवर्धन आणि स्वावलंबनाचे महत्त्व</w:t>
+      </w:r>
+      <w:r>
+        <w:rPr>
+          <w:rFonts w:ascii="Kokila" w:hAnsi="Kokila" w:cs="Kokila"/>
+          <w:sz w:val="40"/>
+          <w:szCs w:val="40"/>
+          <w:lang w:eastAsia="en-IN"/>
+        </w:rPr>
+        <w:t xml:space="preserve"> </w:t>
+      </w:r>
+      <w:r>
+        <w:rPr>
+          <w:rFonts w:ascii="Kokila" w:hAnsi="Kokila" w:cs="Kokila"/>
+          <w:sz w:val="40"/>
+          <w:szCs w:val="40"/>
+          <w:cs/>
+          <w:lang w:eastAsia="en-IN"/>
+        </w:rPr>
+        <w:t>अधोरेखित झाले.</w:t>
+      </w:r>
+    </w:p>
+    <w:p>
+      <w:pPr>
+        <w:widowControl/>
+        <w:autoSpaceDE/>
+        <w:autoSpaceDN/>
+        <w:spacing w:before="100" w:beforeAutospacing="1" w:after="100" w:afterAutospacing="1"/>
+        <w:ind w:left="785"/>
+        <w:jc w:val="both"/>
+        <w:rPr>
+          <w:rFonts w:ascii="Kokila" w:hAnsi="Kokila" w:cs="Kokila"/>
+          <w:sz w:val="40"/>
+          <w:szCs w:val="40"/>
+          <w:lang w:eastAsia="en-IN"/>
+        </w:rPr>
+      </w:pPr>
+      <w:r>
+        <w:rPr>
+          <w:rFonts w:ascii="Kokila" w:hAnsi="Kokila" w:cs="Kokila"/>
+          <w:sz w:val="40"/>
+          <w:szCs w:val="40"/>
+          <w:cs/>
+          <w:lang w:eastAsia="en-IN"/>
+        </w:rPr>
+        <w:t>या दोन्ही उपक्रमांमधून</w:t>
+      </w:r>
+      <w:r>
+        <w:rPr>
+          <w:rFonts w:ascii="Kokila" w:hAnsi="Kokila" w:cs="Kokila"/>
+          <w:sz w:val="40"/>
+          <w:szCs w:val="40"/>
+          <w:lang w:eastAsia="en-IN"/>
+        </w:rPr>
+        <w:t xml:space="preserve"> </w:t>
+      </w:r>
+      <w:r>
+        <w:rPr>
+          <w:rFonts w:ascii="Kokila" w:hAnsi="Kokila" w:cs="Kokila"/>
+          <w:b/>
+          <w:bCs/>
+          <w:sz w:val="40"/>
+          <w:szCs w:val="40"/>
+          <w:cs/>
+          <w:lang w:eastAsia="en-IN"/>
+        </w:rPr>
+        <w:t>कला</w:t>
+      </w:r>
+      <w:r>
+        <w:rPr>
+          <w:rFonts w:ascii="Kokila" w:hAnsi="Kokila" w:cs="Kokila"/>
+          <w:b/>
+          <w:bCs/>
+          <w:sz w:val="40"/>
+          <w:szCs w:val="40"/>
+          <w:lang w:eastAsia="en-IN"/>
+        </w:rPr>
+        <w:t xml:space="preserve">, </w:t>
+      </w:r>
+      <w:r>
+        <w:rPr>
+          <w:rFonts w:ascii="Kokila" w:hAnsi="Kokila" w:cs="Kokila"/>
+          <w:b/>
+          <w:bCs/>
+          <w:sz w:val="40"/>
+          <w:szCs w:val="40"/>
+          <w:cs/>
+          <w:lang w:eastAsia="en-IN"/>
+        </w:rPr>
+        <w:t>कौशल्य</w:t>
+      </w:r>
+      <w:r>
+        <w:rPr>
+          <w:rFonts w:ascii="Kokila" w:hAnsi="Kokila" w:cs="Kokila"/>
+          <w:b/>
+          <w:bCs/>
+          <w:sz w:val="40"/>
+          <w:szCs w:val="40"/>
+          <w:lang w:eastAsia="en-IN"/>
+        </w:rPr>
+        <w:t xml:space="preserve">, </w:t>
+      </w:r>
+      <w:r>
+        <w:rPr>
+          <w:rFonts w:ascii="Kokila" w:hAnsi="Kokila" w:cs="Kokila"/>
+          <w:b/>
+          <w:bCs/>
+          <w:sz w:val="40"/>
+          <w:szCs w:val="40"/>
+          <w:cs/>
+          <w:lang w:eastAsia="en-IN"/>
+        </w:rPr>
+        <w:t>पर्यावरण संवर्धन आणि महिला सक्षमीकरण</w:t>
+      </w:r>
+      <w:r>
+        <w:rPr>
+          <w:rFonts w:ascii="Kokila" w:hAnsi="Kokila" w:cs="Kokila"/>
+          <w:sz w:val="40"/>
+          <w:szCs w:val="40"/>
+          <w:lang w:eastAsia="en-IN"/>
+        </w:rPr>
+        <w:t xml:space="preserve"> </w:t>
+      </w:r>
+      <w:r>
+        <w:rPr>
+          <w:rFonts w:ascii="Kokila" w:hAnsi="Kokila" w:cs="Kokila"/>
+          <w:sz w:val="40"/>
+          <w:szCs w:val="40"/>
+          <w:cs/>
+          <w:lang w:eastAsia="en-IN"/>
+        </w:rPr>
+        <w:t>यांचा सुंदर संगम साधण्यात आला. गणेशोत्सवाच्या माध्यमातून मनोरंजनासोबतच समाजोपयोगी आणि कौशल्यविकास करणारे उपक्रम राबविण्याचा श्री बडादादा गणपती नवयुवक मित्र मंडळाचा हा प्रयत्न निश्चितच प्रेरणादायी ठरला.</w:t>
+      </w:r>
+    </w:p>
+    <w:p>
+      <w:pPr>
+        <w:widowControl/>
+        <w:autoSpaceDE/>
+        <w:autoSpaceDN/>
+        <w:spacing w:before="100" w:beforeAutospacing="1" w:after="100" w:afterAutospacing="1"/>
+        <w:outlineLvl w:val="2"/>
+        <w:rPr>
+          <w:b/>
+          <w:bCs/>
+          <w:sz w:val="27"/>
+          <w:szCs w:val="27"/>
+          <w:lang w:eastAsia="en-IN"/>
+        </w:rPr>
+      </w:pPr>
+    </w:p>
+    <w:p>
+      <w:pPr>
+        <w:pStyle w:val="ListParagraph"/>
+        <w:ind w:left="785" w:firstLine="0"/>
+        <w:rPr>
+          <w:rFonts w:ascii="Kokila" w:hAnsi="Kokila" w:cs="Kokila"/>
+          <w:sz w:val="40"/>
+          <w:szCs w:val="40"/>
+        </w:rPr>
+      </w:pPr>
+    </w:p>
+    <w:p>
+      <w:pPr>
+        <w:pStyle w:val="ListParagraph"/>
+        <w:ind w:left="785" w:firstLine="0"/>
+        <w:rPr>
+          <w:rFonts w:ascii="Kokila" w:hAnsi="Kokila" w:cs="Kokila"/>
+          <w:sz w:val="50"/>
+          <w:szCs w:val="50"/>
+        </w:rPr>
+      </w:pPr>
+    </w:p>
+    <w:p>
+      <w:pPr>
+        <w:pStyle w:val="ListParagraph"/>
+        <w:ind w:left="785" w:firstLine="0"/>
+        <w:rPr>
+          <w:rFonts w:ascii="Kokila" w:hAnsi="Kokila" w:cs="Kokila"/>
+          <w:sz w:val="50"/>
+          <w:szCs w:val="50"/>
+        </w:rPr>
+      </w:pPr>
+    </w:p>
+    <w:p>
+      <w:pPr>
+        <w:rPr>
+          <w:rFonts w:ascii="Kokila" w:hAnsi="Kokila" w:cs="Kokila"/>
+          <w:sz w:val="50"/>
+          <w:szCs w:val="50"/>
+        </w:rPr>
+      </w:pPr>
+    </w:p>
+    <w:p>
+      <w:pPr>
+        <w:rPr>
+          <w:rFonts w:ascii="Kokila" w:hAnsi="Kokila" w:cs="Kokila"/>
+          <w:sz w:val="50"/>
+          <w:szCs w:val="50"/>
+          <w:cs/>
+        </w:rPr>
+      </w:pPr>
+    </w:p>
+    <w:p>
+      <w:pPr>
+        <w:rPr>
+          <w:rFonts w:ascii="Kokila" w:eastAsia="Times New Roman" w:hAnsi="Kokila" w:cs="Kokila"/>
+          <w:sz w:val="50"/>
+          <w:szCs w:val="50"/>
+          <w:cs/>
+        </w:rPr>
+      </w:pPr>
+      <w:r>
+        <w:rPr>
+          <w:rFonts w:ascii="Kokila" w:hAnsi="Kokila" w:cs="Kokila"/>
+          <w:sz w:val="50"/>
+          <w:szCs w:val="50"/>
+          <w:cs/>
+        </w:rPr>
+        <w:br w:type="page"/>
+      </w:r>
+    </w:p>
+    <w:p>
+      <w:pPr>
+        <w:pStyle w:val="ListParagraph"/>
+        <w:ind w:left="785" w:firstLine="0"/>
+        <w:rPr>
+          <w:rFonts w:ascii="Kokila" w:hAnsi="Kokila" w:cs="Kokila"/>
+          <w:sz w:val="50"/>
+          <w:szCs w:val="50"/>
+        </w:rPr>
+      </w:pPr>
+    </w:p>
+    <w:p>
+      <w:pPr>
+        <w:pStyle w:val="ListParagraph"/>
+        <w:numPr>
+          <w:ilvl w:val="0"/>
+          <w:numId w:val="2"/>
+        </w:numPr>
+        <w:rPr>
+          <w:rFonts w:ascii="Kokila" w:hAnsi="Kokila" w:cs="Kokila"/>
+          <w:sz w:val="50"/>
+          <w:szCs w:val="50"/>
+        </w:rPr>
+      </w:pPr>
+      <w:r>
+        <w:rPr>
+          <w:rFonts w:ascii="Kokila" w:hAnsi="Kokila" w:cs="Kokila"/>
+          <w:sz w:val="50"/>
+          <w:szCs w:val="50"/>
+          <w:cs/>
+        </w:rPr>
         <w:t xml:space="preserve">लुप्त होणाऱ्या कलांचे विविध माध्यमांतून संवर्धन </w:t>
       </w:r>
+    </w:p>
+    <w:p>
+      <w:pPr>
+        <w:pStyle w:val="ListParagraph"/>
+        <w:widowControl/>
+        <w:numPr>
+          <w:ilvl w:val="0"/>
+          <w:numId w:val="20"/>
+        </w:numPr>
+        <w:autoSpaceDE/>
+        <w:autoSpaceDN/>
+        <w:spacing w:before="100" w:beforeAutospacing="1" w:after="100" w:afterAutospacing="1"/>
+        <w:outlineLvl w:val="2"/>
+        <w:rPr>
+          <w:rFonts w:ascii="Kokila" w:hAnsi="Kokila" w:cs="Kokila"/>
+          <w:b/>
+          <w:bCs/>
+          <w:sz w:val="44"/>
+          <w:szCs w:val="44"/>
+          <w:lang w:eastAsia="en-IN"/>
+        </w:rPr>
+      </w:pPr>
+      <w:r>
+        <w:rPr>
+          <w:rFonts w:ascii="Kokila" w:hAnsi="Kokila" w:cs="Kokila"/>
+          <w:b/>
+          <w:bCs/>
+          <w:sz w:val="44"/>
+          <w:szCs w:val="44"/>
+          <w:cs/>
+          <w:lang w:eastAsia="en-IN"/>
+        </w:rPr>
+        <w:t>लुप्त होत चाललेल्या कलांचे संवर्धन — संस्कृती जपण्याचा संकल्प</w:t>
+      </w:r>
+    </w:p>
+    <w:p>
+      <w:pPr>
+        <w:widowControl/>
+        <w:autoSpaceDE/>
+        <w:autoSpaceDN/>
+        <w:spacing w:before="100" w:beforeAutospacing="1" w:after="100" w:afterAutospacing="1"/>
+        <w:ind w:left="785"/>
+        <w:jc w:val="both"/>
+        <w:rPr>
+          <w:rFonts w:ascii="Kokila" w:hAnsi="Kokila" w:cs="Kokila"/>
+          <w:sz w:val="40"/>
+          <w:szCs w:val="40"/>
+          <w:lang w:eastAsia="en-IN"/>
+        </w:rPr>
+      </w:pPr>
+      <w:r>
+        <w:rPr>
+          <w:rFonts w:ascii="Kokila" w:hAnsi="Kokila" w:cs="Kokila"/>
+          <w:sz w:val="40"/>
+          <w:szCs w:val="40"/>
+          <w:cs/>
+          <w:lang w:eastAsia="en-IN"/>
+        </w:rPr>
+        <w:t>श्री बडादादा गणपती नवयुवक मित्र मंडळाच्या वतीने गणेशोत्सवाच्या काळात</w:t>
+      </w:r>
+      <w:r>
+        <w:rPr>
+          <w:rFonts w:ascii="Kokila" w:hAnsi="Kokila" w:cs="Kokila"/>
+          <w:sz w:val="40"/>
+          <w:szCs w:val="40"/>
+          <w:lang w:eastAsia="en-IN"/>
+        </w:rPr>
+        <w:t xml:space="preserve"> </w:t>
+      </w:r>
+      <w:r>
+        <w:rPr>
+          <w:rFonts w:ascii="Kokila" w:hAnsi="Kokila" w:cs="Kokila"/>
+          <w:b/>
+          <w:bCs/>
+          <w:sz w:val="40"/>
+          <w:szCs w:val="40"/>
+          <w:cs/>
+          <w:lang w:eastAsia="en-IN"/>
+        </w:rPr>
+        <w:t>लुप्त होत चाललेल्या पारंपरिक कला आणि लोककलेच्या संवर्धनाबाबत पोस्टरद्वारे जनजागृती</w:t>
+      </w:r>
+      <w:r>
+        <w:rPr>
+          <w:rFonts w:ascii="Kokila" w:hAnsi="Kokila" w:cs="Kokila"/>
+          <w:sz w:val="40"/>
+          <w:szCs w:val="40"/>
+          <w:lang w:eastAsia="en-IN"/>
+        </w:rPr>
+        <w:t xml:space="preserve"> </w:t>
+      </w:r>
+      <w:r>
+        <w:rPr>
+          <w:rFonts w:ascii="Kokila" w:hAnsi="Kokila" w:cs="Kokila"/>
+          <w:sz w:val="40"/>
+          <w:szCs w:val="40"/>
+          <w:cs/>
+          <w:lang w:eastAsia="en-IN"/>
+        </w:rPr>
+        <w:t>करण्यात आली. आधुनिक तंत्रज्ञान</w:t>
+      </w:r>
+      <w:r>
+        <w:rPr>
+          <w:rFonts w:ascii="Kokila" w:hAnsi="Kokila" w:cs="Kokila"/>
+          <w:sz w:val="40"/>
+          <w:szCs w:val="40"/>
+          <w:lang w:eastAsia="en-IN"/>
+        </w:rPr>
+        <w:t xml:space="preserve">, </w:t>
+      </w:r>
+      <w:r>
+        <w:rPr>
+          <w:rFonts w:ascii="Kokila" w:hAnsi="Kokila" w:cs="Kokila"/>
+          <w:sz w:val="40"/>
+          <w:szCs w:val="40"/>
+          <w:cs/>
+          <w:lang w:eastAsia="en-IN"/>
+        </w:rPr>
+        <w:t>बदलती जीवनशैली आणि पारंपरिक कलांना मिळणारा कमी प्रतिसाद यामुळे अनेक कला हळूहळू लोप पावत आहेत. या कलांचे जतन करणे ही समाजाची सामूहिक जबाबदारी आहे</w:t>
+      </w:r>
+      <w:r>
+        <w:rPr>
+          <w:rFonts w:ascii="Kokila" w:hAnsi="Kokila" w:cs="Kokila"/>
+          <w:sz w:val="40"/>
+          <w:szCs w:val="40"/>
+          <w:lang w:eastAsia="en-IN"/>
+        </w:rPr>
+        <w:t xml:space="preserve">, </w:t>
+      </w:r>
+      <w:r>
+        <w:rPr>
+          <w:rFonts w:ascii="Kokila" w:hAnsi="Kokila" w:cs="Kokila"/>
+          <w:sz w:val="40"/>
+          <w:szCs w:val="40"/>
+          <w:cs/>
+          <w:lang w:eastAsia="en-IN"/>
+        </w:rPr>
+        <w:t>हा संदेश या उपक्रमातून देण्यात आला.</w:t>
+      </w:r>
+    </w:p>
+    <w:p>
+      <w:pPr>
+        <w:widowControl/>
+        <w:autoSpaceDE/>
+        <w:autoSpaceDN/>
+        <w:spacing w:before="100" w:beforeAutospacing="1" w:after="100" w:afterAutospacing="1"/>
+        <w:ind w:left="785"/>
+        <w:jc w:val="both"/>
+        <w:rPr>
+          <w:rFonts w:ascii="Kokila" w:hAnsi="Kokila" w:cs="Kokila"/>
+          <w:sz w:val="40"/>
+          <w:szCs w:val="40"/>
+          <w:lang w:eastAsia="en-IN"/>
+        </w:rPr>
+      </w:pPr>
+      <w:r>
+        <w:rPr>
+          <w:rFonts w:ascii="Kokila" w:hAnsi="Kokila" w:cs="Kokila"/>
+          <w:sz w:val="40"/>
+          <w:szCs w:val="40"/>
+          <w:cs/>
+          <w:lang w:eastAsia="en-IN"/>
+        </w:rPr>
+        <w:t>जनजागृतीपर पोस्टरमध्ये</w:t>
+      </w:r>
+      <w:r>
+        <w:rPr>
+          <w:rFonts w:ascii="Kokila" w:hAnsi="Kokila" w:cs="Kokila"/>
+          <w:sz w:val="40"/>
+          <w:szCs w:val="40"/>
+          <w:lang w:eastAsia="en-IN"/>
+        </w:rPr>
+        <w:t xml:space="preserve"> </w:t>
+      </w:r>
+      <w:r>
+        <w:rPr>
+          <w:rFonts w:ascii="Kokila" w:hAnsi="Kokila" w:cs="Kokila"/>
+          <w:b/>
+          <w:bCs/>
+          <w:sz w:val="40"/>
+          <w:szCs w:val="40"/>
+          <w:cs/>
+          <w:lang w:eastAsia="en-IN"/>
+        </w:rPr>
+        <w:t>वारली चित्रकला</w:t>
+      </w:r>
+      <w:r>
+        <w:rPr>
+          <w:rFonts w:ascii="Kokila" w:hAnsi="Kokila" w:cs="Kokila"/>
+          <w:b/>
+          <w:bCs/>
+          <w:sz w:val="40"/>
+          <w:szCs w:val="40"/>
+          <w:lang w:eastAsia="en-IN"/>
+        </w:rPr>
+        <w:t xml:space="preserve">, </w:t>
+      </w:r>
+      <w:r>
+        <w:rPr>
+          <w:rFonts w:ascii="Kokila" w:hAnsi="Kokila" w:cs="Kokila"/>
+          <w:b/>
+          <w:bCs/>
+          <w:sz w:val="40"/>
+          <w:szCs w:val="40"/>
+          <w:cs/>
+          <w:lang w:eastAsia="en-IN"/>
+        </w:rPr>
+        <w:t>काष्ठकला</w:t>
+      </w:r>
+      <w:r>
+        <w:rPr>
+          <w:rFonts w:ascii="Kokila" w:hAnsi="Kokila" w:cs="Kokila"/>
+          <w:b/>
+          <w:bCs/>
+          <w:sz w:val="40"/>
+          <w:szCs w:val="40"/>
+          <w:lang w:eastAsia="en-IN"/>
+        </w:rPr>
+        <w:t xml:space="preserve">, </w:t>
+      </w:r>
+      <w:r>
+        <w:rPr>
+          <w:rFonts w:ascii="Kokila" w:hAnsi="Kokila" w:cs="Kokila"/>
+          <w:b/>
+          <w:bCs/>
+          <w:sz w:val="40"/>
+          <w:szCs w:val="40"/>
+          <w:cs/>
+          <w:lang w:eastAsia="en-IN"/>
+        </w:rPr>
+        <w:t>पारंपरिक विणकाम</w:t>
+      </w:r>
+      <w:r>
+        <w:rPr>
+          <w:rFonts w:ascii="Kokila" w:hAnsi="Kokila" w:cs="Kokila"/>
+          <w:b/>
+          <w:bCs/>
+          <w:sz w:val="40"/>
+          <w:szCs w:val="40"/>
+          <w:lang w:eastAsia="en-IN"/>
+        </w:rPr>
+        <w:t xml:space="preserve">, </w:t>
+      </w:r>
+      <w:r>
+        <w:rPr>
+          <w:rFonts w:ascii="Kokila" w:hAnsi="Kokila" w:cs="Kokila"/>
+          <w:b/>
+          <w:bCs/>
+          <w:sz w:val="40"/>
+          <w:szCs w:val="40"/>
+          <w:cs/>
+          <w:lang w:eastAsia="en-IN"/>
+        </w:rPr>
+        <w:t>कठपुतळी बाहुल्यांचे नाट्य</w:t>
+      </w:r>
+      <w:r>
+        <w:rPr>
+          <w:rFonts w:ascii="Kokila" w:hAnsi="Kokila" w:cs="Kokila"/>
+          <w:b/>
+          <w:bCs/>
+          <w:sz w:val="40"/>
+          <w:szCs w:val="40"/>
+          <w:lang w:eastAsia="en-IN"/>
+        </w:rPr>
+        <w:t xml:space="preserve">, </w:t>
+      </w:r>
+      <w:r>
+        <w:rPr>
+          <w:rFonts w:ascii="Kokila" w:hAnsi="Kokila" w:cs="Kokila"/>
+          <w:b/>
+          <w:bCs/>
+          <w:sz w:val="40"/>
+          <w:szCs w:val="40"/>
+          <w:cs/>
+          <w:lang w:eastAsia="en-IN"/>
+        </w:rPr>
+        <w:t>पारंपरिक लोकवाद्य निर्मिती</w:t>
+      </w:r>
+      <w:r>
+        <w:rPr>
+          <w:rFonts w:ascii="Kokila" w:hAnsi="Kokila" w:cs="Kokila"/>
+          <w:b/>
+          <w:bCs/>
+          <w:sz w:val="40"/>
+          <w:szCs w:val="40"/>
+          <w:lang w:eastAsia="en-IN"/>
+        </w:rPr>
+        <w:t xml:space="preserve">, </w:t>
+      </w:r>
+      <w:r>
+        <w:rPr>
+          <w:rFonts w:ascii="Kokila" w:hAnsi="Kokila" w:cs="Kokila"/>
+          <w:b/>
+          <w:bCs/>
+          <w:sz w:val="40"/>
+          <w:szCs w:val="40"/>
+          <w:cs/>
+          <w:lang w:eastAsia="en-IN"/>
+        </w:rPr>
+        <w:t>चित्रकथी</w:t>
+      </w:r>
+      <w:r>
+        <w:rPr>
+          <w:rFonts w:ascii="Kokila" w:hAnsi="Kokila" w:cs="Kokila"/>
+          <w:b/>
+          <w:bCs/>
+          <w:sz w:val="40"/>
+          <w:szCs w:val="40"/>
+          <w:lang w:eastAsia="en-IN"/>
+        </w:rPr>
+        <w:t xml:space="preserve">, </w:t>
+      </w:r>
+      <w:r>
+        <w:rPr>
+          <w:rFonts w:ascii="Kokila" w:hAnsi="Kokila" w:cs="Kokila"/>
+          <w:b/>
+          <w:bCs/>
+          <w:sz w:val="40"/>
+          <w:szCs w:val="40"/>
+          <w:cs/>
+          <w:lang w:eastAsia="en-IN"/>
+        </w:rPr>
+        <w:t>पारंपरिक मातीची भांडी व कलाकुसर तसेच दशावतार आणि लोकनाट्याची पारंपरिक शैली</w:t>
+      </w:r>
+      <w:r>
+        <w:rPr>
+          <w:rFonts w:ascii="Kokila" w:hAnsi="Kokila" w:cs="Kokila"/>
+          <w:sz w:val="40"/>
+          <w:szCs w:val="40"/>
+          <w:lang w:eastAsia="en-IN"/>
+        </w:rPr>
+        <w:t xml:space="preserve"> </w:t>
+      </w:r>
+      <w:r>
+        <w:rPr>
+          <w:rFonts w:ascii="Kokila" w:hAnsi="Kokila" w:cs="Kokila"/>
+          <w:sz w:val="40"/>
+          <w:szCs w:val="40"/>
+          <w:cs/>
+          <w:lang w:eastAsia="en-IN"/>
+        </w:rPr>
+        <w:t>अशा विविध लुप्त होत चाललेल्या कलांची माहिती देण्यात आली. या कलांमागील पारंपरिक ज्ञान</w:t>
+      </w:r>
+      <w:r>
+        <w:rPr>
+          <w:rFonts w:ascii="Kokila" w:hAnsi="Kokila" w:cs="Kokila"/>
+          <w:sz w:val="40"/>
+          <w:szCs w:val="40"/>
+          <w:lang w:eastAsia="en-IN"/>
+        </w:rPr>
+        <w:t xml:space="preserve">, </w:t>
+      </w:r>
+      <w:r>
+        <w:rPr>
+          <w:rFonts w:ascii="Kokila" w:hAnsi="Kokila" w:cs="Kokila"/>
+          <w:sz w:val="40"/>
+          <w:szCs w:val="40"/>
+          <w:cs/>
+          <w:lang w:eastAsia="en-IN"/>
+        </w:rPr>
+        <w:t>कौशल्य आणि सांस्कृतिक महत्त्व नागरिकांपर्यंत पोहोचविण्याचा प्रयत्न करण्यात आला.</w:t>
+      </w:r>
+    </w:p>
+    <w:p>
+      <w:pPr>
+        <w:widowControl/>
+        <w:autoSpaceDE/>
+        <w:autoSpaceDN/>
+        <w:spacing w:before="100" w:beforeAutospacing="1" w:after="100" w:afterAutospacing="1"/>
+        <w:ind w:left="785"/>
+        <w:jc w:val="both"/>
+        <w:rPr>
+          <w:rFonts w:ascii="Kokila" w:hAnsi="Kokila" w:cs="Kokila"/>
+          <w:sz w:val="40"/>
+          <w:szCs w:val="40"/>
+          <w:lang w:eastAsia="en-IN"/>
+        </w:rPr>
+      </w:pPr>
+      <w:r>
+        <w:rPr>
+          <w:rFonts w:ascii="Kokila" w:hAnsi="Kokila" w:cs="Kokila"/>
+          <w:sz w:val="40"/>
+          <w:szCs w:val="40"/>
+          <w:cs/>
+          <w:lang w:eastAsia="en-IN"/>
+        </w:rPr>
+        <w:t>पोस्टरच्या माध्यमातून</w:t>
+      </w:r>
+      <w:r>
+        <w:rPr>
+          <w:rFonts w:ascii="Kokila" w:hAnsi="Kokila" w:cs="Kokila"/>
+          <w:sz w:val="40"/>
+          <w:szCs w:val="40"/>
+          <w:lang w:eastAsia="en-IN"/>
+        </w:rPr>
+        <w:t xml:space="preserve"> </w:t>
+      </w:r>
+      <w:r>
+        <w:rPr>
+          <w:rFonts w:ascii="Kokila" w:hAnsi="Kokila" w:cs="Kokila"/>
+          <w:b/>
+          <w:bCs/>
+          <w:sz w:val="40"/>
+          <w:szCs w:val="40"/>
+          <w:lang w:eastAsia="en-IN"/>
+        </w:rPr>
+        <w:t>“</w:t>
+      </w:r>
+      <w:r>
+        <w:rPr>
+          <w:rFonts w:ascii="Kokila" w:hAnsi="Kokila" w:cs="Kokila"/>
+          <w:b/>
+          <w:bCs/>
+          <w:sz w:val="40"/>
+          <w:szCs w:val="40"/>
+          <w:cs/>
+          <w:lang w:eastAsia="en-IN"/>
+        </w:rPr>
+        <w:t>एक कलाकार वाचवा</w:t>
+      </w:r>
+      <w:r>
+        <w:rPr>
+          <w:rFonts w:ascii="Kokila" w:hAnsi="Kokila" w:cs="Kokila"/>
+          <w:b/>
+          <w:bCs/>
+          <w:sz w:val="40"/>
+          <w:szCs w:val="40"/>
+          <w:lang w:eastAsia="en-IN"/>
+        </w:rPr>
+        <w:t xml:space="preserve">, </w:t>
+      </w:r>
+      <w:r>
+        <w:rPr>
+          <w:rFonts w:ascii="Kokila" w:hAnsi="Kokila" w:cs="Kokila"/>
+          <w:b/>
+          <w:bCs/>
+          <w:sz w:val="40"/>
+          <w:szCs w:val="40"/>
+          <w:cs/>
+          <w:lang w:eastAsia="en-IN"/>
+        </w:rPr>
+        <w:t>एक कला वाचवा</w:t>
+      </w:r>
+      <w:r>
+        <w:rPr>
+          <w:rFonts w:ascii="Kokila" w:hAnsi="Kokila" w:cs="Kokila"/>
+          <w:b/>
+          <w:bCs/>
+          <w:sz w:val="40"/>
+          <w:szCs w:val="40"/>
+          <w:lang w:eastAsia="en-IN"/>
+        </w:rPr>
+        <w:t xml:space="preserve">, </w:t>
+      </w:r>
+      <w:r>
+        <w:rPr>
+          <w:rFonts w:ascii="Kokila" w:hAnsi="Kokila" w:cs="Kokila"/>
+          <w:b/>
+          <w:bCs/>
+          <w:sz w:val="40"/>
+          <w:szCs w:val="40"/>
+          <w:cs/>
+          <w:lang w:eastAsia="en-IN"/>
+        </w:rPr>
+        <w:t>एक संस्कृती वाचवा”</w:t>
+      </w:r>
+      <w:r>
+        <w:rPr>
+          <w:rFonts w:ascii="Kokila" w:hAnsi="Kokila" w:cs="Kokila"/>
+          <w:sz w:val="40"/>
+          <w:szCs w:val="40"/>
+          <w:lang w:eastAsia="en-IN"/>
+        </w:rPr>
+        <w:t xml:space="preserve"> </w:t>
+      </w:r>
+      <w:r>
+        <w:rPr>
+          <w:rFonts w:ascii="Kokila" w:hAnsi="Kokila" w:cs="Kokila"/>
+          <w:sz w:val="40"/>
+          <w:szCs w:val="40"/>
+          <w:cs/>
+          <w:lang w:eastAsia="en-IN"/>
+        </w:rPr>
+        <w:t>हा विचार प्रभावीपणे मांडण्यात आला. पारंपरिक कलाकारांना योग्य मोबदला मिळणे</w:t>
+      </w:r>
+      <w:r>
+        <w:rPr>
+          <w:rFonts w:ascii="Kokila" w:hAnsi="Kokila" w:cs="Kokila"/>
+          <w:sz w:val="40"/>
+          <w:szCs w:val="40"/>
+          <w:lang w:eastAsia="en-IN"/>
+        </w:rPr>
+        <w:t xml:space="preserve">, </w:t>
+      </w:r>
+      <w:r>
+        <w:rPr>
+          <w:rFonts w:ascii="Kokila" w:hAnsi="Kokila" w:cs="Kokila"/>
+          <w:sz w:val="40"/>
+          <w:szCs w:val="40"/>
+          <w:cs/>
+          <w:lang w:eastAsia="en-IN"/>
+        </w:rPr>
+        <w:t>त्यांच्या कलाकृतींना बाजारपेठ उपलब्ध करून देणे आणि त्यांच्या कौशल्याला प्रोत्साहन देणे आवश्यक असल्याचे सांगण्यात आले.</w:t>
+      </w:r>
+    </w:p>
+    <w:p>
+      <w:pPr>
+        <w:widowControl/>
+        <w:autoSpaceDE/>
+        <w:autoSpaceDN/>
+        <w:spacing w:before="100" w:beforeAutospacing="1" w:after="100" w:afterAutospacing="1"/>
+        <w:ind w:left="785"/>
+        <w:jc w:val="both"/>
+        <w:rPr>
+          <w:rFonts w:ascii="Kokila" w:hAnsi="Kokila" w:cs="Kokila"/>
+          <w:sz w:val="40"/>
+          <w:szCs w:val="40"/>
+          <w:lang w:eastAsia="en-IN"/>
+        </w:rPr>
+      </w:pPr>
+      <w:r>
+        <w:rPr>
+          <w:rFonts w:ascii="Kokila" w:hAnsi="Kokila" w:cs="Kokila"/>
+          <w:sz w:val="40"/>
+          <w:szCs w:val="40"/>
+          <w:cs/>
+          <w:lang w:eastAsia="en-IN"/>
+        </w:rPr>
+        <w:t>तसेच शाळा-महाविद्यालयांमध्ये पारंपरिक कलांचे प्रशिक्षण देणे</w:t>
+      </w:r>
+      <w:r>
+        <w:rPr>
+          <w:rFonts w:ascii="Kokila" w:hAnsi="Kokila" w:cs="Kokila"/>
+          <w:sz w:val="40"/>
+          <w:szCs w:val="40"/>
+          <w:lang w:eastAsia="en-IN"/>
+        </w:rPr>
+        <w:t xml:space="preserve">, </w:t>
+      </w:r>
+      <w:r>
+        <w:rPr>
+          <w:rFonts w:ascii="Kokila" w:hAnsi="Kokila" w:cs="Kokila"/>
+          <w:sz w:val="40"/>
+          <w:szCs w:val="40"/>
+          <w:cs/>
+          <w:lang w:eastAsia="en-IN"/>
+        </w:rPr>
+        <w:t>स्थानिक कलाकारांच्या कलाकृतींची प्रदर्शने भरविणे</w:t>
+      </w:r>
+      <w:r>
+        <w:rPr>
+          <w:rFonts w:ascii="Kokila" w:hAnsi="Kokila" w:cs="Kokila"/>
+          <w:sz w:val="40"/>
+          <w:szCs w:val="40"/>
+          <w:lang w:eastAsia="en-IN"/>
+        </w:rPr>
+        <w:t xml:space="preserve">, </w:t>
+      </w:r>
+      <w:r>
+        <w:rPr>
+          <w:rFonts w:ascii="Kokila" w:hAnsi="Kokila" w:cs="Kokila"/>
+          <w:sz w:val="40"/>
+          <w:szCs w:val="40"/>
+          <w:cs/>
+          <w:lang w:eastAsia="en-IN"/>
+        </w:rPr>
+        <w:t>पारंपरिक कलांना आधुनिक डिझाइनशी जोडणे आणि सोशल मीडियाच्या माध्यमातून या कलांचा प्रचार करणे यांसारख्या माध्यमांतून</w:t>
+      </w:r>
+      <w:r>
+        <w:rPr>
+          <w:rFonts w:ascii="Kokila" w:hAnsi="Kokila" w:cs="Kokila"/>
+          <w:sz w:val="40"/>
+          <w:szCs w:val="40"/>
+          <w:lang w:eastAsia="en-IN"/>
+        </w:rPr>
+        <w:t xml:space="preserve"> </w:t>
+      </w:r>
+      <w:r>
+        <w:rPr>
+          <w:rFonts w:ascii="Kokila" w:hAnsi="Kokila" w:cs="Kokila"/>
+          <w:b/>
+          <w:bCs/>
+          <w:sz w:val="40"/>
+          <w:szCs w:val="40"/>
+          <w:cs/>
+          <w:lang w:eastAsia="en-IN"/>
+        </w:rPr>
+        <w:t>लुप्त होणाऱ्या कलांचे संवर्धन कसे करता येईल</w:t>
+      </w:r>
+      <w:r>
+        <w:rPr>
+          <w:rFonts w:ascii="Kokila" w:hAnsi="Kokila" w:cs="Kokila"/>
+          <w:sz w:val="40"/>
+          <w:szCs w:val="40"/>
+          <w:lang w:eastAsia="en-IN"/>
+        </w:rPr>
+        <w:t xml:space="preserve">, </w:t>
+      </w:r>
+      <w:r>
+        <w:rPr>
+          <w:rFonts w:ascii="Kokila" w:hAnsi="Kokila" w:cs="Kokila"/>
+          <w:sz w:val="40"/>
+          <w:szCs w:val="40"/>
+          <w:cs/>
+          <w:lang w:eastAsia="en-IN"/>
+        </w:rPr>
+        <w:t>याबाबतही जनजागृती करण्यात आली.</w:t>
+      </w:r>
+    </w:p>
+    <w:p>
+      <w:pPr>
+        <w:widowControl/>
+        <w:autoSpaceDE/>
+        <w:autoSpaceDN/>
+        <w:spacing w:before="100" w:beforeAutospacing="1" w:after="100" w:afterAutospacing="1"/>
+        <w:ind w:left="785"/>
+        <w:jc w:val="both"/>
+        <w:rPr>
+          <w:rFonts w:ascii="Kokila" w:hAnsi="Kokila" w:cs="Kokila"/>
+          <w:sz w:val="40"/>
+          <w:szCs w:val="40"/>
+          <w:lang w:eastAsia="en-IN"/>
+        </w:rPr>
+      </w:pPr>
+      <w:r>
+        <w:rPr>
+          <w:rFonts w:ascii="Kokila" w:hAnsi="Kokila" w:cs="Kokila"/>
+          <w:sz w:val="40"/>
+          <w:szCs w:val="40"/>
+          <w:cs/>
+          <w:lang w:eastAsia="en-IN"/>
+        </w:rPr>
+        <w:lastRenderedPageBreak/>
+        <w:t>या उपक्रमाचा मुख्य उद्देश</w:t>
+      </w:r>
+      <w:r>
+        <w:rPr>
+          <w:rFonts w:ascii="Kokila" w:hAnsi="Kokila" w:cs="Kokila"/>
+          <w:sz w:val="40"/>
+          <w:szCs w:val="40"/>
+          <w:lang w:eastAsia="en-IN"/>
+        </w:rPr>
+        <w:t xml:space="preserve"> </w:t>
+      </w:r>
+      <w:r>
+        <w:rPr>
+          <w:rFonts w:ascii="Kokila" w:hAnsi="Kokila" w:cs="Kokila"/>
+          <w:b/>
+          <w:bCs/>
+          <w:sz w:val="40"/>
+          <w:szCs w:val="40"/>
+          <w:cs/>
+          <w:lang w:eastAsia="en-IN"/>
+        </w:rPr>
+        <w:t>नवीन पिढीला आपल्या पारंपरिक कला व सांस्कृतिक वारशाची ओळख करून देणे आणि या कलांच्या संवर्धनासाठी समाजाने पुढाकार घ्यावा</w:t>
+      </w:r>
+      <w:r>
+        <w:rPr>
+          <w:rFonts w:ascii="Kokila" w:hAnsi="Kokila" w:cs="Kokila"/>
+          <w:sz w:val="40"/>
+          <w:szCs w:val="40"/>
+          <w:lang w:eastAsia="en-IN"/>
+        </w:rPr>
+        <w:t xml:space="preserve"> </w:t>
+      </w:r>
+      <w:r>
+        <w:rPr>
+          <w:rFonts w:ascii="Kokila" w:hAnsi="Kokila" w:cs="Kokila"/>
+          <w:sz w:val="40"/>
+          <w:szCs w:val="40"/>
+          <w:cs/>
+          <w:lang w:eastAsia="en-IN"/>
+        </w:rPr>
+        <w:t>हा होता. “वारसा फक्त संग्रहालयात ठेवायचा नसतो</w:t>
+      </w:r>
+      <w:r>
+        <w:rPr>
+          <w:rFonts w:ascii="Kokila" w:hAnsi="Kokila" w:cs="Kokila"/>
+          <w:sz w:val="40"/>
+          <w:szCs w:val="40"/>
+          <w:lang w:eastAsia="en-IN"/>
+        </w:rPr>
+        <w:t xml:space="preserve">, </w:t>
+      </w:r>
+      <w:r>
+        <w:rPr>
+          <w:rFonts w:ascii="Kokila" w:hAnsi="Kokila" w:cs="Kokila"/>
+          <w:sz w:val="40"/>
+          <w:szCs w:val="40"/>
+          <w:cs/>
+          <w:lang w:eastAsia="en-IN"/>
+        </w:rPr>
+        <w:t>तो पुढच्या पिढीच्या हातात द्यायचा असतो” हा महत्त्वपूर्ण संदेश या पोस्टरमधून देण्यात आला.</w:t>
+      </w:r>
+    </w:p>
+    <w:p>
+      <w:pPr>
+        <w:widowControl/>
+        <w:autoSpaceDE/>
+        <w:autoSpaceDN/>
+        <w:spacing w:before="100" w:beforeAutospacing="1" w:after="100" w:afterAutospacing="1"/>
+        <w:ind w:left="785"/>
+        <w:jc w:val="both"/>
+        <w:rPr>
+          <w:rFonts w:ascii="Kokila" w:hAnsi="Kokila" w:cs="Kokila"/>
+          <w:sz w:val="40"/>
+          <w:szCs w:val="40"/>
+          <w:lang w:eastAsia="en-IN"/>
+        </w:rPr>
+      </w:pPr>
+      <w:r>
+        <w:rPr>
+          <w:rFonts w:ascii="Kokila" w:hAnsi="Kokila" w:cs="Kokila"/>
+          <w:sz w:val="40"/>
+          <w:szCs w:val="40"/>
+          <w:cs/>
+          <w:lang w:eastAsia="en-IN"/>
+        </w:rPr>
+        <w:t>गणेशोत्सवासारख्या सार्वजनिक उत्सवाच्या माध्यमातून धार्मिक कार्यक्रमांसोबतच</w:t>
+      </w:r>
+      <w:r>
+        <w:rPr>
+          <w:rFonts w:ascii="Kokila" w:hAnsi="Kokila" w:cs="Kokila"/>
+          <w:sz w:val="40"/>
+          <w:szCs w:val="40"/>
+          <w:lang w:eastAsia="en-IN"/>
+        </w:rPr>
+        <w:t xml:space="preserve"> </w:t>
+      </w:r>
+      <w:r>
+        <w:rPr>
+          <w:rFonts w:ascii="Kokila" w:hAnsi="Kokila" w:cs="Kokila"/>
+          <w:b/>
+          <w:bCs/>
+          <w:sz w:val="40"/>
+          <w:szCs w:val="40"/>
+          <w:cs/>
+          <w:lang w:eastAsia="en-IN"/>
+        </w:rPr>
+        <w:t>सांस्कृतिक वारसा</w:t>
+      </w:r>
+      <w:r>
+        <w:rPr>
+          <w:rFonts w:ascii="Kokila" w:hAnsi="Kokila" w:cs="Kokila"/>
+          <w:b/>
+          <w:bCs/>
+          <w:sz w:val="40"/>
+          <w:szCs w:val="40"/>
+          <w:lang w:eastAsia="en-IN"/>
+        </w:rPr>
+        <w:t xml:space="preserve">, </w:t>
+      </w:r>
+      <w:r>
+        <w:rPr>
+          <w:rFonts w:ascii="Kokila" w:hAnsi="Kokila" w:cs="Kokila"/>
+          <w:b/>
+          <w:bCs/>
+          <w:sz w:val="40"/>
+          <w:szCs w:val="40"/>
+          <w:cs/>
+          <w:lang w:eastAsia="en-IN"/>
+        </w:rPr>
+        <w:t>लोककला आणि पारंपरिक कौशल्यांच्या जतनासाठी जनजागृती करण्याचा श्री बडादादा गणपती नवयुवक मित्र मंडळाचा हा उपक्रम अत्यंत कौतुकास्पद आणि प्रेरणादायी ठरला.</w:t>
+      </w:r>
+    </w:p>
+    <w:p>
+      <w:pPr>
+        <w:widowControl/>
+        <w:autoSpaceDE/>
+        <w:autoSpaceDN/>
+        <w:spacing w:before="100" w:beforeAutospacing="1" w:after="100" w:afterAutospacing="1"/>
+        <w:ind w:left="1145"/>
+        <w:outlineLvl w:val="2"/>
+        <w:rPr>
+          <w:rFonts w:ascii="Kokila" w:hAnsi="Kokila" w:cs="Kokila"/>
+          <w:b/>
+          <w:bCs/>
+          <w:sz w:val="44"/>
+          <w:szCs w:val="44"/>
+          <w:lang w:eastAsia="en-IN"/>
+        </w:rPr>
+      </w:pPr>
+    </w:p>
+    <w:p>
+      <w:pPr>
+        <w:widowControl/>
+        <w:autoSpaceDE/>
+        <w:autoSpaceDN/>
+        <w:spacing w:before="100" w:beforeAutospacing="1" w:after="100" w:afterAutospacing="1"/>
+        <w:ind w:left="1145"/>
+        <w:outlineLvl w:val="2"/>
+        <w:rPr>
+          <w:rFonts w:ascii="Kokila" w:hAnsi="Kokila" w:cs="Kokila"/>
+          <w:b/>
+          <w:bCs/>
+          <w:sz w:val="44"/>
+          <w:szCs w:val="44"/>
+          <w:lang w:eastAsia="en-IN"/>
+        </w:rPr>
+      </w:pPr>
+    </w:p>
+    <w:p>
+      <w:pPr>
+        <w:pStyle w:val="ListParagraph"/>
+        <w:ind w:left="785" w:firstLine="0"/>
+        <w:rPr>
+          <w:rFonts w:ascii="Kokila" w:hAnsi="Kokila" w:cs="Kokila"/>
+          <w:sz w:val="50"/>
+          <w:szCs w:val="50"/>
+          <w:cs/>
+        </w:rPr>
+      </w:pPr>
     </w:p>
     <w:p>
       <w:pPr>
@@ -8536,6 +11035,1104 @@
     <w:p>
       <w:pPr>
         <w:pStyle w:val="ListParagraph"/>
+        <w:widowControl/>
+        <w:numPr>
+          <w:ilvl w:val="0"/>
+          <w:numId w:val="21"/>
+        </w:numPr>
+        <w:autoSpaceDE/>
+        <w:autoSpaceDN/>
+        <w:spacing w:before="100" w:beforeAutospacing="1" w:after="100" w:afterAutospacing="1"/>
+        <w:outlineLvl w:val="2"/>
+        <w:rPr>
+          <w:rFonts w:ascii="Kokila" w:hAnsi="Kokila" w:cs="Kokila"/>
+          <w:b/>
+          <w:bCs/>
+          <w:sz w:val="44"/>
+          <w:szCs w:val="44"/>
+          <w:lang w:eastAsia="en-IN"/>
+        </w:rPr>
+      </w:pPr>
+      <w:r>
+        <w:rPr>
+          <w:rFonts w:ascii="Kokila" w:hAnsi="Kokila" w:cs="Kokila"/>
+          <w:b/>
+          <w:bCs/>
+          <w:sz w:val="44"/>
+          <w:szCs w:val="44"/>
+          <w:lang w:eastAsia="en-IN"/>
+        </w:rPr>
+        <w:t>“</w:t>
+      </w:r>
+      <w:r>
+        <w:rPr>
+          <w:rFonts w:ascii="Kokila" w:hAnsi="Kokila" w:cs="Kokila"/>
+          <w:b/>
+          <w:bCs/>
+          <w:sz w:val="44"/>
+          <w:szCs w:val="44"/>
+          <w:cs/>
+          <w:lang w:eastAsia="en-IN"/>
+        </w:rPr>
+        <w:t>दुर्मिळ वस्तूंच्या जतनातून</w:t>
+      </w:r>
+      <w:r>
+        <w:rPr>
+          <w:rFonts w:ascii="Kokila" w:hAnsi="Kokila" w:cs="Kokila"/>
+          <w:b/>
+          <w:bCs/>
+          <w:sz w:val="44"/>
+          <w:szCs w:val="44"/>
+          <w:cs/>
+          <w:lang w:eastAsia="en-IN"/>
+        </w:rPr>
+        <w:t xml:space="preserve"> आणि जनजागृतीतून</w:t>
+      </w:r>
+      <w:r>
+        <w:rPr>
+          <w:rFonts w:ascii="Kokila" w:hAnsi="Kokila" w:cs="Kokila"/>
+          <w:b/>
+          <w:bCs/>
+          <w:sz w:val="44"/>
+          <w:szCs w:val="44"/>
+          <w:cs/>
+          <w:lang w:eastAsia="en-IN"/>
+        </w:rPr>
+        <w:t xml:space="preserve"> इतिहास व संस्कृतीचा वारसा संवर्धन”</w:t>
+      </w:r>
+    </w:p>
+    <w:p>
+      <w:pPr>
+        <w:widowControl/>
+        <w:autoSpaceDE/>
+        <w:autoSpaceDN/>
+        <w:spacing w:before="100" w:beforeAutospacing="1" w:after="100" w:afterAutospacing="1"/>
+        <w:ind w:left="1145"/>
+        <w:jc w:val="both"/>
+        <w:rPr>
+          <w:rFonts w:ascii="Kokila" w:hAnsi="Kokila" w:cs="Kokila"/>
+          <w:sz w:val="40"/>
+          <w:szCs w:val="40"/>
+          <w:lang w:eastAsia="en-IN"/>
+        </w:rPr>
+      </w:pPr>
+      <w:r>
+        <w:rPr>
+          <w:rFonts w:ascii="Kokila" w:hAnsi="Kokila" w:cs="Kokila"/>
+          <w:sz w:val="40"/>
+          <w:szCs w:val="40"/>
+          <w:cs/>
+          <w:lang w:eastAsia="en-IN"/>
+        </w:rPr>
+        <w:t>श्री बडादादा गणपती नवयुवक मित्र मंडळाच्या वतीने गणेशोत्सवाच्या काळात</w:t>
+      </w:r>
+      <w:r>
+        <w:rPr>
+          <w:rFonts w:ascii="Kokila" w:hAnsi="Kokila" w:cs="Kokila"/>
+          <w:sz w:val="40"/>
+          <w:szCs w:val="40"/>
+          <w:lang w:eastAsia="en-IN"/>
+        </w:rPr>
+        <w:t xml:space="preserve"> </w:t>
+      </w:r>
+      <w:r>
+        <w:rPr>
+          <w:rFonts w:ascii="Kokila" w:hAnsi="Kokila" w:cs="Kokila"/>
+          <w:b/>
+          <w:bCs/>
+          <w:sz w:val="40"/>
+          <w:szCs w:val="40"/>
+          <w:cs/>
+          <w:lang w:eastAsia="en-IN"/>
+        </w:rPr>
+        <w:t>कलांचे जतन व संवर्धन</w:t>
+      </w:r>
+      <w:r>
+        <w:rPr>
+          <w:rFonts w:ascii="Kokila" w:hAnsi="Kokila" w:cs="Kokila"/>
+          <w:sz w:val="40"/>
+          <w:szCs w:val="40"/>
+          <w:lang w:eastAsia="en-IN"/>
+        </w:rPr>
+        <w:t xml:space="preserve"> </w:t>
+      </w:r>
+      <w:r>
+        <w:rPr>
+          <w:rFonts w:ascii="Kokila" w:hAnsi="Kokila" w:cs="Kokila"/>
+          <w:sz w:val="40"/>
+          <w:szCs w:val="40"/>
+          <w:cs/>
+          <w:lang w:eastAsia="en-IN"/>
+        </w:rPr>
+        <w:t>या विषयांतर्गत दुर्मिळ नाणी</w:t>
+      </w:r>
+      <w:r>
+        <w:rPr>
+          <w:rFonts w:ascii="Kokila" w:hAnsi="Kokila" w:cs="Kokila"/>
+          <w:sz w:val="40"/>
+          <w:szCs w:val="40"/>
+          <w:lang w:eastAsia="en-IN"/>
+        </w:rPr>
+        <w:t xml:space="preserve">, </w:t>
+      </w:r>
+      <w:r>
+        <w:rPr>
+          <w:rFonts w:ascii="Kokila" w:hAnsi="Kokila" w:cs="Kokila"/>
+          <w:sz w:val="40"/>
+          <w:szCs w:val="40"/>
+          <w:cs/>
+          <w:lang w:eastAsia="en-IN"/>
+        </w:rPr>
+        <w:t>ऐतिहासिक शस्त्रे आणि पारंपरिक भांडी याबाबत विशेष जनजागृतीपर उपक्रम राबविण्यात आला. या उपक्रमाचा मुख्य उद्देश नवीन पिढीला आपल्या पूर्वजांचा इतिहास</w:t>
+      </w:r>
+      <w:r>
+        <w:rPr>
+          <w:rFonts w:ascii="Kokila" w:hAnsi="Kokila" w:cs="Kokila"/>
+          <w:sz w:val="40"/>
+          <w:szCs w:val="40"/>
+          <w:lang w:eastAsia="en-IN"/>
+        </w:rPr>
+        <w:t xml:space="preserve">, </w:t>
+      </w:r>
+      <w:r>
+        <w:rPr>
+          <w:rFonts w:ascii="Kokila" w:hAnsi="Kokila" w:cs="Kokila"/>
+          <w:sz w:val="40"/>
+          <w:szCs w:val="40"/>
+          <w:cs/>
+          <w:lang w:eastAsia="en-IN"/>
+        </w:rPr>
+        <w:t>कला</w:t>
+      </w:r>
+      <w:r>
+        <w:rPr>
+          <w:rFonts w:ascii="Kokila" w:hAnsi="Kokila" w:cs="Kokila"/>
+          <w:sz w:val="40"/>
+          <w:szCs w:val="40"/>
+          <w:lang w:eastAsia="en-IN"/>
+        </w:rPr>
+        <w:t xml:space="preserve">, </w:t>
+      </w:r>
+      <w:r>
+        <w:rPr>
+          <w:rFonts w:ascii="Kokila" w:hAnsi="Kokila" w:cs="Kokila"/>
+          <w:sz w:val="40"/>
+          <w:szCs w:val="40"/>
+          <w:cs/>
+          <w:lang w:eastAsia="en-IN"/>
+        </w:rPr>
+        <w:t>संस्कृती आणि पारंपरिक वस्तूंचे महत्त्व समजावून देणे हा होता.</w:t>
+      </w:r>
+    </w:p>
+    <w:p>
+      <w:pPr>
+        <w:widowControl/>
+        <w:autoSpaceDE/>
+        <w:autoSpaceDN/>
+        <w:spacing w:before="100" w:beforeAutospacing="1" w:after="100" w:afterAutospacing="1"/>
+        <w:ind w:left="1145"/>
+        <w:jc w:val="both"/>
+        <w:rPr>
+          <w:rFonts w:ascii="Kokila" w:hAnsi="Kokila" w:cs="Kokila"/>
+          <w:sz w:val="40"/>
+          <w:szCs w:val="40"/>
+          <w:lang w:eastAsia="en-IN"/>
+        </w:rPr>
+      </w:pPr>
+      <w:r>
+        <w:rPr>
+          <w:rFonts w:ascii="Kokila" w:hAnsi="Kokila" w:cs="Kokila"/>
+          <w:sz w:val="40"/>
+          <w:szCs w:val="40"/>
+          <w:cs/>
+          <w:lang w:eastAsia="en-IN"/>
+        </w:rPr>
+        <w:t>या उपक्रमासाठी</w:t>
+      </w:r>
+      <w:r>
+        <w:rPr>
+          <w:rFonts w:ascii="Kokila" w:hAnsi="Kokila" w:cs="Kokila"/>
+          <w:sz w:val="40"/>
+          <w:szCs w:val="40"/>
+          <w:lang w:eastAsia="en-IN"/>
+        </w:rPr>
+        <w:t xml:space="preserve"> </w:t>
+      </w:r>
+      <w:r>
+        <w:rPr>
+          <w:rFonts w:ascii="Kokila" w:hAnsi="Kokila" w:cs="Kokila"/>
+          <w:b/>
+          <w:bCs/>
+          <w:sz w:val="40"/>
+          <w:szCs w:val="40"/>
+          <w:cs/>
+          <w:lang w:eastAsia="en-IN"/>
+        </w:rPr>
+        <w:t>दुर्मिळ नाणी</w:t>
+      </w:r>
+      <w:r>
+        <w:rPr>
+          <w:rFonts w:ascii="Kokila" w:hAnsi="Kokila" w:cs="Kokila"/>
+          <w:b/>
+          <w:bCs/>
+          <w:sz w:val="40"/>
+          <w:szCs w:val="40"/>
+          <w:lang w:eastAsia="en-IN"/>
+        </w:rPr>
+        <w:t xml:space="preserve">, </w:t>
+      </w:r>
+      <w:r>
+        <w:rPr>
+          <w:rFonts w:ascii="Kokila" w:hAnsi="Kokila" w:cs="Kokila"/>
+          <w:b/>
+          <w:bCs/>
+          <w:sz w:val="40"/>
+          <w:szCs w:val="40"/>
+          <w:cs/>
+          <w:lang w:eastAsia="en-IN"/>
+        </w:rPr>
+        <w:t>ऐतिहासिक शस्त्रे आणि प्राचीन भांड्यांची माहिती देणारे आकर्षक पोस्टर</w:t>
+      </w:r>
+      <w:r>
+        <w:rPr>
+          <w:rFonts w:ascii="Kokila" w:hAnsi="Kokila" w:cs="Kokila"/>
+          <w:sz w:val="40"/>
+          <w:szCs w:val="40"/>
+          <w:lang w:eastAsia="en-IN"/>
+        </w:rPr>
+        <w:t xml:space="preserve"> </w:t>
+      </w:r>
+      <w:r>
+        <w:rPr>
+          <w:rFonts w:ascii="Kokila" w:hAnsi="Kokila" w:cs="Kokila"/>
+          <w:sz w:val="40"/>
+          <w:szCs w:val="40"/>
+          <w:cs/>
+          <w:lang w:eastAsia="en-IN"/>
+        </w:rPr>
+        <w:t>तयार करून नागरिकांसाठी प्रदर्शित करण्यात आले. पोस्टरच्या माध्यमातून नाण्यांचा इतिहास</w:t>
+      </w:r>
+      <w:r>
+        <w:rPr>
+          <w:rFonts w:ascii="Kokila" w:hAnsi="Kokila" w:cs="Kokila"/>
+          <w:sz w:val="40"/>
+          <w:szCs w:val="40"/>
+          <w:lang w:eastAsia="en-IN"/>
+        </w:rPr>
+        <w:t xml:space="preserve">, </w:t>
+      </w:r>
+      <w:r>
+        <w:rPr>
+          <w:rFonts w:ascii="Kokila" w:hAnsi="Kokila" w:cs="Kokila"/>
+          <w:sz w:val="40"/>
+          <w:szCs w:val="40"/>
+          <w:cs/>
+          <w:lang w:eastAsia="en-IN"/>
+        </w:rPr>
+        <w:t>नाण्यांवरील चिन्हे</w:t>
+      </w:r>
+      <w:r>
+        <w:rPr>
+          <w:rFonts w:ascii="Kokila" w:hAnsi="Kokila" w:cs="Kokila"/>
+          <w:sz w:val="40"/>
+          <w:szCs w:val="40"/>
+          <w:lang w:eastAsia="en-IN"/>
+        </w:rPr>
+        <w:t xml:space="preserve">, </w:t>
+      </w:r>
+      <w:r>
+        <w:rPr>
+          <w:rFonts w:ascii="Kokila" w:hAnsi="Kokila" w:cs="Kokila"/>
+          <w:sz w:val="40"/>
+          <w:szCs w:val="40"/>
+          <w:cs/>
+          <w:lang w:eastAsia="en-IN"/>
+        </w:rPr>
+        <w:t>तत्कालीन राजवटी</w:t>
+      </w:r>
+      <w:r>
+        <w:rPr>
+          <w:rFonts w:ascii="Kokila" w:hAnsi="Kokila" w:cs="Kokila"/>
+          <w:sz w:val="40"/>
+          <w:szCs w:val="40"/>
+          <w:lang w:eastAsia="en-IN"/>
+        </w:rPr>
+        <w:t xml:space="preserve">, </w:t>
+      </w:r>
+      <w:r>
+        <w:rPr>
+          <w:rFonts w:ascii="Kokila" w:hAnsi="Kokila" w:cs="Kokila"/>
+          <w:sz w:val="40"/>
+          <w:szCs w:val="40"/>
+          <w:cs/>
+          <w:lang w:eastAsia="en-IN"/>
+        </w:rPr>
+        <w:t>व्यापार आणि आर्थिक व्यवस्थेबाबत माहिती देण्यात आली. अशा जुन्या नाण्यांच्या अभ्यासातून त्या काळातील सामाजिक</w:t>
+      </w:r>
+      <w:r>
+        <w:rPr>
+          <w:rFonts w:ascii="Kokila" w:hAnsi="Kokila" w:cs="Kokila"/>
+          <w:sz w:val="40"/>
+          <w:szCs w:val="40"/>
+          <w:lang w:eastAsia="en-IN"/>
+        </w:rPr>
+        <w:t xml:space="preserve">, </w:t>
+      </w:r>
+      <w:r>
+        <w:rPr>
+          <w:rFonts w:ascii="Kokila" w:hAnsi="Kokila" w:cs="Kokila"/>
+          <w:sz w:val="40"/>
+          <w:szCs w:val="40"/>
+          <w:cs/>
+          <w:lang w:eastAsia="en-IN"/>
+        </w:rPr>
+        <w:t>आर्थिक आणि सांस्कृतिक जीवनाची माहिती मिळते</w:t>
+      </w:r>
+      <w:r>
+        <w:rPr>
+          <w:rFonts w:ascii="Kokila" w:hAnsi="Kokila" w:cs="Kokila"/>
+          <w:sz w:val="40"/>
+          <w:szCs w:val="40"/>
+          <w:lang w:eastAsia="en-IN"/>
+        </w:rPr>
+        <w:t xml:space="preserve">, </w:t>
+      </w:r>
+      <w:r>
+        <w:rPr>
+          <w:rFonts w:ascii="Kokila" w:hAnsi="Kokila" w:cs="Kokila"/>
+          <w:sz w:val="40"/>
+          <w:szCs w:val="40"/>
+          <w:cs/>
+          <w:lang w:eastAsia="en-IN"/>
+        </w:rPr>
+        <w:t>हे नागरिकांना समजावून सांगण्यात आले.</w:t>
+      </w:r>
+    </w:p>
+    <w:p>
+      <w:pPr>
+        <w:widowControl/>
+        <w:autoSpaceDE/>
+        <w:autoSpaceDN/>
+        <w:spacing w:before="100" w:beforeAutospacing="1" w:after="100" w:afterAutospacing="1"/>
+        <w:ind w:left="1145"/>
+        <w:jc w:val="both"/>
+        <w:rPr>
+          <w:rFonts w:ascii="Kokila" w:hAnsi="Kokila" w:cs="Kokila"/>
+          <w:sz w:val="40"/>
+          <w:szCs w:val="40"/>
+          <w:lang w:eastAsia="en-IN"/>
+        </w:rPr>
+      </w:pPr>
+      <w:r>
+        <w:rPr>
+          <w:rFonts w:ascii="Kokila" w:hAnsi="Kokila" w:cs="Kokila"/>
+          <w:sz w:val="40"/>
+          <w:szCs w:val="40"/>
+          <w:cs/>
+          <w:lang w:eastAsia="en-IN"/>
+        </w:rPr>
+        <w:t>तसेच</w:t>
+      </w:r>
+      <w:r>
+        <w:rPr>
+          <w:rFonts w:ascii="Kokila" w:hAnsi="Kokila" w:cs="Kokila"/>
+          <w:sz w:val="40"/>
+          <w:szCs w:val="40"/>
+          <w:lang w:eastAsia="en-IN"/>
+        </w:rPr>
+        <w:t xml:space="preserve"> </w:t>
+      </w:r>
+      <w:r>
+        <w:rPr>
+          <w:rFonts w:ascii="Kokila" w:hAnsi="Kokila" w:cs="Kokila"/>
+          <w:b/>
+          <w:bCs/>
+          <w:sz w:val="40"/>
+          <w:szCs w:val="40"/>
+          <w:cs/>
+          <w:lang w:eastAsia="en-IN"/>
+        </w:rPr>
+        <w:t>जुनी व दुर्मिळ शस्त्रे प्रत्यक्ष प्रदर्शनात ठेवण्यात आली.</w:t>
+      </w:r>
+      <w:r>
+        <w:rPr>
+          <w:rFonts w:ascii="Kokila" w:hAnsi="Kokila" w:cs="Kokila"/>
+          <w:sz w:val="40"/>
+          <w:szCs w:val="40"/>
+          <w:lang w:eastAsia="en-IN"/>
+        </w:rPr>
+        <w:t xml:space="preserve"> </w:t>
+      </w:r>
+      <w:r>
+        <w:rPr>
+          <w:rFonts w:ascii="Kokila" w:hAnsi="Kokila" w:cs="Kokila"/>
+          <w:sz w:val="40"/>
+          <w:szCs w:val="40"/>
+          <w:cs/>
+          <w:lang w:eastAsia="en-IN"/>
+        </w:rPr>
+        <w:t>तलवार</w:t>
+      </w:r>
+      <w:r>
+        <w:rPr>
+          <w:rFonts w:ascii="Kokila" w:hAnsi="Kokila" w:cs="Kokila"/>
+          <w:sz w:val="40"/>
+          <w:szCs w:val="40"/>
+          <w:lang w:eastAsia="en-IN"/>
+        </w:rPr>
+        <w:t xml:space="preserve">, </w:t>
+      </w:r>
+      <w:r>
+        <w:rPr>
+          <w:rFonts w:ascii="Kokila" w:hAnsi="Kokila" w:cs="Kokila"/>
+          <w:sz w:val="40"/>
+          <w:szCs w:val="40"/>
+          <w:cs/>
+          <w:lang w:eastAsia="en-IN"/>
+        </w:rPr>
+        <w:t>भाला</w:t>
+      </w:r>
+      <w:r>
+        <w:rPr>
+          <w:rFonts w:ascii="Kokila" w:hAnsi="Kokila" w:cs="Kokila"/>
+          <w:sz w:val="40"/>
+          <w:szCs w:val="40"/>
+          <w:lang w:eastAsia="en-IN"/>
+        </w:rPr>
+        <w:t xml:space="preserve">, </w:t>
+      </w:r>
+      <w:r>
+        <w:rPr>
+          <w:rFonts w:ascii="Kokila" w:hAnsi="Kokila" w:cs="Kokila"/>
+          <w:sz w:val="40"/>
+          <w:szCs w:val="40"/>
+          <w:cs/>
+          <w:lang w:eastAsia="en-IN"/>
+        </w:rPr>
+        <w:t>कट्यार</w:t>
+      </w:r>
+      <w:r>
+        <w:rPr>
+          <w:rFonts w:ascii="Kokila" w:hAnsi="Kokila" w:cs="Kokila"/>
+          <w:sz w:val="40"/>
+          <w:szCs w:val="40"/>
+          <w:lang w:eastAsia="en-IN"/>
+        </w:rPr>
+        <w:t xml:space="preserve">, </w:t>
+      </w:r>
+      <w:r>
+        <w:rPr>
+          <w:rFonts w:ascii="Kokila" w:hAnsi="Kokila" w:cs="Kokila"/>
+          <w:sz w:val="40"/>
+          <w:szCs w:val="40"/>
+          <w:cs/>
+          <w:lang w:eastAsia="en-IN"/>
+        </w:rPr>
+        <w:t>ढाल</w:t>
+      </w:r>
+      <w:r>
+        <w:rPr>
+          <w:rFonts w:ascii="Kokila" w:hAnsi="Kokila" w:cs="Kokila"/>
+          <w:sz w:val="40"/>
+          <w:szCs w:val="40"/>
+          <w:lang w:eastAsia="en-IN"/>
+        </w:rPr>
+        <w:t xml:space="preserve">, </w:t>
+      </w:r>
+      <w:r>
+        <w:rPr>
+          <w:rFonts w:ascii="Kokila" w:hAnsi="Kokila" w:cs="Kokila"/>
+          <w:sz w:val="40"/>
+          <w:szCs w:val="40"/>
+          <w:cs/>
+          <w:lang w:eastAsia="en-IN"/>
+        </w:rPr>
+        <w:t>गदा</w:t>
+      </w:r>
+      <w:r>
+        <w:rPr>
+          <w:rFonts w:ascii="Kokila" w:hAnsi="Kokila" w:cs="Kokila"/>
+          <w:sz w:val="40"/>
+          <w:szCs w:val="40"/>
+          <w:lang w:eastAsia="en-IN"/>
+        </w:rPr>
+        <w:t xml:space="preserve">, </w:t>
+      </w:r>
+      <w:r>
+        <w:rPr>
+          <w:rFonts w:ascii="Kokila" w:hAnsi="Kokila" w:cs="Kokila"/>
+          <w:sz w:val="40"/>
+          <w:szCs w:val="40"/>
+          <w:cs/>
+          <w:lang w:eastAsia="en-IN"/>
+        </w:rPr>
+        <w:t>धनुष्य-बाण यांसारख्या ऐतिहासिक शस्त्रांच्या माध्यमातून महाराष्ट्राच्या शौर्यपरंपरेची आणि प्राचीन कारागिरीची ओळख करून देण्यात आली. या शस्त्रांचे महत्त्व केवळ युद्धापुरते नसून त्यातून तत्कालीन धातुकाम</w:t>
+      </w:r>
+      <w:r>
+        <w:rPr>
+          <w:rFonts w:ascii="Kokila" w:hAnsi="Kokila" w:cs="Kokila"/>
+          <w:sz w:val="40"/>
+          <w:szCs w:val="40"/>
+          <w:lang w:eastAsia="en-IN"/>
+        </w:rPr>
+        <w:t xml:space="preserve">, </w:t>
+      </w:r>
+      <w:r>
+        <w:rPr>
+          <w:rFonts w:ascii="Kokila" w:hAnsi="Kokila" w:cs="Kokila"/>
+          <w:sz w:val="40"/>
+          <w:szCs w:val="40"/>
+          <w:cs/>
+          <w:lang w:eastAsia="en-IN"/>
+        </w:rPr>
+        <w:t>कारागिरी</w:t>
+      </w:r>
+      <w:r>
+        <w:rPr>
+          <w:rFonts w:ascii="Kokila" w:hAnsi="Kokila" w:cs="Kokila"/>
+          <w:sz w:val="40"/>
+          <w:szCs w:val="40"/>
+          <w:lang w:eastAsia="en-IN"/>
+        </w:rPr>
+        <w:t xml:space="preserve">, </w:t>
+      </w:r>
+      <w:r>
+        <w:rPr>
+          <w:rFonts w:ascii="Kokila" w:hAnsi="Kokila" w:cs="Kokila"/>
+          <w:sz w:val="40"/>
+          <w:szCs w:val="40"/>
+          <w:cs/>
+          <w:lang w:eastAsia="en-IN"/>
+        </w:rPr>
+        <w:t>तंत्रज्ञान आणि ऐतिहासिक परिस्थितीची माहिती मिळते</w:t>
+      </w:r>
+      <w:r>
+        <w:rPr>
+          <w:rFonts w:ascii="Kokila" w:hAnsi="Kokila" w:cs="Kokila"/>
+          <w:sz w:val="40"/>
+          <w:szCs w:val="40"/>
+          <w:lang w:eastAsia="en-IN"/>
+        </w:rPr>
+        <w:t xml:space="preserve">, </w:t>
+      </w:r>
+      <w:r>
+        <w:rPr>
+          <w:rFonts w:ascii="Kokila" w:hAnsi="Kokila" w:cs="Kokila"/>
+          <w:sz w:val="40"/>
+          <w:szCs w:val="40"/>
+          <w:cs/>
+          <w:lang w:eastAsia="en-IN"/>
+        </w:rPr>
+        <w:t>याबाबत जनजागृती करण्यात आली.</w:t>
+      </w:r>
+    </w:p>
+    <w:p>
+      <w:pPr>
+        <w:widowControl/>
+        <w:autoSpaceDE/>
+        <w:autoSpaceDN/>
+        <w:spacing w:before="100" w:beforeAutospacing="1" w:after="100" w:afterAutospacing="1"/>
+        <w:ind w:left="1145"/>
+        <w:jc w:val="both"/>
+        <w:rPr>
+          <w:rFonts w:ascii="Kokila" w:hAnsi="Kokila" w:cs="Kokila"/>
+          <w:sz w:val="40"/>
+          <w:szCs w:val="40"/>
+          <w:lang w:eastAsia="en-IN"/>
+        </w:rPr>
+      </w:pPr>
+      <w:r>
+        <w:rPr>
+          <w:rFonts w:ascii="Kokila" w:hAnsi="Kokila" w:cs="Kokila"/>
+          <w:sz w:val="40"/>
+          <w:szCs w:val="40"/>
+          <w:cs/>
+          <w:lang w:eastAsia="en-IN"/>
+        </w:rPr>
+        <w:t>यासोबतच</w:t>
+      </w:r>
+      <w:r>
+        <w:rPr>
+          <w:rFonts w:ascii="Kokila" w:hAnsi="Kokila" w:cs="Kokila"/>
+          <w:sz w:val="40"/>
+          <w:szCs w:val="40"/>
+          <w:lang w:eastAsia="en-IN"/>
+        </w:rPr>
+        <w:t xml:space="preserve"> </w:t>
+      </w:r>
+      <w:r>
+        <w:rPr>
+          <w:rFonts w:ascii="Kokila" w:hAnsi="Kokila" w:cs="Kokila"/>
+          <w:b/>
+          <w:bCs/>
+          <w:sz w:val="40"/>
+          <w:szCs w:val="40"/>
+          <w:cs/>
+          <w:lang w:eastAsia="en-IN"/>
+        </w:rPr>
+        <w:t>जुनी पारंपरिक मातीची भांडी आणि इतर प्राचीन वस्तू</w:t>
+      </w:r>
+      <w:r>
+        <w:rPr>
+          <w:rFonts w:ascii="Kokila" w:hAnsi="Kokila" w:cs="Kokila"/>
+          <w:sz w:val="40"/>
+          <w:szCs w:val="40"/>
+          <w:lang w:eastAsia="en-IN"/>
+        </w:rPr>
+        <w:t xml:space="preserve"> </w:t>
+      </w:r>
+      <w:r>
+        <w:rPr>
+          <w:rFonts w:ascii="Kokila" w:hAnsi="Kokila" w:cs="Kokila"/>
+          <w:sz w:val="40"/>
+          <w:szCs w:val="40"/>
+          <w:cs/>
+          <w:lang w:eastAsia="en-IN"/>
+        </w:rPr>
+        <w:t>प्रत्यक्ष ठेवण्यात आल्या. मातीची भांडी ही पूर्वीच्या दैनंदिन जीवनाचा महत्त्वाचा भाग होती. पाणी साठवणे</w:t>
+      </w:r>
+      <w:r>
+        <w:rPr>
+          <w:rFonts w:ascii="Kokila" w:hAnsi="Kokila" w:cs="Kokila"/>
+          <w:sz w:val="40"/>
+          <w:szCs w:val="40"/>
+          <w:lang w:eastAsia="en-IN"/>
+        </w:rPr>
+        <w:t xml:space="preserve">, </w:t>
+      </w:r>
+      <w:r>
+        <w:rPr>
+          <w:rFonts w:ascii="Kokila" w:hAnsi="Kokila" w:cs="Kokila"/>
+          <w:sz w:val="40"/>
+          <w:szCs w:val="40"/>
+          <w:cs/>
+          <w:lang w:eastAsia="en-IN"/>
+        </w:rPr>
+        <w:t>स्वयंपाक</w:t>
+      </w:r>
+      <w:r>
+        <w:rPr>
+          <w:rFonts w:ascii="Kokila" w:hAnsi="Kokila" w:cs="Kokila"/>
+          <w:sz w:val="40"/>
+          <w:szCs w:val="40"/>
+          <w:lang w:eastAsia="en-IN"/>
+        </w:rPr>
+        <w:t xml:space="preserve">, </w:t>
+      </w:r>
+      <w:r>
+        <w:rPr>
+          <w:rFonts w:ascii="Kokila" w:hAnsi="Kokila" w:cs="Kokila"/>
+          <w:sz w:val="40"/>
+          <w:szCs w:val="40"/>
+          <w:cs/>
+          <w:lang w:eastAsia="en-IN"/>
+        </w:rPr>
+        <w:t xml:space="preserve">धान्य साठवणूक तसेच धार्मिक कार्यांसाठी </w:t>
+      </w:r>
+      <w:r>
+        <w:rPr>
+          <w:rFonts w:ascii="Kokila" w:hAnsi="Kokila" w:cs="Kokila"/>
+          <w:sz w:val="40"/>
+          <w:szCs w:val="40"/>
+          <w:cs/>
+          <w:lang w:eastAsia="en-IN"/>
+        </w:rPr>
+        <w:lastRenderedPageBreak/>
+        <w:t>त्यांचा वापर केला जात असे. या वस्तूंमधून तत्कालीन जीवनशैली</w:t>
+      </w:r>
+      <w:r>
+        <w:rPr>
+          <w:rFonts w:ascii="Kokila" w:hAnsi="Kokila" w:cs="Kokila"/>
+          <w:sz w:val="40"/>
+          <w:szCs w:val="40"/>
+          <w:lang w:eastAsia="en-IN"/>
+        </w:rPr>
+        <w:t xml:space="preserve">, </w:t>
+      </w:r>
+      <w:r>
+        <w:rPr>
+          <w:rFonts w:ascii="Kokila" w:hAnsi="Kokila" w:cs="Kokila"/>
+          <w:sz w:val="40"/>
+          <w:szCs w:val="40"/>
+          <w:cs/>
+          <w:lang w:eastAsia="en-IN"/>
+        </w:rPr>
+        <w:t>कलाकुसर आणि स्थानिक कारागिरांचे कौशल्य समजून घेता येते.</w:t>
+      </w:r>
+    </w:p>
+    <w:p>
+      <w:pPr>
+        <w:widowControl/>
+        <w:autoSpaceDE/>
+        <w:autoSpaceDN/>
+        <w:spacing w:before="100" w:beforeAutospacing="1" w:after="100" w:afterAutospacing="1"/>
+        <w:ind w:left="1145"/>
+        <w:jc w:val="both"/>
+        <w:rPr>
+          <w:rFonts w:ascii="Kokila" w:hAnsi="Kokila" w:cs="Kokila"/>
+          <w:sz w:val="40"/>
+          <w:szCs w:val="40"/>
+          <w:lang w:eastAsia="en-IN"/>
+        </w:rPr>
+      </w:pPr>
+      <w:r>
+        <w:rPr>
+          <w:rFonts w:ascii="Kokila" w:hAnsi="Kokila" w:cs="Kokila"/>
+          <w:sz w:val="40"/>
+          <w:szCs w:val="40"/>
+          <w:cs/>
+          <w:lang w:eastAsia="en-IN"/>
+        </w:rPr>
+        <w:t>या प्रदर्शनामुळे नागरिकांना केवळ पोस्टरमधून माहिती मिळाली नाही</w:t>
+      </w:r>
+      <w:r>
+        <w:rPr>
+          <w:rFonts w:ascii="Kokila" w:hAnsi="Kokila" w:cs="Kokila"/>
+          <w:sz w:val="40"/>
+          <w:szCs w:val="40"/>
+          <w:lang w:eastAsia="en-IN"/>
+        </w:rPr>
+        <w:t xml:space="preserve">, </w:t>
+      </w:r>
+      <w:r>
+        <w:rPr>
+          <w:rFonts w:ascii="Kokila" w:hAnsi="Kokila" w:cs="Kokila"/>
+          <w:sz w:val="40"/>
+          <w:szCs w:val="40"/>
+          <w:cs/>
+          <w:lang w:eastAsia="en-IN"/>
+        </w:rPr>
+        <w:t>तर</w:t>
+      </w:r>
+      <w:r>
+        <w:rPr>
+          <w:rFonts w:ascii="Kokila" w:hAnsi="Kokila" w:cs="Kokila"/>
+          <w:sz w:val="40"/>
+          <w:szCs w:val="40"/>
+          <w:lang w:eastAsia="en-IN"/>
+        </w:rPr>
+        <w:t xml:space="preserve"> </w:t>
+      </w:r>
+      <w:r>
+        <w:rPr>
+          <w:rFonts w:ascii="Kokila" w:hAnsi="Kokila" w:cs="Kokila"/>
+          <w:b/>
+          <w:bCs/>
+          <w:sz w:val="40"/>
+          <w:szCs w:val="40"/>
+          <w:cs/>
+          <w:lang w:eastAsia="en-IN"/>
+        </w:rPr>
+        <w:t>प्राचीन वस्तू प्रत्यक्ष पाहण्याची आणि त्यांचा इतिहास समजून घेण्याची संधी</w:t>
+      </w:r>
+      <w:r>
+        <w:rPr>
+          <w:rFonts w:ascii="Kokila" w:hAnsi="Kokila" w:cs="Kokila"/>
+          <w:sz w:val="40"/>
+          <w:szCs w:val="40"/>
+          <w:lang w:eastAsia="en-IN"/>
+        </w:rPr>
+        <w:t xml:space="preserve"> </w:t>
+      </w:r>
+      <w:r>
+        <w:rPr>
+          <w:rFonts w:ascii="Kokila" w:hAnsi="Kokila" w:cs="Kokila"/>
+          <w:sz w:val="40"/>
+          <w:szCs w:val="40"/>
+          <w:cs/>
+          <w:lang w:eastAsia="en-IN"/>
+        </w:rPr>
+        <w:t>मिळाली. विशेषतः लहान मुले व युवकांमध्ये या ऐतिहासिक वस्तूंबद्दल उत्सुकता निर्माण झाली.</w:t>
+      </w:r>
+    </w:p>
+    <w:p>
+      <w:pPr>
+        <w:widowControl/>
+        <w:autoSpaceDE/>
+        <w:autoSpaceDN/>
+        <w:spacing w:before="100" w:beforeAutospacing="1" w:after="100" w:afterAutospacing="1"/>
+        <w:ind w:left="1145"/>
+        <w:jc w:val="both"/>
+        <w:rPr>
+          <w:rFonts w:ascii="Kokila" w:hAnsi="Kokila" w:cs="Kokila"/>
+          <w:sz w:val="40"/>
+          <w:szCs w:val="40"/>
+          <w:lang w:eastAsia="en-IN"/>
+        </w:rPr>
+      </w:pPr>
+      <w:r>
+        <w:rPr>
+          <w:rFonts w:ascii="Kokila" w:hAnsi="Kokila" w:cs="Kokila"/>
+          <w:sz w:val="40"/>
+          <w:szCs w:val="40"/>
+          <w:cs/>
+          <w:lang w:eastAsia="en-IN"/>
+        </w:rPr>
+        <w:t>या उपक्रमातून</w:t>
+      </w:r>
+      <w:r>
+        <w:rPr>
+          <w:rFonts w:ascii="Kokila" w:hAnsi="Kokila" w:cs="Kokila"/>
+          <w:sz w:val="40"/>
+          <w:szCs w:val="40"/>
+          <w:lang w:eastAsia="en-IN"/>
+        </w:rPr>
+        <w:t xml:space="preserve"> </w:t>
+      </w:r>
+      <w:r>
+        <w:rPr>
+          <w:rFonts w:ascii="Kokila" w:hAnsi="Kokila" w:cs="Kokila"/>
+          <w:b/>
+          <w:bCs/>
+          <w:sz w:val="40"/>
+          <w:szCs w:val="40"/>
+          <w:lang w:eastAsia="en-IN"/>
+        </w:rPr>
+        <w:t>“</w:t>
+      </w:r>
+      <w:r>
+        <w:rPr>
+          <w:rFonts w:ascii="Kokila" w:hAnsi="Kokila" w:cs="Kokila"/>
+          <w:b/>
+          <w:bCs/>
+          <w:sz w:val="40"/>
+          <w:szCs w:val="40"/>
+          <w:cs/>
+          <w:lang w:eastAsia="en-IN"/>
+        </w:rPr>
+        <w:t>जुन्या वस्तू म्हणजे केवळ वस्तू नसून आपल्या इतिहासाच्या आणि संस्कृतीच्या जिवंत खुणा आहेत”</w:t>
+      </w:r>
+      <w:r>
+        <w:rPr>
+          <w:rFonts w:ascii="Kokila" w:hAnsi="Kokila" w:cs="Kokila"/>
+          <w:sz w:val="40"/>
+          <w:szCs w:val="40"/>
+          <w:lang w:eastAsia="en-IN"/>
+        </w:rPr>
+        <w:t xml:space="preserve"> </w:t>
+      </w:r>
+      <w:r>
+        <w:rPr>
+          <w:rFonts w:ascii="Kokila" w:hAnsi="Kokila" w:cs="Kokila"/>
+          <w:sz w:val="40"/>
+          <w:szCs w:val="40"/>
+          <w:cs/>
+          <w:lang w:eastAsia="en-IN"/>
+        </w:rPr>
+        <w:t>हा संदेश देण्यात आला. ऐतिहासिक वस्तूंचे योग्य प्रकारे जतन</w:t>
+      </w:r>
+      <w:r>
+        <w:rPr>
+          <w:rFonts w:ascii="Kokila" w:hAnsi="Kokila" w:cs="Kokila"/>
+          <w:sz w:val="40"/>
+          <w:szCs w:val="40"/>
+          <w:lang w:eastAsia="en-IN"/>
+        </w:rPr>
+        <w:t xml:space="preserve">, </w:t>
+      </w:r>
+      <w:r>
+        <w:rPr>
+          <w:rFonts w:ascii="Kokila" w:hAnsi="Kokila" w:cs="Kokila"/>
+          <w:sz w:val="40"/>
+          <w:szCs w:val="40"/>
+          <w:cs/>
+          <w:lang w:eastAsia="en-IN"/>
+        </w:rPr>
+        <w:t>संवर्धन आणि दस्तऐवजीकरण केल्यास पुढील पिढ्यांना आपल्या समृद्ध वारशाची ओळख करून देता येते.</w:t>
+      </w:r>
+    </w:p>
+    <w:p>
+      <w:pPr>
+        <w:widowControl/>
+        <w:autoSpaceDE/>
+        <w:autoSpaceDN/>
+        <w:spacing w:before="100" w:beforeAutospacing="1" w:after="100" w:afterAutospacing="1"/>
+        <w:ind w:left="1145"/>
+        <w:jc w:val="both"/>
+        <w:rPr>
+          <w:rFonts w:ascii="Kokila" w:hAnsi="Kokila" w:cs="Kokila"/>
+          <w:sz w:val="40"/>
+          <w:szCs w:val="40"/>
+          <w:lang w:eastAsia="en-IN"/>
+        </w:rPr>
+      </w:pPr>
+      <w:r>
+        <w:rPr>
+          <w:rFonts w:ascii="Kokila" w:hAnsi="Kokila" w:cs="Kokila"/>
+          <w:sz w:val="40"/>
+          <w:szCs w:val="40"/>
+          <w:cs/>
+          <w:lang w:eastAsia="en-IN"/>
+        </w:rPr>
+        <w:t>गणेशोत्सवाच्या माध्यमातून धार्मिक कार्यक्रमांसोबतच</w:t>
+      </w:r>
+      <w:r>
+        <w:rPr>
+          <w:rFonts w:ascii="Kokila" w:hAnsi="Kokila" w:cs="Kokila"/>
+          <w:sz w:val="40"/>
+          <w:szCs w:val="40"/>
+          <w:lang w:eastAsia="en-IN"/>
+        </w:rPr>
+        <w:t xml:space="preserve"> </w:t>
+      </w:r>
+      <w:r>
+        <w:rPr>
+          <w:rFonts w:ascii="Kokila" w:hAnsi="Kokila" w:cs="Kokila"/>
+          <w:b/>
+          <w:bCs/>
+          <w:sz w:val="40"/>
+          <w:szCs w:val="40"/>
+          <w:cs/>
+          <w:lang w:eastAsia="en-IN"/>
+        </w:rPr>
+        <w:t>इतिहास</w:t>
+      </w:r>
+      <w:r>
+        <w:rPr>
+          <w:rFonts w:ascii="Kokila" w:hAnsi="Kokila" w:cs="Kokila"/>
+          <w:b/>
+          <w:bCs/>
+          <w:sz w:val="40"/>
+          <w:szCs w:val="40"/>
+          <w:lang w:eastAsia="en-IN"/>
+        </w:rPr>
+        <w:t xml:space="preserve">, </w:t>
+      </w:r>
+      <w:r>
+        <w:rPr>
+          <w:rFonts w:ascii="Kokila" w:hAnsi="Kokila" w:cs="Kokila"/>
+          <w:b/>
+          <w:bCs/>
+          <w:sz w:val="40"/>
+          <w:szCs w:val="40"/>
+          <w:cs/>
+          <w:lang w:eastAsia="en-IN"/>
+        </w:rPr>
+        <w:t>कला</w:t>
+      </w:r>
+      <w:r>
+        <w:rPr>
+          <w:rFonts w:ascii="Kokila" w:hAnsi="Kokila" w:cs="Kokila"/>
+          <w:b/>
+          <w:bCs/>
+          <w:sz w:val="40"/>
+          <w:szCs w:val="40"/>
+          <w:lang w:eastAsia="en-IN"/>
+        </w:rPr>
+        <w:t xml:space="preserve">, </w:t>
+      </w:r>
+      <w:r>
+        <w:rPr>
+          <w:rFonts w:ascii="Kokila" w:hAnsi="Kokila" w:cs="Kokila"/>
+          <w:b/>
+          <w:bCs/>
+          <w:sz w:val="40"/>
+          <w:szCs w:val="40"/>
+          <w:cs/>
+          <w:lang w:eastAsia="en-IN"/>
+        </w:rPr>
+        <w:t>संस्कृती आणि पारंपरिक वारशाचे महत्त्व समाजापर्यंत पोहोचविण्याचा श्री बडादादा गणपती नवयुवक मित्र मंडळाचा हा उपक्रम</w:t>
+      </w:r>
+      <w:r>
+        <w:rPr>
+          <w:rFonts w:ascii="Kokila" w:hAnsi="Kokila" w:cs="Kokila"/>
+          <w:sz w:val="40"/>
+          <w:szCs w:val="40"/>
+          <w:lang w:eastAsia="en-IN"/>
+        </w:rPr>
+        <w:t xml:space="preserve"> </w:t>
+      </w:r>
+      <w:r>
+        <w:rPr>
+          <w:rFonts w:ascii="Kokila" w:hAnsi="Kokila" w:cs="Kokila"/>
+          <w:sz w:val="40"/>
+          <w:szCs w:val="40"/>
+          <w:cs/>
+          <w:lang w:eastAsia="en-IN"/>
+        </w:rPr>
+        <w:t>निश्चितच ज्ञानवर्धक</w:t>
+      </w:r>
+      <w:r>
+        <w:rPr>
+          <w:rFonts w:ascii="Kokila" w:hAnsi="Kokila" w:cs="Kokila"/>
+          <w:sz w:val="40"/>
+          <w:szCs w:val="40"/>
+          <w:lang w:eastAsia="en-IN"/>
+        </w:rPr>
+        <w:t xml:space="preserve">, </w:t>
+      </w:r>
+      <w:r>
+        <w:rPr>
+          <w:rFonts w:ascii="Kokila" w:hAnsi="Kokila" w:cs="Kokila"/>
+          <w:sz w:val="40"/>
+          <w:szCs w:val="40"/>
+          <w:cs/>
+          <w:lang w:eastAsia="en-IN"/>
+        </w:rPr>
+        <w:t>जनजागृती करणारा आणि प्रेरणादायी ठरला.</w:t>
+      </w:r>
+    </w:p>
+    <w:p>
+      <w:pPr>
+        <w:widowControl/>
+        <w:autoSpaceDE/>
+        <w:autoSpaceDN/>
+        <w:spacing w:before="100" w:beforeAutospacing="1" w:after="100" w:afterAutospacing="1"/>
+        <w:outlineLvl w:val="2"/>
+        <w:rPr>
+          <w:rFonts w:ascii="Kokila" w:hAnsi="Kokila" w:cs="Kokila"/>
+          <w:b/>
+          <w:bCs/>
+          <w:sz w:val="44"/>
+          <w:szCs w:val="44"/>
+          <w:lang w:eastAsia="en-IN"/>
+        </w:rPr>
+      </w:pPr>
+    </w:p>
+    <w:p>
+      <w:pPr>
+        <w:pStyle w:val="ListParagraph"/>
+        <w:ind w:left="1505" w:firstLine="0"/>
+        <w:rPr>
+          <w:rFonts w:ascii="Kokila" w:eastAsiaTheme="minorHAnsi" w:hAnsi="Kokila" w:cs="Kokila"/>
+          <w:sz w:val="50"/>
+          <w:szCs w:val="50"/>
+        </w:rPr>
+      </w:pPr>
+    </w:p>
+    <w:p>
+      <w:pPr>
+        <w:pStyle w:val="ListParagraph"/>
+        <w:ind w:left="1505" w:firstLine="0"/>
+        <w:rPr>
+          <w:rFonts w:ascii="Kokila" w:eastAsiaTheme="minorHAnsi" w:hAnsi="Kokila" w:cs="Kokila"/>
+          <w:sz w:val="50"/>
+          <w:szCs w:val="50"/>
+          <w:cs/>
+        </w:rPr>
+      </w:pPr>
+    </w:p>
+    <w:p>
+      <w:pPr>
+        <w:rPr>
+          <w:rFonts w:ascii="Kokila" w:hAnsi="Kokila" w:cs="Kokila"/>
+          <w:sz w:val="50"/>
+          <w:szCs w:val="50"/>
+        </w:rPr>
+      </w:pPr>
+      <w:r>
+        <w:rPr>
+          <w:rFonts w:ascii="Kokila" w:hAnsi="Kokila" w:cs="Kokila"/>
+          <w:sz w:val="50"/>
+          <w:szCs w:val="50"/>
+          <w:cs/>
+        </w:rPr>
+        <w:br w:type="page"/>
+      </w:r>
+    </w:p>
+    <w:p>
+      <w:pPr>
+        <w:pStyle w:val="ListParagraph"/>
         <w:numPr>
           <w:ilvl w:val="0"/>
           <w:numId w:val="10"/>
@@ -8553,6 +12150,7 @@
           <w:szCs w:val="50"/>
           <w:cs/>
         </w:rPr>
+        <w:lastRenderedPageBreak/>
         <w:t xml:space="preserve">कवि संमेलन </w:t>
       </w:r>
     </w:p>
@@ -9918,6 +13516,232 @@
     </w:lvl>
   </w:abstractNum>
   <w:abstractNum w:abstractNumId="10" w15:restartNumberingAfterBreak="0">
+    <w:nsid w:val="334052A4"/>
+    <w:multiLevelType w:val="hybridMultilevel"/>
+    <w:tmpl w:val="10D62D08"/>
+    <w:lvl w:ilvl="0" w:tplc="40090005">
+      <w:start w:val="1"/>
+      <w:numFmt w:val="bullet"/>
+      <w:lvlText w:val=""/>
+      <w:lvlJc w:val="left"/>
+      <w:pPr>
+        <w:ind w:left="1505" w:hanging="360"/>
+      </w:pPr>
+      <w:rPr>
+        <w:rFonts w:ascii="Wingdings" w:hAnsi="Wingdings" w:hint="default"/>
+      </w:rPr>
+    </w:lvl>
+    <w:lvl w:ilvl="1" w:tplc="FFFFFFFF" w:tentative="1">
+      <w:start w:val="1"/>
+      <w:numFmt w:val="bullet"/>
+      <w:lvlText w:val="o"/>
+      <w:lvlJc w:val="left"/>
+      <w:pPr>
+        <w:ind w:left="2225" w:hanging="360"/>
+      </w:pPr>
+      <w:rPr>
+        <w:rFonts w:ascii="Courier New" w:hAnsi="Courier New" w:cs="Courier New" w:hint="default"/>
+      </w:rPr>
+    </w:lvl>
+    <w:lvl w:ilvl="2" w:tplc="FFFFFFFF" w:tentative="1">
+      <w:start w:val="1"/>
+      <w:numFmt w:val="bullet"/>
+      <w:lvlText w:val=""/>
+      <w:lvlJc w:val="left"/>
+      <w:pPr>
+        <w:ind w:left="2945" w:hanging="360"/>
+      </w:pPr>
+      <w:rPr>
+        <w:rFonts w:ascii="Wingdings" w:hAnsi="Wingdings" w:hint="default"/>
+      </w:rPr>
+    </w:lvl>
+    <w:lvl w:ilvl="3" w:tplc="FFFFFFFF" w:tentative="1">
+      <w:start w:val="1"/>
+      <w:numFmt w:val="bullet"/>
+      <w:lvlText w:val=""/>
+      <w:lvlJc w:val="left"/>
+      <w:pPr>
+        <w:ind w:left="3665" w:hanging="360"/>
+      </w:pPr>
+      <w:rPr>
+        <w:rFonts w:ascii="Symbol" w:hAnsi="Symbol" w:hint="default"/>
+      </w:rPr>
+    </w:lvl>
+    <w:lvl w:ilvl="4" w:tplc="FFFFFFFF" w:tentative="1">
+      <w:start w:val="1"/>
+      <w:numFmt w:val="bullet"/>
+      <w:lvlText w:val="o"/>
+      <w:lvlJc w:val="left"/>
+      <w:pPr>
+        <w:ind w:left="4385" w:hanging="360"/>
+      </w:pPr>
+      <w:rPr>
+        <w:rFonts w:ascii="Courier New" w:hAnsi="Courier New" w:cs="Courier New" w:hint="default"/>
+      </w:rPr>
+    </w:lvl>
+    <w:lvl w:ilvl="5" w:tplc="FFFFFFFF" w:tentative="1">
+      <w:start w:val="1"/>
+      <w:numFmt w:val="bullet"/>
+      <w:lvlText w:val=""/>
+      <w:lvlJc w:val="left"/>
+      <w:pPr>
+        <w:ind w:left="5105" w:hanging="360"/>
+      </w:pPr>
+      <w:rPr>
+        <w:rFonts w:ascii="Wingdings" w:hAnsi="Wingdings" w:hint="default"/>
+      </w:rPr>
+    </w:lvl>
+    <w:lvl w:ilvl="6" w:tplc="FFFFFFFF" w:tentative="1">
+      <w:start w:val="1"/>
+      <w:numFmt w:val="bullet"/>
+      <w:lvlText w:val=""/>
+      <w:lvlJc w:val="left"/>
+      <w:pPr>
+        <w:ind w:left="5825" w:hanging="360"/>
+      </w:pPr>
+      <w:rPr>
+        <w:rFonts w:ascii="Symbol" w:hAnsi="Symbol" w:hint="default"/>
+      </w:rPr>
+    </w:lvl>
+    <w:lvl w:ilvl="7" w:tplc="FFFFFFFF" w:tentative="1">
+      <w:start w:val="1"/>
+      <w:numFmt w:val="bullet"/>
+      <w:lvlText w:val="o"/>
+      <w:lvlJc w:val="left"/>
+      <w:pPr>
+        <w:ind w:left="6545" w:hanging="360"/>
+      </w:pPr>
+      <w:rPr>
+        <w:rFonts w:ascii="Courier New" w:hAnsi="Courier New" w:cs="Courier New" w:hint="default"/>
+      </w:rPr>
+    </w:lvl>
+    <w:lvl w:ilvl="8" w:tplc="FFFFFFFF" w:tentative="1">
+      <w:start w:val="1"/>
+      <w:numFmt w:val="bullet"/>
+      <w:lvlText w:val=""/>
+      <w:lvlJc w:val="left"/>
+      <w:pPr>
+        <w:ind w:left="7265" w:hanging="360"/>
+      </w:pPr>
+      <w:rPr>
+        <w:rFonts w:ascii="Wingdings" w:hAnsi="Wingdings" w:hint="default"/>
+      </w:rPr>
+    </w:lvl>
+  </w:abstractNum>
+  <w:abstractNum w:abstractNumId="11" w15:restartNumberingAfterBreak="0">
+    <w:nsid w:val="393B5378"/>
+    <w:multiLevelType w:val="hybridMultilevel"/>
+    <w:tmpl w:val="DFC41686"/>
+    <w:lvl w:ilvl="0" w:tplc="40090005">
+      <w:start w:val="1"/>
+      <w:numFmt w:val="bullet"/>
+      <w:lvlText w:val=""/>
+      <w:lvlJc w:val="left"/>
+      <w:pPr>
+        <w:ind w:left="1505" w:hanging="360"/>
+      </w:pPr>
+      <w:rPr>
+        <w:rFonts w:ascii="Wingdings" w:hAnsi="Wingdings" w:hint="default"/>
+      </w:rPr>
+    </w:lvl>
+    <w:lvl w:ilvl="1" w:tplc="40090003" w:tentative="1">
+      <w:start w:val="1"/>
+      <w:numFmt w:val="bullet"/>
+      <w:lvlText w:val="o"/>
+      <w:lvlJc w:val="left"/>
+      <w:pPr>
+        <w:ind w:left="2225" w:hanging="360"/>
+      </w:pPr>
+      <w:rPr>
+        <w:rFonts w:ascii="Courier New" w:hAnsi="Courier New" w:cs="Courier New" w:hint="default"/>
+      </w:rPr>
+    </w:lvl>
+    <w:lvl w:ilvl="2" w:tplc="40090005" w:tentative="1">
+      <w:start w:val="1"/>
+      <w:numFmt w:val="bullet"/>
+      <w:lvlText w:val=""/>
+      <w:lvlJc w:val="left"/>
+      <w:pPr>
+        <w:ind w:left="2945" w:hanging="360"/>
+      </w:pPr>
+      <w:rPr>
+        <w:rFonts w:ascii="Wingdings" w:hAnsi="Wingdings" w:hint="default"/>
+      </w:rPr>
+    </w:lvl>
+    <w:lvl w:ilvl="3" w:tplc="40090001" w:tentative="1">
+      <w:start w:val="1"/>
+      <w:numFmt w:val="bullet"/>
+      <w:lvlText w:val=""/>
+      <w:lvlJc w:val="left"/>
+      <w:pPr>
+        <w:ind w:left="3665" w:hanging="360"/>
+      </w:pPr>
+      <w:rPr>
+        <w:rFonts w:ascii="Symbol" w:hAnsi="Symbol" w:hint="default"/>
+      </w:rPr>
+    </w:lvl>
+    <w:lvl w:ilvl="4" w:tplc="40090003" w:tentative="1">
+      <w:start w:val="1"/>
+      <w:numFmt w:val="bullet"/>
+      <w:lvlText w:val="o"/>
+      <w:lvlJc w:val="left"/>
+      <w:pPr>
+        <w:ind w:left="4385" w:hanging="360"/>
+      </w:pPr>
+      <w:rPr>
+        <w:rFonts w:ascii="Courier New" w:hAnsi="Courier New" w:cs="Courier New" w:hint="default"/>
+      </w:rPr>
+    </w:lvl>
+    <w:lvl w:ilvl="5" w:tplc="40090005" w:tentative="1">
+      <w:start w:val="1"/>
+      <w:numFmt w:val="bullet"/>
+      <w:lvlText w:val=""/>
+      <w:lvlJc w:val="left"/>
+      <w:pPr>
+        <w:ind w:left="5105" w:hanging="360"/>
+      </w:pPr>
+      <w:rPr>
+        <w:rFonts w:ascii="Wingdings" w:hAnsi="Wingdings" w:hint="default"/>
+      </w:rPr>
+    </w:lvl>
+    <w:lvl w:ilvl="6" w:tplc="40090001" w:tentative="1">
+      <w:start w:val="1"/>
+      <w:numFmt w:val="bullet"/>
+      <w:lvlText w:val=""/>
+      <w:lvlJc w:val="left"/>
+      <w:pPr>
+        <w:ind w:left="5825" w:hanging="360"/>
+      </w:pPr>
+      <w:rPr>
+        <w:rFonts w:ascii="Symbol" w:hAnsi="Symbol" w:hint="default"/>
+      </w:rPr>
+    </w:lvl>
+    <w:lvl w:ilvl="7" w:tplc="40090003" w:tentative="1">
+      <w:start w:val="1"/>
+      <w:numFmt w:val="bullet"/>
+      <w:lvlText w:val="o"/>
+      <w:lvlJc w:val="left"/>
+      <w:pPr>
+        <w:ind w:left="6545" w:hanging="360"/>
+      </w:pPr>
+      <w:rPr>
+        <w:rFonts w:ascii="Courier New" w:hAnsi="Courier New" w:cs="Courier New" w:hint="default"/>
+      </w:rPr>
+    </w:lvl>
+    <w:lvl w:ilvl="8" w:tplc="40090005" w:tentative="1">
+      <w:start w:val="1"/>
+      <w:numFmt w:val="bullet"/>
+      <w:lvlText w:val=""/>
+      <w:lvlJc w:val="left"/>
+      <w:pPr>
+        <w:ind w:left="7265" w:hanging="360"/>
+      </w:pPr>
+      <w:rPr>
+        <w:rFonts w:ascii="Wingdings" w:hAnsi="Wingdings" w:hint="default"/>
+      </w:rPr>
+    </w:lvl>
+  </w:abstractNum>
+  <w:abstractNum w:abstractNumId="12" w15:restartNumberingAfterBreak="0">
     <w:nsid w:val="39455151"/>
     <w:multiLevelType w:val="hybridMultilevel"/>
     <w:tmpl w:val="A3486E5E"/>
@@ -10030,7 +13854,7 @@
       </w:rPr>
     </w:lvl>
   </w:abstractNum>
-  <w:abstractNum w:abstractNumId="11" w15:restartNumberingAfterBreak="0">
+  <w:abstractNum w:abstractNumId="13" w15:restartNumberingAfterBreak="0">
     <w:nsid w:val="412D1152"/>
     <w:multiLevelType w:val="hybridMultilevel"/>
     <w:tmpl w:val="4E986D3A"/>
@@ -10143,7 +13967,7 @@
       </w:rPr>
     </w:lvl>
   </w:abstractNum>
-  <w:abstractNum w:abstractNumId="12" w15:restartNumberingAfterBreak="0">
+  <w:abstractNum w:abstractNumId="14" w15:restartNumberingAfterBreak="0">
     <w:nsid w:val="41EB15FA"/>
     <w:multiLevelType w:val="hybridMultilevel"/>
     <w:tmpl w:val="4E1CF91A"/>
@@ -10258,7 +14082,7 @@
       </w:rPr>
     </w:lvl>
   </w:abstractNum>
-  <w:abstractNum w:abstractNumId="13" w15:restartNumberingAfterBreak="0">
+  <w:abstractNum w:abstractNumId="15" w15:restartNumberingAfterBreak="0">
     <w:nsid w:val="42340B8F"/>
     <w:multiLevelType w:val="hybridMultilevel"/>
     <w:tmpl w:val="E1F63E9C"/>
@@ -10347,7 +14171,120 @@
       </w:pPr>
     </w:lvl>
   </w:abstractNum>
-  <w:abstractNum w:abstractNumId="14" w15:restartNumberingAfterBreak="0">
+  <w:abstractNum w:abstractNumId="16" w15:restartNumberingAfterBreak="0">
+    <w:nsid w:val="52CC32D6"/>
+    <w:multiLevelType w:val="hybridMultilevel"/>
+    <w:tmpl w:val="F9BA1A18"/>
+    <w:lvl w:ilvl="0" w:tplc="40090005">
+      <w:start w:val="1"/>
+      <w:numFmt w:val="bullet"/>
+      <w:lvlText w:val=""/>
+      <w:lvlJc w:val="left"/>
+      <w:pPr>
+        <w:ind w:left="1505" w:hanging="360"/>
+      </w:pPr>
+      <w:rPr>
+        <w:rFonts w:ascii="Wingdings" w:hAnsi="Wingdings" w:hint="default"/>
+      </w:rPr>
+    </w:lvl>
+    <w:lvl w:ilvl="1" w:tplc="40090003" w:tentative="1">
+      <w:start w:val="1"/>
+      <w:numFmt w:val="bullet"/>
+      <w:lvlText w:val="o"/>
+      <w:lvlJc w:val="left"/>
+      <w:pPr>
+        <w:ind w:left="2225" w:hanging="360"/>
+      </w:pPr>
+      <w:rPr>
+        <w:rFonts w:ascii="Courier New" w:hAnsi="Courier New" w:cs="Courier New" w:hint="default"/>
+      </w:rPr>
+    </w:lvl>
+    <w:lvl w:ilvl="2" w:tplc="40090005" w:tentative="1">
+      <w:start w:val="1"/>
+      <w:numFmt w:val="bullet"/>
+      <w:lvlText w:val=""/>
+      <w:lvlJc w:val="left"/>
+      <w:pPr>
+        <w:ind w:left="2945" w:hanging="360"/>
+      </w:pPr>
+      <w:rPr>
+        <w:rFonts w:ascii="Wingdings" w:hAnsi="Wingdings" w:hint="default"/>
+      </w:rPr>
+    </w:lvl>
+    <w:lvl w:ilvl="3" w:tplc="40090001" w:tentative="1">
+      <w:start w:val="1"/>
+      <w:numFmt w:val="bullet"/>
+      <w:lvlText w:val=""/>
+      <w:lvlJc w:val="left"/>
+      <w:pPr>
+        <w:ind w:left="3665" w:hanging="360"/>
+      </w:pPr>
+      <w:rPr>
+        <w:rFonts w:ascii="Symbol" w:hAnsi="Symbol" w:hint="default"/>
+      </w:rPr>
+    </w:lvl>
+    <w:lvl w:ilvl="4" w:tplc="40090003" w:tentative="1">
+      <w:start w:val="1"/>
+      <w:numFmt w:val="bullet"/>
+      <w:lvlText w:val="o"/>
+      <w:lvlJc w:val="left"/>
+      <w:pPr>
+        <w:ind w:left="4385" w:hanging="360"/>
+      </w:pPr>
+      <w:rPr>
+        <w:rFonts w:ascii="Courier New" w:hAnsi="Courier New" w:cs="Courier New" w:hint="default"/>
+      </w:rPr>
+    </w:lvl>
+    <w:lvl w:ilvl="5" w:tplc="40090005" w:tentative="1">
+      <w:start w:val="1"/>
+      <w:numFmt w:val="bullet"/>
+      <w:lvlText w:val=""/>
+      <w:lvlJc w:val="left"/>
+      <w:pPr>
+        <w:ind w:left="5105" w:hanging="360"/>
+      </w:pPr>
+      <w:rPr>
+        <w:rFonts w:ascii="Wingdings" w:hAnsi="Wingdings" w:hint="default"/>
+      </w:rPr>
+    </w:lvl>
+    <w:lvl w:ilvl="6" w:tplc="40090001" w:tentative="1">
+      <w:start w:val="1"/>
+      <w:numFmt w:val="bullet"/>
+      <w:lvlText w:val=""/>
+      <w:lvlJc w:val="left"/>
+      <w:pPr>
+        <w:ind w:left="5825" w:hanging="360"/>
+      </w:pPr>
+      <w:rPr>
+        <w:rFonts w:ascii="Symbol" w:hAnsi="Symbol" w:hint="default"/>
+      </w:rPr>
+    </w:lvl>
+    <w:lvl w:ilvl="7" w:tplc="40090003" w:tentative="1">
+      <w:start w:val="1"/>
+      <w:numFmt w:val="bullet"/>
+      <w:lvlText w:val="o"/>
+      <w:lvlJc w:val="left"/>
+      <w:pPr>
+        <w:ind w:left="6545" w:hanging="360"/>
+      </w:pPr>
+      <w:rPr>
+        <w:rFonts w:ascii="Courier New" w:hAnsi="Courier New" w:cs="Courier New" w:hint="default"/>
+      </w:rPr>
+    </w:lvl>
+    <w:lvl w:ilvl="8" w:tplc="40090005" w:tentative="1">
+      <w:start w:val="1"/>
+      <w:numFmt w:val="bullet"/>
+      <w:lvlText w:val=""/>
+      <w:lvlJc w:val="left"/>
+      <w:pPr>
+        <w:ind w:left="7265" w:hanging="360"/>
+      </w:pPr>
+      <w:rPr>
+        <w:rFonts w:ascii="Wingdings" w:hAnsi="Wingdings" w:hint="default"/>
+      </w:rPr>
+    </w:lvl>
+  </w:abstractNum>
+  <w:abstractNum w:abstractNumId="17" w15:restartNumberingAfterBreak="0">
     <w:nsid w:val="62CA3603"/>
     <w:multiLevelType w:val="hybridMultilevel"/>
     <w:tmpl w:val="94982AD8"/>
@@ -10460,7 +14397,7 @@
       </w:rPr>
     </w:lvl>
   </w:abstractNum>
-  <w:abstractNum w:abstractNumId="15" w15:restartNumberingAfterBreak="0">
+  <w:abstractNum w:abstractNumId="18" w15:restartNumberingAfterBreak="0">
     <w:nsid w:val="6EA0303F"/>
     <w:multiLevelType w:val="hybridMultilevel"/>
     <w:tmpl w:val="00E0D3AE"/>
@@ -10549,7 +14486,120 @@
       </w:pPr>
     </w:lvl>
   </w:abstractNum>
-  <w:abstractNum w:abstractNumId="16" w15:restartNumberingAfterBreak="0">
+  <w:abstractNum w:abstractNumId="19" w15:restartNumberingAfterBreak="0">
+    <w:nsid w:val="73623A8D"/>
+    <w:multiLevelType w:val="hybridMultilevel"/>
+    <w:tmpl w:val="D310A9CA"/>
+    <w:lvl w:ilvl="0" w:tplc="40090005">
+      <w:start w:val="1"/>
+      <w:numFmt w:val="bullet"/>
+      <w:lvlText w:val=""/>
+      <w:lvlJc w:val="left"/>
+      <w:pPr>
+        <w:ind w:left="1145" w:hanging="360"/>
+      </w:pPr>
+      <w:rPr>
+        <w:rFonts w:ascii="Wingdings" w:hAnsi="Wingdings" w:hint="default"/>
+      </w:rPr>
+    </w:lvl>
+    <w:lvl w:ilvl="1" w:tplc="40090003" w:tentative="1">
+      <w:start w:val="1"/>
+      <w:numFmt w:val="bullet"/>
+      <w:lvlText w:val="o"/>
+      <w:lvlJc w:val="left"/>
+      <w:pPr>
+        <w:ind w:left="1865" w:hanging="360"/>
+      </w:pPr>
+      <w:rPr>
+        <w:rFonts w:ascii="Courier New" w:hAnsi="Courier New" w:cs="Courier New" w:hint="default"/>
+      </w:rPr>
+    </w:lvl>
+    <w:lvl w:ilvl="2" w:tplc="40090005" w:tentative="1">
+      <w:start w:val="1"/>
+      <w:numFmt w:val="bullet"/>
+      <w:lvlText w:val=""/>
+      <w:lvlJc w:val="left"/>
+      <w:pPr>
+        <w:ind w:left="2585" w:hanging="360"/>
+      </w:pPr>
+      <w:rPr>
+        <w:rFonts w:ascii="Wingdings" w:hAnsi="Wingdings" w:hint="default"/>
+      </w:rPr>
+    </w:lvl>
+    <w:lvl w:ilvl="3" w:tplc="40090001" w:tentative="1">
+      <w:start w:val="1"/>
+      <w:numFmt w:val="bullet"/>
+      <w:lvlText w:val=""/>
+      <w:lvlJc w:val="left"/>
+      <w:pPr>
+        <w:ind w:left="3305" w:hanging="360"/>
+      </w:pPr>
+      <w:rPr>
+        <w:rFonts w:ascii="Symbol" w:hAnsi="Symbol" w:hint="default"/>
+      </w:rPr>
+    </w:lvl>
+    <w:lvl w:ilvl="4" w:tplc="40090003" w:tentative="1">
+      <w:start w:val="1"/>
+      <w:numFmt w:val="bullet"/>
+      <w:lvlText w:val="o"/>
+      <w:lvlJc w:val="left"/>
+      <w:pPr>
+        <w:ind w:left="4025" w:hanging="360"/>
+      </w:pPr>
+      <w:rPr>
+        <w:rFonts w:ascii="Courier New" w:hAnsi="Courier New" w:cs="Courier New" w:hint="default"/>
+      </w:rPr>
+    </w:lvl>
+    <w:lvl w:ilvl="5" w:tplc="40090005" w:tentative="1">
+      <w:start w:val="1"/>
+      <w:numFmt w:val="bullet"/>
+      <w:lvlText w:val=""/>
+      <w:lvlJc w:val="left"/>
+      <w:pPr>
+        <w:ind w:left="4745" w:hanging="360"/>
+      </w:pPr>
+      <w:rPr>
+        <w:rFonts w:ascii="Wingdings" w:hAnsi="Wingdings" w:hint="default"/>
+      </w:rPr>
+    </w:lvl>
+    <w:lvl w:ilvl="6" w:tplc="40090001" w:tentative="1">
+      <w:start w:val="1"/>
+      <w:numFmt w:val="bullet"/>
+      <w:lvlText w:val=""/>
+      <w:lvlJc w:val="left"/>
+      <w:pPr>
+        <w:ind w:left="5465" w:hanging="360"/>
+      </w:pPr>
+      <w:rPr>
+        <w:rFonts w:ascii="Symbol" w:hAnsi="Symbol" w:hint="default"/>
+      </w:rPr>
+    </w:lvl>
+    <w:lvl w:ilvl="7" w:tplc="40090003" w:tentative="1">
+      <w:start w:val="1"/>
+      <w:numFmt w:val="bullet"/>
+      <w:lvlText w:val="o"/>
+      <w:lvlJc w:val="left"/>
+      <w:pPr>
+        <w:ind w:left="6185" w:hanging="360"/>
+      </w:pPr>
+      <w:rPr>
+        <w:rFonts w:ascii="Courier New" w:hAnsi="Courier New" w:cs="Courier New" w:hint="default"/>
+      </w:rPr>
+    </w:lvl>
+    <w:lvl w:ilvl="8" w:tplc="40090005" w:tentative="1">
+      <w:start w:val="1"/>
+      <w:numFmt w:val="bullet"/>
+      <w:lvlText w:val=""/>
+      <w:lvlJc w:val="left"/>
+      <w:pPr>
+        <w:ind w:left="6905" w:hanging="360"/>
+      </w:pPr>
+      <w:rPr>
+        <w:rFonts w:ascii="Wingdings" w:hAnsi="Wingdings" w:hint="default"/>
+      </w:rPr>
+    </w:lvl>
+  </w:abstractNum>
+  <w:abstractNum w:abstractNumId="20" w15:restartNumberingAfterBreak="0">
     <w:nsid w:val="7D0279F6"/>
     <w:multiLevelType w:val="hybridMultilevel"/>
     <w:tmpl w:val="31980034"/>
@@ -10665,22 +14715,22 @@
     </w:lvl>
   </w:abstractNum>
   <w:num w:numId="1" w16cid:durableId="519660001">
-    <w:abstractNumId w:val="10"/>
+    <w:abstractNumId w:val="12"/>
   </w:num>
   <w:num w:numId="2" w16cid:durableId="2080906698">
-    <w:abstractNumId w:val="16"/>
+    <w:abstractNumId w:val="20"/>
   </w:num>
   <w:num w:numId="3" w16cid:durableId="41443942">
     <w:abstractNumId w:val="0"/>
   </w:num>
   <w:num w:numId="4" w16cid:durableId="851605303">
-    <w:abstractNumId w:val="12"/>
+    <w:abstractNumId w:val="14"/>
   </w:num>
   <w:num w:numId="5" w16cid:durableId="806975702">
     <w:abstractNumId w:val="3"/>
   </w:num>
   <w:num w:numId="6" w16cid:durableId="1749767259">
-    <w:abstractNumId w:val="13"/>
+    <w:abstractNumId w:val="15"/>
   </w:num>
   <w:num w:numId="7" w16cid:durableId="1272937172">
     <w:abstractNumId w:val="4"/>
@@ -10689,7 +14739,7 @@
     <w:abstractNumId w:val="2"/>
   </w:num>
   <w:num w:numId="9" w16cid:durableId="2024432253">
-    <w:abstractNumId w:val="15"/>
+    <w:abstractNumId w:val="18"/>
   </w:num>
   <w:num w:numId="10" w16cid:durableId="222257275">
     <w:abstractNumId w:val="8"/>
@@ -10701,10 +14751,10 @@
     <w:abstractNumId w:val="7"/>
   </w:num>
   <w:num w:numId="13" w16cid:durableId="1155492686">
-    <w:abstractNumId w:val="14"/>
+    <w:abstractNumId w:val="17"/>
   </w:num>
   <w:num w:numId="14" w16cid:durableId="145627852">
-    <w:abstractNumId w:val="11"/>
+    <w:abstractNumId w:val="13"/>
   </w:num>
   <w:num w:numId="15" w16cid:durableId="693504584">
     <w:abstractNumId w:val="5"/>
@@ -10714,6 +14764,18 @@
   </w:num>
   <w:num w:numId="17" w16cid:durableId="1448306514">
     <w:abstractNumId w:val="6"/>
+  </w:num>
+  <w:num w:numId="18" w16cid:durableId="209734556">
+    <w:abstractNumId w:val="19"/>
+  </w:num>
+  <w:num w:numId="19" w16cid:durableId="674922118">
+    <w:abstractNumId w:val="11"/>
+  </w:num>
+  <w:num w:numId="20" w16cid:durableId="944918438">
+    <w:abstractNumId w:val="16"/>
+  </w:num>
+  <w:num w:numId="21" w16cid:durableId="559949312">
+    <w:abstractNumId w:val="10"/>
   </w:num>
 </w:numbering>
 </file>

--- a/श्री बडादादा गणपती २०२६.docx
+++ b/श्री बडादादा गणपती २०२६.docx
@@ -7018,473 +7018,6 @@
     </w:p>
     <w:p>
       <w:pPr>
-        <w:pStyle w:val="ListParagraph"/>
-        <w:widowControl/>
-        <w:numPr>
-          <w:ilvl w:val="0"/>
-          <w:numId w:val="16"/>
-        </w:numPr>
-        <w:autoSpaceDE/>
-        <w:autoSpaceDN/>
-        <w:spacing w:before="100" w:beforeAutospacing="1" w:after="100" w:afterAutospacing="1"/>
-        <w:outlineLvl w:val="1"/>
-        <w:rPr>
-          <w:rFonts w:ascii="Kokila" w:hAnsi="Kokila" w:cs="Kokila"/>
-          <w:b/>
-          <w:bCs/>
-          <w:sz w:val="44"/>
-          <w:szCs w:val="44"/>
-          <w:lang w:eastAsia="en-IN"/>
-        </w:rPr>
-      </w:pPr>
-      <w:r>
-        <w:rPr>
-          <w:rFonts w:ascii="Kokila" w:hAnsi="Kokila" w:cs="Kokila"/>
-          <w:b/>
-          <w:bCs/>
-          <w:sz w:val="44"/>
-          <w:szCs w:val="44"/>
-          <w:cs/>
-          <w:lang w:eastAsia="en-IN"/>
-        </w:rPr>
-        <w:t>स्वदेशी वस्तू वापरा या विषयावर निबंध स्पर्धेचे आयोजन</w:t>
-      </w:r>
-    </w:p>
-    <w:p>
-      <w:pPr>
-        <w:widowControl/>
-        <w:autoSpaceDE/>
-        <w:autoSpaceDN/>
-        <w:spacing w:before="100" w:beforeAutospacing="1" w:after="100" w:afterAutospacing="1"/>
-        <w:ind w:left="425"/>
-        <w:jc w:val="both"/>
-        <w:rPr>
-          <w:rFonts w:ascii="Kokila" w:hAnsi="Kokila" w:cs="Kokila"/>
-          <w:sz w:val="40"/>
-          <w:szCs w:val="40"/>
-          <w:lang w:eastAsia="en-IN"/>
-        </w:rPr>
-      </w:pPr>
-      <w:r>
-        <w:rPr>
-          <w:rFonts w:ascii="Kokila" w:hAnsi="Kokila" w:cs="Kokila"/>
-          <w:sz w:val="40"/>
-          <w:szCs w:val="40"/>
-          <w:cs/>
-          <w:lang w:eastAsia="en-IN"/>
-        </w:rPr>
-        <w:t>श्री बडादादा गणपती नवयुवक मित्र मंडळ</w:t>
-      </w:r>
-      <w:r>
-        <w:rPr>
-          <w:rFonts w:ascii="Kokila" w:hAnsi="Kokila" w:cs="Kokila"/>
-          <w:sz w:val="40"/>
-          <w:szCs w:val="40"/>
-          <w:lang w:eastAsia="en-IN"/>
-        </w:rPr>
-        <w:t xml:space="preserve">, </w:t>
-      </w:r>
-      <w:r>
-        <w:rPr>
-          <w:rFonts w:ascii="Kokila" w:hAnsi="Kokila" w:cs="Kokila"/>
-          <w:sz w:val="40"/>
-          <w:szCs w:val="40"/>
-          <w:cs/>
-          <w:lang w:eastAsia="en-IN"/>
-        </w:rPr>
-        <w:t>तळोदा यांच्या वतीने</w:t>
-      </w:r>
-      <w:r>
-        <w:rPr>
-          <w:rFonts w:ascii="Kokila" w:hAnsi="Kokila" w:cs="Kokila"/>
-          <w:sz w:val="40"/>
-          <w:szCs w:val="40"/>
-          <w:lang w:eastAsia="en-IN"/>
-        </w:rPr>
-        <w:t xml:space="preserve"> </w:t>
-      </w:r>
-      <w:r>
-        <w:rPr>
-          <w:rFonts w:ascii="Kokila" w:hAnsi="Kokila" w:cs="Kokila"/>
-          <w:b/>
-          <w:bCs/>
-          <w:sz w:val="40"/>
-          <w:szCs w:val="40"/>
-          <w:cs/>
-          <w:lang w:eastAsia="en-IN"/>
-        </w:rPr>
-        <w:t>गु. दु. रा. कन्या विद्यालय</w:t>
-      </w:r>
-      <w:r>
-        <w:rPr>
-          <w:rFonts w:ascii="Kokila" w:hAnsi="Kokila" w:cs="Kokila"/>
-          <w:b/>
-          <w:bCs/>
-          <w:sz w:val="40"/>
-          <w:szCs w:val="40"/>
-          <w:lang w:eastAsia="en-IN"/>
-        </w:rPr>
-        <w:t xml:space="preserve">, </w:t>
-      </w:r>
-      <w:r>
-        <w:rPr>
-          <w:rFonts w:ascii="Kokila" w:hAnsi="Kokila" w:cs="Kokila"/>
-          <w:b/>
-          <w:bCs/>
-          <w:sz w:val="40"/>
-          <w:szCs w:val="40"/>
-          <w:cs/>
-          <w:lang w:eastAsia="en-IN"/>
-        </w:rPr>
-        <w:t>तळोदा येथे “स्वदेशी वस्तू वापरा”</w:t>
-      </w:r>
-      <w:r>
-        <w:rPr>
-          <w:rFonts w:ascii="Kokila" w:hAnsi="Kokila" w:cs="Kokila"/>
-          <w:sz w:val="40"/>
-          <w:szCs w:val="40"/>
-          <w:lang w:eastAsia="en-IN"/>
-        </w:rPr>
-        <w:t xml:space="preserve"> </w:t>
-      </w:r>
-      <w:r>
-        <w:rPr>
-          <w:rFonts w:ascii="Kokila" w:hAnsi="Kokila" w:cs="Kokila"/>
-          <w:sz w:val="40"/>
-          <w:szCs w:val="40"/>
-          <w:cs/>
-          <w:lang w:eastAsia="en-IN"/>
-        </w:rPr>
-        <w:t>या विषयावर निबंध स्पर्धेचे आयोजन करण्यात आले. विद्यार्थिनींमध्ये स्वदेशी वस्तूंचे महत्त्व</w:t>
-      </w:r>
-      <w:r>
-        <w:rPr>
-          <w:rFonts w:ascii="Kokila" w:hAnsi="Kokila" w:cs="Kokila"/>
-          <w:sz w:val="40"/>
-          <w:szCs w:val="40"/>
-          <w:lang w:eastAsia="en-IN"/>
-        </w:rPr>
-        <w:t xml:space="preserve">, </w:t>
-      </w:r>
-      <w:r>
-        <w:rPr>
-          <w:rFonts w:ascii="Kokila" w:hAnsi="Kokila" w:cs="Kokila"/>
-          <w:sz w:val="40"/>
-          <w:szCs w:val="40"/>
-          <w:cs/>
-          <w:lang w:eastAsia="en-IN"/>
-        </w:rPr>
-        <w:t>देशाच्या आर्थिक विकासातील त्यांचे योगदान आणि स्थानिक उत्पादनांना प्रोत्साहन देण्याची भावना निर्माण करणे हा या स्पर्धेचा मुख्य उद्देश होता.</w:t>
-      </w:r>
-    </w:p>
-    <w:p>
-      <w:pPr>
-        <w:widowControl/>
-        <w:autoSpaceDE/>
-        <w:autoSpaceDN/>
-        <w:spacing w:before="100" w:beforeAutospacing="1" w:after="100" w:afterAutospacing="1"/>
-        <w:ind w:left="425"/>
-        <w:jc w:val="both"/>
-        <w:rPr>
-          <w:rFonts w:ascii="Kokila" w:hAnsi="Kokila" w:cs="Kokila"/>
-          <w:sz w:val="40"/>
-          <w:szCs w:val="40"/>
-          <w:lang w:eastAsia="en-IN"/>
-        </w:rPr>
-      </w:pPr>
-      <w:r>
-        <w:rPr>
-          <w:rFonts w:ascii="Kokila" w:hAnsi="Kokila" w:cs="Kokila"/>
-          <w:sz w:val="40"/>
-          <w:szCs w:val="40"/>
-          <w:cs/>
-          <w:lang w:eastAsia="en-IN"/>
-        </w:rPr>
-        <w:t>या स्पर्धेत विद्यालयातील विद्यार्थिनींनी उत्स्फूर्त सहभाग घेत स्वदेशी वस्तूंचा वापर</w:t>
-      </w:r>
-      <w:r>
-        <w:rPr>
-          <w:rFonts w:ascii="Kokila" w:hAnsi="Kokila" w:cs="Kokila"/>
-          <w:sz w:val="40"/>
-          <w:szCs w:val="40"/>
-          <w:lang w:eastAsia="en-IN"/>
-        </w:rPr>
-        <w:t xml:space="preserve">, </w:t>
-      </w:r>
-      <w:r>
-        <w:rPr>
-          <w:rFonts w:ascii="Kokila" w:hAnsi="Kokila" w:cs="Kokila"/>
-          <w:sz w:val="40"/>
-          <w:szCs w:val="40"/>
-          <w:cs/>
-          <w:lang w:eastAsia="en-IN"/>
-        </w:rPr>
-        <w:t>भारतीय उद्योगांना मिळणारे प्रोत्साहन</w:t>
-      </w:r>
-      <w:r>
-        <w:rPr>
-          <w:rFonts w:ascii="Kokila" w:hAnsi="Kokila" w:cs="Kokila"/>
-          <w:sz w:val="40"/>
-          <w:szCs w:val="40"/>
-          <w:lang w:eastAsia="en-IN"/>
-        </w:rPr>
-        <w:t xml:space="preserve">, </w:t>
-      </w:r>
-      <w:r>
-        <w:rPr>
-          <w:rFonts w:ascii="Kokila" w:hAnsi="Kokila" w:cs="Kokila"/>
-          <w:sz w:val="40"/>
-          <w:szCs w:val="40"/>
-          <w:cs/>
-          <w:lang w:eastAsia="en-IN"/>
-        </w:rPr>
-        <w:t>स्थानिक कारागीर व व्यावसायिकांना मिळणारा रोजगार तसेच आत्मनिर्भर भारताचे महत्त्व यावर आपले विचार निबंधातून मांडले. विद्यार्थिनींनी आपल्या कल्पकतेने आणि अभ्यासपूर्ण लेखनातून स्वदेशी वस्तूंचा स्वीकार करण्याचा संदेश दिला.</w:t>
-      </w:r>
-    </w:p>
-    <w:p>
-      <w:pPr>
-        <w:widowControl/>
-        <w:autoSpaceDE/>
-        <w:autoSpaceDN/>
-        <w:spacing w:before="100" w:beforeAutospacing="1" w:after="100" w:afterAutospacing="1"/>
-        <w:ind w:left="425"/>
-        <w:jc w:val="both"/>
-        <w:rPr>
-          <w:rFonts w:ascii="Kokila" w:hAnsi="Kokila" w:cs="Kokila"/>
-          <w:sz w:val="40"/>
-          <w:szCs w:val="40"/>
-          <w:lang w:eastAsia="en-IN"/>
-        </w:rPr>
-      </w:pPr>
-      <w:r>
-        <w:rPr>
-          <w:rFonts w:ascii="Kokila" w:hAnsi="Kokila" w:cs="Kokila"/>
-          <w:sz w:val="40"/>
-          <w:szCs w:val="40"/>
-          <w:cs/>
-          <w:lang w:eastAsia="en-IN"/>
-        </w:rPr>
-        <w:t>स्पर्धेत उत्कृष्ट लेखन करणाऱ्या</w:t>
-      </w:r>
-      <w:r>
-        <w:rPr>
-          <w:rFonts w:ascii="Kokila" w:hAnsi="Kokila" w:cs="Kokila"/>
-          <w:sz w:val="40"/>
-          <w:szCs w:val="40"/>
-          <w:lang w:eastAsia="en-IN"/>
-        </w:rPr>
-        <w:t xml:space="preserve"> </w:t>
-      </w:r>
-      <w:r>
-        <w:rPr>
-          <w:rFonts w:ascii="Kokila" w:hAnsi="Kokila" w:cs="Kokila"/>
-          <w:b/>
-          <w:bCs/>
-          <w:sz w:val="40"/>
-          <w:szCs w:val="40"/>
-          <w:cs/>
-          <w:lang w:eastAsia="en-IN"/>
-        </w:rPr>
-        <w:t>प्रथम</w:t>
-      </w:r>
-      <w:r>
-        <w:rPr>
-          <w:rFonts w:ascii="Kokila" w:hAnsi="Kokila" w:cs="Kokila"/>
-          <w:b/>
-          <w:bCs/>
-          <w:sz w:val="40"/>
-          <w:szCs w:val="40"/>
-          <w:lang w:eastAsia="en-IN"/>
-        </w:rPr>
-        <w:t xml:space="preserve">, </w:t>
-      </w:r>
-      <w:r>
-        <w:rPr>
-          <w:rFonts w:ascii="Kokila" w:hAnsi="Kokila" w:cs="Kokila"/>
-          <w:b/>
-          <w:bCs/>
-          <w:sz w:val="40"/>
-          <w:szCs w:val="40"/>
-          <w:cs/>
-          <w:lang w:eastAsia="en-IN"/>
-        </w:rPr>
-        <w:t>द्वितीय आणि तृतीय क्रमांकाच्या विद्यार्थिनींची निवड</w:t>
-      </w:r>
-      <w:r>
-        <w:rPr>
-          <w:rFonts w:ascii="Kokila" w:hAnsi="Kokila" w:cs="Kokila"/>
-          <w:sz w:val="40"/>
-          <w:szCs w:val="40"/>
-          <w:lang w:eastAsia="en-IN"/>
-        </w:rPr>
-        <w:t xml:space="preserve"> </w:t>
-      </w:r>
-      <w:r>
-        <w:rPr>
-          <w:rFonts w:ascii="Kokila" w:hAnsi="Kokila" w:cs="Kokila"/>
-          <w:sz w:val="40"/>
-          <w:szCs w:val="40"/>
-          <w:cs/>
-          <w:lang w:eastAsia="en-IN"/>
-        </w:rPr>
-        <w:t>करण्यात आली. विजेत्या विद्यार्थिनींना श्री बडादादा गणपती नवयुवक मित्र मंडळाच्या वतीने</w:t>
-      </w:r>
-      <w:r>
-        <w:rPr>
-          <w:rFonts w:ascii="Kokila" w:hAnsi="Kokila" w:cs="Kokila"/>
-          <w:sz w:val="40"/>
-          <w:szCs w:val="40"/>
-          <w:lang w:eastAsia="en-IN"/>
-        </w:rPr>
-        <w:t xml:space="preserve"> </w:t>
-      </w:r>
-      <w:r>
-        <w:rPr>
-          <w:rFonts w:ascii="Kokila" w:hAnsi="Kokila" w:cs="Kokila"/>
-          <w:b/>
-          <w:bCs/>
-          <w:sz w:val="40"/>
-          <w:szCs w:val="40"/>
-          <w:cs/>
-          <w:lang w:eastAsia="en-IN"/>
-        </w:rPr>
-        <w:t>पारितोषिक व प्रमाणपत्र देऊन गौरविण्यात आले.</w:t>
-      </w:r>
-      <w:r>
-        <w:rPr>
-          <w:rFonts w:ascii="Kokila" w:hAnsi="Kokila" w:cs="Kokila"/>
-          <w:sz w:val="40"/>
-          <w:szCs w:val="40"/>
-          <w:lang w:eastAsia="en-IN"/>
-        </w:rPr>
-        <w:t xml:space="preserve"> </w:t>
-      </w:r>
-      <w:r>
-        <w:rPr>
-          <w:rFonts w:ascii="Kokila" w:hAnsi="Kokila" w:cs="Kokila"/>
-          <w:sz w:val="40"/>
-          <w:szCs w:val="40"/>
-          <w:cs/>
-          <w:lang w:eastAsia="en-IN"/>
-        </w:rPr>
-        <w:t>या माध्यमातून विद्यार्थिनींच्या कलागुणांना प्रोत्साहन मिळाले आणि त्यांच्या मेहनतीचा सन्मान करण्यात आला.</w:t>
-      </w:r>
-    </w:p>
-    <w:p>
-      <w:pPr>
-        <w:widowControl/>
-        <w:autoSpaceDE/>
-        <w:autoSpaceDN/>
-        <w:spacing w:before="100" w:beforeAutospacing="1" w:after="100" w:afterAutospacing="1"/>
-        <w:ind w:left="425"/>
-        <w:jc w:val="both"/>
-        <w:rPr>
-          <w:rFonts w:ascii="Kokila" w:hAnsi="Kokila" w:cs="Kokila"/>
-          <w:sz w:val="40"/>
-          <w:szCs w:val="40"/>
-          <w:cs/>
-          <w:lang w:eastAsia="en-IN"/>
-        </w:rPr>
-      </w:pPr>
-      <w:r>
-        <w:rPr>
-          <w:rFonts w:ascii="Kokila" w:hAnsi="Kokila" w:cs="Kokila"/>
-          <w:sz w:val="40"/>
-          <w:szCs w:val="40"/>
-          <w:cs/>
-          <w:lang w:eastAsia="en-IN"/>
-        </w:rPr>
-        <w:t>या उपक्रमामुळे विद्यार्थिनींमध्ये</w:t>
-      </w:r>
-      <w:r>
-        <w:rPr>
-          <w:rFonts w:ascii="Kokila" w:hAnsi="Kokila" w:cs="Kokila"/>
-          <w:sz w:val="40"/>
-          <w:szCs w:val="40"/>
-          <w:lang w:eastAsia="en-IN"/>
-        </w:rPr>
-        <w:t xml:space="preserve"> </w:t>
-      </w:r>
-      <w:r>
-        <w:rPr>
-          <w:rFonts w:ascii="Kokila" w:hAnsi="Kokila" w:cs="Kokila"/>
-          <w:b/>
-          <w:bCs/>
-          <w:sz w:val="40"/>
-          <w:szCs w:val="40"/>
-          <w:cs/>
-          <w:lang w:eastAsia="en-IN"/>
-        </w:rPr>
-        <w:t>देशप्रेम</w:t>
-      </w:r>
-      <w:r>
-        <w:rPr>
-          <w:rFonts w:ascii="Kokila" w:hAnsi="Kokila" w:cs="Kokila"/>
-          <w:b/>
-          <w:bCs/>
-          <w:sz w:val="40"/>
-          <w:szCs w:val="40"/>
-          <w:lang w:eastAsia="en-IN"/>
-        </w:rPr>
-        <w:t xml:space="preserve">, </w:t>
-      </w:r>
-      <w:r>
-        <w:rPr>
-          <w:rFonts w:ascii="Kokila" w:hAnsi="Kokila" w:cs="Kokila"/>
-          <w:b/>
-          <w:bCs/>
-          <w:sz w:val="40"/>
-          <w:szCs w:val="40"/>
-          <w:cs/>
-          <w:lang w:eastAsia="en-IN"/>
-        </w:rPr>
-        <w:t>स्वदेशी वस्तूंचा वापर</w:t>
-      </w:r>
-      <w:r>
-        <w:rPr>
-          <w:rFonts w:ascii="Kokila" w:hAnsi="Kokila" w:cs="Kokila"/>
-          <w:b/>
-          <w:bCs/>
-          <w:sz w:val="40"/>
-          <w:szCs w:val="40"/>
-          <w:lang w:eastAsia="en-IN"/>
-        </w:rPr>
-        <w:t xml:space="preserve">, </w:t>
-      </w:r>
-      <w:r>
-        <w:rPr>
-          <w:rFonts w:ascii="Kokila" w:hAnsi="Kokila" w:cs="Kokila"/>
-          <w:b/>
-          <w:bCs/>
-          <w:sz w:val="40"/>
-          <w:szCs w:val="40"/>
-          <w:cs/>
-          <w:lang w:eastAsia="en-IN"/>
-        </w:rPr>
-        <w:t>आत्मनिर्भरता आणि सामाजिक जबाबदारीची भावना</w:t>
-      </w:r>
-      <w:r>
-        <w:rPr>
-          <w:rFonts w:ascii="Kokila" w:hAnsi="Kokila" w:cs="Kokila"/>
-          <w:sz w:val="40"/>
-          <w:szCs w:val="40"/>
-          <w:lang w:eastAsia="en-IN"/>
-        </w:rPr>
-        <w:t xml:space="preserve"> </w:t>
-      </w:r>
-      <w:r>
-        <w:rPr>
-          <w:rFonts w:ascii="Kokila" w:hAnsi="Kokila" w:cs="Kokila"/>
-          <w:sz w:val="40"/>
-          <w:szCs w:val="40"/>
-          <w:cs/>
-          <w:lang w:eastAsia="en-IN"/>
-        </w:rPr>
-        <w:t>निर्माण होण्यास मदत झाली. गणेशोत्सवाच्या माध्यमातून धार्मिक उपक्रमांसोबतच शैक्षणिक व सामाजिक जनजागृती करण्याचा मंडळाचा हा उपक्रम निश्चितच प्रेरणादायी ठरला.</w:t>
-      </w:r>
-    </w:p>
-    <w:p>
-      <w:pPr>
         <w:rPr>
           <w:rFonts w:cs="Mangal"/>
           <w:sz w:val="24"/>
@@ -11074,31 +10607,7 @@
           <w:cs/>
           <w:lang w:eastAsia="en-IN"/>
         </w:rPr>
-        <w:t>दुर्मिळ वस्तूंच्या जतनातून</w:t>
-      </w:r>
-      <w:r>
-        <w:rPr>
-          <w:rFonts w:ascii="Kokila" w:hAnsi="Kokila" w:cs="Kokila"/>
-          <w:b/>
-          <w:bCs/>
-          <w:sz w:val="44"/>
-          <w:szCs w:val="44"/>
-          <w:cs/>
-          <w:lang w:eastAsia="en-IN"/>
-        </w:rPr>
-        <w:t xml:space="preserve"> आणि जनजागृतीतून</w:t>
-      </w:r>
-      <w:r>
-        <w:rPr>
-          <w:rFonts w:ascii="Kokila" w:hAnsi="Kokila" w:cs="Kokila"/>
-          <w:b/>
-          <w:bCs/>
-          <w:sz w:val="44"/>
-          <w:szCs w:val="44"/>
-          <w:cs/>
-          <w:lang w:eastAsia="en-IN"/>
-        </w:rPr>
-        <w:t xml:space="preserve"> इतिहास व संस्कृतीचा वारसा संवर्धन”</w:t>
+        <w:t>दुर्मिळ वस्तूंच्या जतनातून आणि जनजागृतीतून इतिहास व संस्कृतीचा वारसा संवर्धन”</w:t>
       </w:r>
     </w:p>
     <w:p>
@@ -12211,6 +11720,7 @@
           <w:rFonts w:ascii="Kokila" w:eastAsiaTheme="minorHAnsi" w:hAnsi="Kokila" w:cs="Kokila"/>
           <w:sz w:val="50"/>
           <w:szCs w:val="50"/>
+          <w:cs/>
         </w:rPr>
       </w:pPr>
       <w:r>
@@ -12221,6 +11731,24 @@
           <w:cs/>
         </w:rPr>
         <w:t xml:space="preserve">वक्तृत्व स्पर्धा </w:t>
+      </w:r>
+    </w:p>
+    <w:p>
+      <w:pPr>
+        <w:rPr>
+          <w:rFonts w:ascii="Kokila" w:hAnsi="Kokila" w:cs="Kokila"/>
+          <w:sz w:val="50"/>
+          <w:szCs w:val="50"/>
+        </w:rPr>
+      </w:pPr>
+      <w:r>
+        <w:rPr>
+          <w:rFonts w:ascii="Kokila" w:hAnsi="Kokila" w:cs="Kokila"/>
+          <w:sz w:val="50"/>
+          <w:szCs w:val="50"/>
+          <w:cs/>
+        </w:rPr>
+        <w:br w:type="page"/>
       </w:r>
     </w:p>
     <w:p>
@@ -12234,6 +11762,7 @@
           <w:rFonts w:ascii="Kokila" w:eastAsiaTheme="minorHAnsi" w:hAnsi="Kokila" w:cs="Kokila"/>
           <w:sz w:val="50"/>
           <w:szCs w:val="50"/>
+          <w:cs/>
         </w:rPr>
       </w:pPr>
       <w:r>
@@ -12243,7 +11772,493 @@
           <w:szCs w:val="50"/>
           <w:cs/>
         </w:rPr>
+        <w:lastRenderedPageBreak/>
         <w:t xml:space="preserve">निबंध लेखन स्पर्धा </w:t>
+      </w:r>
+    </w:p>
+    <w:p>
+      <w:pPr>
+        <w:pStyle w:val="ListParagraph"/>
+        <w:widowControl/>
+        <w:numPr>
+          <w:ilvl w:val="0"/>
+          <w:numId w:val="22"/>
+        </w:numPr>
+        <w:autoSpaceDE/>
+        <w:autoSpaceDN/>
+        <w:spacing w:before="100" w:beforeAutospacing="1" w:after="100" w:afterAutospacing="1"/>
+        <w:outlineLvl w:val="1"/>
+        <w:rPr>
+          <w:rFonts w:ascii="Kokila" w:hAnsi="Kokila" w:cs="Kokila"/>
+          <w:b/>
+          <w:bCs/>
+          <w:sz w:val="44"/>
+          <w:szCs w:val="44"/>
+          <w:lang w:eastAsia="en-IN"/>
+        </w:rPr>
+      </w:pPr>
+      <w:r>
+        <w:rPr>
+          <w:rFonts w:ascii="Kokila" w:hAnsi="Kokila" w:cs="Kokila"/>
+          <w:b/>
+          <w:bCs/>
+          <w:sz w:val="44"/>
+          <w:szCs w:val="44"/>
+          <w:cs/>
+          <w:lang w:eastAsia="en-IN"/>
+        </w:rPr>
+        <w:t>स्वदेशी वस्तू वापरा या विषयावर निबंध स्पर्धेचे आयोजन</w:t>
+      </w:r>
+    </w:p>
+    <w:p>
+      <w:pPr>
+        <w:widowControl/>
+        <w:autoSpaceDE/>
+        <w:autoSpaceDN/>
+        <w:spacing w:before="100" w:beforeAutospacing="1" w:after="100" w:afterAutospacing="1"/>
+        <w:ind w:left="425"/>
+        <w:jc w:val="both"/>
+        <w:rPr>
+          <w:rFonts w:ascii="Kokila" w:hAnsi="Kokila" w:cs="Kokila"/>
+          <w:sz w:val="40"/>
+          <w:szCs w:val="40"/>
+          <w:lang w:eastAsia="en-IN"/>
+        </w:rPr>
+      </w:pPr>
+      <w:r>
+        <w:rPr>
+          <w:rFonts w:ascii="Kokila" w:hAnsi="Kokila" w:cs="Kokila"/>
+          <w:sz w:val="40"/>
+          <w:szCs w:val="40"/>
+          <w:cs/>
+          <w:lang w:eastAsia="en-IN"/>
+        </w:rPr>
+        <w:t>श्री बडादादा गणपती नवयुवक मित्र मंडळ</w:t>
+      </w:r>
+      <w:r>
+        <w:rPr>
+          <w:rFonts w:ascii="Kokila" w:hAnsi="Kokila" w:cs="Kokila"/>
+          <w:sz w:val="40"/>
+          <w:szCs w:val="40"/>
+          <w:lang w:eastAsia="en-IN"/>
+        </w:rPr>
+        <w:t xml:space="preserve">, </w:t>
+      </w:r>
+      <w:r>
+        <w:rPr>
+          <w:rFonts w:ascii="Kokila" w:hAnsi="Kokila" w:cs="Kokila"/>
+          <w:sz w:val="40"/>
+          <w:szCs w:val="40"/>
+          <w:cs/>
+          <w:lang w:eastAsia="en-IN"/>
+        </w:rPr>
+        <w:t>तळोदा यांच्या वतीने</w:t>
+      </w:r>
+      <w:r>
+        <w:rPr>
+          <w:rFonts w:ascii="Kokila" w:hAnsi="Kokila" w:cs="Kokila"/>
+          <w:sz w:val="40"/>
+          <w:szCs w:val="40"/>
+          <w:lang w:eastAsia="en-IN"/>
+        </w:rPr>
+        <w:t xml:space="preserve"> </w:t>
+      </w:r>
+      <w:r>
+        <w:rPr>
+          <w:rFonts w:ascii="Kokila" w:hAnsi="Kokila" w:cs="Kokila"/>
+          <w:b/>
+          <w:bCs/>
+          <w:sz w:val="40"/>
+          <w:szCs w:val="40"/>
+          <w:cs/>
+          <w:lang w:eastAsia="en-IN"/>
+        </w:rPr>
+        <w:t>गु. दु. रा. कन्या विद्यालय</w:t>
+      </w:r>
+      <w:r>
+        <w:rPr>
+          <w:rFonts w:ascii="Kokila" w:hAnsi="Kokila" w:cs="Kokila"/>
+          <w:b/>
+          <w:bCs/>
+          <w:sz w:val="40"/>
+          <w:szCs w:val="40"/>
+          <w:lang w:eastAsia="en-IN"/>
+        </w:rPr>
+        <w:t xml:space="preserve">, </w:t>
+      </w:r>
+      <w:r>
+        <w:rPr>
+          <w:rFonts w:ascii="Kokila" w:hAnsi="Kokila" w:cs="Kokila"/>
+          <w:b/>
+          <w:bCs/>
+          <w:sz w:val="40"/>
+          <w:szCs w:val="40"/>
+          <w:cs/>
+          <w:lang w:eastAsia="en-IN"/>
+        </w:rPr>
+        <w:t>तळोदा येथे “स्वदेशी वस्तू वापरा”</w:t>
+      </w:r>
+      <w:r>
+        <w:rPr>
+          <w:rFonts w:ascii="Kokila" w:hAnsi="Kokila" w:cs="Kokila"/>
+          <w:sz w:val="40"/>
+          <w:szCs w:val="40"/>
+          <w:lang w:eastAsia="en-IN"/>
+        </w:rPr>
+        <w:t xml:space="preserve"> </w:t>
+      </w:r>
+      <w:r>
+        <w:rPr>
+          <w:rFonts w:ascii="Kokila" w:hAnsi="Kokila" w:cs="Kokila"/>
+          <w:sz w:val="40"/>
+          <w:szCs w:val="40"/>
+          <w:cs/>
+          <w:lang w:eastAsia="en-IN"/>
+        </w:rPr>
+        <w:t>या विषयावर निबंध स्पर्धेचे आयोजन करण्यात आले. विद्यार्थिनींमध्ये स्वदेशी वस्तूंचे महत्त्व</w:t>
+      </w:r>
+      <w:r>
+        <w:rPr>
+          <w:rFonts w:ascii="Kokila" w:hAnsi="Kokila" w:cs="Kokila"/>
+          <w:sz w:val="40"/>
+          <w:szCs w:val="40"/>
+          <w:lang w:eastAsia="en-IN"/>
+        </w:rPr>
+        <w:t xml:space="preserve">, </w:t>
+      </w:r>
+      <w:r>
+        <w:rPr>
+          <w:rFonts w:ascii="Kokila" w:hAnsi="Kokila" w:cs="Kokila"/>
+          <w:sz w:val="40"/>
+          <w:szCs w:val="40"/>
+          <w:cs/>
+          <w:lang w:eastAsia="en-IN"/>
+        </w:rPr>
+        <w:t>देशाच्या आर्थिक विकासातील त्यांचे योगदान आणि स्थानिक उत्पादनांना प्रोत्साहन देण्याची भावना निर्माण करणे हा या स्पर्धेचा मुख्य उद्देश होता.</w:t>
+      </w:r>
+    </w:p>
+    <w:p>
+      <w:pPr>
+        <w:widowControl/>
+        <w:autoSpaceDE/>
+        <w:autoSpaceDN/>
+        <w:spacing w:before="100" w:beforeAutospacing="1" w:after="100" w:afterAutospacing="1"/>
+        <w:ind w:left="425"/>
+        <w:jc w:val="both"/>
+        <w:rPr>
+          <w:rFonts w:ascii="Kokila" w:hAnsi="Kokila" w:cs="Kokila"/>
+          <w:sz w:val="40"/>
+          <w:szCs w:val="40"/>
+          <w:lang w:eastAsia="en-IN"/>
+        </w:rPr>
+      </w:pPr>
+      <w:r>
+        <w:rPr>
+          <w:rFonts w:ascii="Kokila" w:hAnsi="Kokila" w:cs="Kokila"/>
+          <w:sz w:val="40"/>
+          <w:szCs w:val="40"/>
+          <w:cs/>
+          <w:lang w:eastAsia="en-IN"/>
+        </w:rPr>
+        <w:t>या स्पर्धेत विद्यालयातील विद्यार्थिनींनी उत्स्फूर्त सहभाग घेत स्वदेशी वस्तूंचा वापर</w:t>
+      </w:r>
+      <w:r>
+        <w:rPr>
+          <w:rFonts w:ascii="Kokila" w:hAnsi="Kokila" w:cs="Kokila"/>
+          <w:sz w:val="40"/>
+          <w:szCs w:val="40"/>
+          <w:lang w:eastAsia="en-IN"/>
+        </w:rPr>
+        <w:t xml:space="preserve">, </w:t>
+      </w:r>
+      <w:r>
+        <w:rPr>
+          <w:rFonts w:ascii="Kokila" w:hAnsi="Kokila" w:cs="Kokila"/>
+          <w:sz w:val="40"/>
+          <w:szCs w:val="40"/>
+          <w:cs/>
+          <w:lang w:eastAsia="en-IN"/>
+        </w:rPr>
+        <w:t>भारतीय उद्योगांना मिळणारे प्रोत्साहन</w:t>
+      </w:r>
+      <w:r>
+        <w:rPr>
+          <w:rFonts w:ascii="Kokila" w:hAnsi="Kokila" w:cs="Kokila"/>
+          <w:sz w:val="40"/>
+          <w:szCs w:val="40"/>
+          <w:lang w:eastAsia="en-IN"/>
+        </w:rPr>
+        <w:t xml:space="preserve">, </w:t>
+      </w:r>
+      <w:r>
+        <w:rPr>
+          <w:rFonts w:ascii="Kokila" w:hAnsi="Kokila" w:cs="Kokila"/>
+          <w:sz w:val="40"/>
+          <w:szCs w:val="40"/>
+          <w:cs/>
+          <w:lang w:eastAsia="en-IN"/>
+        </w:rPr>
+        <w:t>स्थानिक कारागीर व व्यावसायिकांना मिळणारा रोजगार तसेच आत्मनिर्भर भारताचे महत्त्व यावर आपले विचार निबंधातून मांडले. विद्यार्थिनींनी आपल्या कल्पकतेने आणि अभ्यासपूर्ण लेखनातून स्वदेशी वस्तूंचा स्वीकार करण्याचा संदेश दिला.</w:t>
+      </w:r>
+    </w:p>
+    <w:p>
+      <w:pPr>
+        <w:widowControl/>
+        <w:autoSpaceDE/>
+        <w:autoSpaceDN/>
+        <w:spacing w:before="100" w:beforeAutospacing="1" w:after="100" w:afterAutospacing="1"/>
+        <w:ind w:left="425"/>
+        <w:jc w:val="both"/>
+        <w:rPr>
+          <w:rFonts w:ascii="Kokila" w:hAnsi="Kokila" w:cs="Kokila"/>
+          <w:sz w:val="40"/>
+          <w:szCs w:val="40"/>
+          <w:lang w:eastAsia="en-IN"/>
+        </w:rPr>
+      </w:pPr>
+      <w:r>
+        <w:rPr>
+          <w:rFonts w:ascii="Kokila" w:hAnsi="Kokila" w:cs="Kokila"/>
+          <w:sz w:val="40"/>
+          <w:szCs w:val="40"/>
+          <w:cs/>
+          <w:lang w:eastAsia="en-IN"/>
+        </w:rPr>
+        <w:t>स्पर्धेत उत्कृष्ट लेखन करणाऱ्या</w:t>
+      </w:r>
+      <w:r>
+        <w:rPr>
+          <w:rFonts w:ascii="Kokila" w:hAnsi="Kokila" w:cs="Kokila"/>
+          <w:sz w:val="40"/>
+          <w:szCs w:val="40"/>
+          <w:lang w:eastAsia="en-IN"/>
+        </w:rPr>
+        <w:t xml:space="preserve"> </w:t>
+      </w:r>
+      <w:r>
+        <w:rPr>
+          <w:rFonts w:ascii="Kokila" w:hAnsi="Kokila" w:cs="Kokila"/>
+          <w:b/>
+          <w:bCs/>
+          <w:sz w:val="40"/>
+          <w:szCs w:val="40"/>
+          <w:cs/>
+          <w:lang w:eastAsia="en-IN"/>
+        </w:rPr>
+        <w:t>प्रथम</w:t>
+      </w:r>
+      <w:r>
+        <w:rPr>
+          <w:rFonts w:ascii="Kokila" w:hAnsi="Kokila" w:cs="Kokila"/>
+          <w:b/>
+          <w:bCs/>
+          <w:sz w:val="40"/>
+          <w:szCs w:val="40"/>
+          <w:lang w:eastAsia="en-IN"/>
+        </w:rPr>
+        <w:t xml:space="preserve">, </w:t>
+      </w:r>
+      <w:r>
+        <w:rPr>
+          <w:rFonts w:ascii="Kokila" w:hAnsi="Kokila" w:cs="Kokila"/>
+          <w:b/>
+          <w:bCs/>
+          <w:sz w:val="40"/>
+          <w:szCs w:val="40"/>
+          <w:cs/>
+          <w:lang w:eastAsia="en-IN"/>
+        </w:rPr>
+        <w:t>द्वितीय आणि तृतीय क्रमांकाच्या विद्यार्थिनींची निवड</w:t>
+      </w:r>
+      <w:r>
+        <w:rPr>
+          <w:rFonts w:ascii="Kokila" w:hAnsi="Kokila" w:cs="Kokila"/>
+          <w:sz w:val="40"/>
+          <w:szCs w:val="40"/>
+          <w:lang w:eastAsia="en-IN"/>
+        </w:rPr>
+        <w:t xml:space="preserve"> </w:t>
+      </w:r>
+      <w:r>
+        <w:rPr>
+          <w:rFonts w:ascii="Kokila" w:hAnsi="Kokila" w:cs="Kokila"/>
+          <w:sz w:val="40"/>
+          <w:szCs w:val="40"/>
+          <w:cs/>
+          <w:lang w:eastAsia="en-IN"/>
+        </w:rPr>
+        <w:t>करण्यात आली. विजेत्या विद्यार्थिनींना श्री बडादादा गणपती नवयुवक मित्र मंडळाच्या वतीने</w:t>
+      </w:r>
+      <w:r>
+        <w:rPr>
+          <w:rFonts w:ascii="Kokila" w:hAnsi="Kokila" w:cs="Kokila"/>
+          <w:sz w:val="40"/>
+          <w:szCs w:val="40"/>
+          <w:lang w:eastAsia="en-IN"/>
+        </w:rPr>
+        <w:t xml:space="preserve"> </w:t>
+      </w:r>
+      <w:r>
+        <w:rPr>
+          <w:rFonts w:ascii="Kokila" w:hAnsi="Kokila" w:cs="Kokila"/>
+          <w:b/>
+          <w:bCs/>
+          <w:sz w:val="40"/>
+          <w:szCs w:val="40"/>
+          <w:cs/>
+          <w:lang w:eastAsia="en-IN"/>
+        </w:rPr>
+        <w:t>पारितोषिक व प्रमाणपत्र देऊन गौरविण्यात आले.</w:t>
+      </w:r>
+      <w:r>
+        <w:rPr>
+          <w:rFonts w:ascii="Kokila" w:hAnsi="Kokila" w:cs="Kokila"/>
+          <w:sz w:val="40"/>
+          <w:szCs w:val="40"/>
+          <w:lang w:eastAsia="en-IN"/>
+        </w:rPr>
+        <w:t xml:space="preserve"> </w:t>
+      </w:r>
+      <w:r>
+        <w:rPr>
+          <w:rFonts w:ascii="Kokila" w:hAnsi="Kokila" w:cs="Kokila"/>
+          <w:sz w:val="40"/>
+          <w:szCs w:val="40"/>
+          <w:cs/>
+          <w:lang w:eastAsia="en-IN"/>
+        </w:rPr>
+        <w:t>या माध्यमातून विद्यार्थिनींच्या कलागुणांना प्रोत्साहन मिळाले आणि त्यांच्या मेहनतीचा सन्मान करण्यात आला.</w:t>
+      </w:r>
+    </w:p>
+    <w:p>
+      <w:pPr>
+        <w:widowControl/>
+        <w:autoSpaceDE/>
+        <w:autoSpaceDN/>
+        <w:spacing w:before="100" w:beforeAutospacing="1" w:after="100" w:afterAutospacing="1"/>
+        <w:ind w:left="425"/>
+        <w:jc w:val="both"/>
+        <w:rPr>
+          <w:rFonts w:ascii="Kokila" w:hAnsi="Kokila" w:cs="Kokila"/>
+          <w:sz w:val="40"/>
+          <w:szCs w:val="40"/>
+          <w:cs/>
+          <w:lang w:eastAsia="en-IN"/>
+        </w:rPr>
+      </w:pPr>
+      <w:r>
+        <w:rPr>
+          <w:rFonts w:ascii="Kokila" w:hAnsi="Kokila" w:cs="Kokila"/>
+          <w:sz w:val="40"/>
+          <w:szCs w:val="40"/>
+          <w:cs/>
+          <w:lang w:eastAsia="en-IN"/>
+        </w:rPr>
+        <w:t>या उपक्रमामुळे विद्यार्थिनींमध्ये</w:t>
+      </w:r>
+      <w:r>
+        <w:rPr>
+          <w:rFonts w:ascii="Kokila" w:hAnsi="Kokila" w:cs="Kokila"/>
+          <w:sz w:val="40"/>
+          <w:szCs w:val="40"/>
+          <w:lang w:eastAsia="en-IN"/>
+        </w:rPr>
+        <w:t xml:space="preserve"> </w:t>
+      </w:r>
+      <w:r>
+        <w:rPr>
+          <w:rFonts w:ascii="Kokila" w:hAnsi="Kokila" w:cs="Kokila"/>
+          <w:b/>
+          <w:bCs/>
+          <w:sz w:val="40"/>
+          <w:szCs w:val="40"/>
+          <w:cs/>
+          <w:lang w:eastAsia="en-IN"/>
+        </w:rPr>
+        <w:t>देशप्रेम</w:t>
+      </w:r>
+      <w:r>
+        <w:rPr>
+          <w:rFonts w:ascii="Kokila" w:hAnsi="Kokila" w:cs="Kokila"/>
+          <w:b/>
+          <w:bCs/>
+          <w:sz w:val="40"/>
+          <w:szCs w:val="40"/>
+          <w:lang w:eastAsia="en-IN"/>
+        </w:rPr>
+        <w:t xml:space="preserve">, </w:t>
+      </w:r>
+      <w:r>
+        <w:rPr>
+          <w:rFonts w:ascii="Kokila" w:hAnsi="Kokila" w:cs="Kokila"/>
+          <w:b/>
+          <w:bCs/>
+          <w:sz w:val="40"/>
+          <w:szCs w:val="40"/>
+          <w:cs/>
+          <w:lang w:eastAsia="en-IN"/>
+        </w:rPr>
+        <w:t>स्वदेशी वस्तूंचा वापर</w:t>
+      </w:r>
+      <w:r>
+        <w:rPr>
+          <w:rFonts w:ascii="Kokila" w:hAnsi="Kokila" w:cs="Kokila"/>
+          <w:b/>
+          <w:bCs/>
+          <w:sz w:val="40"/>
+          <w:szCs w:val="40"/>
+          <w:lang w:eastAsia="en-IN"/>
+        </w:rPr>
+        <w:t xml:space="preserve">, </w:t>
+      </w:r>
+      <w:r>
+        <w:rPr>
+          <w:rFonts w:ascii="Kokila" w:hAnsi="Kokila" w:cs="Kokila"/>
+          <w:b/>
+          <w:bCs/>
+          <w:sz w:val="40"/>
+          <w:szCs w:val="40"/>
+          <w:cs/>
+          <w:lang w:eastAsia="en-IN"/>
+        </w:rPr>
+        <w:t>आत्मनिर्भरता आणि सामाजिक जबाबदारीची भावना</w:t>
+      </w:r>
+      <w:r>
+        <w:rPr>
+          <w:rFonts w:ascii="Kokila" w:hAnsi="Kokila" w:cs="Kokila"/>
+          <w:sz w:val="40"/>
+          <w:szCs w:val="40"/>
+          <w:lang w:eastAsia="en-IN"/>
+        </w:rPr>
+        <w:t xml:space="preserve"> </w:t>
+      </w:r>
+      <w:r>
+        <w:rPr>
+          <w:rFonts w:ascii="Kokila" w:hAnsi="Kokila" w:cs="Kokila"/>
+          <w:sz w:val="40"/>
+          <w:szCs w:val="40"/>
+          <w:cs/>
+          <w:lang w:eastAsia="en-IN"/>
+        </w:rPr>
+        <w:t>निर्माण होण्यास मदत झाली. गणेशोत्सवाच्या माध्यमातून धार्मिक उपक्रमांसोबतच शैक्षणिक व सामाजिक जनजागृती करण्याचा मंडळाचा हा उपक्रम निश्चितच प्रेरणादायी ठरला.</w:t>
+      </w:r>
+    </w:p>
+    <w:p>
+      <w:pPr>
+        <w:rPr>
+          <w:rFonts w:ascii="Kokila" w:hAnsi="Kokila" w:cs="Kokila"/>
+          <w:sz w:val="50"/>
+          <w:szCs w:val="50"/>
+        </w:rPr>
+      </w:pPr>
+      <w:r>
+        <w:rPr>
+          <w:rFonts w:ascii="Kokila" w:hAnsi="Kokila" w:cs="Kokila"/>
+          <w:sz w:val="50"/>
+          <w:szCs w:val="50"/>
+          <w:cs/>
+        </w:rPr>
+        <w:br w:type="page"/>
       </w:r>
     </w:p>
     <w:p>
@@ -12257,6 +12272,7 @@
           <w:rFonts w:ascii="Kokila" w:eastAsiaTheme="minorHAnsi" w:hAnsi="Kokila" w:cs="Kokila"/>
           <w:sz w:val="50"/>
           <w:szCs w:val="50"/>
+          <w:cs/>
         </w:rPr>
       </w:pPr>
       <w:r>
@@ -12266,7 +12282,587 @@
           <w:szCs w:val="50"/>
           <w:cs/>
         </w:rPr>
+        <w:lastRenderedPageBreak/>
         <w:t xml:space="preserve">साहित्य विषयक उपक्रम </w:t>
+      </w:r>
+    </w:p>
+    <w:p>
+      <w:pPr>
+        <w:pStyle w:val="ListParagraph"/>
+        <w:widowControl/>
+        <w:numPr>
+          <w:ilvl w:val="0"/>
+          <w:numId w:val="24"/>
+        </w:numPr>
+        <w:autoSpaceDE/>
+        <w:autoSpaceDN/>
+        <w:spacing w:before="100" w:beforeAutospacing="1" w:after="100" w:afterAutospacing="1"/>
+        <w:outlineLvl w:val="1"/>
+        <w:rPr>
+          <w:rFonts w:ascii="Kokila" w:hAnsi="Kokila" w:cs="Kokila"/>
+          <w:b/>
+          <w:bCs/>
+          <w:sz w:val="44"/>
+          <w:szCs w:val="44"/>
+          <w:lang w:eastAsia="en-IN"/>
+        </w:rPr>
+      </w:pPr>
+      <w:r>
+        <w:rPr>
+          <w:rFonts w:ascii="Kokila" w:hAnsi="Kokila" w:cs="Kokila"/>
+          <w:b/>
+          <w:bCs/>
+          <w:sz w:val="44"/>
+          <w:szCs w:val="44"/>
+          <w:cs/>
+          <w:lang w:eastAsia="en-IN"/>
+        </w:rPr>
+        <w:t>महिला मंडळाच्या पुढाकारातून भक्तिमय श्री कृष्ण जयंती उत्सव</w:t>
+      </w:r>
+    </w:p>
+    <w:p>
+      <w:pPr>
+        <w:widowControl/>
+        <w:autoSpaceDE/>
+        <w:autoSpaceDN/>
+        <w:spacing w:before="100" w:beforeAutospacing="1" w:after="100" w:afterAutospacing="1"/>
+        <w:ind w:left="1145"/>
+        <w:jc w:val="both"/>
+        <w:rPr>
+          <w:rFonts w:ascii="Kokila" w:hAnsi="Kokila" w:cs="Kokila"/>
+          <w:sz w:val="40"/>
+          <w:szCs w:val="40"/>
+          <w:lang w:eastAsia="en-IN"/>
+        </w:rPr>
+      </w:pPr>
+      <w:r>
+        <w:rPr>
+          <w:rFonts w:ascii="Kokila" w:hAnsi="Kokila" w:cs="Kokila"/>
+          <w:sz w:val="40"/>
+          <w:szCs w:val="40"/>
+          <w:cs/>
+          <w:lang w:eastAsia="en-IN"/>
+        </w:rPr>
+        <w:t>श्री बडादादा गणपती महिला मंडळ आणि गल्लीतील सर्व महिलांच्या संयुक्त सहभागातून</w:t>
+      </w:r>
+      <w:r>
+        <w:rPr>
+          <w:rFonts w:ascii="Kokila" w:hAnsi="Kokila" w:cs="Kokila"/>
+          <w:sz w:val="40"/>
+          <w:szCs w:val="40"/>
+          <w:lang w:eastAsia="en-IN"/>
+        </w:rPr>
+        <w:t xml:space="preserve"> </w:t>
+      </w:r>
+      <w:r>
+        <w:rPr>
+          <w:rFonts w:ascii="Kokila" w:hAnsi="Kokila" w:cs="Kokila"/>
+          <w:b/>
+          <w:bCs/>
+          <w:sz w:val="40"/>
+          <w:szCs w:val="40"/>
+          <w:cs/>
+          <w:lang w:eastAsia="en-IN"/>
+        </w:rPr>
+        <w:t>श्री कृष्ण जयंती उत्साहात आणि भक्तिमय वातावरणात साजरी करण्यात आली.</w:t>
+      </w:r>
+      <w:r>
+        <w:rPr>
+          <w:rFonts w:ascii="Kokila" w:hAnsi="Kokila" w:cs="Kokila"/>
+          <w:sz w:val="40"/>
+          <w:szCs w:val="40"/>
+          <w:lang w:eastAsia="en-IN"/>
+        </w:rPr>
+        <w:t xml:space="preserve"> </w:t>
+      </w:r>
+      <w:r>
+        <w:rPr>
+          <w:rFonts w:ascii="Kokila" w:hAnsi="Kokila" w:cs="Kokila"/>
+          <w:sz w:val="40"/>
+          <w:szCs w:val="40"/>
+          <w:cs/>
+          <w:lang w:eastAsia="en-IN"/>
+        </w:rPr>
+        <w:t>महिलांनी एकत्र येत या उत्सवाचे सुंदर नियोजन केले आणि संपूर्ण परिसरात आनंदाचे व भक्तीचे वातावरण निर्माण केले.</w:t>
+      </w:r>
+    </w:p>
+    <w:p>
+      <w:pPr>
+        <w:widowControl/>
+        <w:autoSpaceDE/>
+        <w:autoSpaceDN/>
+        <w:spacing w:before="100" w:beforeAutospacing="1" w:after="100" w:afterAutospacing="1"/>
+        <w:ind w:left="1145"/>
+        <w:jc w:val="both"/>
+        <w:rPr>
+          <w:rFonts w:ascii="Kokila" w:hAnsi="Kokila" w:cs="Kokila"/>
+          <w:sz w:val="40"/>
+          <w:szCs w:val="40"/>
+          <w:lang w:eastAsia="en-IN"/>
+        </w:rPr>
+      </w:pPr>
+      <w:r>
+        <w:rPr>
+          <w:rFonts w:ascii="Kokila" w:hAnsi="Kokila" w:cs="Kokila"/>
+          <w:sz w:val="40"/>
+          <w:szCs w:val="40"/>
+          <w:cs/>
+          <w:lang w:eastAsia="en-IN"/>
+        </w:rPr>
+        <w:t>श्री कृष्ण जयंतीनिमित्त परिसरात</w:t>
+      </w:r>
+      <w:r>
+        <w:rPr>
+          <w:rFonts w:ascii="Kokila" w:hAnsi="Kokila" w:cs="Kokila"/>
+          <w:sz w:val="40"/>
+          <w:szCs w:val="40"/>
+          <w:lang w:eastAsia="en-IN"/>
+        </w:rPr>
+        <w:t xml:space="preserve"> </w:t>
+      </w:r>
+      <w:r>
+        <w:rPr>
+          <w:rFonts w:ascii="Kokila" w:hAnsi="Kokila" w:cs="Kokila"/>
+          <w:b/>
+          <w:bCs/>
+          <w:sz w:val="40"/>
+          <w:szCs w:val="40"/>
+          <w:cs/>
+          <w:lang w:eastAsia="en-IN"/>
+        </w:rPr>
+        <w:t>आकर्षक सजावट करण्यात आली.</w:t>
+      </w:r>
+      <w:r>
+        <w:rPr>
+          <w:rFonts w:ascii="Kokila" w:hAnsi="Kokila" w:cs="Kokila"/>
+          <w:sz w:val="40"/>
+          <w:szCs w:val="40"/>
+          <w:lang w:eastAsia="en-IN"/>
+        </w:rPr>
+        <w:t xml:space="preserve"> </w:t>
+      </w:r>
+      <w:r>
+        <w:rPr>
+          <w:rFonts w:ascii="Kokila" w:hAnsi="Kokila" w:cs="Kokila"/>
+          <w:sz w:val="40"/>
+          <w:szCs w:val="40"/>
+          <w:cs/>
+          <w:lang w:eastAsia="en-IN"/>
+        </w:rPr>
+        <w:t>फुलांची सजावट</w:t>
+      </w:r>
+      <w:r>
+        <w:rPr>
+          <w:rFonts w:ascii="Kokila" w:hAnsi="Kokila" w:cs="Kokila"/>
+          <w:sz w:val="40"/>
+          <w:szCs w:val="40"/>
+          <w:lang w:eastAsia="en-IN"/>
+        </w:rPr>
+        <w:t xml:space="preserve">, </w:t>
+      </w:r>
+      <w:r>
+        <w:rPr>
+          <w:rFonts w:ascii="Kokila" w:hAnsi="Kokila" w:cs="Kokila"/>
+          <w:sz w:val="40"/>
+          <w:szCs w:val="40"/>
+          <w:cs/>
+          <w:lang w:eastAsia="en-IN"/>
+        </w:rPr>
+        <w:t>रंगरंगोटी</w:t>
+      </w:r>
+      <w:r>
+        <w:rPr>
+          <w:rFonts w:ascii="Kokila" w:hAnsi="Kokila" w:cs="Kokila"/>
+          <w:sz w:val="40"/>
+          <w:szCs w:val="40"/>
+          <w:lang w:eastAsia="en-IN"/>
+        </w:rPr>
+        <w:t xml:space="preserve">, </w:t>
+      </w:r>
+      <w:r>
+        <w:rPr>
+          <w:rFonts w:ascii="Kokila" w:hAnsi="Kokila" w:cs="Kokila"/>
+          <w:sz w:val="40"/>
+          <w:szCs w:val="40"/>
+          <w:cs/>
+          <w:lang w:eastAsia="en-IN"/>
+        </w:rPr>
+        <w:t>श्रीकृष्णाच्या बालरूपाची सुंदर मांडणी आणि विविध सजावटीच्या साहित्याचा वापर करून कार्यक्रमस्थळ अधिक आकर्षक करण्यात आले. महिलांनी एकत्रितपणे सजावटीमध्ये सहभाग घेतल्यामुळे त्यांच्या कलात्मकतेला आणि सर्जनशीलतेला वाव मिळाला.</w:t>
+      </w:r>
+    </w:p>
+    <w:p>
+      <w:pPr>
+        <w:widowControl/>
+        <w:autoSpaceDE/>
+        <w:autoSpaceDN/>
+        <w:spacing w:before="100" w:beforeAutospacing="1" w:after="100" w:afterAutospacing="1"/>
+        <w:ind w:left="1145"/>
+        <w:jc w:val="both"/>
+        <w:rPr>
+          <w:rFonts w:ascii="Kokila" w:hAnsi="Kokila" w:cs="Kokila"/>
+          <w:sz w:val="40"/>
+          <w:szCs w:val="40"/>
+          <w:lang w:eastAsia="en-IN"/>
+        </w:rPr>
+      </w:pPr>
+      <w:r>
+        <w:rPr>
+          <w:rFonts w:ascii="Kokila" w:hAnsi="Kokila" w:cs="Kokila"/>
+          <w:sz w:val="40"/>
+          <w:szCs w:val="40"/>
+          <w:cs/>
+          <w:lang w:eastAsia="en-IN"/>
+        </w:rPr>
+        <w:t>या कार्यक्रमाचे विशेष आकर्षण म्हणजे</w:t>
+      </w:r>
+      <w:r>
+        <w:rPr>
+          <w:rFonts w:ascii="Kokila" w:hAnsi="Kokila" w:cs="Kokila"/>
+          <w:sz w:val="40"/>
+          <w:szCs w:val="40"/>
+          <w:lang w:eastAsia="en-IN"/>
+        </w:rPr>
+        <w:t xml:space="preserve"> </w:t>
+      </w:r>
+      <w:r>
+        <w:rPr>
+          <w:rFonts w:ascii="Kokila" w:hAnsi="Kokila" w:cs="Kokila"/>
+          <w:b/>
+          <w:bCs/>
+          <w:sz w:val="40"/>
+          <w:szCs w:val="40"/>
+          <w:cs/>
+          <w:lang w:eastAsia="en-IN"/>
+        </w:rPr>
+        <w:t>लहान मुलींनी श्रीकृष्ण आणि राधेच्या वेशभूषेत सहभाग घेतला.</w:t>
+      </w:r>
+      <w:r>
+        <w:rPr>
+          <w:rFonts w:ascii="Kokila" w:hAnsi="Kokila" w:cs="Kokila"/>
+          <w:sz w:val="40"/>
+          <w:szCs w:val="40"/>
+          <w:lang w:eastAsia="en-IN"/>
+        </w:rPr>
+        <w:t xml:space="preserve"> </w:t>
+      </w:r>
+      <w:r>
+        <w:rPr>
+          <w:rFonts w:ascii="Kokila" w:hAnsi="Kokila" w:cs="Kokila"/>
+          <w:sz w:val="40"/>
+          <w:szCs w:val="40"/>
+          <w:cs/>
+          <w:lang w:eastAsia="en-IN"/>
+        </w:rPr>
+        <w:t>सुंदर पोशाख</w:t>
+      </w:r>
+      <w:r>
+        <w:rPr>
+          <w:rFonts w:ascii="Kokila" w:hAnsi="Kokila" w:cs="Kokila"/>
+          <w:sz w:val="40"/>
+          <w:szCs w:val="40"/>
+          <w:lang w:eastAsia="en-IN"/>
+        </w:rPr>
+        <w:t xml:space="preserve">, </w:t>
+      </w:r>
+      <w:r>
+        <w:rPr>
+          <w:rFonts w:ascii="Kokila" w:hAnsi="Kokila" w:cs="Kokila"/>
+          <w:sz w:val="40"/>
+          <w:szCs w:val="40"/>
+          <w:cs/>
+          <w:lang w:eastAsia="en-IN"/>
+        </w:rPr>
+        <w:t>मुकुट</w:t>
+      </w:r>
+      <w:r>
+        <w:rPr>
+          <w:rFonts w:ascii="Kokila" w:hAnsi="Kokila" w:cs="Kokila"/>
+          <w:sz w:val="40"/>
+          <w:szCs w:val="40"/>
+          <w:lang w:eastAsia="en-IN"/>
+        </w:rPr>
+        <w:t xml:space="preserve">, </w:t>
+      </w:r>
+      <w:r>
+        <w:rPr>
+          <w:rFonts w:ascii="Kokila" w:hAnsi="Kokila" w:cs="Kokila"/>
+          <w:sz w:val="40"/>
+          <w:szCs w:val="40"/>
+          <w:cs/>
+          <w:lang w:eastAsia="en-IN"/>
+        </w:rPr>
+        <w:t>दागिने आणि पारंपरिक वेशभूषेमुळे या बालकलाकारांनी कार्यक्रमाची शोभा वाढवली. त्यांच्या निरागस आणि आकर्षक रूपामुळे उपस्थितांमध्ये विशेष उत्साह निर्माण झाला.</w:t>
+      </w:r>
+    </w:p>
+    <w:p>
+      <w:pPr>
+        <w:widowControl/>
+        <w:autoSpaceDE/>
+        <w:autoSpaceDN/>
+        <w:spacing w:before="100" w:beforeAutospacing="1" w:after="100" w:afterAutospacing="1"/>
+        <w:ind w:left="1145"/>
+        <w:jc w:val="both"/>
+        <w:rPr>
+          <w:rFonts w:ascii="Kokila" w:hAnsi="Kokila" w:cs="Kokila"/>
+          <w:sz w:val="40"/>
+          <w:szCs w:val="40"/>
+          <w:lang w:eastAsia="en-IN"/>
+        </w:rPr>
+      </w:pPr>
+      <w:r>
+        <w:rPr>
+          <w:rFonts w:ascii="Kokila" w:hAnsi="Kokila" w:cs="Kokila"/>
+          <w:sz w:val="40"/>
+          <w:szCs w:val="40"/>
+          <w:cs/>
+          <w:lang w:eastAsia="en-IN"/>
+        </w:rPr>
+        <w:t>महिला आणि बालिकांच्या सहभागामुळे श्री कृष्ण जयंतीचा उत्सव अधिक आनंददायी आणि संस्मरणीय झाला. या माध्यमातून</w:t>
+      </w:r>
+      <w:r>
+        <w:rPr>
+          <w:rFonts w:ascii="Kokila" w:hAnsi="Kokila" w:cs="Kokila"/>
+          <w:sz w:val="40"/>
+          <w:szCs w:val="40"/>
+          <w:lang w:eastAsia="en-IN"/>
+        </w:rPr>
+        <w:t xml:space="preserve"> </w:t>
+      </w:r>
+      <w:r>
+        <w:rPr>
+          <w:rFonts w:ascii="Kokila" w:hAnsi="Kokila" w:cs="Kokila"/>
+          <w:b/>
+          <w:bCs/>
+          <w:sz w:val="40"/>
+          <w:szCs w:val="40"/>
+          <w:cs/>
+          <w:lang w:eastAsia="en-IN"/>
+        </w:rPr>
+        <w:t>नवीन पिढीला भगवान श्रीकृष्णाच्या जीवनाची आणि भारतीय संस्कृतीतील धार्मिक परंपरांची ओळख</w:t>
+      </w:r>
+      <w:r>
+        <w:rPr>
+          <w:rFonts w:ascii="Kokila" w:hAnsi="Kokila" w:cs="Kokila"/>
+          <w:sz w:val="40"/>
+          <w:szCs w:val="40"/>
+          <w:lang w:eastAsia="en-IN"/>
+        </w:rPr>
+        <w:t xml:space="preserve"> </w:t>
+      </w:r>
+      <w:r>
+        <w:rPr>
+          <w:rFonts w:ascii="Kokila" w:hAnsi="Kokila" w:cs="Kokila"/>
+          <w:sz w:val="40"/>
+          <w:szCs w:val="40"/>
+          <w:cs/>
+          <w:lang w:eastAsia="en-IN"/>
+        </w:rPr>
+        <w:t>करून देण्याचा सुंदर प्रयत्न करण्यात आला.</w:t>
+      </w:r>
+    </w:p>
+    <w:p>
+      <w:pPr>
+        <w:widowControl/>
+        <w:autoSpaceDE/>
+        <w:autoSpaceDN/>
+        <w:spacing w:before="100" w:beforeAutospacing="1" w:after="100" w:afterAutospacing="1"/>
+        <w:ind w:left="1145"/>
+        <w:jc w:val="both"/>
+        <w:rPr>
+          <w:rFonts w:ascii="Kokila" w:hAnsi="Kokila" w:cs="Kokila"/>
+          <w:sz w:val="40"/>
+          <w:szCs w:val="40"/>
+          <w:lang w:eastAsia="en-IN"/>
+        </w:rPr>
+      </w:pPr>
+      <w:r>
+        <w:rPr>
+          <w:rFonts w:ascii="Kokila" w:hAnsi="Kokila" w:cs="Kokila"/>
+          <w:sz w:val="40"/>
+          <w:szCs w:val="40"/>
+          <w:cs/>
+          <w:lang w:eastAsia="en-IN"/>
+        </w:rPr>
+        <w:t>या उत्सवाच्या निमित्ताने महिलांमध्ये</w:t>
+      </w:r>
+      <w:r>
+        <w:rPr>
+          <w:rFonts w:ascii="Kokila" w:hAnsi="Kokila" w:cs="Kokila"/>
+          <w:sz w:val="40"/>
+          <w:szCs w:val="40"/>
+          <w:lang w:eastAsia="en-IN"/>
+        </w:rPr>
+        <w:t xml:space="preserve"> </w:t>
+      </w:r>
+      <w:r>
+        <w:rPr>
+          <w:rFonts w:ascii="Kokila" w:hAnsi="Kokila" w:cs="Kokila"/>
+          <w:b/>
+          <w:bCs/>
+          <w:sz w:val="40"/>
+          <w:szCs w:val="40"/>
+          <w:cs/>
+          <w:lang w:eastAsia="en-IN"/>
+        </w:rPr>
+        <w:t>एकी</w:t>
+      </w:r>
+      <w:r>
+        <w:rPr>
+          <w:rFonts w:ascii="Kokila" w:hAnsi="Kokila" w:cs="Kokila"/>
+          <w:b/>
+          <w:bCs/>
+          <w:sz w:val="40"/>
+          <w:szCs w:val="40"/>
+          <w:lang w:eastAsia="en-IN"/>
+        </w:rPr>
+        <w:t xml:space="preserve">, </w:t>
+      </w:r>
+      <w:r>
+        <w:rPr>
+          <w:rFonts w:ascii="Kokila" w:hAnsi="Kokila" w:cs="Kokila"/>
+          <w:b/>
+          <w:bCs/>
+          <w:sz w:val="40"/>
+          <w:szCs w:val="40"/>
+          <w:cs/>
+          <w:lang w:eastAsia="en-IN"/>
+        </w:rPr>
+        <w:t>सहकार्य</w:t>
+      </w:r>
+      <w:r>
+        <w:rPr>
+          <w:rFonts w:ascii="Kokila" w:hAnsi="Kokila" w:cs="Kokila"/>
+          <w:b/>
+          <w:bCs/>
+          <w:sz w:val="40"/>
+          <w:szCs w:val="40"/>
+          <w:lang w:eastAsia="en-IN"/>
+        </w:rPr>
+        <w:t xml:space="preserve">, </w:t>
+      </w:r>
+      <w:r>
+        <w:rPr>
+          <w:rFonts w:ascii="Kokila" w:hAnsi="Kokila" w:cs="Kokila"/>
+          <w:b/>
+          <w:bCs/>
+          <w:sz w:val="40"/>
+          <w:szCs w:val="40"/>
+          <w:cs/>
+          <w:lang w:eastAsia="en-IN"/>
+        </w:rPr>
+        <w:t>सामाजिक सहभाग आणि सांस्कृतिक जतनाची भावना</w:t>
+      </w:r>
+      <w:r>
+        <w:rPr>
+          <w:rFonts w:ascii="Kokila" w:hAnsi="Kokila" w:cs="Kokila"/>
+          <w:sz w:val="40"/>
+          <w:szCs w:val="40"/>
+          <w:lang w:eastAsia="en-IN"/>
+        </w:rPr>
+        <w:t xml:space="preserve"> </w:t>
+      </w:r>
+      <w:r>
+        <w:rPr>
+          <w:rFonts w:ascii="Kokila" w:hAnsi="Kokila" w:cs="Kokila"/>
+          <w:sz w:val="40"/>
+          <w:szCs w:val="40"/>
+          <w:cs/>
+          <w:lang w:eastAsia="en-IN"/>
+        </w:rPr>
+        <w:t>अधिक दृढ झाली. महिलांनी पुढाकार घेऊन आयोजित केलेला हा कार्यक्रम केवळ धार्मिक उत्सव न राहता महिला सहभाग आणि बालकलागुणांना प्रोत्साहन देणारा उपक्रम ठरला.</w:t>
+      </w:r>
+    </w:p>
+    <w:p>
+      <w:pPr>
+        <w:widowControl/>
+        <w:autoSpaceDE/>
+        <w:autoSpaceDN/>
+        <w:spacing w:before="100" w:beforeAutospacing="1" w:after="100" w:afterAutospacing="1"/>
+        <w:ind w:left="1145"/>
+        <w:jc w:val="both"/>
+        <w:rPr>
+          <w:rFonts w:ascii="Kokila" w:hAnsi="Kokila" w:cs="Kokila"/>
+          <w:sz w:val="40"/>
+          <w:szCs w:val="40"/>
+          <w:lang w:eastAsia="en-IN"/>
+        </w:rPr>
+      </w:pPr>
+      <w:r>
+        <w:rPr>
+          <w:rFonts w:ascii="Kokila" w:hAnsi="Kokila" w:cs="Kokila"/>
+          <w:b/>
+          <w:bCs/>
+          <w:sz w:val="40"/>
+          <w:szCs w:val="40"/>
+          <w:cs/>
+          <w:lang w:eastAsia="en-IN"/>
+        </w:rPr>
+        <w:lastRenderedPageBreak/>
+        <w:t>श्री बडादादा गणपती महिला मंडळ आणि गल्लीतील सर्व महिलांच्या सामूहिक सहभागातून साजरा झालेला हा श्री कृष्ण जयंती उत्सव भक्ती</w:t>
+      </w:r>
+      <w:r>
+        <w:rPr>
+          <w:rFonts w:ascii="Kokila" w:hAnsi="Kokila" w:cs="Kokila"/>
+          <w:b/>
+          <w:bCs/>
+          <w:sz w:val="40"/>
+          <w:szCs w:val="40"/>
+          <w:lang w:eastAsia="en-IN"/>
+        </w:rPr>
+        <w:t xml:space="preserve">, </w:t>
+      </w:r>
+      <w:r>
+        <w:rPr>
+          <w:rFonts w:ascii="Kokila" w:hAnsi="Kokila" w:cs="Kokila"/>
+          <w:b/>
+          <w:bCs/>
+          <w:sz w:val="40"/>
+          <w:szCs w:val="40"/>
+          <w:cs/>
+          <w:lang w:eastAsia="en-IN"/>
+        </w:rPr>
+        <w:t>कला</w:t>
+      </w:r>
+      <w:r>
+        <w:rPr>
+          <w:rFonts w:ascii="Kokila" w:hAnsi="Kokila" w:cs="Kokila"/>
+          <w:b/>
+          <w:bCs/>
+          <w:sz w:val="40"/>
+          <w:szCs w:val="40"/>
+          <w:lang w:eastAsia="en-IN"/>
+        </w:rPr>
+        <w:t xml:space="preserve">, </w:t>
+      </w:r>
+      <w:r>
+        <w:rPr>
+          <w:rFonts w:ascii="Kokila" w:hAnsi="Kokila" w:cs="Kokila"/>
+          <w:b/>
+          <w:bCs/>
+          <w:sz w:val="40"/>
+          <w:szCs w:val="40"/>
+          <w:cs/>
+          <w:lang w:eastAsia="en-IN"/>
+        </w:rPr>
+        <w:t>संस्कृती आणि एकोप्याचा सुंदर संगम ठरला.</w:t>
+      </w:r>
+    </w:p>
+    <w:p>
+      <w:pPr>
+        <w:rPr>
+          <w:rFonts w:ascii="Kokila" w:hAnsi="Kokila" w:cs="Kokila"/>
+          <w:sz w:val="50"/>
+          <w:szCs w:val="50"/>
+        </w:rPr>
+      </w:pPr>
+      <w:r>
+        <w:rPr>
+          <w:rFonts w:ascii="Kokila" w:hAnsi="Kokila" w:cs="Kokila"/>
+          <w:sz w:val="50"/>
+          <w:szCs w:val="50"/>
+          <w:cs/>
+        </w:rPr>
+        <w:br w:type="page"/>
       </w:r>
     </w:p>
     <w:p>
@@ -12289,7 +12885,679 @@
           <w:szCs w:val="50"/>
           <w:cs/>
         </w:rPr>
+        <w:lastRenderedPageBreak/>
         <w:t xml:space="preserve">पारंपरिक व देशी खेळांच्या स्पर्धा </w:t>
+      </w:r>
+    </w:p>
+    <w:p>
+      <w:pPr>
+        <w:pStyle w:val="ListParagraph"/>
+        <w:widowControl/>
+        <w:numPr>
+          <w:ilvl w:val="0"/>
+          <w:numId w:val="23"/>
+        </w:numPr>
+        <w:autoSpaceDE/>
+        <w:autoSpaceDN/>
+        <w:spacing w:before="100" w:beforeAutospacing="1" w:after="100" w:afterAutospacing="1"/>
+        <w:outlineLvl w:val="1"/>
+        <w:rPr>
+          <w:rFonts w:ascii="Kokila" w:hAnsi="Kokila" w:cs="Kokila"/>
+          <w:b/>
+          <w:bCs/>
+          <w:sz w:val="44"/>
+          <w:szCs w:val="44"/>
+          <w:lang w:eastAsia="en-IN"/>
+        </w:rPr>
+      </w:pPr>
+      <w:r>
+        <w:rPr>
+          <w:rFonts w:ascii="Kokila" w:hAnsi="Kokila" w:cs="Kokila"/>
+          <w:b/>
+          <w:bCs/>
+          <w:sz w:val="44"/>
+          <w:szCs w:val="44"/>
+          <w:lang w:eastAsia="en-IN"/>
+        </w:rPr>
+        <w:t xml:space="preserve">Gully Boys Turf Cricket Championship — </w:t>
+      </w:r>
+      <w:r>
+        <w:rPr>
+          <w:rFonts w:ascii="Kokila" w:hAnsi="Kokila" w:cs="Kokila"/>
+          <w:b/>
+          <w:bCs/>
+          <w:sz w:val="44"/>
+          <w:szCs w:val="44"/>
+          <w:cs/>
+          <w:lang w:eastAsia="en-IN"/>
+        </w:rPr>
+        <w:t>क्रीडा क्षेत्राला नवी दिशा</w:t>
+      </w:r>
+    </w:p>
+    <w:p>
+      <w:pPr>
+        <w:widowControl/>
+        <w:autoSpaceDE/>
+        <w:autoSpaceDN/>
+        <w:spacing w:before="100" w:beforeAutospacing="1" w:after="100" w:afterAutospacing="1"/>
+        <w:ind w:left="1145"/>
+        <w:jc w:val="both"/>
+        <w:rPr>
+          <w:rFonts w:ascii="Kokila" w:hAnsi="Kokila" w:cs="Kokila"/>
+          <w:sz w:val="40"/>
+          <w:szCs w:val="40"/>
+          <w:lang w:eastAsia="en-IN"/>
+        </w:rPr>
+      </w:pPr>
+      <w:r>
+        <w:rPr>
+          <w:rFonts w:ascii="Kokila" w:hAnsi="Kokila" w:cs="Kokila"/>
+          <w:sz w:val="40"/>
+          <w:szCs w:val="40"/>
+          <w:cs/>
+          <w:lang w:eastAsia="en-IN"/>
+        </w:rPr>
+        <w:t>श्री बडादादा गणपती मंडळ आणि</w:t>
+      </w:r>
+      <w:r>
+        <w:rPr>
+          <w:rFonts w:ascii="Kokila" w:hAnsi="Kokila" w:cs="Kokila"/>
+          <w:sz w:val="40"/>
+          <w:szCs w:val="40"/>
+          <w:lang w:eastAsia="en-IN"/>
+        </w:rPr>
+        <w:t xml:space="preserve"> </w:t>
+      </w:r>
+      <w:r>
+        <w:rPr>
+          <w:rFonts w:ascii="Kokila" w:hAnsi="Kokila" w:cs="Kokila"/>
+          <w:b/>
+          <w:bCs/>
+          <w:sz w:val="40"/>
+          <w:szCs w:val="40"/>
+          <w:cs/>
+          <w:lang w:eastAsia="en-IN"/>
+        </w:rPr>
+        <w:t>बडादादा फाऊंडेशन</w:t>
+      </w:r>
+      <w:r>
+        <w:rPr>
+          <w:rFonts w:ascii="Kokila" w:hAnsi="Kokila" w:cs="Kokila"/>
+          <w:sz w:val="40"/>
+          <w:szCs w:val="40"/>
+          <w:lang w:eastAsia="en-IN"/>
+        </w:rPr>
+        <w:t xml:space="preserve"> </w:t>
+      </w:r>
+      <w:r>
+        <w:rPr>
+          <w:rFonts w:ascii="Kokila" w:hAnsi="Kokila" w:cs="Kokila"/>
+          <w:sz w:val="40"/>
+          <w:szCs w:val="40"/>
+          <w:cs/>
+          <w:lang w:eastAsia="en-IN"/>
+        </w:rPr>
+        <w:t>यांच्या संयुक्त विद्यमाने तळोदा येथे</w:t>
+      </w:r>
+      <w:r>
+        <w:rPr>
+          <w:rFonts w:ascii="Kokila" w:hAnsi="Kokila" w:cs="Kokila"/>
+          <w:sz w:val="40"/>
+          <w:szCs w:val="40"/>
+          <w:lang w:eastAsia="en-IN"/>
+        </w:rPr>
+        <w:t xml:space="preserve"> </w:t>
+      </w:r>
+      <w:r>
+        <w:rPr>
+          <w:rFonts w:ascii="Kokila" w:hAnsi="Kokila" w:cs="Kokila"/>
+          <w:b/>
+          <w:bCs/>
+          <w:sz w:val="40"/>
+          <w:szCs w:val="40"/>
+          <w:lang w:eastAsia="en-IN"/>
+        </w:rPr>
+        <w:t>“Gully Boys Turf Cricket Championship”</w:t>
+      </w:r>
+      <w:r>
+        <w:rPr>
+          <w:rFonts w:ascii="Kokila" w:hAnsi="Kokila" w:cs="Kokila"/>
+          <w:sz w:val="40"/>
+          <w:szCs w:val="40"/>
+          <w:lang w:eastAsia="en-IN"/>
+        </w:rPr>
+        <w:t xml:space="preserve"> </w:t>
+      </w:r>
+      <w:r>
+        <w:rPr>
+          <w:rFonts w:ascii="Kokila" w:hAnsi="Kokila" w:cs="Kokila"/>
+          <w:sz w:val="40"/>
+          <w:szCs w:val="40"/>
+          <w:cs/>
+          <w:lang w:eastAsia="en-IN"/>
+        </w:rPr>
+        <w:t>या भव्य क्रिकेट स्पर्धेचे आयोजन करण्यात आले. शहरातील युवकांमधील क्रीडागुणांना वाव मिळावा</w:t>
+      </w:r>
+      <w:r>
+        <w:rPr>
+          <w:rFonts w:ascii="Kokila" w:hAnsi="Kokila" w:cs="Kokila"/>
+          <w:sz w:val="40"/>
+          <w:szCs w:val="40"/>
+          <w:lang w:eastAsia="en-IN"/>
+        </w:rPr>
+        <w:t xml:space="preserve">, </w:t>
+      </w:r>
+      <w:r>
+        <w:rPr>
+          <w:rFonts w:ascii="Kokila" w:hAnsi="Kokila" w:cs="Kokila"/>
+          <w:sz w:val="40"/>
+          <w:szCs w:val="40"/>
+          <w:cs/>
+          <w:lang w:eastAsia="en-IN"/>
+        </w:rPr>
+        <w:t>त्यांच्यातील नेतृत्वगुण व संघभावना विकसित व्हावी आणि युवकांना क्रीडा क्षेत्रात प्रोत्साहन मिळावे</w:t>
+      </w:r>
+      <w:r>
+        <w:rPr>
+          <w:rFonts w:ascii="Kokila" w:hAnsi="Kokila" w:cs="Kokila"/>
+          <w:sz w:val="40"/>
+          <w:szCs w:val="40"/>
+          <w:lang w:eastAsia="en-IN"/>
+        </w:rPr>
+        <w:t xml:space="preserve">, </w:t>
+      </w:r>
+      <w:r>
+        <w:rPr>
+          <w:rFonts w:ascii="Kokila" w:hAnsi="Kokila" w:cs="Kokila"/>
+          <w:sz w:val="40"/>
+          <w:szCs w:val="40"/>
+          <w:cs/>
+          <w:lang w:eastAsia="en-IN"/>
+        </w:rPr>
+        <w:t>हा या स्पर्धेचा प्रमुख उद्देश होता.</w:t>
+      </w:r>
+    </w:p>
+    <w:p>
+      <w:pPr>
+        <w:widowControl/>
+        <w:autoSpaceDE/>
+        <w:autoSpaceDN/>
+        <w:spacing w:before="100" w:beforeAutospacing="1" w:after="100" w:afterAutospacing="1"/>
+        <w:ind w:left="1145"/>
+        <w:jc w:val="both"/>
+        <w:rPr>
+          <w:rFonts w:ascii="Kokila" w:hAnsi="Kokila" w:cs="Kokila"/>
+          <w:sz w:val="40"/>
+          <w:szCs w:val="40"/>
+          <w:lang w:eastAsia="en-IN"/>
+        </w:rPr>
+      </w:pPr>
+      <w:r>
+        <w:rPr>
+          <w:rFonts w:ascii="Kokila" w:hAnsi="Kokila" w:cs="Kokila"/>
+          <w:sz w:val="40"/>
+          <w:szCs w:val="40"/>
+          <w:cs/>
+          <w:lang w:eastAsia="en-IN"/>
+        </w:rPr>
+        <w:t>या स्पर्धेत विविध संघांनी उत्साहाने सहभाग घेतला आणि मैदानावर उत्कृष्ट खेळाचे प्रदर्शन केले. सामन्यांदरम्यान खेळाडूंमध्ये उत्साह</w:t>
+      </w:r>
+      <w:r>
+        <w:rPr>
+          <w:rFonts w:ascii="Kokila" w:hAnsi="Kokila" w:cs="Kokila"/>
+          <w:sz w:val="40"/>
+          <w:szCs w:val="40"/>
+          <w:lang w:eastAsia="en-IN"/>
+        </w:rPr>
+        <w:t xml:space="preserve">, </w:t>
+      </w:r>
+      <w:r>
+        <w:rPr>
+          <w:rFonts w:ascii="Kokila" w:hAnsi="Kokila" w:cs="Kokila"/>
+          <w:sz w:val="40"/>
+          <w:szCs w:val="40"/>
+          <w:cs/>
+          <w:lang w:eastAsia="en-IN"/>
+        </w:rPr>
+        <w:t>चुरस आणि खिलाडूवृत्ती पाहायला मिळाली. स्पर्धेमुळे तळोदा शहरातील क्रिकेटप्रेमी युवकांना आपले कौशल्य दाखविण्यासाठी एक चांगले व्यासपीठ उपलब्ध झाले.</w:t>
+      </w:r>
+    </w:p>
+    <w:p>
+      <w:pPr>
+        <w:widowControl/>
+        <w:autoSpaceDE/>
+        <w:autoSpaceDN/>
+        <w:spacing w:before="100" w:beforeAutospacing="1" w:after="100" w:afterAutospacing="1"/>
+        <w:ind w:left="1145"/>
+        <w:jc w:val="both"/>
+        <w:rPr>
+          <w:rFonts w:ascii="Kokila" w:hAnsi="Kokila" w:cs="Kokila"/>
+          <w:sz w:val="40"/>
+          <w:szCs w:val="40"/>
+          <w:lang w:eastAsia="en-IN"/>
+        </w:rPr>
+      </w:pPr>
+      <w:r>
+        <w:rPr>
+          <w:rFonts w:ascii="Kokila" w:hAnsi="Kokila" w:cs="Kokila"/>
+          <w:sz w:val="40"/>
+          <w:szCs w:val="40"/>
+          <w:cs/>
+          <w:lang w:eastAsia="en-IN"/>
+        </w:rPr>
+        <w:t>स्पर्धेतील विजेत्या संघासाठी</w:t>
+      </w:r>
+      <w:r>
+        <w:rPr>
+          <w:rFonts w:ascii="Kokila" w:hAnsi="Kokila" w:cs="Kokila"/>
+          <w:sz w:val="40"/>
+          <w:szCs w:val="40"/>
+          <w:lang w:eastAsia="en-IN"/>
+        </w:rPr>
+        <w:t> </w:t>
+      </w:r>
+      <w:r>
+        <w:rPr>
+          <w:rFonts w:ascii="Kokila" w:hAnsi="Kokila" w:cs="Kokila"/>
+          <w:b/>
+          <w:bCs/>
+          <w:sz w:val="40"/>
+          <w:szCs w:val="40"/>
+          <w:cs/>
+          <w:lang w:eastAsia="en-IN"/>
+        </w:rPr>
+        <w:t xml:space="preserve">प्रथम पारितोषिक </w:t>
+      </w:r>
+      <w:r>
+        <w:rPr>
+          <w:rFonts w:ascii="Kokila" w:hAnsi="Kokila" w:cs="Kokila"/>
+          <w:b/>
+          <w:bCs/>
+          <w:sz w:val="40"/>
+          <w:szCs w:val="40"/>
+          <w:lang w:eastAsia="en-IN"/>
+        </w:rPr>
+        <w:t>₹10,777</w:t>
+      </w:r>
+      <w:r>
+        <w:rPr>
+          <w:rFonts w:ascii="Kokila" w:hAnsi="Kokila" w:cs="Kokila"/>
+          <w:sz w:val="40"/>
+          <w:szCs w:val="40"/>
+          <w:lang w:eastAsia="en-IN"/>
+        </w:rPr>
+        <w:t> </w:t>
+      </w:r>
+      <w:r>
+        <w:rPr>
+          <w:rFonts w:ascii="Kokila" w:hAnsi="Kokila" w:cs="Kokila"/>
+          <w:sz w:val="40"/>
+          <w:szCs w:val="40"/>
+          <w:cs/>
+          <w:lang w:eastAsia="en-IN"/>
+        </w:rPr>
+        <w:t>ठेवण्यात आले होते. हे पारितोषिक</w:t>
+      </w:r>
+      <w:r>
+        <w:rPr>
+          <w:rFonts w:ascii="Kokila" w:hAnsi="Kokila" w:cs="Kokila"/>
+          <w:sz w:val="40"/>
+          <w:szCs w:val="40"/>
+          <w:lang w:eastAsia="en-IN"/>
+        </w:rPr>
+        <w:t> </w:t>
+      </w:r>
+      <w:r>
+        <w:rPr>
+          <w:rFonts w:ascii="Kokila" w:hAnsi="Kokila" w:cs="Kokila"/>
+          <w:b/>
+          <w:bCs/>
+          <w:sz w:val="40"/>
+          <w:szCs w:val="40"/>
+          <w:cs/>
+          <w:lang w:eastAsia="en-IN"/>
+        </w:rPr>
+        <w:t>मा. श्री. योगेशभाऊ चौधरी</w:t>
+      </w:r>
+      <w:r>
+        <w:rPr>
+          <w:rFonts w:ascii="Kokila" w:hAnsi="Kokila" w:cs="Kokila"/>
+          <w:sz w:val="40"/>
+          <w:szCs w:val="40"/>
+          <w:lang w:eastAsia="en-IN"/>
+        </w:rPr>
+        <w:t> </w:t>
+      </w:r>
+      <w:r>
+        <w:rPr>
+          <w:rFonts w:ascii="Kokila" w:hAnsi="Kokila" w:cs="Kokila"/>
+          <w:sz w:val="40"/>
+          <w:szCs w:val="40"/>
+          <w:cs/>
+          <w:lang w:eastAsia="en-IN"/>
+        </w:rPr>
+        <w:t>यांच्याकडून देण्यात आले. तर</w:t>
+      </w:r>
+      <w:r>
+        <w:rPr>
+          <w:rFonts w:ascii="Kokila" w:hAnsi="Kokila" w:cs="Kokila"/>
+          <w:sz w:val="40"/>
+          <w:szCs w:val="40"/>
+          <w:lang w:eastAsia="en-IN"/>
+        </w:rPr>
+        <w:t> </w:t>
+      </w:r>
+      <w:r>
+        <w:rPr>
+          <w:rFonts w:ascii="Kokila" w:hAnsi="Kokila" w:cs="Kokila"/>
+          <w:b/>
+          <w:bCs/>
+          <w:sz w:val="40"/>
+          <w:szCs w:val="40"/>
+          <w:cs/>
+          <w:lang w:eastAsia="en-IN"/>
+        </w:rPr>
+        <w:t xml:space="preserve">द्वितीय पारितोषिक </w:t>
+      </w:r>
+      <w:r>
+        <w:rPr>
+          <w:rFonts w:ascii="Kokila" w:hAnsi="Kokila" w:cs="Kokila"/>
+          <w:b/>
+          <w:bCs/>
+          <w:sz w:val="40"/>
+          <w:szCs w:val="40"/>
+          <w:lang w:eastAsia="en-IN"/>
+        </w:rPr>
+        <w:t>₹7,777</w:t>
+      </w:r>
+      <w:r>
+        <w:rPr>
+          <w:rFonts w:ascii="Kokila" w:hAnsi="Kokila" w:cs="Kokila"/>
+          <w:sz w:val="40"/>
+          <w:szCs w:val="40"/>
+          <w:lang w:eastAsia="en-IN"/>
+        </w:rPr>
+        <w:t> </w:t>
+      </w:r>
+      <w:r>
+        <w:rPr>
+          <w:rFonts w:ascii="Kokila" w:hAnsi="Kokila" w:cs="Kokila"/>
+          <w:sz w:val="40"/>
+          <w:szCs w:val="40"/>
+          <w:cs/>
+          <w:lang w:eastAsia="en-IN"/>
+        </w:rPr>
+        <w:t>हे</w:t>
+      </w:r>
+      <w:r>
+        <w:rPr>
+          <w:rFonts w:ascii="Kokila" w:hAnsi="Kokila" w:cs="Kokila"/>
+          <w:sz w:val="40"/>
+          <w:szCs w:val="40"/>
+          <w:lang w:eastAsia="en-IN"/>
+        </w:rPr>
+        <w:t> </w:t>
+      </w:r>
+      <w:r>
+        <w:rPr>
+          <w:rFonts w:ascii="Kokila" w:hAnsi="Kokila" w:cs="Kokila"/>
+          <w:b/>
+          <w:bCs/>
+          <w:sz w:val="40"/>
+          <w:szCs w:val="40"/>
+          <w:cs/>
+          <w:lang w:eastAsia="en-IN"/>
+        </w:rPr>
+        <w:t>मा. श्री. हंसु शेठ जैन</w:t>
+      </w:r>
+      <w:r>
+        <w:rPr>
+          <w:rFonts w:ascii="Kokila" w:hAnsi="Kokila" w:cs="Kokila"/>
+          <w:sz w:val="40"/>
+          <w:szCs w:val="40"/>
+          <w:lang w:eastAsia="en-IN"/>
+        </w:rPr>
+        <w:t> </w:t>
+      </w:r>
+      <w:r>
+        <w:rPr>
+          <w:rFonts w:ascii="Kokila" w:hAnsi="Kokila" w:cs="Kokila"/>
+          <w:sz w:val="40"/>
+          <w:szCs w:val="40"/>
+          <w:cs/>
+          <w:lang w:eastAsia="en-IN"/>
+        </w:rPr>
+        <w:t>यांच्याकडून देण्यात आले.विजेत्या व उपविजेत्या संघांचा गौरव करून सहभागी खेळाडूंना प्रोत्साहन देण्यात आले.</w:t>
+      </w:r>
+    </w:p>
+    <w:p>
+      <w:pPr>
+        <w:widowControl/>
+        <w:autoSpaceDE/>
+        <w:autoSpaceDN/>
+        <w:spacing w:before="100" w:beforeAutospacing="1" w:after="100" w:afterAutospacing="1"/>
+        <w:ind w:left="1145"/>
+        <w:jc w:val="both"/>
+        <w:rPr>
+          <w:rFonts w:ascii="Kokila" w:hAnsi="Kokila" w:cs="Kokila"/>
+          <w:sz w:val="40"/>
+          <w:szCs w:val="40"/>
+          <w:lang w:eastAsia="en-IN"/>
+        </w:rPr>
+      </w:pPr>
+      <w:r>
+        <w:rPr>
+          <w:rFonts w:ascii="Kokila" w:hAnsi="Kokila" w:cs="Kokila"/>
+          <w:sz w:val="40"/>
+          <w:szCs w:val="40"/>
+          <w:cs/>
+          <w:lang w:eastAsia="en-IN"/>
+        </w:rPr>
+        <w:t>या स्पर्धेच्या माध्यमातून युवकांमध्ये</w:t>
+      </w:r>
+      <w:r>
+        <w:rPr>
+          <w:rFonts w:ascii="Kokila" w:hAnsi="Kokila" w:cs="Kokila"/>
+          <w:sz w:val="40"/>
+          <w:szCs w:val="40"/>
+          <w:lang w:eastAsia="en-IN"/>
+        </w:rPr>
+        <w:t xml:space="preserve"> </w:t>
+      </w:r>
+      <w:r>
+        <w:rPr>
+          <w:rFonts w:ascii="Kokila" w:hAnsi="Kokila" w:cs="Kokila"/>
+          <w:b/>
+          <w:bCs/>
+          <w:sz w:val="40"/>
+          <w:szCs w:val="40"/>
+          <w:cs/>
+          <w:lang w:eastAsia="en-IN"/>
+        </w:rPr>
+        <w:t>क्रीडा संस्कृती</w:t>
+      </w:r>
+      <w:r>
+        <w:rPr>
+          <w:rFonts w:ascii="Kokila" w:hAnsi="Kokila" w:cs="Kokila"/>
+          <w:b/>
+          <w:bCs/>
+          <w:sz w:val="40"/>
+          <w:szCs w:val="40"/>
+          <w:lang w:eastAsia="en-IN"/>
+        </w:rPr>
+        <w:t xml:space="preserve">, </w:t>
+      </w:r>
+      <w:r>
+        <w:rPr>
+          <w:rFonts w:ascii="Kokila" w:hAnsi="Kokila" w:cs="Kokila"/>
+          <w:b/>
+          <w:bCs/>
+          <w:sz w:val="40"/>
+          <w:szCs w:val="40"/>
+          <w:cs/>
+          <w:lang w:eastAsia="en-IN"/>
+        </w:rPr>
+        <w:t>संघभावना</w:t>
+      </w:r>
+      <w:r>
+        <w:rPr>
+          <w:rFonts w:ascii="Kokila" w:hAnsi="Kokila" w:cs="Kokila"/>
+          <w:b/>
+          <w:bCs/>
+          <w:sz w:val="40"/>
+          <w:szCs w:val="40"/>
+          <w:lang w:eastAsia="en-IN"/>
+        </w:rPr>
+        <w:t xml:space="preserve">, </w:t>
+      </w:r>
+      <w:r>
+        <w:rPr>
+          <w:rFonts w:ascii="Kokila" w:hAnsi="Kokila" w:cs="Kokila"/>
+          <w:b/>
+          <w:bCs/>
+          <w:sz w:val="40"/>
+          <w:szCs w:val="40"/>
+          <w:cs/>
+          <w:lang w:eastAsia="en-IN"/>
+        </w:rPr>
+        <w:t>शिस्त</w:t>
+      </w:r>
+      <w:r>
+        <w:rPr>
+          <w:rFonts w:ascii="Kokila" w:hAnsi="Kokila" w:cs="Kokila"/>
+          <w:b/>
+          <w:bCs/>
+          <w:sz w:val="40"/>
+          <w:szCs w:val="40"/>
+          <w:lang w:eastAsia="en-IN"/>
+        </w:rPr>
+        <w:t xml:space="preserve">, </w:t>
+      </w:r>
+      <w:r>
+        <w:rPr>
+          <w:rFonts w:ascii="Kokila" w:hAnsi="Kokila" w:cs="Kokila"/>
+          <w:b/>
+          <w:bCs/>
+          <w:sz w:val="40"/>
+          <w:szCs w:val="40"/>
+          <w:cs/>
+          <w:lang w:eastAsia="en-IN"/>
+        </w:rPr>
+        <w:t>नेतृत्वगुण आणि निरोगी स्पर्धेची भावना</w:t>
+      </w:r>
+      <w:r>
+        <w:rPr>
+          <w:rFonts w:ascii="Kokila" w:hAnsi="Kokila" w:cs="Kokila"/>
+          <w:sz w:val="40"/>
+          <w:szCs w:val="40"/>
+          <w:lang w:eastAsia="en-IN"/>
+        </w:rPr>
+        <w:t xml:space="preserve"> </w:t>
+      </w:r>
+      <w:r>
+        <w:rPr>
+          <w:rFonts w:ascii="Kokila" w:hAnsi="Kokila" w:cs="Kokila"/>
+          <w:sz w:val="40"/>
+          <w:szCs w:val="40"/>
+          <w:cs/>
+          <w:lang w:eastAsia="en-IN"/>
+        </w:rPr>
+        <w:t>निर्माण करण्याचा प्रयत्न करण्यात आला. तसेच युवकांनी मोबाईल आणि इतर व्यसनांपासून दूर राहून खेळ व आरोग्याकडे लक्ष द्यावे</w:t>
+      </w:r>
+      <w:r>
+        <w:rPr>
+          <w:rFonts w:ascii="Kokila" w:hAnsi="Kokila" w:cs="Kokila"/>
+          <w:sz w:val="40"/>
+          <w:szCs w:val="40"/>
+          <w:lang w:eastAsia="en-IN"/>
+        </w:rPr>
+        <w:t xml:space="preserve">, </w:t>
+      </w:r>
+      <w:r>
+        <w:rPr>
+          <w:rFonts w:ascii="Kokila" w:hAnsi="Kokila" w:cs="Kokila"/>
+          <w:sz w:val="40"/>
+          <w:szCs w:val="40"/>
+          <w:cs/>
+          <w:lang w:eastAsia="en-IN"/>
+        </w:rPr>
+        <w:t>हा सकारात्मक संदेशही या उपक्रमातून देण्यात आला.</w:t>
+      </w:r>
+    </w:p>
+    <w:p>
+      <w:pPr>
+        <w:widowControl/>
+        <w:autoSpaceDE/>
+        <w:autoSpaceDN/>
+        <w:spacing w:before="100" w:beforeAutospacing="1" w:after="100" w:afterAutospacing="1"/>
+        <w:ind w:left="1145"/>
+        <w:jc w:val="both"/>
+        <w:rPr>
+          <w:rFonts w:ascii="Kokila" w:hAnsi="Kokila" w:cs="Kokila"/>
+          <w:sz w:val="40"/>
+          <w:szCs w:val="40"/>
+          <w:lang w:eastAsia="en-IN"/>
+        </w:rPr>
+      </w:pPr>
+      <w:r>
+        <w:rPr>
+          <w:rFonts w:ascii="Kokila" w:hAnsi="Kokila" w:cs="Kokila"/>
+          <w:sz w:val="40"/>
+          <w:szCs w:val="40"/>
+          <w:cs/>
+          <w:lang w:eastAsia="en-IN"/>
+        </w:rPr>
+        <w:t>श्री बडादादा गणपती मंडळ आणि बडादादा फाऊंडेशन यांच्या संयुक्त पुढाकारातून आयोजित करण्यात आलेली</w:t>
+      </w:r>
+      <w:r>
+        <w:rPr>
+          <w:rFonts w:ascii="Kokila" w:hAnsi="Kokila" w:cs="Kokila"/>
+          <w:sz w:val="40"/>
+          <w:szCs w:val="40"/>
+          <w:lang w:eastAsia="en-IN"/>
+        </w:rPr>
+        <w:t xml:space="preserve"> </w:t>
+      </w:r>
+      <w:r>
+        <w:rPr>
+          <w:rFonts w:ascii="Kokila" w:hAnsi="Kokila" w:cs="Kokila"/>
+          <w:b/>
+          <w:bCs/>
+          <w:sz w:val="40"/>
+          <w:szCs w:val="40"/>
+          <w:lang w:eastAsia="en-IN"/>
+        </w:rPr>
+        <w:t>Gully Boys Turf Cricket Championship</w:t>
+      </w:r>
+      <w:r>
+        <w:rPr>
+          <w:rFonts w:ascii="Kokila" w:hAnsi="Kokila" w:cs="Kokila"/>
+          <w:sz w:val="40"/>
+          <w:szCs w:val="40"/>
+          <w:lang w:eastAsia="en-IN"/>
+        </w:rPr>
+        <w:t xml:space="preserve"> </w:t>
+      </w:r>
+      <w:r>
+        <w:rPr>
+          <w:rFonts w:ascii="Kokila" w:hAnsi="Kokila" w:cs="Kokila"/>
+          <w:sz w:val="40"/>
+          <w:szCs w:val="40"/>
+          <w:cs/>
+          <w:lang w:eastAsia="en-IN"/>
+        </w:rPr>
+        <w:t xml:space="preserve">ही तळोदा शहरातील युवकांसाठी क्रीडा क्षेत्राला प्रोत्साहन </w:t>
+      </w:r>
+      <w:r>
+        <w:rPr>
+          <w:rFonts w:ascii="Kokila" w:hAnsi="Kokila" w:cs="Kokila"/>
+          <w:sz w:val="40"/>
+          <w:szCs w:val="40"/>
+          <w:cs/>
+          <w:lang w:eastAsia="en-IN"/>
+        </w:rPr>
+        <w:lastRenderedPageBreak/>
+        <w:t>देणारी आणि त्यांच्या कलागुणांना व्यासपीठ उपलब्ध करून देणारी एक उल्लेखनीय स्पर्धा ठरली.</w:t>
       </w:r>
     </w:p>
     <w:p>
@@ -12862,6 +14130,119 @@
     </w:lvl>
   </w:abstractNum>
   <w:abstractNum w:abstractNumId="4" w15:restartNumberingAfterBreak="0">
+    <w:nsid w:val="04FC65A5"/>
+    <w:multiLevelType w:val="hybridMultilevel"/>
+    <w:tmpl w:val="97566B22"/>
+    <w:lvl w:ilvl="0" w:tplc="40090005">
+      <w:start w:val="1"/>
+      <w:numFmt w:val="bullet"/>
+      <w:lvlText w:val=""/>
+      <w:lvlJc w:val="left"/>
+      <w:pPr>
+        <w:ind w:left="1505" w:hanging="360"/>
+      </w:pPr>
+      <w:rPr>
+        <w:rFonts w:ascii="Wingdings" w:hAnsi="Wingdings" w:hint="default"/>
+      </w:rPr>
+    </w:lvl>
+    <w:lvl w:ilvl="1" w:tplc="FFFFFFFF" w:tentative="1">
+      <w:start w:val="1"/>
+      <w:numFmt w:val="bullet"/>
+      <w:lvlText w:val="o"/>
+      <w:lvlJc w:val="left"/>
+      <w:pPr>
+        <w:ind w:left="2225" w:hanging="360"/>
+      </w:pPr>
+      <w:rPr>
+        <w:rFonts w:ascii="Courier New" w:hAnsi="Courier New" w:cs="Courier New" w:hint="default"/>
+      </w:rPr>
+    </w:lvl>
+    <w:lvl w:ilvl="2" w:tplc="FFFFFFFF" w:tentative="1">
+      <w:start w:val="1"/>
+      <w:numFmt w:val="bullet"/>
+      <w:lvlText w:val=""/>
+      <w:lvlJc w:val="left"/>
+      <w:pPr>
+        <w:ind w:left="2945" w:hanging="360"/>
+      </w:pPr>
+      <w:rPr>
+        <w:rFonts w:ascii="Wingdings" w:hAnsi="Wingdings" w:hint="default"/>
+      </w:rPr>
+    </w:lvl>
+    <w:lvl w:ilvl="3" w:tplc="FFFFFFFF" w:tentative="1">
+      <w:start w:val="1"/>
+      <w:numFmt w:val="bullet"/>
+      <w:lvlText w:val=""/>
+      <w:lvlJc w:val="left"/>
+      <w:pPr>
+        <w:ind w:left="3665" w:hanging="360"/>
+      </w:pPr>
+      <w:rPr>
+        <w:rFonts w:ascii="Symbol" w:hAnsi="Symbol" w:hint="default"/>
+      </w:rPr>
+    </w:lvl>
+    <w:lvl w:ilvl="4" w:tplc="FFFFFFFF" w:tentative="1">
+      <w:start w:val="1"/>
+      <w:numFmt w:val="bullet"/>
+      <w:lvlText w:val="o"/>
+      <w:lvlJc w:val="left"/>
+      <w:pPr>
+        <w:ind w:left="4385" w:hanging="360"/>
+      </w:pPr>
+      <w:rPr>
+        <w:rFonts w:ascii="Courier New" w:hAnsi="Courier New" w:cs="Courier New" w:hint="default"/>
+      </w:rPr>
+    </w:lvl>
+    <w:lvl w:ilvl="5" w:tplc="FFFFFFFF" w:tentative="1">
+      <w:start w:val="1"/>
+      <w:numFmt w:val="bullet"/>
+      <w:lvlText w:val=""/>
+      <w:lvlJc w:val="left"/>
+      <w:pPr>
+        <w:ind w:left="5105" w:hanging="360"/>
+      </w:pPr>
+      <w:rPr>
+        <w:rFonts w:ascii="Wingdings" w:hAnsi="Wingdings" w:hint="default"/>
+      </w:rPr>
+    </w:lvl>
+    <w:lvl w:ilvl="6" w:tplc="FFFFFFFF" w:tentative="1">
+      <w:start w:val="1"/>
+      <w:numFmt w:val="bullet"/>
+      <w:lvlText w:val=""/>
+      <w:lvlJc w:val="left"/>
+      <w:pPr>
+        <w:ind w:left="5825" w:hanging="360"/>
+      </w:pPr>
+      <w:rPr>
+        <w:rFonts w:ascii="Symbol" w:hAnsi="Symbol" w:hint="default"/>
+      </w:rPr>
+    </w:lvl>
+    <w:lvl w:ilvl="7" w:tplc="FFFFFFFF" w:tentative="1">
+      <w:start w:val="1"/>
+      <w:numFmt w:val="bullet"/>
+      <w:lvlText w:val="o"/>
+      <w:lvlJc w:val="left"/>
+      <w:pPr>
+        <w:ind w:left="6545" w:hanging="360"/>
+      </w:pPr>
+      <w:rPr>
+        <w:rFonts w:ascii="Courier New" w:hAnsi="Courier New" w:cs="Courier New" w:hint="default"/>
+      </w:rPr>
+    </w:lvl>
+    <w:lvl w:ilvl="8" w:tplc="FFFFFFFF" w:tentative="1">
+      <w:start w:val="1"/>
+      <w:numFmt w:val="bullet"/>
+      <w:lvlText w:val=""/>
+      <w:lvlJc w:val="left"/>
+      <w:pPr>
+        <w:ind w:left="7265" w:hanging="360"/>
+      </w:pPr>
+      <w:rPr>
+        <w:rFonts w:ascii="Wingdings" w:hAnsi="Wingdings" w:hint="default"/>
+      </w:rPr>
+    </w:lvl>
+  </w:abstractNum>
+  <w:abstractNum w:abstractNumId="5" w15:restartNumberingAfterBreak="0">
     <w:nsid w:val="0BDC336E"/>
     <w:multiLevelType w:val="hybridMultilevel"/>
     <w:tmpl w:val="5E30B23C"/>
@@ -12950,7 +14331,120 @@
       </w:pPr>
     </w:lvl>
   </w:abstractNum>
-  <w:abstractNum w:abstractNumId="5" w15:restartNumberingAfterBreak="0">
+  <w:abstractNum w:abstractNumId="6" w15:restartNumberingAfterBreak="0">
+    <w:nsid w:val="101C2DFC"/>
+    <w:multiLevelType w:val="hybridMultilevel"/>
+    <w:tmpl w:val="9424B83A"/>
+    <w:lvl w:ilvl="0" w:tplc="40090005">
+      <w:start w:val="1"/>
+      <w:numFmt w:val="bullet"/>
+      <w:lvlText w:val=""/>
+      <w:lvlJc w:val="left"/>
+      <w:pPr>
+        <w:ind w:left="1865" w:hanging="360"/>
+      </w:pPr>
+      <w:rPr>
+        <w:rFonts w:ascii="Wingdings" w:hAnsi="Wingdings" w:hint="default"/>
+      </w:rPr>
+    </w:lvl>
+    <w:lvl w:ilvl="1" w:tplc="40090003" w:tentative="1">
+      <w:start w:val="1"/>
+      <w:numFmt w:val="bullet"/>
+      <w:lvlText w:val="o"/>
+      <w:lvlJc w:val="left"/>
+      <w:pPr>
+        <w:ind w:left="2585" w:hanging="360"/>
+      </w:pPr>
+      <w:rPr>
+        <w:rFonts w:ascii="Courier New" w:hAnsi="Courier New" w:cs="Courier New" w:hint="default"/>
+      </w:rPr>
+    </w:lvl>
+    <w:lvl w:ilvl="2" w:tplc="40090005" w:tentative="1">
+      <w:start w:val="1"/>
+      <w:numFmt w:val="bullet"/>
+      <w:lvlText w:val=""/>
+      <w:lvlJc w:val="left"/>
+      <w:pPr>
+        <w:ind w:left="3305" w:hanging="360"/>
+      </w:pPr>
+      <w:rPr>
+        <w:rFonts w:ascii="Wingdings" w:hAnsi="Wingdings" w:hint="default"/>
+      </w:rPr>
+    </w:lvl>
+    <w:lvl w:ilvl="3" w:tplc="40090001" w:tentative="1">
+      <w:start w:val="1"/>
+      <w:numFmt w:val="bullet"/>
+      <w:lvlText w:val=""/>
+      <w:lvlJc w:val="left"/>
+      <w:pPr>
+        <w:ind w:left="4025" w:hanging="360"/>
+      </w:pPr>
+      <w:rPr>
+        <w:rFonts w:ascii="Symbol" w:hAnsi="Symbol" w:hint="default"/>
+      </w:rPr>
+    </w:lvl>
+    <w:lvl w:ilvl="4" w:tplc="40090003" w:tentative="1">
+      <w:start w:val="1"/>
+      <w:numFmt w:val="bullet"/>
+      <w:lvlText w:val="o"/>
+      <w:lvlJc w:val="left"/>
+      <w:pPr>
+        <w:ind w:left="4745" w:hanging="360"/>
+      </w:pPr>
+      <w:rPr>
+        <w:rFonts w:ascii="Courier New" w:hAnsi="Courier New" w:cs="Courier New" w:hint="default"/>
+      </w:rPr>
+    </w:lvl>
+    <w:lvl w:ilvl="5" w:tplc="40090005" w:tentative="1">
+      <w:start w:val="1"/>
+      <w:numFmt w:val="bullet"/>
+      <w:lvlText w:val=""/>
+      <w:lvlJc w:val="left"/>
+      <w:pPr>
+        <w:ind w:left="5465" w:hanging="360"/>
+      </w:pPr>
+      <w:rPr>
+        <w:rFonts w:ascii="Wingdings" w:hAnsi="Wingdings" w:hint="default"/>
+      </w:rPr>
+    </w:lvl>
+    <w:lvl w:ilvl="6" w:tplc="40090001" w:tentative="1">
+      <w:start w:val="1"/>
+      <w:numFmt w:val="bullet"/>
+      <w:lvlText w:val=""/>
+      <w:lvlJc w:val="left"/>
+      <w:pPr>
+        <w:ind w:left="6185" w:hanging="360"/>
+      </w:pPr>
+      <w:rPr>
+        <w:rFonts w:ascii="Symbol" w:hAnsi="Symbol" w:hint="default"/>
+      </w:rPr>
+    </w:lvl>
+    <w:lvl w:ilvl="7" w:tplc="40090003" w:tentative="1">
+      <w:start w:val="1"/>
+      <w:numFmt w:val="bullet"/>
+      <w:lvlText w:val="o"/>
+      <w:lvlJc w:val="left"/>
+      <w:pPr>
+        <w:ind w:left="6905" w:hanging="360"/>
+      </w:pPr>
+      <w:rPr>
+        <w:rFonts w:ascii="Courier New" w:hAnsi="Courier New" w:cs="Courier New" w:hint="default"/>
+      </w:rPr>
+    </w:lvl>
+    <w:lvl w:ilvl="8" w:tplc="40090005" w:tentative="1">
+      <w:start w:val="1"/>
+      <w:numFmt w:val="bullet"/>
+      <w:lvlText w:val=""/>
+      <w:lvlJc w:val="left"/>
+      <w:pPr>
+        <w:ind w:left="7625" w:hanging="360"/>
+      </w:pPr>
+      <w:rPr>
+        <w:rFonts w:ascii="Wingdings" w:hAnsi="Wingdings" w:hint="default"/>
+      </w:rPr>
+    </w:lvl>
+  </w:abstractNum>
+  <w:abstractNum w:abstractNumId="7" w15:restartNumberingAfterBreak="0">
     <w:nsid w:val="11B90A19"/>
     <w:multiLevelType w:val="hybridMultilevel"/>
     <w:tmpl w:val="2ECA54B0"/>
@@ -13063,7 +14557,7 @@
       </w:rPr>
     </w:lvl>
   </w:abstractNum>
-  <w:abstractNum w:abstractNumId="6" w15:restartNumberingAfterBreak="0">
+  <w:abstractNum w:abstractNumId="8" w15:restartNumberingAfterBreak="0">
     <w:nsid w:val="13194762"/>
     <w:multiLevelType w:val="hybridMultilevel"/>
     <w:tmpl w:val="6652AFDA"/>
@@ -13176,7 +14670,7 @@
       </w:rPr>
     </w:lvl>
   </w:abstractNum>
-  <w:abstractNum w:abstractNumId="7" w15:restartNumberingAfterBreak="0">
+  <w:abstractNum w:abstractNumId="9" w15:restartNumberingAfterBreak="0">
     <w:nsid w:val="1461127F"/>
     <w:multiLevelType w:val="hybridMultilevel"/>
     <w:tmpl w:val="6B6A1C10"/>
@@ -13289,7 +14783,7 @@
       </w:rPr>
     </w:lvl>
   </w:abstractNum>
-  <w:abstractNum w:abstractNumId="8" w15:restartNumberingAfterBreak="0">
+  <w:abstractNum w:abstractNumId="10" w15:restartNumberingAfterBreak="0">
     <w:nsid w:val="14FE7AC7"/>
     <w:multiLevelType w:val="hybridMultilevel"/>
     <w:tmpl w:val="D8DAC030"/>
@@ -13402,7 +14896,7 @@
       </w:rPr>
     </w:lvl>
   </w:abstractNum>
-  <w:abstractNum w:abstractNumId="9" w15:restartNumberingAfterBreak="0">
+  <w:abstractNum w:abstractNumId="11" w15:restartNumberingAfterBreak="0">
     <w:nsid w:val="152733FD"/>
     <w:multiLevelType w:val="hybridMultilevel"/>
     <w:tmpl w:val="5A1EBBAC"/>
@@ -13515,7 +15009,7 @@
       </w:rPr>
     </w:lvl>
   </w:abstractNum>
-  <w:abstractNum w:abstractNumId="10" w15:restartNumberingAfterBreak="0">
+  <w:abstractNum w:abstractNumId="12" w15:restartNumberingAfterBreak="0">
     <w:nsid w:val="334052A4"/>
     <w:multiLevelType w:val="hybridMultilevel"/>
     <w:tmpl w:val="10D62D08"/>
@@ -13628,7 +15122,7 @@
       </w:rPr>
     </w:lvl>
   </w:abstractNum>
-  <w:abstractNum w:abstractNumId="11" w15:restartNumberingAfterBreak="0">
+  <w:abstractNum w:abstractNumId="13" w15:restartNumberingAfterBreak="0">
     <w:nsid w:val="393B5378"/>
     <w:multiLevelType w:val="hybridMultilevel"/>
     <w:tmpl w:val="DFC41686"/>
@@ -13741,7 +15235,7 @@
       </w:rPr>
     </w:lvl>
   </w:abstractNum>
-  <w:abstractNum w:abstractNumId="12" w15:restartNumberingAfterBreak="0">
+  <w:abstractNum w:abstractNumId="14" w15:restartNumberingAfterBreak="0">
     <w:nsid w:val="39455151"/>
     <w:multiLevelType w:val="hybridMultilevel"/>
     <w:tmpl w:val="A3486E5E"/>
@@ -13854,7 +15348,7 @@
       </w:rPr>
     </w:lvl>
   </w:abstractNum>
-  <w:abstractNum w:abstractNumId="13" w15:restartNumberingAfterBreak="0">
+  <w:abstractNum w:abstractNumId="15" w15:restartNumberingAfterBreak="0">
     <w:nsid w:val="412D1152"/>
     <w:multiLevelType w:val="hybridMultilevel"/>
     <w:tmpl w:val="4E986D3A"/>
@@ -13967,7 +15461,7 @@
       </w:rPr>
     </w:lvl>
   </w:abstractNum>
-  <w:abstractNum w:abstractNumId="14" w15:restartNumberingAfterBreak="0">
+  <w:abstractNum w:abstractNumId="16" w15:restartNumberingAfterBreak="0">
     <w:nsid w:val="41EB15FA"/>
     <w:multiLevelType w:val="hybridMultilevel"/>
     <w:tmpl w:val="4E1CF91A"/>
@@ -14082,7 +15576,7 @@
       </w:rPr>
     </w:lvl>
   </w:abstractNum>
-  <w:abstractNum w:abstractNumId="15" w15:restartNumberingAfterBreak="0">
+  <w:abstractNum w:abstractNumId="17" w15:restartNumberingAfterBreak="0">
     <w:nsid w:val="42340B8F"/>
     <w:multiLevelType w:val="hybridMultilevel"/>
     <w:tmpl w:val="E1F63E9C"/>
@@ -14171,7 +15665,120 @@
       </w:pPr>
     </w:lvl>
   </w:abstractNum>
-  <w:abstractNum w:abstractNumId="16" w15:restartNumberingAfterBreak="0">
+  <w:abstractNum w:abstractNumId="18" w15:restartNumberingAfterBreak="0">
+    <w:nsid w:val="4FA10DDB"/>
+    <w:multiLevelType w:val="hybridMultilevel"/>
+    <w:tmpl w:val="8CB0C552"/>
+    <w:lvl w:ilvl="0" w:tplc="40090005">
+      <w:start w:val="1"/>
+      <w:numFmt w:val="bullet"/>
+      <w:lvlText w:val=""/>
+      <w:lvlJc w:val="left"/>
+      <w:pPr>
+        <w:ind w:left="1636" w:hanging="360"/>
+      </w:pPr>
+      <w:rPr>
+        <w:rFonts w:ascii="Wingdings" w:hAnsi="Wingdings" w:hint="default"/>
+      </w:rPr>
+    </w:lvl>
+    <w:lvl w:ilvl="1" w:tplc="40090003" w:tentative="1">
+      <w:start w:val="1"/>
+      <w:numFmt w:val="bullet"/>
+      <w:lvlText w:val="o"/>
+      <w:lvlJc w:val="left"/>
+      <w:pPr>
+        <w:ind w:left="2356" w:hanging="360"/>
+      </w:pPr>
+      <w:rPr>
+        <w:rFonts w:ascii="Courier New" w:hAnsi="Courier New" w:cs="Courier New" w:hint="default"/>
+      </w:rPr>
+    </w:lvl>
+    <w:lvl w:ilvl="2" w:tplc="40090005" w:tentative="1">
+      <w:start w:val="1"/>
+      <w:numFmt w:val="bullet"/>
+      <w:lvlText w:val=""/>
+      <w:lvlJc w:val="left"/>
+      <w:pPr>
+        <w:ind w:left="3076" w:hanging="360"/>
+      </w:pPr>
+      <w:rPr>
+        <w:rFonts w:ascii="Wingdings" w:hAnsi="Wingdings" w:hint="default"/>
+      </w:rPr>
+    </w:lvl>
+    <w:lvl w:ilvl="3" w:tplc="40090001" w:tentative="1">
+      <w:start w:val="1"/>
+      <w:numFmt w:val="bullet"/>
+      <w:lvlText w:val=""/>
+      <w:lvlJc w:val="left"/>
+      <w:pPr>
+        <w:ind w:left="3796" w:hanging="360"/>
+      </w:pPr>
+      <w:rPr>
+        <w:rFonts w:ascii="Symbol" w:hAnsi="Symbol" w:hint="default"/>
+      </w:rPr>
+    </w:lvl>
+    <w:lvl w:ilvl="4" w:tplc="40090003" w:tentative="1">
+      <w:start w:val="1"/>
+      <w:numFmt w:val="bullet"/>
+      <w:lvlText w:val="o"/>
+      <w:lvlJc w:val="left"/>
+      <w:pPr>
+        <w:ind w:left="4516" w:hanging="360"/>
+      </w:pPr>
+      <w:rPr>
+        <w:rFonts w:ascii="Courier New" w:hAnsi="Courier New" w:cs="Courier New" w:hint="default"/>
+      </w:rPr>
+    </w:lvl>
+    <w:lvl w:ilvl="5" w:tplc="40090005" w:tentative="1">
+      <w:start w:val="1"/>
+      <w:numFmt w:val="bullet"/>
+      <w:lvlText w:val=""/>
+      <w:lvlJc w:val="left"/>
+      <w:pPr>
+        <w:ind w:left="5236" w:hanging="360"/>
+      </w:pPr>
+      <w:rPr>
+        <w:rFonts w:ascii="Wingdings" w:hAnsi="Wingdings" w:hint="default"/>
+      </w:rPr>
+    </w:lvl>
+    <w:lvl w:ilvl="6" w:tplc="40090001" w:tentative="1">
+      <w:start w:val="1"/>
+      <w:numFmt w:val="bullet"/>
+      <w:lvlText w:val=""/>
+      <w:lvlJc w:val="left"/>
+      <w:pPr>
+        <w:ind w:left="5956" w:hanging="360"/>
+      </w:pPr>
+      <w:rPr>
+        <w:rFonts w:ascii="Symbol" w:hAnsi="Symbol" w:hint="default"/>
+      </w:rPr>
+    </w:lvl>
+    <w:lvl w:ilvl="7" w:tplc="40090003" w:tentative="1">
+      <w:start w:val="1"/>
+      <w:numFmt w:val="bullet"/>
+      <w:lvlText w:val="o"/>
+      <w:lvlJc w:val="left"/>
+      <w:pPr>
+        <w:ind w:left="6676" w:hanging="360"/>
+      </w:pPr>
+      <w:rPr>
+        <w:rFonts w:ascii="Courier New" w:hAnsi="Courier New" w:cs="Courier New" w:hint="default"/>
+      </w:rPr>
+    </w:lvl>
+    <w:lvl w:ilvl="8" w:tplc="40090005" w:tentative="1">
+      <w:start w:val="1"/>
+      <w:numFmt w:val="bullet"/>
+      <w:lvlText w:val=""/>
+      <w:lvlJc w:val="left"/>
+      <w:pPr>
+        <w:ind w:left="7396" w:hanging="360"/>
+      </w:pPr>
+      <w:rPr>
+        <w:rFonts w:ascii="Wingdings" w:hAnsi="Wingdings" w:hint="default"/>
+      </w:rPr>
+    </w:lvl>
+  </w:abstractNum>
+  <w:abstractNum w:abstractNumId="19" w15:restartNumberingAfterBreak="0">
     <w:nsid w:val="52CC32D6"/>
     <w:multiLevelType w:val="hybridMultilevel"/>
     <w:tmpl w:val="F9BA1A18"/>
@@ -14284,7 +15891,7 @@
       </w:rPr>
     </w:lvl>
   </w:abstractNum>
-  <w:abstractNum w:abstractNumId="17" w15:restartNumberingAfterBreak="0">
+  <w:abstractNum w:abstractNumId="20" w15:restartNumberingAfterBreak="0">
     <w:nsid w:val="62CA3603"/>
     <w:multiLevelType w:val="hybridMultilevel"/>
     <w:tmpl w:val="94982AD8"/>
@@ -14397,7 +16004,7 @@
       </w:rPr>
     </w:lvl>
   </w:abstractNum>
-  <w:abstractNum w:abstractNumId="18" w15:restartNumberingAfterBreak="0">
+  <w:abstractNum w:abstractNumId="21" w15:restartNumberingAfterBreak="0">
     <w:nsid w:val="6EA0303F"/>
     <w:multiLevelType w:val="hybridMultilevel"/>
     <w:tmpl w:val="00E0D3AE"/>
@@ -14486,7 +16093,7 @@
       </w:pPr>
     </w:lvl>
   </w:abstractNum>
-  <w:abstractNum w:abstractNumId="19" w15:restartNumberingAfterBreak="0">
+  <w:abstractNum w:abstractNumId="22" w15:restartNumberingAfterBreak="0">
     <w:nsid w:val="73623A8D"/>
     <w:multiLevelType w:val="hybridMultilevel"/>
     <w:tmpl w:val="D310A9CA"/>
@@ -14599,7 +16206,7 @@
       </w:rPr>
     </w:lvl>
   </w:abstractNum>
-  <w:abstractNum w:abstractNumId="20" w15:restartNumberingAfterBreak="0">
+  <w:abstractNum w:abstractNumId="23" w15:restartNumberingAfterBreak="0">
     <w:nsid w:val="7D0279F6"/>
     <w:multiLevelType w:val="hybridMultilevel"/>
     <w:tmpl w:val="31980034"/>
@@ -14715,67 +16322,76 @@
     </w:lvl>
   </w:abstractNum>
   <w:num w:numId="1" w16cid:durableId="519660001">
-    <w:abstractNumId w:val="12"/>
+    <w:abstractNumId w:val="14"/>
   </w:num>
   <w:num w:numId="2" w16cid:durableId="2080906698">
-    <w:abstractNumId w:val="20"/>
+    <w:abstractNumId w:val="23"/>
   </w:num>
   <w:num w:numId="3" w16cid:durableId="41443942">
     <w:abstractNumId w:val="0"/>
   </w:num>
   <w:num w:numId="4" w16cid:durableId="851605303">
-    <w:abstractNumId w:val="14"/>
+    <w:abstractNumId w:val="16"/>
   </w:num>
   <w:num w:numId="5" w16cid:durableId="806975702">
     <w:abstractNumId w:val="3"/>
   </w:num>
   <w:num w:numId="6" w16cid:durableId="1749767259">
-    <w:abstractNumId w:val="15"/>
+    <w:abstractNumId w:val="17"/>
   </w:num>
   <w:num w:numId="7" w16cid:durableId="1272937172">
-    <w:abstractNumId w:val="4"/>
+    <w:abstractNumId w:val="5"/>
   </w:num>
   <w:num w:numId="8" w16cid:durableId="33964399">
     <w:abstractNumId w:val="2"/>
   </w:num>
   <w:num w:numId="9" w16cid:durableId="2024432253">
-    <w:abstractNumId w:val="18"/>
+    <w:abstractNumId w:val="21"/>
   </w:num>
   <w:num w:numId="10" w16cid:durableId="222257275">
-    <w:abstractNumId w:val="8"/>
+    <w:abstractNumId w:val="10"/>
   </w:num>
   <w:num w:numId="11" w16cid:durableId="991520050">
     <w:abstractNumId w:val="1"/>
   </w:num>
   <w:num w:numId="12" w16cid:durableId="1975792032">
+    <w:abstractNumId w:val="9"/>
+  </w:num>
+  <w:num w:numId="13" w16cid:durableId="1155492686">
+    <w:abstractNumId w:val="20"/>
+  </w:num>
+  <w:num w:numId="14" w16cid:durableId="145627852">
+    <w:abstractNumId w:val="15"/>
+  </w:num>
+  <w:num w:numId="15" w16cid:durableId="693504584">
     <w:abstractNumId w:val="7"/>
   </w:num>
-  <w:num w:numId="13" w16cid:durableId="1155492686">
-    <w:abstractNumId w:val="17"/>
+  <w:num w:numId="16" w16cid:durableId="1563515226">
+    <w:abstractNumId w:val="11"/>
   </w:num>
-  <w:num w:numId="14" w16cid:durableId="145627852">
+  <w:num w:numId="17" w16cid:durableId="1448306514">
+    <w:abstractNumId w:val="8"/>
+  </w:num>
+  <w:num w:numId="18" w16cid:durableId="209734556">
+    <w:abstractNumId w:val="22"/>
+  </w:num>
+  <w:num w:numId="19" w16cid:durableId="674922118">
     <w:abstractNumId w:val="13"/>
   </w:num>
-  <w:num w:numId="15" w16cid:durableId="693504584">
-    <w:abstractNumId w:val="5"/>
-  </w:num>
-  <w:num w:numId="16" w16cid:durableId="1563515226">
-    <w:abstractNumId w:val="9"/>
-  </w:num>
-  <w:num w:numId="17" w16cid:durableId="1448306514">
-    <w:abstractNumId w:val="6"/>
-  </w:num>
-  <w:num w:numId="18" w16cid:durableId="209734556">
+  <w:num w:numId="20" w16cid:durableId="944918438">
     <w:abstractNumId w:val="19"/>
   </w:num>
-  <w:num w:numId="19" w16cid:durableId="674922118">
-    <w:abstractNumId w:val="11"/>
+  <w:num w:numId="21" w16cid:durableId="559949312">
+    <w:abstractNumId w:val="12"/>
   </w:num>
-  <w:num w:numId="20" w16cid:durableId="944918438">
-    <w:abstractNumId w:val="16"/>
+  <w:num w:numId="22" w16cid:durableId="1379624895">
+    <w:abstractNumId w:val="18"/>
   </w:num>
-  <w:num w:numId="21" w16cid:durableId="559949312">
-    <w:abstractNumId w:val="10"/>
+  <w:num w:numId="23" w16cid:durableId="826016062">
+    <w:abstractNumId w:val="4"/>
+  </w:num>
+  <w:num w:numId="24" w16cid:durableId="1830098151">
+    <w:abstractNumId w:val="6"/>
   </w:num>
 </w:numbering>
 </file>
@@ -15385,7 +17001,6 @@
   <w:style w:type="character" w:default="1" w:styleId="DefaultParagraphFont">
     <w:name w:val="Default Paragraph Font"/>
     <w:uiPriority w:val="1"/>
-    <w:semiHidden/>
     <w:unhideWhenUsed/>
   </w:style>
   <w:style w:type="table" w:default="1" w:styleId="TableNormal">

--- a/श्री बडादादा गणपती २०२६.docx
+++ b/श्री बडादादा गणपती २०२६.docx
@@ -12895,6 +12895,6323 @@
         <w:widowControl/>
         <w:numPr>
           <w:ilvl w:val="0"/>
+          <w:numId w:val="30"/>
+        </w:numPr>
+        <w:autoSpaceDE/>
+        <w:autoSpaceDN/>
+        <w:spacing w:before="100" w:beforeAutospacing="1" w:after="100" w:afterAutospacing="1"/>
+        <w:outlineLvl w:val="1"/>
+        <w:rPr>
+          <w:rFonts w:ascii="Kokila" w:hAnsi="Kokila" w:cs="Kokila"/>
+          <w:b/>
+          <w:bCs/>
+          <w:sz w:val="44"/>
+          <w:szCs w:val="44"/>
+          <w:lang w:eastAsia="en-IN"/>
+        </w:rPr>
+      </w:pPr>
+      <w:r>
+        <w:rPr>
+          <w:b/>
+          <w:bCs/>
+          <w:sz w:val="36"/>
+          <w:szCs w:val="36"/>
+          <w:lang w:eastAsia="en-IN"/>
+        </w:rPr>
+        <w:t xml:space="preserve"> </w:t>
+      </w:r>
+      <w:r>
+        <w:rPr>
+          <w:rFonts w:ascii="Kokila" w:hAnsi="Kokila" w:cs="Kokila"/>
+          <w:b/>
+          <w:bCs/>
+          <w:sz w:val="44"/>
+          <w:szCs w:val="44"/>
+          <w:cs/>
+          <w:lang w:eastAsia="en-IN"/>
+        </w:rPr>
+        <w:t>श्री दहीहंडी उत्सवाचे उत्साहात आयोजन</w:t>
+      </w:r>
+    </w:p>
+    <w:p>
+      <w:pPr>
+        <w:widowControl/>
+        <w:autoSpaceDE/>
+        <w:autoSpaceDN/>
+        <w:spacing w:before="100" w:beforeAutospacing="1" w:after="100" w:afterAutospacing="1"/>
+        <w:ind w:left="1145"/>
+        <w:jc w:val="both"/>
+        <w:rPr>
+          <w:rFonts w:ascii="Kokila" w:hAnsi="Kokila" w:cs="Kokila"/>
+          <w:sz w:val="40"/>
+          <w:szCs w:val="40"/>
+          <w:lang w:eastAsia="en-IN"/>
+        </w:rPr>
+      </w:pPr>
+      <w:r>
+        <w:rPr>
+          <w:rFonts w:ascii="Kokila" w:hAnsi="Kokila" w:cs="Kokila"/>
+          <w:sz w:val="40"/>
+          <w:szCs w:val="40"/>
+          <w:cs/>
+          <w:lang w:eastAsia="en-IN"/>
+        </w:rPr>
+        <w:t>श्री बडादादा गणपती मंडळाच्या युवकांच्या पुढाकाराने शनि गल्लीमध्ये श्री दहीहंडी उत्सवाचे उत्साहात आयोजन करण्यात आले. या उत्सवामध्ये शनि गल्लीतील युवकांसोबतच लहान मुलांनीही मोठ्या उत्साहाने सहभाग घेतला. दहीहंडीच्या निमित्ताने संपूर्ण गल्लीमध्ये आनंदाचे आणि उत्साहाचे वातावरण निर्माण झाले होते.</w:t>
+      </w:r>
+    </w:p>
+    <w:p>
+      <w:pPr>
+        <w:widowControl/>
+        <w:autoSpaceDE/>
+        <w:autoSpaceDN/>
+        <w:spacing w:before="100" w:beforeAutospacing="1" w:after="100" w:afterAutospacing="1"/>
+        <w:ind w:left="1145"/>
+        <w:jc w:val="both"/>
+        <w:rPr>
+          <w:rFonts w:ascii="Kokila" w:hAnsi="Kokila" w:cs="Kokila"/>
+          <w:sz w:val="40"/>
+          <w:szCs w:val="40"/>
+          <w:lang w:eastAsia="en-IN"/>
+        </w:rPr>
+      </w:pPr>
+      <w:r>
+        <w:rPr>
+          <w:rFonts w:ascii="Kokila" w:hAnsi="Kokila" w:cs="Kokila"/>
+          <w:sz w:val="40"/>
+          <w:szCs w:val="40"/>
+          <w:cs/>
+          <w:lang w:eastAsia="en-IN"/>
+        </w:rPr>
+        <w:t>उत्सवाच्या आयोजनामध्ये गल्लीतील युवकांनी एकत्र येत नियोजन</w:t>
+      </w:r>
+      <w:r>
+        <w:rPr>
+          <w:rFonts w:ascii="Kokila" w:hAnsi="Kokila" w:cs="Kokila"/>
+          <w:sz w:val="40"/>
+          <w:szCs w:val="40"/>
+          <w:lang w:eastAsia="en-IN"/>
+        </w:rPr>
+        <w:t xml:space="preserve">, </w:t>
+      </w:r>
+      <w:r>
+        <w:rPr>
+          <w:rFonts w:ascii="Kokila" w:hAnsi="Kokila" w:cs="Kokila"/>
+          <w:sz w:val="40"/>
+          <w:szCs w:val="40"/>
+          <w:cs/>
+          <w:lang w:eastAsia="en-IN"/>
+        </w:rPr>
+        <w:t>सजावट आणि विविध व्यवस्थांची जबाबदारी उत्स्फूर्तपणे पार पाडली. लहान मुलांनीही उत्साहाने सहभाग घेत उत्सवाची शोभा वाढवली. दहीहंडी फोडण्यासाठी सहभागी झालेल्या गोविंदा पथकाच्या उत्साहाला गल्लीतील नागरिकांनी टाळ्या</w:t>
+      </w:r>
+      <w:r>
+        <w:rPr>
+          <w:rFonts w:ascii="Kokila" w:hAnsi="Kokila" w:cs="Kokila"/>
+          <w:sz w:val="40"/>
+          <w:szCs w:val="40"/>
+          <w:lang w:eastAsia="en-IN"/>
+        </w:rPr>
+        <w:t xml:space="preserve">, </w:t>
+      </w:r>
+      <w:r>
+        <w:rPr>
+          <w:rFonts w:ascii="Kokila" w:hAnsi="Kokila" w:cs="Kokila"/>
+          <w:sz w:val="40"/>
+          <w:szCs w:val="40"/>
+          <w:cs/>
+          <w:lang w:eastAsia="en-IN"/>
+        </w:rPr>
+        <w:t>घोषणांनी आणि प्रोत्साहनाने मोठी साथ दिली.</w:t>
+      </w:r>
+    </w:p>
+    <w:p>
+      <w:pPr>
+        <w:widowControl/>
+        <w:autoSpaceDE/>
+        <w:autoSpaceDN/>
+        <w:spacing w:before="100" w:beforeAutospacing="1" w:after="100" w:afterAutospacing="1"/>
+        <w:ind w:left="1145"/>
+        <w:jc w:val="both"/>
+        <w:rPr>
+          <w:rFonts w:ascii="Kokila" w:hAnsi="Kokila" w:cs="Kokila"/>
+          <w:sz w:val="40"/>
+          <w:szCs w:val="40"/>
+          <w:lang w:eastAsia="en-IN"/>
+        </w:rPr>
+      </w:pPr>
+      <w:r>
+        <w:rPr>
+          <w:rFonts w:ascii="Kokila" w:hAnsi="Kokila" w:cs="Kokila"/>
+          <w:sz w:val="40"/>
+          <w:szCs w:val="40"/>
+          <w:cs/>
+          <w:lang w:eastAsia="en-IN"/>
+        </w:rPr>
+        <w:t>या कार्यक्रमाला शनि गल्लीतील सर्व नागरिकांनी सहकार्य केले. युवक</w:t>
+      </w:r>
+      <w:r>
+        <w:rPr>
+          <w:rFonts w:ascii="Kokila" w:hAnsi="Kokila" w:cs="Kokila"/>
+          <w:sz w:val="40"/>
+          <w:szCs w:val="40"/>
+          <w:lang w:eastAsia="en-IN"/>
+        </w:rPr>
+        <w:t xml:space="preserve">, </w:t>
+      </w:r>
+      <w:r>
+        <w:rPr>
+          <w:rFonts w:ascii="Kokila" w:hAnsi="Kokila" w:cs="Kokila"/>
+          <w:sz w:val="40"/>
+          <w:szCs w:val="40"/>
+          <w:cs/>
+          <w:lang w:eastAsia="en-IN"/>
+        </w:rPr>
+        <w:t>महिला</w:t>
+      </w:r>
+      <w:r>
+        <w:rPr>
+          <w:rFonts w:ascii="Kokila" w:hAnsi="Kokila" w:cs="Kokila"/>
+          <w:sz w:val="40"/>
+          <w:szCs w:val="40"/>
+          <w:lang w:eastAsia="en-IN"/>
+        </w:rPr>
+        <w:t xml:space="preserve">, </w:t>
+      </w:r>
+      <w:r>
+        <w:rPr>
+          <w:rFonts w:ascii="Kokila" w:hAnsi="Kokila" w:cs="Kokila"/>
+          <w:sz w:val="40"/>
+          <w:szCs w:val="40"/>
+          <w:cs/>
+          <w:lang w:eastAsia="en-IN"/>
+        </w:rPr>
+        <w:t>ज्येष्ठ नागरिक आणि लहान मुलांच्या सामूहिक सहभागामुळे हा उत्सव केवळ धार्मिक कार्यक्रम न राहता</w:t>
+      </w:r>
+      <w:r>
+        <w:rPr>
+          <w:rFonts w:ascii="Kokila" w:hAnsi="Kokila" w:cs="Kokila"/>
+          <w:sz w:val="40"/>
+          <w:szCs w:val="40"/>
+          <w:lang w:eastAsia="en-IN"/>
+        </w:rPr>
+        <w:t xml:space="preserve"> </w:t>
+      </w:r>
+      <w:r>
+        <w:rPr>
+          <w:rFonts w:ascii="Kokila" w:hAnsi="Kokila" w:cs="Kokila"/>
+          <w:b/>
+          <w:bCs/>
+          <w:sz w:val="40"/>
+          <w:szCs w:val="40"/>
+          <w:cs/>
+          <w:lang w:eastAsia="en-IN"/>
+        </w:rPr>
+        <w:t>एकता</w:t>
+      </w:r>
+      <w:r>
+        <w:rPr>
+          <w:rFonts w:ascii="Kokila" w:hAnsi="Kokila" w:cs="Kokila"/>
+          <w:b/>
+          <w:bCs/>
+          <w:sz w:val="40"/>
+          <w:szCs w:val="40"/>
+          <w:lang w:eastAsia="en-IN"/>
+        </w:rPr>
+        <w:t xml:space="preserve">, </w:t>
+      </w:r>
+      <w:r>
+        <w:rPr>
+          <w:rFonts w:ascii="Kokila" w:hAnsi="Kokila" w:cs="Kokila"/>
+          <w:b/>
+          <w:bCs/>
+          <w:sz w:val="40"/>
+          <w:szCs w:val="40"/>
+          <w:cs/>
+          <w:lang w:eastAsia="en-IN"/>
+        </w:rPr>
+        <w:t>सहकार्य</w:t>
+      </w:r>
+      <w:r>
+        <w:rPr>
+          <w:rFonts w:ascii="Kokila" w:hAnsi="Kokila" w:cs="Kokila"/>
+          <w:b/>
+          <w:bCs/>
+          <w:sz w:val="40"/>
+          <w:szCs w:val="40"/>
+          <w:lang w:eastAsia="en-IN"/>
+        </w:rPr>
+        <w:t xml:space="preserve">, </w:t>
+      </w:r>
+      <w:r>
+        <w:rPr>
+          <w:rFonts w:ascii="Kokila" w:hAnsi="Kokila" w:cs="Kokila"/>
+          <w:b/>
+          <w:bCs/>
+          <w:sz w:val="40"/>
+          <w:szCs w:val="40"/>
+          <w:cs/>
+          <w:lang w:eastAsia="en-IN"/>
+        </w:rPr>
+        <w:t>बंधुभाव आणि सामाजिक एकोप्याचे प्रतीक</w:t>
+      </w:r>
+      <w:r>
+        <w:rPr>
+          <w:rFonts w:ascii="Kokila" w:hAnsi="Kokila" w:cs="Kokila"/>
+          <w:sz w:val="40"/>
+          <w:szCs w:val="40"/>
+          <w:lang w:eastAsia="en-IN"/>
+        </w:rPr>
+        <w:t xml:space="preserve"> </w:t>
+      </w:r>
+      <w:r>
+        <w:rPr>
+          <w:rFonts w:ascii="Kokila" w:hAnsi="Kokila" w:cs="Kokila"/>
+          <w:sz w:val="40"/>
+          <w:szCs w:val="40"/>
+          <w:cs/>
+          <w:lang w:eastAsia="en-IN"/>
+        </w:rPr>
+        <w:t>ठरला. अशा पारंपरिक उत्सवांच्या माध्यमातून नवीन पिढीला आपल्या संस्कृती आणि परंपरांची ओळख होते तसेच युवकांमध्ये संघटन कौशल्य</w:t>
+      </w:r>
+      <w:r>
+        <w:rPr>
+          <w:rFonts w:ascii="Kokila" w:hAnsi="Kokila" w:cs="Kokila"/>
+          <w:sz w:val="40"/>
+          <w:szCs w:val="40"/>
+          <w:lang w:eastAsia="en-IN"/>
+        </w:rPr>
+        <w:t xml:space="preserve">, </w:t>
+      </w:r>
+      <w:r>
+        <w:rPr>
+          <w:rFonts w:ascii="Kokila" w:hAnsi="Kokila" w:cs="Kokila"/>
+          <w:sz w:val="40"/>
+          <w:szCs w:val="40"/>
+          <w:cs/>
+          <w:lang w:eastAsia="en-IN"/>
+        </w:rPr>
+        <w:t>नेतृत्वगुण आणि सामाजिक बांधिलकीची भावना निर्माण होते.</w:t>
+      </w:r>
+    </w:p>
+    <w:p>
+      <w:pPr>
+        <w:widowControl/>
+        <w:autoSpaceDE/>
+        <w:autoSpaceDN/>
+        <w:spacing w:before="100" w:beforeAutospacing="1" w:after="100" w:afterAutospacing="1"/>
+        <w:ind w:left="1145"/>
+        <w:jc w:val="both"/>
+        <w:rPr>
+          <w:rFonts w:ascii="Kokila" w:hAnsi="Kokila" w:cs="Kokila"/>
+          <w:sz w:val="40"/>
+          <w:szCs w:val="40"/>
+          <w:lang w:eastAsia="en-IN"/>
+        </w:rPr>
+      </w:pPr>
+      <w:r>
+        <w:rPr>
+          <w:rFonts w:ascii="Kokila" w:hAnsi="Kokila" w:cs="Kokila"/>
+          <w:sz w:val="40"/>
+          <w:szCs w:val="40"/>
+          <w:cs/>
+          <w:lang w:eastAsia="en-IN"/>
+        </w:rPr>
+        <w:t>श्री बडादादा गणपती मंडळाच्या युवकांनी घेतलेल्या पुढाकारामुळे आणि शनि गल्लीतील सर्व नागरिकांच्या सहकार्यामुळे दहीहंडी उत्सव उत्साहपूर्ण व आनंदमय वातावरणात पार पडला.</w:t>
+      </w:r>
+    </w:p>
+    <w:p>
+      <w:pPr>
+        <w:rPr>
+          <w:rFonts w:ascii="Kokila" w:hAnsi="Kokila" w:cs="Kokila"/>
+          <w:sz w:val="50"/>
+          <w:szCs w:val="50"/>
+          <w:cs/>
+        </w:rPr>
+      </w:pPr>
+      <w:r>
+        <w:rPr>
+          <w:rFonts w:ascii="Kokila" w:hAnsi="Kokila" w:cs="Kokila"/>
+          <w:sz w:val="50"/>
+          <w:szCs w:val="50"/>
+          <w:cs/>
+        </w:rPr>
+        <w:br w:type="page"/>
+      </w:r>
+    </w:p>
+    <w:p>
+      <w:pPr>
+        <w:pStyle w:val="ListParagraph"/>
+        <w:numPr>
+          <w:ilvl w:val="0"/>
+          <w:numId w:val="5"/>
+        </w:numPr>
+        <w:jc w:val="center"/>
+        <w:rPr>
+          <w:rFonts w:ascii="Kokila" w:eastAsiaTheme="minorHAnsi" w:hAnsi="Kokila" w:cs="Kokila"/>
+          <w:sz w:val="61"/>
+          <w:szCs w:val="61"/>
+        </w:rPr>
+      </w:pPr>
+      <w:r>
+        <w:rPr>
+          <w:rFonts w:ascii="Kokila" w:eastAsiaTheme="minorHAnsi" w:hAnsi="Kokila" w:cs="Kokila"/>
+          <w:sz w:val="61"/>
+          <w:szCs w:val="61"/>
+          <w:cs/>
+        </w:rPr>
+        <w:lastRenderedPageBreak/>
+        <w:t>निसर्गाचे व सार्वजनिक संपत्तीचे जतन व संवर्धन</w:t>
+      </w:r>
+    </w:p>
+    <w:p>
+      <w:pPr>
+        <w:ind w:left="425"/>
+        <w:rPr>
+          <w:rFonts w:ascii="Kokila" w:hAnsi="Kokila" w:cs="Kokila"/>
+          <w:sz w:val="61"/>
+          <w:szCs w:val="61"/>
+        </w:rPr>
+      </w:pPr>
+    </w:p>
+    <w:p>
+      <w:pPr>
+        <w:pStyle w:val="ListParagraph"/>
+        <w:numPr>
+          <w:ilvl w:val="0"/>
+          <w:numId w:val="25"/>
+        </w:numPr>
+        <w:rPr>
+          <w:rFonts w:ascii="Kokila" w:hAnsi="Kokila" w:cs="Kokila"/>
+          <w:b/>
+          <w:bCs/>
+          <w:sz w:val="50"/>
+          <w:szCs w:val="50"/>
+        </w:rPr>
+      </w:pPr>
+      <w:r>
+        <w:rPr>
+          <w:rFonts w:ascii="Kokila" w:hAnsi="Kokila" w:cs="Kokila"/>
+          <w:b/>
+          <w:bCs/>
+          <w:sz w:val="50"/>
+          <w:szCs w:val="50"/>
+          <w:cs/>
+        </w:rPr>
+        <w:t>तापी नदी परिसरात निर्माल्य संकलन व स्वच्छता अभियान</w:t>
+      </w:r>
+    </w:p>
+    <w:p>
+      <w:pPr>
+        <w:rPr>
+          <w:rFonts w:ascii="Kokila" w:hAnsi="Kokila" w:cs="Kokila"/>
+          <w:b/>
+          <w:bCs/>
+          <w:sz w:val="50"/>
+          <w:szCs w:val="50"/>
+        </w:rPr>
+      </w:pPr>
+      <w:r>
+        <w:rPr>
+          <w:rFonts w:ascii="Kokila" w:hAnsi="Kokila" w:cs="Kokila" w:hint="cs"/>
+          <w:b/>
+          <w:bCs/>
+          <w:sz w:val="50"/>
+          <w:szCs w:val="50"/>
+          <w:cs/>
+        </w:rPr>
+        <w:t xml:space="preserve">      </w:t>
+      </w:r>
+    </w:p>
+    <w:p>
+      <w:pPr>
+        <w:ind w:left="720"/>
+        <w:jc w:val="both"/>
+        <w:rPr>
+          <w:rFonts w:ascii="Kokila" w:hAnsi="Kokila" w:cs="Kokila"/>
+          <w:sz w:val="40"/>
+          <w:szCs w:val="40"/>
+        </w:rPr>
+      </w:pPr>
+      <w:r>
+        <w:rPr>
+          <w:rFonts w:ascii="Kokila" w:hAnsi="Kokila" w:cs="Kokila"/>
+          <w:sz w:val="40"/>
+          <w:szCs w:val="40"/>
+          <w:cs/>
+        </w:rPr>
+        <w:t>श्रद्धा</w:t>
+      </w:r>
+      <w:r>
+        <w:rPr>
+          <w:rFonts w:ascii="Kokila" w:hAnsi="Kokila" w:cs="Kokila"/>
+          <w:sz w:val="40"/>
+          <w:szCs w:val="40"/>
+        </w:rPr>
+        <w:t xml:space="preserve">, </w:t>
+      </w:r>
+      <w:r>
+        <w:rPr>
+          <w:rFonts w:ascii="Kokila" w:hAnsi="Kokila" w:cs="Kokila"/>
+          <w:sz w:val="40"/>
+          <w:szCs w:val="40"/>
+          <w:cs/>
+        </w:rPr>
+        <w:t>संस्कृती आणि पर्यावरण संवर्धनाचा सुंदर संगम साधत</w:t>
+      </w:r>
+      <w:r>
+        <w:rPr>
+          <w:rFonts w:ascii="Kokila" w:hAnsi="Kokila" w:cs="Kokila"/>
+          <w:sz w:val="40"/>
+          <w:szCs w:val="40"/>
+        </w:rPr>
+        <w:t xml:space="preserve"> </w:t>
+      </w:r>
+      <w:r>
+        <w:rPr>
+          <w:rFonts w:ascii="Kokila" w:hAnsi="Kokila" w:cs="Kokila"/>
+          <w:sz w:val="40"/>
+          <w:szCs w:val="40"/>
+          <w:cs/>
+        </w:rPr>
+        <w:t>श्री बडादादा गणपती नवयुवक मंडळ व श्री बडादादा फाऊंडेशन (शनिगल्ली )</w:t>
+      </w:r>
+      <w:r>
+        <w:rPr>
+          <w:rFonts w:ascii="Kokila" w:hAnsi="Kokila" w:cs="Kokila"/>
+          <w:sz w:val="40"/>
+          <w:szCs w:val="40"/>
+        </w:rPr>
+        <w:t xml:space="preserve">, </w:t>
+      </w:r>
+      <w:r>
+        <w:rPr>
+          <w:rFonts w:ascii="Kokila" w:hAnsi="Kokila" w:cs="Kokila"/>
+          <w:sz w:val="40"/>
+          <w:szCs w:val="40"/>
+          <w:cs/>
+        </w:rPr>
+        <w:t>तळोदा</w:t>
+      </w:r>
+      <w:r>
+        <w:rPr>
+          <w:rFonts w:ascii="Kokila" w:hAnsi="Kokila" w:cs="Kokila"/>
+          <w:sz w:val="40"/>
+          <w:szCs w:val="40"/>
+        </w:rPr>
+        <w:t xml:space="preserve"> </w:t>
+      </w:r>
+      <w:r>
+        <w:rPr>
+          <w:rFonts w:ascii="Kokila" w:hAnsi="Kokila" w:cs="Kokila"/>
+          <w:sz w:val="40"/>
+          <w:szCs w:val="40"/>
+          <w:cs/>
+        </w:rPr>
+        <w:t>यांच्या संयुक्त विद्यमाने हातोडा येथील</w:t>
+      </w:r>
+      <w:r>
+        <w:rPr>
+          <w:rFonts w:ascii="Kokila" w:hAnsi="Kokila" w:cs="Kokila"/>
+          <w:sz w:val="40"/>
+          <w:szCs w:val="40"/>
+        </w:rPr>
+        <w:t xml:space="preserve"> </w:t>
+      </w:r>
+      <w:r>
+        <w:rPr>
+          <w:rFonts w:ascii="Kokila" w:hAnsi="Kokila" w:cs="Kokila"/>
+          <w:sz w:val="40"/>
+          <w:szCs w:val="40"/>
+          <w:cs/>
+        </w:rPr>
+        <w:t>तापी नदी परिसरात निर्माल्य संकलन व स्वच्छता अभियान</w:t>
+      </w:r>
+      <w:r>
+        <w:rPr>
+          <w:rFonts w:ascii="Kokila" w:hAnsi="Kokila" w:cs="Kokila"/>
+          <w:sz w:val="40"/>
+          <w:szCs w:val="40"/>
+        </w:rPr>
+        <w:t xml:space="preserve"> </w:t>
+      </w:r>
+      <w:r>
+        <w:rPr>
+          <w:rFonts w:ascii="Kokila" w:hAnsi="Kokila" w:cs="Kokila"/>
+          <w:sz w:val="40"/>
+          <w:szCs w:val="40"/>
+          <w:cs/>
+        </w:rPr>
+        <w:t>राबविण्यात आले.</w:t>
+      </w:r>
+    </w:p>
+    <w:p>
+      <w:pPr>
+        <w:ind w:left="720"/>
+        <w:jc w:val="both"/>
+        <w:rPr>
+          <w:rFonts w:ascii="Kokila" w:hAnsi="Kokila" w:cs="Kokila"/>
+          <w:sz w:val="40"/>
+          <w:szCs w:val="40"/>
+        </w:rPr>
+      </w:pPr>
+      <w:r>
+        <w:rPr>
+          <w:rFonts w:ascii="Kokila" w:hAnsi="Kokila" w:cs="Kokila"/>
+          <w:sz w:val="40"/>
+          <w:szCs w:val="40"/>
+          <w:cs/>
+        </w:rPr>
+        <w:t>धार्मिक श्रद्धेने गणेशोत्सव तसेच इतर धार्मिक विधींनंतर फुले</w:t>
+      </w:r>
+      <w:r>
+        <w:rPr>
+          <w:rFonts w:ascii="Kokila" w:hAnsi="Kokila" w:cs="Kokila"/>
+          <w:sz w:val="40"/>
+          <w:szCs w:val="40"/>
+        </w:rPr>
+        <w:t xml:space="preserve">, </w:t>
+      </w:r>
+      <w:r>
+        <w:rPr>
+          <w:rFonts w:ascii="Kokila" w:hAnsi="Kokila" w:cs="Kokila"/>
+          <w:sz w:val="40"/>
+          <w:szCs w:val="40"/>
+          <w:cs/>
+        </w:rPr>
+        <w:t>हार</w:t>
+      </w:r>
+      <w:r>
+        <w:rPr>
+          <w:rFonts w:ascii="Kokila" w:hAnsi="Kokila" w:cs="Kokila"/>
+          <w:sz w:val="40"/>
+          <w:szCs w:val="40"/>
+        </w:rPr>
+        <w:t xml:space="preserve">, </w:t>
+      </w:r>
+      <w:r>
+        <w:rPr>
+          <w:rFonts w:ascii="Kokila" w:hAnsi="Kokila" w:cs="Kokila"/>
+          <w:sz w:val="40"/>
+          <w:szCs w:val="40"/>
+          <w:cs/>
+        </w:rPr>
+        <w:t>नारळ व इतर निर्माल्य नदीपात्रात विसर्जित केले जाते. त्यामुळे नदीचे पाणी दूषित होण्याबरोबरच नदी परिसराच्या नैसर्गिक सौंदर्यावरही विपरीत परिणाम होतो. ही बाब लक्षात घेऊन मंडळ व फाऊंडेशनच्या कार्यकर्त्यांनी नदी परिसरात प्रत्यक्ष उतरून</w:t>
+      </w:r>
+      <w:r>
+        <w:rPr>
+          <w:rFonts w:ascii="Kokila" w:hAnsi="Kokila" w:cs="Kokila"/>
+          <w:sz w:val="40"/>
+          <w:szCs w:val="40"/>
+        </w:rPr>
+        <w:t xml:space="preserve"> </w:t>
+      </w:r>
+      <w:r>
+        <w:rPr>
+          <w:rFonts w:ascii="Kokila" w:hAnsi="Kokila" w:cs="Kokila"/>
+          <w:sz w:val="40"/>
+          <w:szCs w:val="40"/>
+          <w:cs/>
+        </w:rPr>
+        <w:t>निर्माल्य व जमा झालेला कचरा संकलित केला आणि परिसराची स्वच्छता केली.</w:t>
+      </w:r>
+    </w:p>
+    <w:p>
+      <w:pPr>
+        <w:ind w:left="720"/>
+        <w:rPr>
+          <w:rFonts w:ascii="Kokila" w:hAnsi="Kokila" w:cs="Kokila"/>
+          <w:b/>
+          <w:bCs/>
+          <w:sz w:val="40"/>
+          <w:szCs w:val="40"/>
+        </w:rPr>
+      </w:pPr>
+      <w:r>
+        <w:rPr>
+          <w:rFonts w:ascii="Kokila" w:hAnsi="Kokila" w:cs="Kokila"/>
+          <w:b/>
+          <w:bCs/>
+          <w:sz w:val="40"/>
+          <w:szCs w:val="40"/>
+          <w:cs/>
+        </w:rPr>
+        <w:t>पर्यावरण संवर्धनाचा संदेश</w:t>
+      </w:r>
+    </w:p>
+    <w:p>
+      <w:pPr>
+        <w:ind w:left="720"/>
+        <w:jc w:val="both"/>
+        <w:rPr>
+          <w:rFonts w:ascii="Kokila" w:hAnsi="Kokila" w:cs="Kokila"/>
+          <w:sz w:val="40"/>
+          <w:szCs w:val="40"/>
+        </w:rPr>
+      </w:pPr>
+      <w:r>
+        <w:rPr>
+          <w:rFonts w:ascii="Kokila" w:hAnsi="Kokila" w:cs="Kokila"/>
+          <w:sz w:val="40"/>
+          <w:szCs w:val="40"/>
+          <w:cs/>
+        </w:rPr>
+        <w:t>तापी नदी ही केवळ जलस्रोत नसून परिसरातील नागरिकांच्या जीवनाशी आणि भावविश्वाशी जोडलेली महत्त्वाची नदी आहे. त्यामुळे नदीपात्रात निर्माल्य किंवा कचरा न टाकता त्याचे योग्य पद्धतीने संकलन व व्यवस्थापन करणे आवश्यक आहे.</w:t>
+      </w:r>
+    </w:p>
+    <w:p>
+      <w:pPr>
+        <w:ind w:left="720"/>
+        <w:jc w:val="both"/>
+        <w:rPr>
+          <w:rFonts w:ascii="Kokila" w:hAnsi="Kokila" w:cs="Kokila"/>
+          <w:sz w:val="40"/>
+          <w:szCs w:val="40"/>
+        </w:rPr>
+      </w:pPr>
+      <w:r>
+        <w:rPr>
+          <w:rFonts w:ascii="Kokila" w:hAnsi="Kokila" w:cs="Kokila"/>
+          <w:sz w:val="40"/>
+          <w:szCs w:val="40"/>
+          <w:cs/>
+        </w:rPr>
+        <w:t>या अभियानाच्या माध्यमातून</w:t>
+      </w:r>
+      <w:r>
+        <w:rPr>
+          <w:rFonts w:ascii="Kokila" w:hAnsi="Kokila" w:cs="Kokila"/>
+          <w:sz w:val="40"/>
+          <w:szCs w:val="40"/>
+        </w:rPr>
+        <w:t xml:space="preserve"> ‘</w:t>
+      </w:r>
+      <w:r>
+        <w:rPr>
+          <w:rFonts w:ascii="Kokila" w:hAnsi="Kokila" w:cs="Kokila"/>
+          <w:sz w:val="40"/>
+          <w:szCs w:val="40"/>
+          <w:cs/>
+        </w:rPr>
+        <w:t>श्रद्धा जपूया</w:t>
+      </w:r>
+      <w:r>
+        <w:rPr>
+          <w:rFonts w:ascii="Kokila" w:hAnsi="Kokila" w:cs="Kokila"/>
+          <w:sz w:val="40"/>
+          <w:szCs w:val="40"/>
+        </w:rPr>
+        <w:t xml:space="preserve">, </w:t>
+      </w:r>
+      <w:r>
+        <w:rPr>
+          <w:rFonts w:ascii="Kokila" w:hAnsi="Kokila" w:cs="Kokila"/>
+          <w:sz w:val="40"/>
+          <w:szCs w:val="40"/>
+          <w:cs/>
+        </w:rPr>
+        <w:t>पण निसर्गाचीही काळजी घेऊया’</w:t>
+      </w:r>
+      <w:r>
+        <w:rPr>
+          <w:rFonts w:ascii="Kokila" w:hAnsi="Kokila" w:cs="Kokila"/>
+          <w:sz w:val="40"/>
+          <w:szCs w:val="40"/>
+        </w:rPr>
+        <w:t xml:space="preserve"> </w:t>
+      </w:r>
+      <w:r>
+        <w:rPr>
+          <w:rFonts w:ascii="Kokila" w:hAnsi="Kokila" w:cs="Kokila"/>
+          <w:sz w:val="40"/>
+          <w:szCs w:val="40"/>
+          <w:cs/>
+        </w:rPr>
+        <w:t>असा महत्त्वपूर्ण सामाजिक व पर्यावरणपूरक संदेश देण्यात आला. नागरिकांनी धार्मिक श्रद्धा कायम ठेवताना निर्माल्य नदीत न टाकता प्रशासन किंवा संबंधित मंडळाने उपलब्ध करून दिलेल्या संकलन व्यवस्थेचा वापर करावा</w:t>
+      </w:r>
+      <w:r>
+        <w:rPr>
+          <w:rFonts w:ascii="Kokila" w:hAnsi="Kokila" w:cs="Kokila"/>
+          <w:sz w:val="40"/>
+          <w:szCs w:val="40"/>
+        </w:rPr>
+        <w:t xml:space="preserve">, </w:t>
+      </w:r>
+      <w:r>
+        <w:rPr>
+          <w:rFonts w:ascii="Kokila" w:hAnsi="Kokila" w:cs="Kokila"/>
+          <w:sz w:val="40"/>
+          <w:szCs w:val="40"/>
+          <w:cs/>
+        </w:rPr>
+        <w:t>असे आवाहन करण्यात आले.</w:t>
+      </w:r>
+    </w:p>
+    <w:p>
+      <w:pPr>
+        <w:ind w:left="720"/>
+        <w:rPr>
+          <w:rFonts w:ascii="Kokila" w:hAnsi="Kokila" w:cs="Kokila"/>
+          <w:b/>
+          <w:bCs/>
+          <w:sz w:val="40"/>
+          <w:szCs w:val="40"/>
+        </w:rPr>
+      </w:pPr>
+      <w:r>
+        <w:rPr>
+          <w:rFonts w:ascii="Kokila" w:hAnsi="Kokila" w:cs="Kokila"/>
+          <w:b/>
+          <w:bCs/>
+          <w:sz w:val="40"/>
+          <w:szCs w:val="40"/>
+          <w:cs/>
+        </w:rPr>
+        <w:t>युवकांचा उत्स्फूर्त सहभाग</w:t>
+      </w:r>
+    </w:p>
+    <w:p>
+      <w:pPr>
+        <w:ind w:left="720"/>
+        <w:jc w:val="both"/>
+        <w:rPr>
+          <w:rFonts w:ascii="Kokila" w:hAnsi="Kokila" w:cs="Kokila"/>
+          <w:sz w:val="40"/>
+          <w:szCs w:val="40"/>
+        </w:rPr>
+      </w:pPr>
+      <w:r>
+        <w:rPr>
+          <w:rFonts w:ascii="Kokila" w:hAnsi="Kokila" w:cs="Kokila"/>
+          <w:sz w:val="40"/>
+          <w:szCs w:val="40"/>
+          <w:cs/>
+        </w:rPr>
+        <w:t>या स्वच्छता अभियानात मंडळ व फाऊंडेशनच्या पदाधिकारी आणि कार्यकर्त्यांनी उत्स्फूर्त सहभाग घेतला.</w:t>
+      </w:r>
+      <w:r>
+        <w:rPr>
+          <w:rFonts w:ascii="Kokila" w:hAnsi="Kokila" w:cs="Kokila"/>
+          <w:sz w:val="40"/>
+          <w:szCs w:val="40"/>
+        </w:rPr>
+        <w:t xml:space="preserve"> </w:t>
+      </w:r>
+      <w:r>
+        <w:rPr>
+          <w:rFonts w:ascii="Kokila" w:hAnsi="Kokila" w:cs="Kokila"/>
+          <w:sz w:val="40"/>
+          <w:szCs w:val="40"/>
+          <w:cs/>
+        </w:rPr>
+        <w:t>रोहन कलाल</w:t>
+      </w:r>
+      <w:r>
+        <w:rPr>
+          <w:rFonts w:ascii="Kokila" w:hAnsi="Kokila" w:cs="Kokila"/>
+          <w:sz w:val="40"/>
+          <w:szCs w:val="40"/>
+        </w:rPr>
+        <w:t xml:space="preserve">, </w:t>
+      </w:r>
+      <w:r>
+        <w:rPr>
+          <w:rFonts w:ascii="Kokila" w:hAnsi="Kokila" w:cs="Kokila"/>
+          <w:sz w:val="40"/>
+          <w:szCs w:val="40"/>
+          <w:cs/>
+        </w:rPr>
+        <w:t>नयन लोहार</w:t>
+      </w:r>
+      <w:r>
+        <w:rPr>
+          <w:rFonts w:ascii="Kokila" w:hAnsi="Kokila" w:cs="Kokila"/>
+          <w:sz w:val="40"/>
+          <w:szCs w:val="40"/>
+        </w:rPr>
+        <w:t xml:space="preserve">, </w:t>
+      </w:r>
+      <w:r>
+        <w:rPr>
+          <w:rFonts w:ascii="Kokila" w:hAnsi="Kokila" w:cs="Kokila"/>
+          <w:sz w:val="40"/>
+          <w:szCs w:val="40"/>
+          <w:cs/>
+        </w:rPr>
+        <w:t>निखिल गुरव</w:t>
+      </w:r>
+      <w:r>
+        <w:rPr>
+          <w:rFonts w:ascii="Kokila" w:hAnsi="Kokila" w:cs="Kokila"/>
+          <w:sz w:val="40"/>
+          <w:szCs w:val="40"/>
+        </w:rPr>
+        <w:t xml:space="preserve">, </w:t>
+      </w:r>
+      <w:r>
+        <w:rPr>
+          <w:rFonts w:ascii="Kokila" w:hAnsi="Kokila" w:cs="Kokila"/>
+          <w:sz w:val="40"/>
+          <w:szCs w:val="40"/>
+          <w:cs/>
+        </w:rPr>
+        <w:t>विनित मोराणकर</w:t>
+      </w:r>
+      <w:r>
+        <w:rPr>
+          <w:rFonts w:ascii="Kokila" w:hAnsi="Kokila" w:cs="Kokila"/>
+          <w:sz w:val="40"/>
+          <w:szCs w:val="40"/>
+        </w:rPr>
+        <w:t xml:space="preserve">, </w:t>
+      </w:r>
+      <w:r>
+        <w:rPr>
+          <w:rFonts w:ascii="Kokila" w:hAnsi="Kokila" w:cs="Kokila"/>
+          <w:sz w:val="40"/>
+          <w:szCs w:val="40"/>
+          <w:cs/>
+        </w:rPr>
+        <w:t>सुयोग पाटील</w:t>
+      </w:r>
+      <w:r>
+        <w:rPr>
+          <w:rFonts w:ascii="Kokila" w:hAnsi="Kokila" w:cs="Kokila"/>
+          <w:sz w:val="40"/>
+          <w:szCs w:val="40"/>
+        </w:rPr>
+        <w:t xml:space="preserve">, </w:t>
+      </w:r>
+      <w:r>
+        <w:rPr>
+          <w:rFonts w:ascii="Kokila" w:hAnsi="Kokila" w:cs="Kokila"/>
+          <w:sz w:val="40"/>
+          <w:szCs w:val="40"/>
+          <w:cs/>
+        </w:rPr>
+        <w:t>नयन पाटील</w:t>
+      </w:r>
+      <w:r>
+        <w:rPr>
+          <w:rFonts w:ascii="Kokila" w:hAnsi="Kokila" w:cs="Kokila"/>
+          <w:sz w:val="40"/>
+          <w:szCs w:val="40"/>
+        </w:rPr>
+        <w:t xml:space="preserve">, </w:t>
+      </w:r>
+      <w:r>
+        <w:rPr>
+          <w:rFonts w:ascii="Kokila" w:hAnsi="Kokila" w:cs="Kokila"/>
+          <w:sz w:val="40"/>
+          <w:szCs w:val="40"/>
+          <w:cs/>
+        </w:rPr>
+        <w:t>संकेत पाटील</w:t>
+      </w:r>
+      <w:r>
+        <w:rPr>
+          <w:rFonts w:ascii="Kokila" w:hAnsi="Kokila" w:cs="Kokila"/>
+          <w:sz w:val="40"/>
+          <w:szCs w:val="40"/>
+        </w:rPr>
+        <w:t xml:space="preserve">, </w:t>
+      </w:r>
+      <w:r>
+        <w:rPr>
+          <w:rFonts w:ascii="Kokila" w:hAnsi="Kokila" w:cs="Kokila"/>
+          <w:sz w:val="40"/>
+          <w:szCs w:val="40"/>
+          <w:cs/>
+        </w:rPr>
+        <w:t>मिलिंद गुरव</w:t>
+      </w:r>
+      <w:r>
+        <w:rPr>
+          <w:rFonts w:ascii="Kokila" w:hAnsi="Kokila" w:cs="Kokila"/>
+          <w:sz w:val="40"/>
+          <w:szCs w:val="40"/>
+        </w:rPr>
+        <w:t xml:space="preserve">, </w:t>
+      </w:r>
+      <w:r>
+        <w:rPr>
+          <w:rFonts w:ascii="Kokila" w:hAnsi="Kokila" w:cs="Kokila"/>
+          <w:sz w:val="40"/>
+          <w:szCs w:val="40"/>
+          <w:cs/>
+        </w:rPr>
+        <w:t>पवन गुरव</w:t>
+      </w:r>
+      <w:r>
+        <w:rPr>
+          <w:rFonts w:ascii="Kokila" w:hAnsi="Kokila" w:cs="Kokila"/>
+          <w:sz w:val="40"/>
+          <w:szCs w:val="40"/>
+        </w:rPr>
+        <w:t xml:space="preserve">, </w:t>
+      </w:r>
+      <w:r>
+        <w:rPr>
+          <w:rFonts w:ascii="Kokila" w:hAnsi="Kokila" w:cs="Kokila"/>
+          <w:sz w:val="40"/>
+          <w:szCs w:val="40"/>
+          <w:cs/>
+        </w:rPr>
+        <w:t>स्वामी गुरव</w:t>
+      </w:r>
+      <w:r>
+        <w:rPr>
+          <w:rFonts w:ascii="Kokila" w:hAnsi="Kokila" w:cs="Kokila"/>
+          <w:sz w:val="40"/>
+          <w:szCs w:val="40"/>
+        </w:rPr>
+        <w:t xml:space="preserve">, </w:t>
+      </w:r>
+      <w:r>
+        <w:rPr>
+          <w:rFonts w:ascii="Kokila" w:hAnsi="Kokila" w:cs="Kokila"/>
+          <w:sz w:val="40"/>
+          <w:szCs w:val="40"/>
+          <w:cs/>
+        </w:rPr>
+        <w:t>दर्शन गुरव</w:t>
+      </w:r>
+      <w:r>
+        <w:rPr>
+          <w:rFonts w:ascii="Kokila" w:hAnsi="Kokila" w:cs="Kokila"/>
+          <w:sz w:val="40"/>
+          <w:szCs w:val="40"/>
+        </w:rPr>
+        <w:t xml:space="preserve">, </w:t>
+      </w:r>
+      <w:r>
+        <w:rPr>
+          <w:rFonts w:ascii="Kokila" w:hAnsi="Kokila" w:cs="Kokila" w:hint="cs"/>
+          <w:sz w:val="40"/>
+          <w:szCs w:val="40"/>
+          <w:cs/>
+        </w:rPr>
+        <w:t>विशु</w:t>
+      </w:r>
+      <w:r>
+        <w:rPr>
+          <w:rFonts w:ascii="Kokila" w:hAnsi="Kokila" w:cs="Kokila"/>
+          <w:sz w:val="40"/>
+          <w:szCs w:val="40"/>
+          <w:cs/>
+        </w:rPr>
+        <w:t xml:space="preserve"> वंजारी</w:t>
+      </w:r>
+      <w:r>
+        <w:rPr>
+          <w:rFonts w:ascii="Kokila" w:hAnsi="Kokila" w:cs="Kokila"/>
+          <w:sz w:val="40"/>
+          <w:szCs w:val="40"/>
+        </w:rPr>
+        <w:t xml:space="preserve">, </w:t>
+      </w:r>
+      <w:r>
+        <w:rPr>
+          <w:rFonts w:ascii="Kokila" w:hAnsi="Kokila" w:cs="Kokila"/>
+          <w:sz w:val="40"/>
+          <w:szCs w:val="40"/>
+          <w:cs/>
+        </w:rPr>
+        <w:t>गौरव गुरव</w:t>
+      </w:r>
+      <w:r>
+        <w:rPr>
+          <w:rFonts w:ascii="Kokila" w:hAnsi="Kokila" w:cs="Kokila"/>
+          <w:sz w:val="40"/>
+          <w:szCs w:val="40"/>
+        </w:rPr>
+        <w:t xml:space="preserve">, </w:t>
+      </w:r>
+      <w:r>
+        <w:rPr>
+          <w:rFonts w:ascii="Kokila" w:hAnsi="Kokila" w:cs="Kokila"/>
+          <w:sz w:val="40"/>
+          <w:szCs w:val="40"/>
+          <w:cs/>
+        </w:rPr>
+        <w:t>हर्ष धानोळी</w:t>
+      </w:r>
+      <w:r>
+        <w:rPr>
+          <w:rFonts w:ascii="Kokila" w:hAnsi="Kokila" w:cs="Kokila"/>
+          <w:sz w:val="40"/>
+          <w:szCs w:val="40"/>
+        </w:rPr>
+        <w:t xml:space="preserve">, </w:t>
+      </w:r>
+      <w:r>
+        <w:rPr>
+          <w:rFonts w:ascii="Kokila" w:hAnsi="Kokila" w:cs="Kokila"/>
+          <w:sz w:val="40"/>
+          <w:szCs w:val="40"/>
+          <w:cs/>
+        </w:rPr>
+        <w:t>कोतेश्वर दातीर</w:t>
+      </w:r>
+      <w:r>
+        <w:rPr>
+          <w:rFonts w:ascii="Kokila" w:hAnsi="Kokila" w:cs="Kokila"/>
+          <w:sz w:val="40"/>
+          <w:szCs w:val="40"/>
+        </w:rPr>
+        <w:t xml:space="preserve">, </w:t>
+      </w:r>
+      <w:r>
+        <w:rPr>
+          <w:rFonts w:ascii="Kokila" w:hAnsi="Kokila" w:cs="Kokila"/>
+          <w:sz w:val="40"/>
+          <w:szCs w:val="40"/>
+          <w:cs/>
+        </w:rPr>
+        <w:t>उमेश गुरव</w:t>
+      </w:r>
+      <w:r>
+        <w:rPr>
+          <w:rFonts w:ascii="Kokila" w:hAnsi="Kokila" w:cs="Kokila"/>
+          <w:sz w:val="40"/>
+          <w:szCs w:val="40"/>
+        </w:rPr>
+        <w:t xml:space="preserve">, </w:t>
+      </w:r>
+      <w:r>
+        <w:rPr>
+          <w:rFonts w:ascii="Kokila" w:hAnsi="Kokila" w:cs="Kokila"/>
+          <w:sz w:val="40"/>
+          <w:szCs w:val="40"/>
+          <w:cs/>
+        </w:rPr>
+        <w:t>सिद्धेश गुरव</w:t>
+      </w:r>
+      <w:r>
+        <w:rPr>
+          <w:rFonts w:ascii="Kokila" w:hAnsi="Kokila" w:cs="Kokila"/>
+          <w:sz w:val="40"/>
+          <w:szCs w:val="40"/>
+        </w:rPr>
+        <w:t xml:space="preserve">, </w:t>
+      </w:r>
+      <w:r>
+        <w:rPr>
+          <w:rFonts w:ascii="Kokila" w:hAnsi="Kokila" w:cs="Kokila"/>
+          <w:sz w:val="40"/>
+          <w:szCs w:val="40"/>
+          <w:cs/>
+        </w:rPr>
+        <w:t>ओम गुरव</w:t>
+      </w:r>
+      <w:r>
+        <w:rPr>
+          <w:rFonts w:ascii="Kokila" w:hAnsi="Kokila" w:cs="Kokila"/>
+          <w:sz w:val="40"/>
+          <w:szCs w:val="40"/>
+        </w:rPr>
+        <w:t xml:space="preserve">, </w:t>
+      </w:r>
+      <w:r>
+        <w:rPr>
+          <w:rFonts w:ascii="Kokila" w:hAnsi="Kokila" w:cs="Kokila"/>
+          <w:sz w:val="40"/>
+          <w:szCs w:val="40"/>
+          <w:cs/>
+        </w:rPr>
+        <w:t>उदय राठोड</w:t>
+      </w:r>
+      <w:r>
+        <w:rPr>
+          <w:rFonts w:ascii="Kokila" w:hAnsi="Kokila" w:cs="Kokila"/>
+          <w:sz w:val="40"/>
+          <w:szCs w:val="40"/>
+        </w:rPr>
+        <w:t xml:space="preserve">, </w:t>
+      </w:r>
+      <w:r>
+        <w:rPr>
+          <w:rFonts w:ascii="Kokila" w:hAnsi="Kokila" w:cs="Kokila"/>
+          <w:sz w:val="40"/>
+          <w:szCs w:val="40"/>
+          <w:cs/>
+        </w:rPr>
+        <w:t>गणेश कलाल</w:t>
+      </w:r>
+      <w:r>
+        <w:rPr>
+          <w:rFonts w:ascii="Kokila" w:hAnsi="Kokila" w:cs="Kokila"/>
+          <w:sz w:val="40"/>
+          <w:szCs w:val="40"/>
+        </w:rPr>
+        <w:t xml:space="preserve"> </w:t>
+      </w:r>
+      <w:r>
+        <w:rPr>
+          <w:rFonts w:ascii="Kokila" w:hAnsi="Kokila" w:cs="Kokila"/>
+          <w:sz w:val="40"/>
+          <w:szCs w:val="40"/>
+          <w:cs/>
+        </w:rPr>
+        <w:t xml:space="preserve">यांच्यासह अनेक नागरिक </w:t>
+      </w:r>
+      <w:r>
+        <w:rPr>
+          <w:rFonts w:ascii="Kokila" w:hAnsi="Kokila" w:cs="Kokila"/>
+          <w:sz w:val="40"/>
+          <w:szCs w:val="40"/>
+          <w:cs/>
+        </w:rPr>
+        <w:lastRenderedPageBreak/>
+        <w:t>व तरुणांनी श्रमदान केले.</w:t>
+      </w:r>
+    </w:p>
+    <w:p>
+      <w:pPr>
+        <w:ind w:left="720"/>
+        <w:rPr>
+          <w:rFonts w:ascii="Kokila" w:hAnsi="Kokila" w:cs="Kokila"/>
+          <w:b/>
+          <w:bCs/>
+          <w:sz w:val="40"/>
+          <w:szCs w:val="40"/>
+        </w:rPr>
+      </w:pPr>
+      <w:r>
+        <w:rPr>
+          <w:rFonts w:ascii="Kokila" w:hAnsi="Kokila" w:cs="Kokila"/>
+          <w:b/>
+          <w:bCs/>
+          <w:sz w:val="40"/>
+          <w:szCs w:val="40"/>
+          <w:cs/>
+        </w:rPr>
+        <w:t>सामाजिक बांधिलकीचा आदर्श</w:t>
+      </w:r>
+    </w:p>
+    <w:p>
+      <w:pPr>
+        <w:ind w:left="720"/>
+        <w:jc w:val="both"/>
+        <w:rPr>
+          <w:rFonts w:ascii="Kokila" w:hAnsi="Kokila" w:cs="Kokila"/>
+          <w:sz w:val="40"/>
+          <w:szCs w:val="40"/>
+        </w:rPr>
+      </w:pPr>
+      <w:r>
+        <w:rPr>
+          <w:rFonts w:ascii="Kokila" w:hAnsi="Kokila" w:cs="Kokila"/>
+          <w:sz w:val="40"/>
+          <w:szCs w:val="40"/>
+          <w:cs/>
+        </w:rPr>
+        <w:t>या उपक्रमातून युवकांनी केवळ स्वच्छतेचा संदेश दिला नाही</w:t>
+      </w:r>
+      <w:r>
+        <w:rPr>
+          <w:rFonts w:ascii="Kokila" w:hAnsi="Kokila" w:cs="Kokila"/>
+          <w:sz w:val="40"/>
+          <w:szCs w:val="40"/>
+        </w:rPr>
+        <w:t xml:space="preserve">, </w:t>
+      </w:r>
+      <w:r>
+        <w:rPr>
+          <w:rFonts w:ascii="Kokila" w:hAnsi="Kokila" w:cs="Kokila"/>
+          <w:sz w:val="40"/>
+          <w:szCs w:val="40"/>
+          <w:cs/>
+        </w:rPr>
+        <w:t>तर</w:t>
+      </w:r>
+      <w:r>
+        <w:rPr>
+          <w:rFonts w:ascii="Kokila" w:hAnsi="Kokila" w:cs="Kokila"/>
+          <w:sz w:val="40"/>
+          <w:szCs w:val="40"/>
+        </w:rPr>
+        <w:t xml:space="preserve"> </w:t>
+      </w:r>
+      <w:r>
+        <w:rPr>
+          <w:rFonts w:ascii="Kokila" w:hAnsi="Kokila" w:cs="Kokila"/>
+          <w:sz w:val="40"/>
+          <w:szCs w:val="40"/>
+          <w:cs/>
+        </w:rPr>
+        <w:t>सामाजिक बांधिलकी आणि पर्यावरणाप्रती असलेली जबाबदारी प्रत्यक्ष कृतीतून दाखवून दिली.</w:t>
+      </w:r>
+      <w:r>
+        <w:rPr>
+          <w:rFonts w:ascii="Kokila" w:hAnsi="Kokila" w:cs="Kokila"/>
+          <w:sz w:val="40"/>
+          <w:szCs w:val="40"/>
+        </w:rPr>
+        <w:t xml:space="preserve"> </w:t>
+      </w:r>
+      <w:r>
+        <w:rPr>
+          <w:rFonts w:ascii="Kokila" w:hAnsi="Kokila" w:cs="Kokila"/>
+          <w:sz w:val="40"/>
+          <w:szCs w:val="40"/>
+          <w:cs/>
+        </w:rPr>
+        <w:t>नदी</w:t>
+      </w:r>
+      <w:r>
+        <w:rPr>
+          <w:rFonts w:ascii="Kokila" w:hAnsi="Kokila" w:cs="Kokila"/>
+          <w:sz w:val="40"/>
+          <w:szCs w:val="40"/>
+        </w:rPr>
+        <w:t xml:space="preserve">, </w:t>
+      </w:r>
+      <w:r>
+        <w:rPr>
+          <w:rFonts w:ascii="Kokila" w:hAnsi="Kokila" w:cs="Kokila"/>
+          <w:sz w:val="40"/>
+          <w:szCs w:val="40"/>
+          <w:cs/>
+        </w:rPr>
+        <w:t>जलस्रोत आणि सार्वजनिक परिसर स्वच्छ ठेवणे ही केवळ प्रशासनाची जबाबदारी नसून प्रत्येक नागरिकाची सामूहिक जबाबदारी आहे</w:t>
+      </w:r>
+      <w:r>
+        <w:rPr>
+          <w:rFonts w:ascii="Kokila" w:hAnsi="Kokila" w:cs="Kokila"/>
+          <w:sz w:val="40"/>
+          <w:szCs w:val="40"/>
+        </w:rPr>
+        <w:t xml:space="preserve">, </w:t>
+      </w:r>
+      <w:r>
+        <w:rPr>
+          <w:rFonts w:ascii="Kokila" w:hAnsi="Kokila" w:cs="Kokila"/>
+          <w:sz w:val="40"/>
+          <w:szCs w:val="40"/>
+          <w:cs/>
+        </w:rPr>
+        <w:t>हा विचार या अभियानातून अधोरेखित झाला.</w:t>
+      </w:r>
+    </w:p>
+    <w:p>
+      <w:pPr>
+        <w:ind w:left="720"/>
+        <w:jc w:val="both"/>
+        <w:rPr>
+          <w:rFonts w:ascii="Kokila" w:hAnsi="Kokila" w:cs="Kokila"/>
+          <w:sz w:val="40"/>
+          <w:szCs w:val="40"/>
+          <w:cs/>
+        </w:rPr>
+      </w:pPr>
+      <w:r>
+        <w:rPr>
+          <w:rFonts w:ascii="Kokila" w:hAnsi="Kokila" w:cs="Kokila"/>
+          <w:sz w:val="40"/>
+          <w:szCs w:val="40"/>
+          <w:cs/>
+        </w:rPr>
+        <w:t>श्री बडादादा गणपती नवयुवक मंडळ व बडादादा फाऊंडेशनच्या या उपक्रमाचे नागरिकांकडून कौतुक होत असून</w:t>
+      </w:r>
+      <w:r>
+        <w:rPr>
+          <w:rFonts w:ascii="Kokila" w:hAnsi="Kokila" w:cs="Kokila"/>
+          <w:sz w:val="40"/>
+          <w:szCs w:val="40"/>
+        </w:rPr>
+        <w:t xml:space="preserve">, </w:t>
+      </w:r>
+      <w:r>
+        <w:rPr>
+          <w:rFonts w:ascii="Kokila" w:hAnsi="Kokila" w:cs="Kokila"/>
+          <w:sz w:val="40"/>
+          <w:szCs w:val="40"/>
+          <w:cs/>
+        </w:rPr>
+        <w:t>भविष्यातही अशा पर्यावरणपूरक आणि सामाजिक उपक्रमांमध्ये युवकांनी मोठ्या प्रमाणावर सहभागी व्हावे</w:t>
+      </w:r>
+      <w:r>
+        <w:rPr>
+          <w:rFonts w:ascii="Kokila" w:hAnsi="Kokila" w:cs="Kokila"/>
+          <w:sz w:val="40"/>
+          <w:szCs w:val="40"/>
+        </w:rPr>
+        <w:t xml:space="preserve">, </w:t>
+      </w:r>
+      <w:r>
+        <w:rPr>
+          <w:rFonts w:ascii="Kokila" w:hAnsi="Kokila" w:cs="Kokila"/>
+          <w:sz w:val="40"/>
+          <w:szCs w:val="40"/>
+          <w:cs/>
+        </w:rPr>
+        <w:t>अशी अपेक्षा व्यक्त करण्यात आली.</w:t>
+      </w:r>
+    </w:p>
+    <w:p>
+      <w:pPr>
+        <w:rPr>
+          <w:rFonts w:ascii="Kokila" w:hAnsi="Kokila" w:cs="Kokila"/>
+          <w:sz w:val="40"/>
+          <w:szCs w:val="40"/>
+          <w:cs/>
+        </w:rPr>
+      </w:pPr>
+      <w:r>
+        <w:rPr>
+          <w:rFonts w:ascii="Kokila" w:hAnsi="Kokila" w:cs="Kokila"/>
+          <w:sz w:val="40"/>
+          <w:szCs w:val="40"/>
+          <w:cs/>
+        </w:rPr>
+        <w:br w:type="page"/>
+      </w:r>
+    </w:p>
+    <w:p>
+      <w:pPr>
+        <w:pStyle w:val="ListParagraph"/>
+        <w:numPr>
+          <w:ilvl w:val="0"/>
+          <w:numId w:val="26"/>
+        </w:numPr>
+        <w:jc w:val="both"/>
+        <w:rPr>
+          <w:rFonts w:ascii="Kokila" w:hAnsi="Kokila" w:cs="Kokila"/>
+          <w:b/>
+          <w:bCs/>
+          <w:sz w:val="44"/>
+          <w:szCs w:val="44"/>
+        </w:rPr>
+      </w:pPr>
+      <w:r>
+        <w:rPr>
+          <w:rFonts w:ascii="Kokila" w:hAnsi="Kokila" w:cs="Kokila"/>
+          <w:b/>
+          <w:bCs/>
+          <w:sz w:val="44"/>
+          <w:szCs w:val="44"/>
+          <w:cs/>
+        </w:rPr>
+        <w:lastRenderedPageBreak/>
+        <w:t>पर्यावरणपूरक रक्षाबंधनातून वृक्षसंवर्धनाचा संदेश</w:t>
+      </w:r>
+    </w:p>
+    <w:p>
+      <w:pPr>
+        <w:pStyle w:val="ListParagraph"/>
+        <w:ind w:left="1440" w:firstLine="0"/>
+        <w:jc w:val="both"/>
+        <w:rPr>
+          <w:rFonts w:ascii="Kokila" w:hAnsi="Kokila" w:cs="Kokila"/>
+          <w:b/>
+          <w:bCs/>
+          <w:sz w:val="44"/>
+          <w:szCs w:val="44"/>
+        </w:rPr>
+      </w:pPr>
+    </w:p>
+    <w:p>
+      <w:pPr>
+        <w:ind w:left="720"/>
+        <w:jc w:val="both"/>
+        <w:rPr>
+          <w:rFonts w:ascii="Kokila" w:hAnsi="Kokila" w:cs="Kokila"/>
+          <w:sz w:val="40"/>
+          <w:szCs w:val="40"/>
+        </w:rPr>
+      </w:pPr>
+      <w:r>
+        <w:rPr>
+          <w:rFonts w:ascii="Kokila" w:hAnsi="Kokila" w:cs="Kokila"/>
+          <w:sz w:val="40"/>
+          <w:szCs w:val="40"/>
+          <w:cs/>
+        </w:rPr>
+        <w:t>तळोदा</w:t>
+      </w:r>
+      <w:r>
+        <w:rPr>
+          <w:rFonts w:ascii="Kokila" w:hAnsi="Kokila" w:cs="Kokila" w:hint="cs"/>
+          <w:sz w:val="40"/>
+          <w:szCs w:val="40"/>
+          <w:cs/>
+        </w:rPr>
+        <w:t xml:space="preserve"> </w:t>
+      </w:r>
+      <w:r>
+        <w:rPr>
+          <w:rFonts w:ascii="Kokila" w:hAnsi="Kokila" w:cs="Kokila"/>
+          <w:sz w:val="40"/>
+          <w:szCs w:val="40"/>
+          <w:cs/>
+        </w:rPr>
+        <w:t>येथील</w:t>
+      </w:r>
+      <w:r>
+        <w:rPr>
+          <w:rFonts w:ascii="Kokila" w:hAnsi="Kokila" w:cs="Kokila"/>
+          <w:sz w:val="40"/>
+          <w:szCs w:val="40"/>
+        </w:rPr>
+        <w:t xml:space="preserve"> </w:t>
+      </w:r>
+      <w:r>
+        <w:rPr>
+          <w:rFonts w:ascii="Kokila" w:hAnsi="Kokila" w:cs="Kokila"/>
+          <w:b/>
+          <w:bCs/>
+          <w:sz w:val="40"/>
+          <w:szCs w:val="40"/>
+          <w:cs/>
+        </w:rPr>
+        <w:t>शनिगल्ली परिसरात श्री बडादादा गणपती नवयुवक मंडळ आणि श्री बडादादा फाउंडेशन यांच्या संयुक्त विद्यमाने पर्यावरणपूरक रक्षाबंधनाचा अनोखा उपक्रम</w:t>
+      </w:r>
+      <w:r>
+        <w:rPr>
+          <w:rFonts w:ascii="Kokila" w:hAnsi="Kokila" w:cs="Kokila"/>
+          <w:sz w:val="40"/>
+          <w:szCs w:val="40"/>
+        </w:rPr>
+        <w:t xml:space="preserve"> </w:t>
+      </w:r>
+      <w:r>
+        <w:rPr>
+          <w:rFonts w:ascii="Kokila" w:hAnsi="Kokila" w:cs="Kokila"/>
+          <w:sz w:val="40"/>
+          <w:szCs w:val="40"/>
+          <w:cs/>
+        </w:rPr>
+        <w:t>राबविण्यात आला. रक्षाबंधन हा सण केवळ भाऊ-बहिणीच्या नात्यापुरता मर्यादित न ठेवता निसर्गाशी असलेले आपले नाते अधिक दृढ करण्याचा संदेश या उपक्रमातून देण्यात आला.</w:t>
+      </w:r>
+    </w:p>
+    <w:p>
+      <w:pPr>
+        <w:ind w:left="720"/>
+        <w:jc w:val="both"/>
+        <w:rPr>
+          <w:rFonts w:ascii="Kokila" w:hAnsi="Kokila" w:cs="Kokila"/>
+          <w:sz w:val="40"/>
+          <w:szCs w:val="40"/>
+        </w:rPr>
+      </w:pPr>
+      <w:r>
+        <w:rPr>
+          <w:rFonts w:ascii="Kokila" w:hAnsi="Kokila" w:cs="Kokila"/>
+          <w:sz w:val="40"/>
+          <w:szCs w:val="40"/>
+          <w:cs/>
+        </w:rPr>
+        <w:t>या उपक्रमात परिसरातील मुलींनी झाडांची पूजा करून</w:t>
+      </w:r>
+      <w:r>
+        <w:rPr>
+          <w:rFonts w:ascii="Kokila" w:hAnsi="Kokila" w:cs="Kokila"/>
+          <w:sz w:val="40"/>
+          <w:szCs w:val="40"/>
+        </w:rPr>
+        <w:t xml:space="preserve"> </w:t>
+      </w:r>
+      <w:r>
+        <w:rPr>
+          <w:rFonts w:ascii="Kokila" w:hAnsi="Kokila" w:cs="Kokila"/>
+          <w:b/>
+          <w:bCs/>
+          <w:sz w:val="40"/>
+          <w:szCs w:val="40"/>
+          <w:cs/>
+        </w:rPr>
+        <w:t>झाडांना राख्या बांधल्या आणि त्यांच्या संरक्षणाचा संकल्प केला.</w:t>
+      </w:r>
+      <w:r>
+        <w:rPr>
+          <w:rFonts w:ascii="Kokila" w:hAnsi="Kokila" w:cs="Kokila"/>
+          <w:sz w:val="40"/>
+          <w:szCs w:val="40"/>
+        </w:rPr>
+        <w:t xml:space="preserve"> </w:t>
+      </w:r>
+      <w:r>
+        <w:rPr>
+          <w:rFonts w:ascii="Kokila" w:hAnsi="Kokila" w:cs="Kokila"/>
+          <w:sz w:val="40"/>
+          <w:szCs w:val="40"/>
+          <w:cs/>
+        </w:rPr>
+        <w:t>झाडे आपल्याला प्राणवायू</w:t>
+      </w:r>
+      <w:r>
+        <w:rPr>
+          <w:rFonts w:ascii="Kokila" w:hAnsi="Kokila" w:cs="Kokila"/>
+          <w:sz w:val="40"/>
+          <w:szCs w:val="40"/>
+        </w:rPr>
+        <w:t xml:space="preserve">, </w:t>
+      </w:r>
+      <w:r>
+        <w:rPr>
+          <w:rFonts w:ascii="Kokila" w:hAnsi="Kokila" w:cs="Kokila"/>
+          <w:sz w:val="40"/>
+          <w:szCs w:val="40"/>
+          <w:cs/>
+        </w:rPr>
+        <w:t>सावली</w:t>
+      </w:r>
+      <w:r>
+        <w:rPr>
+          <w:rFonts w:ascii="Kokila" w:hAnsi="Kokila" w:cs="Kokila"/>
+          <w:sz w:val="40"/>
+          <w:szCs w:val="40"/>
+        </w:rPr>
+        <w:t xml:space="preserve">, </w:t>
+      </w:r>
+      <w:r>
+        <w:rPr>
+          <w:rFonts w:ascii="Kokila" w:hAnsi="Kokila" w:cs="Kokila"/>
+          <w:sz w:val="40"/>
+          <w:szCs w:val="40"/>
+          <w:cs/>
+        </w:rPr>
+        <w:t>फळे</w:t>
+      </w:r>
+      <w:r>
+        <w:rPr>
+          <w:rFonts w:ascii="Kokila" w:hAnsi="Kokila" w:cs="Kokila"/>
+          <w:sz w:val="40"/>
+          <w:szCs w:val="40"/>
+        </w:rPr>
+        <w:t xml:space="preserve">, </w:t>
+      </w:r>
+      <w:r>
+        <w:rPr>
+          <w:rFonts w:ascii="Kokila" w:hAnsi="Kokila" w:cs="Kokila"/>
+          <w:sz w:val="40"/>
+          <w:szCs w:val="40"/>
+          <w:cs/>
+        </w:rPr>
+        <w:t>फुले आणि पर्यावरणाचा समतोल देतात. त्यामुळे झाडे ही आपल्या जीवनाची खरी रक्षक आहेत</w:t>
+      </w:r>
+      <w:r>
+        <w:rPr>
+          <w:rFonts w:ascii="Kokila" w:hAnsi="Kokila" w:cs="Kokila"/>
+          <w:sz w:val="40"/>
+          <w:szCs w:val="40"/>
+        </w:rPr>
+        <w:t xml:space="preserve">, </w:t>
+      </w:r>
+      <w:r>
+        <w:rPr>
+          <w:rFonts w:ascii="Kokila" w:hAnsi="Kokila" w:cs="Kokila"/>
+          <w:sz w:val="40"/>
+          <w:szCs w:val="40"/>
+          <w:cs/>
+        </w:rPr>
+        <w:t>हा महत्त्वपूर्ण संदेश मुलींनी दिला.</w:t>
+      </w:r>
+    </w:p>
+    <w:p>
+      <w:pPr>
+        <w:ind w:left="720"/>
+        <w:jc w:val="both"/>
+        <w:rPr>
+          <w:rFonts w:ascii="Kokila" w:hAnsi="Kokila" w:cs="Kokila"/>
+          <w:sz w:val="40"/>
+          <w:szCs w:val="40"/>
+        </w:rPr>
+      </w:pPr>
+      <w:r>
+        <w:rPr>
+          <w:rFonts w:ascii="Kokila" w:hAnsi="Kokila" w:cs="Kokila"/>
+          <w:sz w:val="40"/>
+          <w:szCs w:val="40"/>
+          <w:cs/>
+        </w:rPr>
+        <w:t>रक्षाबंधनाच्या पूर्वसंध्येला मुलींसाठी</w:t>
+      </w:r>
+      <w:r>
+        <w:rPr>
+          <w:rFonts w:ascii="Kokila" w:hAnsi="Kokila" w:cs="Kokila"/>
+          <w:sz w:val="40"/>
+          <w:szCs w:val="40"/>
+        </w:rPr>
+        <w:t xml:space="preserve"> </w:t>
+      </w:r>
+      <w:r>
+        <w:rPr>
+          <w:rFonts w:ascii="Kokila" w:hAnsi="Kokila" w:cs="Kokila"/>
+          <w:b/>
+          <w:bCs/>
+          <w:sz w:val="40"/>
+          <w:szCs w:val="40"/>
+          <w:cs/>
+        </w:rPr>
+        <w:t>राखी बनवण्याची विशेष कार्यशाळा</w:t>
+      </w:r>
+      <w:r>
+        <w:rPr>
+          <w:rFonts w:ascii="Kokila" w:hAnsi="Kokila" w:cs="Kokila"/>
+          <w:sz w:val="40"/>
+          <w:szCs w:val="40"/>
+        </w:rPr>
+        <w:t xml:space="preserve"> </w:t>
+      </w:r>
+      <w:r>
+        <w:rPr>
+          <w:rFonts w:ascii="Kokila" w:hAnsi="Kokila" w:cs="Kokila"/>
+          <w:sz w:val="40"/>
+          <w:szCs w:val="40"/>
+          <w:cs/>
+        </w:rPr>
+        <w:t>आयोजित करण्यात आली. हस्तकला प्रशिक्षक</w:t>
+      </w:r>
+      <w:r>
+        <w:rPr>
+          <w:rFonts w:ascii="Kokila" w:hAnsi="Kokila" w:cs="Kokila"/>
+          <w:sz w:val="40"/>
+          <w:szCs w:val="40"/>
+        </w:rPr>
+        <w:t xml:space="preserve"> </w:t>
+      </w:r>
+      <w:r>
+        <w:rPr>
+          <w:rFonts w:ascii="Kokila" w:hAnsi="Kokila" w:cs="Kokila"/>
+          <w:b/>
+          <w:bCs/>
+          <w:sz w:val="40"/>
+          <w:szCs w:val="40"/>
+          <w:cs/>
+        </w:rPr>
+        <w:t>योगिता राहुल गुरव आणि सुचिता धीरज गुरव</w:t>
+      </w:r>
+      <w:r>
+        <w:rPr>
+          <w:rFonts w:ascii="Kokila" w:hAnsi="Kokila" w:cs="Kokila"/>
+          <w:sz w:val="40"/>
+          <w:szCs w:val="40"/>
+        </w:rPr>
+        <w:t xml:space="preserve"> </w:t>
+      </w:r>
+      <w:r>
+        <w:rPr>
+          <w:rFonts w:ascii="Kokila" w:hAnsi="Kokila" w:cs="Kokila"/>
+          <w:sz w:val="40"/>
+          <w:szCs w:val="40"/>
+          <w:cs/>
+        </w:rPr>
+        <w:t>यांनी मुलींना घरगुती व आकर्षक राख्या स्वतःच्या हाताने तयार करण्याचे प्रशिक्षण दिले. मुलींनी उत्साहाने सहभाग घेत सुंदर राख्या तयार केल्या आणि त्याच राख्या परिसरातील झाडांना बांधल्या.</w:t>
+      </w:r>
+    </w:p>
+    <w:p>
+      <w:pPr>
+        <w:ind w:left="720"/>
+        <w:jc w:val="both"/>
+        <w:rPr>
+          <w:rFonts w:ascii="Kokila" w:hAnsi="Kokila" w:cs="Kokila"/>
+          <w:sz w:val="40"/>
+          <w:szCs w:val="40"/>
+        </w:rPr>
+      </w:pPr>
+      <w:r>
+        <w:rPr>
+          <w:rFonts w:ascii="Kokila" w:hAnsi="Kokila" w:cs="Kokila"/>
+          <w:sz w:val="40"/>
+          <w:szCs w:val="40"/>
+          <w:cs/>
+        </w:rPr>
+        <w:t>या उपक्रमातून</w:t>
+      </w:r>
+      <w:r>
+        <w:rPr>
+          <w:rFonts w:ascii="Kokila" w:hAnsi="Kokila" w:cs="Kokila"/>
+          <w:sz w:val="40"/>
+          <w:szCs w:val="40"/>
+        </w:rPr>
+        <w:t xml:space="preserve"> </w:t>
+      </w:r>
+      <w:r>
+        <w:rPr>
+          <w:rFonts w:ascii="Kokila" w:hAnsi="Kokila" w:cs="Kokila"/>
+          <w:b/>
+          <w:bCs/>
+          <w:sz w:val="40"/>
+          <w:szCs w:val="40"/>
+          <w:cs/>
+        </w:rPr>
+        <w:t>झाडांवर खिळे ठोकणे</w:t>
+      </w:r>
+      <w:r>
+        <w:rPr>
+          <w:rFonts w:ascii="Kokila" w:hAnsi="Kokila" w:cs="Kokila"/>
+          <w:b/>
+          <w:bCs/>
+          <w:sz w:val="40"/>
+          <w:szCs w:val="40"/>
+        </w:rPr>
+        <w:t xml:space="preserve">, </w:t>
+      </w:r>
+      <w:r>
+        <w:rPr>
+          <w:rFonts w:ascii="Kokila" w:hAnsi="Kokila" w:cs="Kokila"/>
+          <w:b/>
+          <w:bCs/>
+          <w:sz w:val="40"/>
+          <w:szCs w:val="40"/>
+          <w:cs/>
+        </w:rPr>
+        <w:t>झाडांना इजा करणे आणि अनावश्यक वृक्षतोड करणे थांबवावे</w:t>
+      </w:r>
+      <w:r>
+        <w:rPr>
+          <w:rFonts w:ascii="Kokila" w:hAnsi="Kokila" w:cs="Kokila"/>
+          <w:sz w:val="40"/>
+          <w:szCs w:val="40"/>
+        </w:rPr>
+        <w:t xml:space="preserve">, </w:t>
+      </w:r>
+      <w:r>
+        <w:rPr>
+          <w:rFonts w:ascii="Kokila" w:hAnsi="Kokila" w:cs="Kokila"/>
+          <w:sz w:val="40"/>
+          <w:szCs w:val="40"/>
+          <w:cs/>
+        </w:rPr>
+        <w:t>असा जनजागृतीपर संदेश देण्यात आला. झाडांचे संरक्षण आणि संगोपन करणे ही प्रत्येक नागरिकाची जबाबदारी आहे</w:t>
+      </w:r>
+      <w:r>
+        <w:rPr>
+          <w:rFonts w:ascii="Kokila" w:hAnsi="Kokila" w:cs="Kokila"/>
+          <w:sz w:val="40"/>
+          <w:szCs w:val="40"/>
+        </w:rPr>
+        <w:t xml:space="preserve">, </w:t>
+      </w:r>
+      <w:r>
+        <w:rPr>
+          <w:rFonts w:ascii="Kokila" w:hAnsi="Kokila" w:cs="Kokila"/>
+          <w:sz w:val="40"/>
+          <w:szCs w:val="40"/>
+          <w:cs/>
+        </w:rPr>
+        <w:t>याची जाणीव निर्माण करण्यात आली.</w:t>
+      </w:r>
+    </w:p>
+    <w:p>
+      <w:pPr>
+        <w:ind w:left="720"/>
+        <w:jc w:val="both"/>
+        <w:rPr>
+          <w:rFonts w:ascii="Kokila" w:hAnsi="Kokila" w:cs="Kokila"/>
+          <w:sz w:val="40"/>
+          <w:szCs w:val="40"/>
+        </w:rPr>
+      </w:pPr>
+      <w:r>
+        <w:rPr>
+          <w:rFonts w:ascii="Kokila" w:hAnsi="Kokila" w:cs="Kokila"/>
+          <w:sz w:val="40"/>
+          <w:szCs w:val="40"/>
+          <w:cs/>
+        </w:rPr>
+        <w:t>या कार्यक्रमात</w:t>
+      </w:r>
+      <w:r>
+        <w:rPr>
+          <w:rFonts w:ascii="Kokila" w:hAnsi="Kokila" w:cs="Kokila"/>
+          <w:sz w:val="40"/>
+          <w:szCs w:val="40"/>
+        </w:rPr>
+        <w:t xml:space="preserve"> </w:t>
+      </w:r>
+      <w:r>
+        <w:rPr>
+          <w:rFonts w:ascii="Kokila" w:hAnsi="Kokila" w:cs="Kokila"/>
+          <w:b/>
+          <w:bCs/>
+          <w:sz w:val="40"/>
+          <w:szCs w:val="40"/>
+          <w:cs/>
+        </w:rPr>
+        <w:t>हिरल पाटील</w:t>
+      </w:r>
+      <w:r>
+        <w:rPr>
+          <w:rFonts w:ascii="Kokila" w:hAnsi="Kokila" w:cs="Kokila"/>
+          <w:b/>
+          <w:bCs/>
+          <w:sz w:val="40"/>
+          <w:szCs w:val="40"/>
+        </w:rPr>
+        <w:t xml:space="preserve">, </w:t>
+      </w:r>
+      <w:r>
+        <w:rPr>
+          <w:rFonts w:ascii="Kokila" w:hAnsi="Kokila" w:cs="Kokila"/>
+          <w:b/>
+          <w:bCs/>
+          <w:sz w:val="40"/>
+          <w:szCs w:val="40"/>
+          <w:cs/>
+        </w:rPr>
+        <w:t>निकिता गुरव</w:t>
+      </w:r>
+      <w:r>
+        <w:rPr>
+          <w:rFonts w:ascii="Kokila" w:hAnsi="Kokila" w:cs="Kokila"/>
+          <w:b/>
+          <w:bCs/>
+          <w:sz w:val="40"/>
+          <w:szCs w:val="40"/>
+        </w:rPr>
+        <w:t xml:space="preserve">, </w:t>
+      </w:r>
+      <w:r>
+        <w:rPr>
+          <w:rFonts w:ascii="Kokila" w:hAnsi="Kokila" w:cs="Kokila"/>
+          <w:b/>
+          <w:bCs/>
+          <w:sz w:val="40"/>
+          <w:szCs w:val="40"/>
+          <w:cs/>
+        </w:rPr>
+        <w:t>राधिका गुरव</w:t>
+      </w:r>
+      <w:r>
+        <w:rPr>
+          <w:rFonts w:ascii="Kokila" w:hAnsi="Kokila" w:cs="Kokila"/>
+          <w:b/>
+          <w:bCs/>
+          <w:sz w:val="40"/>
+          <w:szCs w:val="40"/>
+        </w:rPr>
+        <w:t xml:space="preserve">, </w:t>
+      </w:r>
+      <w:r>
+        <w:rPr>
+          <w:rFonts w:ascii="Kokila" w:hAnsi="Kokila" w:cs="Kokila"/>
+          <w:b/>
+          <w:bCs/>
+          <w:sz w:val="40"/>
+          <w:szCs w:val="40"/>
+          <w:cs/>
+        </w:rPr>
+        <w:t>कावेरी गुरव</w:t>
+      </w:r>
+      <w:r>
+        <w:rPr>
+          <w:rFonts w:ascii="Kokila" w:hAnsi="Kokila" w:cs="Kokila"/>
+          <w:b/>
+          <w:bCs/>
+          <w:sz w:val="40"/>
+          <w:szCs w:val="40"/>
+        </w:rPr>
+        <w:t xml:space="preserve">, </w:t>
+      </w:r>
+      <w:r>
+        <w:rPr>
+          <w:rFonts w:ascii="Kokila" w:hAnsi="Kokila" w:cs="Kokila"/>
+          <w:b/>
+          <w:bCs/>
+          <w:sz w:val="40"/>
+          <w:szCs w:val="40"/>
+          <w:cs/>
+        </w:rPr>
+        <w:t>काजल निकम</w:t>
+      </w:r>
+      <w:r>
+        <w:rPr>
+          <w:rFonts w:ascii="Kokila" w:hAnsi="Kokila" w:cs="Kokila"/>
+          <w:b/>
+          <w:bCs/>
+          <w:sz w:val="40"/>
+          <w:szCs w:val="40"/>
+        </w:rPr>
+        <w:t xml:space="preserve">, </w:t>
+      </w:r>
+      <w:r>
+        <w:rPr>
+          <w:rFonts w:ascii="Kokila" w:hAnsi="Kokila" w:cs="Kokila"/>
+          <w:b/>
+          <w:bCs/>
+          <w:sz w:val="40"/>
+          <w:szCs w:val="40"/>
+          <w:cs/>
+        </w:rPr>
+        <w:t>जान्हवी पाटील</w:t>
+      </w:r>
+      <w:r>
+        <w:rPr>
+          <w:rFonts w:ascii="Kokila" w:hAnsi="Kokila" w:cs="Kokila"/>
+          <w:b/>
+          <w:bCs/>
+          <w:sz w:val="40"/>
+          <w:szCs w:val="40"/>
+        </w:rPr>
+        <w:t xml:space="preserve">, </w:t>
+      </w:r>
+      <w:r>
+        <w:rPr>
+          <w:rFonts w:ascii="Kokila" w:hAnsi="Kokila" w:cs="Kokila"/>
+          <w:b/>
+          <w:bCs/>
+          <w:sz w:val="40"/>
+          <w:szCs w:val="40"/>
+          <w:cs/>
+        </w:rPr>
+        <w:t>वैधही गुरव</w:t>
+      </w:r>
+      <w:r>
+        <w:rPr>
+          <w:rFonts w:ascii="Kokila" w:hAnsi="Kokila" w:cs="Kokila"/>
+          <w:b/>
+          <w:bCs/>
+          <w:sz w:val="40"/>
+          <w:szCs w:val="40"/>
+        </w:rPr>
+        <w:t xml:space="preserve">, </w:t>
+      </w:r>
+      <w:r>
+        <w:rPr>
+          <w:rFonts w:ascii="Kokila" w:hAnsi="Kokila" w:cs="Kokila"/>
+          <w:b/>
+          <w:bCs/>
+          <w:sz w:val="40"/>
+          <w:szCs w:val="40"/>
+          <w:cs/>
+        </w:rPr>
+        <w:t>मानसी गुरव</w:t>
+      </w:r>
+      <w:r>
+        <w:rPr>
+          <w:rFonts w:ascii="Kokila" w:hAnsi="Kokila" w:cs="Kokila"/>
+          <w:b/>
+          <w:bCs/>
+          <w:sz w:val="40"/>
+          <w:szCs w:val="40"/>
+        </w:rPr>
+        <w:t xml:space="preserve">, </w:t>
+      </w:r>
+      <w:r>
+        <w:rPr>
+          <w:rFonts w:ascii="Kokila" w:hAnsi="Kokila" w:cs="Kokila"/>
+          <w:b/>
+          <w:bCs/>
+          <w:sz w:val="40"/>
+          <w:szCs w:val="40"/>
+          <w:cs/>
+        </w:rPr>
+        <w:t>गुंजन पाटील</w:t>
+      </w:r>
+      <w:r>
+        <w:rPr>
+          <w:rFonts w:ascii="Kokila" w:hAnsi="Kokila" w:cs="Kokila"/>
+          <w:b/>
+          <w:bCs/>
+          <w:sz w:val="40"/>
+          <w:szCs w:val="40"/>
+        </w:rPr>
+        <w:t xml:space="preserve">, </w:t>
+      </w:r>
+      <w:r>
+        <w:rPr>
+          <w:rFonts w:ascii="Kokila" w:hAnsi="Kokila" w:cs="Kokila"/>
+          <w:b/>
+          <w:bCs/>
+          <w:sz w:val="40"/>
+          <w:szCs w:val="40"/>
+          <w:cs/>
+        </w:rPr>
+        <w:t>आकांक्षा शिंपी</w:t>
+      </w:r>
+      <w:r>
+        <w:rPr>
+          <w:rFonts w:ascii="Kokila" w:hAnsi="Kokila" w:cs="Kokila"/>
+          <w:b/>
+          <w:bCs/>
+          <w:sz w:val="40"/>
+          <w:szCs w:val="40"/>
+        </w:rPr>
+        <w:t xml:space="preserve">, </w:t>
+      </w:r>
+      <w:r>
+        <w:rPr>
+          <w:rFonts w:ascii="Kokila" w:hAnsi="Kokila" w:cs="Kokila"/>
+          <w:b/>
+          <w:bCs/>
+          <w:sz w:val="40"/>
+          <w:szCs w:val="40"/>
+          <w:cs/>
+        </w:rPr>
+        <w:t>प्राची वंजारी</w:t>
+      </w:r>
+      <w:r>
+        <w:rPr>
+          <w:rFonts w:ascii="Kokila" w:hAnsi="Kokila" w:cs="Kokila"/>
+          <w:b/>
+          <w:bCs/>
+          <w:sz w:val="40"/>
+          <w:szCs w:val="40"/>
+        </w:rPr>
+        <w:t xml:space="preserve">, </w:t>
+      </w:r>
+      <w:r>
+        <w:rPr>
+          <w:rFonts w:ascii="Kokila" w:hAnsi="Kokila" w:cs="Kokila"/>
+          <w:b/>
+          <w:bCs/>
+          <w:sz w:val="40"/>
+          <w:szCs w:val="40"/>
+          <w:cs/>
+        </w:rPr>
+        <w:t>जान्हवी वंजारी</w:t>
+      </w:r>
+      <w:r>
+        <w:rPr>
+          <w:rFonts w:ascii="Kokila" w:hAnsi="Kokila" w:cs="Kokila"/>
+          <w:b/>
+          <w:bCs/>
+          <w:sz w:val="40"/>
+          <w:szCs w:val="40"/>
+        </w:rPr>
+        <w:t xml:space="preserve">, </w:t>
+      </w:r>
+      <w:r>
+        <w:rPr>
+          <w:rFonts w:ascii="Kokila" w:hAnsi="Kokila" w:cs="Kokila"/>
+          <w:b/>
+          <w:bCs/>
+          <w:sz w:val="40"/>
+          <w:szCs w:val="40"/>
+          <w:cs/>
+        </w:rPr>
+        <w:t>प्रज्ञा पाटील</w:t>
+      </w:r>
+      <w:r>
+        <w:rPr>
+          <w:rFonts w:ascii="Kokila" w:hAnsi="Kokila" w:cs="Kokila"/>
+          <w:b/>
+          <w:bCs/>
+          <w:sz w:val="40"/>
+          <w:szCs w:val="40"/>
+        </w:rPr>
+        <w:t xml:space="preserve">, </w:t>
+      </w:r>
+      <w:r>
+        <w:rPr>
+          <w:rFonts w:ascii="Kokila" w:hAnsi="Kokila" w:cs="Kokila"/>
+          <w:b/>
+          <w:bCs/>
+          <w:sz w:val="40"/>
+          <w:szCs w:val="40"/>
+          <w:cs/>
+        </w:rPr>
+        <w:t>चित्रांगिनी कुकावलकर आणि किमया जोशी</w:t>
+      </w:r>
+      <w:r>
+        <w:rPr>
+          <w:rFonts w:ascii="Kokila" w:hAnsi="Kokila" w:cs="Kokila"/>
+          <w:sz w:val="40"/>
+          <w:szCs w:val="40"/>
+        </w:rPr>
+        <w:t xml:space="preserve"> </w:t>
+      </w:r>
+      <w:r>
+        <w:rPr>
+          <w:rFonts w:ascii="Kokila" w:hAnsi="Kokila" w:cs="Kokila"/>
+          <w:sz w:val="40"/>
+          <w:szCs w:val="40"/>
+          <w:cs/>
+        </w:rPr>
+        <w:t>यांच्यासह परिसरातील अनेक मुलींनी उत्स्फूर्त सहभाग घेतला.</w:t>
+      </w:r>
+    </w:p>
+    <w:p>
+      <w:pPr>
+        <w:ind w:left="720"/>
+        <w:jc w:val="both"/>
+        <w:rPr>
+          <w:rFonts w:ascii="Kokila" w:hAnsi="Kokila" w:cs="Kokila"/>
+          <w:sz w:val="40"/>
+          <w:szCs w:val="40"/>
+        </w:rPr>
+      </w:pPr>
+      <w:r>
+        <w:rPr>
+          <w:rFonts w:ascii="Kokila" w:hAnsi="Kokila" w:cs="Kokila"/>
+          <w:sz w:val="40"/>
+          <w:szCs w:val="40"/>
+          <w:cs/>
+        </w:rPr>
+        <w:t>मंडळाचे कार्यकर्ते आणि स्थानिक नागरिकांनीही या उपक्रमासाठी मोलाचे सहकार्य केले.</w:t>
+      </w:r>
+      <w:r>
+        <w:rPr>
+          <w:rFonts w:ascii="Kokila" w:hAnsi="Kokila" w:cs="Kokila"/>
+          <w:sz w:val="40"/>
+          <w:szCs w:val="40"/>
+        </w:rPr>
+        <w:t xml:space="preserve"> </w:t>
+      </w:r>
+      <w:r>
+        <w:rPr>
+          <w:rFonts w:ascii="Kokila" w:hAnsi="Kokila" w:cs="Kokila"/>
+          <w:b/>
+          <w:bCs/>
+          <w:sz w:val="40"/>
+          <w:szCs w:val="40"/>
+          <w:cs/>
+        </w:rPr>
+        <w:t>रक्षाबंधनाच्या माध्यमातून वृक्षांशी संरक्षणाचे नाते जोडणारा हा उपक्रम पर्यावरण संवर्धन</w:t>
+      </w:r>
+      <w:r>
+        <w:rPr>
+          <w:rFonts w:ascii="Kokila" w:hAnsi="Kokila" w:cs="Kokila"/>
+          <w:b/>
+          <w:bCs/>
+          <w:sz w:val="40"/>
+          <w:szCs w:val="40"/>
+        </w:rPr>
+        <w:t xml:space="preserve">, </w:t>
+      </w:r>
+      <w:r>
+        <w:rPr>
+          <w:rFonts w:ascii="Kokila" w:hAnsi="Kokila" w:cs="Kokila"/>
+          <w:b/>
+          <w:bCs/>
+          <w:sz w:val="40"/>
+          <w:szCs w:val="40"/>
+          <w:cs/>
+        </w:rPr>
+        <w:t>महिला व बालिकांचा सहभाग आणि सामाजिक जनजागृती यांचा सुंदर संगम ठरला.</w:t>
+      </w:r>
+    </w:p>
+    <w:p>
+      <w:pPr>
+        <w:ind w:left="720"/>
+        <w:jc w:val="both"/>
+        <w:rPr>
+          <w:rFonts w:ascii="Kokila" w:hAnsi="Kokila" w:cs="Kokila"/>
+          <w:sz w:val="40"/>
+          <w:szCs w:val="40"/>
+          <w:cs/>
+        </w:rPr>
+      </w:pPr>
+      <w:r>
+        <w:rPr>
+          <w:rFonts w:ascii="Kokila" w:hAnsi="Kokila" w:cs="Kokila"/>
+          <w:b/>
+          <w:bCs/>
+          <w:sz w:val="40"/>
+          <w:szCs w:val="40"/>
+        </w:rPr>
+        <w:lastRenderedPageBreak/>
+        <w:t>“</w:t>
+      </w:r>
+      <w:r>
+        <w:rPr>
+          <w:rFonts w:ascii="Kokila" w:hAnsi="Kokila" w:cs="Kokila"/>
+          <w:b/>
+          <w:bCs/>
+          <w:sz w:val="40"/>
+          <w:szCs w:val="40"/>
+          <w:cs/>
+        </w:rPr>
+        <w:t>झाडांना राखी बांधूया</w:t>
+      </w:r>
+      <w:r>
+        <w:rPr>
+          <w:rFonts w:ascii="Kokila" w:hAnsi="Kokila" w:cs="Kokila"/>
+          <w:b/>
+          <w:bCs/>
+          <w:sz w:val="40"/>
+          <w:szCs w:val="40"/>
+        </w:rPr>
+        <w:t xml:space="preserve">, </w:t>
+      </w:r>
+      <w:r>
+        <w:rPr>
+          <w:rFonts w:ascii="Kokila" w:hAnsi="Kokila" w:cs="Kokila"/>
+          <w:b/>
+          <w:bCs/>
+          <w:sz w:val="40"/>
+          <w:szCs w:val="40"/>
+          <w:cs/>
+        </w:rPr>
+        <w:t>निसर्गाशी नाते जोडूया आणि आपल्या पर्यावरणाचे रक्षण करूया!”</w:t>
+      </w:r>
+      <w:r>
+        <w:rPr>
+          <w:rFonts w:ascii="Kokila" w:hAnsi="Kokila" w:cs="Kokila"/>
+          <w:sz w:val="40"/>
+          <w:szCs w:val="40"/>
+        </w:rPr>
+        <w:t xml:space="preserve"> </w:t>
+      </w:r>
+      <w:r>
+        <w:rPr>
+          <w:rFonts w:ascii="Kokila" w:hAnsi="Kokila" w:cs="Kokila"/>
+          <w:sz w:val="40"/>
+          <w:szCs w:val="40"/>
+          <w:cs/>
+        </w:rPr>
+        <w:t>हा संदेश या उपक्रमातून समाजापर्यंत पोहोचविण्यात आला.</w:t>
+      </w:r>
+    </w:p>
+    <w:p>
+      <w:pPr>
+        <w:rPr>
+          <w:rFonts w:ascii="Kokila" w:hAnsi="Kokila" w:cs="Kokila"/>
+          <w:sz w:val="40"/>
+          <w:szCs w:val="40"/>
+          <w:cs/>
+        </w:rPr>
+      </w:pPr>
+      <w:r>
+        <w:rPr>
+          <w:rFonts w:ascii="Kokila" w:hAnsi="Kokila" w:cs="Kokila"/>
+          <w:sz w:val="40"/>
+          <w:szCs w:val="40"/>
+          <w:cs/>
+        </w:rPr>
+        <w:br w:type="page"/>
+      </w:r>
+    </w:p>
+    <w:p>
+      <w:pPr>
+        <w:pStyle w:val="ListParagraph"/>
+        <w:numPr>
+          <w:ilvl w:val="0"/>
+          <w:numId w:val="27"/>
+        </w:numPr>
+        <w:jc w:val="both"/>
+        <w:rPr>
+          <w:rFonts w:ascii="Kokila" w:hAnsi="Kokila" w:cs="Kokila"/>
+          <w:b/>
+          <w:bCs/>
+          <w:sz w:val="40"/>
+          <w:szCs w:val="40"/>
+        </w:rPr>
+      </w:pPr>
+      <w:r>
+        <w:rPr>
+          <w:rFonts w:ascii="Kokila" w:hAnsi="Kokila" w:cs="Kokila"/>
+          <w:b/>
+          <w:bCs/>
+          <w:sz w:val="40"/>
+          <w:szCs w:val="40"/>
+          <w:cs/>
+        </w:rPr>
+        <w:lastRenderedPageBreak/>
+        <w:t>सीड बॉल्सच्या माध्यमातून सातपुडा पर्वताच्या हरित संवर्धनाचा उपक्रम</w:t>
+      </w:r>
+    </w:p>
+    <w:p>
+      <w:pPr>
+        <w:pStyle w:val="ListParagraph"/>
+        <w:ind w:left="1440" w:firstLine="0"/>
+        <w:jc w:val="both"/>
+        <w:rPr>
+          <w:rFonts w:ascii="Kokila" w:hAnsi="Kokila" w:cs="Kokila"/>
+          <w:b/>
+          <w:bCs/>
+          <w:sz w:val="40"/>
+          <w:szCs w:val="40"/>
+        </w:rPr>
+      </w:pPr>
+    </w:p>
+    <w:p>
+      <w:pPr>
+        <w:ind w:left="720"/>
+        <w:jc w:val="both"/>
+        <w:rPr>
+          <w:rFonts w:ascii="Kokila" w:hAnsi="Kokila" w:cs="Kokila"/>
+          <w:sz w:val="40"/>
+          <w:szCs w:val="40"/>
+        </w:rPr>
+      </w:pPr>
+      <w:r>
+        <w:rPr>
+          <w:rFonts w:ascii="Kokila" w:hAnsi="Kokila" w:cs="Kokila"/>
+          <w:sz w:val="40"/>
+          <w:szCs w:val="40"/>
+          <w:cs/>
+        </w:rPr>
+        <w:t>जागतिक पर्यावरण दिनाचे औचित्य साधून</w:t>
+      </w:r>
+      <w:r>
+        <w:rPr>
+          <w:rFonts w:ascii="Kokila" w:hAnsi="Kokila" w:cs="Kokila"/>
+          <w:sz w:val="40"/>
+          <w:szCs w:val="40"/>
+        </w:rPr>
+        <w:t xml:space="preserve"> </w:t>
+      </w:r>
+      <w:r>
+        <w:rPr>
+          <w:rFonts w:ascii="Kokila" w:hAnsi="Kokila" w:cs="Kokila"/>
+          <w:b/>
+          <w:bCs/>
+          <w:sz w:val="40"/>
+          <w:szCs w:val="40"/>
+          <w:cs/>
+        </w:rPr>
+        <w:t>श्री बडादादा गणपती नवयुवक मंडळ आणि श्री बडादादा फाउंडेशन</w:t>
+      </w:r>
+      <w:r>
+        <w:rPr>
+          <w:rFonts w:ascii="Kokila" w:hAnsi="Kokila" w:cs="Kokila"/>
+          <w:sz w:val="40"/>
+          <w:szCs w:val="40"/>
+        </w:rPr>
+        <w:t xml:space="preserve"> </w:t>
+      </w:r>
+      <w:r>
+        <w:rPr>
+          <w:rFonts w:ascii="Kokila" w:hAnsi="Kokila" w:cs="Kokila"/>
+          <w:sz w:val="40"/>
+          <w:szCs w:val="40"/>
+          <w:cs/>
+        </w:rPr>
+        <w:t>यांच्या संयुक्त विद्यमाने तळोदा परिसरातील</w:t>
+      </w:r>
+      <w:r>
+        <w:rPr>
+          <w:rFonts w:ascii="Kokila" w:hAnsi="Kokila" w:cs="Kokila"/>
+          <w:sz w:val="40"/>
+          <w:szCs w:val="40"/>
+        </w:rPr>
+        <w:t xml:space="preserve"> </w:t>
+      </w:r>
+      <w:r>
+        <w:rPr>
+          <w:rFonts w:ascii="Kokila" w:hAnsi="Kokila" w:cs="Kokila"/>
+          <w:b/>
+          <w:bCs/>
+          <w:sz w:val="40"/>
+          <w:szCs w:val="40"/>
+          <w:cs/>
+        </w:rPr>
+        <w:t>सातपुडा पर्वताच्या कुशीत ‘सीड बॉल्स’ अर्थात बियांचे गोळे फेकून पर्यावरण संवर्धनाचा अभिनव उपक्रम</w:t>
+      </w:r>
+      <w:r>
+        <w:rPr>
+          <w:rFonts w:ascii="Kokila" w:hAnsi="Kokila" w:cs="Kokila"/>
+          <w:sz w:val="40"/>
+          <w:szCs w:val="40"/>
+        </w:rPr>
+        <w:t xml:space="preserve"> </w:t>
+      </w:r>
+      <w:r>
+        <w:rPr>
+          <w:rFonts w:ascii="Kokila" w:hAnsi="Kokila" w:cs="Kokila"/>
+          <w:sz w:val="40"/>
+          <w:szCs w:val="40"/>
+          <w:cs/>
+        </w:rPr>
+        <w:t>राबविण्यात आला. हा उपक्रम शनिवार</w:t>
+      </w:r>
+      <w:r>
+        <w:rPr>
+          <w:rFonts w:ascii="Kokila" w:hAnsi="Kokila" w:cs="Kokila"/>
+          <w:sz w:val="40"/>
+          <w:szCs w:val="40"/>
+        </w:rPr>
+        <w:t xml:space="preserve">, </w:t>
+      </w:r>
+      <w:r>
+        <w:rPr>
+          <w:rFonts w:ascii="Kokila" w:hAnsi="Kokila" w:cs="Kokila"/>
+          <w:b/>
+          <w:bCs/>
+          <w:sz w:val="40"/>
+          <w:szCs w:val="40"/>
+          <w:cs/>
+        </w:rPr>
+        <w:t>६ जून २०२६</w:t>
+      </w:r>
+      <w:r>
+        <w:rPr>
+          <w:rFonts w:ascii="Kokila" w:hAnsi="Kokila" w:cs="Kokila"/>
+          <w:sz w:val="40"/>
+          <w:szCs w:val="40"/>
+        </w:rPr>
+        <w:t xml:space="preserve"> </w:t>
+      </w:r>
+      <w:r>
+        <w:rPr>
+          <w:rFonts w:ascii="Kokila" w:hAnsi="Kokila" w:cs="Kokila"/>
+          <w:sz w:val="40"/>
+          <w:szCs w:val="40"/>
+          <w:cs/>
+        </w:rPr>
+        <w:t>रोजी आयोजित करण्यात आला.</w:t>
+      </w:r>
+    </w:p>
+    <w:p>
+      <w:pPr>
+        <w:ind w:left="720"/>
+        <w:jc w:val="both"/>
+        <w:rPr>
+          <w:rFonts w:ascii="Kokila" w:hAnsi="Kokila" w:cs="Kokila"/>
+          <w:sz w:val="40"/>
+          <w:szCs w:val="40"/>
+        </w:rPr>
+      </w:pPr>
+      <w:r>
+        <w:rPr>
+          <w:rFonts w:ascii="Kokila" w:hAnsi="Kokila" w:cs="Kokila"/>
+          <w:sz w:val="40"/>
+          <w:szCs w:val="40"/>
+          <w:cs/>
+        </w:rPr>
+        <w:t>आजच्या काळात वाढते प्रदूषण</w:t>
+      </w:r>
+      <w:r>
+        <w:rPr>
+          <w:rFonts w:ascii="Kokila" w:hAnsi="Kokila" w:cs="Kokila"/>
+          <w:sz w:val="40"/>
+          <w:szCs w:val="40"/>
+        </w:rPr>
+        <w:t xml:space="preserve">, </w:t>
+      </w:r>
+      <w:r>
+        <w:rPr>
+          <w:rFonts w:ascii="Kokila" w:hAnsi="Kokila" w:cs="Kokila"/>
+          <w:sz w:val="40"/>
+          <w:szCs w:val="40"/>
+          <w:cs/>
+        </w:rPr>
+        <w:t>वृक्षतोड आणि जंगलांचे कमी होणारे क्षेत्र यामुळे पर्यावरणाचा समतोल मोठ्या प्रमाणात बिघडत आहे. केवळ पर्यावरण संवर्धनाच्या घोषणा न करता प्रत्यक्ष कृतीतून निसर्गासाठी योगदान देणे आवश्यक आहे</w:t>
+      </w:r>
+      <w:r>
+        <w:rPr>
+          <w:rFonts w:ascii="Kokila" w:hAnsi="Kokila" w:cs="Kokila"/>
+          <w:sz w:val="40"/>
+          <w:szCs w:val="40"/>
+        </w:rPr>
+        <w:t xml:space="preserve">, </w:t>
+      </w:r>
+      <w:r>
+        <w:rPr>
+          <w:rFonts w:ascii="Kokila" w:hAnsi="Kokila" w:cs="Kokila"/>
+          <w:sz w:val="40"/>
+          <w:szCs w:val="40"/>
+          <w:cs/>
+        </w:rPr>
+        <w:t>या उद्देशाने मंडळाने हा उपक्रम हाती घेतला.</w:t>
+      </w:r>
+    </w:p>
+    <w:p>
+      <w:pPr>
+        <w:ind w:left="720"/>
+        <w:jc w:val="both"/>
+        <w:rPr>
+          <w:rFonts w:ascii="Kokila" w:hAnsi="Kokila" w:cs="Kokila"/>
+          <w:sz w:val="40"/>
+          <w:szCs w:val="40"/>
+        </w:rPr>
+      </w:pPr>
+      <w:r>
+        <w:rPr>
+          <w:rFonts w:ascii="Kokila" w:hAnsi="Kokila" w:cs="Kokila"/>
+          <w:sz w:val="40"/>
+          <w:szCs w:val="40"/>
+          <w:cs/>
+        </w:rPr>
+        <w:t>या मोहिमेत</w:t>
+      </w:r>
+      <w:r>
+        <w:rPr>
+          <w:rFonts w:ascii="Kokila" w:hAnsi="Kokila" w:cs="Kokila"/>
+          <w:sz w:val="40"/>
+          <w:szCs w:val="40"/>
+        </w:rPr>
+        <w:t xml:space="preserve"> </w:t>
+      </w:r>
+      <w:r>
+        <w:rPr>
+          <w:rFonts w:ascii="Kokila" w:hAnsi="Kokila" w:cs="Kokila"/>
+          <w:b/>
+          <w:bCs/>
+          <w:sz w:val="40"/>
+          <w:szCs w:val="40"/>
+        </w:rPr>
+        <w:t>“</w:t>
+      </w:r>
+      <w:r>
+        <w:rPr>
+          <w:rFonts w:ascii="Kokila" w:hAnsi="Kokila" w:cs="Kokila"/>
+          <w:b/>
+          <w:bCs/>
+          <w:sz w:val="40"/>
+          <w:szCs w:val="40"/>
+          <w:cs/>
+        </w:rPr>
+        <w:t>झाडे लावा</w:t>
+      </w:r>
+      <w:r>
+        <w:rPr>
+          <w:rFonts w:ascii="Kokila" w:hAnsi="Kokila" w:cs="Kokila"/>
+          <w:b/>
+          <w:bCs/>
+          <w:sz w:val="40"/>
+          <w:szCs w:val="40"/>
+        </w:rPr>
+        <w:t xml:space="preserve">, </w:t>
+      </w:r>
+      <w:r>
+        <w:rPr>
+          <w:rFonts w:ascii="Kokila" w:hAnsi="Kokila" w:cs="Kokila"/>
+          <w:b/>
+          <w:bCs/>
+          <w:sz w:val="40"/>
+          <w:szCs w:val="40"/>
+          <w:cs/>
+        </w:rPr>
+        <w:t>झाडे जगवा”</w:t>
+      </w:r>
+      <w:r>
+        <w:rPr>
+          <w:rFonts w:ascii="Kokila" w:hAnsi="Kokila" w:cs="Kokila"/>
+          <w:sz w:val="40"/>
+          <w:szCs w:val="40"/>
+        </w:rPr>
+        <w:t xml:space="preserve"> </w:t>
+      </w:r>
+      <w:r>
+        <w:rPr>
+          <w:rFonts w:ascii="Kokila" w:hAnsi="Kokila" w:cs="Kokila"/>
+          <w:sz w:val="40"/>
+          <w:szCs w:val="40"/>
+          <w:cs/>
+        </w:rPr>
+        <w:t>हा संदेश देत मंडळाचे कार्यकर्ते</w:t>
+      </w:r>
+      <w:r>
+        <w:rPr>
+          <w:rFonts w:ascii="Kokila" w:hAnsi="Kokila" w:cs="Kokila"/>
+          <w:sz w:val="40"/>
+          <w:szCs w:val="40"/>
+        </w:rPr>
+        <w:t xml:space="preserve">, </w:t>
+      </w:r>
+      <w:r>
+        <w:rPr>
+          <w:rFonts w:ascii="Kokila" w:hAnsi="Kokila" w:cs="Kokila"/>
+          <w:sz w:val="40"/>
+          <w:szCs w:val="40"/>
+          <w:cs/>
+        </w:rPr>
+        <w:t>तरुण</w:t>
+      </w:r>
+      <w:r>
+        <w:rPr>
+          <w:rFonts w:ascii="Kokila" w:hAnsi="Kokila" w:cs="Kokila"/>
+          <w:sz w:val="40"/>
+          <w:szCs w:val="40"/>
+        </w:rPr>
+        <w:t xml:space="preserve">, </w:t>
+      </w:r>
+      <w:r>
+        <w:rPr>
+          <w:rFonts w:ascii="Kokila" w:hAnsi="Kokila" w:cs="Kokila"/>
+          <w:sz w:val="40"/>
+          <w:szCs w:val="40"/>
+          <w:cs/>
+        </w:rPr>
+        <w:t>पर्यावरणप्रेमी तसेच गल्लीतील ज्येष्ठ नागरिकांनी सातपुडा पर्वताच्या दुर्गम आणि मोकळ्या भागात बियांचे गोळे फेकले. मातीसारख्या माध्यमात बिया सुरक्षित ठेवून तयार केलेले हे सीड बॉल्स योग्य ठिकाणी पोहोचल्यानंतर पावसाचे पाणी आणि अनुकूल वातावरण मिळाल्यास त्यातील बिया रुजण्यास मदत होते.</w:t>
+      </w:r>
+    </w:p>
+    <w:p>
+      <w:pPr>
+        <w:ind w:left="720"/>
+        <w:jc w:val="both"/>
+        <w:rPr>
+          <w:rFonts w:ascii="Kokila" w:hAnsi="Kokila" w:cs="Kokila"/>
+          <w:sz w:val="40"/>
+          <w:szCs w:val="40"/>
+        </w:rPr>
+      </w:pPr>
+      <w:r>
+        <w:rPr>
+          <w:rFonts w:ascii="Kokila" w:hAnsi="Kokila" w:cs="Kokila"/>
+          <w:sz w:val="40"/>
+          <w:szCs w:val="40"/>
+          <w:cs/>
+        </w:rPr>
+        <w:t>पावसाळ्याच्या सुरुवातीच्या काळात हा उपक्रम राबविण्यात आल्यामुळे</w:t>
+      </w:r>
+      <w:r>
+        <w:rPr>
+          <w:rFonts w:ascii="Kokila" w:hAnsi="Kokila" w:cs="Kokila"/>
+          <w:sz w:val="40"/>
+          <w:szCs w:val="40"/>
+        </w:rPr>
+        <w:t xml:space="preserve"> </w:t>
+      </w:r>
+      <w:r>
+        <w:rPr>
+          <w:rFonts w:ascii="Kokila" w:hAnsi="Kokila" w:cs="Kokila"/>
+          <w:b/>
+          <w:bCs/>
+          <w:sz w:val="40"/>
+          <w:szCs w:val="40"/>
+          <w:cs/>
+        </w:rPr>
+        <w:t>नैसर्गिक पद्धतीने नवीन रोपांची निर्मिती व्हावी आणि भविष्यात या परिसरात हिरवाई वाढावी</w:t>
+      </w:r>
+      <w:r>
+        <w:rPr>
+          <w:rFonts w:ascii="Kokila" w:hAnsi="Kokila" w:cs="Kokila"/>
+          <w:sz w:val="40"/>
+          <w:szCs w:val="40"/>
+        </w:rPr>
+        <w:t xml:space="preserve">, </w:t>
+      </w:r>
+      <w:r>
+        <w:rPr>
+          <w:rFonts w:ascii="Kokila" w:hAnsi="Kokila" w:cs="Kokila"/>
+          <w:sz w:val="40"/>
+          <w:szCs w:val="40"/>
+          <w:cs/>
+        </w:rPr>
+        <w:t>हा यामागील प्रमुख उद्देश होता. दुर्गम आणि प्रत्यक्ष वृक्षारोपण करणे कठीण असलेल्या भागातही बियांचा प्रसार करण्यासाठी ही पद्धत उपयुक्त ठरू शकते.</w:t>
+      </w:r>
+    </w:p>
+    <w:p>
+      <w:pPr>
+        <w:ind w:left="720"/>
+        <w:jc w:val="both"/>
+        <w:rPr>
+          <w:rFonts w:ascii="Kokila" w:hAnsi="Kokila" w:cs="Kokila"/>
+          <w:sz w:val="40"/>
+          <w:szCs w:val="40"/>
+        </w:rPr>
+      </w:pPr>
+      <w:r>
+        <w:rPr>
+          <w:rFonts w:ascii="Kokila" w:hAnsi="Kokila" w:cs="Kokila"/>
+          <w:sz w:val="40"/>
+          <w:szCs w:val="40"/>
+          <w:cs/>
+        </w:rPr>
+        <w:t>या पर्यावरणपूरक मोहिमेत</w:t>
+      </w:r>
+      <w:r>
+        <w:rPr>
+          <w:rFonts w:ascii="Kokila" w:hAnsi="Kokila" w:cs="Kokila"/>
+          <w:sz w:val="40"/>
+          <w:szCs w:val="40"/>
+        </w:rPr>
+        <w:t xml:space="preserve"> </w:t>
+      </w:r>
+      <w:r>
+        <w:rPr>
+          <w:rFonts w:ascii="Kokila" w:hAnsi="Kokila" w:cs="Kokila"/>
+          <w:b/>
+          <w:bCs/>
+          <w:sz w:val="40"/>
+          <w:szCs w:val="40"/>
+          <w:cs/>
+        </w:rPr>
+        <w:t>रोहन कलाल</w:t>
+      </w:r>
+      <w:r>
+        <w:rPr>
+          <w:rFonts w:ascii="Kokila" w:hAnsi="Kokila" w:cs="Kokila"/>
+          <w:b/>
+          <w:bCs/>
+          <w:sz w:val="40"/>
+          <w:szCs w:val="40"/>
+        </w:rPr>
+        <w:t xml:space="preserve">, </w:t>
+      </w:r>
+      <w:r>
+        <w:rPr>
+          <w:rFonts w:ascii="Kokila" w:hAnsi="Kokila" w:cs="Kokila"/>
+          <w:b/>
+          <w:bCs/>
+          <w:sz w:val="40"/>
+          <w:szCs w:val="40"/>
+          <w:cs/>
+        </w:rPr>
+        <w:t>सुयोग पाटील</w:t>
+      </w:r>
+      <w:r>
+        <w:rPr>
+          <w:rFonts w:ascii="Kokila" w:hAnsi="Kokila" w:cs="Kokila"/>
+          <w:b/>
+          <w:bCs/>
+          <w:sz w:val="40"/>
+          <w:szCs w:val="40"/>
+        </w:rPr>
+        <w:t xml:space="preserve">, </w:t>
+      </w:r>
+      <w:r>
+        <w:rPr>
+          <w:rFonts w:ascii="Kokila" w:hAnsi="Kokila" w:cs="Kokila"/>
+          <w:b/>
+          <w:bCs/>
+          <w:sz w:val="40"/>
+          <w:szCs w:val="40"/>
+          <w:cs/>
+        </w:rPr>
+        <w:t>नयन पाटील</w:t>
+      </w:r>
+      <w:r>
+        <w:rPr>
+          <w:rFonts w:ascii="Kokila" w:hAnsi="Kokila" w:cs="Kokila"/>
+          <w:b/>
+          <w:bCs/>
+          <w:sz w:val="40"/>
+          <w:szCs w:val="40"/>
+        </w:rPr>
+        <w:t xml:space="preserve">, </w:t>
+      </w:r>
+      <w:r>
+        <w:rPr>
+          <w:rFonts w:ascii="Kokila" w:hAnsi="Kokila" w:cs="Kokila"/>
+          <w:b/>
+          <w:bCs/>
+          <w:sz w:val="40"/>
+          <w:szCs w:val="40"/>
+          <w:cs/>
+        </w:rPr>
+        <w:t>निखिल गुरव</w:t>
+      </w:r>
+      <w:r>
+        <w:rPr>
+          <w:rFonts w:ascii="Kokila" w:hAnsi="Kokila" w:cs="Kokila"/>
+          <w:b/>
+          <w:bCs/>
+          <w:sz w:val="40"/>
+          <w:szCs w:val="40"/>
+        </w:rPr>
+        <w:t xml:space="preserve">, </w:t>
+      </w:r>
+      <w:r>
+        <w:rPr>
+          <w:rFonts w:ascii="Kokila" w:hAnsi="Kokila" w:cs="Kokila"/>
+          <w:b/>
+          <w:bCs/>
+          <w:sz w:val="40"/>
+          <w:szCs w:val="40"/>
+          <w:cs/>
+        </w:rPr>
+        <w:t>दर्शन गुरव</w:t>
+      </w:r>
+      <w:r>
+        <w:rPr>
+          <w:rFonts w:ascii="Kokila" w:hAnsi="Kokila" w:cs="Kokila"/>
+          <w:b/>
+          <w:bCs/>
+          <w:sz w:val="40"/>
+          <w:szCs w:val="40"/>
+        </w:rPr>
+        <w:t xml:space="preserve">, </w:t>
+      </w:r>
+      <w:r>
+        <w:rPr>
+          <w:rFonts w:ascii="Kokila" w:hAnsi="Kokila" w:cs="Kokila"/>
+          <w:b/>
+          <w:bCs/>
+          <w:sz w:val="40"/>
+          <w:szCs w:val="40"/>
+          <w:cs/>
+        </w:rPr>
+        <w:t>मिलिंद गुरव आणि संकेत पाटील</w:t>
+      </w:r>
+      <w:r>
+        <w:rPr>
+          <w:rFonts w:ascii="Kokila" w:hAnsi="Kokila" w:cs="Kokila"/>
+          <w:sz w:val="40"/>
+          <w:szCs w:val="40"/>
+        </w:rPr>
+        <w:t xml:space="preserve"> </w:t>
+      </w:r>
+      <w:r>
+        <w:rPr>
+          <w:rFonts w:ascii="Kokila" w:hAnsi="Kokila" w:cs="Kokila"/>
+          <w:sz w:val="40"/>
+          <w:szCs w:val="40"/>
+          <w:cs/>
+        </w:rPr>
+        <w:t>यांच्यासह परिसरातील अनेक ज्येष्ठ नागरिक</w:t>
+      </w:r>
+      <w:r>
+        <w:rPr>
+          <w:rFonts w:ascii="Kokila" w:hAnsi="Kokila" w:cs="Kokila"/>
+          <w:sz w:val="40"/>
+          <w:szCs w:val="40"/>
+        </w:rPr>
+        <w:t xml:space="preserve">, </w:t>
+      </w:r>
+      <w:r>
+        <w:rPr>
+          <w:rFonts w:ascii="Kokila" w:hAnsi="Kokila" w:cs="Kokila"/>
+          <w:sz w:val="40"/>
+          <w:szCs w:val="40"/>
+          <w:cs/>
+        </w:rPr>
+        <w:t>तरुण आणि पर्यावरणप्रेमींनी उत्स्फूर्त सहभाग घेतला.</w:t>
+      </w:r>
+    </w:p>
+    <w:p>
+      <w:pPr>
+        <w:ind w:left="720"/>
+        <w:jc w:val="both"/>
+        <w:rPr>
+          <w:rFonts w:ascii="Kokila" w:hAnsi="Kokila" w:cs="Kokila"/>
+          <w:sz w:val="40"/>
+          <w:szCs w:val="40"/>
+        </w:rPr>
+      </w:pPr>
+      <w:r>
+        <w:rPr>
+          <w:rFonts w:ascii="Kokila" w:hAnsi="Kokila" w:cs="Kokila"/>
+          <w:sz w:val="40"/>
+          <w:szCs w:val="40"/>
+          <w:cs/>
+        </w:rPr>
+        <w:t>या उपक्रमामुळे</w:t>
+      </w:r>
+      <w:r>
+        <w:rPr>
+          <w:rFonts w:ascii="Kokila" w:hAnsi="Kokila" w:cs="Kokila"/>
+          <w:sz w:val="40"/>
+          <w:szCs w:val="40"/>
+        </w:rPr>
+        <w:t xml:space="preserve"> </w:t>
+      </w:r>
+      <w:r>
+        <w:rPr>
+          <w:rFonts w:ascii="Kokila" w:hAnsi="Kokila" w:cs="Kokila"/>
+          <w:b/>
+          <w:bCs/>
+          <w:sz w:val="40"/>
+          <w:szCs w:val="40"/>
+          <w:cs/>
+        </w:rPr>
+        <w:t>पर्यावरण संवर्धनाची जबाबदारी केवळ एका दिवसापुरती मर्यादित न ठेवता प्रत्यक्ष कृतीतून निसर्गाचे रक्षण करण्याचा संदेश</w:t>
+      </w:r>
+      <w:r>
+        <w:rPr>
+          <w:rFonts w:ascii="Kokila" w:hAnsi="Kokila" w:cs="Kokila"/>
+          <w:sz w:val="40"/>
+          <w:szCs w:val="40"/>
+        </w:rPr>
+        <w:t xml:space="preserve"> </w:t>
+      </w:r>
+      <w:r>
+        <w:rPr>
+          <w:rFonts w:ascii="Kokila" w:hAnsi="Kokila" w:cs="Kokila"/>
+          <w:sz w:val="40"/>
+          <w:szCs w:val="40"/>
+          <w:cs/>
+        </w:rPr>
+        <w:t>देण्यात आला. विशेषतः तरुण पिढीने पर्यावरणाच्या संरक्षणासाठी पुढाकार घ्यावा आणि आपल्या परिसरातील जैवविविधता व हिरवाई जपावी</w:t>
+      </w:r>
+      <w:r>
+        <w:rPr>
+          <w:rFonts w:ascii="Kokila" w:hAnsi="Kokila" w:cs="Kokila"/>
+          <w:sz w:val="40"/>
+          <w:szCs w:val="40"/>
+        </w:rPr>
+        <w:t xml:space="preserve">, </w:t>
+      </w:r>
+      <w:r>
+        <w:rPr>
+          <w:rFonts w:ascii="Kokila" w:hAnsi="Kokila" w:cs="Kokila"/>
+          <w:sz w:val="40"/>
+          <w:szCs w:val="40"/>
+          <w:cs/>
+        </w:rPr>
+        <w:t>यासाठी हा उपक्रम प्रेरणादायी ठरला.</w:t>
+      </w:r>
+    </w:p>
+    <w:p>
+      <w:pPr>
+        <w:ind w:left="720"/>
+        <w:jc w:val="both"/>
+        <w:rPr>
+          <w:rFonts w:ascii="Kokila" w:hAnsi="Kokila" w:cs="Kokila"/>
+          <w:sz w:val="40"/>
+          <w:szCs w:val="40"/>
+        </w:rPr>
+      </w:pPr>
+      <w:r>
+        <w:rPr>
+          <w:rFonts w:ascii="Kokila" w:hAnsi="Kokila" w:cs="Kokila"/>
+          <w:sz w:val="40"/>
+          <w:szCs w:val="40"/>
+          <w:cs/>
+        </w:rPr>
+        <w:t xml:space="preserve">सातपुडा पर्वत हा परिसराच्या नैसर्गिक आणि पर्यावरणीय समतोलासाठी महत्त्वाचा </w:t>
+      </w:r>
+      <w:r>
+        <w:rPr>
+          <w:rFonts w:ascii="Kokila" w:hAnsi="Kokila" w:cs="Kokila"/>
+          <w:sz w:val="40"/>
+          <w:szCs w:val="40"/>
+          <w:cs/>
+        </w:rPr>
+        <w:lastRenderedPageBreak/>
+        <w:t>असल्याने तेथील हिरवाई वाढविण्याच्या या प्रयत्नाला विशेष महत्त्व आहे.</w:t>
+      </w:r>
+      <w:r>
+        <w:rPr>
+          <w:rFonts w:ascii="Kokila" w:hAnsi="Kokila" w:cs="Kokila"/>
+          <w:sz w:val="40"/>
+          <w:szCs w:val="40"/>
+        </w:rPr>
+        <w:t xml:space="preserve"> </w:t>
+      </w:r>
+      <w:r>
+        <w:rPr>
+          <w:rFonts w:ascii="Kokila" w:hAnsi="Kokila" w:cs="Kokila"/>
+          <w:b/>
+          <w:bCs/>
+          <w:sz w:val="40"/>
+          <w:szCs w:val="40"/>
+          <w:cs/>
+        </w:rPr>
+        <w:t>सीड बॉल्सच्या माध्यमातून निसर्गाच्या मदतीने नवीन झाडांची निर्मिती करण्याचा हा अभिनव प्रयत्न</w:t>
+      </w:r>
+      <w:r>
+        <w:rPr>
+          <w:rFonts w:ascii="Kokila" w:hAnsi="Kokila" w:cs="Kokila"/>
+          <w:sz w:val="40"/>
+          <w:szCs w:val="40"/>
+        </w:rPr>
+        <w:t xml:space="preserve"> </w:t>
+      </w:r>
+      <w:r>
+        <w:rPr>
+          <w:rFonts w:ascii="Kokila" w:hAnsi="Kokila" w:cs="Kokila"/>
+          <w:sz w:val="40"/>
+          <w:szCs w:val="40"/>
+          <w:cs/>
+        </w:rPr>
+        <w:t>पर्यावरण संवर्धनाच्या दिशेने एक सकारात्मक पाऊल ठरले.</w:t>
+      </w:r>
+    </w:p>
+    <w:p>
+      <w:pPr>
+        <w:ind w:left="720"/>
+        <w:jc w:val="both"/>
+        <w:rPr>
+          <w:rFonts w:ascii="Kokila" w:hAnsi="Kokila" w:cs="Kokila"/>
+          <w:sz w:val="40"/>
+          <w:szCs w:val="40"/>
+          <w:cs/>
+        </w:rPr>
+      </w:pPr>
+      <w:r>
+        <w:rPr>
+          <w:rFonts w:ascii="Kokila" w:hAnsi="Kokila" w:cs="Kokila"/>
+          <w:b/>
+          <w:bCs/>
+          <w:sz w:val="40"/>
+          <w:szCs w:val="40"/>
+        </w:rPr>
+        <w:t>“</w:t>
+      </w:r>
+      <w:r>
+        <w:rPr>
+          <w:rFonts w:ascii="Kokila" w:hAnsi="Kokila" w:cs="Kokila"/>
+          <w:b/>
+          <w:bCs/>
+          <w:sz w:val="40"/>
+          <w:szCs w:val="40"/>
+          <w:cs/>
+        </w:rPr>
+        <w:t>फक्त पर्यावरण दिन साजरा न करता</w:t>
+      </w:r>
+      <w:r>
+        <w:rPr>
+          <w:rFonts w:ascii="Kokila" w:hAnsi="Kokila" w:cs="Kokila"/>
+          <w:b/>
+          <w:bCs/>
+          <w:sz w:val="40"/>
+          <w:szCs w:val="40"/>
+        </w:rPr>
+        <w:t xml:space="preserve">, </w:t>
+      </w:r>
+      <w:r>
+        <w:rPr>
+          <w:rFonts w:ascii="Kokila" w:hAnsi="Kokila" w:cs="Kokila"/>
+          <w:b/>
+          <w:bCs/>
+          <w:sz w:val="40"/>
+          <w:szCs w:val="40"/>
+          <w:cs/>
+        </w:rPr>
+        <w:t>पर्यावरणासाठी प्रत्यक्ष कृती करूया आणि सातपुड्याला पुन्हा हिरवाईने नटवूया</w:t>
+      </w:r>
+      <w:r>
+        <w:rPr>
+          <w:rFonts w:ascii="Kokila" w:hAnsi="Kokila" w:cs="Kokila"/>
+          <w:b/>
+          <w:bCs/>
+          <w:sz w:val="40"/>
+          <w:szCs w:val="40"/>
+        </w:rPr>
+        <w:t>,”</w:t>
+      </w:r>
+      <w:r>
+        <w:rPr>
+          <w:rFonts w:ascii="Kokila" w:hAnsi="Kokila" w:cs="Kokila"/>
+          <w:sz w:val="40"/>
+          <w:szCs w:val="40"/>
+        </w:rPr>
+        <w:t xml:space="preserve"> </w:t>
+      </w:r>
+      <w:r>
+        <w:rPr>
+          <w:rFonts w:ascii="Kokila" w:hAnsi="Kokila" w:cs="Kokila"/>
+          <w:sz w:val="40"/>
+          <w:szCs w:val="40"/>
+          <w:cs/>
+        </w:rPr>
+        <w:t>हा प्रेरणादायी संदेश या उपक्रमातून देण्यात आला. श्री बडादादा गणपती नवयुवक मंडळ आणि श्री बडादादा फाउंडेशन यांच्या या उपक्रमाचे पर्यावरणप्रेमी आणि नागरिकांकडून कौतुक करण्यात आले.</w:t>
+      </w:r>
+    </w:p>
+    <w:p>
+      <w:pPr>
+        <w:rPr>
+          <w:rFonts w:ascii="Kokila" w:hAnsi="Kokila" w:cs="Kokila"/>
+          <w:sz w:val="40"/>
+          <w:szCs w:val="40"/>
+          <w:cs/>
+        </w:rPr>
+      </w:pPr>
+      <w:r>
+        <w:rPr>
+          <w:rFonts w:ascii="Kokila" w:hAnsi="Kokila" w:cs="Kokila"/>
+          <w:sz w:val="40"/>
+          <w:szCs w:val="40"/>
+          <w:cs/>
+        </w:rPr>
+        <w:br w:type="page"/>
+      </w:r>
+    </w:p>
+    <w:p>
+      <w:pPr>
+        <w:pStyle w:val="ListParagraph"/>
+        <w:numPr>
+          <w:ilvl w:val="0"/>
+          <w:numId w:val="28"/>
+        </w:numPr>
+        <w:jc w:val="both"/>
+        <w:rPr>
+          <w:rFonts w:ascii="Kokila" w:hAnsi="Kokila" w:cs="Kokila"/>
+          <w:b/>
+          <w:bCs/>
+          <w:sz w:val="44"/>
+          <w:szCs w:val="44"/>
+        </w:rPr>
+      </w:pPr>
+      <w:r>
+        <w:rPr>
+          <w:rFonts w:ascii="Kokila" w:hAnsi="Kokila" w:cs="Kokila"/>
+          <w:b/>
+          <w:bCs/>
+          <w:sz w:val="44"/>
+          <w:szCs w:val="44"/>
+          <w:cs/>
+        </w:rPr>
+        <w:lastRenderedPageBreak/>
+        <w:t>गणेशोत्सवात स्वच्छता व सुंदरतेतून सामाजिक एकोप्याचा संदेश</w:t>
+      </w:r>
+    </w:p>
+    <w:p>
+      <w:pPr>
+        <w:ind w:left="720"/>
+        <w:jc w:val="both"/>
+        <w:rPr>
+          <w:rFonts w:ascii="Kokila" w:hAnsi="Kokila" w:cs="Kokila"/>
+          <w:sz w:val="40"/>
+          <w:szCs w:val="40"/>
+        </w:rPr>
+      </w:pPr>
+      <w:r>
+        <w:rPr>
+          <w:rFonts w:ascii="Kokila" w:hAnsi="Kokila" w:cs="Kokila"/>
+          <w:sz w:val="40"/>
+          <w:szCs w:val="40"/>
+          <w:cs/>
+        </w:rPr>
+        <w:t>श्री बडादादा गणपती मंडळाच्या वतीने गणेशोत्सवाच्या काळात संपूर्ण गल्ली आणि मंडळाचा परिसर</w:t>
+      </w:r>
+      <w:r>
+        <w:rPr>
+          <w:rFonts w:ascii="Kokila" w:hAnsi="Kokila" w:cs="Kokila"/>
+          <w:sz w:val="40"/>
+          <w:szCs w:val="40"/>
+        </w:rPr>
+        <w:t xml:space="preserve"> </w:t>
+      </w:r>
+      <w:r>
+        <w:rPr>
+          <w:rFonts w:ascii="Kokila" w:hAnsi="Kokila" w:cs="Kokila"/>
+          <w:b/>
+          <w:bCs/>
+          <w:sz w:val="40"/>
+          <w:szCs w:val="40"/>
+          <w:cs/>
+        </w:rPr>
+        <w:t>स्वच्छ</w:t>
+      </w:r>
+      <w:r>
+        <w:rPr>
+          <w:rFonts w:ascii="Kokila" w:hAnsi="Kokila" w:cs="Kokila"/>
+          <w:b/>
+          <w:bCs/>
+          <w:sz w:val="40"/>
+          <w:szCs w:val="40"/>
+        </w:rPr>
+        <w:t xml:space="preserve">, </w:t>
+      </w:r>
+      <w:r>
+        <w:rPr>
+          <w:rFonts w:ascii="Kokila" w:hAnsi="Kokila" w:cs="Kokila"/>
+          <w:b/>
+          <w:bCs/>
+          <w:sz w:val="40"/>
+          <w:szCs w:val="40"/>
+          <w:cs/>
+        </w:rPr>
+        <w:t>सुंदर आणि आनंददायी ठेवण्यासाठी विशेष स्वच्छता उपक्रम</w:t>
+      </w:r>
+      <w:r>
+        <w:rPr>
+          <w:rFonts w:ascii="Kokila" w:hAnsi="Kokila" w:cs="Kokila"/>
+          <w:sz w:val="40"/>
+          <w:szCs w:val="40"/>
+        </w:rPr>
+        <w:t xml:space="preserve"> </w:t>
+      </w:r>
+      <w:r>
+        <w:rPr>
+          <w:rFonts w:ascii="Kokila" w:hAnsi="Kokila" w:cs="Kokila"/>
+          <w:sz w:val="40"/>
+          <w:szCs w:val="40"/>
+          <w:cs/>
+        </w:rPr>
+        <w:t>राबविण्यात आला. या उपक्रमात गल्लीतील ज्येष्ठ नागरिक</w:t>
+      </w:r>
+      <w:r>
+        <w:rPr>
+          <w:rFonts w:ascii="Kokila" w:hAnsi="Kokila" w:cs="Kokila"/>
+          <w:sz w:val="40"/>
+          <w:szCs w:val="40"/>
+        </w:rPr>
+        <w:t xml:space="preserve">, </w:t>
+      </w:r>
+      <w:r>
+        <w:rPr>
+          <w:rFonts w:ascii="Kokila" w:hAnsi="Kokila" w:cs="Kokila"/>
+          <w:sz w:val="40"/>
+          <w:szCs w:val="40"/>
+          <w:cs/>
+        </w:rPr>
+        <w:t>युवक</w:t>
+      </w:r>
+      <w:r>
+        <w:rPr>
+          <w:rFonts w:ascii="Kokila" w:hAnsi="Kokila" w:cs="Kokila"/>
+          <w:sz w:val="40"/>
+          <w:szCs w:val="40"/>
+        </w:rPr>
+        <w:t xml:space="preserve">, </w:t>
+      </w:r>
+      <w:r>
+        <w:rPr>
+          <w:rFonts w:ascii="Kokila" w:hAnsi="Kokila" w:cs="Kokila"/>
+          <w:sz w:val="40"/>
+          <w:szCs w:val="40"/>
+          <w:cs/>
+        </w:rPr>
+        <w:t>महिला आणि लहान मुलांनी उत्स्फूर्तपणे सहभाग घेतला.</w:t>
+      </w:r>
+    </w:p>
+    <w:p>
+      <w:pPr>
+        <w:ind w:left="720"/>
+        <w:jc w:val="both"/>
+        <w:rPr>
+          <w:rFonts w:ascii="Kokila" w:hAnsi="Kokila" w:cs="Kokila"/>
+          <w:sz w:val="40"/>
+          <w:szCs w:val="40"/>
+        </w:rPr>
+      </w:pPr>
+      <w:r>
+        <w:rPr>
+          <w:rFonts w:ascii="Kokila" w:hAnsi="Kokila" w:cs="Kokila"/>
+          <w:sz w:val="40"/>
+          <w:szCs w:val="40"/>
+          <w:cs/>
+        </w:rPr>
+        <w:t>गणेशोत्सवाच्या संपूर्ण कालावधीत दररोज सकाळी व आवश्यकतेनुसार परिसराची साफसफाई करण्यात आली. रस्ते</w:t>
+      </w:r>
+      <w:r>
+        <w:rPr>
+          <w:rFonts w:ascii="Kokila" w:hAnsi="Kokila" w:cs="Kokila"/>
+          <w:sz w:val="40"/>
+          <w:szCs w:val="40"/>
+        </w:rPr>
+        <w:t xml:space="preserve">, </w:t>
+      </w:r>
+      <w:r>
+        <w:rPr>
+          <w:rFonts w:ascii="Kokila" w:hAnsi="Kokila" w:cs="Kokila"/>
+          <w:sz w:val="40"/>
+          <w:szCs w:val="40"/>
+          <w:cs/>
+        </w:rPr>
+        <w:t>मंडळाचा परिसर तसेच आजूबाजूचा भाग स्वच्छ ठेवण्यावर विशेष भर देण्यात आला. कचरा योग्य ठिकाणी जमा करणे</w:t>
+      </w:r>
+      <w:r>
+        <w:rPr>
+          <w:rFonts w:ascii="Kokila" w:hAnsi="Kokila" w:cs="Kokila"/>
+          <w:sz w:val="40"/>
+          <w:szCs w:val="40"/>
+        </w:rPr>
+        <w:t xml:space="preserve">, </w:t>
+      </w:r>
+      <w:r>
+        <w:rPr>
+          <w:rFonts w:ascii="Kokila" w:hAnsi="Kokila" w:cs="Kokila"/>
+          <w:sz w:val="40"/>
+          <w:szCs w:val="40"/>
+          <w:cs/>
+        </w:rPr>
+        <w:t>परिसरात अस्वच्छता होऊ न देणे आणि नागरिकांना स्वच्छतेबाबत जागरूक करणे यासाठी सर्वांनी एकत्रितपणे प्रयत्न केले.</w:t>
+      </w:r>
+    </w:p>
+    <w:p>
+      <w:pPr>
+        <w:ind w:left="720"/>
+        <w:jc w:val="both"/>
+        <w:rPr>
+          <w:rFonts w:ascii="Kokila" w:hAnsi="Kokila" w:cs="Kokila"/>
+          <w:sz w:val="40"/>
+          <w:szCs w:val="40"/>
+        </w:rPr>
+      </w:pPr>
+      <w:r>
+        <w:rPr>
+          <w:rFonts w:ascii="Kokila" w:hAnsi="Kokila" w:cs="Kokila"/>
+          <w:sz w:val="40"/>
+          <w:szCs w:val="40"/>
+          <w:cs/>
+        </w:rPr>
+        <w:t>यासोबतच</w:t>
+      </w:r>
+      <w:r>
+        <w:rPr>
+          <w:rFonts w:ascii="Kokila" w:hAnsi="Kokila" w:cs="Kokila"/>
+          <w:sz w:val="40"/>
+          <w:szCs w:val="40"/>
+        </w:rPr>
+        <w:t xml:space="preserve"> </w:t>
+      </w:r>
+      <w:r>
+        <w:rPr>
+          <w:rFonts w:ascii="Kokila" w:hAnsi="Kokila" w:cs="Kokila"/>
+          <w:b/>
+          <w:bCs/>
+          <w:sz w:val="40"/>
+          <w:szCs w:val="40"/>
+          <w:cs/>
+        </w:rPr>
+        <w:t>गल्लीतील महिलांनी दररोज आकर्षक आणि सुंदर रांगोळ्या काढून परिसराची शोभा वाढवली.</w:t>
+      </w:r>
+      <w:r>
+        <w:rPr>
+          <w:rFonts w:ascii="Kokila" w:hAnsi="Kokila" w:cs="Kokila"/>
+          <w:sz w:val="40"/>
+          <w:szCs w:val="40"/>
+        </w:rPr>
+        <w:t xml:space="preserve"> </w:t>
+      </w:r>
+      <w:r>
+        <w:rPr>
+          <w:rFonts w:ascii="Kokila" w:hAnsi="Kokila" w:cs="Kokila"/>
+          <w:sz w:val="40"/>
+          <w:szCs w:val="40"/>
+          <w:cs/>
+        </w:rPr>
+        <w:t>विविध रंगांच्या रांगोळ्यांमुळे संपूर्ण परिसर अधिक प्रसन्न</w:t>
+      </w:r>
+      <w:r>
+        <w:rPr>
+          <w:rFonts w:ascii="Kokila" w:hAnsi="Kokila" w:cs="Kokila"/>
+          <w:sz w:val="40"/>
+          <w:szCs w:val="40"/>
+        </w:rPr>
+        <w:t xml:space="preserve">, </w:t>
+      </w:r>
+      <w:r>
+        <w:rPr>
+          <w:rFonts w:ascii="Kokila" w:hAnsi="Kokila" w:cs="Kokila"/>
+          <w:sz w:val="40"/>
+          <w:szCs w:val="40"/>
+          <w:cs/>
+        </w:rPr>
+        <w:t>सुंदर आणि उत्साहपूर्ण दिसत होता. गणपती बाप्पाच्या आगमनापासून विसर्जनापर्यंत परिसरात स्वच्छता आणि सजावटीची विशेष काळजी घेण्यात आली.</w:t>
+      </w:r>
+    </w:p>
+    <w:p>
+      <w:pPr>
+        <w:ind w:left="720"/>
+        <w:jc w:val="both"/>
+        <w:rPr>
+          <w:rFonts w:ascii="Kokila" w:hAnsi="Kokila" w:cs="Kokila"/>
+          <w:sz w:val="40"/>
+          <w:szCs w:val="40"/>
+        </w:rPr>
+      </w:pPr>
+      <w:r>
+        <w:rPr>
+          <w:rFonts w:ascii="Kokila" w:hAnsi="Kokila" w:cs="Kokila"/>
+          <w:sz w:val="40"/>
+          <w:szCs w:val="40"/>
+          <w:cs/>
+        </w:rPr>
+        <w:t>या उपक्रमाचे आणखी एक वैशिष्ट्य म्हणजे</w:t>
+      </w:r>
+      <w:r>
+        <w:rPr>
+          <w:rFonts w:ascii="Kokila" w:hAnsi="Kokila" w:cs="Kokila"/>
+          <w:sz w:val="40"/>
+          <w:szCs w:val="40"/>
+        </w:rPr>
+        <w:t xml:space="preserve"> </w:t>
+      </w:r>
+      <w:r>
+        <w:rPr>
+          <w:rFonts w:ascii="Kokila" w:hAnsi="Kokila" w:cs="Kokila"/>
+          <w:b/>
+          <w:bCs/>
+          <w:sz w:val="40"/>
+          <w:szCs w:val="40"/>
+          <w:cs/>
+        </w:rPr>
+        <w:t>लहान मुलांपासून ज्येष्ठ नागरिकांपर्यंत सर्वांचा सहभाग</w:t>
+      </w:r>
+      <w:r>
+        <w:rPr>
+          <w:rFonts w:ascii="Kokila" w:hAnsi="Kokila" w:cs="Kokila"/>
+          <w:sz w:val="40"/>
+          <w:szCs w:val="40"/>
+        </w:rPr>
+        <w:t xml:space="preserve"> </w:t>
+      </w:r>
+      <w:r>
+        <w:rPr>
+          <w:rFonts w:ascii="Kokila" w:hAnsi="Kokila" w:cs="Kokila"/>
+          <w:sz w:val="40"/>
+          <w:szCs w:val="40"/>
+          <w:cs/>
+        </w:rPr>
+        <w:t>होता. प्रत्येकाने आपली जबाबदारी समजून घेत स्वच्छता आणि सुंदरता टिकविण्यासाठी योगदान दिले. त्यामुळे मंडळाच्या माध्यमातून समाजातील एकोपा</w:t>
+      </w:r>
+      <w:r>
+        <w:rPr>
+          <w:rFonts w:ascii="Kokila" w:hAnsi="Kokila" w:cs="Kokila"/>
+          <w:sz w:val="40"/>
+          <w:szCs w:val="40"/>
+        </w:rPr>
+        <w:t xml:space="preserve">, </w:t>
+      </w:r>
+      <w:r>
+        <w:rPr>
+          <w:rFonts w:ascii="Kokila" w:hAnsi="Kokila" w:cs="Kokila"/>
+          <w:sz w:val="40"/>
+          <w:szCs w:val="40"/>
+          <w:cs/>
+        </w:rPr>
+        <w:t>सहकार्य आणि सामाजिक जबाबदारीची भावना अधिक दृढ झाली.</w:t>
+      </w:r>
+    </w:p>
+    <w:p>
+      <w:pPr>
+        <w:ind w:left="720"/>
+        <w:jc w:val="both"/>
+        <w:rPr>
+          <w:rFonts w:ascii="Kokila" w:hAnsi="Kokila" w:cs="Kokila"/>
+          <w:sz w:val="40"/>
+          <w:szCs w:val="40"/>
+        </w:rPr>
+      </w:pPr>
+      <w:r>
+        <w:rPr>
+          <w:rFonts w:ascii="Kokila" w:hAnsi="Kokila" w:cs="Kokila"/>
+          <w:sz w:val="40"/>
+          <w:szCs w:val="40"/>
+          <w:cs/>
+        </w:rPr>
+        <w:t>गणेशोत्सवासाठी मंडळात येणारे भाविक</w:t>
+      </w:r>
+      <w:r>
+        <w:rPr>
+          <w:rFonts w:ascii="Kokila" w:hAnsi="Kokila" w:cs="Kokila"/>
+          <w:sz w:val="40"/>
+          <w:szCs w:val="40"/>
+        </w:rPr>
+        <w:t xml:space="preserve">, </w:t>
+      </w:r>
+      <w:r>
+        <w:rPr>
+          <w:rFonts w:ascii="Kokila" w:hAnsi="Kokila" w:cs="Kokila"/>
+          <w:sz w:val="40"/>
+          <w:szCs w:val="40"/>
+          <w:cs/>
+        </w:rPr>
+        <w:t>नागरिक तसेच</w:t>
+      </w:r>
+      <w:r>
+        <w:rPr>
+          <w:rFonts w:ascii="Kokila" w:hAnsi="Kokila" w:cs="Kokila"/>
+          <w:sz w:val="40"/>
+          <w:szCs w:val="40"/>
+        </w:rPr>
+        <w:t xml:space="preserve"> </w:t>
+      </w:r>
+      <w:r>
+        <w:rPr>
+          <w:rFonts w:ascii="Kokila" w:hAnsi="Kokila" w:cs="Kokila"/>
+          <w:b/>
+          <w:bCs/>
+          <w:sz w:val="40"/>
+          <w:szCs w:val="40"/>
+          <w:cs/>
+        </w:rPr>
+        <w:t>परीक्षकांनी परिसरातील स्वच्छता</w:t>
+      </w:r>
+      <w:r>
+        <w:rPr>
+          <w:rFonts w:ascii="Kokila" w:hAnsi="Kokila" w:cs="Kokila"/>
+          <w:b/>
+          <w:bCs/>
+          <w:sz w:val="40"/>
+          <w:szCs w:val="40"/>
+        </w:rPr>
+        <w:t xml:space="preserve">, </w:t>
+      </w:r>
+      <w:r>
+        <w:rPr>
+          <w:rFonts w:ascii="Kokila" w:hAnsi="Kokila" w:cs="Kokila"/>
+          <w:b/>
+          <w:bCs/>
+          <w:sz w:val="40"/>
+          <w:szCs w:val="40"/>
+          <w:cs/>
+        </w:rPr>
+        <w:t>सुंदर रांगोळी आणि सर्वांच्या सामूहिक सहभागाचे विशेष कौतुक केले.</w:t>
+      </w:r>
+      <w:r>
+        <w:rPr>
+          <w:rFonts w:ascii="Kokila" w:hAnsi="Kokila" w:cs="Kokila"/>
+          <w:sz w:val="40"/>
+          <w:szCs w:val="40"/>
+        </w:rPr>
+        <w:t xml:space="preserve"> </w:t>
+      </w:r>
+      <w:r>
+        <w:rPr>
+          <w:rFonts w:ascii="Kokila" w:hAnsi="Kokila" w:cs="Kokila"/>
+          <w:sz w:val="40"/>
+          <w:szCs w:val="40"/>
+          <w:cs/>
+        </w:rPr>
+        <w:t>स्वच्छ आणि नीटनेटका परिसर पाहून आलेल्या नागरिकांमध्येही सकारात्मक भावना निर्माण झाली.</w:t>
+      </w:r>
+    </w:p>
+    <w:p>
+      <w:pPr>
+        <w:ind w:left="720"/>
+        <w:jc w:val="both"/>
+        <w:rPr>
+          <w:rFonts w:ascii="Kokila" w:hAnsi="Kokila" w:cs="Kokila"/>
+          <w:sz w:val="40"/>
+          <w:szCs w:val="40"/>
+        </w:rPr>
+      </w:pPr>
+      <w:r>
+        <w:rPr>
+          <w:rFonts w:ascii="Kokila" w:hAnsi="Kokila" w:cs="Kokila"/>
+          <w:sz w:val="40"/>
+          <w:szCs w:val="40"/>
+          <w:cs/>
+        </w:rPr>
+        <w:t>गणेशोत्सव हा केवळ धार्मिक उत्सव न राहता</w:t>
+      </w:r>
+      <w:r>
+        <w:rPr>
+          <w:rFonts w:ascii="Kokila" w:hAnsi="Kokila" w:cs="Kokila"/>
+          <w:sz w:val="40"/>
+          <w:szCs w:val="40"/>
+        </w:rPr>
+        <w:t xml:space="preserve"> </w:t>
+      </w:r>
+      <w:r>
+        <w:rPr>
+          <w:rFonts w:ascii="Kokila" w:hAnsi="Kokila" w:cs="Kokila"/>
+          <w:b/>
+          <w:bCs/>
+          <w:sz w:val="40"/>
+          <w:szCs w:val="40"/>
+          <w:cs/>
+        </w:rPr>
+        <w:t>स्वच्छता</w:t>
+      </w:r>
+      <w:r>
+        <w:rPr>
+          <w:rFonts w:ascii="Kokila" w:hAnsi="Kokila" w:cs="Kokila"/>
+          <w:b/>
+          <w:bCs/>
+          <w:sz w:val="40"/>
+          <w:szCs w:val="40"/>
+        </w:rPr>
+        <w:t xml:space="preserve">, </w:t>
+      </w:r>
+      <w:r>
+        <w:rPr>
+          <w:rFonts w:ascii="Kokila" w:hAnsi="Kokila" w:cs="Kokila"/>
+          <w:b/>
+          <w:bCs/>
+          <w:sz w:val="40"/>
+          <w:szCs w:val="40"/>
+          <w:cs/>
+        </w:rPr>
+        <w:t>शिस्त</w:t>
+      </w:r>
+      <w:r>
+        <w:rPr>
+          <w:rFonts w:ascii="Kokila" w:hAnsi="Kokila" w:cs="Kokila"/>
+          <w:b/>
+          <w:bCs/>
+          <w:sz w:val="40"/>
+          <w:szCs w:val="40"/>
+        </w:rPr>
+        <w:t xml:space="preserve">, </w:t>
+      </w:r>
+      <w:r>
+        <w:rPr>
+          <w:rFonts w:ascii="Kokila" w:hAnsi="Kokila" w:cs="Kokila"/>
+          <w:b/>
+          <w:bCs/>
+          <w:sz w:val="40"/>
+          <w:szCs w:val="40"/>
+          <w:cs/>
+        </w:rPr>
+        <w:t>सामाजिक एकोपा आणि नागरिकांच्या सहभागाचा उत्सव</w:t>
+      </w:r>
+      <w:r>
+        <w:rPr>
+          <w:rFonts w:ascii="Kokila" w:hAnsi="Kokila" w:cs="Kokila"/>
+          <w:sz w:val="40"/>
+          <w:szCs w:val="40"/>
+        </w:rPr>
+        <w:t xml:space="preserve"> </w:t>
+      </w:r>
+      <w:r>
+        <w:rPr>
+          <w:rFonts w:ascii="Kokila" w:hAnsi="Kokila" w:cs="Kokila"/>
+          <w:sz w:val="40"/>
+          <w:szCs w:val="40"/>
+          <w:cs/>
+        </w:rPr>
+        <w:t>व्हावा</w:t>
+      </w:r>
+      <w:r>
+        <w:rPr>
+          <w:rFonts w:ascii="Kokila" w:hAnsi="Kokila" w:cs="Kokila"/>
+          <w:sz w:val="40"/>
+          <w:szCs w:val="40"/>
+        </w:rPr>
+        <w:t xml:space="preserve">, </w:t>
+      </w:r>
+      <w:r>
+        <w:rPr>
+          <w:rFonts w:ascii="Kokila" w:hAnsi="Kokila" w:cs="Kokila"/>
+          <w:sz w:val="40"/>
+          <w:szCs w:val="40"/>
+          <w:cs/>
+        </w:rPr>
+        <w:t>या उद्देशाने हा उपक्रम राबविण्यात आला. सर्वांच्या सामूहिक प्रयत्नातून संपूर्ण गल्ली स्वच्छ</w:t>
+      </w:r>
+      <w:r>
+        <w:rPr>
+          <w:rFonts w:ascii="Kokila" w:hAnsi="Kokila" w:cs="Kokila"/>
+          <w:sz w:val="40"/>
+          <w:szCs w:val="40"/>
+        </w:rPr>
+        <w:t xml:space="preserve">, </w:t>
+      </w:r>
+      <w:r>
+        <w:rPr>
+          <w:rFonts w:ascii="Kokila" w:hAnsi="Kokila" w:cs="Kokila"/>
+          <w:sz w:val="40"/>
+          <w:szCs w:val="40"/>
+          <w:cs/>
+        </w:rPr>
+        <w:t>सुंदर आणि आनंददायी वातावरणाने नटली.</w:t>
+      </w:r>
+    </w:p>
+    <w:p>
+      <w:pPr>
+        <w:ind w:left="720"/>
+        <w:jc w:val="both"/>
+        <w:rPr>
+          <w:rFonts w:ascii="Kokila" w:hAnsi="Kokila" w:cs="Kokila"/>
+          <w:sz w:val="40"/>
+          <w:szCs w:val="40"/>
+          <w:cs/>
+        </w:rPr>
+      </w:pPr>
+      <w:r>
+        <w:rPr>
+          <w:rFonts w:ascii="Kokila" w:hAnsi="Kokila" w:cs="Kokila"/>
+          <w:b/>
+          <w:bCs/>
+          <w:sz w:val="40"/>
+          <w:szCs w:val="40"/>
+        </w:rPr>
+        <w:lastRenderedPageBreak/>
+        <w:t>“</w:t>
+      </w:r>
+      <w:r>
+        <w:rPr>
+          <w:rFonts w:ascii="Kokila" w:hAnsi="Kokila" w:cs="Kokila"/>
+          <w:b/>
+          <w:bCs/>
+          <w:sz w:val="40"/>
+          <w:szCs w:val="40"/>
+          <w:cs/>
+        </w:rPr>
+        <w:t>स्वच्छ गल्ली</w:t>
+      </w:r>
+      <w:r>
+        <w:rPr>
+          <w:rFonts w:ascii="Kokila" w:hAnsi="Kokila" w:cs="Kokila"/>
+          <w:b/>
+          <w:bCs/>
+          <w:sz w:val="40"/>
+          <w:szCs w:val="40"/>
+        </w:rPr>
+        <w:t xml:space="preserve">, </w:t>
+      </w:r>
+      <w:r>
+        <w:rPr>
+          <w:rFonts w:ascii="Kokila" w:hAnsi="Kokila" w:cs="Kokila"/>
+          <w:b/>
+          <w:bCs/>
+          <w:sz w:val="40"/>
+          <w:szCs w:val="40"/>
+          <w:cs/>
+        </w:rPr>
+        <w:t>सुंदर गल्ली आणि निरोगी समाज”</w:t>
+      </w:r>
+      <w:r>
+        <w:rPr>
+          <w:rFonts w:ascii="Kokila" w:hAnsi="Kokila" w:cs="Kokila"/>
+          <w:sz w:val="40"/>
+          <w:szCs w:val="40"/>
+        </w:rPr>
+        <w:t xml:space="preserve"> </w:t>
+      </w:r>
+      <w:r>
+        <w:rPr>
+          <w:rFonts w:ascii="Kokila" w:hAnsi="Kokila" w:cs="Kokila"/>
+          <w:sz w:val="40"/>
+          <w:szCs w:val="40"/>
+          <w:cs/>
+        </w:rPr>
+        <w:t>हा संदेश देणारा श्री बडादादा गणपती मंडळाचा हा उपक्रम गणेशोत्सवातील एक आदर्श आणि कौतुकास्पद उपक्रम ठरला.</w:t>
+      </w:r>
+    </w:p>
+    <w:p>
+      <w:pPr>
+        <w:rPr>
+          <w:rFonts w:ascii="Kokila" w:hAnsi="Kokila" w:cs="Kokila"/>
+          <w:sz w:val="40"/>
+          <w:szCs w:val="40"/>
+          <w:cs/>
+        </w:rPr>
+      </w:pPr>
+      <w:r>
+        <w:rPr>
+          <w:rFonts w:ascii="Kokila" w:hAnsi="Kokila" w:cs="Kokila"/>
+          <w:sz w:val="40"/>
+          <w:szCs w:val="40"/>
+          <w:cs/>
+        </w:rPr>
+        <w:br w:type="page"/>
+      </w:r>
+    </w:p>
+    <w:p>
+      <w:pPr>
+        <w:pStyle w:val="ListParagraph"/>
+        <w:numPr>
+          <w:ilvl w:val="0"/>
+          <w:numId w:val="29"/>
+        </w:numPr>
+        <w:jc w:val="both"/>
+        <w:rPr>
+          <w:rFonts w:ascii="Kokila" w:hAnsi="Kokila" w:cs="Kokila"/>
+          <w:b/>
+          <w:bCs/>
+          <w:sz w:val="40"/>
+          <w:szCs w:val="40"/>
+        </w:rPr>
+      </w:pPr>
+      <w:r>
+        <w:rPr>
+          <w:rFonts w:ascii="Kokila" w:hAnsi="Kokila" w:cs="Kokila"/>
+          <w:b/>
+          <w:bCs/>
+          <w:sz w:val="40"/>
+          <w:szCs w:val="40"/>
+          <w:cs/>
+        </w:rPr>
+        <w:lastRenderedPageBreak/>
+        <w:t>पर्यटन व सामाजिक-आर्थिक सक्षमीकरणासाठी जनजागृती</w:t>
+      </w:r>
+    </w:p>
+    <w:p>
+      <w:pPr>
+        <w:pStyle w:val="ListParagraph"/>
+        <w:ind w:left="1440" w:firstLine="0"/>
+        <w:jc w:val="both"/>
+        <w:rPr>
+          <w:rFonts w:ascii="Kokila" w:hAnsi="Kokila" w:cs="Kokila"/>
+          <w:b/>
+          <w:bCs/>
+          <w:sz w:val="40"/>
+          <w:szCs w:val="40"/>
+        </w:rPr>
+      </w:pPr>
+    </w:p>
+    <w:p>
+      <w:pPr>
+        <w:ind w:left="720"/>
+        <w:jc w:val="both"/>
+        <w:rPr>
+          <w:rFonts w:ascii="Kokila" w:hAnsi="Kokila" w:cs="Kokila"/>
+          <w:sz w:val="40"/>
+          <w:szCs w:val="40"/>
+        </w:rPr>
+      </w:pPr>
+      <w:r>
+        <w:rPr>
+          <w:rFonts w:ascii="Kokila" w:hAnsi="Kokila" w:cs="Kokila"/>
+          <w:sz w:val="40"/>
+          <w:szCs w:val="40"/>
+          <w:cs/>
+        </w:rPr>
+        <w:t>श्री बडादादा गणपती मंडळाच्या वतीने गणेशोत्सवाच्या काळात</w:t>
+      </w:r>
+      <w:r>
+        <w:rPr>
+          <w:rFonts w:ascii="Kokila" w:hAnsi="Kokila" w:cs="Kokila"/>
+          <w:sz w:val="40"/>
+          <w:szCs w:val="40"/>
+        </w:rPr>
+        <w:t xml:space="preserve"> </w:t>
+      </w:r>
+      <w:r>
+        <w:rPr>
+          <w:rFonts w:ascii="Kokila" w:hAnsi="Kokila" w:cs="Kokila"/>
+          <w:b/>
+          <w:bCs/>
+          <w:sz w:val="40"/>
+          <w:szCs w:val="40"/>
+          <w:cs/>
+        </w:rPr>
+        <w:t>पर्यटन आणि सामाजिक-आर्थिक सक्षमीकरण</w:t>
+      </w:r>
+      <w:r>
+        <w:rPr>
+          <w:rFonts w:ascii="Kokila" w:hAnsi="Kokila" w:cs="Kokila"/>
+          <w:sz w:val="40"/>
+          <w:szCs w:val="40"/>
+        </w:rPr>
+        <w:t xml:space="preserve"> </w:t>
+      </w:r>
+      <w:r>
+        <w:rPr>
+          <w:rFonts w:ascii="Kokila" w:hAnsi="Kokila" w:cs="Kokila"/>
+          <w:sz w:val="40"/>
+          <w:szCs w:val="40"/>
+          <w:cs/>
+        </w:rPr>
+        <w:t>या विषयावर पोस्टरच्या माध्यमातून जनजागृती करण्यात आली. पर्यटन म्हणजे केवळ नवीन ठिकाणांना भेट देणे नसून तेथील</w:t>
+      </w:r>
+      <w:r>
+        <w:rPr>
+          <w:rFonts w:ascii="Kokila" w:hAnsi="Kokila" w:cs="Kokila"/>
+          <w:sz w:val="40"/>
+          <w:szCs w:val="40"/>
+        </w:rPr>
+        <w:t xml:space="preserve"> </w:t>
+      </w:r>
+      <w:r>
+        <w:rPr>
+          <w:rFonts w:ascii="Kokila" w:hAnsi="Kokila" w:cs="Kokila"/>
+          <w:b/>
+          <w:bCs/>
+          <w:sz w:val="40"/>
+          <w:szCs w:val="40"/>
+          <w:cs/>
+        </w:rPr>
+        <w:t>निसर्ग</w:t>
+      </w:r>
+      <w:r>
+        <w:rPr>
+          <w:rFonts w:ascii="Kokila" w:hAnsi="Kokila" w:cs="Kokila"/>
+          <w:b/>
+          <w:bCs/>
+          <w:sz w:val="40"/>
+          <w:szCs w:val="40"/>
+        </w:rPr>
+        <w:t xml:space="preserve">, </w:t>
+      </w:r>
+      <w:r>
+        <w:rPr>
+          <w:rFonts w:ascii="Kokila" w:hAnsi="Kokila" w:cs="Kokila"/>
+          <w:b/>
+          <w:bCs/>
+          <w:sz w:val="40"/>
+          <w:szCs w:val="40"/>
+          <w:cs/>
+        </w:rPr>
+        <w:t>ऐतिहासिक वारसा</w:t>
+      </w:r>
+      <w:r>
+        <w:rPr>
+          <w:rFonts w:ascii="Kokila" w:hAnsi="Kokila" w:cs="Kokila"/>
+          <w:b/>
+          <w:bCs/>
+          <w:sz w:val="40"/>
+          <w:szCs w:val="40"/>
+        </w:rPr>
+        <w:t xml:space="preserve">, </w:t>
+      </w:r>
+      <w:r>
+        <w:rPr>
+          <w:rFonts w:ascii="Kokila" w:hAnsi="Kokila" w:cs="Kokila"/>
+          <w:b/>
+          <w:bCs/>
+          <w:sz w:val="40"/>
+          <w:szCs w:val="40"/>
+          <w:cs/>
+        </w:rPr>
+        <w:t>कला</w:t>
+      </w:r>
+      <w:r>
+        <w:rPr>
+          <w:rFonts w:ascii="Kokila" w:hAnsi="Kokila" w:cs="Kokila"/>
+          <w:b/>
+          <w:bCs/>
+          <w:sz w:val="40"/>
+          <w:szCs w:val="40"/>
+        </w:rPr>
+        <w:t xml:space="preserve">, </w:t>
+      </w:r>
+      <w:r>
+        <w:rPr>
+          <w:rFonts w:ascii="Kokila" w:hAnsi="Kokila" w:cs="Kokila"/>
+          <w:b/>
+          <w:bCs/>
+          <w:sz w:val="40"/>
+          <w:szCs w:val="40"/>
+          <w:cs/>
+        </w:rPr>
+        <w:t>संस्कृती आणि परंपरांचा अनुभव घेणे</w:t>
+      </w:r>
+      <w:r>
+        <w:rPr>
+          <w:rFonts w:ascii="Kokila" w:hAnsi="Kokila" w:cs="Kokila"/>
+          <w:sz w:val="40"/>
+          <w:szCs w:val="40"/>
+        </w:rPr>
+        <w:t xml:space="preserve"> </w:t>
+      </w:r>
+      <w:r>
+        <w:rPr>
+          <w:rFonts w:ascii="Kokila" w:hAnsi="Kokila" w:cs="Kokila"/>
+          <w:sz w:val="40"/>
+          <w:szCs w:val="40"/>
+          <w:cs/>
+        </w:rPr>
+        <w:t>होय</w:t>
+      </w:r>
+      <w:r>
+        <w:rPr>
+          <w:rFonts w:ascii="Kokila" w:hAnsi="Kokila" w:cs="Kokila"/>
+          <w:sz w:val="40"/>
+          <w:szCs w:val="40"/>
+        </w:rPr>
+        <w:t xml:space="preserve">, </w:t>
+      </w:r>
+      <w:r>
+        <w:rPr>
+          <w:rFonts w:ascii="Kokila" w:hAnsi="Kokila" w:cs="Kokila"/>
+          <w:sz w:val="40"/>
+          <w:szCs w:val="40"/>
+          <w:cs/>
+        </w:rPr>
+        <w:t>हा संदेश नागरिकांपर्यंत पोहोचविण्यात आला.</w:t>
+      </w:r>
+    </w:p>
+    <w:p>
+      <w:pPr>
+        <w:ind w:left="720"/>
+        <w:jc w:val="both"/>
+        <w:rPr>
+          <w:rFonts w:ascii="Kokila" w:hAnsi="Kokila" w:cs="Kokila"/>
+          <w:sz w:val="40"/>
+          <w:szCs w:val="40"/>
+        </w:rPr>
+      </w:pPr>
+      <w:r>
+        <w:rPr>
+          <w:rFonts w:ascii="Kokila" w:hAnsi="Kokila" w:cs="Kokila"/>
+          <w:sz w:val="40"/>
+          <w:szCs w:val="40"/>
+          <w:cs/>
+        </w:rPr>
+        <w:t>पर्यटनामुळे स्थानिक भागातील</w:t>
+      </w:r>
+      <w:r>
+        <w:rPr>
+          <w:rFonts w:ascii="Kokila" w:hAnsi="Kokila" w:cs="Kokila"/>
+          <w:sz w:val="40"/>
+          <w:szCs w:val="40"/>
+        </w:rPr>
+        <w:t xml:space="preserve"> </w:t>
+      </w:r>
+      <w:r>
+        <w:rPr>
+          <w:rFonts w:ascii="Kokila" w:hAnsi="Kokila" w:cs="Kokila"/>
+          <w:b/>
+          <w:bCs/>
+          <w:sz w:val="40"/>
+          <w:szCs w:val="40"/>
+          <w:cs/>
+        </w:rPr>
+        <w:t>रोजगार आणि व्यवसायाच्या संधी वाढतात.</w:t>
+      </w:r>
+      <w:r>
+        <w:rPr>
+          <w:rFonts w:ascii="Kokila" w:hAnsi="Kokila" w:cs="Kokila"/>
+          <w:sz w:val="40"/>
+          <w:szCs w:val="40"/>
+        </w:rPr>
+        <w:t xml:space="preserve"> </w:t>
+      </w:r>
+      <w:r>
+        <w:rPr>
+          <w:rFonts w:ascii="Kokila" w:hAnsi="Kokila" w:cs="Kokila"/>
+          <w:sz w:val="40"/>
+          <w:szCs w:val="40"/>
+          <w:cs/>
+        </w:rPr>
+        <w:t>हॉटेल</w:t>
+      </w:r>
+      <w:r>
+        <w:rPr>
+          <w:rFonts w:ascii="Kokila" w:hAnsi="Kokila" w:cs="Kokila"/>
+          <w:sz w:val="40"/>
+          <w:szCs w:val="40"/>
+        </w:rPr>
+        <w:t xml:space="preserve">, </w:t>
+      </w:r>
+      <w:r>
+        <w:rPr>
+          <w:rFonts w:ascii="Kokila" w:hAnsi="Kokila" w:cs="Kokila"/>
+          <w:sz w:val="40"/>
+          <w:szCs w:val="40"/>
+          <w:cs/>
+        </w:rPr>
+        <w:t>खाद्यपदार्थ</w:t>
+      </w:r>
+      <w:r>
+        <w:rPr>
+          <w:rFonts w:ascii="Kokila" w:hAnsi="Kokila" w:cs="Kokila"/>
+          <w:sz w:val="40"/>
+          <w:szCs w:val="40"/>
+        </w:rPr>
+        <w:t xml:space="preserve">, </w:t>
+      </w:r>
+      <w:r>
+        <w:rPr>
+          <w:rFonts w:ascii="Kokila" w:hAnsi="Kokila" w:cs="Kokila"/>
+          <w:sz w:val="40"/>
+          <w:szCs w:val="40"/>
+          <w:cs/>
+        </w:rPr>
+        <w:t>वाहतूक</w:t>
+      </w:r>
+      <w:r>
+        <w:rPr>
+          <w:rFonts w:ascii="Kokila" w:hAnsi="Kokila" w:cs="Kokila"/>
+          <w:sz w:val="40"/>
+          <w:szCs w:val="40"/>
+        </w:rPr>
+        <w:t xml:space="preserve">, </w:t>
+      </w:r>
+      <w:r>
+        <w:rPr>
+          <w:rFonts w:ascii="Kokila" w:hAnsi="Kokila" w:cs="Kokila"/>
+          <w:sz w:val="40"/>
+          <w:szCs w:val="40"/>
+          <w:cs/>
+        </w:rPr>
+        <w:t>स्थानिक दुकाने</w:t>
+      </w:r>
+      <w:r>
+        <w:rPr>
+          <w:rFonts w:ascii="Kokila" w:hAnsi="Kokila" w:cs="Kokila"/>
+          <w:sz w:val="40"/>
+          <w:szCs w:val="40"/>
+        </w:rPr>
+        <w:t xml:space="preserve">, </w:t>
+      </w:r>
+      <w:r>
+        <w:rPr>
+          <w:rFonts w:ascii="Kokila" w:hAnsi="Kokila" w:cs="Kokila"/>
+          <w:sz w:val="40"/>
+          <w:szCs w:val="40"/>
+          <w:cs/>
+        </w:rPr>
+        <w:t>मार्गदर्शक</w:t>
+      </w:r>
+      <w:r>
+        <w:rPr>
+          <w:rFonts w:ascii="Kokila" w:hAnsi="Kokila" w:cs="Kokila"/>
+          <w:sz w:val="40"/>
+          <w:szCs w:val="40"/>
+        </w:rPr>
+        <w:t xml:space="preserve">, </w:t>
+      </w:r>
+      <w:r>
+        <w:rPr>
+          <w:rFonts w:ascii="Kokila" w:hAnsi="Kokila" w:cs="Kokila"/>
+          <w:sz w:val="40"/>
+          <w:szCs w:val="40"/>
+          <w:cs/>
+        </w:rPr>
+        <w:t>हस्तकला आणि विविध छोट्या व्यवसायांना पर्यटनामुळे चालना मिळते. त्यामुळे स्थानिक नागरिकांना आपल्या परिसरातच रोजगार व उत्पन्नाचे साधन उपलब्ध होण्यास मदत होते.</w:t>
+      </w:r>
+    </w:p>
+    <w:p>
+      <w:pPr>
+        <w:ind w:left="720"/>
+        <w:jc w:val="both"/>
+        <w:rPr>
+          <w:rFonts w:ascii="Kokila" w:hAnsi="Kokila" w:cs="Kokila"/>
+          <w:sz w:val="40"/>
+          <w:szCs w:val="40"/>
+        </w:rPr>
+      </w:pPr>
+      <w:r>
+        <w:rPr>
+          <w:rFonts w:ascii="Kokila" w:hAnsi="Kokila" w:cs="Kokila"/>
+          <w:sz w:val="40"/>
+          <w:szCs w:val="40"/>
+          <w:cs/>
+        </w:rPr>
+        <w:t>पोस्टरच्या माध्यमातून</w:t>
+      </w:r>
+      <w:r>
+        <w:rPr>
+          <w:rFonts w:ascii="Kokila" w:hAnsi="Kokila" w:cs="Kokila"/>
+          <w:sz w:val="40"/>
+          <w:szCs w:val="40"/>
+        </w:rPr>
+        <w:t xml:space="preserve"> </w:t>
+      </w:r>
+      <w:r>
+        <w:rPr>
+          <w:rFonts w:ascii="Kokila" w:hAnsi="Kokila" w:cs="Kokila"/>
+          <w:b/>
+          <w:bCs/>
+          <w:sz w:val="40"/>
+          <w:szCs w:val="40"/>
+          <w:cs/>
+        </w:rPr>
+        <w:t>महिला आणि युवकांना पर्यटनाशी संबंधित व्यवसाय व उपक्रमांमध्ये सहभागी होऊन आर्थिकदृष्ट्या सक्षम होण्याचे आवाहन</w:t>
+      </w:r>
+      <w:r>
+        <w:rPr>
+          <w:rFonts w:ascii="Kokila" w:hAnsi="Kokila" w:cs="Kokila"/>
+          <w:sz w:val="40"/>
+          <w:szCs w:val="40"/>
+        </w:rPr>
+        <w:t xml:space="preserve"> </w:t>
+      </w:r>
+      <w:r>
+        <w:rPr>
+          <w:rFonts w:ascii="Kokila" w:hAnsi="Kokila" w:cs="Kokila"/>
+          <w:sz w:val="40"/>
+          <w:szCs w:val="40"/>
+          <w:cs/>
+        </w:rPr>
+        <w:t>करण्यात आले. स्थानिक हस्तकला</w:t>
+      </w:r>
+      <w:r>
+        <w:rPr>
+          <w:rFonts w:ascii="Kokila" w:hAnsi="Kokila" w:cs="Kokila"/>
+          <w:sz w:val="40"/>
+          <w:szCs w:val="40"/>
+        </w:rPr>
+        <w:t xml:space="preserve">, </w:t>
+      </w:r>
+      <w:r>
+        <w:rPr>
+          <w:rFonts w:ascii="Kokila" w:hAnsi="Kokila" w:cs="Kokila"/>
+          <w:sz w:val="40"/>
+          <w:szCs w:val="40"/>
+          <w:cs/>
+        </w:rPr>
+        <w:t>पारंपरिक वस्तू आणि स्थानिक उत्पादनांना पर्यटकांनी प्रोत्साहन दिल्यास स्थानिक कलाकार व व्यावसायिकांना आर्थिक फायदा होतो</w:t>
+      </w:r>
+      <w:r>
+        <w:rPr>
+          <w:rFonts w:ascii="Kokila" w:hAnsi="Kokila" w:cs="Kokila"/>
+          <w:sz w:val="40"/>
+          <w:szCs w:val="40"/>
+        </w:rPr>
+        <w:t xml:space="preserve">, </w:t>
+      </w:r>
+      <w:r>
+        <w:rPr>
+          <w:rFonts w:ascii="Kokila" w:hAnsi="Kokila" w:cs="Kokila"/>
+          <w:sz w:val="40"/>
+          <w:szCs w:val="40"/>
+          <w:cs/>
+        </w:rPr>
+        <w:t>याबाबतही माहिती देण्यात आली.</w:t>
+      </w:r>
+    </w:p>
+    <w:p>
+      <w:pPr>
+        <w:ind w:left="720"/>
+        <w:jc w:val="both"/>
+        <w:rPr>
+          <w:rFonts w:ascii="Kokila" w:hAnsi="Kokila" w:cs="Kokila"/>
+          <w:sz w:val="40"/>
+          <w:szCs w:val="40"/>
+        </w:rPr>
+      </w:pPr>
+      <w:r>
+        <w:rPr>
+          <w:rFonts w:ascii="Kokila" w:hAnsi="Kokila" w:cs="Kokila"/>
+          <w:sz w:val="40"/>
+          <w:szCs w:val="40"/>
+          <w:cs/>
+        </w:rPr>
+        <w:t>तसेच पर्यटनस्थळांची माहिती सोशल मीडिया आणि विविध माध्यमांतून पोहोचविणे</w:t>
+      </w:r>
+      <w:r>
+        <w:rPr>
+          <w:rFonts w:ascii="Kokila" w:hAnsi="Kokila" w:cs="Kokila"/>
+          <w:sz w:val="40"/>
+          <w:szCs w:val="40"/>
+        </w:rPr>
+        <w:t xml:space="preserve">, </w:t>
+      </w:r>
+      <w:r>
+        <w:rPr>
+          <w:rFonts w:ascii="Kokila" w:hAnsi="Kokila" w:cs="Kokila"/>
+          <w:sz w:val="40"/>
+          <w:szCs w:val="40"/>
+          <w:cs/>
+        </w:rPr>
+        <w:t>पर्यटनस्थळे स्वच्छ ठेवणे आणि</w:t>
+      </w:r>
+      <w:r>
+        <w:rPr>
+          <w:rFonts w:ascii="Kokila" w:hAnsi="Kokila" w:cs="Kokila"/>
+          <w:sz w:val="40"/>
+          <w:szCs w:val="40"/>
+        </w:rPr>
+        <w:t xml:space="preserve"> </w:t>
+      </w:r>
+      <w:r>
+        <w:rPr>
+          <w:rFonts w:ascii="Kokila" w:hAnsi="Kokila" w:cs="Kokila"/>
+          <w:b/>
+          <w:bCs/>
+          <w:sz w:val="40"/>
+          <w:szCs w:val="40"/>
+          <w:cs/>
+        </w:rPr>
+        <w:t>पर्यावरणपूरक पर्यटनाला प्रोत्साहन देणे</w:t>
+      </w:r>
+      <w:r>
+        <w:rPr>
+          <w:rFonts w:ascii="Kokila" w:hAnsi="Kokila" w:cs="Kokila"/>
+          <w:sz w:val="40"/>
+          <w:szCs w:val="40"/>
+        </w:rPr>
+        <w:t xml:space="preserve"> </w:t>
+      </w:r>
+      <w:r>
+        <w:rPr>
+          <w:rFonts w:ascii="Kokila" w:hAnsi="Kokila" w:cs="Kokila"/>
+          <w:sz w:val="40"/>
+          <w:szCs w:val="40"/>
+          <w:cs/>
+        </w:rPr>
+        <w:t>याबाबत जनजागृती करण्यात आली. पर्यटकांनी प्लास्टिकचा वापर टाळावा</w:t>
+      </w:r>
+      <w:r>
+        <w:rPr>
+          <w:rFonts w:ascii="Kokila" w:hAnsi="Kokila" w:cs="Kokila"/>
+          <w:sz w:val="40"/>
+          <w:szCs w:val="40"/>
+        </w:rPr>
+        <w:t xml:space="preserve">, </w:t>
+      </w:r>
+      <w:r>
+        <w:rPr>
+          <w:rFonts w:ascii="Kokila" w:hAnsi="Kokila" w:cs="Kokila"/>
+          <w:sz w:val="40"/>
+          <w:szCs w:val="40"/>
+          <w:cs/>
+        </w:rPr>
+        <w:t>कचरा करू नये</w:t>
+      </w:r>
+      <w:r>
+        <w:rPr>
+          <w:rFonts w:ascii="Kokila" w:hAnsi="Kokila" w:cs="Kokila"/>
+          <w:sz w:val="40"/>
+          <w:szCs w:val="40"/>
+        </w:rPr>
+        <w:t xml:space="preserve">, </w:t>
+      </w:r>
+      <w:r>
+        <w:rPr>
+          <w:rFonts w:ascii="Kokila" w:hAnsi="Kokila" w:cs="Kokila"/>
+          <w:sz w:val="40"/>
+          <w:szCs w:val="40"/>
+          <w:cs/>
+        </w:rPr>
+        <w:t>निसर्गाचे संरक्षण करावे आणि स्थानिक संस्कृतीचा आदर करावा</w:t>
+      </w:r>
+      <w:r>
+        <w:rPr>
+          <w:rFonts w:ascii="Kokila" w:hAnsi="Kokila" w:cs="Kokila"/>
+          <w:sz w:val="40"/>
+          <w:szCs w:val="40"/>
+        </w:rPr>
+        <w:t xml:space="preserve">, </w:t>
+      </w:r>
+      <w:r>
+        <w:rPr>
+          <w:rFonts w:ascii="Kokila" w:hAnsi="Kokila" w:cs="Kokila"/>
+          <w:sz w:val="40"/>
+          <w:szCs w:val="40"/>
+          <w:cs/>
+        </w:rPr>
+        <w:t>असा संदेश देण्यात आला.</w:t>
+      </w:r>
+    </w:p>
+    <w:p>
+      <w:pPr>
+        <w:ind w:left="720"/>
+        <w:jc w:val="both"/>
+        <w:rPr>
+          <w:rFonts w:ascii="Kokila" w:hAnsi="Kokila" w:cs="Kokila"/>
+          <w:sz w:val="40"/>
+          <w:szCs w:val="40"/>
+        </w:rPr>
+      </w:pPr>
+      <w:r>
+        <w:rPr>
+          <w:rFonts w:ascii="Kokila" w:hAnsi="Kokila" w:cs="Kokila"/>
+          <w:sz w:val="40"/>
+          <w:szCs w:val="40"/>
+          <w:cs/>
+        </w:rPr>
+        <w:t>या उपक्रमातून</w:t>
+      </w:r>
+      <w:r>
+        <w:rPr>
+          <w:rFonts w:ascii="Kokila" w:hAnsi="Kokila" w:cs="Kokila"/>
+          <w:sz w:val="40"/>
+          <w:szCs w:val="40"/>
+        </w:rPr>
+        <w:t xml:space="preserve"> </w:t>
+      </w:r>
+      <w:r>
+        <w:rPr>
+          <w:rFonts w:ascii="Kokila" w:hAnsi="Kokila" w:cs="Kokila"/>
+          <w:b/>
+          <w:bCs/>
+          <w:sz w:val="40"/>
+          <w:szCs w:val="40"/>
+        </w:rPr>
+        <w:t>“</w:t>
+      </w:r>
+      <w:r>
+        <w:rPr>
+          <w:rFonts w:ascii="Kokila" w:hAnsi="Kokila" w:cs="Kokila"/>
+          <w:b/>
+          <w:bCs/>
+          <w:sz w:val="40"/>
+          <w:szCs w:val="40"/>
+          <w:cs/>
+        </w:rPr>
+        <w:t>स्वच्छ पर्यटन – समृद्ध गाव – सक्षम समाज”</w:t>
+      </w:r>
+      <w:r>
+        <w:rPr>
+          <w:rFonts w:ascii="Kokila" w:hAnsi="Kokila" w:cs="Kokila"/>
+          <w:sz w:val="40"/>
+          <w:szCs w:val="40"/>
+        </w:rPr>
+        <w:t xml:space="preserve"> </w:t>
+      </w:r>
+      <w:r>
+        <w:rPr>
+          <w:rFonts w:ascii="Kokila" w:hAnsi="Kokila" w:cs="Kokila"/>
+          <w:sz w:val="40"/>
+          <w:szCs w:val="40"/>
+          <w:cs/>
+        </w:rPr>
+        <w:t>हा विचार मांडण्यात आला. पर्यटनाच्या माध्यमातून स्थानिक अर्थव्यवस्था मजबूत करून महिला</w:t>
+      </w:r>
+      <w:r>
+        <w:rPr>
+          <w:rFonts w:ascii="Kokila" w:hAnsi="Kokila" w:cs="Kokila"/>
+          <w:sz w:val="40"/>
+          <w:szCs w:val="40"/>
+        </w:rPr>
+        <w:t xml:space="preserve">, </w:t>
+      </w:r>
+      <w:r>
+        <w:rPr>
+          <w:rFonts w:ascii="Kokila" w:hAnsi="Kokila" w:cs="Kokila"/>
+          <w:sz w:val="40"/>
+          <w:szCs w:val="40"/>
+          <w:cs/>
+        </w:rPr>
+        <w:t>युवक आणि स्थानिक नागरिकांचे सामाजिक व आर्थिक सक्षमीकरण करता येते</w:t>
+      </w:r>
+      <w:r>
+        <w:rPr>
+          <w:rFonts w:ascii="Kokila" w:hAnsi="Kokila" w:cs="Kokila"/>
+          <w:sz w:val="40"/>
+          <w:szCs w:val="40"/>
+        </w:rPr>
+        <w:t xml:space="preserve">, </w:t>
+      </w:r>
+      <w:r>
+        <w:rPr>
+          <w:rFonts w:ascii="Kokila" w:hAnsi="Kokila" w:cs="Kokila"/>
+          <w:sz w:val="40"/>
+          <w:szCs w:val="40"/>
+          <w:cs/>
+        </w:rPr>
+        <w:t>हे नागरिकांना समजावून सांगण्यात आले.</w:t>
+      </w:r>
+    </w:p>
+    <w:p>
+      <w:pPr>
+        <w:ind w:left="720"/>
+        <w:jc w:val="both"/>
+        <w:rPr>
+          <w:rFonts w:ascii="Kokila" w:hAnsi="Kokila" w:cs="Kokila"/>
+          <w:sz w:val="40"/>
+          <w:szCs w:val="40"/>
+        </w:rPr>
+      </w:pPr>
+      <w:r>
+        <w:rPr>
+          <w:rFonts w:ascii="Kokila" w:hAnsi="Kokila" w:cs="Kokila"/>
+          <w:sz w:val="40"/>
+          <w:szCs w:val="40"/>
+          <w:cs/>
+        </w:rPr>
+        <w:t>श्री बडादादा गणपती मंडळाचा हा उपक्रम</w:t>
+      </w:r>
+      <w:r>
+        <w:rPr>
+          <w:rFonts w:ascii="Kokila" w:hAnsi="Kokila" w:cs="Kokila"/>
+          <w:sz w:val="40"/>
+          <w:szCs w:val="40"/>
+        </w:rPr>
+        <w:t xml:space="preserve"> </w:t>
+      </w:r>
+      <w:r>
+        <w:rPr>
+          <w:rFonts w:ascii="Kokila" w:hAnsi="Kokila" w:cs="Kokila"/>
+          <w:b/>
+          <w:bCs/>
+          <w:sz w:val="40"/>
+          <w:szCs w:val="40"/>
+          <w:cs/>
+        </w:rPr>
+        <w:t>पर्यटन विकास</w:t>
+      </w:r>
+      <w:r>
+        <w:rPr>
+          <w:rFonts w:ascii="Kokila" w:hAnsi="Kokila" w:cs="Kokila"/>
+          <w:b/>
+          <w:bCs/>
+          <w:sz w:val="40"/>
+          <w:szCs w:val="40"/>
+        </w:rPr>
+        <w:t xml:space="preserve">, </w:t>
+      </w:r>
+      <w:r>
+        <w:rPr>
+          <w:rFonts w:ascii="Kokila" w:hAnsi="Kokila" w:cs="Kokila"/>
+          <w:b/>
+          <w:bCs/>
+          <w:sz w:val="40"/>
+          <w:szCs w:val="40"/>
+          <w:cs/>
+        </w:rPr>
+        <w:t>पर्यावरण संवर्धन</w:t>
+      </w:r>
+      <w:r>
+        <w:rPr>
+          <w:rFonts w:ascii="Kokila" w:hAnsi="Kokila" w:cs="Kokila"/>
+          <w:b/>
+          <w:bCs/>
+          <w:sz w:val="40"/>
+          <w:szCs w:val="40"/>
+        </w:rPr>
+        <w:t xml:space="preserve">, </w:t>
+      </w:r>
+      <w:r>
+        <w:rPr>
+          <w:rFonts w:ascii="Kokila" w:hAnsi="Kokila" w:cs="Kokila"/>
+          <w:b/>
+          <w:bCs/>
+          <w:sz w:val="40"/>
+          <w:szCs w:val="40"/>
+          <w:cs/>
+        </w:rPr>
+        <w:t>स्थानिक संस्कृतीचे जतन आणि सामाजिक-आर्थिक प्रगती</w:t>
+      </w:r>
+      <w:r>
+        <w:rPr>
+          <w:rFonts w:ascii="Kokila" w:hAnsi="Kokila" w:cs="Kokila"/>
+          <w:sz w:val="40"/>
+          <w:szCs w:val="40"/>
+        </w:rPr>
+        <w:t xml:space="preserve"> </w:t>
+      </w:r>
+      <w:r>
+        <w:rPr>
+          <w:rFonts w:ascii="Kokila" w:hAnsi="Kokila" w:cs="Kokila"/>
+          <w:sz w:val="40"/>
+          <w:szCs w:val="40"/>
+          <w:cs/>
+        </w:rPr>
+        <w:t>यांचा सुंदर समन्वय साधणारा ठरला.</w:t>
+      </w:r>
+      <w:r>
+        <w:rPr>
+          <w:rFonts w:ascii="Kokila" w:hAnsi="Kokila" w:cs="Kokila"/>
+          <w:sz w:val="40"/>
+          <w:szCs w:val="40"/>
+        </w:rPr>
+        <w:t xml:space="preserve"> </w:t>
+      </w:r>
+      <w:r>
+        <w:rPr>
+          <w:rFonts w:ascii="Kokila" w:hAnsi="Kokila" w:cs="Kokila"/>
+          <w:b/>
+          <w:bCs/>
+          <w:sz w:val="40"/>
+          <w:szCs w:val="40"/>
+        </w:rPr>
+        <w:t>“</w:t>
+      </w:r>
+      <w:r>
+        <w:rPr>
+          <w:rFonts w:ascii="Kokila" w:hAnsi="Kokila" w:cs="Kokila"/>
+          <w:b/>
+          <w:bCs/>
+          <w:sz w:val="40"/>
+          <w:szCs w:val="40"/>
+          <w:cs/>
+        </w:rPr>
+        <w:t>पर्यटनातून समृद्धी</w:t>
+      </w:r>
+      <w:r>
+        <w:rPr>
+          <w:rFonts w:ascii="Kokila" w:hAnsi="Kokila" w:cs="Kokila"/>
+          <w:b/>
+          <w:bCs/>
+          <w:sz w:val="40"/>
+          <w:szCs w:val="40"/>
+        </w:rPr>
+        <w:t xml:space="preserve">, </w:t>
+      </w:r>
+      <w:r>
+        <w:rPr>
+          <w:rFonts w:ascii="Kokila" w:hAnsi="Kokila" w:cs="Kokila"/>
+          <w:b/>
+          <w:bCs/>
+          <w:sz w:val="40"/>
+          <w:szCs w:val="40"/>
+          <w:cs/>
+        </w:rPr>
+        <w:t>समृद्धीतून सक्षमीकरण आणि सक्षमीकरणातून प्रगत समाज”</w:t>
+      </w:r>
+      <w:r>
+        <w:rPr>
+          <w:rFonts w:ascii="Kokila" w:hAnsi="Kokila" w:cs="Kokila"/>
+          <w:sz w:val="40"/>
+          <w:szCs w:val="40"/>
+        </w:rPr>
+        <w:t xml:space="preserve"> </w:t>
+      </w:r>
+      <w:r>
+        <w:rPr>
+          <w:rFonts w:ascii="Kokila" w:hAnsi="Kokila" w:cs="Kokila"/>
+          <w:sz w:val="40"/>
+          <w:szCs w:val="40"/>
+          <w:cs/>
+        </w:rPr>
+        <w:t>हा प्रेरणादायी संदेश या जनजागृतीमधून देण्यात आला.</w:t>
+      </w:r>
+    </w:p>
+    <w:p>
+      <w:pPr>
+        <w:pStyle w:val="ListParagraph"/>
+        <w:numPr>
+          <w:ilvl w:val="0"/>
+          <w:numId w:val="29"/>
+        </w:numPr>
+        <w:jc w:val="both"/>
+        <w:rPr>
+          <w:rFonts w:ascii="Kokila" w:hAnsi="Kokila" w:cs="Kokila"/>
+          <w:b/>
+          <w:bCs/>
+          <w:sz w:val="44"/>
+          <w:szCs w:val="44"/>
+        </w:rPr>
+      </w:pPr>
+      <w:r>
+        <w:rPr>
+          <w:rFonts w:ascii="Kokila" w:hAnsi="Kokila" w:cs="Kokila" w:hint="cs"/>
+          <w:b/>
+          <w:bCs/>
+          <w:sz w:val="44"/>
+          <w:szCs w:val="44"/>
+          <w:cs/>
+        </w:rPr>
+        <w:lastRenderedPageBreak/>
+        <w:t>बडादादा</w:t>
+      </w:r>
+      <w:r>
+        <w:rPr>
+          <w:rFonts w:ascii="Kokila" w:hAnsi="Kokila" w:cs="Kokila"/>
+          <w:b/>
+          <w:bCs/>
+          <w:sz w:val="44"/>
+          <w:szCs w:val="44"/>
+          <w:cs/>
+        </w:rPr>
+        <w:t xml:space="preserve"> </w:t>
+      </w:r>
+      <w:r>
+        <w:rPr>
+          <w:rFonts w:ascii="Kokila" w:hAnsi="Kokila" w:cs="Kokila"/>
+          <w:b/>
+          <w:bCs/>
+          <w:sz w:val="40"/>
+          <w:szCs w:val="40"/>
+          <w:cs/>
+        </w:rPr>
+        <w:t>फाउंडेशनच्या</w:t>
+      </w:r>
+      <w:r>
+        <w:rPr>
+          <w:rFonts w:ascii="Kokila" w:hAnsi="Kokila" w:cs="Kokila"/>
+          <w:b/>
+          <w:bCs/>
+          <w:sz w:val="44"/>
+          <w:szCs w:val="44"/>
+          <w:cs/>
+        </w:rPr>
+        <w:t xml:space="preserve"> </w:t>
+      </w:r>
+      <w:r>
+        <w:rPr>
+          <w:rFonts w:ascii="Kokila" w:hAnsi="Kokila" w:cs="Kokila" w:hint="cs"/>
+          <w:b/>
+          <w:bCs/>
+          <w:sz w:val="44"/>
+          <w:szCs w:val="44"/>
+          <w:cs/>
+        </w:rPr>
+        <w:t>दिनदर्शिका</w:t>
+      </w:r>
+      <w:r>
+        <w:rPr>
+          <w:rFonts w:ascii="Kokila" w:hAnsi="Kokila" w:cs="Kokila"/>
+          <w:b/>
+          <w:bCs/>
+          <w:sz w:val="44"/>
+          <w:szCs w:val="44"/>
+          <w:cs/>
+        </w:rPr>
+        <w:t xml:space="preserve"> </w:t>
+      </w:r>
+      <w:r>
+        <w:rPr>
+          <w:rFonts w:ascii="Kokila" w:hAnsi="Kokila" w:cs="Kokila" w:hint="cs"/>
+          <w:b/>
+          <w:bCs/>
+          <w:sz w:val="44"/>
+          <w:szCs w:val="44"/>
+          <w:cs/>
+        </w:rPr>
+        <w:t>२०२६</w:t>
+      </w:r>
+      <w:r>
+        <w:rPr>
+          <w:rFonts w:ascii="Kokila" w:hAnsi="Kokila" w:cs="Kokila"/>
+          <w:b/>
+          <w:bCs/>
+          <w:sz w:val="44"/>
+          <w:szCs w:val="44"/>
+          <w:cs/>
+        </w:rPr>
+        <w:t xml:space="preserve"> </w:t>
+      </w:r>
+      <w:r>
+        <w:rPr>
+          <w:rFonts w:ascii="Kokila" w:hAnsi="Kokila" w:cs="Kokila" w:hint="cs"/>
+          <w:b/>
+          <w:bCs/>
+          <w:sz w:val="44"/>
+          <w:szCs w:val="44"/>
+          <w:cs/>
+        </w:rPr>
+        <w:t>चे</w:t>
+      </w:r>
+      <w:r>
+        <w:rPr>
+          <w:rFonts w:ascii="Kokila" w:hAnsi="Kokila" w:cs="Kokila"/>
+          <w:b/>
+          <w:bCs/>
+          <w:sz w:val="44"/>
+          <w:szCs w:val="44"/>
+          <w:cs/>
+        </w:rPr>
+        <w:t xml:space="preserve"> </w:t>
+      </w:r>
+      <w:r>
+        <w:rPr>
+          <w:rFonts w:ascii="Kokila" w:hAnsi="Kokila" w:cs="Kokila" w:hint="cs"/>
+          <w:b/>
+          <w:bCs/>
+          <w:sz w:val="44"/>
+          <w:szCs w:val="44"/>
+          <w:cs/>
+        </w:rPr>
+        <w:t>प्रकाशन</w:t>
+      </w:r>
+    </w:p>
+    <w:p>
+      <w:pPr>
+        <w:pStyle w:val="ListParagraph"/>
+        <w:ind w:left="1440" w:firstLine="0"/>
+        <w:jc w:val="both"/>
+        <w:rPr>
+          <w:rFonts w:ascii="Kokila" w:hAnsi="Kokila" w:cs="Kokila"/>
+          <w:b/>
+          <w:bCs/>
+          <w:sz w:val="44"/>
+          <w:szCs w:val="44"/>
+        </w:rPr>
+      </w:pPr>
+    </w:p>
+    <w:p>
+      <w:pPr>
+        <w:ind w:left="720"/>
+        <w:jc w:val="both"/>
+        <w:rPr>
+          <w:rFonts w:ascii="Kokila" w:hAnsi="Kokila" w:cs="Kokila"/>
+          <w:sz w:val="40"/>
+          <w:szCs w:val="40"/>
+        </w:rPr>
+      </w:pPr>
+      <w:r>
+        <w:rPr>
+          <w:rFonts w:ascii="Kokila" w:hAnsi="Kokila" w:cs="Kokila"/>
+          <w:sz w:val="40"/>
+          <w:szCs w:val="40"/>
+          <w:cs/>
+        </w:rPr>
+        <w:t>श्री बडादादा गणपती मंडळ आणि</w:t>
+      </w:r>
+      <w:r>
+        <w:rPr>
+          <w:rFonts w:ascii="Kokila" w:hAnsi="Kokila" w:cs="Kokila"/>
+          <w:sz w:val="40"/>
+          <w:szCs w:val="40"/>
+        </w:rPr>
+        <w:t xml:space="preserve"> </w:t>
+      </w:r>
+      <w:r>
+        <w:rPr>
+          <w:rFonts w:ascii="Kokila" w:hAnsi="Kokila" w:cs="Kokila"/>
+          <w:b/>
+          <w:bCs/>
+          <w:sz w:val="40"/>
+          <w:szCs w:val="40"/>
+          <w:cs/>
+        </w:rPr>
+        <w:t>बडादादा फाउंडेशन</w:t>
+      </w:r>
+      <w:r>
+        <w:rPr>
+          <w:rFonts w:ascii="Kokila" w:hAnsi="Kokila" w:cs="Kokila"/>
+          <w:b/>
+          <w:bCs/>
+          <w:sz w:val="40"/>
+          <w:szCs w:val="40"/>
+        </w:rPr>
+        <w:t xml:space="preserve">, </w:t>
+      </w:r>
+      <w:r>
+        <w:rPr>
+          <w:rFonts w:ascii="Kokila" w:hAnsi="Kokila" w:cs="Kokila"/>
+          <w:b/>
+          <w:bCs/>
+          <w:sz w:val="40"/>
+          <w:szCs w:val="40"/>
+          <w:cs/>
+        </w:rPr>
+        <w:t>तळोदा</w:t>
+      </w:r>
+      <w:r>
+        <w:rPr>
+          <w:rFonts w:ascii="Kokila" w:hAnsi="Kokila" w:cs="Kokila"/>
+          <w:sz w:val="40"/>
+          <w:szCs w:val="40"/>
+        </w:rPr>
+        <w:t xml:space="preserve"> </w:t>
+      </w:r>
+      <w:r>
+        <w:rPr>
+          <w:rFonts w:ascii="Kokila" w:hAnsi="Kokila" w:cs="Kokila"/>
+          <w:sz w:val="40"/>
+          <w:szCs w:val="40"/>
+          <w:cs/>
+        </w:rPr>
+        <w:t>यांच्या संयुक्त विद्यमाने तळोदा येथील शनिगल्ली परिसरात</w:t>
+      </w:r>
+      <w:r>
+        <w:rPr>
+          <w:rFonts w:ascii="Kokila" w:hAnsi="Kokila" w:cs="Kokila"/>
+          <w:sz w:val="40"/>
+          <w:szCs w:val="40"/>
+        </w:rPr>
+        <w:t xml:space="preserve"> </w:t>
+      </w:r>
+      <w:r>
+        <w:rPr>
+          <w:rFonts w:ascii="Kokila" w:hAnsi="Kokila" w:cs="Kokila"/>
+          <w:b/>
+          <w:bCs/>
+          <w:sz w:val="40"/>
+          <w:szCs w:val="40"/>
+          <w:cs/>
+        </w:rPr>
+        <w:t>बडादादा फाउंडेशनच्या दिनदर्शिका २०२६ चे प्रकाशन</w:t>
+      </w:r>
+      <w:r>
+        <w:rPr>
+          <w:rFonts w:ascii="Kokila" w:hAnsi="Kokila" w:cs="Kokila"/>
+          <w:sz w:val="40"/>
+          <w:szCs w:val="40"/>
+        </w:rPr>
+        <w:t xml:space="preserve"> </w:t>
+      </w:r>
+      <w:r>
+        <w:rPr>
+          <w:rFonts w:ascii="Kokila" w:hAnsi="Kokila" w:cs="Kokila"/>
+          <w:sz w:val="40"/>
+          <w:szCs w:val="40"/>
+          <w:cs/>
+        </w:rPr>
+        <w:t>करण्यात आले. या दिनदर्शिकेचा उद्देश केवळ वर्षातील तारखा आणि सणांची माहिती देणे नसून</w:t>
+      </w:r>
+      <w:r>
+        <w:rPr>
+          <w:rFonts w:ascii="Kokila" w:hAnsi="Kokila" w:cs="Kokila"/>
+          <w:sz w:val="40"/>
+          <w:szCs w:val="40"/>
+        </w:rPr>
+        <w:t xml:space="preserve">, </w:t>
+      </w:r>
+      <w:r>
+        <w:rPr>
+          <w:rFonts w:ascii="Kokila" w:hAnsi="Kokila" w:cs="Kokila"/>
+          <w:sz w:val="40"/>
+          <w:szCs w:val="40"/>
+          <w:cs/>
+        </w:rPr>
+        <w:t>समाजोपयोगी आणि नागरिकांच्या दैनंदिन जीवनात उपयोगी ठरणारी विविध माहिती एकाच माध्यमातून उपलब्ध करून देणे हा होता.</w:t>
+      </w:r>
+    </w:p>
+    <w:p>
+      <w:pPr>
+        <w:ind w:left="720"/>
+        <w:jc w:val="both"/>
+        <w:rPr>
+          <w:rFonts w:ascii="Kokila" w:hAnsi="Kokila" w:cs="Kokila"/>
+          <w:sz w:val="40"/>
+          <w:szCs w:val="40"/>
+        </w:rPr>
+      </w:pPr>
+      <w:r>
+        <w:rPr>
+          <w:rFonts w:ascii="Kokila" w:hAnsi="Kokila" w:cs="Kokila"/>
+          <w:sz w:val="40"/>
+          <w:szCs w:val="40"/>
+          <w:cs/>
+        </w:rPr>
+        <w:t>या प्रकाशन सोहळ्याचे अध्यक्षपद</w:t>
+      </w:r>
+      <w:r>
+        <w:rPr>
+          <w:rFonts w:ascii="Kokila" w:hAnsi="Kokila" w:cs="Kokila"/>
+          <w:sz w:val="40"/>
+          <w:szCs w:val="40"/>
+        </w:rPr>
+        <w:t xml:space="preserve"> </w:t>
+      </w:r>
+      <w:r>
+        <w:rPr>
+          <w:rFonts w:ascii="Kokila" w:hAnsi="Kokila" w:cs="Kokila"/>
+          <w:b/>
+          <w:bCs/>
+          <w:sz w:val="40"/>
+          <w:szCs w:val="40"/>
+          <w:cs/>
+        </w:rPr>
+        <w:t>श्री. बाबुलाल गुरव</w:t>
+      </w:r>
+      <w:r>
+        <w:rPr>
+          <w:rFonts w:ascii="Kokila" w:hAnsi="Kokila" w:cs="Kokila"/>
+          <w:sz w:val="40"/>
+          <w:szCs w:val="40"/>
+        </w:rPr>
+        <w:t xml:space="preserve"> </w:t>
+      </w:r>
+      <w:r>
+        <w:rPr>
+          <w:rFonts w:ascii="Kokila" w:hAnsi="Kokila" w:cs="Kokila"/>
+          <w:sz w:val="40"/>
+          <w:szCs w:val="40"/>
+          <w:cs/>
+        </w:rPr>
+        <w:t>यांनी भूषविले. यावेळी मंडळातील ज्येष्ठ सदस्य</w:t>
+      </w:r>
+      <w:r>
+        <w:rPr>
+          <w:rFonts w:ascii="Kokila" w:hAnsi="Kokila" w:cs="Kokila"/>
+          <w:sz w:val="40"/>
+          <w:szCs w:val="40"/>
+        </w:rPr>
+        <w:t xml:space="preserve"> </w:t>
+      </w:r>
+      <w:r>
+        <w:rPr>
+          <w:rFonts w:ascii="Kokila" w:hAnsi="Kokila" w:cs="Kokila"/>
+          <w:b/>
+          <w:bCs/>
+          <w:sz w:val="40"/>
+          <w:szCs w:val="40"/>
+          <w:cs/>
+        </w:rPr>
+        <w:t>श्री. हेमं</w:t>
+      </w:r>
+      <w:r>
+        <w:rPr>
+          <w:rFonts w:ascii="Kokila" w:hAnsi="Kokila" w:cs="Kokila" w:hint="cs"/>
+          <w:b/>
+          <w:bCs/>
+          <w:sz w:val="40"/>
+          <w:szCs w:val="40"/>
+          <w:cs/>
+        </w:rPr>
+        <w:t xml:space="preserve">चंद्र </w:t>
+      </w:r>
+      <w:r>
+        <w:rPr>
+          <w:rFonts w:ascii="Kokila" w:hAnsi="Kokila" w:cs="Kokila"/>
+          <w:b/>
+          <w:bCs/>
+          <w:sz w:val="40"/>
+          <w:szCs w:val="40"/>
+          <w:cs/>
+        </w:rPr>
+        <w:t xml:space="preserve"> गुरव</w:t>
+      </w:r>
+      <w:r>
+        <w:rPr>
+          <w:rFonts w:ascii="Kokila" w:hAnsi="Kokila" w:cs="Kokila"/>
+          <w:b/>
+          <w:bCs/>
+          <w:sz w:val="40"/>
+          <w:szCs w:val="40"/>
+        </w:rPr>
+        <w:t xml:space="preserve">, </w:t>
+      </w:r>
+      <w:r>
+        <w:rPr>
+          <w:rFonts w:ascii="Kokila" w:hAnsi="Kokila" w:cs="Kokila"/>
+          <w:b/>
+          <w:bCs/>
+          <w:sz w:val="40"/>
+          <w:szCs w:val="40"/>
+          <w:cs/>
+        </w:rPr>
+        <w:t>श्री. नाना वंजारी</w:t>
+      </w:r>
+      <w:r>
+        <w:rPr>
+          <w:rFonts w:ascii="Kokila" w:hAnsi="Kokila" w:cs="Kokila"/>
+          <w:b/>
+          <w:bCs/>
+          <w:sz w:val="40"/>
+          <w:szCs w:val="40"/>
+        </w:rPr>
+        <w:t xml:space="preserve">, </w:t>
+      </w:r>
+      <w:r>
+        <w:rPr>
+          <w:rFonts w:ascii="Kokila" w:hAnsi="Kokila" w:cs="Kokila"/>
+          <w:b/>
+          <w:bCs/>
+          <w:sz w:val="40"/>
+          <w:szCs w:val="40"/>
+          <w:cs/>
+        </w:rPr>
+        <w:t>श्री. विनोद वंजारी</w:t>
+      </w:r>
+      <w:r>
+        <w:rPr>
+          <w:rFonts w:ascii="Kokila" w:hAnsi="Kokila" w:cs="Kokila"/>
+          <w:b/>
+          <w:bCs/>
+          <w:sz w:val="40"/>
+          <w:szCs w:val="40"/>
+        </w:rPr>
+        <w:t xml:space="preserve">, </w:t>
+      </w:r>
+      <w:r>
+        <w:rPr>
+          <w:rFonts w:ascii="Kokila" w:hAnsi="Kokila" w:cs="Kokila"/>
+          <w:b/>
+          <w:bCs/>
+          <w:sz w:val="40"/>
+          <w:szCs w:val="40"/>
+          <w:cs/>
+        </w:rPr>
+        <w:t>श्री. किरण पाटील</w:t>
+      </w:r>
+      <w:r>
+        <w:rPr>
+          <w:rFonts w:ascii="Kokila" w:hAnsi="Kokila" w:cs="Kokila"/>
+          <w:b/>
+          <w:bCs/>
+          <w:sz w:val="40"/>
+          <w:szCs w:val="40"/>
+        </w:rPr>
+        <w:t xml:space="preserve">, </w:t>
+      </w:r>
+      <w:r>
+        <w:rPr>
+          <w:rFonts w:ascii="Kokila" w:hAnsi="Kokila" w:cs="Kokila"/>
+          <w:b/>
+          <w:bCs/>
+          <w:sz w:val="40"/>
+          <w:szCs w:val="40"/>
+          <w:cs/>
+        </w:rPr>
+        <w:t>श्री. अभिजित कलाल</w:t>
+      </w:r>
+      <w:r>
+        <w:rPr>
+          <w:rFonts w:ascii="Kokila" w:hAnsi="Kokila" w:cs="Kokila"/>
+          <w:b/>
+          <w:bCs/>
+          <w:sz w:val="40"/>
+          <w:szCs w:val="40"/>
+        </w:rPr>
+        <w:t xml:space="preserve">, </w:t>
+      </w:r>
+      <w:r>
+        <w:rPr>
+          <w:rFonts w:ascii="Kokila" w:hAnsi="Kokila" w:cs="Kokila"/>
+          <w:b/>
+          <w:bCs/>
+          <w:sz w:val="40"/>
+          <w:szCs w:val="40"/>
+          <w:cs/>
+        </w:rPr>
+        <w:t>श्री. सूरज शिपी</w:t>
+      </w:r>
+      <w:r>
+        <w:rPr>
+          <w:rFonts w:ascii="Kokila" w:hAnsi="Kokila" w:cs="Kokila"/>
+          <w:b/>
+          <w:bCs/>
+          <w:sz w:val="40"/>
+          <w:szCs w:val="40"/>
+        </w:rPr>
+        <w:t xml:space="preserve">, </w:t>
+      </w:r>
+      <w:r>
+        <w:rPr>
+          <w:rFonts w:ascii="Kokila" w:hAnsi="Kokila" w:cs="Kokila"/>
+          <w:b/>
+          <w:bCs/>
+          <w:sz w:val="40"/>
+          <w:szCs w:val="40"/>
+          <w:cs/>
+        </w:rPr>
+        <w:t>नितीन दातीर आणि सोनू देडगे</w:t>
+      </w:r>
+      <w:r>
+        <w:rPr>
+          <w:rFonts w:ascii="Kokila" w:hAnsi="Kokila" w:cs="Kokila"/>
+          <w:sz w:val="40"/>
+          <w:szCs w:val="40"/>
+        </w:rPr>
+        <w:t xml:space="preserve"> </w:t>
+      </w:r>
+      <w:r>
+        <w:rPr>
+          <w:rFonts w:ascii="Kokila" w:hAnsi="Kokila" w:cs="Kokila"/>
+          <w:sz w:val="40"/>
+          <w:szCs w:val="40"/>
+          <w:cs/>
+        </w:rPr>
+        <w:t>यांच्यासह मंडळाचे पदाधिकारी व कार्यकर्ते उपस्थित होते.</w:t>
+      </w:r>
+    </w:p>
+    <w:p>
+      <w:pPr>
+        <w:ind w:left="720"/>
+        <w:jc w:val="both"/>
+        <w:rPr>
+          <w:rFonts w:ascii="Kokila" w:hAnsi="Kokila" w:cs="Kokila"/>
+          <w:sz w:val="40"/>
+          <w:szCs w:val="40"/>
+        </w:rPr>
+      </w:pPr>
+      <w:r>
+        <w:rPr>
+          <w:rFonts w:ascii="Kokila" w:hAnsi="Kokila" w:cs="Kokila"/>
+          <w:sz w:val="40"/>
+          <w:szCs w:val="40"/>
+          <w:cs/>
+        </w:rPr>
+        <w:t>यावेळी</w:t>
+      </w:r>
+      <w:r>
+        <w:rPr>
+          <w:rFonts w:ascii="Kokila" w:hAnsi="Kokila" w:cs="Kokila"/>
+          <w:sz w:val="40"/>
+          <w:szCs w:val="40"/>
+        </w:rPr>
+        <w:t xml:space="preserve"> </w:t>
+      </w:r>
+      <w:r>
+        <w:rPr>
+          <w:rFonts w:ascii="Kokila" w:hAnsi="Kokila" w:cs="Kokila"/>
+          <w:b/>
+          <w:bCs/>
+          <w:sz w:val="40"/>
+          <w:szCs w:val="40"/>
+          <w:cs/>
+        </w:rPr>
+        <w:t>श्री. महेंद्र गुरव</w:t>
+      </w:r>
+      <w:r>
+        <w:rPr>
+          <w:rFonts w:ascii="Kokila" w:hAnsi="Kokila" w:cs="Kokila"/>
+          <w:sz w:val="40"/>
+          <w:szCs w:val="40"/>
+        </w:rPr>
+        <w:t xml:space="preserve">, </w:t>
+      </w:r>
+      <w:r>
+        <w:rPr>
+          <w:rFonts w:ascii="Kokila" w:hAnsi="Kokila" w:cs="Kokila"/>
+          <w:sz w:val="40"/>
+          <w:szCs w:val="40"/>
+          <w:cs/>
+        </w:rPr>
+        <w:t>अध्यक्ष</w:t>
+      </w:r>
+      <w:r>
+        <w:rPr>
+          <w:rFonts w:ascii="Kokila" w:hAnsi="Kokila" w:cs="Kokila"/>
+          <w:sz w:val="40"/>
+          <w:szCs w:val="40"/>
+        </w:rPr>
+        <w:t xml:space="preserve">, </w:t>
+      </w:r>
+      <w:r>
+        <w:rPr>
+          <w:rFonts w:ascii="Kokila" w:hAnsi="Kokila" w:cs="Kokila"/>
+          <w:sz w:val="40"/>
+          <w:szCs w:val="40"/>
+          <w:cs/>
+        </w:rPr>
+        <w:t>श्री बडादादा गणपती नवयुवक मंडळ यांनी समाजाच्या विकासासाठी प्रत्येकाने स्वार्थ बाजूला ठेवून एकतेने काम करण्याची गरज व्यक्त केली. एकजुटीच्या माध्यमातून समाजाला योग्य दिशा मिळेल आणि नवीन पिढीवर चांगले संस्कार घडतील</w:t>
+      </w:r>
+      <w:r>
+        <w:rPr>
+          <w:rFonts w:ascii="Kokila" w:hAnsi="Kokila" w:cs="Kokila"/>
+          <w:sz w:val="40"/>
+          <w:szCs w:val="40"/>
+        </w:rPr>
+        <w:t xml:space="preserve">, </w:t>
+      </w:r>
+      <w:r>
+        <w:rPr>
+          <w:rFonts w:ascii="Kokila" w:hAnsi="Kokila" w:cs="Kokila"/>
+          <w:sz w:val="40"/>
+          <w:szCs w:val="40"/>
+          <w:cs/>
+        </w:rPr>
+        <w:t>असा संदेश त्यांनी दिला.</w:t>
+      </w:r>
+    </w:p>
+    <w:p>
+      <w:pPr>
+        <w:ind w:left="720"/>
+        <w:jc w:val="both"/>
+        <w:rPr>
+          <w:rFonts w:ascii="Kokila" w:hAnsi="Kokila" w:cs="Kokila"/>
+          <w:sz w:val="40"/>
+          <w:szCs w:val="40"/>
+        </w:rPr>
+      </w:pPr>
+      <w:r>
+        <w:rPr>
+          <w:rFonts w:ascii="Kokila" w:hAnsi="Kokila" w:cs="Kokila"/>
+          <w:b/>
+          <w:bCs/>
+          <w:sz w:val="40"/>
+          <w:szCs w:val="40"/>
+          <w:cs/>
+        </w:rPr>
+        <w:t>श्री. किरण पाटील</w:t>
+      </w:r>
+      <w:r>
+        <w:rPr>
+          <w:rFonts w:ascii="Kokila" w:hAnsi="Kokila" w:cs="Kokila"/>
+          <w:sz w:val="40"/>
+          <w:szCs w:val="40"/>
+        </w:rPr>
+        <w:t xml:space="preserve"> </w:t>
+      </w:r>
+      <w:r>
+        <w:rPr>
+          <w:rFonts w:ascii="Kokila" w:hAnsi="Kokila" w:cs="Kokila"/>
+          <w:sz w:val="40"/>
+          <w:szCs w:val="40"/>
+          <w:cs/>
+        </w:rPr>
+        <w:t>यांनी दिनदर्शिकेचे महत्त्व स्पष्ट करताना सांगितले की</w:t>
+      </w:r>
+      <w:r>
+        <w:rPr>
+          <w:rFonts w:ascii="Kokila" w:hAnsi="Kokila" w:cs="Kokila"/>
+          <w:sz w:val="40"/>
+          <w:szCs w:val="40"/>
+        </w:rPr>
+        <w:t xml:space="preserve">, </w:t>
+      </w:r>
+      <w:r>
+        <w:rPr>
+          <w:rFonts w:ascii="Kokila" w:hAnsi="Kokila" w:cs="Kokila"/>
+          <w:sz w:val="40"/>
+          <w:szCs w:val="40"/>
+          <w:cs/>
+        </w:rPr>
+        <w:t>दिनदर्शिका हे केवळ तारीख पाहण्याचे साधन नसून त्यामध्ये</w:t>
+      </w:r>
+      <w:r>
+        <w:rPr>
+          <w:rFonts w:ascii="Kokila" w:hAnsi="Kokila" w:cs="Kokila"/>
+          <w:sz w:val="40"/>
+          <w:szCs w:val="40"/>
+        </w:rPr>
+        <w:t xml:space="preserve"> </w:t>
+      </w:r>
+      <w:r>
+        <w:rPr>
+          <w:rFonts w:ascii="Kokila" w:hAnsi="Kokila" w:cs="Kokila"/>
+          <w:b/>
+          <w:bCs/>
+          <w:sz w:val="40"/>
+          <w:szCs w:val="40"/>
+          <w:cs/>
+        </w:rPr>
+        <w:t>स्थानिक शेती</w:t>
+      </w:r>
+      <w:r>
+        <w:rPr>
+          <w:rFonts w:ascii="Kokila" w:hAnsi="Kokila" w:cs="Kokila"/>
+          <w:b/>
+          <w:bCs/>
+          <w:sz w:val="40"/>
+          <w:szCs w:val="40"/>
+        </w:rPr>
+        <w:t xml:space="preserve">, </w:t>
+      </w:r>
+      <w:r>
+        <w:rPr>
+          <w:rFonts w:ascii="Kokila" w:hAnsi="Kokila" w:cs="Kokila"/>
+          <w:b/>
+          <w:bCs/>
+          <w:sz w:val="40"/>
+          <w:szCs w:val="40"/>
+          <w:cs/>
+        </w:rPr>
+        <w:t>शेतीला पूरक व्यवसाय आणि नवीन व्यवसायाच्या संधींबाबत माहिती</w:t>
+      </w:r>
+      <w:r>
+        <w:rPr>
+          <w:rFonts w:ascii="Kokila" w:hAnsi="Kokila" w:cs="Kokila"/>
+          <w:sz w:val="40"/>
+          <w:szCs w:val="40"/>
+        </w:rPr>
+        <w:t xml:space="preserve"> </w:t>
+      </w:r>
+      <w:r>
+        <w:rPr>
+          <w:rFonts w:ascii="Kokila" w:hAnsi="Kokila" w:cs="Kokila"/>
+          <w:sz w:val="40"/>
+          <w:szCs w:val="40"/>
+          <w:cs/>
+        </w:rPr>
+        <w:t>देण्यात आली आहे. त्यामुळे स्थानिक युवकांना व्यवसाय व रोजगाराच्या नवीन संधींबाबत प्रेरणा मिळण्यास मदत होईल.</w:t>
+      </w:r>
+    </w:p>
+    <w:p>
+      <w:pPr>
+        <w:ind w:left="720"/>
+        <w:jc w:val="both"/>
+        <w:rPr>
+          <w:rFonts w:ascii="Kokila" w:hAnsi="Kokila" w:cs="Kokila"/>
+          <w:sz w:val="40"/>
+          <w:szCs w:val="40"/>
+        </w:rPr>
+      </w:pPr>
+      <w:r>
+        <w:rPr>
+          <w:rFonts w:ascii="Kokila" w:hAnsi="Kokila" w:cs="Kokila"/>
+          <w:sz w:val="40"/>
+          <w:szCs w:val="40"/>
+          <w:cs/>
+        </w:rPr>
+        <w:t>दिनदर्शिकेचे आणखी एक महत्त्वाचे वैशिष्ट्य म्हणजे त्यामध्ये</w:t>
+      </w:r>
+      <w:r>
+        <w:rPr>
+          <w:rFonts w:ascii="Kokila" w:hAnsi="Kokila" w:cs="Kokila"/>
+          <w:sz w:val="40"/>
+          <w:szCs w:val="40"/>
+        </w:rPr>
+        <w:t xml:space="preserve"> </w:t>
+      </w:r>
+      <w:r>
+        <w:rPr>
+          <w:rFonts w:ascii="Kokila" w:hAnsi="Kokila" w:cs="Kokila"/>
+          <w:b/>
+          <w:bCs/>
+          <w:sz w:val="40"/>
+          <w:szCs w:val="40"/>
+          <w:cs/>
+        </w:rPr>
+        <w:t>आवश्यक हेल्पलाईन क्रमांक</w:t>
+      </w:r>
+      <w:r>
+        <w:rPr>
+          <w:rFonts w:ascii="Kokila" w:hAnsi="Kokila" w:cs="Kokila"/>
+          <w:sz w:val="40"/>
+          <w:szCs w:val="40"/>
+        </w:rPr>
+        <w:t xml:space="preserve"> </w:t>
+      </w:r>
+      <w:r>
+        <w:rPr>
+          <w:rFonts w:ascii="Kokila" w:hAnsi="Kokila" w:cs="Kokila"/>
+          <w:sz w:val="40"/>
+          <w:szCs w:val="40"/>
+          <w:cs/>
+        </w:rPr>
+        <w:t>देण्यात आले आहेत. आपत्कालीन परिस्थितीत नागरिकांना तातडीने योग्य मदत मिळावी यासाठी</w:t>
+      </w:r>
+      <w:r>
+        <w:rPr>
+          <w:rFonts w:ascii="Kokila" w:hAnsi="Kokila" w:cs="Kokila"/>
+          <w:sz w:val="40"/>
+          <w:szCs w:val="40"/>
+        </w:rPr>
+        <w:t xml:space="preserve"> </w:t>
+      </w:r>
+      <w:r>
+        <w:rPr>
+          <w:rFonts w:ascii="Kokila" w:hAnsi="Kokila" w:cs="Kokila"/>
+          <w:b/>
+          <w:bCs/>
+          <w:sz w:val="40"/>
+          <w:szCs w:val="40"/>
+          <w:cs/>
+        </w:rPr>
+        <w:t>रुग्णवाहिका</w:t>
+      </w:r>
+      <w:r>
+        <w:rPr>
+          <w:rFonts w:ascii="Kokila" w:hAnsi="Kokila" w:cs="Kokila"/>
+          <w:b/>
+          <w:bCs/>
+          <w:sz w:val="40"/>
+          <w:szCs w:val="40"/>
+        </w:rPr>
+        <w:t xml:space="preserve">, </w:t>
+      </w:r>
+      <w:r>
+        <w:rPr>
+          <w:rFonts w:ascii="Kokila" w:hAnsi="Kokila" w:cs="Kokila"/>
+          <w:b/>
+          <w:bCs/>
+          <w:sz w:val="40"/>
+          <w:szCs w:val="40"/>
+          <w:cs/>
+        </w:rPr>
+        <w:t>आपत्ती व्यवस्थापन</w:t>
+      </w:r>
+      <w:r>
+        <w:rPr>
+          <w:rFonts w:ascii="Kokila" w:hAnsi="Kokila" w:cs="Kokila"/>
+          <w:b/>
+          <w:bCs/>
+          <w:sz w:val="40"/>
+          <w:szCs w:val="40"/>
+        </w:rPr>
+        <w:t xml:space="preserve">, </w:t>
+      </w:r>
+      <w:r>
+        <w:rPr>
+          <w:rFonts w:ascii="Kokila" w:hAnsi="Kokila" w:cs="Kokila"/>
+          <w:b/>
+          <w:bCs/>
+          <w:sz w:val="40"/>
+          <w:szCs w:val="40"/>
+          <w:cs/>
+        </w:rPr>
+        <w:t>सर्पमित्र</w:t>
+      </w:r>
+      <w:r>
+        <w:rPr>
+          <w:rFonts w:ascii="Kokila" w:hAnsi="Kokila" w:cs="Kokila"/>
+          <w:b/>
+          <w:bCs/>
+          <w:sz w:val="40"/>
+          <w:szCs w:val="40"/>
+        </w:rPr>
+        <w:t xml:space="preserve">, </w:t>
+      </w:r>
+      <w:r>
+        <w:rPr>
+          <w:rFonts w:ascii="Kokila" w:hAnsi="Kokila" w:cs="Kokila"/>
+          <w:b/>
+          <w:bCs/>
+          <w:sz w:val="40"/>
+          <w:szCs w:val="40"/>
+          <w:cs/>
+        </w:rPr>
+        <w:t>महिला सुरक्षा</w:t>
+      </w:r>
+      <w:r>
+        <w:rPr>
+          <w:rFonts w:ascii="Kokila" w:hAnsi="Kokila" w:cs="Kokila"/>
+          <w:sz w:val="40"/>
+          <w:szCs w:val="40"/>
+        </w:rPr>
+        <w:t xml:space="preserve"> </w:t>
+      </w:r>
+      <w:r>
+        <w:rPr>
+          <w:rFonts w:ascii="Kokila" w:hAnsi="Kokila" w:cs="Kokila"/>
+          <w:sz w:val="40"/>
+          <w:szCs w:val="40"/>
+          <w:cs/>
+        </w:rPr>
+        <w:t>यांसारख्या महत्त्वाच्या सेवांचे संपर्क क्रमांक दिनदर्शिकेत उपलब्ध करून देण्यात आले आहेत. त्यामुळे ही दिनदर्शिका नागरिकांसाठी केवळ माहितीचे साधन न राहता</w:t>
+      </w:r>
+      <w:r>
+        <w:rPr>
+          <w:rFonts w:ascii="Kokila" w:hAnsi="Kokila" w:cs="Kokila"/>
+          <w:sz w:val="40"/>
+          <w:szCs w:val="40"/>
+        </w:rPr>
+        <w:t xml:space="preserve"> </w:t>
+      </w:r>
+      <w:r>
+        <w:rPr>
+          <w:rFonts w:ascii="Kokila" w:hAnsi="Kokila" w:cs="Kokila"/>
+          <w:b/>
+          <w:bCs/>
+          <w:sz w:val="40"/>
+          <w:szCs w:val="40"/>
+          <w:cs/>
+        </w:rPr>
+        <w:t>गरजेच्या वेळी उपयोगी पडणारे समाजोपयोगी संदर्भ माध्यम</w:t>
+      </w:r>
+      <w:r>
+        <w:rPr>
+          <w:rFonts w:ascii="Kokila" w:hAnsi="Kokila" w:cs="Kokila"/>
+          <w:sz w:val="40"/>
+          <w:szCs w:val="40"/>
+        </w:rPr>
+        <w:t xml:space="preserve"> </w:t>
+      </w:r>
+      <w:r>
+        <w:rPr>
+          <w:rFonts w:ascii="Kokila" w:hAnsi="Kokila" w:cs="Kokila"/>
+          <w:sz w:val="40"/>
+          <w:szCs w:val="40"/>
+          <w:cs/>
+        </w:rPr>
+        <w:t>ठरते.</w:t>
+      </w:r>
+    </w:p>
+    <w:p>
+      <w:pPr>
+        <w:ind w:left="720"/>
+        <w:jc w:val="both"/>
+        <w:rPr>
+          <w:rFonts w:ascii="Kokila" w:hAnsi="Kokila" w:cs="Kokila"/>
+          <w:sz w:val="40"/>
+          <w:szCs w:val="40"/>
+        </w:rPr>
+      </w:pPr>
+      <w:r>
+        <w:rPr>
+          <w:rFonts w:ascii="Kokila" w:hAnsi="Kokila" w:cs="Kokila"/>
+          <w:b/>
+          <w:bCs/>
+          <w:sz w:val="40"/>
+          <w:szCs w:val="40"/>
+          <w:cs/>
+        </w:rPr>
+        <w:t>श्री. अभिजित कलाल</w:t>
+      </w:r>
+      <w:r>
+        <w:rPr>
+          <w:rFonts w:ascii="Kokila" w:hAnsi="Kokila" w:cs="Kokila"/>
+          <w:sz w:val="40"/>
+          <w:szCs w:val="40"/>
+        </w:rPr>
+        <w:t xml:space="preserve"> </w:t>
+      </w:r>
+      <w:r>
+        <w:rPr>
+          <w:rFonts w:ascii="Kokila" w:hAnsi="Kokila" w:cs="Kokila"/>
+          <w:sz w:val="40"/>
+          <w:szCs w:val="40"/>
+          <w:cs/>
+        </w:rPr>
+        <w:t xml:space="preserve">यांनी या हेल्पलाईन क्रमांकांचे महत्त्व अधोरेखित केले. संकटाच्या किंवा आपत्कालीन परिस्थितीत योग्य क्रमांकाची माहिती त्वरित उपलब्ध </w:t>
+      </w:r>
+      <w:r>
+        <w:rPr>
+          <w:rFonts w:ascii="Kokila" w:hAnsi="Kokila" w:cs="Kokila"/>
+          <w:sz w:val="40"/>
+          <w:szCs w:val="40"/>
+          <w:cs/>
+        </w:rPr>
+        <w:lastRenderedPageBreak/>
+        <w:t>झाल्यास नागरिकांना वेळेत मदत मिळू शकते. त्यामुळे दिनदर्शिकेत अशा सेवांचा समावेश करण्याची संकल्पना विशेष कौतुकास्पद ठरली.</w:t>
+      </w:r>
+    </w:p>
+    <w:p>
+      <w:pPr>
+        <w:ind w:left="720"/>
+        <w:jc w:val="both"/>
+        <w:rPr>
+          <w:rFonts w:ascii="Kokila" w:hAnsi="Kokila" w:cs="Kokila"/>
+          <w:sz w:val="40"/>
+          <w:szCs w:val="40"/>
+        </w:rPr>
+      </w:pPr>
+      <w:r>
+        <w:rPr>
+          <w:rFonts w:ascii="Kokila" w:hAnsi="Kokila" w:cs="Kokila"/>
+          <w:sz w:val="40"/>
+          <w:szCs w:val="40"/>
+          <w:cs/>
+        </w:rPr>
+        <w:t>कार्यक्रमाचे</w:t>
+      </w:r>
+      <w:r>
+        <w:rPr>
+          <w:rFonts w:ascii="Kokila" w:hAnsi="Kokila" w:cs="Kokila"/>
+          <w:sz w:val="40"/>
+          <w:szCs w:val="40"/>
+        </w:rPr>
+        <w:t xml:space="preserve"> </w:t>
+      </w:r>
+      <w:r>
+        <w:rPr>
+          <w:rFonts w:ascii="Kokila" w:hAnsi="Kokila" w:cs="Kokila"/>
+          <w:b/>
+          <w:bCs/>
+          <w:sz w:val="40"/>
+          <w:szCs w:val="40"/>
+          <w:cs/>
+        </w:rPr>
+        <w:t>प्रास्ताविक व सूत्रसंचालन हितेंद्र पाटील</w:t>
+      </w:r>
+      <w:r>
+        <w:rPr>
+          <w:rFonts w:ascii="Kokila" w:hAnsi="Kokila" w:cs="Kokila"/>
+          <w:sz w:val="40"/>
+          <w:szCs w:val="40"/>
+        </w:rPr>
+        <w:t xml:space="preserve"> </w:t>
+      </w:r>
+      <w:r>
+        <w:rPr>
+          <w:rFonts w:ascii="Kokila" w:hAnsi="Kokila" w:cs="Kokila"/>
+          <w:sz w:val="40"/>
+          <w:szCs w:val="40"/>
+          <w:cs/>
+        </w:rPr>
+        <w:t>यांनी केले</w:t>
+      </w:r>
+      <w:r>
+        <w:rPr>
+          <w:rFonts w:ascii="Kokila" w:hAnsi="Kokila" w:cs="Kokila"/>
+          <w:sz w:val="40"/>
+          <w:szCs w:val="40"/>
+        </w:rPr>
+        <w:t xml:space="preserve">, </w:t>
+      </w:r>
+      <w:r>
+        <w:rPr>
+          <w:rFonts w:ascii="Kokila" w:hAnsi="Kokila" w:cs="Kokila"/>
+          <w:sz w:val="40"/>
+          <w:szCs w:val="40"/>
+          <w:cs/>
+        </w:rPr>
+        <w:t>तर</w:t>
+      </w:r>
+      <w:r>
+        <w:rPr>
+          <w:rFonts w:ascii="Kokila" w:hAnsi="Kokila" w:cs="Kokila"/>
+          <w:sz w:val="40"/>
+          <w:szCs w:val="40"/>
+        </w:rPr>
+        <w:t xml:space="preserve"> </w:t>
+      </w:r>
+      <w:r>
+        <w:rPr>
+          <w:rFonts w:ascii="Kokila" w:hAnsi="Kokila" w:cs="Kokila"/>
+          <w:b/>
+          <w:bCs/>
+          <w:sz w:val="40"/>
+          <w:szCs w:val="40"/>
+          <w:cs/>
+        </w:rPr>
+        <w:t>नयन पाटील</w:t>
+      </w:r>
+      <w:r>
+        <w:rPr>
+          <w:rFonts w:ascii="Kokila" w:hAnsi="Kokila" w:cs="Kokila"/>
+          <w:sz w:val="40"/>
+          <w:szCs w:val="40"/>
+        </w:rPr>
+        <w:t xml:space="preserve"> </w:t>
+      </w:r>
+      <w:r>
+        <w:rPr>
+          <w:rFonts w:ascii="Kokila" w:hAnsi="Kokila" w:cs="Kokila"/>
+          <w:sz w:val="40"/>
+          <w:szCs w:val="40"/>
+          <w:cs/>
+        </w:rPr>
+        <w:t>यांनी आभार प्रदर्शन केले. दिनदर्शिका तयार करण्यापासून ते प्रकाशन सोहळ्याच्या आयोजनापर्यंत</w:t>
+      </w:r>
+      <w:r>
+        <w:rPr>
+          <w:rFonts w:ascii="Kokila" w:hAnsi="Kokila" w:cs="Kokila"/>
+          <w:sz w:val="40"/>
+          <w:szCs w:val="40"/>
+        </w:rPr>
+        <w:t xml:space="preserve"> </w:t>
+      </w:r>
+      <w:r>
+        <w:rPr>
+          <w:rFonts w:ascii="Kokila" w:hAnsi="Kokila" w:cs="Kokila"/>
+          <w:b/>
+          <w:bCs/>
+          <w:sz w:val="40"/>
+          <w:szCs w:val="40"/>
+          <w:cs/>
+        </w:rPr>
+        <w:t>स्वामी पाटील</w:t>
+      </w:r>
+      <w:r>
+        <w:rPr>
+          <w:rFonts w:ascii="Kokila" w:hAnsi="Kokila" w:cs="Kokila"/>
+          <w:b/>
+          <w:bCs/>
+          <w:sz w:val="40"/>
+          <w:szCs w:val="40"/>
+        </w:rPr>
+        <w:t xml:space="preserve">, </w:t>
+      </w:r>
+      <w:r>
+        <w:rPr>
+          <w:rFonts w:ascii="Kokila" w:hAnsi="Kokila" w:cs="Kokila"/>
+          <w:b/>
+          <w:bCs/>
+          <w:sz w:val="40"/>
+          <w:szCs w:val="40"/>
+          <w:cs/>
+        </w:rPr>
+        <w:t>अर्जुन पाटील</w:t>
+      </w:r>
+      <w:r>
+        <w:rPr>
+          <w:rFonts w:ascii="Kokila" w:hAnsi="Kokila" w:cs="Kokila"/>
+          <w:b/>
+          <w:bCs/>
+          <w:sz w:val="40"/>
+          <w:szCs w:val="40"/>
+        </w:rPr>
+        <w:t xml:space="preserve">, </w:t>
+      </w:r>
+      <w:r>
+        <w:rPr>
+          <w:rFonts w:ascii="Kokila" w:hAnsi="Kokila" w:cs="Kokila"/>
+          <w:b/>
+          <w:bCs/>
+          <w:sz w:val="40"/>
+          <w:szCs w:val="40"/>
+          <w:cs/>
+        </w:rPr>
+        <w:t>दर्शन गुरव</w:t>
+      </w:r>
+      <w:r>
+        <w:rPr>
+          <w:rFonts w:ascii="Kokila" w:hAnsi="Kokila" w:cs="Kokila"/>
+          <w:b/>
+          <w:bCs/>
+          <w:sz w:val="40"/>
+          <w:szCs w:val="40"/>
+        </w:rPr>
+        <w:t xml:space="preserve">, </w:t>
+      </w:r>
+      <w:r>
+        <w:rPr>
+          <w:rFonts w:ascii="Kokila" w:hAnsi="Kokila" w:cs="Kokila"/>
+          <w:b/>
+          <w:bCs/>
+          <w:sz w:val="40"/>
+          <w:szCs w:val="40"/>
+          <w:cs/>
+        </w:rPr>
+        <w:t>विनीत मोराणकर</w:t>
+      </w:r>
+      <w:r>
+        <w:rPr>
+          <w:rFonts w:ascii="Kokila" w:hAnsi="Kokila" w:cs="Kokila"/>
+          <w:b/>
+          <w:bCs/>
+          <w:sz w:val="40"/>
+          <w:szCs w:val="40"/>
+        </w:rPr>
+        <w:t xml:space="preserve">, </w:t>
+      </w:r>
+      <w:r>
+        <w:rPr>
+          <w:rFonts w:ascii="Kokila" w:hAnsi="Kokila" w:cs="Kokila"/>
+          <w:b/>
+          <w:bCs/>
+          <w:sz w:val="40"/>
+          <w:szCs w:val="40"/>
+          <w:cs/>
+        </w:rPr>
+        <w:t>हर्ष वाणी</w:t>
+      </w:r>
+      <w:r>
+        <w:rPr>
+          <w:rFonts w:ascii="Kokila" w:hAnsi="Kokila" w:cs="Kokila"/>
+          <w:b/>
+          <w:bCs/>
+          <w:sz w:val="40"/>
+          <w:szCs w:val="40"/>
+        </w:rPr>
+        <w:t xml:space="preserve">, </w:t>
+      </w:r>
+      <w:r>
+        <w:rPr>
+          <w:rFonts w:ascii="Kokila" w:hAnsi="Kokila" w:cs="Kokila"/>
+          <w:b/>
+          <w:bCs/>
+          <w:sz w:val="40"/>
+          <w:szCs w:val="40"/>
+          <w:cs/>
+        </w:rPr>
+        <w:t>ललित पाटील</w:t>
+      </w:r>
+      <w:r>
+        <w:rPr>
+          <w:rFonts w:ascii="Kokila" w:hAnsi="Kokila" w:cs="Kokila"/>
+          <w:b/>
+          <w:bCs/>
+          <w:sz w:val="40"/>
+          <w:szCs w:val="40"/>
+        </w:rPr>
+        <w:t xml:space="preserve">, </w:t>
+      </w:r>
+      <w:r>
+        <w:rPr>
+          <w:rFonts w:ascii="Kokila" w:hAnsi="Kokila" w:cs="Kokila"/>
+          <w:b/>
+          <w:bCs/>
+          <w:sz w:val="40"/>
+          <w:szCs w:val="40"/>
+          <w:cs/>
+        </w:rPr>
+        <w:t>रितेश देडगे</w:t>
+      </w:r>
+      <w:r>
+        <w:rPr>
+          <w:rFonts w:ascii="Kokila" w:hAnsi="Kokila" w:cs="Kokila"/>
+          <w:b/>
+          <w:bCs/>
+          <w:sz w:val="40"/>
+          <w:szCs w:val="40"/>
+        </w:rPr>
+        <w:t xml:space="preserve">, </w:t>
+      </w:r>
+      <w:r>
+        <w:rPr>
+          <w:rFonts w:ascii="Kokila" w:hAnsi="Kokila" w:cs="Kokila"/>
+          <w:b/>
+          <w:bCs/>
+          <w:sz w:val="40"/>
+          <w:szCs w:val="40"/>
+          <w:cs/>
+        </w:rPr>
+        <w:t>कोहिनूर दातीर</w:t>
+      </w:r>
+      <w:r>
+        <w:rPr>
+          <w:rFonts w:ascii="Kokila" w:hAnsi="Kokila" w:cs="Kokila"/>
+          <w:b/>
+          <w:bCs/>
+          <w:sz w:val="40"/>
+          <w:szCs w:val="40"/>
+        </w:rPr>
+        <w:t xml:space="preserve">, </w:t>
+      </w:r>
+      <w:r>
+        <w:rPr>
+          <w:rFonts w:ascii="Kokila" w:hAnsi="Kokila" w:cs="Kokila"/>
+          <w:b/>
+          <w:bCs/>
+          <w:sz w:val="40"/>
+          <w:szCs w:val="40"/>
+          <w:cs/>
+        </w:rPr>
+        <w:t>राजेश गुरव</w:t>
+      </w:r>
+      <w:r>
+        <w:rPr>
+          <w:rFonts w:ascii="Kokila" w:hAnsi="Kokila" w:cs="Kokila"/>
+          <w:b/>
+          <w:bCs/>
+          <w:sz w:val="40"/>
+          <w:szCs w:val="40"/>
+        </w:rPr>
+        <w:t xml:space="preserve">, </w:t>
+      </w:r>
+      <w:r>
+        <w:rPr>
+          <w:rFonts w:ascii="Kokila" w:hAnsi="Kokila" w:cs="Kokila"/>
+          <w:b/>
+          <w:bCs/>
+          <w:sz w:val="40"/>
+          <w:szCs w:val="40"/>
+          <w:cs/>
+        </w:rPr>
+        <w:t>निखिल गुरव</w:t>
+      </w:r>
+      <w:r>
+        <w:rPr>
+          <w:rFonts w:ascii="Kokila" w:hAnsi="Kokila" w:cs="Kokila"/>
+          <w:b/>
+          <w:bCs/>
+          <w:sz w:val="40"/>
+          <w:szCs w:val="40"/>
+        </w:rPr>
+        <w:t xml:space="preserve">, </w:t>
+      </w:r>
+      <w:r>
+        <w:rPr>
+          <w:rFonts w:ascii="Kokila" w:hAnsi="Kokila" w:cs="Kokila"/>
+          <w:b/>
+          <w:bCs/>
+          <w:sz w:val="40"/>
+          <w:szCs w:val="40"/>
+          <w:cs/>
+        </w:rPr>
+        <w:t>गौरव गुरव</w:t>
+      </w:r>
+      <w:r>
+        <w:rPr>
+          <w:rFonts w:ascii="Kokila" w:hAnsi="Kokila" w:cs="Kokila"/>
+          <w:b/>
+          <w:bCs/>
+          <w:sz w:val="40"/>
+          <w:szCs w:val="40"/>
+        </w:rPr>
+        <w:t xml:space="preserve">, </w:t>
+      </w:r>
+      <w:r>
+        <w:rPr>
+          <w:rFonts w:ascii="Kokila" w:hAnsi="Kokila" w:cs="Kokila"/>
+          <w:b/>
+          <w:bCs/>
+          <w:sz w:val="40"/>
+          <w:szCs w:val="40"/>
+          <w:cs/>
+        </w:rPr>
+        <w:t>स्वामी गुरव</w:t>
+      </w:r>
+      <w:r>
+        <w:rPr>
+          <w:rFonts w:ascii="Kokila" w:hAnsi="Kokila" w:cs="Kokila"/>
+          <w:b/>
+          <w:bCs/>
+          <w:sz w:val="40"/>
+          <w:szCs w:val="40"/>
+        </w:rPr>
+        <w:t xml:space="preserve">, </w:t>
+      </w:r>
+      <w:r>
+        <w:rPr>
+          <w:rFonts w:ascii="Kokila" w:hAnsi="Kokila" w:cs="Kokila"/>
+          <w:b/>
+          <w:bCs/>
+          <w:sz w:val="40"/>
+          <w:szCs w:val="40"/>
+          <w:cs/>
+        </w:rPr>
+        <w:t>मिलिंद गुरव</w:t>
+      </w:r>
+      <w:r>
+        <w:rPr>
+          <w:rFonts w:ascii="Kokila" w:hAnsi="Kokila" w:cs="Kokila"/>
+          <w:b/>
+          <w:bCs/>
+          <w:sz w:val="40"/>
+          <w:szCs w:val="40"/>
+        </w:rPr>
+        <w:t xml:space="preserve">, </w:t>
+      </w:r>
+      <w:r>
+        <w:rPr>
+          <w:rFonts w:ascii="Kokila" w:hAnsi="Kokila" w:cs="Kokila"/>
+          <w:b/>
+          <w:bCs/>
+          <w:sz w:val="40"/>
+          <w:szCs w:val="40"/>
+          <w:cs/>
+        </w:rPr>
+        <w:t>ओम गुरव</w:t>
+      </w:r>
+      <w:r>
+        <w:rPr>
+          <w:rFonts w:ascii="Kokila" w:hAnsi="Kokila" w:cs="Kokila"/>
+          <w:b/>
+          <w:bCs/>
+          <w:sz w:val="40"/>
+          <w:szCs w:val="40"/>
+        </w:rPr>
+        <w:t xml:space="preserve">, </w:t>
+      </w:r>
+      <w:r>
+        <w:rPr>
+          <w:rFonts w:ascii="Kokila" w:hAnsi="Kokila" w:cs="Kokila"/>
+          <w:b/>
+          <w:bCs/>
+          <w:sz w:val="40"/>
+          <w:szCs w:val="40"/>
+          <w:cs/>
+        </w:rPr>
+        <w:t>टिनु गुरव</w:t>
+      </w:r>
+      <w:r>
+        <w:rPr>
+          <w:rFonts w:ascii="Kokila" w:hAnsi="Kokila" w:cs="Kokila"/>
+          <w:b/>
+          <w:bCs/>
+          <w:sz w:val="40"/>
+          <w:szCs w:val="40"/>
+        </w:rPr>
+        <w:t xml:space="preserve">, </w:t>
+      </w:r>
+      <w:r>
+        <w:rPr>
+          <w:rFonts w:ascii="Kokila" w:hAnsi="Kokila" w:cs="Kokila"/>
+          <w:b/>
+          <w:bCs/>
+          <w:sz w:val="40"/>
+          <w:szCs w:val="40"/>
+          <w:cs/>
+        </w:rPr>
+        <w:t>मोनू गुरव आणि रोहन कलाल</w:t>
+      </w:r>
+      <w:r>
+        <w:rPr>
+          <w:rFonts w:ascii="Kokila" w:hAnsi="Kokila" w:cs="Kokila"/>
+          <w:sz w:val="40"/>
+          <w:szCs w:val="40"/>
+        </w:rPr>
+        <w:t xml:space="preserve"> </w:t>
+      </w:r>
+      <w:r>
+        <w:rPr>
+          <w:rFonts w:ascii="Kokila" w:hAnsi="Kokila" w:cs="Kokila"/>
+          <w:sz w:val="40"/>
+          <w:szCs w:val="40"/>
+          <w:cs/>
+        </w:rPr>
+        <w:t>यांनी विशेष परिश्रम घेतले.</w:t>
+      </w:r>
+    </w:p>
+    <w:p>
+      <w:pPr>
+        <w:ind w:left="720"/>
+        <w:jc w:val="both"/>
+        <w:rPr>
+          <w:rFonts w:ascii="Kokila" w:hAnsi="Kokila" w:cs="Kokila"/>
+          <w:sz w:val="40"/>
+          <w:szCs w:val="40"/>
+        </w:rPr>
+      </w:pPr>
+      <w:r>
+        <w:rPr>
+          <w:rFonts w:ascii="Kokila" w:hAnsi="Kokila" w:cs="Kokila"/>
+          <w:sz w:val="40"/>
+          <w:szCs w:val="40"/>
+          <w:cs/>
+        </w:rPr>
+        <w:t>एकूणच</w:t>
+      </w:r>
+      <w:r>
+        <w:rPr>
+          <w:rFonts w:ascii="Kokila" w:hAnsi="Kokila" w:cs="Kokila"/>
+          <w:sz w:val="40"/>
+          <w:szCs w:val="40"/>
+        </w:rPr>
+        <w:t xml:space="preserve">, </w:t>
+      </w:r>
+      <w:r>
+        <w:rPr>
+          <w:rFonts w:ascii="Kokila" w:hAnsi="Kokila" w:cs="Kokila"/>
+          <w:b/>
+          <w:bCs/>
+          <w:sz w:val="40"/>
+          <w:szCs w:val="40"/>
+          <w:cs/>
+        </w:rPr>
+        <w:t>बडादादा फाउंडेशनची दिनदर्शिका २०२६</w:t>
+      </w:r>
+      <w:r>
+        <w:rPr>
+          <w:rFonts w:ascii="Kokila" w:hAnsi="Kokila" w:cs="Kokila"/>
+          <w:sz w:val="40"/>
+          <w:szCs w:val="40"/>
+        </w:rPr>
+        <w:t xml:space="preserve"> </w:t>
+      </w:r>
+      <w:r>
+        <w:rPr>
+          <w:rFonts w:ascii="Kokila" w:hAnsi="Kokila" w:cs="Kokila"/>
+          <w:sz w:val="40"/>
+          <w:szCs w:val="40"/>
+          <w:cs/>
+        </w:rPr>
+        <w:t>ही तारीख</w:t>
+      </w:r>
+      <w:r>
+        <w:rPr>
+          <w:rFonts w:ascii="Kokila" w:hAnsi="Kokila" w:cs="Kokila"/>
+          <w:sz w:val="40"/>
+          <w:szCs w:val="40"/>
+        </w:rPr>
+        <w:t xml:space="preserve">, </w:t>
+      </w:r>
+      <w:r>
+        <w:rPr>
+          <w:rFonts w:ascii="Kokila" w:hAnsi="Kokila" w:cs="Kokila"/>
+          <w:sz w:val="40"/>
+          <w:szCs w:val="40"/>
+          <w:cs/>
+        </w:rPr>
+        <w:t>सण आणि उत्सवांच्या माहितीसोबतच</w:t>
+      </w:r>
+      <w:r>
+        <w:rPr>
+          <w:rFonts w:ascii="Kokila" w:hAnsi="Kokila" w:cs="Kokila"/>
+          <w:sz w:val="40"/>
+          <w:szCs w:val="40"/>
+        </w:rPr>
+        <w:t xml:space="preserve"> </w:t>
+      </w:r>
+      <w:r>
+        <w:rPr>
+          <w:rFonts w:ascii="Kokila" w:hAnsi="Kokila" w:cs="Kokila"/>
+          <w:b/>
+          <w:bCs/>
+          <w:sz w:val="40"/>
+          <w:szCs w:val="40"/>
+          <w:cs/>
+        </w:rPr>
+        <w:t>शेती</w:t>
+      </w:r>
+      <w:r>
+        <w:rPr>
+          <w:rFonts w:ascii="Kokila" w:hAnsi="Kokila" w:cs="Kokila"/>
+          <w:b/>
+          <w:bCs/>
+          <w:sz w:val="40"/>
+          <w:szCs w:val="40"/>
+        </w:rPr>
+        <w:t xml:space="preserve">, </w:t>
+      </w:r>
+      <w:r>
+        <w:rPr>
+          <w:rFonts w:ascii="Kokila" w:hAnsi="Kokila" w:cs="Kokila"/>
+          <w:b/>
+          <w:bCs/>
+          <w:sz w:val="40"/>
+          <w:szCs w:val="40"/>
+          <w:cs/>
+        </w:rPr>
+        <w:t>व्यवसाय</w:t>
+      </w:r>
+      <w:r>
+        <w:rPr>
+          <w:rFonts w:ascii="Kokila" w:hAnsi="Kokila" w:cs="Kokila"/>
+          <w:b/>
+          <w:bCs/>
+          <w:sz w:val="40"/>
+          <w:szCs w:val="40"/>
+        </w:rPr>
+        <w:t xml:space="preserve">, </w:t>
+      </w:r>
+      <w:r>
+        <w:rPr>
+          <w:rFonts w:ascii="Kokila" w:hAnsi="Kokila" w:cs="Kokila"/>
+          <w:b/>
+          <w:bCs/>
+          <w:sz w:val="40"/>
+          <w:szCs w:val="40"/>
+          <w:cs/>
+        </w:rPr>
+        <w:t>रोजगार</w:t>
+      </w:r>
+      <w:r>
+        <w:rPr>
+          <w:rFonts w:ascii="Kokila" w:hAnsi="Kokila" w:cs="Kokila"/>
+          <w:b/>
+          <w:bCs/>
+          <w:sz w:val="40"/>
+          <w:szCs w:val="40"/>
+        </w:rPr>
+        <w:t xml:space="preserve">, </w:t>
+      </w:r>
+      <w:r>
+        <w:rPr>
+          <w:rFonts w:ascii="Kokila" w:hAnsi="Kokila" w:cs="Kokila"/>
+          <w:b/>
+          <w:bCs/>
+          <w:sz w:val="40"/>
+          <w:szCs w:val="40"/>
+          <w:cs/>
+        </w:rPr>
+        <w:t>सामाजिक जागृती आणि आपत्कालीन हेल्पलाईन सेवांची माहिती देणारी समाजोपयोगी दिनदर्शिका</w:t>
+      </w:r>
+      <w:r>
+        <w:rPr>
+          <w:rFonts w:ascii="Kokila" w:hAnsi="Kokila" w:cs="Kokila"/>
+          <w:sz w:val="40"/>
+          <w:szCs w:val="40"/>
+        </w:rPr>
+        <w:t xml:space="preserve"> </w:t>
+      </w:r>
+      <w:r>
+        <w:rPr>
+          <w:rFonts w:ascii="Kokila" w:hAnsi="Kokila" w:cs="Kokila"/>
+          <w:sz w:val="40"/>
+          <w:szCs w:val="40"/>
+          <w:cs/>
+        </w:rPr>
+        <w:t>म्हणून नागरिकांसाठी उपयुक्त ठरली. समाजातील एकता वाढविणे</w:t>
+      </w:r>
+      <w:r>
+        <w:rPr>
+          <w:rFonts w:ascii="Kokila" w:hAnsi="Kokila" w:cs="Kokila"/>
+          <w:sz w:val="40"/>
+          <w:szCs w:val="40"/>
+        </w:rPr>
+        <w:t xml:space="preserve">, </w:t>
+      </w:r>
+      <w:r>
+        <w:rPr>
+          <w:rFonts w:ascii="Kokila" w:hAnsi="Kokila" w:cs="Kokila"/>
+          <w:sz w:val="40"/>
+          <w:szCs w:val="40"/>
+          <w:cs/>
+        </w:rPr>
+        <w:t>युवकांना प्रोत्साहन देणे आणि नागरिकांना आवश्यक माहिती उपलब्ध करून देणे या उद्देशाने राबविण्यात आलेला हा उपक्रम निश्चितच उल्लेखनीय आणि प्रेरणादायी ठरला.</w:t>
+      </w:r>
+    </w:p>
+    <w:p>
+      <w:pPr>
+        <w:ind w:left="720"/>
+        <w:jc w:val="both"/>
+        <w:rPr>
+          <w:rFonts w:ascii="Kokila" w:hAnsi="Kokila" w:cs="Kokila"/>
+          <w:sz w:val="40"/>
+          <w:szCs w:val="40"/>
+        </w:rPr>
+      </w:pPr>
+    </w:p>
+    <w:p>
+      <w:pPr>
+        <w:ind w:left="720"/>
+        <w:jc w:val="both"/>
+        <w:rPr>
+          <w:rFonts w:ascii="Kokila" w:hAnsi="Kokila" w:cs="Kokila"/>
+          <w:sz w:val="40"/>
+          <w:szCs w:val="40"/>
+        </w:rPr>
+      </w:pPr>
+    </w:p>
+    <w:p>
+      <w:pPr>
+        <w:ind w:left="720"/>
+        <w:jc w:val="both"/>
+        <w:rPr>
+          <w:rFonts w:ascii="Kokila" w:hAnsi="Kokila" w:cs="Kokila"/>
+          <w:sz w:val="40"/>
+          <w:szCs w:val="40"/>
+        </w:rPr>
+      </w:pPr>
+    </w:p>
+    <w:p>
+      <w:pPr>
+        <w:ind w:left="720"/>
+        <w:jc w:val="both"/>
+        <w:rPr>
+          <w:rFonts w:ascii="Kokila" w:hAnsi="Kokila" w:cs="Kokila"/>
+          <w:sz w:val="40"/>
+          <w:szCs w:val="40"/>
+        </w:rPr>
+      </w:pPr>
+    </w:p>
+    <w:p>
+      <w:pPr>
+        <w:rPr>
+          <w:rFonts w:ascii="Kokila" w:hAnsi="Kokila" w:cs="Kokila"/>
+          <w:b/>
+          <w:bCs/>
+          <w:sz w:val="50"/>
+          <w:szCs w:val="50"/>
+        </w:rPr>
+      </w:pPr>
+    </w:p>
+    <w:p>
+      <w:pPr>
+        <w:pStyle w:val="ListParagraph"/>
+        <w:ind w:left="785" w:firstLine="0"/>
+        <w:rPr>
+          <w:rFonts w:ascii="Kokila" w:eastAsiaTheme="minorHAnsi" w:hAnsi="Kokila" w:cs="Kokila"/>
+          <w:sz w:val="50"/>
+          <w:szCs w:val="50"/>
+        </w:rPr>
+      </w:pPr>
+    </w:p>
+    <w:p>
+      <w:pPr>
+        <w:rPr>
+          <w:rFonts w:ascii="Kokila" w:hAnsi="Kokila" w:cs="Kokila"/>
+          <w:sz w:val="50"/>
+          <w:szCs w:val="50"/>
+          <w:cs/>
+        </w:rPr>
+      </w:pPr>
+      <w:r>
+        <w:rPr>
+          <w:rFonts w:ascii="Kokila" w:hAnsi="Kokila" w:cs="Kokila"/>
+          <w:sz w:val="50"/>
+          <w:szCs w:val="50"/>
+          <w:cs/>
+        </w:rPr>
+        <w:br w:type="page"/>
+      </w:r>
+    </w:p>
+    <w:p>
+      <w:pPr>
+        <w:pStyle w:val="ListParagraph"/>
+        <w:ind w:left="785" w:firstLine="0"/>
+        <w:jc w:val="center"/>
+        <w:rPr>
+          <w:rFonts w:ascii="Kokila" w:eastAsiaTheme="minorHAnsi" w:hAnsi="Kokila" w:cs="Kokila"/>
+          <w:sz w:val="61"/>
+          <w:szCs w:val="61"/>
+        </w:rPr>
+      </w:pPr>
+      <w:r>
+        <w:rPr>
+          <w:rFonts w:ascii="Kokila" w:eastAsiaTheme="minorHAnsi" w:hAnsi="Kokila" w:cs="Kokila"/>
+          <w:sz w:val="61"/>
+          <w:szCs w:val="61"/>
+          <w:cs/>
+        </w:rPr>
+        <w:lastRenderedPageBreak/>
+        <w:t>४. सामाजिक कार्य</w:t>
+      </w:r>
+    </w:p>
+    <w:p>
+      <w:pPr>
+        <w:pStyle w:val="ListParagraph"/>
+        <w:widowControl/>
+        <w:numPr>
+          <w:ilvl w:val="0"/>
           <w:numId w:val="23"/>
         </w:numPr>
         <w:autoSpaceDE/>
@@ -13558,99 +19875,6 @@
         </w:rPr>
         <w:lastRenderedPageBreak/>
         <w:t>देणारी आणि त्यांच्या कलागुणांना व्यासपीठ उपलब्ध करून देणारी एक उल्लेखनीय स्पर्धा ठरली.</w:t>
-      </w:r>
-    </w:p>
-    <w:p>
-      <w:pPr>
-        <w:rPr>
-          <w:rFonts w:ascii="Kokila" w:hAnsi="Kokila" w:cs="Kokila"/>
-          <w:sz w:val="50"/>
-          <w:szCs w:val="50"/>
-          <w:cs/>
-        </w:rPr>
-      </w:pPr>
-      <w:r>
-        <w:rPr>
-          <w:rFonts w:ascii="Kokila" w:hAnsi="Kokila" w:cs="Kokila"/>
-          <w:sz w:val="50"/>
-          <w:szCs w:val="50"/>
-          <w:cs/>
-        </w:rPr>
-        <w:br w:type="page"/>
-      </w:r>
-    </w:p>
-    <w:p>
-      <w:pPr>
-        <w:pStyle w:val="ListParagraph"/>
-        <w:ind w:left="785" w:firstLine="0"/>
-        <w:jc w:val="center"/>
-        <w:rPr>
-          <w:rFonts w:ascii="Kokila" w:eastAsiaTheme="minorHAnsi" w:hAnsi="Kokila" w:cs="Kokila"/>
-          <w:sz w:val="61"/>
-          <w:szCs w:val="61"/>
-        </w:rPr>
-      </w:pPr>
-      <w:r>
-        <w:rPr>
-          <w:rFonts w:ascii="Kokila" w:eastAsiaTheme="minorHAnsi" w:hAnsi="Kokila" w:cs="Kokila"/>
-          <w:sz w:val="61"/>
-          <w:szCs w:val="61"/>
-          <w:cs/>
-        </w:rPr>
-        <w:lastRenderedPageBreak/>
-        <w:t>३. निसर्गाचे व सार्वजनिक संपत्तीचे जतन व संवर्धन</w:t>
-      </w:r>
-    </w:p>
-    <w:p>
-      <w:pPr>
-        <w:pStyle w:val="ListParagraph"/>
-        <w:ind w:left="785" w:firstLine="0"/>
-        <w:rPr>
-          <w:rFonts w:ascii="Kokila" w:eastAsiaTheme="minorHAnsi" w:hAnsi="Kokila" w:cs="Kokila"/>
-          <w:sz w:val="50"/>
-          <w:szCs w:val="50"/>
-        </w:rPr>
-      </w:pPr>
-    </w:p>
-    <w:p>
-      <w:pPr>
-        <w:rPr>
-          <w:rFonts w:ascii="Kokila" w:hAnsi="Kokila" w:cs="Kokila"/>
-          <w:sz w:val="50"/>
-          <w:szCs w:val="50"/>
-          <w:cs/>
-        </w:rPr>
-      </w:pPr>
-      <w:r>
-        <w:rPr>
-          <w:rFonts w:ascii="Kokila" w:hAnsi="Kokila" w:cs="Kokila"/>
-          <w:sz w:val="50"/>
-          <w:szCs w:val="50"/>
-          <w:cs/>
-        </w:rPr>
-        <w:br w:type="page"/>
-      </w:r>
-    </w:p>
-    <w:p>
-      <w:pPr>
-        <w:pStyle w:val="ListParagraph"/>
-        <w:ind w:left="785" w:firstLine="0"/>
-        <w:jc w:val="center"/>
-        <w:rPr>
-          <w:rFonts w:ascii="Kokila" w:eastAsiaTheme="minorHAnsi" w:hAnsi="Kokila" w:cs="Kokila"/>
-          <w:sz w:val="61"/>
-          <w:szCs w:val="61"/>
-        </w:rPr>
-      </w:pPr>
-      <w:r>
-        <w:rPr>
-          <w:rFonts w:ascii="Kokila" w:eastAsiaTheme="minorHAnsi" w:hAnsi="Kokila" w:cs="Kokila"/>
-          <w:sz w:val="61"/>
-          <w:szCs w:val="61"/>
-          <w:cs/>
-        </w:rPr>
-        <w:lastRenderedPageBreak/>
-        <w:t>४. सामाजिक कार्य</w:t>
       </w:r>
     </w:p>
     <w:p>
@@ -13764,6 +19988,119 @@
 <file path=word/numbering.xml><?xml version="1.0" encoding="utf-8"?>
 <w:numbering xmlns:wpc="http://schemas.microsoft.com/office/word/2010/wordprocessingCanvas" xmlns:cx="http://schemas.microsoft.com/office/drawing/2014/chartex" xmlns:cx1="http://schemas.microsoft.com/office/drawing/2015/9/8/chartex" xmlns:cx2="http://schemas.microsoft.com/office/drawing/2015/10/21/chartex" xmlns:cx3="http://schemas.microsoft.com/office/drawing/2016/5/9/chartex" xmlns:cx4="http://schemas.microsoft.com/office/drawing/2016/5/10/chartex" xmlns:cx5="http://schemas.microsoft.com/office/drawing/2016/5/11/chartex" xmlns:cx6="http://schemas.microsoft.com/office/drawing/2016/5/12/chartex" xmlns:cx7="http://schemas.microsoft.com/office/drawing/2016/5/13/chartex" xmlns:cx8="http://schemas.microsoft.com/office/drawing/2016/5/14/chartex" xmlns:mc="http://schemas.openxmlformats.org/markup-compatibility/2006" xmlns:aink="http://schemas.microsoft.com/office/drawing/2016/ink" xmlns:am3d="http://schemas.microsoft.com/office/drawing/2017/model3d" xmlns:o="urn:schemas-microsoft-com:office:office" xmlns:oel="http://schemas.microsoft.com/office/2019/extlst" xmlns:r="http://schemas.openxmlformats.org/officeDocument/2006/relationships" xmlns:m="http://schemas.openxmlformats.org/officeDocument/2006/math" xmlns:v="urn:schemas-microsoft-com:vml" xmlns:wp14="http://schemas.microsoft.com/office/word/2010/wordprocessingDrawing" xmlns:wp="http://schemas.openxmlformats.org/drawingml/2006/wordprocessingDrawing" xmlns:w10="urn:schemas-microsoft-com:office:word" xmlns:w="http://schemas.openxmlformats.org/wordprocessingml/2006/main" xmlns:w14="http://schemas.microsoft.com/office/word/2010/wordml" xmlns:w15="http://schemas.microsoft.com/office/word/2012/wordml" xmlns:w16cex="http://schemas.microsoft.com/office/word/2018/wordml/cex" xmlns:w16cid="http://schemas.microsoft.com/office/word/2016/wordml/cid" xmlns:w16="http://schemas.microsoft.com/office/word/2018/wordml" xmlns:w16du="http://schemas.microsoft.com/office/word/2023/wordml/word16du" xmlns:w16sdtdh="http://schemas.microsoft.com/office/word/2020/wordml/sdtdatahash" xmlns:w16sdtfl="http://schemas.microsoft.com/office/word/2024/wordml/sdtformatlock" xmlns:w16se="http://schemas.microsoft.com/office/word/2015/wordml/symex" xmlns:wpg="http://schemas.microsoft.com/office/word/2010/wordprocessingGroup" xmlns:wpi="http://schemas.microsoft.com/office/word/2010/wordprocessingInk" xmlns:wne="http://schemas.microsoft.com/office/word/2006/wordml" xmlns:wps="http://schemas.microsoft.com/office/word/2010/wordprocessingShape" mc:Ignorable="w14 w15 w16se w16cid w16 w16cex w16sdtdh w16sdtfl w16du wp14">
   <w:abstractNum w:abstractNumId="0" w15:restartNumberingAfterBreak="0">
+    <w:nsid w:val="00FF68FD"/>
+    <w:multiLevelType w:val="hybridMultilevel"/>
+    <w:tmpl w:val="0352CB08"/>
+    <w:lvl w:ilvl="0" w:tplc="40090005">
+      <w:start w:val="1"/>
+      <w:numFmt w:val="bullet"/>
+      <w:lvlText w:val=""/>
+      <w:lvlJc w:val="left"/>
+      <w:pPr>
+        <w:ind w:left="1440" w:hanging="360"/>
+      </w:pPr>
+      <w:rPr>
+        <w:rFonts w:ascii="Wingdings" w:hAnsi="Wingdings" w:hint="default"/>
+      </w:rPr>
+    </w:lvl>
+    <w:lvl w:ilvl="1" w:tplc="40090003" w:tentative="1">
+      <w:start w:val="1"/>
+      <w:numFmt w:val="bullet"/>
+      <w:lvlText w:val="o"/>
+      <w:lvlJc w:val="left"/>
+      <w:pPr>
+        <w:ind w:left="2160" w:hanging="360"/>
+      </w:pPr>
+      <w:rPr>
+        <w:rFonts w:ascii="Courier New" w:hAnsi="Courier New" w:cs="Courier New" w:hint="default"/>
+      </w:rPr>
+    </w:lvl>
+    <w:lvl w:ilvl="2" w:tplc="40090005" w:tentative="1">
+      <w:start w:val="1"/>
+      <w:numFmt w:val="bullet"/>
+      <w:lvlText w:val=""/>
+      <w:lvlJc w:val="left"/>
+      <w:pPr>
+        <w:ind w:left="2880" w:hanging="360"/>
+      </w:pPr>
+      <w:rPr>
+        <w:rFonts w:ascii="Wingdings" w:hAnsi="Wingdings" w:hint="default"/>
+      </w:rPr>
+    </w:lvl>
+    <w:lvl w:ilvl="3" w:tplc="40090001" w:tentative="1">
+      <w:start w:val="1"/>
+      <w:numFmt w:val="bullet"/>
+      <w:lvlText w:val=""/>
+      <w:lvlJc w:val="left"/>
+      <w:pPr>
+        <w:ind w:left="3600" w:hanging="360"/>
+      </w:pPr>
+      <w:rPr>
+        <w:rFonts w:ascii="Symbol" w:hAnsi="Symbol" w:hint="default"/>
+      </w:rPr>
+    </w:lvl>
+    <w:lvl w:ilvl="4" w:tplc="40090003" w:tentative="1">
+      <w:start w:val="1"/>
+      <w:numFmt w:val="bullet"/>
+      <w:lvlText w:val="o"/>
+      <w:lvlJc w:val="left"/>
+      <w:pPr>
+        <w:ind w:left="4320" w:hanging="360"/>
+      </w:pPr>
+      <w:rPr>
+        <w:rFonts w:ascii="Courier New" w:hAnsi="Courier New" w:cs="Courier New" w:hint="default"/>
+      </w:rPr>
+    </w:lvl>
+    <w:lvl w:ilvl="5" w:tplc="40090005" w:tentative="1">
+      <w:start w:val="1"/>
+      <w:numFmt w:val="bullet"/>
+      <w:lvlText w:val=""/>
+      <w:lvlJc w:val="left"/>
+      <w:pPr>
+        <w:ind w:left="5040" w:hanging="360"/>
+      </w:pPr>
+      <w:rPr>
+        <w:rFonts w:ascii="Wingdings" w:hAnsi="Wingdings" w:hint="default"/>
+      </w:rPr>
+    </w:lvl>
+    <w:lvl w:ilvl="6" w:tplc="40090001" w:tentative="1">
+      <w:start w:val="1"/>
+      <w:numFmt w:val="bullet"/>
+      <w:lvlText w:val=""/>
+      <w:lvlJc w:val="left"/>
+      <w:pPr>
+        <w:ind w:left="5760" w:hanging="360"/>
+      </w:pPr>
+      <w:rPr>
+        <w:rFonts w:ascii="Symbol" w:hAnsi="Symbol" w:hint="default"/>
+      </w:rPr>
+    </w:lvl>
+    <w:lvl w:ilvl="7" w:tplc="40090003" w:tentative="1">
+      <w:start w:val="1"/>
+      <w:numFmt w:val="bullet"/>
+      <w:lvlText w:val="o"/>
+      <w:lvlJc w:val="left"/>
+      <w:pPr>
+        <w:ind w:left="6480" w:hanging="360"/>
+      </w:pPr>
+      <w:rPr>
+        <w:rFonts w:ascii="Courier New" w:hAnsi="Courier New" w:cs="Courier New" w:hint="default"/>
+      </w:rPr>
+    </w:lvl>
+    <w:lvl w:ilvl="8" w:tplc="40090005" w:tentative="1">
+      <w:start w:val="1"/>
+      <w:numFmt w:val="bullet"/>
+      <w:lvlText w:val=""/>
+      <w:lvlJc w:val="left"/>
+      <w:pPr>
+        <w:ind w:left="7200" w:hanging="360"/>
+      </w:pPr>
+      <w:rPr>
+        <w:rFonts w:ascii="Wingdings" w:hAnsi="Wingdings" w:hint="default"/>
+      </w:rPr>
+    </w:lvl>
+  </w:abstractNum>
+  <w:abstractNum w:abstractNumId="1" w15:restartNumberingAfterBreak="0">
     <w:nsid w:val="01B94C90"/>
     <w:multiLevelType w:val="hybridMultilevel"/>
     <w:tmpl w:val="8F10C108"/>
@@ -13852,7 +20189,7 @@
       </w:pPr>
     </w:lvl>
   </w:abstractNum>
-  <w:abstractNum w:abstractNumId="1" w15:restartNumberingAfterBreak="0">
+  <w:abstractNum w:abstractNumId="2" w15:restartNumberingAfterBreak="0">
     <w:nsid w:val="02F775F3"/>
     <w:multiLevelType w:val="hybridMultilevel"/>
     <w:tmpl w:val="E8685AB8"/>
@@ -13946,7 +20283,7 @@
       </w:pPr>
     </w:lvl>
   </w:abstractNum>
-  <w:abstractNum w:abstractNumId="2" w15:restartNumberingAfterBreak="0">
+  <w:abstractNum w:abstractNumId="3" w15:restartNumberingAfterBreak="0">
     <w:nsid w:val="03BB518D"/>
     <w:multiLevelType w:val="hybridMultilevel"/>
     <w:tmpl w:val="9B44EC78"/>
@@ -14035,7 +20372,7 @@
       </w:pPr>
     </w:lvl>
   </w:abstractNum>
-  <w:abstractNum w:abstractNumId="3" w15:restartNumberingAfterBreak="0">
+  <w:abstractNum w:abstractNumId="4" w15:restartNumberingAfterBreak="0">
     <w:nsid w:val="03F928A1"/>
     <w:multiLevelType w:val="hybridMultilevel"/>
     <w:tmpl w:val="EC40EE1A"/>
@@ -14129,7 +20466,7 @@
       </w:pPr>
     </w:lvl>
   </w:abstractNum>
-  <w:abstractNum w:abstractNumId="4" w15:restartNumberingAfterBreak="0">
+  <w:abstractNum w:abstractNumId="5" w15:restartNumberingAfterBreak="0">
     <w:nsid w:val="04FC65A5"/>
     <w:multiLevelType w:val="hybridMultilevel"/>
     <w:tmpl w:val="97566B22"/>
@@ -14242,7 +20579,7 @@
       </w:rPr>
     </w:lvl>
   </w:abstractNum>
-  <w:abstractNum w:abstractNumId="5" w15:restartNumberingAfterBreak="0">
+  <w:abstractNum w:abstractNumId="6" w15:restartNumberingAfterBreak="0">
     <w:nsid w:val="0BDC336E"/>
     <w:multiLevelType w:val="hybridMultilevel"/>
     <w:tmpl w:val="5E30B23C"/>
@@ -14331,7 +20668,7 @@
       </w:pPr>
     </w:lvl>
   </w:abstractNum>
-  <w:abstractNum w:abstractNumId="6" w15:restartNumberingAfterBreak="0">
+  <w:abstractNum w:abstractNumId="7" w15:restartNumberingAfterBreak="0">
     <w:nsid w:val="101C2DFC"/>
     <w:multiLevelType w:val="hybridMultilevel"/>
     <w:tmpl w:val="9424B83A"/>
@@ -14444,7 +20781,7 @@
       </w:rPr>
     </w:lvl>
   </w:abstractNum>
-  <w:abstractNum w:abstractNumId="7" w15:restartNumberingAfterBreak="0">
+  <w:abstractNum w:abstractNumId="8" w15:restartNumberingAfterBreak="0">
     <w:nsid w:val="11B90A19"/>
     <w:multiLevelType w:val="hybridMultilevel"/>
     <w:tmpl w:val="2ECA54B0"/>
@@ -14557,7 +20894,7 @@
       </w:rPr>
     </w:lvl>
   </w:abstractNum>
-  <w:abstractNum w:abstractNumId="8" w15:restartNumberingAfterBreak="0">
+  <w:abstractNum w:abstractNumId="9" w15:restartNumberingAfterBreak="0">
     <w:nsid w:val="13194762"/>
     <w:multiLevelType w:val="hybridMultilevel"/>
     <w:tmpl w:val="6652AFDA"/>
@@ -14670,7 +21007,7 @@
       </w:rPr>
     </w:lvl>
   </w:abstractNum>
-  <w:abstractNum w:abstractNumId="9" w15:restartNumberingAfterBreak="0">
+  <w:abstractNum w:abstractNumId="10" w15:restartNumberingAfterBreak="0">
     <w:nsid w:val="1461127F"/>
     <w:multiLevelType w:val="hybridMultilevel"/>
     <w:tmpl w:val="6B6A1C10"/>
@@ -14783,7 +21120,7 @@
       </w:rPr>
     </w:lvl>
   </w:abstractNum>
-  <w:abstractNum w:abstractNumId="10" w15:restartNumberingAfterBreak="0">
+  <w:abstractNum w:abstractNumId="11" w15:restartNumberingAfterBreak="0">
     <w:nsid w:val="14FE7AC7"/>
     <w:multiLevelType w:val="hybridMultilevel"/>
     <w:tmpl w:val="D8DAC030"/>
@@ -14896,7 +21233,7 @@
       </w:rPr>
     </w:lvl>
   </w:abstractNum>
-  <w:abstractNum w:abstractNumId="11" w15:restartNumberingAfterBreak="0">
+  <w:abstractNum w:abstractNumId="12" w15:restartNumberingAfterBreak="0">
     <w:nsid w:val="152733FD"/>
     <w:multiLevelType w:val="hybridMultilevel"/>
     <w:tmpl w:val="5A1EBBAC"/>
@@ -15009,7 +21346,7 @@
       </w:rPr>
     </w:lvl>
   </w:abstractNum>
-  <w:abstractNum w:abstractNumId="12" w15:restartNumberingAfterBreak="0">
+  <w:abstractNum w:abstractNumId="13" w15:restartNumberingAfterBreak="0">
     <w:nsid w:val="334052A4"/>
     <w:multiLevelType w:val="hybridMultilevel"/>
     <w:tmpl w:val="10D62D08"/>
@@ -15122,7 +21459,7 @@
       </w:rPr>
     </w:lvl>
   </w:abstractNum>
-  <w:abstractNum w:abstractNumId="13" w15:restartNumberingAfterBreak="0">
+  <w:abstractNum w:abstractNumId="14" w15:restartNumberingAfterBreak="0">
     <w:nsid w:val="393B5378"/>
     <w:multiLevelType w:val="hybridMultilevel"/>
     <w:tmpl w:val="DFC41686"/>
@@ -15235,7 +21572,7 @@
       </w:rPr>
     </w:lvl>
   </w:abstractNum>
-  <w:abstractNum w:abstractNumId="14" w15:restartNumberingAfterBreak="0">
+  <w:abstractNum w:abstractNumId="15" w15:restartNumberingAfterBreak="0">
     <w:nsid w:val="39455151"/>
     <w:multiLevelType w:val="hybridMultilevel"/>
     <w:tmpl w:val="A3486E5E"/>
@@ -15348,7 +21685,7 @@
       </w:rPr>
     </w:lvl>
   </w:abstractNum>
-  <w:abstractNum w:abstractNumId="15" w15:restartNumberingAfterBreak="0">
+  <w:abstractNum w:abstractNumId="16" w15:restartNumberingAfterBreak="0">
     <w:nsid w:val="412D1152"/>
     <w:multiLevelType w:val="hybridMultilevel"/>
     <w:tmpl w:val="4E986D3A"/>
@@ -15461,7 +21798,7 @@
       </w:rPr>
     </w:lvl>
   </w:abstractNum>
-  <w:abstractNum w:abstractNumId="16" w15:restartNumberingAfterBreak="0">
+  <w:abstractNum w:abstractNumId="17" w15:restartNumberingAfterBreak="0">
     <w:nsid w:val="41EB15FA"/>
     <w:multiLevelType w:val="hybridMultilevel"/>
     <w:tmpl w:val="4E1CF91A"/>
@@ -15576,7 +21913,7 @@
       </w:rPr>
     </w:lvl>
   </w:abstractNum>
-  <w:abstractNum w:abstractNumId="17" w15:restartNumberingAfterBreak="0">
+  <w:abstractNum w:abstractNumId="18" w15:restartNumberingAfterBreak="0">
     <w:nsid w:val="42340B8F"/>
     <w:multiLevelType w:val="hybridMultilevel"/>
     <w:tmpl w:val="E1F63E9C"/>
@@ -15665,7 +22002,120 @@
       </w:pPr>
     </w:lvl>
   </w:abstractNum>
-  <w:abstractNum w:abstractNumId="18" w15:restartNumberingAfterBreak="0">
+  <w:abstractNum w:abstractNumId="19" w15:restartNumberingAfterBreak="0">
+    <w:nsid w:val="4E92033C"/>
+    <w:multiLevelType w:val="hybridMultilevel"/>
+    <w:tmpl w:val="AA32AB2E"/>
+    <w:lvl w:ilvl="0" w:tplc="40090005">
+      <w:start w:val="1"/>
+      <w:numFmt w:val="bullet"/>
+      <w:lvlText w:val=""/>
+      <w:lvlJc w:val="left"/>
+      <w:pPr>
+        <w:ind w:left="1778" w:hanging="360"/>
+      </w:pPr>
+      <w:rPr>
+        <w:rFonts w:ascii="Wingdings" w:hAnsi="Wingdings" w:hint="default"/>
+      </w:rPr>
+    </w:lvl>
+    <w:lvl w:ilvl="1" w:tplc="40090003" w:tentative="1">
+      <w:start w:val="1"/>
+      <w:numFmt w:val="bullet"/>
+      <w:lvlText w:val="o"/>
+      <w:lvlJc w:val="left"/>
+      <w:pPr>
+        <w:ind w:left="2498" w:hanging="360"/>
+      </w:pPr>
+      <w:rPr>
+        <w:rFonts w:ascii="Courier New" w:hAnsi="Courier New" w:cs="Courier New" w:hint="default"/>
+      </w:rPr>
+    </w:lvl>
+    <w:lvl w:ilvl="2" w:tplc="40090005" w:tentative="1">
+      <w:start w:val="1"/>
+      <w:numFmt w:val="bullet"/>
+      <w:lvlText w:val=""/>
+      <w:lvlJc w:val="left"/>
+      <w:pPr>
+        <w:ind w:left="3218" w:hanging="360"/>
+      </w:pPr>
+      <w:rPr>
+        <w:rFonts w:ascii="Wingdings" w:hAnsi="Wingdings" w:hint="default"/>
+      </w:rPr>
+    </w:lvl>
+    <w:lvl w:ilvl="3" w:tplc="40090001" w:tentative="1">
+      <w:start w:val="1"/>
+      <w:numFmt w:val="bullet"/>
+      <w:lvlText w:val=""/>
+      <w:lvlJc w:val="left"/>
+      <w:pPr>
+        <w:ind w:left="3938" w:hanging="360"/>
+      </w:pPr>
+      <w:rPr>
+        <w:rFonts w:ascii="Symbol" w:hAnsi="Symbol" w:hint="default"/>
+      </w:rPr>
+    </w:lvl>
+    <w:lvl w:ilvl="4" w:tplc="40090003" w:tentative="1">
+      <w:start w:val="1"/>
+      <w:numFmt w:val="bullet"/>
+      <w:lvlText w:val="o"/>
+      <w:lvlJc w:val="left"/>
+      <w:pPr>
+        <w:ind w:left="4658" w:hanging="360"/>
+      </w:pPr>
+      <w:rPr>
+        <w:rFonts w:ascii="Courier New" w:hAnsi="Courier New" w:cs="Courier New" w:hint="default"/>
+      </w:rPr>
+    </w:lvl>
+    <w:lvl w:ilvl="5" w:tplc="40090005" w:tentative="1">
+      <w:start w:val="1"/>
+      <w:numFmt w:val="bullet"/>
+      <w:lvlText w:val=""/>
+      <w:lvlJc w:val="left"/>
+      <w:pPr>
+        <w:ind w:left="5378" w:hanging="360"/>
+      </w:pPr>
+      <w:rPr>
+        <w:rFonts w:ascii="Wingdings" w:hAnsi="Wingdings" w:hint="default"/>
+      </w:rPr>
+    </w:lvl>
+    <w:lvl w:ilvl="6" w:tplc="40090001" w:tentative="1">
+      <w:start w:val="1"/>
+      <w:numFmt w:val="bullet"/>
+      <w:lvlText w:val=""/>
+      <w:lvlJc w:val="left"/>
+      <w:pPr>
+        <w:ind w:left="6098" w:hanging="360"/>
+      </w:pPr>
+      <w:rPr>
+        <w:rFonts w:ascii="Symbol" w:hAnsi="Symbol" w:hint="default"/>
+      </w:rPr>
+    </w:lvl>
+    <w:lvl w:ilvl="7" w:tplc="40090003" w:tentative="1">
+      <w:start w:val="1"/>
+      <w:numFmt w:val="bullet"/>
+      <w:lvlText w:val="o"/>
+      <w:lvlJc w:val="left"/>
+      <w:pPr>
+        <w:ind w:left="6818" w:hanging="360"/>
+      </w:pPr>
+      <w:rPr>
+        <w:rFonts w:ascii="Courier New" w:hAnsi="Courier New" w:cs="Courier New" w:hint="default"/>
+      </w:rPr>
+    </w:lvl>
+    <w:lvl w:ilvl="8" w:tplc="40090005" w:tentative="1">
+      <w:start w:val="1"/>
+      <w:numFmt w:val="bullet"/>
+      <w:lvlText w:val=""/>
+      <w:lvlJc w:val="left"/>
+      <w:pPr>
+        <w:ind w:left="7538" w:hanging="360"/>
+      </w:pPr>
+      <w:rPr>
+        <w:rFonts w:ascii="Wingdings" w:hAnsi="Wingdings" w:hint="default"/>
+      </w:rPr>
+    </w:lvl>
+  </w:abstractNum>
+  <w:abstractNum w:abstractNumId="20" w15:restartNumberingAfterBreak="0">
     <w:nsid w:val="4FA10DDB"/>
     <w:multiLevelType w:val="hybridMultilevel"/>
     <w:tmpl w:val="8CB0C552"/>
@@ -15778,7 +22228,7 @@
       </w:rPr>
     </w:lvl>
   </w:abstractNum>
-  <w:abstractNum w:abstractNumId="19" w15:restartNumberingAfterBreak="0">
+  <w:abstractNum w:abstractNumId="21" w15:restartNumberingAfterBreak="0">
     <w:nsid w:val="52CC32D6"/>
     <w:multiLevelType w:val="hybridMultilevel"/>
     <w:tmpl w:val="F9BA1A18"/>
@@ -15891,7 +22341,7 @@
       </w:rPr>
     </w:lvl>
   </w:abstractNum>
-  <w:abstractNum w:abstractNumId="20" w15:restartNumberingAfterBreak="0">
+  <w:abstractNum w:abstractNumId="22" w15:restartNumberingAfterBreak="0">
     <w:nsid w:val="62CA3603"/>
     <w:multiLevelType w:val="hybridMultilevel"/>
     <w:tmpl w:val="94982AD8"/>
@@ -16004,7 +22454,233 @@
       </w:rPr>
     </w:lvl>
   </w:abstractNum>
-  <w:abstractNum w:abstractNumId="21" w15:restartNumberingAfterBreak="0">
+  <w:abstractNum w:abstractNumId="23" w15:restartNumberingAfterBreak="0">
+    <w:nsid w:val="653B4F0C"/>
+    <w:multiLevelType w:val="hybridMultilevel"/>
+    <w:tmpl w:val="BC50FFAA"/>
+    <w:lvl w:ilvl="0" w:tplc="40090005">
+      <w:start w:val="1"/>
+      <w:numFmt w:val="bullet"/>
+      <w:lvlText w:val=""/>
+      <w:lvlJc w:val="left"/>
+      <w:pPr>
+        <w:ind w:left="1440" w:hanging="360"/>
+      </w:pPr>
+      <w:rPr>
+        <w:rFonts w:ascii="Wingdings" w:hAnsi="Wingdings" w:hint="default"/>
+      </w:rPr>
+    </w:lvl>
+    <w:lvl w:ilvl="1" w:tplc="40090003" w:tentative="1">
+      <w:start w:val="1"/>
+      <w:numFmt w:val="bullet"/>
+      <w:lvlText w:val="o"/>
+      <w:lvlJc w:val="left"/>
+      <w:pPr>
+        <w:ind w:left="2160" w:hanging="360"/>
+      </w:pPr>
+      <w:rPr>
+        <w:rFonts w:ascii="Courier New" w:hAnsi="Courier New" w:cs="Courier New" w:hint="default"/>
+      </w:rPr>
+    </w:lvl>
+    <w:lvl w:ilvl="2" w:tplc="40090005" w:tentative="1">
+      <w:start w:val="1"/>
+      <w:numFmt w:val="bullet"/>
+      <w:lvlText w:val=""/>
+      <w:lvlJc w:val="left"/>
+      <w:pPr>
+        <w:ind w:left="2880" w:hanging="360"/>
+      </w:pPr>
+      <w:rPr>
+        <w:rFonts w:ascii="Wingdings" w:hAnsi="Wingdings" w:hint="default"/>
+      </w:rPr>
+    </w:lvl>
+    <w:lvl w:ilvl="3" w:tplc="40090001" w:tentative="1">
+      <w:start w:val="1"/>
+      <w:numFmt w:val="bullet"/>
+      <w:lvlText w:val=""/>
+      <w:lvlJc w:val="left"/>
+      <w:pPr>
+        <w:ind w:left="3600" w:hanging="360"/>
+      </w:pPr>
+      <w:rPr>
+        <w:rFonts w:ascii="Symbol" w:hAnsi="Symbol" w:hint="default"/>
+      </w:rPr>
+    </w:lvl>
+    <w:lvl w:ilvl="4" w:tplc="40090003" w:tentative="1">
+      <w:start w:val="1"/>
+      <w:numFmt w:val="bullet"/>
+      <w:lvlText w:val="o"/>
+      <w:lvlJc w:val="left"/>
+      <w:pPr>
+        <w:ind w:left="4320" w:hanging="360"/>
+      </w:pPr>
+      <w:rPr>
+        <w:rFonts w:ascii="Courier New" w:hAnsi="Courier New" w:cs="Courier New" w:hint="default"/>
+      </w:rPr>
+    </w:lvl>
+    <w:lvl w:ilvl="5" w:tplc="40090005" w:tentative="1">
+      <w:start w:val="1"/>
+      <w:numFmt w:val="bullet"/>
+      <w:lvlText w:val=""/>
+      <w:lvlJc w:val="left"/>
+      <w:pPr>
+        <w:ind w:left="5040" w:hanging="360"/>
+      </w:pPr>
+      <w:rPr>
+        <w:rFonts w:ascii="Wingdings" w:hAnsi="Wingdings" w:hint="default"/>
+      </w:rPr>
+    </w:lvl>
+    <w:lvl w:ilvl="6" w:tplc="40090001" w:tentative="1">
+      <w:start w:val="1"/>
+      <w:numFmt w:val="bullet"/>
+      <w:lvlText w:val=""/>
+      <w:lvlJc w:val="left"/>
+      <w:pPr>
+        <w:ind w:left="5760" w:hanging="360"/>
+      </w:pPr>
+      <w:rPr>
+        <w:rFonts w:ascii="Symbol" w:hAnsi="Symbol" w:hint="default"/>
+      </w:rPr>
+    </w:lvl>
+    <w:lvl w:ilvl="7" w:tplc="40090003" w:tentative="1">
+      <w:start w:val="1"/>
+      <w:numFmt w:val="bullet"/>
+      <w:lvlText w:val="o"/>
+      <w:lvlJc w:val="left"/>
+      <w:pPr>
+        <w:ind w:left="6480" w:hanging="360"/>
+      </w:pPr>
+      <w:rPr>
+        <w:rFonts w:ascii="Courier New" w:hAnsi="Courier New" w:cs="Courier New" w:hint="default"/>
+      </w:rPr>
+    </w:lvl>
+    <w:lvl w:ilvl="8" w:tplc="40090005" w:tentative="1">
+      <w:start w:val="1"/>
+      <w:numFmt w:val="bullet"/>
+      <w:lvlText w:val=""/>
+      <w:lvlJc w:val="left"/>
+      <w:pPr>
+        <w:ind w:left="7200" w:hanging="360"/>
+      </w:pPr>
+      <w:rPr>
+        <w:rFonts w:ascii="Wingdings" w:hAnsi="Wingdings" w:hint="default"/>
+      </w:rPr>
+    </w:lvl>
+  </w:abstractNum>
+  <w:abstractNum w:abstractNumId="24" w15:restartNumberingAfterBreak="0">
+    <w:nsid w:val="6AFE7214"/>
+    <w:multiLevelType w:val="hybridMultilevel"/>
+    <w:tmpl w:val="6B8C5E24"/>
+    <w:lvl w:ilvl="0" w:tplc="40090005">
+      <w:start w:val="1"/>
+      <w:numFmt w:val="bullet"/>
+      <w:lvlText w:val=""/>
+      <w:lvlJc w:val="left"/>
+      <w:pPr>
+        <w:ind w:left="1440" w:hanging="360"/>
+      </w:pPr>
+      <w:rPr>
+        <w:rFonts w:ascii="Wingdings" w:hAnsi="Wingdings" w:hint="default"/>
+      </w:rPr>
+    </w:lvl>
+    <w:lvl w:ilvl="1" w:tplc="40090003" w:tentative="1">
+      <w:start w:val="1"/>
+      <w:numFmt w:val="bullet"/>
+      <w:lvlText w:val="o"/>
+      <w:lvlJc w:val="left"/>
+      <w:pPr>
+        <w:ind w:left="2160" w:hanging="360"/>
+      </w:pPr>
+      <w:rPr>
+        <w:rFonts w:ascii="Courier New" w:hAnsi="Courier New" w:cs="Courier New" w:hint="default"/>
+      </w:rPr>
+    </w:lvl>
+    <w:lvl w:ilvl="2" w:tplc="40090005" w:tentative="1">
+      <w:start w:val="1"/>
+      <w:numFmt w:val="bullet"/>
+      <w:lvlText w:val=""/>
+      <w:lvlJc w:val="left"/>
+      <w:pPr>
+        <w:ind w:left="2880" w:hanging="360"/>
+      </w:pPr>
+      <w:rPr>
+        <w:rFonts w:ascii="Wingdings" w:hAnsi="Wingdings" w:hint="default"/>
+      </w:rPr>
+    </w:lvl>
+    <w:lvl w:ilvl="3" w:tplc="40090001" w:tentative="1">
+      <w:start w:val="1"/>
+      <w:numFmt w:val="bullet"/>
+      <w:lvlText w:val=""/>
+      <w:lvlJc w:val="left"/>
+      <w:pPr>
+        <w:ind w:left="3600" w:hanging="360"/>
+      </w:pPr>
+      <w:rPr>
+        <w:rFonts w:ascii="Symbol" w:hAnsi="Symbol" w:hint="default"/>
+      </w:rPr>
+    </w:lvl>
+    <w:lvl w:ilvl="4" w:tplc="40090003" w:tentative="1">
+      <w:start w:val="1"/>
+      <w:numFmt w:val="bullet"/>
+      <w:lvlText w:val="o"/>
+      <w:lvlJc w:val="left"/>
+      <w:pPr>
+        <w:ind w:left="4320" w:hanging="360"/>
+      </w:pPr>
+      <w:rPr>
+        <w:rFonts w:ascii="Courier New" w:hAnsi="Courier New" w:cs="Courier New" w:hint="default"/>
+      </w:rPr>
+    </w:lvl>
+    <w:lvl w:ilvl="5" w:tplc="40090005" w:tentative="1">
+      <w:start w:val="1"/>
+      <w:numFmt w:val="bullet"/>
+      <w:lvlText w:val=""/>
+      <w:lvlJc w:val="left"/>
+      <w:pPr>
+        <w:ind w:left="5040" w:hanging="360"/>
+      </w:pPr>
+      <w:rPr>
+        <w:rFonts w:ascii="Wingdings" w:hAnsi="Wingdings" w:hint="default"/>
+      </w:rPr>
+    </w:lvl>
+    <w:lvl w:ilvl="6" w:tplc="40090001" w:tentative="1">
+      <w:start w:val="1"/>
+      <w:numFmt w:val="bullet"/>
+      <w:lvlText w:val=""/>
+      <w:lvlJc w:val="left"/>
+      <w:pPr>
+        <w:ind w:left="5760" w:hanging="360"/>
+      </w:pPr>
+      <w:rPr>
+        <w:rFonts w:ascii="Symbol" w:hAnsi="Symbol" w:hint="default"/>
+      </w:rPr>
+    </w:lvl>
+    <w:lvl w:ilvl="7" w:tplc="40090003" w:tentative="1">
+      <w:start w:val="1"/>
+      <w:numFmt w:val="bullet"/>
+      <w:lvlText w:val="o"/>
+      <w:lvlJc w:val="left"/>
+      <w:pPr>
+        <w:ind w:left="6480" w:hanging="360"/>
+      </w:pPr>
+      <w:rPr>
+        <w:rFonts w:ascii="Courier New" w:hAnsi="Courier New" w:cs="Courier New" w:hint="default"/>
+      </w:rPr>
+    </w:lvl>
+    <w:lvl w:ilvl="8" w:tplc="40090005" w:tentative="1">
+      <w:start w:val="1"/>
+      <w:numFmt w:val="bullet"/>
+      <w:lvlText w:val=""/>
+      <w:lvlJc w:val="left"/>
+      <w:pPr>
+        <w:ind w:left="7200" w:hanging="360"/>
+      </w:pPr>
+      <w:rPr>
+        <w:rFonts w:ascii="Wingdings" w:hAnsi="Wingdings" w:hint="default"/>
+      </w:rPr>
+    </w:lvl>
+  </w:abstractNum>
+  <w:abstractNum w:abstractNumId="25" w15:restartNumberingAfterBreak="0">
     <w:nsid w:val="6EA0303F"/>
     <w:multiLevelType w:val="hybridMultilevel"/>
     <w:tmpl w:val="00E0D3AE"/>
@@ -16093,7 +22769,7 @@
       </w:pPr>
     </w:lvl>
   </w:abstractNum>
-  <w:abstractNum w:abstractNumId="22" w15:restartNumberingAfterBreak="0">
+  <w:abstractNum w:abstractNumId="26" w15:restartNumberingAfterBreak="0">
     <w:nsid w:val="73623A8D"/>
     <w:multiLevelType w:val="hybridMultilevel"/>
     <w:tmpl w:val="D310A9CA"/>
@@ -16206,7 +22882,233 @@
       </w:rPr>
     </w:lvl>
   </w:abstractNum>
-  <w:abstractNum w:abstractNumId="23" w15:restartNumberingAfterBreak="0">
+  <w:abstractNum w:abstractNumId="27" w15:restartNumberingAfterBreak="0">
+    <w:nsid w:val="747D2EDC"/>
+    <w:multiLevelType w:val="hybridMultilevel"/>
+    <w:tmpl w:val="E5F0C5AE"/>
+    <w:lvl w:ilvl="0" w:tplc="40090005">
+      <w:start w:val="1"/>
+      <w:numFmt w:val="bullet"/>
+      <w:lvlText w:val=""/>
+      <w:lvlJc w:val="left"/>
+      <w:pPr>
+        <w:ind w:left="1440" w:hanging="360"/>
+      </w:pPr>
+      <w:rPr>
+        <w:rFonts w:ascii="Wingdings" w:hAnsi="Wingdings" w:hint="default"/>
+      </w:rPr>
+    </w:lvl>
+    <w:lvl w:ilvl="1" w:tplc="40090003" w:tentative="1">
+      <w:start w:val="1"/>
+      <w:numFmt w:val="bullet"/>
+      <w:lvlText w:val="o"/>
+      <w:lvlJc w:val="left"/>
+      <w:pPr>
+        <w:ind w:left="2160" w:hanging="360"/>
+      </w:pPr>
+      <w:rPr>
+        <w:rFonts w:ascii="Courier New" w:hAnsi="Courier New" w:cs="Courier New" w:hint="default"/>
+      </w:rPr>
+    </w:lvl>
+    <w:lvl w:ilvl="2" w:tplc="40090005" w:tentative="1">
+      <w:start w:val="1"/>
+      <w:numFmt w:val="bullet"/>
+      <w:lvlText w:val=""/>
+      <w:lvlJc w:val="left"/>
+      <w:pPr>
+        <w:ind w:left="2880" w:hanging="360"/>
+      </w:pPr>
+      <w:rPr>
+        <w:rFonts w:ascii="Wingdings" w:hAnsi="Wingdings" w:hint="default"/>
+      </w:rPr>
+    </w:lvl>
+    <w:lvl w:ilvl="3" w:tplc="40090001" w:tentative="1">
+      <w:start w:val="1"/>
+      <w:numFmt w:val="bullet"/>
+      <w:lvlText w:val=""/>
+      <w:lvlJc w:val="left"/>
+      <w:pPr>
+        <w:ind w:left="3600" w:hanging="360"/>
+      </w:pPr>
+      <w:rPr>
+        <w:rFonts w:ascii="Symbol" w:hAnsi="Symbol" w:hint="default"/>
+      </w:rPr>
+    </w:lvl>
+    <w:lvl w:ilvl="4" w:tplc="40090003" w:tentative="1">
+      <w:start w:val="1"/>
+      <w:numFmt w:val="bullet"/>
+      <w:lvlText w:val="o"/>
+      <w:lvlJc w:val="left"/>
+      <w:pPr>
+        <w:ind w:left="4320" w:hanging="360"/>
+      </w:pPr>
+      <w:rPr>
+        <w:rFonts w:ascii="Courier New" w:hAnsi="Courier New" w:cs="Courier New" w:hint="default"/>
+      </w:rPr>
+    </w:lvl>
+    <w:lvl w:ilvl="5" w:tplc="40090005" w:tentative="1">
+      <w:start w:val="1"/>
+      <w:numFmt w:val="bullet"/>
+      <w:lvlText w:val=""/>
+      <w:lvlJc w:val="left"/>
+      <w:pPr>
+        <w:ind w:left="5040" w:hanging="360"/>
+      </w:pPr>
+      <w:rPr>
+        <w:rFonts w:ascii="Wingdings" w:hAnsi="Wingdings" w:hint="default"/>
+      </w:rPr>
+    </w:lvl>
+    <w:lvl w:ilvl="6" w:tplc="40090001" w:tentative="1">
+      <w:start w:val="1"/>
+      <w:numFmt w:val="bullet"/>
+      <w:lvlText w:val=""/>
+      <w:lvlJc w:val="left"/>
+      <w:pPr>
+        <w:ind w:left="5760" w:hanging="360"/>
+      </w:pPr>
+      <w:rPr>
+        <w:rFonts w:ascii="Symbol" w:hAnsi="Symbol" w:hint="default"/>
+      </w:rPr>
+    </w:lvl>
+    <w:lvl w:ilvl="7" w:tplc="40090003" w:tentative="1">
+      <w:start w:val="1"/>
+      <w:numFmt w:val="bullet"/>
+      <w:lvlText w:val="o"/>
+      <w:lvlJc w:val="left"/>
+      <w:pPr>
+        <w:ind w:left="6480" w:hanging="360"/>
+      </w:pPr>
+      <w:rPr>
+        <w:rFonts w:ascii="Courier New" w:hAnsi="Courier New" w:cs="Courier New" w:hint="default"/>
+      </w:rPr>
+    </w:lvl>
+    <w:lvl w:ilvl="8" w:tplc="40090005" w:tentative="1">
+      <w:start w:val="1"/>
+      <w:numFmt w:val="bullet"/>
+      <w:lvlText w:val=""/>
+      <w:lvlJc w:val="left"/>
+      <w:pPr>
+        <w:ind w:left="7200" w:hanging="360"/>
+      </w:pPr>
+      <w:rPr>
+        <w:rFonts w:ascii="Wingdings" w:hAnsi="Wingdings" w:hint="default"/>
+      </w:rPr>
+    </w:lvl>
+  </w:abstractNum>
+  <w:abstractNum w:abstractNumId="28" w15:restartNumberingAfterBreak="0">
+    <w:nsid w:val="787D1860"/>
+    <w:multiLevelType w:val="hybridMultilevel"/>
+    <w:tmpl w:val="E29CF72C"/>
+    <w:lvl w:ilvl="0" w:tplc="40090005">
+      <w:start w:val="1"/>
+      <w:numFmt w:val="bullet"/>
+      <w:lvlText w:val=""/>
+      <w:lvlJc w:val="left"/>
+      <w:pPr>
+        <w:ind w:left="1505" w:hanging="360"/>
+      </w:pPr>
+      <w:rPr>
+        <w:rFonts w:ascii="Wingdings" w:hAnsi="Wingdings" w:hint="default"/>
+      </w:rPr>
+    </w:lvl>
+    <w:lvl w:ilvl="1" w:tplc="FFFFFFFF" w:tentative="1">
+      <w:start w:val="1"/>
+      <w:numFmt w:val="bullet"/>
+      <w:lvlText w:val="o"/>
+      <w:lvlJc w:val="left"/>
+      <w:pPr>
+        <w:ind w:left="2225" w:hanging="360"/>
+      </w:pPr>
+      <w:rPr>
+        <w:rFonts w:ascii="Courier New" w:hAnsi="Courier New" w:cs="Courier New" w:hint="default"/>
+      </w:rPr>
+    </w:lvl>
+    <w:lvl w:ilvl="2" w:tplc="FFFFFFFF" w:tentative="1">
+      <w:start w:val="1"/>
+      <w:numFmt w:val="bullet"/>
+      <w:lvlText w:val=""/>
+      <w:lvlJc w:val="left"/>
+      <w:pPr>
+        <w:ind w:left="2945" w:hanging="360"/>
+      </w:pPr>
+      <w:rPr>
+        <w:rFonts w:ascii="Wingdings" w:hAnsi="Wingdings" w:hint="default"/>
+      </w:rPr>
+    </w:lvl>
+    <w:lvl w:ilvl="3" w:tplc="FFFFFFFF" w:tentative="1">
+      <w:start w:val="1"/>
+      <w:numFmt w:val="bullet"/>
+      <w:lvlText w:val=""/>
+      <w:lvlJc w:val="left"/>
+      <w:pPr>
+        <w:ind w:left="3665" w:hanging="360"/>
+      </w:pPr>
+      <w:rPr>
+        <w:rFonts w:ascii="Symbol" w:hAnsi="Symbol" w:hint="default"/>
+      </w:rPr>
+    </w:lvl>
+    <w:lvl w:ilvl="4" w:tplc="FFFFFFFF" w:tentative="1">
+      <w:start w:val="1"/>
+      <w:numFmt w:val="bullet"/>
+      <w:lvlText w:val="o"/>
+      <w:lvlJc w:val="left"/>
+      <w:pPr>
+        <w:ind w:left="4385" w:hanging="360"/>
+      </w:pPr>
+      <w:rPr>
+        <w:rFonts w:ascii="Courier New" w:hAnsi="Courier New" w:cs="Courier New" w:hint="default"/>
+      </w:rPr>
+    </w:lvl>
+    <w:lvl w:ilvl="5" w:tplc="FFFFFFFF" w:tentative="1">
+      <w:start w:val="1"/>
+      <w:numFmt w:val="bullet"/>
+      <w:lvlText w:val=""/>
+      <w:lvlJc w:val="left"/>
+      <w:pPr>
+        <w:ind w:left="5105" w:hanging="360"/>
+      </w:pPr>
+      <w:rPr>
+        <w:rFonts w:ascii="Wingdings" w:hAnsi="Wingdings" w:hint="default"/>
+      </w:rPr>
+    </w:lvl>
+    <w:lvl w:ilvl="6" w:tplc="FFFFFFFF" w:tentative="1">
+      <w:start w:val="1"/>
+      <w:numFmt w:val="bullet"/>
+      <w:lvlText w:val=""/>
+      <w:lvlJc w:val="left"/>
+      <w:pPr>
+        <w:ind w:left="5825" w:hanging="360"/>
+      </w:pPr>
+      <w:rPr>
+        <w:rFonts w:ascii="Symbol" w:hAnsi="Symbol" w:hint="default"/>
+      </w:rPr>
+    </w:lvl>
+    <w:lvl w:ilvl="7" w:tplc="FFFFFFFF" w:tentative="1">
+      <w:start w:val="1"/>
+      <w:numFmt w:val="bullet"/>
+      <w:lvlText w:val="o"/>
+      <w:lvlJc w:val="left"/>
+      <w:pPr>
+        <w:ind w:left="6545" w:hanging="360"/>
+      </w:pPr>
+      <w:rPr>
+        <w:rFonts w:ascii="Courier New" w:hAnsi="Courier New" w:cs="Courier New" w:hint="default"/>
+      </w:rPr>
+    </w:lvl>
+    <w:lvl w:ilvl="8" w:tplc="FFFFFFFF" w:tentative="1">
+      <w:start w:val="1"/>
+      <w:numFmt w:val="bullet"/>
+      <w:lvlText w:val=""/>
+      <w:lvlJc w:val="left"/>
+      <w:pPr>
+        <w:ind w:left="7265" w:hanging="360"/>
+      </w:pPr>
+      <w:rPr>
+        <w:rFonts w:ascii="Wingdings" w:hAnsi="Wingdings" w:hint="default"/>
+      </w:rPr>
+    </w:lvl>
+  </w:abstractNum>
+  <w:abstractNum w:abstractNumId="29" w15:restartNumberingAfterBreak="0">
     <w:nsid w:val="7D0279F6"/>
     <w:multiLevelType w:val="hybridMultilevel"/>
     <w:tmpl w:val="31980034"/>
@@ -16322,76 +23224,94 @@
     </w:lvl>
   </w:abstractNum>
   <w:num w:numId="1" w16cid:durableId="519660001">
+    <w:abstractNumId w:val="15"/>
+  </w:num>
+  <w:num w:numId="2" w16cid:durableId="2080906698">
+    <w:abstractNumId w:val="29"/>
+  </w:num>
+  <w:num w:numId="3" w16cid:durableId="41443942">
+    <w:abstractNumId w:val="1"/>
+  </w:num>
+  <w:num w:numId="4" w16cid:durableId="851605303">
+    <w:abstractNumId w:val="17"/>
+  </w:num>
+  <w:num w:numId="5" w16cid:durableId="806975702">
+    <w:abstractNumId w:val="4"/>
+  </w:num>
+  <w:num w:numId="6" w16cid:durableId="1749767259">
+    <w:abstractNumId w:val="18"/>
+  </w:num>
+  <w:num w:numId="7" w16cid:durableId="1272937172">
+    <w:abstractNumId w:val="6"/>
+  </w:num>
+  <w:num w:numId="8" w16cid:durableId="33964399">
+    <w:abstractNumId w:val="3"/>
+  </w:num>
+  <w:num w:numId="9" w16cid:durableId="2024432253">
+    <w:abstractNumId w:val="25"/>
+  </w:num>
+  <w:num w:numId="10" w16cid:durableId="222257275">
+    <w:abstractNumId w:val="11"/>
+  </w:num>
+  <w:num w:numId="11" w16cid:durableId="991520050">
+    <w:abstractNumId w:val="2"/>
+  </w:num>
+  <w:num w:numId="12" w16cid:durableId="1975792032">
+    <w:abstractNumId w:val="10"/>
+  </w:num>
+  <w:num w:numId="13" w16cid:durableId="1155492686">
+    <w:abstractNumId w:val="22"/>
+  </w:num>
+  <w:num w:numId="14" w16cid:durableId="145627852">
+    <w:abstractNumId w:val="16"/>
+  </w:num>
+  <w:num w:numId="15" w16cid:durableId="693504584">
+    <w:abstractNumId w:val="8"/>
+  </w:num>
+  <w:num w:numId="16" w16cid:durableId="1563515226">
+    <w:abstractNumId w:val="12"/>
+  </w:num>
+  <w:num w:numId="17" w16cid:durableId="1448306514">
+    <w:abstractNumId w:val="9"/>
+  </w:num>
+  <w:num w:numId="18" w16cid:durableId="209734556">
+    <w:abstractNumId w:val="26"/>
+  </w:num>
+  <w:num w:numId="19" w16cid:durableId="674922118">
     <w:abstractNumId w:val="14"/>
   </w:num>
-  <w:num w:numId="2" w16cid:durableId="2080906698">
+  <w:num w:numId="20" w16cid:durableId="944918438">
+    <w:abstractNumId w:val="21"/>
+  </w:num>
+  <w:num w:numId="21" w16cid:durableId="559949312">
+    <w:abstractNumId w:val="13"/>
+  </w:num>
+  <w:num w:numId="22" w16cid:durableId="1379624895">
+    <w:abstractNumId w:val="20"/>
+  </w:num>
+  <w:num w:numId="23" w16cid:durableId="826016062">
+    <w:abstractNumId w:val="5"/>
+  </w:num>
+  <w:num w:numId="24" w16cid:durableId="1830098151">
+    <w:abstractNumId w:val="7"/>
+  </w:num>
+  <w:num w:numId="25" w16cid:durableId="449277017">
+    <w:abstractNumId w:val="19"/>
+  </w:num>
+  <w:num w:numId="26" w16cid:durableId="613052306">
+    <w:abstractNumId w:val="0"/>
+  </w:num>
+  <w:num w:numId="27" w16cid:durableId="764034771">
+    <w:abstractNumId w:val="24"/>
+  </w:num>
+  <w:num w:numId="28" w16cid:durableId="197474830">
+    <w:abstractNumId w:val="27"/>
+  </w:num>
+  <w:num w:numId="29" w16cid:durableId="335232313">
     <w:abstractNumId w:val="23"/>
   </w:num>
-  <w:num w:numId="3" w16cid:durableId="41443942">
-    <w:abstractNumId w:val="0"/>
-  </w:num>
-  <w:num w:numId="4" w16cid:durableId="851605303">
-    <w:abstractNumId w:val="16"/>
-  </w:num>
-  <w:num w:numId="5" w16cid:durableId="806975702">
-    <w:abstractNumId w:val="3"/>
-  </w:num>
-  <w:num w:numId="6" w16cid:durableId="1749767259">
-    <w:abstractNumId w:val="17"/>
-  </w:num>
-  <w:num w:numId="7" w16cid:durableId="1272937172">
-    <w:abstractNumId w:val="5"/>
-  </w:num>
-  <w:num w:numId="8" w16cid:durableId="33964399">
-    <w:abstractNumId w:val="2"/>
-  </w:num>
-  <w:num w:numId="9" w16cid:durableId="2024432253">
-    <w:abstractNumId w:val="21"/>
-  </w:num>
-  <w:num w:numId="10" w16cid:durableId="222257275">
-    <w:abstractNumId w:val="10"/>
-  </w:num>
-  <w:num w:numId="11" w16cid:durableId="991520050">
-    <w:abstractNumId w:val="1"/>
-  </w:num>
-  <w:num w:numId="12" w16cid:durableId="1975792032">
-    <w:abstractNumId w:val="9"/>
-  </w:num>
-  <w:num w:numId="13" w16cid:durableId="1155492686">
-    <w:abstractNumId w:val="20"/>
-  </w:num>
-  <w:num w:numId="14" w16cid:durableId="145627852">
-    <w:abstractNumId w:val="15"/>
-  </w:num>
-  <w:num w:numId="15" w16cid:durableId="693504584">
-    <w:abstractNumId w:val="7"/>
-  </w:num>
-  <w:num w:numId="16" w16cid:durableId="1563515226">
-    <w:abstractNumId w:val="11"/>
-  </w:num>
-  <w:num w:numId="17" w16cid:durableId="1448306514">
-    <w:abstractNumId w:val="8"/>
-  </w:num>
-  <w:num w:numId="18" w16cid:durableId="209734556">
-    <w:abstractNumId w:val="22"/>
-  </w:num>
-  <w:num w:numId="19" w16cid:durableId="674922118">
-    <w:abstractNumId w:val="13"/>
-  </w:num>
-  <w:num w:numId="20" w16cid:durableId="944918438">
-    <w:abstractNumId w:val="19"/>
-  </w:num>
-  <w:num w:numId="21" w16cid:durableId="559949312">
-    <w:abstractNumId w:val="12"/>
-  </w:num>
-  <w:num w:numId="22" w16cid:durableId="1379624895">
-    <w:abstractNumId w:val="18"/>
-  </w:num>
-  <w:num w:numId="23" w16cid:durableId="826016062">
-    <w:abstractNumId w:val="4"/>
-  </w:num>
-  <w:num w:numId="24" w16cid:durableId="1830098151">
-    <w:abstractNumId w:val="6"/>
+  <w:num w:numId="30" w16cid:durableId="1425228263">
+    <w:abstractNumId w:val="28"/>
   </w:num>
 </w:numbering>
 </file>
@@ -16797,7 +23717,7 @@
     <w:name w:val="Normal"/>
     <w:uiPriority w:val="1"/>
     <w:qFormat/>
-    <w:rsid w:val="00385CCB"/>
+    <w:rsid w:val="003517E1"/>
     <w:rPr>
       <w:rFonts w:ascii="Times New Roman" w:hAnsi="Times New Roman"/>
     </w:rPr>
@@ -17001,6 +23921,7 @@
   <w:style w:type="character" w:default="1" w:styleId="DefaultParagraphFont">
     <w:name w:val="Default Paragraph Font"/>
     <w:uiPriority w:val="1"/>
+    <w:semiHidden/>
     <w:unhideWhenUsed/>
   </w:style>
   <w:style w:type="table" w:default="1" w:styleId="TableNormal">

--- a/श्री बडादादा गणपती २०२६.docx
+++ b/श्री बडादादा गणपती २०२६.docx
@@ -1459,7 +1459,16 @@
                 <w:szCs w:val="36"/>
                 <w:cs/>
               </w:rPr>
-              <w:t>श्री. अभिजीत कलाल</w:t>
+              <w:t xml:space="preserve">श्री. </w:t>
+            </w:r>
+            <w:r>
+              <w:rPr>
+                <w:rFonts w:ascii="Kokila" w:hAnsi="Kokila" w:cs="Kokila" w:hint="cs"/>
+                <w:sz w:val="36"/>
+                <w:szCs w:val="36"/>
+                <w:cs/>
+              </w:rPr>
+              <w:t xml:space="preserve">विनोद पांडू वंजारी </w:t>
             </w:r>
           </w:p>
         </w:tc>
@@ -1539,7 +1548,25 @@
                 <w:szCs w:val="36"/>
                 <w:cs/>
               </w:rPr>
-              <w:t>श्री. गोकुळ पवार</w:t>
+              <w:t>श्री. गोकुळ</w:t>
+            </w:r>
+            <w:r>
+              <w:rPr>
+                <w:rFonts w:ascii="Kokila" w:hAnsi="Kokila" w:cs="Kokila" w:hint="cs"/>
+                <w:sz w:val="36"/>
+                <w:szCs w:val="36"/>
+                <w:cs/>
+              </w:rPr>
+              <w:t xml:space="preserve"> बन्सीलाल</w:t>
+            </w:r>
+            <w:r>
+              <w:rPr>
+                <w:rFonts w:ascii="Kokila" w:hAnsi="Kokila" w:cs="Kokila"/>
+                <w:sz w:val="36"/>
+                <w:szCs w:val="36"/>
+                <w:cs/>
+              </w:rPr>
+              <w:t xml:space="preserve"> मिस्तरी</w:t>
             </w:r>
           </w:p>
         </w:tc>
@@ -1619,7 +1646,25 @@
                 <w:szCs w:val="36"/>
                 <w:cs/>
               </w:rPr>
-              <w:t>श्री. गिरीष मिस्तरी</w:t>
+              <w:t>श्री. गिरीष</w:t>
+            </w:r>
+            <w:r>
+              <w:rPr>
+                <w:rFonts w:ascii="Kokila" w:hAnsi="Kokila" w:cs="Kokila" w:hint="cs"/>
+                <w:sz w:val="36"/>
+                <w:szCs w:val="36"/>
+                <w:cs/>
+              </w:rPr>
+              <w:t xml:space="preserve"> वामन</w:t>
+            </w:r>
+            <w:r>
+              <w:rPr>
+                <w:rFonts w:ascii="Kokila" w:hAnsi="Kokila" w:cs="Kokila"/>
+                <w:sz w:val="36"/>
+                <w:szCs w:val="36"/>
+                <w:cs/>
+              </w:rPr>
+              <w:t xml:space="preserve"> मिस्तरी</w:t>
             </w:r>
           </w:p>
         </w:tc>
@@ -1699,7 +1744,25 @@
                 <w:szCs w:val="36"/>
                 <w:cs/>
               </w:rPr>
-              <w:t>श्री. भिका दातीर</w:t>
+              <w:t>श्री.</w:t>
+            </w:r>
+            <w:r>
+              <w:rPr>
+                <w:rFonts w:ascii="Kokila" w:hAnsi="Kokila" w:cs="Kokila" w:hint="cs"/>
+                <w:sz w:val="36"/>
+                <w:szCs w:val="36"/>
+                <w:cs/>
+              </w:rPr>
+              <w:t>नितीन शिवराम</w:t>
+            </w:r>
+            <w:r>
+              <w:rPr>
+                <w:rFonts w:ascii="Kokila" w:hAnsi="Kokila" w:cs="Kokila"/>
+                <w:sz w:val="36"/>
+                <w:szCs w:val="36"/>
+                <w:cs/>
+              </w:rPr>
+              <w:t xml:space="preserve"> दातीर</w:t>
             </w:r>
           </w:p>
         </w:tc>
@@ -1779,7 +1842,16 @@
                 <w:szCs w:val="36"/>
                 <w:cs/>
               </w:rPr>
-              <w:t xml:space="preserve">श्री. राकेश गुरव </w:t>
+              <w:t xml:space="preserve">श्री. </w:t>
+            </w:r>
+            <w:r>
+              <w:rPr>
+                <w:rFonts w:ascii="Kokila" w:hAnsi="Kokila" w:cs="Kokila" w:hint="cs"/>
+                <w:sz w:val="36"/>
+                <w:szCs w:val="36"/>
+                <w:cs/>
+              </w:rPr>
+              <w:t xml:space="preserve">हरिष नरेंद्र साळुंके </w:t>
             </w:r>
           </w:p>
         </w:tc>
@@ -1860,7 +1932,16 @@
                 <w:szCs w:val="36"/>
                 <w:cs/>
               </w:rPr>
-              <w:t>श्री. तुषार</w:t>
+              <w:t>श्री.</w:t>
+            </w:r>
+            <w:r>
+              <w:rPr>
+                <w:rFonts w:ascii="Kokila" w:hAnsi="Kokila" w:cs="Kokila" w:hint="cs"/>
+                <w:sz w:val="36"/>
+                <w:szCs w:val="36"/>
+                <w:cs/>
+              </w:rPr>
+              <w:t>महेंद्र हेमचंद्र</w:t>
             </w:r>
             <w:r>
               <w:rPr>
@@ -1958,7 +2039,16 @@
                 <w:szCs w:val="36"/>
                 <w:cs/>
               </w:rPr>
-              <w:t>श्री. विश्वजीत कलाल</w:t>
+              <w:t xml:space="preserve">श्री. </w:t>
+            </w:r>
+            <w:r>
+              <w:rPr>
+                <w:rFonts w:ascii="Kokila" w:hAnsi="Kokila" w:cs="Kokila" w:hint="cs"/>
+                <w:sz w:val="36"/>
+                <w:szCs w:val="36"/>
+                <w:cs/>
+              </w:rPr>
+              <w:t xml:space="preserve">सोनू राजेंद्र देडगे </w:t>
             </w:r>
           </w:p>
         </w:tc>
@@ -2039,7 +2129,16 @@
                 <w:szCs w:val="36"/>
                 <w:cs/>
               </w:rPr>
-              <w:t>श्री. मुकेश पाटील</w:t>
+              <w:t xml:space="preserve">श्री. </w:t>
+            </w:r>
+            <w:r>
+              <w:rPr>
+                <w:rFonts w:ascii="Kokila" w:hAnsi="Kokila" w:cs="Kokila" w:hint="cs"/>
+                <w:sz w:val="36"/>
+                <w:szCs w:val="36"/>
+                <w:cs/>
+              </w:rPr>
+              <w:t xml:space="preserve">राकेश रतीलाल गुरव </w:t>
             </w:r>
           </w:p>
         </w:tc>
@@ -2120,7 +2219,16 @@
                 <w:szCs w:val="36"/>
                 <w:cs/>
               </w:rPr>
-              <w:t xml:space="preserve">श्री. रविद्र </w:t>
+              <w:t>श्री.</w:t>
+            </w:r>
+            <w:r>
+              <w:rPr>
+                <w:rFonts w:ascii="Kokila" w:hAnsi="Kokila" w:cs="Kokila" w:hint="cs"/>
+                <w:sz w:val="36"/>
+                <w:szCs w:val="36"/>
+                <w:cs/>
+              </w:rPr>
+              <w:t>सनी कृष्णा</w:t>
             </w:r>
             <w:r>
               <w:rPr>
@@ -2214,21 +2322,12 @@
             </w:r>
             <w:r>
               <w:rPr>
-                <w:rFonts w:ascii="Kokila" w:hAnsi="Kokila" w:cs="Kokila"/>
+                <w:rFonts w:ascii="Kokila" w:hAnsi="Kokila" w:cs="Kokila" w:hint="cs"/>
                 <w:sz w:val="36"/>
                 <w:szCs w:val="36"/>
                 <w:cs/>
               </w:rPr>
-              <w:t xml:space="preserve">भटू  </w:t>
-            </w:r>
-            <w:r>
-              <w:rPr>
-                <w:rFonts w:ascii="Kokila" w:hAnsi="Kokila" w:cs="Kokila"/>
-                <w:sz w:val="36"/>
-                <w:szCs w:val="36"/>
-                <w:cs/>
-              </w:rPr>
-              <w:t xml:space="preserve">बुनकर </w:t>
+              <w:t xml:space="preserve">गिरीश नाना वंजारी </w:t>
             </w:r>
           </w:p>
         </w:tc>
@@ -3807,7 +3906,6 @@
           <w:bCs/>
           <w:sz w:val="50"/>
           <w:szCs w:val="50"/>
-          <w:cs/>
         </w:rPr>
       </w:pPr>
       <w:r>
@@ -3824,8 +3922,11 @@
     </w:p>
     <w:p>
       <w:pPr>
-        <w:rPr>
-          <w:rFonts w:ascii="Kokila" w:eastAsia="Times New Roman" w:hAnsi="Kokila" w:cs="Kokila"/>
+        <w:pStyle w:val="ListParagraph"/>
+        <w:ind w:left="720" w:firstLine="0"/>
+        <w:jc w:val="center"/>
+        <w:rPr>
+          <w:rFonts w:ascii="Kokila" w:hAnsi="Kokila" w:cs="Kokila"/>
           <w:b/>
           <w:bCs/>
           <w:sz w:val="50"/>
@@ -3833,6 +3934,72 @@
           <w:cs/>
         </w:rPr>
       </w:pPr>
+    </w:p>
+    <w:p>
+      <w:pPr>
+        <w:jc w:val="center"/>
+        <w:rPr>
+          <w:rFonts w:ascii="Kokila" w:eastAsia="Times New Roman" w:hAnsi="Kokila" w:cs="Kokila"/>
+          <w:b/>
+          <w:bCs/>
+          <w:sz w:val="50"/>
+          <w:szCs w:val="50"/>
+          <w:cs/>
+        </w:rPr>
+      </w:pPr>
+      <w:r>
+        <w:rPr>
+          <w:rFonts w:ascii="Kokila" w:hAnsi="Kokila" w:cs="Kokila"/>
+          <w:b/>
+          <w:bCs/>
+          <w:sz w:val="50"/>
+          <w:szCs w:val="50"/>
+        </w:rPr>
+        <w:t>"</w:t>
+      </w:r>
+      <w:r>
+        <w:rPr>
+          <w:rFonts w:ascii="Kokila" w:hAnsi="Kokila" w:cs="Kokila"/>
+          <w:b/>
+          <w:bCs/>
+          <w:sz w:val="50"/>
+          <w:szCs w:val="50"/>
+          <w:cs/>
+        </w:rPr>
+        <w:t>निसर्गाचा समतोल राखुया</w:t>
+      </w:r>
+      <w:r>
+        <w:rPr>
+          <w:rFonts w:ascii="Kokila" w:hAnsi="Kokila" w:cs="Kokila"/>
+          <w:b/>
+          <w:bCs/>
+          <w:sz w:val="50"/>
+          <w:szCs w:val="50"/>
+        </w:rPr>
+        <w:t xml:space="preserve">, </w:t>
+      </w:r>
+      <w:r>
+        <w:rPr>
+          <w:rFonts w:ascii="Kokila" w:hAnsi="Kokila" w:cs="Kokila"/>
+          <w:b/>
+          <w:bCs/>
+          <w:sz w:val="50"/>
+          <w:szCs w:val="50"/>
+          <w:cs/>
+        </w:rPr>
+        <w:t>वन्यजीवांचे रक्षण करूया"</w:t>
+      </w:r>
+      <w:r>
+        <w:rPr>
+          <w:rFonts w:ascii="Kokila" w:hAnsi="Kokila" w:cs="Kokila"/>
+          <w:b/>
+          <w:bCs/>
+          <w:sz w:val="50"/>
+          <w:szCs w:val="50"/>
+          <w:cs/>
+        </w:rPr>
+        <w:t xml:space="preserve"> </w:t>
+      </w:r>
       <w:r>
         <w:rPr>
           <w:rFonts w:ascii="Kokila" w:hAnsi="Kokila" w:cs="Kokila"/>
@@ -17487,6 +17654,29 @@
     <w:p>
       <w:pPr>
         <w:pStyle w:val="ListParagraph"/>
+        <w:ind w:left="785" w:firstLine="0"/>
+        <w:jc w:val="center"/>
+        <w:rPr>
+          <w:rFonts w:ascii="Kokila" w:eastAsiaTheme="minorHAnsi" w:hAnsi="Kokila" w:cs="Kokila"/>
+          <w:sz w:val="61"/>
+          <w:szCs w:val="61"/>
+          <w:cs/>
+        </w:rPr>
+      </w:pPr>
+      <w:r>
+        <w:rPr>
+          <w:rFonts w:ascii="Kokila" w:eastAsiaTheme="minorHAnsi" w:hAnsi="Kokila" w:cs="Kokila"/>
+          <w:sz w:val="61"/>
+          <w:szCs w:val="61"/>
+          <w:cs/>
+        </w:rPr>
+        <w:lastRenderedPageBreak/>
+        <w:t>४. सामाजिक कार्य</w:t>
+      </w:r>
+    </w:p>
+    <w:p>
+      <w:pPr>
+        <w:pStyle w:val="ListParagraph"/>
         <w:numPr>
           <w:ilvl w:val="0"/>
           <w:numId w:val="29"/>
@@ -17509,7 +17699,6 @@
           <w:szCs w:val="44"/>
           <w:cs/>
         </w:rPr>
-        <w:lastRenderedPageBreak/>
         <w:t>बडादादा</w:t>
       </w:r>
       <w:r>
@@ -18437,7 +18626,7 @@
           <w:szCs w:val="40"/>
           <w:cs/>
         </w:rPr>
-        <w:t xml:space="preserve">यांनी या हेल्पलाईन क्रमांकांचे महत्त्व अधोरेखित केले. संकटाच्या किंवा आपत्कालीन परिस्थितीत योग्य क्रमांकाची माहिती त्वरित उपलब्ध </w:t>
+        <w:t xml:space="preserve">यांनी या हेल्पलाईन क्रमांकांचे महत्त्व अधोरेखित केले. </w:t>
       </w:r>
       <w:r>
         <w:rPr>
@@ -18447,7 +18636,7 @@
           <w:cs/>
         </w:rPr>
         <w:lastRenderedPageBreak/>
-        <w:t>झाल्यास नागरिकांना वेळेत मदत मिळू शकते. त्यामुळे दिनदर्शिकेत अशा सेवांचा समावेश करण्याची संकल्पना विशेष कौतुकास्पद ठरली.</w:t>
+        <w:t>संकटाच्या किंवा आपत्कालीन परिस्थितीत योग्य क्रमांकाची माहिती त्वरित उपलब्ध झाल्यास नागरिकांना वेळेत मदत मिळू शकते. त्यामुळे दिनदर्शिकेत अशा सेवांचा समावेश करण्याची संकल्पना विशेष कौतुकास्पद ठरली.</w:t>
       </w:r>
     </w:p>
     <w:p>
@@ -18918,6 +19107,7 @@
           <w:rFonts w:ascii="Kokila" w:hAnsi="Kokila" w:cs="Kokila"/>
           <w:sz w:val="40"/>
           <w:szCs w:val="40"/>
+          <w:cs/>
         </w:rPr>
       </w:pPr>
       <w:r>
@@ -19098,6 +19288,71 @@
         </w:rPr>
         <w:t>युवकांना प्रोत्साहन देणे आणि नागरिकांना आवश्यक माहिती उपलब्ध करून देणे या उद्देशाने राबविण्यात आलेला हा उपक्रम निश्चितच उल्लेखनीय आणि प्रेरणादायी ठरला.</w:t>
       </w:r>
+    </w:p>
+    <w:p>
+      <w:pPr>
+        <w:rPr>
+          <w:rFonts w:ascii="Kokila" w:hAnsi="Kokila" w:cs="Kokila"/>
+          <w:sz w:val="40"/>
+          <w:szCs w:val="40"/>
+          <w:cs/>
+        </w:rPr>
+      </w:pPr>
+      <w:r>
+        <w:rPr>
+          <w:rFonts w:ascii="Kokila" w:hAnsi="Kokila" w:cs="Kokila"/>
+          <w:sz w:val="40"/>
+          <w:szCs w:val="40"/>
+          <w:cs/>
+        </w:rPr>
+        <w:br w:type="page"/>
+      </w:r>
+    </w:p>
+    <w:p>
+      <w:pPr>
+        <w:pStyle w:val="ListParagraph"/>
+        <w:numPr>
+          <w:ilvl w:val="0"/>
+          <w:numId w:val="31"/>
+        </w:numPr>
+        <w:jc w:val="both"/>
+        <w:rPr>
+          <w:rFonts w:ascii="Kokila" w:hAnsi="Kokila" w:cs="Kokila"/>
+          <w:b/>
+          <w:bCs/>
+          <w:sz w:val="44"/>
+          <w:szCs w:val="44"/>
+        </w:rPr>
+      </w:pPr>
+      <w:r>
+        <w:rPr>
+          <w:rFonts w:ascii="Kokila" w:hAnsi="Kokila" w:cs="Kokila"/>
+          <w:b/>
+          <w:bCs/>
+          <w:sz w:val="44"/>
+          <w:szCs w:val="44"/>
+          <w:cs/>
+        </w:rPr>
+        <w:lastRenderedPageBreak/>
+        <w:t>नायलॉन मांजाची होळी करून पर्यावरण संवर्धनाचा संदेश</w:t>
+      </w:r>
+    </w:p>
+    <w:p>
+      <w:pPr>
+        <w:pStyle w:val="ListParagraph"/>
+        <w:numPr>
+          <w:ilvl w:val="0"/>
+          <w:numId w:val="31"/>
+        </w:numPr>
+        <w:jc w:val="both"/>
+        <w:rPr>
+          <w:rFonts w:ascii="Kokila" w:hAnsi="Kokila" w:cs="Kokila"/>
+          <w:b/>
+          <w:bCs/>
+          <w:sz w:val="44"/>
+          <w:szCs w:val="44"/>
+        </w:rPr>
+      </w:pPr>
     </w:p>
     <w:p>
       <w:pPr>
@@ -19109,6 +19364,72 @@
           <w:szCs w:val="40"/>
         </w:rPr>
       </w:pPr>
+      <w:r>
+        <w:rPr>
+          <w:rFonts w:ascii="Kokila" w:hAnsi="Kokila" w:cs="Kokila"/>
+          <w:sz w:val="40"/>
+          <w:szCs w:val="40"/>
+          <w:cs/>
+        </w:rPr>
+        <w:t>मकर संक्रांतीच्या पार्श्वभूमीवर तळोदा शहरात पतंगबाजीचा उत्साह वाढत असताना पक्षी व मानवांच्या सुरक्षेसाठी नायलॉन मांजाचा वापर टाळण्याचा सामाजिक संदेश देण्यासाठी</w:t>
+      </w:r>
+      <w:r>
+        <w:rPr>
+          <w:rFonts w:ascii="Kokila" w:hAnsi="Kokila" w:cs="Kokila"/>
+          <w:sz w:val="40"/>
+          <w:szCs w:val="40"/>
+        </w:rPr>
+        <w:t xml:space="preserve"> </w:t>
+      </w:r>
+      <w:r>
+        <w:rPr>
+          <w:rFonts w:ascii="Kokila" w:hAnsi="Kokila" w:cs="Kokila"/>
+          <w:b/>
+          <w:bCs/>
+          <w:sz w:val="40"/>
+          <w:szCs w:val="40"/>
+          <w:cs/>
+        </w:rPr>
+        <w:t>श्री बडादादा गणपती मंडळ आणि बडादादा फाउंडेशन</w:t>
+      </w:r>
+      <w:r>
+        <w:rPr>
+          <w:rFonts w:ascii="Kokila" w:hAnsi="Kokila" w:cs="Kokila"/>
+          <w:b/>
+          <w:bCs/>
+          <w:sz w:val="40"/>
+          <w:szCs w:val="40"/>
+        </w:rPr>
+        <w:t xml:space="preserve">, </w:t>
+      </w:r>
+      <w:r>
+        <w:rPr>
+          <w:rFonts w:ascii="Kokila" w:hAnsi="Kokila" w:cs="Kokila"/>
+          <w:b/>
+          <w:bCs/>
+          <w:sz w:val="40"/>
+          <w:szCs w:val="40"/>
+          <w:cs/>
+        </w:rPr>
+        <w:t>तळोदा</w:t>
+      </w:r>
+      <w:r>
+        <w:rPr>
+          <w:rFonts w:ascii="Kokila" w:hAnsi="Kokila" w:cs="Kokila"/>
+          <w:sz w:val="40"/>
+          <w:szCs w:val="40"/>
+        </w:rPr>
+        <w:t xml:space="preserve"> </w:t>
+      </w:r>
+      <w:r>
+        <w:rPr>
+          <w:rFonts w:ascii="Kokila" w:hAnsi="Kokila" w:cs="Kokila"/>
+          <w:sz w:val="40"/>
+          <w:szCs w:val="40"/>
+          <w:cs/>
+        </w:rPr>
+        <w:t>यांच्या संयुक्त विद्यमाने अनोखा जनजागृती उपक्रम राबविण्यात आला. या उपक्रमांतर्गत परिसरातून गोळा करण्यात आलेल्या नायलॉन मांजाची होळी करून नागरिकांना नायलॉन मांजाच्या धोक्यांची जाणीव करून देण्यात आली.</w:t>
+      </w:r>
     </w:p>
     <w:p>
       <w:pPr>
@@ -19120,6 +19441,32 @@
           <w:szCs w:val="40"/>
         </w:rPr>
       </w:pPr>
+      <w:r>
+        <w:rPr>
+          <w:rFonts w:ascii="Kokila" w:hAnsi="Kokila" w:cs="Kokila"/>
+          <w:sz w:val="40"/>
+          <w:szCs w:val="40"/>
+          <w:cs/>
+        </w:rPr>
+        <w:t>नायलॉन मांजा हा अत्यंत धारदार असल्याने पतंग उडविणाऱ्या व्यक्तींसोबतच दुचाकीस्वार आणि पादचाऱ्यांसाठीही धोकादायक ठरू शकतो. त्याचबरोबर पतंगाच्या मांजामुळे अनेक पक्षी जखमी होण्याच्या किंवा मृत्युमुखी पडण्याच्या घटना घडतात. त्यामुळे सण-उत्सव साजरा करताना मानव आणि पक्ष्यांची सुरक्षितता लक्षात घेणे आवश्यक आहे</w:t>
+      </w:r>
+      <w:r>
+        <w:rPr>
+          <w:rFonts w:ascii="Kokila" w:hAnsi="Kokila" w:cs="Kokila"/>
+          <w:sz w:val="40"/>
+          <w:szCs w:val="40"/>
+        </w:rPr>
+        <w:t xml:space="preserve">, </w:t>
+      </w:r>
+      <w:r>
+        <w:rPr>
+          <w:rFonts w:ascii="Kokila" w:hAnsi="Kokila" w:cs="Kokila"/>
+          <w:sz w:val="40"/>
+          <w:szCs w:val="40"/>
+          <w:cs/>
+        </w:rPr>
+        <w:t>असा संदेश या उपक्रमातून देण्यात आला.</w:t>
+      </w:r>
     </w:p>
     <w:p>
       <w:pPr>
@@ -19131,6 +19478,72 @@
           <w:szCs w:val="40"/>
         </w:rPr>
       </w:pPr>
+      <w:r>
+        <w:rPr>
+          <w:rFonts w:ascii="Kokila" w:hAnsi="Kokila" w:cs="Kokila"/>
+          <w:sz w:val="40"/>
+          <w:szCs w:val="40"/>
+          <w:cs/>
+        </w:rPr>
+        <w:t>मंडळाच्या युवकांनी पुढाकार घेत परिसरात उपलब्ध असलेला नायलॉन मांजा एकत्र करून त्याची होळी केली. यावेळी</w:t>
+      </w:r>
+      <w:r>
+        <w:rPr>
+          <w:rFonts w:ascii="Kokila" w:hAnsi="Kokila" w:cs="Kokila"/>
+          <w:sz w:val="40"/>
+          <w:szCs w:val="40"/>
+        </w:rPr>
+        <w:t xml:space="preserve"> </w:t>
+      </w:r>
+      <w:r>
+        <w:rPr>
+          <w:rFonts w:ascii="Kokila" w:hAnsi="Kokila" w:cs="Kokila"/>
+          <w:b/>
+          <w:bCs/>
+          <w:sz w:val="40"/>
+          <w:szCs w:val="40"/>
+          <w:cs/>
+        </w:rPr>
+        <w:t>पतंग उडविताना केवळ सुरक्षित सुती दोऱ्याचा वापर करावा</w:t>
+      </w:r>
+      <w:r>
+        <w:rPr>
+          <w:rFonts w:ascii="Kokila" w:hAnsi="Kokila" w:cs="Kokila"/>
+          <w:b/>
+          <w:bCs/>
+          <w:sz w:val="40"/>
+          <w:szCs w:val="40"/>
+        </w:rPr>
+        <w:t xml:space="preserve">, </w:t>
+      </w:r>
+      <w:r>
+        <w:rPr>
+          <w:rFonts w:ascii="Kokila" w:hAnsi="Kokila" w:cs="Kokila"/>
+          <w:b/>
+          <w:bCs/>
+          <w:sz w:val="40"/>
+          <w:szCs w:val="40"/>
+          <w:cs/>
+        </w:rPr>
+        <w:t>नायलॉन मांजाचा वापर करू नये आणि पक्षी व पर्यावरणाचे संरक्षण करावे</w:t>
+      </w:r>
+      <w:r>
+        <w:rPr>
+          <w:rFonts w:ascii="Kokila" w:hAnsi="Kokila" w:cs="Kokila"/>
+          <w:sz w:val="40"/>
+          <w:szCs w:val="40"/>
+        </w:rPr>
+        <w:t xml:space="preserve">, </w:t>
+      </w:r>
+      <w:r>
+        <w:rPr>
+          <w:rFonts w:ascii="Kokila" w:hAnsi="Kokila" w:cs="Kokila"/>
+          <w:sz w:val="40"/>
+          <w:szCs w:val="40"/>
+          <w:cs/>
+        </w:rPr>
+        <w:t>असे आवाहन करण्यात आले. नागरिकांनीही या उपक्रमाला सकारात्मक प्रतिसाद देत युवकांच्या सामाजिक उपक्रमाचे कौतुक केले.</w:t>
+      </w:r>
     </w:p>
     <w:p>
       <w:pPr>
@@ -19142,68 +19555,1164 @@
           <w:szCs w:val="40"/>
         </w:rPr>
       </w:pPr>
-    </w:p>
-    <w:p>
-      <w:pPr>
-        <w:rPr>
-          <w:rFonts w:ascii="Kokila" w:hAnsi="Kokila" w:cs="Kokila"/>
-          <w:b/>
-          <w:bCs/>
-          <w:sz w:val="50"/>
-          <w:szCs w:val="50"/>
-        </w:rPr>
-      </w:pPr>
+      <w:r>
+        <w:rPr>
+          <w:rFonts w:ascii="Kokila" w:hAnsi="Kokila" w:cs="Kokila"/>
+          <w:sz w:val="40"/>
+          <w:szCs w:val="40"/>
+          <w:cs/>
+        </w:rPr>
+        <w:t>या उपक्रमात गल्लीतील ज्येष्ठ नागरिक तसेच बडादादा फाउंडेशन व मंडळाचे युवक सहभागी झाले. भिका गुरव</w:t>
+      </w:r>
+      <w:r>
+        <w:rPr>
+          <w:rFonts w:ascii="Kokila" w:hAnsi="Kokila" w:cs="Kokila"/>
+          <w:sz w:val="40"/>
+          <w:szCs w:val="40"/>
+        </w:rPr>
+        <w:t xml:space="preserve">, </w:t>
+      </w:r>
+      <w:r>
+        <w:rPr>
+          <w:rFonts w:ascii="Kokila" w:hAnsi="Kokila" w:cs="Kokila"/>
+          <w:sz w:val="40"/>
+          <w:szCs w:val="40"/>
+          <w:cs/>
+        </w:rPr>
+        <w:t>सूरज शिंपी</w:t>
+      </w:r>
+      <w:r>
+        <w:rPr>
+          <w:rFonts w:ascii="Kokila" w:hAnsi="Kokila" w:cs="Kokila"/>
+          <w:sz w:val="40"/>
+          <w:szCs w:val="40"/>
+        </w:rPr>
+        <w:t xml:space="preserve">, </w:t>
+      </w:r>
+      <w:r>
+        <w:rPr>
+          <w:rFonts w:ascii="Kokila" w:hAnsi="Kokila" w:cs="Kokila"/>
+          <w:sz w:val="40"/>
+          <w:szCs w:val="40"/>
+          <w:cs/>
+        </w:rPr>
+        <w:t>रोहन कलाल</w:t>
+      </w:r>
+      <w:r>
+        <w:rPr>
+          <w:rFonts w:ascii="Kokila" w:hAnsi="Kokila" w:cs="Kokila"/>
+          <w:sz w:val="40"/>
+          <w:szCs w:val="40"/>
+        </w:rPr>
+        <w:t xml:space="preserve">, </w:t>
+      </w:r>
+      <w:r>
+        <w:rPr>
+          <w:rFonts w:ascii="Kokila" w:hAnsi="Kokila" w:cs="Kokila"/>
+          <w:sz w:val="40"/>
+          <w:szCs w:val="40"/>
+          <w:cs/>
+        </w:rPr>
+        <w:t>नयन पाटील</w:t>
+      </w:r>
+      <w:r>
+        <w:rPr>
+          <w:rFonts w:ascii="Kokila" w:hAnsi="Kokila" w:cs="Kokila"/>
+          <w:sz w:val="40"/>
+          <w:szCs w:val="40"/>
+        </w:rPr>
+        <w:t xml:space="preserve">, </w:t>
+      </w:r>
+      <w:r>
+        <w:rPr>
+          <w:rFonts w:ascii="Kokila" w:hAnsi="Kokila" w:cs="Kokila"/>
+          <w:sz w:val="40"/>
+          <w:szCs w:val="40"/>
+          <w:cs/>
+        </w:rPr>
+        <w:t>विनीत मोराणकर</w:t>
+      </w:r>
+      <w:r>
+        <w:rPr>
+          <w:rFonts w:ascii="Kokila" w:hAnsi="Kokila" w:cs="Kokila"/>
+          <w:sz w:val="40"/>
+          <w:szCs w:val="40"/>
+        </w:rPr>
+        <w:t xml:space="preserve">, </w:t>
+      </w:r>
+      <w:r>
+        <w:rPr>
+          <w:rFonts w:ascii="Kokila" w:hAnsi="Kokila" w:cs="Kokila"/>
+          <w:sz w:val="40"/>
+          <w:szCs w:val="40"/>
+          <w:cs/>
+        </w:rPr>
+        <w:t>कोहिनूर दातीर</w:t>
+      </w:r>
+      <w:r>
+        <w:rPr>
+          <w:rFonts w:ascii="Kokila" w:hAnsi="Kokila" w:cs="Kokila"/>
+          <w:sz w:val="40"/>
+          <w:szCs w:val="40"/>
+        </w:rPr>
+        <w:t xml:space="preserve">, </w:t>
+      </w:r>
+      <w:r>
+        <w:rPr>
+          <w:rFonts w:ascii="Kokila" w:hAnsi="Kokila" w:cs="Kokila"/>
+          <w:sz w:val="40"/>
+          <w:szCs w:val="40"/>
+          <w:cs/>
+        </w:rPr>
+        <w:t>स्वामी पाटील</w:t>
+      </w:r>
+      <w:r>
+        <w:rPr>
+          <w:rFonts w:ascii="Kokila" w:hAnsi="Kokila" w:cs="Kokila"/>
+          <w:sz w:val="40"/>
+          <w:szCs w:val="40"/>
+        </w:rPr>
+        <w:t xml:space="preserve">, </w:t>
+      </w:r>
+      <w:r>
+        <w:rPr>
+          <w:rFonts w:ascii="Kokila" w:hAnsi="Kokila" w:cs="Kokila"/>
+          <w:sz w:val="40"/>
+          <w:szCs w:val="40"/>
+          <w:cs/>
+        </w:rPr>
+        <w:t>निखिल गुरव</w:t>
+      </w:r>
+      <w:r>
+        <w:rPr>
+          <w:rFonts w:ascii="Kokila" w:hAnsi="Kokila" w:cs="Kokila"/>
+          <w:sz w:val="40"/>
+          <w:szCs w:val="40"/>
+        </w:rPr>
+        <w:t xml:space="preserve">, </w:t>
+      </w:r>
+      <w:r>
+        <w:rPr>
+          <w:rFonts w:ascii="Kokila" w:hAnsi="Kokila" w:cs="Kokila"/>
+          <w:sz w:val="40"/>
+          <w:szCs w:val="40"/>
+          <w:cs/>
+        </w:rPr>
+        <w:t>पवन गुरव</w:t>
+      </w:r>
+      <w:r>
+        <w:rPr>
+          <w:rFonts w:ascii="Kokila" w:hAnsi="Kokila" w:cs="Kokila"/>
+          <w:sz w:val="40"/>
+          <w:szCs w:val="40"/>
+        </w:rPr>
+        <w:t xml:space="preserve">, </w:t>
+      </w:r>
+      <w:r>
+        <w:rPr>
+          <w:rFonts w:ascii="Kokila" w:hAnsi="Kokila" w:cs="Kokila"/>
+          <w:sz w:val="40"/>
+          <w:szCs w:val="40"/>
+          <w:cs/>
+        </w:rPr>
+        <w:t>संकेत पाटील</w:t>
+      </w:r>
+      <w:r>
+        <w:rPr>
+          <w:rFonts w:ascii="Kokila" w:hAnsi="Kokila" w:cs="Kokila"/>
+          <w:sz w:val="40"/>
+          <w:szCs w:val="40"/>
+        </w:rPr>
+        <w:t xml:space="preserve">, </w:t>
+      </w:r>
+      <w:r>
+        <w:rPr>
+          <w:rFonts w:ascii="Kokila" w:hAnsi="Kokila" w:cs="Kokila"/>
+          <w:sz w:val="40"/>
+          <w:szCs w:val="40"/>
+          <w:cs/>
+        </w:rPr>
+        <w:t>राजेश गुरव</w:t>
+      </w:r>
+      <w:r>
+        <w:rPr>
+          <w:rFonts w:ascii="Kokila" w:hAnsi="Kokila" w:cs="Kokila"/>
+          <w:sz w:val="40"/>
+          <w:szCs w:val="40"/>
+        </w:rPr>
+        <w:t xml:space="preserve">, </w:t>
+      </w:r>
+      <w:r>
+        <w:rPr>
+          <w:rFonts w:ascii="Kokila" w:hAnsi="Kokila" w:cs="Kokila"/>
+          <w:sz w:val="40"/>
+          <w:szCs w:val="40"/>
+          <w:cs/>
+        </w:rPr>
+        <w:t>रितेश डेडगे</w:t>
+      </w:r>
+      <w:r>
+        <w:rPr>
+          <w:rFonts w:ascii="Kokila" w:hAnsi="Kokila" w:cs="Kokila"/>
+          <w:sz w:val="40"/>
+          <w:szCs w:val="40"/>
+        </w:rPr>
+        <w:t xml:space="preserve">, </w:t>
+      </w:r>
+      <w:r>
+        <w:rPr>
+          <w:rFonts w:ascii="Kokila" w:hAnsi="Kokila" w:cs="Kokila"/>
+          <w:sz w:val="40"/>
+          <w:szCs w:val="40"/>
+          <w:cs/>
+        </w:rPr>
+        <w:t>ललित पाटील</w:t>
+      </w:r>
+      <w:r>
+        <w:rPr>
+          <w:rFonts w:ascii="Kokila" w:hAnsi="Kokila" w:cs="Kokila"/>
+          <w:sz w:val="40"/>
+          <w:szCs w:val="40"/>
+        </w:rPr>
+        <w:t xml:space="preserve">, </w:t>
+      </w:r>
+      <w:r>
+        <w:rPr>
+          <w:rFonts w:ascii="Kokila" w:hAnsi="Kokila" w:cs="Kokila"/>
+          <w:sz w:val="40"/>
+          <w:szCs w:val="40"/>
+          <w:cs/>
+        </w:rPr>
+        <w:t>वैभव वंजारी</w:t>
+      </w:r>
+      <w:r>
+        <w:rPr>
+          <w:rFonts w:ascii="Kokila" w:hAnsi="Kokila" w:cs="Kokila"/>
+          <w:sz w:val="40"/>
+          <w:szCs w:val="40"/>
+        </w:rPr>
+        <w:t xml:space="preserve">, </w:t>
+      </w:r>
+      <w:r>
+        <w:rPr>
+          <w:rFonts w:ascii="Kokila" w:hAnsi="Kokila" w:cs="Kokila"/>
+          <w:sz w:val="40"/>
+          <w:szCs w:val="40"/>
+          <w:cs/>
+        </w:rPr>
+        <w:t>दर्शन गुरव</w:t>
+      </w:r>
+      <w:r>
+        <w:rPr>
+          <w:rFonts w:ascii="Kokila" w:hAnsi="Kokila" w:cs="Kokila"/>
+          <w:sz w:val="40"/>
+          <w:szCs w:val="40"/>
+        </w:rPr>
+        <w:t xml:space="preserve">, </w:t>
+      </w:r>
+      <w:r>
+        <w:rPr>
+          <w:rFonts w:ascii="Kokila" w:hAnsi="Kokila" w:cs="Kokila"/>
+          <w:sz w:val="40"/>
+          <w:szCs w:val="40"/>
+          <w:cs/>
+        </w:rPr>
+        <w:t>गौरव गुरव</w:t>
+      </w:r>
+      <w:r>
+        <w:rPr>
+          <w:rFonts w:ascii="Kokila" w:hAnsi="Kokila" w:cs="Kokila"/>
+          <w:sz w:val="40"/>
+          <w:szCs w:val="40"/>
+        </w:rPr>
+        <w:t xml:space="preserve">, </w:t>
+      </w:r>
+      <w:r>
+        <w:rPr>
+          <w:rFonts w:ascii="Kokila" w:hAnsi="Kokila" w:cs="Kokila"/>
+          <w:sz w:val="40"/>
+          <w:szCs w:val="40"/>
+          <w:cs/>
+        </w:rPr>
+        <w:t>ओम गुरव</w:t>
+      </w:r>
+      <w:r>
+        <w:rPr>
+          <w:rFonts w:ascii="Kokila" w:hAnsi="Kokila" w:cs="Kokila"/>
+          <w:sz w:val="40"/>
+          <w:szCs w:val="40"/>
+        </w:rPr>
+        <w:t xml:space="preserve">, </w:t>
+      </w:r>
+      <w:r>
+        <w:rPr>
+          <w:rFonts w:ascii="Kokila" w:hAnsi="Kokila" w:cs="Kokila"/>
+          <w:sz w:val="40"/>
+          <w:szCs w:val="40"/>
+          <w:cs/>
+        </w:rPr>
+        <w:t>मोनु गुरव</w:t>
+      </w:r>
+      <w:r>
+        <w:rPr>
+          <w:rFonts w:ascii="Kokila" w:hAnsi="Kokila" w:cs="Kokila"/>
+          <w:sz w:val="40"/>
+          <w:szCs w:val="40"/>
+        </w:rPr>
+        <w:t xml:space="preserve">, </w:t>
+      </w:r>
+      <w:r>
+        <w:rPr>
+          <w:rFonts w:ascii="Kokila" w:hAnsi="Kokila" w:cs="Kokila"/>
+          <w:sz w:val="40"/>
+          <w:szCs w:val="40"/>
+          <w:cs/>
+        </w:rPr>
+        <w:t>टीनू गुरव</w:t>
+      </w:r>
+      <w:r>
+        <w:rPr>
+          <w:rFonts w:ascii="Kokila" w:hAnsi="Kokila" w:cs="Kokila"/>
+          <w:sz w:val="40"/>
+          <w:szCs w:val="40"/>
+        </w:rPr>
+        <w:t xml:space="preserve">, </w:t>
+      </w:r>
+      <w:r>
+        <w:rPr>
+          <w:rFonts w:ascii="Kokila" w:hAnsi="Kokila" w:cs="Kokila"/>
+          <w:sz w:val="40"/>
+          <w:szCs w:val="40"/>
+          <w:cs/>
+        </w:rPr>
+        <w:t>मिलिंद गुरव</w:t>
+      </w:r>
+      <w:r>
+        <w:rPr>
+          <w:rFonts w:ascii="Kokila" w:hAnsi="Kokila" w:cs="Kokila"/>
+          <w:sz w:val="40"/>
+          <w:szCs w:val="40"/>
+        </w:rPr>
+        <w:t xml:space="preserve">, </w:t>
+      </w:r>
+      <w:r>
+        <w:rPr>
+          <w:rFonts w:ascii="Kokila" w:hAnsi="Kokila" w:cs="Kokila"/>
+          <w:sz w:val="40"/>
+          <w:szCs w:val="40"/>
+          <w:cs/>
+        </w:rPr>
+        <w:t>गणेश कलाल</w:t>
+      </w:r>
+      <w:r>
+        <w:rPr>
+          <w:rFonts w:ascii="Kokila" w:hAnsi="Kokila" w:cs="Kokila"/>
+          <w:sz w:val="40"/>
+          <w:szCs w:val="40"/>
+        </w:rPr>
+        <w:t xml:space="preserve">, </w:t>
+      </w:r>
+      <w:r>
+        <w:rPr>
+          <w:rFonts w:ascii="Kokila" w:hAnsi="Kokila" w:cs="Kokila"/>
+          <w:sz w:val="40"/>
+          <w:szCs w:val="40"/>
+          <w:cs/>
+        </w:rPr>
+        <w:t>भाविन पाटील</w:t>
+      </w:r>
+      <w:r>
+        <w:rPr>
+          <w:rFonts w:ascii="Kokila" w:hAnsi="Kokila" w:cs="Kokila"/>
+          <w:sz w:val="40"/>
+          <w:szCs w:val="40"/>
+        </w:rPr>
+        <w:t xml:space="preserve">, </w:t>
+      </w:r>
+      <w:r>
+        <w:rPr>
+          <w:rFonts w:ascii="Kokila" w:hAnsi="Kokila" w:cs="Kokila"/>
+          <w:sz w:val="40"/>
+          <w:szCs w:val="40"/>
+          <w:cs/>
+        </w:rPr>
+        <w:t>लाला पाटील</w:t>
+      </w:r>
+      <w:r>
+        <w:rPr>
+          <w:rFonts w:ascii="Kokila" w:hAnsi="Kokila" w:cs="Kokila"/>
+          <w:sz w:val="40"/>
+          <w:szCs w:val="40"/>
+        </w:rPr>
+        <w:t xml:space="preserve">, </w:t>
+      </w:r>
+      <w:r>
+        <w:rPr>
+          <w:rFonts w:ascii="Kokila" w:hAnsi="Kokila" w:cs="Kokila"/>
+          <w:sz w:val="40"/>
+          <w:szCs w:val="40"/>
+          <w:cs/>
+        </w:rPr>
+        <w:t>दर्शन दातीर आदी सदस्य उपस्थित होते.</w:t>
+      </w:r>
+    </w:p>
+    <w:p>
+      <w:pPr>
+        <w:ind w:left="720"/>
+        <w:jc w:val="both"/>
+        <w:rPr>
+          <w:rFonts w:ascii="Kokila" w:hAnsi="Kokila" w:cs="Kokila"/>
+          <w:sz w:val="40"/>
+          <w:szCs w:val="40"/>
+          <w:cs/>
+        </w:rPr>
+      </w:pPr>
+      <w:r>
+        <w:rPr>
+          <w:rFonts w:ascii="Kokila" w:hAnsi="Kokila" w:cs="Kokila"/>
+          <w:b/>
+          <w:bCs/>
+          <w:sz w:val="40"/>
+          <w:szCs w:val="40"/>
+        </w:rPr>
+        <w:t>“</w:t>
+      </w:r>
+      <w:r>
+        <w:rPr>
+          <w:rFonts w:ascii="Kokila" w:hAnsi="Kokila" w:cs="Kokila"/>
+          <w:b/>
+          <w:bCs/>
+          <w:sz w:val="40"/>
+          <w:szCs w:val="40"/>
+          <w:cs/>
+        </w:rPr>
+        <w:t>सण आनंदाने साजरा करूया</w:t>
+      </w:r>
+      <w:r>
+        <w:rPr>
+          <w:rFonts w:ascii="Kokila" w:hAnsi="Kokila" w:cs="Kokila"/>
+          <w:b/>
+          <w:bCs/>
+          <w:sz w:val="40"/>
+          <w:szCs w:val="40"/>
+        </w:rPr>
+        <w:t xml:space="preserve">, </w:t>
+      </w:r>
+      <w:r>
+        <w:rPr>
+          <w:rFonts w:ascii="Kokila" w:hAnsi="Kokila" w:cs="Kokila"/>
+          <w:b/>
+          <w:bCs/>
+          <w:sz w:val="40"/>
+          <w:szCs w:val="40"/>
+          <w:cs/>
+        </w:rPr>
+        <w:t>पण निसर्ग आणि जीवसृष्टीची काळजी घेऊन!”</w:t>
+      </w:r>
+      <w:r>
+        <w:rPr>
+          <w:rFonts w:ascii="Kokila" w:hAnsi="Kokila" w:cs="Kokila"/>
+          <w:sz w:val="40"/>
+          <w:szCs w:val="40"/>
+        </w:rPr>
+        <w:t xml:space="preserve"> </w:t>
+      </w:r>
+      <w:r>
+        <w:rPr>
+          <w:rFonts w:ascii="Kokila" w:hAnsi="Kokila" w:cs="Kokila"/>
+          <w:sz w:val="40"/>
+          <w:szCs w:val="40"/>
+          <w:cs/>
+        </w:rPr>
+        <w:t>हा संदेश देणारा हा उपक्रम सामाजिक बांधिलकी</w:t>
+      </w:r>
+      <w:r>
+        <w:rPr>
+          <w:rFonts w:ascii="Kokila" w:hAnsi="Kokila" w:cs="Kokila"/>
+          <w:sz w:val="40"/>
+          <w:szCs w:val="40"/>
+        </w:rPr>
+        <w:t xml:space="preserve">, </w:t>
+      </w:r>
+      <w:r>
+        <w:rPr>
+          <w:rFonts w:ascii="Kokila" w:hAnsi="Kokila" w:cs="Kokila"/>
+          <w:sz w:val="40"/>
+          <w:szCs w:val="40"/>
+          <w:cs/>
+        </w:rPr>
+        <w:t>पर्यावरणप्रेम आणि नागरिकांच्या सुरक्षिततेची जाणीव निर्माण करणारा ठरला.</w:t>
+      </w:r>
+    </w:p>
+    <w:p>
+      <w:pPr>
+        <w:rPr>
+          <w:rFonts w:ascii="Kokila" w:hAnsi="Kokila" w:cs="Kokila"/>
+          <w:sz w:val="40"/>
+          <w:szCs w:val="40"/>
+          <w:cs/>
+        </w:rPr>
+      </w:pPr>
+      <w:r>
+        <w:rPr>
+          <w:rFonts w:ascii="Kokila" w:hAnsi="Kokila" w:cs="Kokila"/>
+          <w:sz w:val="40"/>
+          <w:szCs w:val="40"/>
+          <w:cs/>
+        </w:rPr>
+        <w:br w:type="page"/>
+      </w:r>
     </w:p>
     <w:p>
       <w:pPr>
         <w:pStyle w:val="ListParagraph"/>
-        <w:ind w:left="785" w:firstLine="0"/>
-        <w:rPr>
-          <w:rFonts w:ascii="Kokila" w:eastAsiaTheme="minorHAnsi" w:hAnsi="Kokila" w:cs="Kokila"/>
-          <w:sz w:val="50"/>
-          <w:szCs w:val="50"/>
-        </w:rPr>
-      </w:pPr>
-    </w:p>
-    <w:p>
-      <w:pPr>
-        <w:rPr>
-          <w:rFonts w:ascii="Kokila" w:hAnsi="Kokila" w:cs="Kokila"/>
-          <w:sz w:val="50"/>
-          <w:szCs w:val="50"/>
-          <w:cs/>
-        </w:rPr>
-      </w:pPr>
-      <w:r>
-        <w:rPr>
-          <w:rFonts w:ascii="Kokila" w:hAnsi="Kokila" w:cs="Kokila"/>
-          <w:sz w:val="50"/>
-          <w:szCs w:val="50"/>
-          <w:cs/>
-        </w:rPr>
-        <w:br w:type="page"/>
+        <w:numPr>
+          <w:ilvl w:val="0"/>
+          <w:numId w:val="32"/>
+        </w:numPr>
+        <w:jc w:val="both"/>
+        <w:rPr>
+          <w:rFonts w:ascii="Kokila" w:hAnsi="Kokila" w:cs="Kokila"/>
+          <w:b/>
+          <w:bCs/>
+          <w:sz w:val="44"/>
+          <w:szCs w:val="44"/>
+        </w:rPr>
+      </w:pPr>
+      <w:r>
+        <w:rPr>
+          <w:rFonts w:ascii="Kokila" w:hAnsi="Kokila" w:cs="Kokila"/>
+          <w:b/>
+          <w:bCs/>
+          <w:sz w:val="44"/>
+          <w:szCs w:val="44"/>
+          <w:cs/>
+        </w:rPr>
+        <w:lastRenderedPageBreak/>
+        <w:t>स्वातंत्र्यदिनानिमित्त विद्यार्थ्यांना शैक्षणिक साहित्याचे वाटप</w:t>
       </w:r>
     </w:p>
     <w:p>
       <w:pPr>
         <w:pStyle w:val="ListParagraph"/>
-        <w:ind w:left="785" w:firstLine="0"/>
-        <w:jc w:val="center"/>
-        <w:rPr>
-          <w:rFonts w:ascii="Kokila" w:eastAsiaTheme="minorHAnsi" w:hAnsi="Kokila" w:cs="Kokila"/>
+        <w:ind w:left="1440" w:firstLine="0"/>
+        <w:jc w:val="both"/>
+        <w:rPr>
+          <w:rFonts w:ascii="Kokila" w:hAnsi="Kokila" w:cs="Kokila"/>
+          <w:b/>
+          <w:bCs/>
+          <w:sz w:val="44"/>
+          <w:szCs w:val="44"/>
+        </w:rPr>
+      </w:pPr>
+    </w:p>
+    <w:p>
+      <w:pPr>
+        <w:ind w:left="720"/>
+        <w:jc w:val="both"/>
+        <w:rPr>
+          <w:rFonts w:ascii="Kokila" w:hAnsi="Kokila" w:cs="Kokila"/>
+          <w:sz w:val="40"/>
+          <w:szCs w:val="40"/>
+        </w:rPr>
+      </w:pPr>
+      <w:r>
+        <w:rPr>
+          <w:rFonts w:ascii="Kokila" w:hAnsi="Kokila" w:cs="Kokila"/>
+          <w:sz w:val="40"/>
+          <w:szCs w:val="40"/>
+          <w:cs/>
+        </w:rPr>
+        <w:t>स्वातंत्र्यदिनाचे औचित्य साधून</w:t>
+      </w:r>
+      <w:r>
+        <w:rPr>
+          <w:rFonts w:ascii="Kokila" w:hAnsi="Kokila" w:cs="Kokila"/>
+          <w:sz w:val="40"/>
+          <w:szCs w:val="40"/>
+        </w:rPr>
+        <w:t xml:space="preserve"> </w:t>
+      </w:r>
+      <w:r>
+        <w:rPr>
+          <w:rFonts w:ascii="Kokila" w:hAnsi="Kokila" w:cs="Kokila"/>
+          <w:b/>
+          <w:bCs/>
+          <w:sz w:val="40"/>
+          <w:szCs w:val="40"/>
+          <w:cs/>
+        </w:rPr>
+        <w:t>श्री बडादादा गणपती नवयुवक मंडळ आणि श्री बडादादा फाउंडेशन</w:t>
+      </w:r>
+      <w:r>
+        <w:rPr>
+          <w:rFonts w:ascii="Kokila" w:hAnsi="Kokila" w:cs="Kokila"/>
+          <w:b/>
+          <w:bCs/>
+          <w:sz w:val="40"/>
+          <w:szCs w:val="40"/>
+        </w:rPr>
+        <w:t xml:space="preserve">, </w:t>
+      </w:r>
+      <w:r>
+        <w:rPr>
+          <w:rFonts w:ascii="Kokila" w:hAnsi="Kokila" w:cs="Kokila"/>
+          <w:b/>
+          <w:bCs/>
+          <w:sz w:val="40"/>
+          <w:szCs w:val="40"/>
+          <w:cs/>
+        </w:rPr>
+        <w:t>शनिगल्ली</w:t>
+      </w:r>
+      <w:r>
+        <w:rPr>
+          <w:rFonts w:ascii="Kokila" w:hAnsi="Kokila" w:cs="Kokila"/>
+          <w:b/>
+          <w:bCs/>
+          <w:sz w:val="40"/>
+          <w:szCs w:val="40"/>
+        </w:rPr>
+        <w:t xml:space="preserve">, </w:t>
+      </w:r>
+      <w:r>
+        <w:rPr>
+          <w:rFonts w:ascii="Kokila" w:hAnsi="Kokila" w:cs="Kokila"/>
+          <w:b/>
+          <w:bCs/>
+          <w:sz w:val="40"/>
+          <w:szCs w:val="40"/>
+          <w:cs/>
+        </w:rPr>
+        <w:t>तळोदा</w:t>
+      </w:r>
+      <w:r>
+        <w:rPr>
+          <w:rFonts w:ascii="Kokila" w:hAnsi="Kokila" w:cs="Kokila"/>
+          <w:sz w:val="40"/>
+          <w:szCs w:val="40"/>
+        </w:rPr>
+        <w:t xml:space="preserve"> </w:t>
+      </w:r>
+      <w:r>
+        <w:rPr>
+          <w:rFonts w:ascii="Kokila" w:hAnsi="Kokila" w:cs="Kokila"/>
+          <w:sz w:val="40"/>
+          <w:szCs w:val="40"/>
+          <w:cs/>
+        </w:rPr>
+        <w:t>यांच्या संयुक्त विद्यमाने शालेय विद्यार्थ्यांना मोफत शैक्षणिक साहित्याचे वाटप करण्यात आले. सामाजिक बांधिलकी जपत विद्यार्थ्यांना शिक्षणासाठी प्रोत्साहन देणे आणि त्यांच्या शैक्षणिक वाटचालीला हातभार लावणे</w:t>
+      </w:r>
+      <w:r>
+        <w:rPr>
+          <w:rFonts w:ascii="Kokila" w:hAnsi="Kokila" w:cs="Kokila"/>
+          <w:sz w:val="40"/>
+          <w:szCs w:val="40"/>
+        </w:rPr>
+        <w:t xml:space="preserve">, </w:t>
+      </w:r>
+      <w:r>
+        <w:rPr>
+          <w:rFonts w:ascii="Kokila" w:hAnsi="Kokila" w:cs="Kokila"/>
+          <w:sz w:val="40"/>
+          <w:szCs w:val="40"/>
+          <w:cs/>
+        </w:rPr>
+        <w:t>हा या उपक्रमामागील प्रमुख उद्देश होता.</w:t>
+      </w:r>
+    </w:p>
+    <w:p>
+      <w:pPr>
+        <w:ind w:left="720"/>
+        <w:jc w:val="both"/>
+        <w:rPr>
+          <w:rFonts w:ascii="Kokila" w:hAnsi="Kokila" w:cs="Kokila"/>
+          <w:sz w:val="40"/>
+          <w:szCs w:val="40"/>
+        </w:rPr>
+      </w:pPr>
+      <w:r>
+        <w:rPr>
+          <w:rFonts w:ascii="Kokila" w:hAnsi="Kokila" w:cs="Kokila"/>
+          <w:sz w:val="40"/>
+          <w:szCs w:val="40"/>
+          <w:cs/>
+        </w:rPr>
+        <w:t>कार्यक्रमाची सुरुवात भारतमातेच्या प्रतिमेचे पूजन करून करण्यात आली. स्वातंत्र्यदिनाच्या निमित्ताने देशभक्तीची भावना जागृत करत विद्यार्थ्यांसोबत हा दिवस उत्साहात साजरा करण्यात आला. त्यानंतर</w:t>
+      </w:r>
+      <w:r>
+        <w:rPr>
+          <w:rFonts w:ascii="Kokila" w:hAnsi="Kokila" w:cs="Kokila"/>
+          <w:sz w:val="40"/>
+          <w:szCs w:val="40"/>
+        </w:rPr>
+        <w:t xml:space="preserve"> </w:t>
+      </w:r>
+      <w:r>
+        <w:rPr>
+          <w:rFonts w:ascii="Kokila" w:hAnsi="Kokila" w:cs="Kokila"/>
+          <w:b/>
+          <w:bCs/>
+          <w:sz w:val="40"/>
+          <w:szCs w:val="40"/>
+          <w:cs/>
+        </w:rPr>
+        <w:t>दावलशा बाबा महिला उन्नती मंडळ वस्तीगृहातील विद्यार्थ्यांना मोफत वह्या व शैक्षणिक साहित्याचे वाटप</w:t>
+      </w:r>
+      <w:r>
+        <w:rPr>
+          <w:rFonts w:ascii="Kokila" w:hAnsi="Kokila" w:cs="Kokila"/>
+          <w:sz w:val="40"/>
+          <w:szCs w:val="40"/>
+        </w:rPr>
+        <w:t xml:space="preserve"> </w:t>
+      </w:r>
+      <w:r>
+        <w:rPr>
+          <w:rFonts w:ascii="Kokila" w:hAnsi="Kokila" w:cs="Kokila"/>
+          <w:sz w:val="40"/>
+          <w:szCs w:val="40"/>
+          <w:cs/>
+        </w:rPr>
+        <w:t>करण्यात आले. आवश्यक शैक्षणिक साहित्य मिळाल्यामुळे विद्यार्थ्यांमध्येही आनंदाचे वातावरण निर्माण झाले.</w:t>
+      </w:r>
+    </w:p>
+    <w:p>
+      <w:pPr>
+        <w:ind w:left="720"/>
+        <w:jc w:val="both"/>
+        <w:rPr>
+          <w:rFonts w:ascii="Kokila" w:hAnsi="Kokila" w:cs="Kokila"/>
+          <w:sz w:val="40"/>
+          <w:szCs w:val="40"/>
+        </w:rPr>
+      </w:pPr>
+      <w:r>
+        <w:rPr>
+          <w:rFonts w:ascii="Kokila" w:hAnsi="Kokila" w:cs="Kokila"/>
+          <w:sz w:val="40"/>
+          <w:szCs w:val="40"/>
+          <w:cs/>
+        </w:rPr>
+        <w:t>आजच्या काळात शिक्षण हे विद्यार्थ्यांच्या उज्ज्वल भविष्यासाठी अत्यंत महत्त्वाचे आहे. मात्र काही विद्यार्थ्यांना आवश्यक शैक्षणिक साहित्य मिळण्यात अडचणी येऊ शकतात. ही बाब लक्षात घेऊन मंडळ व फाउंडेशनने राबविलेला हा उपक्रम विद्यार्थ्यांसाठी निश्चितच उपयुक्त ठरला. या माध्यमातून</w:t>
+      </w:r>
+      <w:r>
+        <w:rPr>
+          <w:rFonts w:ascii="Kokila" w:hAnsi="Kokila" w:cs="Kokila"/>
+          <w:sz w:val="40"/>
+          <w:szCs w:val="40"/>
+        </w:rPr>
+        <w:t xml:space="preserve"> </w:t>
+      </w:r>
+      <w:r>
+        <w:rPr>
+          <w:rFonts w:ascii="Kokila" w:hAnsi="Kokila" w:cs="Kokila"/>
+          <w:b/>
+          <w:bCs/>
+          <w:sz w:val="40"/>
+          <w:szCs w:val="40"/>
+        </w:rPr>
+        <w:t>“</w:t>
+      </w:r>
+      <w:r>
+        <w:rPr>
+          <w:rFonts w:ascii="Kokila" w:hAnsi="Kokila" w:cs="Kokila"/>
+          <w:b/>
+          <w:bCs/>
+          <w:sz w:val="40"/>
+          <w:szCs w:val="40"/>
+          <w:cs/>
+        </w:rPr>
+        <w:t>शिक्षणाला मदत म्हणजे भविष्यातील पिढीला सक्षम करण्याची दिशा”</w:t>
+      </w:r>
+      <w:r>
+        <w:rPr>
+          <w:rFonts w:ascii="Kokila" w:hAnsi="Kokila" w:cs="Kokila"/>
+          <w:sz w:val="40"/>
+          <w:szCs w:val="40"/>
+        </w:rPr>
+        <w:t xml:space="preserve"> </w:t>
+      </w:r>
+      <w:r>
+        <w:rPr>
+          <w:rFonts w:ascii="Kokila" w:hAnsi="Kokila" w:cs="Kokila"/>
+          <w:sz w:val="40"/>
+          <w:szCs w:val="40"/>
+          <w:cs/>
+        </w:rPr>
+        <w:t>हा सकारात्मक संदेश देण्यात आला.</w:t>
+      </w:r>
+    </w:p>
+    <w:p>
+      <w:pPr>
+        <w:ind w:left="720"/>
+        <w:jc w:val="both"/>
+        <w:rPr>
+          <w:rFonts w:ascii="Kokila" w:hAnsi="Kokila" w:cs="Kokila"/>
+          <w:sz w:val="40"/>
+          <w:szCs w:val="40"/>
+        </w:rPr>
+      </w:pPr>
+      <w:r>
+        <w:rPr>
+          <w:rFonts w:ascii="Kokila" w:hAnsi="Kokila" w:cs="Kokila"/>
+          <w:sz w:val="40"/>
+          <w:szCs w:val="40"/>
+          <w:cs/>
+        </w:rPr>
+        <w:t>या उपक्रमासाठी रोहन कलाल</w:t>
+      </w:r>
+      <w:r>
+        <w:rPr>
+          <w:rFonts w:ascii="Kokila" w:hAnsi="Kokila" w:cs="Kokila"/>
+          <w:sz w:val="40"/>
+          <w:szCs w:val="40"/>
+        </w:rPr>
+        <w:t xml:space="preserve">, </w:t>
+      </w:r>
+      <w:r>
+        <w:rPr>
+          <w:rFonts w:ascii="Kokila" w:hAnsi="Kokila" w:cs="Kokila"/>
+          <w:sz w:val="40"/>
+          <w:szCs w:val="40"/>
+          <w:cs/>
+        </w:rPr>
+        <w:t>निखिल गुरव</w:t>
+      </w:r>
+      <w:r>
+        <w:rPr>
+          <w:rFonts w:ascii="Kokila" w:hAnsi="Kokila" w:cs="Kokila"/>
+          <w:sz w:val="40"/>
+          <w:szCs w:val="40"/>
+        </w:rPr>
+        <w:t xml:space="preserve">, </w:t>
+      </w:r>
+      <w:r>
+        <w:rPr>
+          <w:rFonts w:ascii="Kokila" w:hAnsi="Kokila" w:cs="Kokila"/>
+          <w:sz w:val="40"/>
+          <w:szCs w:val="40"/>
+          <w:cs/>
+        </w:rPr>
+        <w:t>विनित मोराणकर</w:t>
+      </w:r>
+      <w:r>
+        <w:rPr>
+          <w:rFonts w:ascii="Kokila" w:hAnsi="Kokila" w:cs="Kokila"/>
+          <w:sz w:val="40"/>
+          <w:szCs w:val="40"/>
+        </w:rPr>
+        <w:t xml:space="preserve">, </w:t>
+      </w:r>
+      <w:r>
+        <w:rPr>
+          <w:rFonts w:ascii="Kokila" w:hAnsi="Kokila" w:cs="Kokila"/>
+          <w:sz w:val="40"/>
+          <w:szCs w:val="40"/>
+          <w:cs/>
+        </w:rPr>
+        <w:t>नयन पाटील</w:t>
+      </w:r>
+      <w:r>
+        <w:rPr>
+          <w:rFonts w:ascii="Kokila" w:hAnsi="Kokila" w:cs="Kokila"/>
+          <w:sz w:val="40"/>
+          <w:szCs w:val="40"/>
+        </w:rPr>
+        <w:t xml:space="preserve">, </w:t>
+      </w:r>
+      <w:r>
+        <w:rPr>
+          <w:rFonts w:ascii="Kokila" w:hAnsi="Kokila" w:cs="Kokila"/>
+          <w:sz w:val="40"/>
+          <w:szCs w:val="40"/>
+          <w:cs/>
+        </w:rPr>
+        <w:t>संकेत पाटील</w:t>
+      </w:r>
+      <w:r>
+        <w:rPr>
+          <w:rFonts w:ascii="Kokila" w:hAnsi="Kokila" w:cs="Kokila"/>
+          <w:sz w:val="40"/>
+          <w:szCs w:val="40"/>
+        </w:rPr>
+        <w:t xml:space="preserve">, </w:t>
+      </w:r>
+      <w:r>
+        <w:rPr>
+          <w:rFonts w:ascii="Kokila" w:hAnsi="Kokila" w:cs="Kokila"/>
+          <w:sz w:val="40"/>
+          <w:szCs w:val="40"/>
+          <w:cs/>
+        </w:rPr>
+        <w:t>मिलिंद गुरव</w:t>
+      </w:r>
+      <w:r>
+        <w:rPr>
+          <w:rFonts w:ascii="Kokila" w:hAnsi="Kokila" w:cs="Kokila"/>
+          <w:sz w:val="40"/>
+          <w:szCs w:val="40"/>
+        </w:rPr>
+        <w:t xml:space="preserve">, </w:t>
+      </w:r>
+      <w:r>
+        <w:rPr>
+          <w:rFonts w:ascii="Kokila" w:hAnsi="Kokila" w:cs="Kokila"/>
+          <w:sz w:val="40"/>
+          <w:szCs w:val="40"/>
+          <w:cs/>
+        </w:rPr>
+        <w:t>पवन गुरव</w:t>
+      </w:r>
+      <w:r>
+        <w:rPr>
+          <w:rFonts w:ascii="Kokila" w:hAnsi="Kokila" w:cs="Kokila"/>
+          <w:sz w:val="40"/>
+          <w:szCs w:val="40"/>
+        </w:rPr>
+        <w:t xml:space="preserve">, </w:t>
+      </w:r>
+      <w:r>
+        <w:rPr>
+          <w:rFonts w:ascii="Kokila" w:hAnsi="Kokila" w:cs="Kokila"/>
+          <w:sz w:val="40"/>
+          <w:szCs w:val="40"/>
+          <w:cs/>
+        </w:rPr>
+        <w:t>स्वामी गुरव</w:t>
+      </w:r>
+      <w:r>
+        <w:rPr>
+          <w:rFonts w:ascii="Kokila" w:hAnsi="Kokila" w:cs="Kokila"/>
+          <w:sz w:val="40"/>
+          <w:szCs w:val="40"/>
+        </w:rPr>
+        <w:t xml:space="preserve">, </w:t>
+      </w:r>
+      <w:r>
+        <w:rPr>
+          <w:rFonts w:ascii="Kokila" w:hAnsi="Kokila" w:cs="Kokila"/>
+          <w:sz w:val="40"/>
+          <w:szCs w:val="40"/>
+          <w:cs/>
+        </w:rPr>
+        <w:t>सुयोग पाटील</w:t>
+      </w:r>
+      <w:r>
+        <w:rPr>
+          <w:rFonts w:ascii="Kokila" w:hAnsi="Kokila" w:cs="Kokila"/>
+          <w:sz w:val="40"/>
+          <w:szCs w:val="40"/>
+        </w:rPr>
+        <w:t xml:space="preserve">, </w:t>
+      </w:r>
+      <w:r>
+        <w:rPr>
+          <w:rFonts w:ascii="Kokila" w:hAnsi="Kokila" w:cs="Kokila"/>
+          <w:sz w:val="40"/>
+          <w:szCs w:val="40"/>
+          <w:cs/>
+        </w:rPr>
+        <w:t>नयन लोहार</w:t>
+      </w:r>
+      <w:r>
+        <w:rPr>
+          <w:rFonts w:ascii="Kokila" w:hAnsi="Kokila" w:cs="Kokila"/>
+          <w:sz w:val="40"/>
+          <w:szCs w:val="40"/>
+        </w:rPr>
+        <w:t xml:space="preserve">, </w:t>
+      </w:r>
+      <w:r>
+        <w:rPr>
+          <w:rFonts w:ascii="Kokila" w:hAnsi="Kokila" w:cs="Kokila"/>
+          <w:sz w:val="40"/>
+          <w:szCs w:val="40"/>
+          <w:cs/>
+        </w:rPr>
+        <w:t>विशू वंजारी</w:t>
+      </w:r>
+      <w:r>
+        <w:rPr>
+          <w:rFonts w:ascii="Kokila" w:hAnsi="Kokila" w:cs="Kokila"/>
+          <w:sz w:val="40"/>
+          <w:szCs w:val="40"/>
+        </w:rPr>
+        <w:t xml:space="preserve">, </w:t>
+      </w:r>
+      <w:r>
+        <w:rPr>
+          <w:rFonts w:ascii="Kokila" w:hAnsi="Kokila" w:cs="Kokila"/>
+          <w:sz w:val="40"/>
+          <w:szCs w:val="40"/>
+          <w:cs/>
+        </w:rPr>
+        <w:t>गौरव गुरव</w:t>
+      </w:r>
+      <w:r>
+        <w:rPr>
+          <w:rFonts w:ascii="Kokila" w:hAnsi="Kokila" w:cs="Kokila"/>
+          <w:sz w:val="40"/>
+          <w:szCs w:val="40"/>
+        </w:rPr>
+        <w:t xml:space="preserve">, </w:t>
+      </w:r>
+      <w:r>
+        <w:rPr>
+          <w:rFonts w:ascii="Kokila" w:hAnsi="Kokila" w:cs="Kokila"/>
+          <w:sz w:val="40"/>
+          <w:szCs w:val="40"/>
+          <w:cs/>
+        </w:rPr>
+        <w:t>कोहिनुर दातीर</w:t>
+      </w:r>
+      <w:r>
+        <w:rPr>
+          <w:rFonts w:ascii="Kokila" w:hAnsi="Kokila" w:cs="Kokila"/>
+          <w:sz w:val="40"/>
+          <w:szCs w:val="40"/>
+        </w:rPr>
+        <w:t xml:space="preserve">, </w:t>
+      </w:r>
+      <w:r>
+        <w:rPr>
+          <w:rFonts w:ascii="Kokila" w:hAnsi="Kokila" w:cs="Kokila"/>
+          <w:sz w:val="40"/>
+          <w:szCs w:val="40"/>
+          <w:cs/>
+        </w:rPr>
+        <w:t>मोनू गुरव</w:t>
+      </w:r>
+      <w:r>
+        <w:rPr>
+          <w:rFonts w:ascii="Kokila" w:hAnsi="Kokila" w:cs="Kokila"/>
+          <w:sz w:val="40"/>
+          <w:szCs w:val="40"/>
+        </w:rPr>
+        <w:t xml:space="preserve">, </w:t>
+      </w:r>
+      <w:r>
+        <w:rPr>
+          <w:rFonts w:ascii="Kokila" w:hAnsi="Kokila" w:cs="Kokila"/>
+          <w:sz w:val="40"/>
+          <w:szCs w:val="40"/>
+          <w:cs/>
+        </w:rPr>
+        <w:t>टिनू गुरव</w:t>
+      </w:r>
+      <w:r>
+        <w:rPr>
+          <w:rFonts w:ascii="Kokila" w:hAnsi="Kokila" w:cs="Kokila"/>
+          <w:sz w:val="40"/>
+          <w:szCs w:val="40"/>
+        </w:rPr>
+        <w:t xml:space="preserve">, </w:t>
+      </w:r>
+      <w:r>
+        <w:rPr>
+          <w:rFonts w:ascii="Kokila" w:hAnsi="Kokila" w:cs="Kokila"/>
+          <w:sz w:val="40"/>
+          <w:szCs w:val="40"/>
+          <w:cs/>
+        </w:rPr>
+        <w:t>ओम गुरव आदी सदस्य उपस्थित होते.</w:t>
+      </w:r>
+    </w:p>
+    <w:p>
+      <w:pPr>
+        <w:ind w:left="720"/>
+        <w:jc w:val="both"/>
+        <w:rPr>
+          <w:rFonts w:ascii="Kokila" w:hAnsi="Kokila" w:cs="Kokila"/>
+          <w:sz w:val="40"/>
+          <w:szCs w:val="40"/>
+        </w:rPr>
+      </w:pPr>
+      <w:r>
+        <w:rPr>
+          <w:rFonts w:ascii="Kokila" w:hAnsi="Kokila" w:cs="Kokila"/>
+          <w:sz w:val="40"/>
+          <w:szCs w:val="40"/>
+          <w:cs/>
+        </w:rPr>
+        <w:t>श्री बडादादा गणपती मंडळ आणि बडादादा फाउंडेशनच्या या उपक्रमातून</w:t>
+      </w:r>
+      <w:r>
+        <w:rPr>
+          <w:rFonts w:ascii="Kokila" w:hAnsi="Kokila" w:cs="Kokila"/>
+          <w:sz w:val="40"/>
+          <w:szCs w:val="40"/>
+        </w:rPr>
+        <w:t xml:space="preserve"> </w:t>
+      </w:r>
+      <w:r>
+        <w:rPr>
+          <w:rFonts w:ascii="Kokila" w:hAnsi="Kokila" w:cs="Kokila"/>
+          <w:b/>
+          <w:bCs/>
+          <w:sz w:val="40"/>
+          <w:szCs w:val="40"/>
+          <w:cs/>
+        </w:rPr>
+        <w:t>सण-उत्सव केवळ आनंदासाठी न साजरे करता त्यांना सामाजिक कार्याची जोड देऊन समाजातील गरजू घटकांना मदत करण्याची प्रेरणा</w:t>
+      </w:r>
+      <w:r>
+        <w:rPr>
+          <w:rFonts w:ascii="Kokila" w:hAnsi="Kokila" w:cs="Kokila"/>
+          <w:sz w:val="40"/>
+          <w:szCs w:val="40"/>
+        </w:rPr>
+        <w:t xml:space="preserve"> </w:t>
+      </w:r>
+      <w:r>
+        <w:rPr>
+          <w:rFonts w:ascii="Kokila" w:hAnsi="Kokila" w:cs="Kokila"/>
+          <w:sz w:val="40"/>
+          <w:szCs w:val="40"/>
+          <w:cs/>
+        </w:rPr>
+        <w:t>मिळते. विद्यार्थ्यांच्या शिक्षणाला प्रोत्साहन देणारा हा उपक्रम सामाजिक संवेदनशीलता आणि सामाजिक बांधिलकीचे उत्तम उदाहरण ठरला.</w:t>
+      </w:r>
+    </w:p>
+    <w:p>
+      <w:pPr>
+        <w:ind w:left="720"/>
+        <w:jc w:val="both"/>
+        <w:rPr>
+          <w:rFonts w:ascii="Kokila" w:hAnsi="Kokila" w:cs="Kokila"/>
+          <w:sz w:val="40"/>
+          <w:szCs w:val="40"/>
+        </w:rPr>
+      </w:pPr>
+    </w:p>
+    <w:p>
+      <w:pPr>
+        <w:ind w:left="720"/>
+        <w:jc w:val="both"/>
+        <w:rPr>
+          <w:rFonts w:ascii="Kokila" w:hAnsi="Kokila" w:cs="Kokila" w:hint="cs"/>
+          <w:sz w:val="40"/>
+          <w:szCs w:val="40"/>
+          <w:cs/>
+        </w:rPr>
+      </w:pPr>
+    </w:p>
+    <w:p>
+      <w:pPr>
+        <w:rPr>
+          <w:rFonts w:ascii="Kokila" w:hAnsi="Kokila" w:cs="Kokila"/>
           <w:sz w:val="61"/>
           <w:szCs w:val="61"/>
         </w:rPr>
       </w:pPr>
       <w:r>
         <w:rPr>
-          <w:rFonts w:ascii="Kokila" w:eastAsiaTheme="minorHAnsi" w:hAnsi="Kokila" w:cs="Kokila"/>
+          <w:rFonts w:ascii="Kokila" w:hAnsi="Kokila" w:cs="Kokila"/>
           <w:sz w:val="61"/>
           <w:szCs w:val="61"/>
           <w:cs/>
         </w:rPr>
-        <w:lastRenderedPageBreak/>
-        <w:t>४. सामाजिक कार्य</w:t>
+        <w:br w:type="page"/>
       </w:r>
     </w:p>
     <w:p>
@@ -19236,6 +20745,7 @@
           <w:szCs w:val="44"/>
           <w:lang w:eastAsia="en-IN"/>
         </w:rPr>
+        <w:lastRenderedPageBreak/>
         <w:t xml:space="preserve">Gully Boys Turf Cricket Championship — </w:t>
       </w:r>
       <w:r>
@@ -19813,6 +21323,7 @@
           <w:rFonts w:ascii="Kokila" w:hAnsi="Kokila" w:cs="Kokila"/>
           <w:sz w:val="40"/>
           <w:szCs w:val="40"/>
+          <w:cs/>
           <w:lang w:eastAsia="en-IN"/>
         </w:rPr>
       </w:pPr>
@@ -19863,19 +21374,45 @@
           <w:cs/>
           <w:lang w:eastAsia="en-IN"/>
         </w:rPr>
-        <w:t xml:space="preserve">ही तळोदा शहरातील युवकांसाठी क्रीडा क्षेत्राला प्रोत्साहन </w:t>
-      </w:r>
-      <w:r>
-        <w:rPr>
-          <w:rFonts w:ascii="Kokila" w:hAnsi="Kokila" w:cs="Kokila"/>
-          <w:sz w:val="40"/>
-          <w:szCs w:val="40"/>
-          <w:cs/>
-          <w:lang w:eastAsia="en-IN"/>
-        </w:rPr>
-        <w:lastRenderedPageBreak/>
-        <w:t>देणारी आणि त्यांच्या कलागुणांना व्यासपीठ उपलब्ध करून देणारी एक उल्लेखनीय स्पर्धा ठरली.</w:t>
-      </w:r>
+        <w:t>ही तळोदा शहरातील युवकांसाठी क्रीडा क्षेत्राला प्रोत्साहन देणारी आणि त्यांच्या कलागुणांना व्यासपीठ उपलब्ध करून देणारी एक उल्लेखनीय स्पर्धा ठरली.</w:t>
+      </w:r>
+    </w:p>
+    <w:p>
+      <w:pPr>
+        <w:rPr>
+          <w:rFonts w:ascii="Kokila" w:hAnsi="Kokila" w:cs="Kokila"/>
+          <w:sz w:val="40"/>
+          <w:szCs w:val="40"/>
+          <w:cs/>
+          <w:lang w:eastAsia="en-IN"/>
+        </w:rPr>
+      </w:pPr>
+      <w:r>
+        <w:rPr>
+          <w:rFonts w:ascii="Kokila" w:hAnsi="Kokila" w:cs="Kokila"/>
+          <w:sz w:val="40"/>
+          <w:szCs w:val="40"/>
+          <w:cs/>
+          <w:lang w:eastAsia="en-IN"/>
+        </w:rPr>
+        <w:br w:type="page"/>
+      </w:r>
+    </w:p>
+    <w:p>
+      <w:pPr>
+        <w:widowControl/>
+        <w:autoSpaceDE/>
+        <w:autoSpaceDN/>
+        <w:spacing w:before="100" w:beforeAutospacing="1" w:after="100" w:afterAutospacing="1"/>
+        <w:ind w:left="1145"/>
+        <w:jc w:val="both"/>
+        <w:rPr>
+          <w:rFonts w:ascii="Kokila" w:hAnsi="Kokila" w:cs="Kokila"/>
+          <w:sz w:val="40"/>
+          <w:szCs w:val="40"/>
+          <w:lang w:eastAsia="en-IN"/>
+        </w:rPr>
+      </w:pPr>
     </w:p>
     <w:p>
       <w:pPr>
@@ -22342,6 +23879,119 @@
     </w:lvl>
   </w:abstractNum>
   <w:abstractNum w:abstractNumId="22" w15:restartNumberingAfterBreak="0">
+    <w:nsid w:val="5FE21D02"/>
+    <w:multiLevelType w:val="hybridMultilevel"/>
+    <w:tmpl w:val="2D58FD4E"/>
+    <w:lvl w:ilvl="0" w:tplc="40090005">
+      <w:start w:val="1"/>
+      <w:numFmt w:val="bullet"/>
+      <w:lvlText w:val=""/>
+      <w:lvlJc w:val="left"/>
+      <w:pPr>
+        <w:ind w:left="1440" w:hanging="360"/>
+      </w:pPr>
+      <w:rPr>
+        <w:rFonts w:ascii="Wingdings" w:hAnsi="Wingdings" w:hint="default"/>
+      </w:rPr>
+    </w:lvl>
+    <w:lvl w:ilvl="1" w:tplc="40090003" w:tentative="1">
+      <w:start w:val="1"/>
+      <w:numFmt w:val="bullet"/>
+      <w:lvlText w:val="o"/>
+      <w:lvlJc w:val="left"/>
+      <w:pPr>
+        <w:ind w:left="2160" w:hanging="360"/>
+      </w:pPr>
+      <w:rPr>
+        <w:rFonts w:ascii="Courier New" w:hAnsi="Courier New" w:cs="Courier New" w:hint="default"/>
+      </w:rPr>
+    </w:lvl>
+    <w:lvl w:ilvl="2" w:tplc="40090005" w:tentative="1">
+      <w:start w:val="1"/>
+      <w:numFmt w:val="bullet"/>
+      <w:lvlText w:val=""/>
+      <w:lvlJc w:val="left"/>
+      <w:pPr>
+        <w:ind w:left="2880" w:hanging="360"/>
+      </w:pPr>
+      <w:rPr>
+        <w:rFonts w:ascii="Wingdings" w:hAnsi="Wingdings" w:hint="default"/>
+      </w:rPr>
+    </w:lvl>
+    <w:lvl w:ilvl="3" w:tplc="40090001" w:tentative="1">
+      <w:start w:val="1"/>
+      <w:numFmt w:val="bullet"/>
+      <w:lvlText w:val=""/>
+      <w:lvlJc w:val="left"/>
+      <w:pPr>
+        <w:ind w:left="3600" w:hanging="360"/>
+      </w:pPr>
+      <w:rPr>
+        <w:rFonts w:ascii="Symbol" w:hAnsi="Symbol" w:hint="default"/>
+      </w:rPr>
+    </w:lvl>
+    <w:lvl w:ilvl="4" w:tplc="40090003" w:tentative="1">
+      <w:start w:val="1"/>
+      <w:numFmt w:val="bullet"/>
+      <w:lvlText w:val="o"/>
+      <w:lvlJc w:val="left"/>
+      <w:pPr>
+        <w:ind w:left="4320" w:hanging="360"/>
+      </w:pPr>
+      <w:rPr>
+        <w:rFonts w:ascii="Courier New" w:hAnsi="Courier New" w:cs="Courier New" w:hint="default"/>
+      </w:rPr>
+    </w:lvl>
+    <w:lvl w:ilvl="5" w:tplc="40090005" w:tentative="1">
+      <w:start w:val="1"/>
+      <w:numFmt w:val="bullet"/>
+      <w:lvlText w:val=""/>
+      <w:lvlJc w:val="left"/>
+      <w:pPr>
+        <w:ind w:left="5040" w:hanging="360"/>
+      </w:pPr>
+      <w:rPr>
+        <w:rFonts w:ascii="Wingdings" w:hAnsi="Wingdings" w:hint="default"/>
+      </w:rPr>
+    </w:lvl>
+    <w:lvl w:ilvl="6" w:tplc="40090001" w:tentative="1">
+      <w:start w:val="1"/>
+      <w:numFmt w:val="bullet"/>
+      <w:lvlText w:val=""/>
+      <w:lvlJc w:val="left"/>
+      <w:pPr>
+        <w:ind w:left="5760" w:hanging="360"/>
+      </w:pPr>
+      <w:rPr>
+        <w:rFonts w:ascii="Symbol" w:hAnsi="Symbol" w:hint="default"/>
+      </w:rPr>
+    </w:lvl>
+    <w:lvl w:ilvl="7" w:tplc="40090003" w:tentative="1">
+      <w:start w:val="1"/>
+      <w:numFmt w:val="bullet"/>
+      <w:lvlText w:val="o"/>
+      <w:lvlJc w:val="left"/>
+      <w:pPr>
+        <w:ind w:left="6480" w:hanging="360"/>
+      </w:pPr>
+      <w:rPr>
+        <w:rFonts w:ascii="Courier New" w:hAnsi="Courier New" w:cs="Courier New" w:hint="default"/>
+      </w:rPr>
+    </w:lvl>
+    <w:lvl w:ilvl="8" w:tplc="40090005" w:tentative="1">
+      <w:start w:val="1"/>
+      <w:numFmt w:val="bullet"/>
+      <w:lvlText w:val=""/>
+      <w:lvlJc w:val="left"/>
+      <w:pPr>
+        <w:ind w:left="7200" w:hanging="360"/>
+      </w:pPr>
+      <w:rPr>
+        <w:rFonts w:ascii="Wingdings" w:hAnsi="Wingdings" w:hint="default"/>
+      </w:rPr>
+    </w:lvl>
+  </w:abstractNum>
+  <w:abstractNum w:abstractNumId="23" w15:restartNumberingAfterBreak="0">
     <w:nsid w:val="62CA3603"/>
     <w:multiLevelType w:val="hybridMultilevel"/>
     <w:tmpl w:val="94982AD8"/>
@@ -22454,7 +24104,7 @@
       </w:rPr>
     </w:lvl>
   </w:abstractNum>
-  <w:abstractNum w:abstractNumId="23" w15:restartNumberingAfterBreak="0">
+  <w:abstractNum w:abstractNumId="24" w15:restartNumberingAfterBreak="0">
     <w:nsid w:val="653B4F0C"/>
     <w:multiLevelType w:val="hybridMultilevel"/>
     <w:tmpl w:val="BC50FFAA"/>
@@ -22567,7 +24217,7 @@
       </w:rPr>
     </w:lvl>
   </w:abstractNum>
-  <w:abstractNum w:abstractNumId="24" w15:restartNumberingAfterBreak="0">
+  <w:abstractNum w:abstractNumId="25" w15:restartNumberingAfterBreak="0">
     <w:nsid w:val="6AFE7214"/>
     <w:multiLevelType w:val="hybridMultilevel"/>
     <w:tmpl w:val="6B8C5E24"/>
@@ -22680,7 +24330,7 @@
       </w:rPr>
     </w:lvl>
   </w:abstractNum>
-  <w:abstractNum w:abstractNumId="25" w15:restartNumberingAfterBreak="0">
+  <w:abstractNum w:abstractNumId="26" w15:restartNumberingAfterBreak="0">
     <w:nsid w:val="6EA0303F"/>
     <w:multiLevelType w:val="hybridMultilevel"/>
     <w:tmpl w:val="00E0D3AE"/>
@@ -22769,7 +24419,7 @@
       </w:pPr>
     </w:lvl>
   </w:abstractNum>
-  <w:abstractNum w:abstractNumId="26" w15:restartNumberingAfterBreak="0">
+  <w:abstractNum w:abstractNumId="27" w15:restartNumberingAfterBreak="0">
     <w:nsid w:val="73623A8D"/>
     <w:multiLevelType w:val="hybridMultilevel"/>
     <w:tmpl w:val="D310A9CA"/>
@@ -22882,7 +24532,7 @@
       </w:rPr>
     </w:lvl>
   </w:abstractNum>
-  <w:abstractNum w:abstractNumId="27" w15:restartNumberingAfterBreak="0">
+  <w:abstractNum w:abstractNumId="28" w15:restartNumberingAfterBreak="0">
     <w:nsid w:val="747D2EDC"/>
     <w:multiLevelType w:val="hybridMultilevel"/>
     <w:tmpl w:val="E5F0C5AE"/>
@@ -22995,7 +24645,7 @@
       </w:rPr>
     </w:lvl>
   </w:abstractNum>
-  <w:abstractNum w:abstractNumId="28" w15:restartNumberingAfterBreak="0">
+  <w:abstractNum w:abstractNumId="29" w15:restartNumberingAfterBreak="0">
     <w:nsid w:val="787D1860"/>
     <w:multiLevelType w:val="hybridMultilevel"/>
     <w:tmpl w:val="E29CF72C"/>
@@ -23108,7 +24758,120 @@
       </w:rPr>
     </w:lvl>
   </w:abstractNum>
-  <w:abstractNum w:abstractNumId="29" w15:restartNumberingAfterBreak="0">
+  <w:abstractNum w:abstractNumId="30" w15:restartNumberingAfterBreak="0">
+    <w:nsid w:val="7909329F"/>
+    <w:multiLevelType w:val="hybridMultilevel"/>
+    <w:tmpl w:val="7FB4A364"/>
+    <w:lvl w:ilvl="0" w:tplc="40090005">
+      <w:start w:val="1"/>
+      <w:numFmt w:val="bullet"/>
+      <w:lvlText w:val=""/>
+      <w:lvlJc w:val="left"/>
+      <w:pPr>
+        <w:ind w:left="1440" w:hanging="360"/>
+      </w:pPr>
+      <w:rPr>
+        <w:rFonts w:ascii="Wingdings" w:hAnsi="Wingdings" w:hint="default"/>
+      </w:rPr>
+    </w:lvl>
+    <w:lvl w:ilvl="1" w:tplc="40090003" w:tentative="1">
+      <w:start w:val="1"/>
+      <w:numFmt w:val="bullet"/>
+      <w:lvlText w:val="o"/>
+      <w:lvlJc w:val="left"/>
+      <w:pPr>
+        <w:ind w:left="2160" w:hanging="360"/>
+      </w:pPr>
+      <w:rPr>
+        <w:rFonts w:ascii="Courier New" w:hAnsi="Courier New" w:cs="Courier New" w:hint="default"/>
+      </w:rPr>
+    </w:lvl>
+    <w:lvl w:ilvl="2" w:tplc="40090005" w:tentative="1">
+      <w:start w:val="1"/>
+      <w:numFmt w:val="bullet"/>
+      <w:lvlText w:val=""/>
+      <w:lvlJc w:val="left"/>
+      <w:pPr>
+        <w:ind w:left="2880" w:hanging="360"/>
+      </w:pPr>
+      <w:rPr>
+        <w:rFonts w:ascii="Wingdings" w:hAnsi="Wingdings" w:hint="default"/>
+      </w:rPr>
+    </w:lvl>
+    <w:lvl w:ilvl="3" w:tplc="40090001" w:tentative="1">
+      <w:start w:val="1"/>
+      <w:numFmt w:val="bullet"/>
+      <w:lvlText w:val=""/>
+      <w:lvlJc w:val="left"/>
+      <w:pPr>
+        <w:ind w:left="3600" w:hanging="360"/>
+      </w:pPr>
+      <w:rPr>
+        <w:rFonts w:ascii="Symbol" w:hAnsi="Symbol" w:hint="default"/>
+      </w:rPr>
+    </w:lvl>
+    <w:lvl w:ilvl="4" w:tplc="40090003" w:tentative="1">
+      <w:start w:val="1"/>
+      <w:numFmt w:val="bullet"/>
+      <w:lvlText w:val="o"/>
+      <w:lvlJc w:val="left"/>
+      <w:pPr>
+        <w:ind w:left="4320" w:hanging="360"/>
+      </w:pPr>
+      <w:rPr>
+        <w:rFonts w:ascii="Courier New" w:hAnsi="Courier New" w:cs="Courier New" w:hint="default"/>
+      </w:rPr>
+    </w:lvl>
+    <w:lvl w:ilvl="5" w:tplc="40090005" w:tentative="1">
+      <w:start w:val="1"/>
+      <w:numFmt w:val="bullet"/>
+      <w:lvlText w:val=""/>
+      <w:lvlJc w:val="left"/>
+      <w:pPr>
+        <w:ind w:left="5040" w:hanging="360"/>
+      </w:pPr>
+      <w:rPr>
+        <w:rFonts w:ascii="Wingdings" w:hAnsi="Wingdings" w:hint="default"/>
+      </w:rPr>
+    </w:lvl>
+    <w:lvl w:ilvl="6" w:tplc="40090001" w:tentative="1">
+      <w:start w:val="1"/>
+      <w:numFmt w:val="bullet"/>
+      <w:lvlText w:val=""/>
+      <w:lvlJc w:val="left"/>
+      <w:pPr>
+        <w:ind w:left="5760" w:hanging="360"/>
+      </w:pPr>
+      <w:rPr>
+        <w:rFonts w:ascii="Symbol" w:hAnsi="Symbol" w:hint="default"/>
+      </w:rPr>
+    </w:lvl>
+    <w:lvl w:ilvl="7" w:tplc="40090003" w:tentative="1">
+      <w:start w:val="1"/>
+      <w:numFmt w:val="bullet"/>
+      <w:lvlText w:val="o"/>
+      <w:lvlJc w:val="left"/>
+      <w:pPr>
+        <w:ind w:left="6480" w:hanging="360"/>
+      </w:pPr>
+      <w:rPr>
+        <w:rFonts w:ascii="Courier New" w:hAnsi="Courier New" w:cs="Courier New" w:hint="default"/>
+      </w:rPr>
+    </w:lvl>
+    <w:lvl w:ilvl="8" w:tplc="40090005" w:tentative="1">
+      <w:start w:val="1"/>
+      <w:numFmt w:val="bullet"/>
+      <w:lvlText w:val=""/>
+      <w:lvlJc w:val="left"/>
+      <w:pPr>
+        <w:ind w:left="7200" w:hanging="360"/>
+      </w:pPr>
+      <w:rPr>
+        <w:rFonts w:ascii="Wingdings" w:hAnsi="Wingdings" w:hint="default"/>
+      </w:rPr>
+    </w:lvl>
+  </w:abstractNum>
+  <w:abstractNum w:abstractNumId="31" w15:restartNumberingAfterBreak="0">
     <w:nsid w:val="7D0279F6"/>
     <w:multiLevelType w:val="hybridMultilevel"/>
     <w:tmpl w:val="31980034"/>
@@ -23227,7 +24990,7 @@
     <w:abstractNumId w:val="15"/>
   </w:num>
   <w:num w:numId="2" w16cid:durableId="2080906698">
-    <w:abstractNumId w:val="29"/>
+    <w:abstractNumId w:val="31"/>
   </w:num>
   <w:num w:numId="3" w16cid:durableId="41443942">
     <w:abstractNumId w:val="1"/>
@@ -23248,7 +25011,7 @@
     <w:abstractNumId w:val="3"/>
   </w:num>
   <w:num w:numId="9" w16cid:durableId="2024432253">
-    <w:abstractNumId w:val="25"/>
+    <w:abstractNumId w:val="26"/>
   </w:num>
   <w:num w:numId="10" w16cid:durableId="222257275">
     <w:abstractNumId w:val="11"/>
@@ -23260,7 +25023,7 @@
     <w:abstractNumId w:val="10"/>
   </w:num>
   <w:num w:numId="13" w16cid:durableId="1155492686">
-    <w:abstractNumId w:val="22"/>
+    <w:abstractNumId w:val="23"/>
   </w:num>
   <w:num w:numId="14" w16cid:durableId="145627852">
     <w:abstractNumId w:val="16"/>
@@ -23275,7 +25038,7 @@
     <w:abstractNumId w:val="9"/>
   </w:num>
   <w:num w:numId="18" w16cid:durableId="209734556">
-    <w:abstractNumId w:val="26"/>
+    <w:abstractNumId w:val="27"/>
   </w:num>
   <w:num w:numId="19" w16cid:durableId="674922118">
     <w:abstractNumId w:val="14"/>
@@ -23302,16 +25065,22 @@
     <w:abstractNumId w:val="0"/>
   </w:num>
   <w:num w:numId="27" w16cid:durableId="764034771">
+    <w:abstractNumId w:val="25"/>
+  </w:num>
+  <w:num w:numId="28" w16cid:durableId="197474830">
+    <w:abstractNumId w:val="28"/>
+  </w:num>
+  <w:num w:numId="29" w16cid:durableId="335232313">
     <w:abstractNumId w:val="24"/>
   </w:num>
-  <w:num w:numId="28" w16cid:durableId="197474830">
-    <w:abstractNumId w:val="27"/>
+  <w:num w:numId="30" w16cid:durableId="1425228263">
+    <w:abstractNumId w:val="29"/>
   </w:num>
-  <w:num w:numId="29" w16cid:durableId="335232313">
-    <w:abstractNumId w:val="23"/>
+  <w:num w:numId="31" w16cid:durableId="991712240">
+    <w:abstractNumId w:val="22"/>
   </w:num>
-  <w:num w:numId="30" w16cid:durableId="1425228263">
-    <w:abstractNumId w:val="28"/>
+  <w:num w:numId="32" w16cid:durableId="169639587">
+    <w:abstractNumId w:val="30"/>
   </w:num>
 </w:numbering>
 </file>
@@ -23921,7 +25690,6 @@
   <w:style w:type="character" w:default="1" w:styleId="DefaultParagraphFont">
     <w:name w:val="Default Paragraph Font"/>
     <w:uiPriority w:val="1"/>
-    <w:semiHidden/>
     <w:unhideWhenUsed/>
   </w:style>
   <w:style w:type="table" w:default="1" w:styleId="TableNormal">

--- a/श्री बडादादा गणपती २०२६.docx
+++ b/श्री बडादादा गणपती २०२६.docx
@@ -3747,7 +3747,6 @@
           <w:szCs w:val="56"/>
         </w:rPr>
       </w:pPr>
-      <w:proofErr w:type="spellStart"/>
       <w:r>
         <w:rPr>
           <w:rFonts w:ascii="Kokila" w:hAnsi="Kokila" w:cs="Kokila"/>
@@ -3757,9 +3756,8 @@
           <w:szCs w:val="56"/>
         </w:rPr>
         <w:lastRenderedPageBreak/>
-        <w:t>श्री</w:t>
-      </w:r>
-      <w:proofErr w:type="spellEnd"/>
+        <w:t>श्री. बडादादा गणपती नवयुवक मंडळ, शनिगल्ली</w:t>
+      </w:r>
       <w:r>
         <w:rPr>
           <w:rFonts w:ascii="Kokila" w:hAnsi="Kokila" w:cs="Kokila"/>
@@ -3767,10 +3765,10 @@
           <w:bCs/>
           <w:sz w:val="56"/>
           <w:szCs w:val="56"/>
-        </w:rPr>
-        <w:t xml:space="preserve">. </w:t>
-      </w:r>
-      <w:proofErr w:type="spellStart"/>
+          <w:cs/>
+        </w:rPr>
+        <w:t>,</w:t>
+      </w:r>
       <w:r>
         <w:rPr>
           <w:rFonts w:ascii="Kokila" w:hAnsi="Kokila" w:cs="Kokila"/>
@@ -3778,122 +3776,10 @@
           <w:bCs/>
           <w:sz w:val="56"/>
           <w:szCs w:val="56"/>
-        </w:rPr>
-        <w:t>बडादादा</w:t>
-      </w:r>
-      <w:proofErr w:type="spellEnd"/>
-      <w:r>
-        <w:rPr>
-          <w:rFonts w:ascii="Kokila" w:hAnsi="Kokila" w:cs="Kokila"/>
-          <w:b/>
-          <w:bCs/>
-          <w:sz w:val="56"/>
-          <w:szCs w:val="56"/>
-        </w:rPr>
-        <w:t xml:space="preserve"> </w:t>
-      </w:r>
-      <w:proofErr w:type="spellStart"/>
-      <w:r>
-        <w:rPr>
-          <w:rFonts w:ascii="Kokila" w:hAnsi="Kokila" w:cs="Kokila"/>
-          <w:b/>
-          <w:bCs/>
-          <w:sz w:val="56"/>
-          <w:szCs w:val="56"/>
-        </w:rPr>
-        <w:t>गणपती</w:t>
-      </w:r>
-      <w:proofErr w:type="spellEnd"/>
-      <w:r>
-        <w:rPr>
-          <w:rFonts w:ascii="Kokila" w:hAnsi="Kokila" w:cs="Kokila"/>
-          <w:b/>
-          <w:bCs/>
-          <w:sz w:val="56"/>
-          <w:szCs w:val="56"/>
-        </w:rPr>
-        <w:t xml:space="preserve"> </w:t>
-      </w:r>
-      <w:proofErr w:type="spellStart"/>
-      <w:r>
-        <w:rPr>
-          <w:rFonts w:ascii="Kokila" w:hAnsi="Kokila" w:cs="Kokila"/>
-          <w:b/>
-          <w:bCs/>
-          <w:sz w:val="56"/>
-          <w:szCs w:val="56"/>
-        </w:rPr>
-        <w:t>नवयुवक</w:t>
-      </w:r>
-      <w:proofErr w:type="spellEnd"/>
-      <w:r>
-        <w:rPr>
-          <w:rFonts w:ascii="Kokila" w:hAnsi="Kokila" w:cs="Kokila"/>
-          <w:b/>
-          <w:bCs/>
-          <w:sz w:val="56"/>
-          <w:szCs w:val="56"/>
-        </w:rPr>
-        <w:t xml:space="preserve"> </w:t>
-      </w:r>
-      <w:proofErr w:type="spellStart"/>
-      <w:r>
-        <w:rPr>
-          <w:rFonts w:ascii="Kokila" w:hAnsi="Kokila" w:cs="Kokila"/>
-          <w:b/>
-          <w:bCs/>
-          <w:sz w:val="56"/>
-          <w:szCs w:val="56"/>
-        </w:rPr>
-        <w:t>मंडळ</w:t>
-      </w:r>
-      <w:proofErr w:type="spellEnd"/>
-      <w:r>
-        <w:rPr>
-          <w:rFonts w:ascii="Kokila" w:hAnsi="Kokila" w:cs="Kokila"/>
-          <w:b/>
-          <w:bCs/>
-          <w:sz w:val="56"/>
-          <w:szCs w:val="56"/>
-        </w:rPr>
-        <w:t xml:space="preserve">, </w:t>
-      </w:r>
-      <w:proofErr w:type="spellStart"/>
-      <w:proofErr w:type="gramStart"/>
-      <w:r>
-        <w:rPr>
-          <w:rFonts w:ascii="Kokila" w:hAnsi="Kokila" w:cs="Kokila"/>
-          <w:b/>
-          <w:bCs/>
-          <w:sz w:val="56"/>
-          <w:szCs w:val="56"/>
-        </w:rPr>
-        <w:t>शनिगल्ली</w:t>
-      </w:r>
-      <w:proofErr w:type="spellEnd"/>
-      <w:r>
-        <w:rPr>
-          <w:rFonts w:ascii="Kokila" w:hAnsi="Kokila" w:cs="Kokila"/>
-          <w:b/>
-          <w:bCs/>
-          <w:sz w:val="56"/>
-          <w:szCs w:val="56"/>
-          <w:cs/>
-        </w:rPr>
-        <w:t>,</w:t>
-      </w:r>
-      <w:r>
-        <w:rPr>
-          <w:rFonts w:ascii="Kokila" w:hAnsi="Kokila" w:cs="Kokila"/>
-          <w:b/>
-          <w:bCs/>
-          <w:sz w:val="56"/>
-          <w:szCs w:val="56"/>
           <w:cs/>
         </w:rPr>
         <w:t>तळोदा</w:t>
       </w:r>
-      <w:proofErr w:type="gramEnd"/>
     </w:p>
     <w:p>
       <w:pPr>
@@ -3987,18 +3873,7 @@
           <w:szCs w:val="50"/>
           <w:cs/>
         </w:rPr>
-        <w:t>वन्यजीवांचे रक्षण करूया"</w:t>
-      </w:r>
-      <w:r>
-        <w:rPr>
-          <w:rFonts w:ascii="Kokila" w:hAnsi="Kokila" w:cs="Kokila"/>
-          <w:b/>
-          <w:bCs/>
-          <w:sz w:val="50"/>
-          <w:szCs w:val="50"/>
-          <w:cs/>
-        </w:rPr>
-        <w:t xml:space="preserve"> </w:t>
+        <w:t xml:space="preserve">वन्यजीवांचे रक्षण करूया" </w:t>
       </w:r>
       <w:r>
         <w:rPr>
@@ -4333,7 +4208,7 @@
           <w:szCs w:val="50"/>
           <w:cs/>
         </w:rPr>
-        <w:t>गायन , पोवाडा</w:t>
+        <w:t xml:space="preserve">गायन </w:t>
       </w:r>
     </w:p>
     <w:p>
@@ -4381,20 +4256,7 @@
           <w:szCs w:val="44"/>
           <w:lang w:eastAsia="en-IN"/>
         </w:rPr>
-        <w:t xml:space="preserve">, </w:t>
-      </w:r>
-      <w:r>
-        <w:rPr>
-          <w:rFonts w:ascii="Kokila" w:hAnsi="Kokila" w:cs="Kokila"/>
-          <w:b/>
-          <w:bCs/>
-          <w:color w:val="00B0F0"/>
-          <w:sz w:val="44"/>
-          <w:szCs w:val="44"/>
-          <w:cs/>
-          <w:lang w:eastAsia="en-IN"/>
-        </w:rPr>
-        <w:t xml:space="preserve">पोवाडा – </w:t>
+        <w:t xml:space="preserve"> - </w:t>
       </w:r>
       <w:r>
         <w:rPr>
@@ -4509,26 +4371,27 @@
           <w:cs/>
           <w:lang w:eastAsia="en-IN"/>
         </w:rPr>
-        <w:t>गायन आणि पोवाडा</w:t>
-      </w:r>
-      <w:r>
-        <w:rPr>
-          <w:rFonts w:ascii="Kokila" w:hAnsi="Kokila" w:cs="Kokila"/>
-          <w:sz w:val="40"/>
-          <w:szCs w:val="40"/>
-          <w:lang w:eastAsia="en-IN"/>
-        </w:rPr>
-        <w:t xml:space="preserve"> </w:t>
-      </w:r>
-      <w:r>
-        <w:rPr>
-          <w:rFonts w:ascii="Kokila" w:hAnsi="Kokila" w:cs="Kokila"/>
-          <w:sz w:val="40"/>
-          <w:szCs w:val="40"/>
-          <w:cs/>
-          <w:lang w:eastAsia="en-IN"/>
-        </w:rPr>
-        <w:t>या सांस्कृतिक उपक्रमांतर्गत एक दिवसीय कार्यशाळेचे आयोजन करण्यात आले. या कार्यशाळेचा मुख्य उद्देश</w:t>
+        <w:t>गायन या सांस्कृतिक उपक्रमांतर्गत</w:t>
+      </w:r>
+      <w:r>
+        <w:rPr>
+          <w:rFonts w:ascii="Kokila" w:hAnsi="Kokila" w:cs="Kokila" w:hint="cs"/>
+          <w:sz w:val="40"/>
+          <w:szCs w:val="40"/>
+          <w:cs/>
+          <w:lang w:eastAsia="en-IN"/>
+        </w:rPr>
+        <w:t xml:space="preserve"> सात</w:t>
+      </w:r>
+      <w:r>
+        <w:rPr>
+          <w:rFonts w:ascii="Kokila" w:hAnsi="Kokila" w:cs="Kokila"/>
+          <w:sz w:val="40"/>
+          <w:szCs w:val="40"/>
+          <w:cs/>
+          <w:lang w:eastAsia="en-IN"/>
+        </w:rPr>
+        <w:t xml:space="preserve"> दिवसीय कार्यशाळेचे आयोजन करण्यात आले. या कार्यशाळेचा मुख्य उद्देश</w:t>
       </w:r>
       <w:r>
         <w:rPr>
@@ -20690,7 +20553,7 @@
         <w:ind w:left="720"/>
         <w:jc w:val="both"/>
         <w:rPr>
-          <w:rFonts w:ascii="Kokila" w:hAnsi="Kokila" w:cs="Kokila" w:hint="cs"/>
+          <w:rFonts w:ascii="Kokila" w:hAnsi="Kokila" w:cs="Kokila"/>
           <w:sz w:val="40"/>
           <w:szCs w:val="40"/>
           <w:cs/>
@@ -25690,6 +25553,7 @@
   <w:style w:type="character" w:default="1" w:styleId="DefaultParagraphFont">
     <w:name w:val="Default Paragraph Font"/>
     <w:uiPriority w:val="1"/>
+    <w:semiHidden/>
     <w:unhideWhenUsed/>
   </w:style>
   <w:style w:type="table" w:default="1" w:styleId="TableNormal">

--- a/श्री बडादादा गणपती २०२६.docx
+++ b/श्री बडादादा गणपती २०२६.docx
@@ -3747,6 +3747,7 @@
           <w:szCs w:val="56"/>
         </w:rPr>
       </w:pPr>
+      <w:proofErr w:type="spellStart"/>
       <w:r>
         <w:rPr>
           <w:rFonts w:ascii="Kokila" w:hAnsi="Kokila" w:cs="Kokila"/>
@@ -3756,8 +3757,9 @@
           <w:szCs w:val="56"/>
         </w:rPr>
         <w:lastRenderedPageBreak/>
-        <w:t>श्री. बडादादा गणपती नवयुवक मंडळ, शनिगल्ली</w:t>
-      </w:r>
+        <w:t>श्री</w:t>
+      </w:r>
+      <w:proofErr w:type="spellEnd"/>
       <w:r>
         <w:rPr>
           <w:rFonts w:ascii="Kokila" w:hAnsi="Kokila" w:cs="Kokila"/>
@@ -3765,10 +3767,10 @@
           <w:bCs/>
           <w:sz w:val="56"/>
           <w:szCs w:val="56"/>
-          <w:cs/>
-        </w:rPr>
-        <w:t>,</w:t>
-      </w:r>
+        </w:rPr>
+        <w:t xml:space="preserve">. </w:t>
+      </w:r>
+      <w:proofErr w:type="spellStart"/>
       <w:r>
         <w:rPr>
           <w:rFonts w:ascii="Kokila" w:hAnsi="Kokila" w:cs="Kokila"/>
@@ -3776,10 +3778,122 @@
           <w:bCs/>
           <w:sz w:val="56"/>
           <w:szCs w:val="56"/>
+        </w:rPr>
+        <w:t>बडादादा</w:t>
+      </w:r>
+      <w:proofErr w:type="spellEnd"/>
+      <w:r>
+        <w:rPr>
+          <w:rFonts w:ascii="Kokila" w:hAnsi="Kokila" w:cs="Kokila"/>
+          <w:b/>
+          <w:bCs/>
+          <w:sz w:val="56"/>
+          <w:szCs w:val="56"/>
+        </w:rPr>
+        <w:t xml:space="preserve"> </w:t>
+      </w:r>
+      <w:proofErr w:type="spellStart"/>
+      <w:r>
+        <w:rPr>
+          <w:rFonts w:ascii="Kokila" w:hAnsi="Kokila" w:cs="Kokila"/>
+          <w:b/>
+          <w:bCs/>
+          <w:sz w:val="56"/>
+          <w:szCs w:val="56"/>
+        </w:rPr>
+        <w:t>गणपती</w:t>
+      </w:r>
+      <w:proofErr w:type="spellEnd"/>
+      <w:r>
+        <w:rPr>
+          <w:rFonts w:ascii="Kokila" w:hAnsi="Kokila" w:cs="Kokila"/>
+          <w:b/>
+          <w:bCs/>
+          <w:sz w:val="56"/>
+          <w:szCs w:val="56"/>
+        </w:rPr>
+        <w:t xml:space="preserve"> </w:t>
+      </w:r>
+      <w:proofErr w:type="spellStart"/>
+      <w:r>
+        <w:rPr>
+          <w:rFonts w:ascii="Kokila" w:hAnsi="Kokila" w:cs="Kokila"/>
+          <w:b/>
+          <w:bCs/>
+          <w:sz w:val="56"/>
+          <w:szCs w:val="56"/>
+        </w:rPr>
+        <w:t>नवयुवक</w:t>
+      </w:r>
+      <w:proofErr w:type="spellEnd"/>
+      <w:r>
+        <w:rPr>
+          <w:rFonts w:ascii="Kokila" w:hAnsi="Kokila" w:cs="Kokila"/>
+          <w:b/>
+          <w:bCs/>
+          <w:sz w:val="56"/>
+          <w:szCs w:val="56"/>
+        </w:rPr>
+        <w:t xml:space="preserve"> </w:t>
+      </w:r>
+      <w:proofErr w:type="spellStart"/>
+      <w:r>
+        <w:rPr>
+          <w:rFonts w:ascii="Kokila" w:hAnsi="Kokila" w:cs="Kokila"/>
+          <w:b/>
+          <w:bCs/>
+          <w:sz w:val="56"/>
+          <w:szCs w:val="56"/>
+        </w:rPr>
+        <w:t>मंडळ</w:t>
+      </w:r>
+      <w:proofErr w:type="spellEnd"/>
+      <w:r>
+        <w:rPr>
+          <w:rFonts w:ascii="Kokila" w:hAnsi="Kokila" w:cs="Kokila"/>
+          <w:b/>
+          <w:bCs/>
+          <w:sz w:val="56"/>
+          <w:szCs w:val="56"/>
+        </w:rPr>
+        <w:t xml:space="preserve">, </w:t>
+      </w:r>
+      <w:proofErr w:type="spellStart"/>
+      <w:proofErr w:type="gramStart"/>
+      <w:r>
+        <w:rPr>
+          <w:rFonts w:ascii="Kokila" w:hAnsi="Kokila" w:cs="Kokila"/>
+          <w:b/>
+          <w:bCs/>
+          <w:sz w:val="56"/>
+          <w:szCs w:val="56"/>
+        </w:rPr>
+        <w:t>शनिगल्ली</w:t>
+      </w:r>
+      <w:proofErr w:type="spellEnd"/>
+      <w:r>
+        <w:rPr>
+          <w:rFonts w:ascii="Kokila" w:hAnsi="Kokila" w:cs="Kokila"/>
+          <w:b/>
+          <w:bCs/>
+          <w:sz w:val="56"/>
+          <w:szCs w:val="56"/>
+          <w:cs/>
+        </w:rPr>
+        <w:t>,</w:t>
+      </w:r>
+      <w:r>
+        <w:rPr>
+          <w:rFonts w:ascii="Kokila" w:hAnsi="Kokila" w:cs="Kokila"/>
+          <w:b/>
+          <w:bCs/>
+          <w:sz w:val="56"/>
+          <w:szCs w:val="56"/>
           <w:cs/>
         </w:rPr>
         <w:t>तळोदा</w:t>
       </w:r>
+      <w:proofErr w:type="gramEnd"/>
     </w:p>
     <w:p>
       <w:pPr>
@@ -4287,51 +4401,44 @@
     </w:p>
     <w:p>
       <w:pPr>
-        <w:widowControl/>
-        <w:autoSpaceDE/>
-        <w:autoSpaceDN/>
-        <w:spacing w:before="100" w:beforeAutospacing="1" w:after="100" w:afterAutospacing="1"/>
-        <w:ind w:left="425"/>
+        <w:pStyle w:val="NormalWeb"/>
+        <w:ind w:left="785"/>
         <w:jc w:val="both"/>
         <w:rPr>
           <w:rFonts w:ascii="Kokila" w:hAnsi="Kokila" w:cs="Kokila"/>
           <w:sz w:val="40"/>
           <w:szCs w:val="40"/>
-          <w:lang w:eastAsia="en-IN"/>
-        </w:rPr>
-      </w:pPr>
-      <w:r>
-        <w:rPr>
-          <w:rFonts w:ascii="Kokila" w:hAnsi="Kokila" w:cs="Kokila"/>
-          <w:b/>
-          <w:bCs/>
-          <w:sz w:val="40"/>
-          <w:szCs w:val="40"/>
-          <w:cs/>
-          <w:lang w:eastAsia="en-IN"/>
-        </w:rPr>
-        <w:t>श्री बडा दादा गणपती नवयुवक मंडळ</w:t>
-      </w:r>
-      <w:r>
-        <w:rPr>
-          <w:rFonts w:ascii="Kokila" w:hAnsi="Kokila" w:cs="Kokila"/>
-          <w:b/>
-          <w:bCs/>
-          <w:sz w:val="40"/>
-          <w:szCs w:val="40"/>
-          <w:lang w:eastAsia="en-IN"/>
-        </w:rPr>
-        <w:t xml:space="preserve">, </w:t>
-      </w:r>
-      <w:r>
-        <w:rPr>
-          <w:rFonts w:ascii="Kokila" w:hAnsi="Kokila" w:cs="Kokila"/>
-          <w:b/>
-          <w:bCs/>
-          <w:sz w:val="40"/>
-          <w:szCs w:val="40"/>
-          <w:cs/>
-          <w:lang w:eastAsia="en-IN"/>
+        </w:rPr>
+      </w:pPr>
+      <w:r>
+        <w:rPr>
+          <w:rFonts w:ascii="Kokila" w:hAnsi="Kokila" w:cs="Kokila"/>
+          <w:b/>
+          <w:bCs/>
+          <w:sz w:val="40"/>
+          <w:szCs w:val="40"/>
+          <w:cs/>
+        </w:rPr>
+        <w:t>श्री बडादादा गणपती नवयुवक मंडळ</w:t>
+      </w:r>
+      <w:r>
+        <w:rPr>
+          <w:rFonts w:ascii="Kokila" w:hAnsi="Kokila" w:cs="Kokila"/>
+          <w:b/>
+          <w:bCs/>
+          <w:sz w:val="40"/>
+          <w:szCs w:val="40"/>
+        </w:rPr>
+        <w:t xml:space="preserve">, </w:t>
+      </w:r>
+      <w:r>
+        <w:rPr>
+          <w:rFonts w:ascii="Kokila" w:hAnsi="Kokila" w:cs="Kokila"/>
+          <w:b/>
+          <w:bCs/>
+          <w:sz w:val="40"/>
+          <w:szCs w:val="40"/>
+          <w:cs/>
         </w:rPr>
         <w:t>तळोदा</w:t>
       </w:r>
@@ -4340,981 +4447,155 @@
           <w:rFonts w:ascii="Kokila" w:hAnsi="Kokila" w:cs="Kokila"/>
           <w:sz w:val="40"/>
           <w:szCs w:val="40"/>
-          <w:lang w:eastAsia="en-IN"/>
-        </w:rPr>
-        <w:t xml:space="preserve"> </w:t>
-      </w:r>
-      <w:r>
-        <w:rPr>
-          <w:rFonts w:ascii="Kokila" w:hAnsi="Kokila" w:cs="Kokila"/>
-          <w:sz w:val="40"/>
-          <w:szCs w:val="40"/>
-          <w:cs/>
-          <w:lang w:eastAsia="en-IN"/>
-        </w:rPr>
-        <w:t>यांच्या वतीने</w:t>
-      </w:r>
-      <w:r>
-        <w:rPr>
-          <w:rFonts w:ascii="Kokila" w:hAnsi="Kokila" w:cs="Kokila"/>
-          <w:sz w:val="40"/>
-          <w:szCs w:val="40"/>
-          <w:lang w:eastAsia="en-IN"/>
-        </w:rPr>
-        <w:t xml:space="preserve"> </w:t>
-      </w:r>
-      <w:r>
-        <w:rPr>
-          <w:rFonts w:ascii="Kokila" w:hAnsi="Kokila" w:cs="Kokila"/>
-          <w:sz w:val="40"/>
-          <w:szCs w:val="40"/>
-          <w:cs/>
-          <w:lang w:eastAsia="en-IN"/>
-        </w:rPr>
-        <w:t>गायन या सांस्कृतिक उपक्रमांतर्गत</w:t>
-      </w:r>
-      <w:r>
-        <w:rPr>
-          <w:rFonts w:ascii="Kokila" w:hAnsi="Kokila" w:cs="Kokila" w:hint="cs"/>
-          <w:sz w:val="40"/>
-          <w:szCs w:val="40"/>
-          <w:cs/>
-          <w:lang w:eastAsia="en-IN"/>
-        </w:rPr>
-        <w:t xml:space="preserve"> सात</w:t>
-      </w:r>
-      <w:r>
-        <w:rPr>
-          <w:rFonts w:ascii="Kokila" w:hAnsi="Kokila" w:cs="Kokila"/>
-          <w:sz w:val="40"/>
-          <w:szCs w:val="40"/>
-          <w:cs/>
-          <w:lang w:eastAsia="en-IN"/>
-        </w:rPr>
-        <w:t xml:space="preserve"> दिवसीय कार्यशाळेचे आयोजन करण्यात आले. या कार्यशाळेचा मुख्य उद्देश</w:t>
-      </w:r>
-      <w:r>
-        <w:rPr>
-          <w:rFonts w:ascii="Kokila" w:hAnsi="Kokila" w:cs="Kokila"/>
-          <w:sz w:val="40"/>
-          <w:szCs w:val="40"/>
-          <w:lang w:eastAsia="en-IN"/>
-        </w:rPr>
-        <w:t xml:space="preserve"> </w:t>
-      </w:r>
-      <w:r>
-        <w:rPr>
-          <w:rFonts w:ascii="Kokila" w:hAnsi="Kokila" w:cs="Kokila"/>
-          <w:b/>
-          <w:bCs/>
-          <w:sz w:val="40"/>
-          <w:szCs w:val="40"/>
-          <w:cs/>
-          <w:lang w:eastAsia="en-IN"/>
-        </w:rPr>
-        <w:t>नवीन पिढीमध्ये संगीत</w:t>
-      </w:r>
-      <w:r>
-        <w:rPr>
-          <w:rFonts w:ascii="Kokila" w:hAnsi="Kokila" w:cs="Kokila"/>
-          <w:b/>
-          <w:bCs/>
-          <w:sz w:val="40"/>
-          <w:szCs w:val="40"/>
-          <w:lang w:eastAsia="en-IN"/>
-        </w:rPr>
-        <w:t xml:space="preserve">, </w:t>
-      </w:r>
-      <w:r>
-        <w:rPr>
-          <w:rFonts w:ascii="Kokila" w:hAnsi="Kokila" w:cs="Kokila"/>
-          <w:b/>
-          <w:bCs/>
-          <w:sz w:val="40"/>
-          <w:szCs w:val="40"/>
-          <w:cs/>
-          <w:lang w:eastAsia="en-IN"/>
-        </w:rPr>
-        <w:t>लोककला आणि महाराष्ट्राच्या समृद्ध सांस्कृतिक परंपरेची आवड निर्माण करणे</w:t>
-      </w:r>
-      <w:r>
-        <w:rPr>
-          <w:rFonts w:ascii="Kokila" w:hAnsi="Kokila" w:cs="Kokila"/>
-          <w:sz w:val="40"/>
-          <w:szCs w:val="40"/>
-          <w:lang w:eastAsia="en-IN"/>
-        </w:rPr>
-        <w:t xml:space="preserve"> </w:t>
-      </w:r>
-      <w:r>
-        <w:rPr>
-          <w:rFonts w:ascii="Kokila" w:hAnsi="Kokila" w:cs="Kokila"/>
-          <w:sz w:val="40"/>
-          <w:szCs w:val="40"/>
-          <w:cs/>
-          <w:lang w:eastAsia="en-IN"/>
-        </w:rPr>
-        <w:t>हा होता.</w:t>
-      </w:r>
-    </w:p>
-    <w:p>
-      <w:pPr>
-        <w:widowControl/>
-        <w:autoSpaceDE/>
-        <w:autoSpaceDN/>
-        <w:spacing w:before="100" w:beforeAutospacing="1" w:after="100" w:afterAutospacing="1"/>
-        <w:ind w:left="425"/>
-        <w:jc w:val="both"/>
-        <w:rPr>
-          <w:rFonts w:ascii="Kokila" w:hAnsi="Kokila" w:cs="Kokila"/>
-          <w:sz w:val="40"/>
-          <w:szCs w:val="40"/>
-          <w:lang w:eastAsia="en-IN"/>
-        </w:rPr>
-      </w:pPr>
-      <w:r>
-        <w:rPr>
-          <w:rFonts w:ascii="Kokila" w:hAnsi="Kokila" w:cs="Kokila"/>
-          <w:sz w:val="40"/>
-          <w:szCs w:val="40"/>
-          <w:cs/>
-          <w:lang w:eastAsia="en-IN"/>
-        </w:rPr>
-        <w:t>ही कार्यशाळा</w:t>
-      </w:r>
-      <w:r>
-        <w:rPr>
-          <w:rFonts w:ascii="Kokila" w:hAnsi="Kokila" w:cs="Kokila"/>
-          <w:sz w:val="40"/>
-          <w:szCs w:val="40"/>
-          <w:lang w:eastAsia="en-IN"/>
-        </w:rPr>
-        <w:t xml:space="preserve"> </w:t>
-      </w:r>
-      <w:r>
-        <w:rPr>
-          <w:rFonts w:ascii="Kokila" w:hAnsi="Kokila" w:cs="Kokila"/>
-          <w:b/>
-          <w:bCs/>
-          <w:sz w:val="40"/>
-          <w:szCs w:val="40"/>
-          <w:cs/>
-          <w:lang w:eastAsia="en-IN"/>
-        </w:rPr>
-        <w:t>बालाजी वाडा</w:t>
-      </w:r>
-      <w:r>
-        <w:rPr>
-          <w:rFonts w:ascii="Kokila" w:hAnsi="Kokila" w:cs="Kokila"/>
-          <w:b/>
-          <w:bCs/>
-          <w:sz w:val="40"/>
-          <w:szCs w:val="40"/>
-          <w:lang w:eastAsia="en-IN"/>
-        </w:rPr>
-        <w:t xml:space="preserve">, </w:t>
-      </w:r>
-      <w:r>
-        <w:rPr>
-          <w:rFonts w:ascii="Kokila" w:hAnsi="Kokila" w:cs="Kokila"/>
-          <w:b/>
-          <w:bCs/>
-          <w:sz w:val="40"/>
-          <w:szCs w:val="40"/>
-          <w:cs/>
-          <w:lang w:eastAsia="en-IN"/>
-        </w:rPr>
-        <w:t>तळोदा</w:t>
-      </w:r>
-      <w:r>
-        <w:rPr>
-          <w:rFonts w:ascii="Kokila" w:hAnsi="Kokila" w:cs="Kokila"/>
-          <w:sz w:val="40"/>
-          <w:szCs w:val="40"/>
-          <w:lang w:eastAsia="en-IN"/>
-        </w:rPr>
-        <w:t xml:space="preserve"> </w:t>
-      </w:r>
-      <w:r>
-        <w:rPr>
-          <w:rFonts w:ascii="Kokila" w:hAnsi="Kokila" w:cs="Kokila"/>
-          <w:sz w:val="40"/>
-          <w:szCs w:val="40"/>
-          <w:cs/>
-          <w:lang w:eastAsia="en-IN"/>
-        </w:rPr>
-        <w:t>येथे आयोजित करण्यात आली होती. कार्यशाळेसाठी</w:t>
-      </w:r>
-      <w:r>
-        <w:rPr>
-          <w:rFonts w:ascii="Kokila" w:hAnsi="Kokila" w:cs="Kokila"/>
-          <w:sz w:val="40"/>
-          <w:szCs w:val="40"/>
-          <w:lang w:eastAsia="en-IN"/>
-        </w:rPr>
-        <w:t xml:space="preserve"> </w:t>
-      </w:r>
-      <w:r>
-        <w:rPr>
-          <w:rFonts w:ascii="Kokila" w:hAnsi="Kokila" w:cs="Kokila"/>
-          <w:b/>
-          <w:bCs/>
-          <w:sz w:val="40"/>
-          <w:szCs w:val="40"/>
-          <w:cs/>
-          <w:lang w:eastAsia="en-IN"/>
-        </w:rPr>
-        <w:t>कल्याणी</w:t>
-      </w:r>
-      <w:r>
-        <w:rPr>
-          <w:rFonts w:ascii="Kokila" w:hAnsi="Kokila" w:cs="Kokila"/>
-          <w:sz w:val="40"/>
-          <w:szCs w:val="40"/>
-          <w:cs/>
-          <w:lang w:eastAsia="en-IN"/>
-        </w:rPr>
-        <w:t xml:space="preserve"> </w:t>
-      </w:r>
-      <w:r>
-        <w:rPr>
-          <w:rFonts w:ascii="Kokila" w:hAnsi="Kokila" w:cs="Kokila"/>
-          <w:b/>
-          <w:bCs/>
-          <w:sz w:val="40"/>
-          <w:szCs w:val="40"/>
-          <w:cs/>
-          <w:lang w:eastAsia="en-IN"/>
-        </w:rPr>
-        <w:t>वडाळकर मॅडम</w:t>
-      </w:r>
-      <w:r>
-        <w:rPr>
-          <w:rFonts w:ascii="Kokila" w:hAnsi="Kokila" w:cs="Kokila"/>
-          <w:sz w:val="40"/>
-          <w:szCs w:val="40"/>
-          <w:lang w:eastAsia="en-IN"/>
-        </w:rPr>
-        <w:t xml:space="preserve"> </w:t>
-      </w:r>
-      <w:r>
-        <w:rPr>
-          <w:rFonts w:ascii="Kokila" w:hAnsi="Kokila" w:cs="Kokila"/>
-          <w:sz w:val="40"/>
-          <w:szCs w:val="40"/>
-          <w:cs/>
-          <w:lang w:eastAsia="en-IN"/>
-        </w:rPr>
-        <w:t>यांनी प्रशिक्षक म्हणून मार्गदर्शन केले.</w:t>
-      </w:r>
-    </w:p>
-    <w:p>
-      <w:pPr>
-        <w:widowControl/>
-        <w:autoSpaceDE/>
-        <w:autoSpaceDN/>
-        <w:spacing w:before="100" w:beforeAutospacing="1" w:after="100" w:afterAutospacing="1"/>
-        <w:ind w:left="425"/>
-        <w:jc w:val="both"/>
-        <w:rPr>
-          <w:rFonts w:ascii="Kokila" w:hAnsi="Kokila" w:cs="Kokila"/>
-          <w:sz w:val="40"/>
-          <w:szCs w:val="40"/>
-          <w:lang w:eastAsia="en-IN"/>
-        </w:rPr>
-      </w:pPr>
-      <w:r>
-        <w:rPr>
-          <w:rFonts w:ascii="Kokila" w:hAnsi="Kokila" w:cs="Kokila"/>
-          <w:sz w:val="40"/>
-          <w:szCs w:val="40"/>
-          <w:cs/>
-          <w:lang w:eastAsia="en-IN"/>
-        </w:rPr>
-        <w:t>कार्यशाळेमध्ये सहभागी विद्यार्थ्यांना व युवकांना</w:t>
-      </w:r>
-      <w:r>
-        <w:rPr>
-          <w:rFonts w:ascii="Kokila" w:hAnsi="Kokila" w:cs="Kokila"/>
-          <w:sz w:val="40"/>
-          <w:szCs w:val="40"/>
-          <w:lang w:eastAsia="en-IN"/>
-        </w:rPr>
-        <w:t xml:space="preserve"> </w:t>
-      </w:r>
-      <w:r>
-        <w:rPr>
-          <w:rFonts w:ascii="Kokila" w:hAnsi="Kokila" w:cs="Kokila"/>
-          <w:b/>
-          <w:bCs/>
-          <w:sz w:val="40"/>
-          <w:szCs w:val="40"/>
-          <w:cs/>
-          <w:lang w:eastAsia="en-IN"/>
-        </w:rPr>
-        <w:t>गायनाची मूलभूत तत्त्वे</w:t>
-      </w:r>
-      <w:r>
-        <w:rPr>
-          <w:rFonts w:ascii="Kokila" w:hAnsi="Kokila" w:cs="Kokila"/>
-          <w:b/>
-          <w:bCs/>
-          <w:sz w:val="40"/>
-          <w:szCs w:val="40"/>
-          <w:lang w:eastAsia="en-IN"/>
-        </w:rPr>
-        <w:t xml:space="preserve">, </w:t>
-      </w:r>
-      <w:r>
-        <w:rPr>
-          <w:rFonts w:ascii="Kokila" w:hAnsi="Kokila" w:cs="Kokila"/>
-          <w:b/>
-          <w:bCs/>
-          <w:sz w:val="40"/>
-          <w:szCs w:val="40"/>
-          <w:cs/>
-          <w:lang w:eastAsia="en-IN"/>
+          <w:cs/>
+        </w:rPr>
+        <w:t xml:space="preserve"> यांच्या वतीने सांस्कृतिक उपक्रमांतर्गत सात दिवसीय </w:t>
+      </w:r>
+      <w:r>
+        <w:rPr>
+          <w:rFonts w:ascii="Kokila" w:hAnsi="Kokila" w:cs="Kokila"/>
+          <w:b/>
+          <w:bCs/>
+          <w:sz w:val="40"/>
+          <w:szCs w:val="40"/>
+          <w:cs/>
+        </w:rPr>
+        <w:t>गायन</w:t>
+      </w:r>
+      <w:r>
+        <w:rPr>
+          <w:rFonts w:ascii="Kokila" w:hAnsi="Kokila" w:cs="Kokila"/>
+          <w:sz w:val="40"/>
+          <w:szCs w:val="40"/>
+          <w:cs/>
+        </w:rPr>
+        <w:t xml:space="preserve"> कार्यशाळेचे आयोजन करण्यात आले. ही कार्यशाळा बालाजी वाडा</w:t>
+      </w:r>
+      <w:r>
+        <w:rPr>
+          <w:rFonts w:ascii="Kokila" w:hAnsi="Kokila" w:cs="Kokila"/>
+          <w:sz w:val="40"/>
+          <w:szCs w:val="40"/>
+        </w:rPr>
+        <w:t xml:space="preserve">, </w:t>
+      </w:r>
+      <w:r>
+        <w:rPr>
+          <w:rFonts w:ascii="Kokila" w:hAnsi="Kokila" w:cs="Kokila"/>
+          <w:sz w:val="40"/>
+          <w:szCs w:val="40"/>
+          <w:cs/>
+        </w:rPr>
+        <w:t xml:space="preserve">तळोदा येथे घेण्यात आली असून </w:t>
+      </w:r>
+      <w:r>
+        <w:rPr>
+          <w:rFonts w:ascii="Kokila" w:hAnsi="Kokila" w:cs="Kokila"/>
+          <w:b/>
+          <w:bCs/>
+          <w:sz w:val="40"/>
+          <w:szCs w:val="40"/>
+          <w:cs/>
+        </w:rPr>
+        <w:t>कल्याणी वडाळकर</w:t>
+      </w:r>
+      <w:r>
+        <w:rPr>
+          <w:rFonts w:ascii="Kokila" w:hAnsi="Kokila" w:cs="Kokila"/>
+          <w:sz w:val="40"/>
+          <w:szCs w:val="40"/>
+          <w:cs/>
+        </w:rPr>
+        <w:t xml:space="preserve"> मॅडम यांनी प्रशिक्षक म्हणून मार्गदर्शन केले. या कार्यशाळेचा मुख्य उद्देश युवक व विद्यार्थ्यांमध्ये गायनाची आवड निर्माण करणे आणि त्यांच्या कलागुणांना वाव देणे हा होता. सहभागी विद्यार्थ्यांना गायनातील स्वर</w:t>
+      </w:r>
+      <w:r>
+        <w:rPr>
+          <w:rFonts w:ascii="Kokila" w:hAnsi="Kokila" w:cs="Kokila"/>
+          <w:sz w:val="40"/>
+          <w:szCs w:val="40"/>
+        </w:rPr>
+        <w:t xml:space="preserve">, </w:t>
+      </w:r>
+      <w:r>
+        <w:rPr>
+          <w:rFonts w:ascii="Kokila" w:hAnsi="Kokila" w:cs="Kokila"/>
+          <w:sz w:val="40"/>
+          <w:szCs w:val="40"/>
+          <w:cs/>
+        </w:rPr>
+        <w:t>ताल</w:t>
+      </w:r>
+      <w:r>
+        <w:rPr>
+          <w:rFonts w:ascii="Kokila" w:hAnsi="Kokila" w:cs="Kokila"/>
+          <w:sz w:val="40"/>
+          <w:szCs w:val="40"/>
+        </w:rPr>
+        <w:t xml:space="preserve">, </w:t>
+      </w:r>
+      <w:r>
+        <w:rPr>
+          <w:rFonts w:ascii="Kokila" w:hAnsi="Kokila" w:cs="Kokila"/>
+          <w:sz w:val="40"/>
+          <w:szCs w:val="40"/>
+          <w:cs/>
+        </w:rPr>
+        <w:t>लय</w:t>
+      </w:r>
+      <w:r>
+        <w:rPr>
+          <w:rFonts w:ascii="Kokila" w:hAnsi="Kokila" w:cs="Kokila"/>
+          <w:sz w:val="40"/>
+          <w:szCs w:val="40"/>
+        </w:rPr>
+        <w:t xml:space="preserve">, </w:t>
+      </w:r>
+      <w:r>
+        <w:rPr>
+          <w:rFonts w:ascii="Kokila" w:hAnsi="Kokila" w:cs="Kokila"/>
+          <w:sz w:val="40"/>
+          <w:szCs w:val="40"/>
+          <w:cs/>
         </w:rPr>
         <w:t>आवाजाची योग्य ठेवण</w:t>
       </w:r>
       <w:r>
         <w:rPr>
           <w:rFonts w:ascii="Kokila" w:hAnsi="Kokila" w:cs="Kokila"/>
-          <w:b/>
-          <w:bCs/>
-          <w:sz w:val="40"/>
-          <w:szCs w:val="40"/>
-          <w:lang w:eastAsia="en-IN"/>
-        </w:rPr>
-        <w:t xml:space="preserve">, </w:t>
-      </w:r>
-      <w:r>
-        <w:rPr>
-          <w:rFonts w:ascii="Kokila" w:hAnsi="Kokila" w:cs="Kokila"/>
-          <w:b/>
-          <w:bCs/>
-          <w:sz w:val="40"/>
-          <w:szCs w:val="40"/>
-          <w:cs/>
-          <w:lang w:eastAsia="en-IN"/>
-        </w:rPr>
-        <w:t>ताल-लय</w:t>
-      </w:r>
-      <w:r>
-        <w:rPr>
-          <w:rFonts w:ascii="Kokila" w:hAnsi="Kokila" w:cs="Kokila"/>
-          <w:b/>
-          <w:bCs/>
-          <w:sz w:val="40"/>
-          <w:szCs w:val="40"/>
-          <w:lang w:eastAsia="en-IN"/>
-        </w:rPr>
-        <w:t xml:space="preserve">, </w:t>
-      </w:r>
-      <w:r>
-        <w:rPr>
-          <w:rFonts w:ascii="Kokila" w:hAnsi="Kokila" w:cs="Kokila"/>
-          <w:b/>
-          <w:bCs/>
-          <w:sz w:val="40"/>
-          <w:szCs w:val="40"/>
-          <w:cs/>
-          <w:lang w:eastAsia="en-IN"/>
-        </w:rPr>
-        <w:t>वादनाची प्राथमिक माहिती तसेच पोवाडा सादरीकरणाची पद्धत</w:t>
-      </w:r>
-      <w:r>
-        <w:rPr>
-          <w:rFonts w:ascii="Kokila" w:hAnsi="Kokila" w:cs="Kokila"/>
-          <w:sz w:val="40"/>
-          <w:szCs w:val="40"/>
-          <w:lang w:eastAsia="en-IN"/>
-        </w:rPr>
-        <w:t xml:space="preserve"> </w:t>
-      </w:r>
-      <w:r>
-        <w:rPr>
-          <w:rFonts w:ascii="Kokila" w:hAnsi="Kokila" w:cs="Kokila"/>
-          <w:sz w:val="40"/>
-          <w:szCs w:val="40"/>
-          <w:cs/>
-          <w:lang w:eastAsia="en-IN"/>
-        </w:rPr>
-        <w:t>याबाबत मार्गदर्शन करण्यात आले. विशेषतः पोवाड्याच्या माध्यमातून</w:t>
-      </w:r>
-      <w:r>
-        <w:rPr>
-          <w:rFonts w:ascii="Kokila" w:hAnsi="Kokila" w:cs="Kokila"/>
-          <w:sz w:val="40"/>
-          <w:szCs w:val="40"/>
-          <w:lang w:eastAsia="en-IN"/>
-        </w:rPr>
-        <w:t xml:space="preserve"> </w:t>
-      </w:r>
-      <w:r>
-        <w:rPr>
-          <w:rFonts w:ascii="Kokila" w:hAnsi="Kokila" w:cs="Kokila"/>
-          <w:b/>
-          <w:bCs/>
-          <w:sz w:val="40"/>
-          <w:szCs w:val="40"/>
-          <w:cs/>
-          <w:lang w:eastAsia="en-IN"/>
-        </w:rPr>
-        <w:t>छत्रपती शिवाजी महाराज</w:t>
-      </w:r>
-      <w:r>
-        <w:rPr>
-          <w:rFonts w:ascii="Kokila" w:hAnsi="Kokila" w:cs="Kokila"/>
-          <w:b/>
-          <w:bCs/>
-          <w:sz w:val="40"/>
-          <w:szCs w:val="40"/>
-          <w:lang w:eastAsia="en-IN"/>
-        </w:rPr>
-        <w:t xml:space="preserve">, </w:t>
-      </w:r>
-      <w:r>
-        <w:rPr>
-          <w:rFonts w:ascii="Kokila" w:hAnsi="Kokila" w:cs="Kokila"/>
-          <w:b/>
-          <w:bCs/>
-          <w:sz w:val="40"/>
-          <w:szCs w:val="40"/>
-          <w:cs/>
-          <w:lang w:eastAsia="en-IN"/>
-        </w:rPr>
-        <w:t>महाराष्ट्राचा इतिहास</w:t>
-      </w:r>
-      <w:r>
-        <w:rPr>
-          <w:rFonts w:ascii="Kokila" w:hAnsi="Kokila" w:cs="Kokila"/>
-          <w:b/>
-          <w:bCs/>
-          <w:sz w:val="40"/>
-          <w:szCs w:val="40"/>
-          <w:lang w:eastAsia="en-IN"/>
-        </w:rPr>
-        <w:t xml:space="preserve">, </w:t>
-      </w:r>
-      <w:r>
-        <w:rPr>
-          <w:rFonts w:ascii="Kokila" w:hAnsi="Kokila" w:cs="Kokila"/>
-          <w:b/>
-          <w:bCs/>
-          <w:sz w:val="40"/>
-          <w:szCs w:val="40"/>
-          <w:cs/>
-          <w:lang w:eastAsia="en-IN"/>
-        </w:rPr>
-        <w:t>शौर्य आणि पराक्रमाची परंपरा</w:t>
-      </w:r>
-      <w:r>
-        <w:rPr>
-          <w:rFonts w:ascii="Kokila" w:hAnsi="Kokila" w:cs="Kokila"/>
-          <w:sz w:val="40"/>
-          <w:szCs w:val="40"/>
-          <w:lang w:eastAsia="en-IN"/>
-        </w:rPr>
-        <w:t xml:space="preserve"> </w:t>
-      </w:r>
-      <w:r>
-        <w:rPr>
-          <w:rFonts w:ascii="Kokila" w:hAnsi="Kokila" w:cs="Kokila"/>
-          <w:sz w:val="40"/>
-          <w:szCs w:val="40"/>
-          <w:cs/>
-          <w:lang w:eastAsia="en-IN"/>
-        </w:rPr>
-        <w:t>नव्या पिढीपर्यंत पोहोचवण्याचे महत्त्व समजावून सांगण्यात आले.</w:t>
-      </w:r>
-    </w:p>
-    <w:p>
-      <w:pPr>
-        <w:widowControl/>
-        <w:autoSpaceDE/>
-        <w:autoSpaceDN/>
-        <w:spacing w:before="100" w:beforeAutospacing="1" w:after="100" w:afterAutospacing="1"/>
-        <w:ind w:left="425"/>
-        <w:jc w:val="both"/>
-        <w:rPr>
-          <w:rFonts w:ascii="Kokila" w:hAnsi="Kokila" w:cs="Kokila"/>
-          <w:sz w:val="40"/>
-          <w:szCs w:val="40"/>
-          <w:lang w:eastAsia="en-IN"/>
-        </w:rPr>
-      </w:pPr>
-      <w:r>
-        <w:rPr>
-          <w:rFonts w:ascii="Kokila" w:hAnsi="Kokila" w:cs="Kokila"/>
-          <w:sz w:val="40"/>
-          <w:szCs w:val="40"/>
-          <w:cs/>
-          <w:lang w:eastAsia="en-IN"/>
-        </w:rPr>
-        <w:t>कार्यशाळेदरम्यान सहभागींच्या प्रत्यक्ष सहभागावर भर देण्यात आला. केवळ माहिती न देता</w:t>
-      </w:r>
-      <w:r>
-        <w:rPr>
-          <w:rFonts w:ascii="Kokila" w:hAnsi="Kokila" w:cs="Kokila"/>
-          <w:sz w:val="40"/>
-          <w:szCs w:val="40"/>
-          <w:lang w:eastAsia="en-IN"/>
-        </w:rPr>
-        <w:t xml:space="preserve"> </w:t>
-      </w:r>
-      <w:r>
-        <w:rPr>
-          <w:rFonts w:ascii="Kokila" w:hAnsi="Kokila" w:cs="Kokila"/>
-          <w:b/>
-          <w:bCs/>
-          <w:sz w:val="40"/>
-          <w:szCs w:val="40"/>
-          <w:cs/>
-          <w:lang w:eastAsia="en-IN"/>
-        </w:rPr>
-        <w:t>गायन आणि पोवाडा सादरीकरणाचा प्रत्यक्ष सराव</w:t>
-      </w:r>
-      <w:r>
-        <w:rPr>
-          <w:rFonts w:ascii="Kokila" w:hAnsi="Kokila" w:cs="Kokila"/>
-          <w:sz w:val="40"/>
-          <w:szCs w:val="40"/>
-          <w:lang w:eastAsia="en-IN"/>
-        </w:rPr>
-        <w:t xml:space="preserve"> </w:t>
-      </w:r>
-      <w:r>
-        <w:rPr>
-          <w:rFonts w:ascii="Kokila" w:hAnsi="Kokila" w:cs="Kokila"/>
-          <w:sz w:val="40"/>
-          <w:szCs w:val="40"/>
-          <w:cs/>
-          <w:lang w:eastAsia="en-IN"/>
-        </w:rPr>
-        <w:t>करून घेण्यात आला. त्यामुळे सहभागी विद्यार्थ्यांना आपली कला सादर करण्याचा आत्मविश्वास मिळाला.</w:t>
-      </w:r>
-    </w:p>
-    <w:p>
-      <w:pPr>
-        <w:widowControl/>
-        <w:autoSpaceDE/>
-        <w:autoSpaceDN/>
-        <w:spacing w:before="100" w:beforeAutospacing="1" w:after="100" w:afterAutospacing="1"/>
-        <w:ind w:left="425"/>
-        <w:jc w:val="both"/>
-        <w:rPr>
-          <w:rFonts w:ascii="Kokila" w:hAnsi="Kokila" w:cs="Kokila"/>
-          <w:sz w:val="40"/>
-          <w:szCs w:val="40"/>
-          <w:lang w:eastAsia="en-IN"/>
-        </w:rPr>
-      </w:pPr>
-      <w:r>
-        <w:rPr>
-          <w:rFonts w:ascii="Kokila" w:hAnsi="Kokila" w:cs="Kokila"/>
-          <w:sz w:val="40"/>
-          <w:szCs w:val="40"/>
-          <w:cs/>
-          <w:lang w:eastAsia="en-IN"/>
-        </w:rPr>
-        <w:t>या उपक्रमामुळे युवकांमध्ये</w:t>
-      </w:r>
-      <w:r>
-        <w:rPr>
-          <w:rFonts w:ascii="Kokila" w:hAnsi="Kokila" w:cs="Kokila"/>
-          <w:sz w:val="40"/>
-          <w:szCs w:val="40"/>
-          <w:lang w:eastAsia="en-IN"/>
-        </w:rPr>
-        <w:t xml:space="preserve"> </w:t>
-      </w:r>
-      <w:r>
-        <w:rPr>
-          <w:rFonts w:ascii="Kokila" w:hAnsi="Kokila" w:cs="Kokila"/>
-          <w:b/>
-          <w:bCs/>
-          <w:sz w:val="40"/>
-          <w:szCs w:val="40"/>
-          <w:cs/>
-          <w:lang w:eastAsia="en-IN"/>
-        </w:rPr>
-        <w:t>कलागुणांना वाव</w:t>
-      </w:r>
-      <w:r>
-        <w:rPr>
-          <w:rFonts w:ascii="Kokila" w:hAnsi="Kokila" w:cs="Kokila"/>
-          <w:b/>
-          <w:bCs/>
-          <w:sz w:val="40"/>
-          <w:szCs w:val="40"/>
-          <w:lang w:eastAsia="en-IN"/>
-        </w:rPr>
-        <w:t xml:space="preserve">, </w:t>
-      </w:r>
-      <w:r>
-        <w:rPr>
-          <w:rFonts w:ascii="Kokila" w:hAnsi="Kokila" w:cs="Kokila"/>
-          <w:b/>
-          <w:bCs/>
-          <w:sz w:val="40"/>
-          <w:szCs w:val="40"/>
-          <w:cs/>
-          <w:lang w:eastAsia="en-IN"/>
-        </w:rPr>
-        <w:t>आत्मविश्वास</w:t>
-      </w:r>
-      <w:r>
-        <w:rPr>
-          <w:rFonts w:ascii="Kokila" w:hAnsi="Kokila" w:cs="Kokila"/>
-          <w:b/>
-          <w:bCs/>
-          <w:sz w:val="40"/>
-          <w:szCs w:val="40"/>
-          <w:lang w:eastAsia="en-IN"/>
-        </w:rPr>
-        <w:t xml:space="preserve">, </w:t>
-      </w:r>
-      <w:r>
-        <w:rPr>
-          <w:rFonts w:ascii="Kokila" w:hAnsi="Kokila" w:cs="Kokila"/>
-          <w:b/>
-          <w:bCs/>
-          <w:sz w:val="40"/>
-          <w:szCs w:val="40"/>
-          <w:cs/>
-          <w:lang w:eastAsia="en-IN"/>
-        </w:rPr>
-        <w:t>संघभावना</w:t>
-      </w:r>
-      <w:r>
-        <w:rPr>
-          <w:rFonts w:ascii="Kokila" w:hAnsi="Kokila" w:cs="Kokila"/>
-          <w:b/>
-          <w:bCs/>
-          <w:sz w:val="40"/>
-          <w:szCs w:val="40"/>
-          <w:lang w:eastAsia="en-IN"/>
-        </w:rPr>
-        <w:t xml:space="preserve">, </w:t>
-      </w:r>
-      <w:r>
-        <w:rPr>
-          <w:rFonts w:ascii="Kokila" w:hAnsi="Kokila" w:cs="Kokila"/>
-          <w:b/>
-          <w:bCs/>
-          <w:sz w:val="40"/>
-          <w:szCs w:val="40"/>
-          <w:cs/>
-          <w:lang w:eastAsia="en-IN"/>
-        </w:rPr>
-        <w:t>सांस्कृतिक जाणीव आणि आपल्या लोककलेबद्दल अभिमान</w:t>
-      </w:r>
-      <w:r>
-        <w:rPr>
-          <w:rFonts w:ascii="Kokila" w:hAnsi="Kokila" w:cs="Kokila"/>
-          <w:sz w:val="40"/>
-          <w:szCs w:val="40"/>
-          <w:lang w:eastAsia="en-IN"/>
-        </w:rPr>
-        <w:t xml:space="preserve"> </w:t>
-      </w:r>
-      <w:r>
-        <w:rPr>
-          <w:rFonts w:ascii="Kokila" w:hAnsi="Kokila" w:cs="Kokila"/>
-          <w:sz w:val="40"/>
-          <w:szCs w:val="40"/>
-          <w:cs/>
-          <w:lang w:eastAsia="en-IN"/>
-        </w:rPr>
-        <w:t>निर्माण होण्यास मदत झाली. तसेच पारंपरिक कला केवळ उत्सवापुरती मर्यादित न राहता ती पुढील पिढीपर्यंत पोहोचवण्याच्या दृष्टीने मंडळाने घेतलेले हे एक महत्त्वपूर्ण पाऊल ठरले.</w:t>
-      </w:r>
-    </w:p>
-    <w:p>
-      <w:pPr>
-        <w:widowControl/>
-        <w:autoSpaceDE/>
-        <w:autoSpaceDN/>
-        <w:spacing w:before="100" w:beforeAutospacing="1" w:after="100" w:afterAutospacing="1"/>
-        <w:ind w:left="425"/>
-        <w:jc w:val="both"/>
-        <w:rPr>
-          <w:rFonts w:ascii="Kokila" w:hAnsi="Kokila" w:cs="Kokila"/>
-          <w:sz w:val="40"/>
-          <w:szCs w:val="40"/>
-          <w:lang w:eastAsia="en-IN"/>
-        </w:rPr>
-      </w:pPr>
-    </w:p>
-    <w:p>
-      <w:pPr>
-        <w:widowControl/>
-        <w:autoSpaceDE/>
-        <w:autoSpaceDN/>
-        <w:spacing w:before="100" w:beforeAutospacing="1" w:after="100" w:afterAutospacing="1"/>
-        <w:ind w:left="425"/>
-        <w:rPr>
-          <w:rFonts w:ascii="Kokila" w:hAnsi="Kokila" w:cs="Kokila"/>
-          <w:sz w:val="40"/>
-          <w:szCs w:val="40"/>
-          <w:lang w:eastAsia="en-IN"/>
-        </w:rPr>
-      </w:pPr>
-      <w:r>
-        <w:rPr>
-          <w:rFonts w:ascii="Kokila" w:hAnsi="Kokila" w:cs="Kokila"/>
-          <w:b/>
-          <w:bCs/>
-          <w:sz w:val="40"/>
-          <w:szCs w:val="40"/>
-          <w:cs/>
-          <w:lang w:eastAsia="en-IN"/>
-        </w:rPr>
-        <w:lastRenderedPageBreak/>
-        <w:t>स्थळ:</w:t>
-      </w:r>
-      <w:r>
-        <w:rPr>
-          <w:rFonts w:ascii="Kokila" w:hAnsi="Kokila" w:cs="Kokila"/>
-          <w:sz w:val="40"/>
-          <w:szCs w:val="40"/>
-          <w:lang w:eastAsia="en-IN"/>
-        </w:rPr>
-        <w:t xml:space="preserve"> </w:t>
-      </w:r>
-      <w:r>
-        <w:rPr>
-          <w:rFonts w:ascii="Kokila" w:hAnsi="Kokila" w:cs="Kokila"/>
-          <w:sz w:val="40"/>
-          <w:szCs w:val="40"/>
-          <w:cs/>
-          <w:lang w:eastAsia="en-IN"/>
-        </w:rPr>
-        <w:t>बालाजी वाडा</w:t>
-      </w:r>
-      <w:r>
-        <w:rPr>
-          <w:rFonts w:ascii="Kokila" w:hAnsi="Kokila" w:cs="Kokila"/>
-          <w:sz w:val="40"/>
-          <w:szCs w:val="40"/>
-          <w:lang w:eastAsia="en-IN"/>
-        </w:rPr>
-        <w:t xml:space="preserve">, </w:t>
-      </w:r>
-      <w:r>
-        <w:rPr>
-          <w:rFonts w:ascii="Kokila" w:hAnsi="Kokila" w:cs="Kokila"/>
-          <w:sz w:val="40"/>
-          <w:szCs w:val="40"/>
-          <w:cs/>
-          <w:lang w:eastAsia="en-IN"/>
-        </w:rPr>
-        <w:t>तळोदा</w:t>
-      </w:r>
-      <w:r>
-        <w:rPr>
-          <w:rFonts w:ascii="Kokila" w:hAnsi="Kokila" w:cs="Kokila"/>
-          <w:sz w:val="40"/>
-          <w:szCs w:val="40"/>
-          <w:lang w:eastAsia="en-IN"/>
-        </w:rPr>
-        <w:br/>
-      </w:r>
-      <w:r>
-        <w:rPr>
-          <w:rFonts w:ascii="Kokila" w:hAnsi="Kokila" w:cs="Kokila"/>
-          <w:b/>
-          <w:bCs/>
-          <w:sz w:val="40"/>
-          <w:szCs w:val="40"/>
-          <w:cs/>
-          <w:lang w:eastAsia="en-IN"/>
-        </w:rPr>
-        <w:t>आयोजक:</w:t>
-      </w:r>
-      <w:r>
-        <w:rPr>
-          <w:rFonts w:ascii="Kokila" w:hAnsi="Kokila" w:cs="Kokila"/>
-          <w:sz w:val="40"/>
-          <w:szCs w:val="40"/>
-          <w:lang w:eastAsia="en-IN"/>
-        </w:rPr>
-        <w:t xml:space="preserve"> </w:t>
-      </w:r>
-      <w:r>
-        <w:rPr>
-          <w:rFonts w:ascii="Kokila" w:hAnsi="Kokila" w:cs="Kokila"/>
-          <w:sz w:val="40"/>
-          <w:szCs w:val="40"/>
-          <w:cs/>
-          <w:lang w:eastAsia="en-IN"/>
-        </w:rPr>
-        <w:t>श्री बडा दादा गणपती नवयुवक मंडळ</w:t>
-      </w:r>
-      <w:r>
-        <w:rPr>
-          <w:rFonts w:ascii="Kokila" w:hAnsi="Kokila" w:cs="Kokila"/>
-          <w:sz w:val="40"/>
-          <w:szCs w:val="40"/>
-          <w:lang w:eastAsia="en-IN"/>
-        </w:rPr>
-        <w:t xml:space="preserve">, </w:t>
-      </w:r>
-      <w:r>
-        <w:rPr>
-          <w:rFonts w:ascii="Kokila" w:hAnsi="Kokila" w:cs="Kokila"/>
-          <w:sz w:val="40"/>
-          <w:szCs w:val="40"/>
-          <w:cs/>
-          <w:lang w:eastAsia="en-IN"/>
-        </w:rPr>
-        <w:t>तळोदा</w:t>
-      </w:r>
-      <w:r>
-        <w:rPr>
-          <w:rFonts w:ascii="Kokila" w:hAnsi="Kokila" w:cs="Kokila"/>
-          <w:sz w:val="40"/>
-          <w:szCs w:val="40"/>
-          <w:lang w:eastAsia="en-IN"/>
-        </w:rPr>
-        <w:br/>
-      </w:r>
-      <w:r>
-        <w:rPr>
-          <w:rFonts w:ascii="Kokila" w:hAnsi="Kokila" w:cs="Kokila"/>
-          <w:b/>
-          <w:bCs/>
-          <w:sz w:val="40"/>
-          <w:szCs w:val="40"/>
-          <w:cs/>
-          <w:lang w:eastAsia="en-IN"/>
-        </w:rPr>
-        <w:t>उपक्रम:</w:t>
-      </w:r>
-      <w:r>
-        <w:rPr>
-          <w:rFonts w:ascii="Kokila" w:hAnsi="Kokila" w:cs="Kokila"/>
-          <w:sz w:val="40"/>
-          <w:szCs w:val="40"/>
-          <w:lang w:eastAsia="en-IN"/>
-        </w:rPr>
-        <w:t xml:space="preserve"> </w:t>
-      </w:r>
-      <w:r>
-        <w:rPr>
-          <w:rFonts w:ascii="Kokila" w:hAnsi="Kokila" w:cs="Kokila"/>
-          <w:sz w:val="40"/>
-          <w:szCs w:val="40"/>
-          <w:cs/>
-          <w:lang w:eastAsia="en-IN"/>
-        </w:rPr>
-        <w:t>गायन</w:t>
-      </w:r>
-      <w:r>
-        <w:rPr>
-          <w:rFonts w:ascii="Kokila" w:hAnsi="Kokila" w:cs="Kokila"/>
-          <w:sz w:val="40"/>
-          <w:szCs w:val="40"/>
-          <w:cs/>
-          <w:lang w:eastAsia="en-IN"/>
-        </w:rPr>
-        <w:t xml:space="preserve"> आणि </w:t>
-      </w:r>
-      <w:r>
-        <w:rPr>
-          <w:rFonts w:ascii="Kokila" w:hAnsi="Kokila" w:cs="Kokila"/>
-          <w:sz w:val="40"/>
-          <w:szCs w:val="40"/>
-          <w:cs/>
-          <w:lang w:eastAsia="en-IN"/>
-        </w:rPr>
-        <w:t xml:space="preserve"> पोवाडा –</w:t>
-      </w:r>
-      <w:r>
-        <w:rPr>
-          <w:rFonts w:ascii="Kokila" w:hAnsi="Kokila" w:cs="Kokila"/>
-          <w:sz w:val="40"/>
-          <w:szCs w:val="40"/>
-          <w:cs/>
-          <w:lang w:eastAsia="en-IN"/>
-        </w:rPr>
-        <w:t xml:space="preserve"> सात </w:t>
-      </w:r>
-      <w:r>
-        <w:rPr>
-          <w:rFonts w:ascii="Kokila" w:hAnsi="Kokila" w:cs="Kokila"/>
-          <w:sz w:val="40"/>
-          <w:szCs w:val="40"/>
-          <w:cs/>
-          <w:lang w:eastAsia="en-IN"/>
-        </w:rPr>
-        <w:t>दिवसीय कार्यशाळा</w:t>
-      </w:r>
-      <w:r>
-        <w:rPr>
-          <w:rFonts w:ascii="Kokila" w:hAnsi="Kokila" w:cs="Kokila"/>
-          <w:sz w:val="40"/>
-          <w:szCs w:val="40"/>
-          <w:lang w:eastAsia="en-IN"/>
-        </w:rPr>
-        <w:br/>
-      </w:r>
-      <w:r>
-        <w:rPr>
-          <w:rFonts w:ascii="Kokila" w:hAnsi="Kokila" w:cs="Kokila"/>
-          <w:b/>
-          <w:bCs/>
-          <w:sz w:val="40"/>
-          <w:szCs w:val="40"/>
-          <w:cs/>
-          <w:lang w:eastAsia="en-IN"/>
-        </w:rPr>
-        <w:t xml:space="preserve">प्रशिक्षक: </w:t>
-      </w:r>
-      <w:r>
-        <w:rPr>
-          <w:rFonts w:ascii="Kokila" w:hAnsi="Kokila" w:cs="Kokila"/>
-          <w:sz w:val="40"/>
-          <w:szCs w:val="40"/>
-          <w:cs/>
-          <w:lang w:eastAsia="en-IN"/>
-        </w:rPr>
-        <w:t>कल्याणी</w:t>
-      </w:r>
-      <w:r>
-        <w:rPr>
-          <w:rFonts w:ascii="Kokila" w:hAnsi="Kokila" w:cs="Kokila"/>
-          <w:b/>
-          <w:bCs/>
-          <w:sz w:val="40"/>
-          <w:szCs w:val="40"/>
-          <w:cs/>
-          <w:lang w:eastAsia="en-IN"/>
-        </w:rPr>
-        <w:t xml:space="preserve"> </w:t>
-      </w:r>
-      <w:r>
-        <w:rPr>
-          <w:rFonts w:ascii="Kokila" w:hAnsi="Kokila" w:cs="Kokila"/>
-          <w:sz w:val="40"/>
-          <w:szCs w:val="40"/>
-          <w:cs/>
-          <w:lang w:eastAsia="en-IN"/>
-        </w:rPr>
-        <w:t>वडाळकर मॅडम</w:t>
-      </w:r>
-    </w:p>
-    <w:p>
-      <w:pPr>
-        <w:pStyle w:val="ListParagraph"/>
-        <w:ind w:left="785" w:firstLine="0"/>
-        <w:rPr>
-          <w:rFonts w:ascii="Kokila" w:hAnsi="Kokila" w:cs="Kokila"/>
-          <w:sz w:val="50"/>
-          <w:szCs w:val="50"/>
-          <w:cs/>
-        </w:rPr>
-      </w:pPr>
+          <w:sz w:val="40"/>
+          <w:szCs w:val="40"/>
+        </w:rPr>
+        <w:t xml:space="preserve">, </w:t>
+      </w:r>
+      <w:r>
+        <w:rPr>
+          <w:rFonts w:ascii="Kokila" w:hAnsi="Kokila" w:cs="Kokila"/>
+          <w:sz w:val="40"/>
+          <w:szCs w:val="40"/>
+          <w:cs/>
+        </w:rPr>
+        <w:t xml:space="preserve">उच्चार व सुरेल गायन याबाबत मार्गदर्शन करण्यात आले. कार्यशाळेदरम्यान विविध गीतांचे प्रत्यक्ष गायन करून सराव घेण्यात आला. या उपक्रमामुळे सहभागींच्या आत्मविश्वासात वाढ होऊन त्यांना आपली </w:t>
+      </w:r>
+      <w:r>
+        <w:rPr>
+          <w:rFonts w:ascii="Kokila" w:hAnsi="Kokila" w:cs="Kokila"/>
+          <w:b/>
+          <w:bCs/>
+          <w:sz w:val="40"/>
+          <w:szCs w:val="40"/>
+          <w:cs/>
+        </w:rPr>
+        <w:t>गायनकला</w:t>
+      </w:r>
+      <w:r>
+        <w:rPr>
+          <w:rFonts w:ascii="Kokila" w:hAnsi="Kokila" w:cs="Kokila"/>
+          <w:sz w:val="40"/>
+          <w:szCs w:val="40"/>
+          <w:cs/>
+        </w:rPr>
+        <w:t xml:space="preserve"> सादर करण्याची संधी मिळाली. संगीत व गायनकलेची आवड नव्या पिढीमध्ये निर्माण करण्याच्या दृष्टीने ही सात दिवसीय कार्यशाळा महत्त्वपूर्ण ठरली.</w:t>
+      </w:r>
     </w:p>
     <w:p>
       <w:pPr>
@@ -7136,778 +6417,6 @@
     </w:p>
     <w:p>
       <w:pPr>
-        <w:widowControl/>
-        <w:autoSpaceDE/>
-        <w:autoSpaceDN/>
-        <w:spacing w:before="100" w:beforeAutospacing="1" w:after="100" w:afterAutospacing="1"/>
-        <w:ind w:left="425"/>
-        <w:jc w:val="both"/>
-        <w:rPr>
-          <w:rFonts w:ascii="Kokila" w:hAnsi="Kokila" w:cs="Kokila"/>
-          <w:sz w:val="40"/>
-          <w:szCs w:val="40"/>
-          <w:lang w:eastAsia="en-IN"/>
-        </w:rPr>
-      </w:pPr>
-      <w:r>
-        <w:rPr>
-          <w:rFonts w:ascii="Kokila" w:hAnsi="Kokila" w:cs="Kokila"/>
-          <w:sz w:val="40"/>
-          <w:szCs w:val="40"/>
-          <w:cs/>
-          <w:lang w:eastAsia="en-IN"/>
-        </w:rPr>
-        <w:t>श्री बडादादा गणपती नवयुवक मित्र मंडळाच्या वतीने गणेशोत्सवाच्या काळात</w:t>
-      </w:r>
-      <w:r>
-        <w:rPr>
-          <w:rFonts w:ascii="Kokila" w:hAnsi="Kokila" w:cs="Kokila"/>
-          <w:sz w:val="40"/>
-          <w:szCs w:val="40"/>
-          <w:lang w:eastAsia="en-IN"/>
-        </w:rPr>
-        <w:t xml:space="preserve"> </w:t>
-      </w:r>
-      <w:r>
-        <w:rPr>
-          <w:rFonts w:ascii="Kokila" w:hAnsi="Kokila" w:cs="Kokila"/>
-          <w:b/>
-          <w:bCs/>
-          <w:sz w:val="40"/>
-          <w:szCs w:val="40"/>
-          <w:cs/>
-          <w:lang w:eastAsia="en-IN"/>
-        </w:rPr>
-        <w:t>डॉ. बाबासाहेब आंबेडकर आणि ‘देऊळ बंद २’</w:t>
-      </w:r>
-      <w:r>
-        <w:rPr>
-          <w:rFonts w:ascii="Kokila" w:hAnsi="Kokila" w:cs="Kokila"/>
-          <w:sz w:val="40"/>
-          <w:szCs w:val="40"/>
-          <w:lang w:eastAsia="en-IN"/>
-        </w:rPr>
-        <w:t xml:space="preserve"> </w:t>
-      </w:r>
-      <w:r>
-        <w:rPr>
-          <w:rFonts w:ascii="Kokila" w:hAnsi="Kokila" w:cs="Kokila"/>
-          <w:sz w:val="40"/>
-          <w:szCs w:val="40"/>
-          <w:cs/>
-          <w:lang w:eastAsia="en-IN"/>
-        </w:rPr>
-        <w:t>हे चित्रपट गल्लीत नागरिकांसाठी दाखविण्यात आले. या उपक्रमाचा मुख्य उद्देश मनोरंजनासोबतच नागरिकांमध्ये</w:t>
-      </w:r>
-      <w:r>
-        <w:rPr>
-          <w:rFonts w:ascii="Kokila" w:hAnsi="Kokila" w:cs="Kokila"/>
-          <w:sz w:val="40"/>
-          <w:szCs w:val="40"/>
-          <w:lang w:eastAsia="en-IN"/>
-        </w:rPr>
-        <w:t xml:space="preserve"> </w:t>
-      </w:r>
-      <w:r>
-        <w:rPr>
-          <w:rFonts w:ascii="Kokila" w:hAnsi="Kokila" w:cs="Kokila"/>
-          <w:b/>
-          <w:bCs/>
-          <w:sz w:val="40"/>
-          <w:szCs w:val="40"/>
-          <w:cs/>
-          <w:lang w:eastAsia="en-IN"/>
-        </w:rPr>
-        <w:t>सामाजिक</w:t>
-      </w:r>
-      <w:r>
-        <w:rPr>
-          <w:rFonts w:ascii="Kokila" w:hAnsi="Kokila" w:cs="Kokila"/>
-          <w:b/>
-          <w:bCs/>
-          <w:sz w:val="40"/>
-          <w:szCs w:val="40"/>
-          <w:lang w:eastAsia="en-IN"/>
-        </w:rPr>
-        <w:t xml:space="preserve">, </w:t>
-      </w:r>
-      <w:r>
-        <w:rPr>
-          <w:rFonts w:ascii="Kokila" w:hAnsi="Kokila" w:cs="Kokila"/>
-          <w:b/>
-          <w:bCs/>
-          <w:sz w:val="40"/>
-          <w:szCs w:val="40"/>
-          <w:cs/>
-          <w:lang w:eastAsia="en-IN"/>
-        </w:rPr>
-        <w:t>शैक्षणिक</w:t>
-      </w:r>
-      <w:r>
-        <w:rPr>
-          <w:rFonts w:ascii="Kokila" w:hAnsi="Kokila" w:cs="Kokila"/>
-          <w:b/>
-          <w:bCs/>
-          <w:sz w:val="40"/>
-          <w:szCs w:val="40"/>
-          <w:lang w:eastAsia="en-IN"/>
-        </w:rPr>
-        <w:t xml:space="preserve">, </w:t>
-      </w:r>
-      <w:r>
-        <w:rPr>
-          <w:rFonts w:ascii="Kokila" w:hAnsi="Kokila" w:cs="Kokila"/>
-          <w:b/>
-          <w:bCs/>
-          <w:sz w:val="40"/>
-          <w:szCs w:val="40"/>
-          <w:cs/>
-          <w:lang w:eastAsia="en-IN"/>
-        </w:rPr>
-        <w:t>ऐतिहासिक आणि वैचारिक जनजागृती</w:t>
-      </w:r>
-      <w:r>
-        <w:rPr>
-          <w:rFonts w:ascii="Kokila" w:hAnsi="Kokila" w:cs="Kokila"/>
-          <w:sz w:val="40"/>
-          <w:szCs w:val="40"/>
-          <w:lang w:eastAsia="en-IN"/>
-        </w:rPr>
-        <w:t xml:space="preserve"> </w:t>
-      </w:r>
-      <w:r>
-        <w:rPr>
-          <w:rFonts w:ascii="Kokila" w:hAnsi="Kokila" w:cs="Kokila"/>
-          <w:sz w:val="40"/>
-          <w:szCs w:val="40"/>
-          <w:cs/>
-          <w:lang w:eastAsia="en-IN"/>
-        </w:rPr>
-        <w:t>निर्माण करणे हा होता.</w:t>
-      </w:r>
-    </w:p>
-    <w:p>
-      <w:pPr>
-        <w:widowControl/>
-        <w:autoSpaceDE/>
-        <w:autoSpaceDN/>
-        <w:spacing w:before="100" w:beforeAutospacing="1" w:after="100" w:afterAutospacing="1"/>
-        <w:ind w:left="425"/>
-        <w:jc w:val="both"/>
-        <w:rPr>
-          <w:rFonts w:ascii="Kokila" w:hAnsi="Kokila" w:cs="Kokila"/>
-          <w:sz w:val="40"/>
-          <w:szCs w:val="40"/>
-          <w:lang w:eastAsia="en-IN"/>
-        </w:rPr>
-      </w:pPr>
-      <w:r>
-        <w:rPr>
-          <w:rFonts w:ascii="Kokila" w:hAnsi="Kokila" w:cs="Kokila"/>
-          <w:sz w:val="40"/>
-          <w:szCs w:val="40"/>
-          <w:cs/>
-          <w:lang w:eastAsia="en-IN"/>
-        </w:rPr>
-        <w:t>डॉ. बाबासाहेब आंबेडकर यांच्या जीवनकार्यावर आधारित चित्रपटाच्या माध्यमातून त्यांचे</w:t>
-      </w:r>
-      <w:r>
-        <w:rPr>
-          <w:rFonts w:ascii="Kokila" w:hAnsi="Kokila" w:cs="Kokila"/>
-          <w:sz w:val="40"/>
-          <w:szCs w:val="40"/>
-          <w:lang w:eastAsia="en-IN"/>
-        </w:rPr>
-        <w:t xml:space="preserve"> </w:t>
-      </w:r>
-      <w:r>
-        <w:rPr>
-          <w:rFonts w:ascii="Kokila" w:hAnsi="Kokila" w:cs="Kokila"/>
-          <w:b/>
-          <w:bCs/>
-          <w:sz w:val="40"/>
-          <w:szCs w:val="40"/>
-          <w:cs/>
-          <w:lang w:eastAsia="en-IN"/>
-        </w:rPr>
-        <w:t>शिक्षण</w:t>
-      </w:r>
-      <w:r>
-        <w:rPr>
-          <w:rFonts w:ascii="Kokila" w:hAnsi="Kokila" w:cs="Kokila"/>
-          <w:b/>
-          <w:bCs/>
-          <w:sz w:val="40"/>
-          <w:szCs w:val="40"/>
-          <w:lang w:eastAsia="en-IN"/>
-        </w:rPr>
-        <w:t xml:space="preserve">, </w:t>
-      </w:r>
-      <w:r>
-        <w:rPr>
-          <w:rFonts w:ascii="Kokila" w:hAnsi="Kokila" w:cs="Kokila"/>
-          <w:b/>
-          <w:bCs/>
-          <w:sz w:val="40"/>
-          <w:szCs w:val="40"/>
-          <w:cs/>
-          <w:lang w:eastAsia="en-IN"/>
-        </w:rPr>
-        <w:t>संघर्ष</w:t>
-      </w:r>
-      <w:r>
-        <w:rPr>
-          <w:rFonts w:ascii="Kokila" w:hAnsi="Kokila" w:cs="Kokila"/>
-          <w:b/>
-          <w:bCs/>
-          <w:sz w:val="40"/>
-          <w:szCs w:val="40"/>
-          <w:lang w:eastAsia="en-IN"/>
-        </w:rPr>
-        <w:t xml:space="preserve">, </w:t>
-      </w:r>
-      <w:r>
-        <w:rPr>
-          <w:rFonts w:ascii="Kokila" w:hAnsi="Kokila" w:cs="Kokila"/>
-          <w:b/>
-          <w:bCs/>
-          <w:sz w:val="40"/>
-          <w:szCs w:val="40"/>
-          <w:cs/>
-          <w:lang w:eastAsia="en-IN"/>
-        </w:rPr>
-        <w:t>सामाजिक समता</w:t>
-      </w:r>
-      <w:r>
-        <w:rPr>
-          <w:rFonts w:ascii="Kokila" w:hAnsi="Kokila" w:cs="Kokila"/>
-          <w:b/>
-          <w:bCs/>
-          <w:sz w:val="40"/>
-          <w:szCs w:val="40"/>
-          <w:lang w:eastAsia="en-IN"/>
-        </w:rPr>
-        <w:t xml:space="preserve">, </w:t>
-      </w:r>
-      <w:r>
-        <w:rPr>
-          <w:rFonts w:ascii="Kokila" w:hAnsi="Kokila" w:cs="Kokila"/>
-          <w:b/>
-          <w:bCs/>
-          <w:sz w:val="40"/>
-          <w:szCs w:val="40"/>
-          <w:cs/>
-          <w:lang w:eastAsia="en-IN"/>
-        </w:rPr>
-        <w:t>स्वातंत्र्य</w:t>
-      </w:r>
-      <w:r>
-        <w:rPr>
-          <w:rFonts w:ascii="Kokila" w:hAnsi="Kokila" w:cs="Kokila"/>
-          <w:b/>
-          <w:bCs/>
-          <w:sz w:val="40"/>
-          <w:szCs w:val="40"/>
-          <w:lang w:eastAsia="en-IN"/>
-        </w:rPr>
-        <w:t xml:space="preserve">, </w:t>
-      </w:r>
-      <w:r>
-        <w:rPr>
-          <w:rFonts w:ascii="Kokila" w:hAnsi="Kokila" w:cs="Kokila"/>
-          <w:b/>
-          <w:bCs/>
-          <w:sz w:val="40"/>
-          <w:szCs w:val="40"/>
-          <w:cs/>
-          <w:lang w:eastAsia="en-IN"/>
-        </w:rPr>
-        <w:t>न्याय आणि वंचित घटकांसाठी केलेले कार्य</w:t>
-      </w:r>
-      <w:r>
-        <w:rPr>
-          <w:rFonts w:ascii="Kokila" w:hAnsi="Kokila" w:cs="Kokila"/>
-          <w:sz w:val="40"/>
-          <w:szCs w:val="40"/>
-          <w:lang w:eastAsia="en-IN"/>
-        </w:rPr>
-        <w:t xml:space="preserve"> </w:t>
-      </w:r>
-      <w:r>
-        <w:rPr>
-          <w:rFonts w:ascii="Kokila" w:hAnsi="Kokila" w:cs="Kokila"/>
-          <w:sz w:val="40"/>
-          <w:szCs w:val="40"/>
-          <w:cs/>
-          <w:lang w:eastAsia="en-IN"/>
-        </w:rPr>
-        <w:t>यांची माहिती नागरिकांपर्यंत पोहोचविण्याचा प्रयत्न करण्यात आला. बाबासाहेबांनी समाजाला दिलेला शिक्षण</w:t>
-      </w:r>
-      <w:r>
-        <w:rPr>
-          <w:rFonts w:ascii="Kokila" w:hAnsi="Kokila" w:cs="Kokila"/>
-          <w:sz w:val="40"/>
-          <w:szCs w:val="40"/>
-          <w:lang w:eastAsia="en-IN"/>
-        </w:rPr>
-        <w:t xml:space="preserve">, </w:t>
-      </w:r>
-      <w:r>
-        <w:rPr>
-          <w:rFonts w:ascii="Kokila" w:hAnsi="Kokila" w:cs="Kokila"/>
-          <w:sz w:val="40"/>
-          <w:szCs w:val="40"/>
-          <w:cs/>
-          <w:lang w:eastAsia="en-IN"/>
-        </w:rPr>
-        <w:t>संघटन आणि समानतेचा संदेश नव्या पिढीपर्यंत पोहोचावा</w:t>
-      </w:r>
-      <w:r>
-        <w:rPr>
-          <w:rFonts w:ascii="Kokila" w:hAnsi="Kokila" w:cs="Kokila"/>
-          <w:sz w:val="40"/>
-          <w:szCs w:val="40"/>
-          <w:lang w:eastAsia="en-IN"/>
-        </w:rPr>
-        <w:t xml:space="preserve">, </w:t>
-      </w:r>
-      <w:r>
-        <w:rPr>
-          <w:rFonts w:ascii="Kokila" w:hAnsi="Kokila" w:cs="Kokila"/>
-          <w:sz w:val="40"/>
-          <w:szCs w:val="40"/>
-          <w:cs/>
-          <w:lang w:eastAsia="en-IN"/>
-        </w:rPr>
-        <w:t>हा या प्रदर्शनामागील महत्त्वाचा हेतू होता.</w:t>
-      </w:r>
-    </w:p>
-    <w:p>
-      <w:pPr>
-        <w:widowControl/>
-        <w:autoSpaceDE/>
-        <w:autoSpaceDN/>
-        <w:spacing w:before="100" w:beforeAutospacing="1" w:after="100" w:afterAutospacing="1"/>
-        <w:ind w:left="425"/>
-        <w:jc w:val="both"/>
-        <w:rPr>
-          <w:rFonts w:ascii="Kokila" w:hAnsi="Kokila" w:cs="Kokila"/>
-          <w:sz w:val="40"/>
-          <w:szCs w:val="40"/>
-          <w:lang w:eastAsia="en-IN"/>
-        </w:rPr>
-      </w:pPr>
-      <w:r>
-        <w:rPr>
-          <w:rFonts w:ascii="Kokila" w:hAnsi="Kokila" w:cs="Kokila"/>
-          <w:sz w:val="40"/>
-          <w:szCs w:val="40"/>
-          <w:cs/>
-          <w:lang w:eastAsia="en-IN"/>
-        </w:rPr>
-        <w:t>तसेच</w:t>
-      </w:r>
-      <w:r>
-        <w:rPr>
-          <w:rFonts w:ascii="Kokila" w:hAnsi="Kokila" w:cs="Kokila"/>
-          <w:sz w:val="40"/>
-          <w:szCs w:val="40"/>
-          <w:lang w:eastAsia="en-IN"/>
-        </w:rPr>
-        <w:t xml:space="preserve"> </w:t>
-      </w:r>
-      <w:r>
-        <w:rPr>
-          <w:rFonts w:ascii="Kokila" w:hAnsi="Kokila" w:cs="Kokila"/>
-          <w:b/>
-          <w:bCs/>
-          <w:sz w:val="40"/>
-          <w:szCs w:val="40"/>
-          <w:lang w:eastAsia="en-IN"/>
-        </w:rPr>
-        <w:t>‘</w:t>
-      </w:r>
-      <w:r>
-        <w:rPr>
-          <w:rFonts w:ascii="Kokila" w:hAnsi="Kokila" w:cs="Kokila"/>
-          <w:b/>
-          <w:bCs/>
-          <w:sz w:val="40"/>
-          <w:szCs w:val="40"/>
-          <w:cs/>
-          <w:lang w:eastAsia="en-IN"/>
-        </w:rPr>
-        <w:t>देऊळ बंद २’</w:t>
-      </w:r>
-      <w:r>
-        <w:rPr>
-          <w:rFonts w:ascii="Kokila" w:hAnsi="Kokila" w:cs="Kokila"/>
-          <w:sz w:val="40"/>
-          <w:szCs w:val="40"/>
-          <w:lang w:eastAsia="en-IN"/>
-        </w:rPr>
-        <w:t xml:space="preserve"> </w:t>
-      </w:r>
-      <w:r>
-        <w:rPr>
-          <w:rFonts w:ascii="Kokila" w:hAnsi="Kokila" w:cs="Kokila"/>
-          <w:sz w:val="40"/>
-          <w:szCs w:val="40"/>
-          <w:cs/>
-          <w:lang w:eastAsia="en-IN"/>
-        </w:rPr>
-        <w:t>या चित्रपटाच्या माध्यमातून श्रद्धा</w:t>
-      </w:r>
-      <w:r>
-        <w:rPr>
-          <w:rFonts w:ascii="Kokila" w:hAnsi="Kokila" w:cs="Kokila"/>
-          <w:sz w:val="40"/>
-          <w:szCs w:val="40"/>
-          <w:lang w:eastAsia="en-IN"/>
-        </w:rPr>
-        <w:t xml:space="preserve">, </w:t>
-      </w:r>
-      <w:r>
-        <w:rPr>
-          <w:rFonts w:ascii="Kokila" w:hAnsi="Kokila" w:cs="Kokila"/>
-          <w:sz w:val="40"/>
-          <w:szCs w:val="40"/>
-          <w:cs/>
-          <w:lang w:eastAsia="en-IN"/>
-        </w:rPr>
-        <w:t>अध्यात्म</w:t>
-      </w:r>
-      <w:r>
-        <w:rPr>
-          <w:rFonts w:ascii="Kokila" w:hAnsi="Kokila" w:cs="Kokila"/>
-          <w:sz w:val="40"/>
-          <w:szCs w:val="40"/>
-          <w:lang w:eastAsia="en-IN"/>
-        </w:rPr>
-        <w:t xml:space="preserve">, </w:t>
-      </w:r>
-      <w:r>
-        <w:rPr>
-          <w:rFonts w:ascii="Kokila" w:hAnsi="Kokila" w:cs="Kokila"/>
-          <w:sz w:val="40"/>
-          <w:szCs w:val="40"/>
-          <w:cs/>
-          <w:lang w:eastAsia="en-IN"/>
-        </w:rPr>
-        <w:t>सामाजिक मूल्ये आणि मानवी जीवनाशी संबंधित विचार प्रेक्षकांसमोर मांडण्यात आले. चित्रपटाच्या माध्यमातून मनोरंजनाबरोबरच सकारात्मक विचार आणि सामाजिक संदेश देण्याचा प्रयत्न करण्यात आला.</w:t>
-      </w:r>
-    </w:p>
-    <w:p>
-      <w:pPr>
-        <w:widowControl/>
-        <w:autoSpaceDE/>
-        <w:autoSpaceDN/>
-        <w:spacing w:before="100" w:beforeAutospacing="1" w:after="100" w:afterAutospacing="1"/>
-        <w:ind w:left="425"/>
-        <w:jc w:val="both"/>
-        <w:rPr>
-          <w:rFonts w:ascii="Kokila" w:hAnsi="Kokila" w:cs="Kokila"/>
-          <w:sz w:val="40"/>
-          <w:szCs w:val="40"/>
-          <w:lang w:eastAsia="en-IN"/>
-        </w:rPr>
-      </w:pPr>
-      <w:r>
-        <w:rPr>
-          <w:rFonts w:ascii="Kokila" w:hAnsi="Kokila" w:cs="Kokila"/>
-          <w:sz w:val="40"/>
-          <w:szCs w:val="40"/>
-          <w:cs/>
-          <w:lang w:eastAsia="en-IN"/>
-        </w:rPr>
-        <w:t>गल्लीतच चित्रपट प्रदर्शन आयोजित केल्यामुळे परिसरातील</w:t>
-      </w:r>
-      <w:r>
-        <w:rPr>
-          <w:rFonts w:ascii="Kokila" w:hAnsi="Kokila" w:cs="Kokila"/>
-          <w:sz w:val="40"/>
-          <w:szCs w:val="40"/>
-          <w:lang w:eastAsia="en-IN"/>
-        </w:rPr>
-        <w:t xml:space="preserve"> </w:t>
-      </w:r>
-      <w:r>
-        <w:rPr>
-          <w:rFonts w:ascii="Kokila" w:hAnsi="Kokila" w:cs="Kokila"/>
-          <w:b/>
-          <w:bCs/>
-          <w:sz w:val="40"/>
-          <w:szCs w:val="40"/>
-          <w:cs/>
-          <w:lang w:eastAsia="en-IN"/>
-        </w:rPr>
-        <w:t>मुले</w:t>
-      </w:r>
-      <w:r>
-        <w:rPr>
-          <w:rFonts w:ascii="Kokila" w:hAnsi="Kokila" w:cs="Kokila"/>
-          <w:b/>
-          <w:bCs/>
-          <w:sz w:val="40"/>
-          <w:szCs w:val="40"/>
-          <w:lang w:eastAsia="en-IN"/>
-        </w:rPr>
-        <w:t xml:space="preserve">, </w:t>
-      </w:r>
-      <w:r>
-        <w:rPr>
-          <w:rFonts w:ascii="Kokila" w:hAnsi="Kokila" w:cs="Kokila"/>
-          <w:b/>
-          <w:bCs/>
-          <w:sz w:val="40"/>
-          <w:szCs w:val="40"/>
-          <w:cs/>
-          <w:lang w:eastAsia="en-IN"/>
-        </w:rPr>
-        <w:t>युवक</w:t>
-      </w:r>
-      <w:r>
-        <w:rPr>
-          <w:rFonts w:ascii="Kokila" w:hAnsi="Kokila" w:cs="Kokila"/>
-          <w:b/>
-          <w:bCs/>
-          <w:sz w:val="40"/>
-          <w:szCs w:val="40"/>
-          <w:lang w:eastAsia="en-IN"/>
-        </w:rPr>
-        <w:t xml:space="preserve">, </w:t>
-      </w:r>
-      <w:r>
-        <w:rPr>
-          <w:rFonts w:ascii="Kokila" w:hAnsi="Kokila" w:cs="Kokila"/>
-          <w:b/>
-          <w:bCs/>
-          <w:sz w:val="40"/>
-          <w:szCs w:val="40"/>
-          <w:cs/>
-          <w:lang w:eastAsia="en-IN"/>
-        </w:rPr>
-        <w:t>महिला</w:t>
-      </w:r>
-      <w:r>
-        <w:rPr>
-          <w:rFonts w:ascii="Kokila" w:hAnsi="Kokila" w:cs="Kokila"/>
-          <w:b/>
-          <w:bCs/>
-          <w:sz w:val="40"/>
-          <w:szCs w:val="40"/>
-          <w:lang w:eastAsia="en-IN"/>
-        </w:rPr>
-        <w:t xml:space="preserve">, </w:t>
-      </w:r>
-      <w:r>
-        <w:rPr>
-          <w:rFonts w:ascii="Kokila" w:hAnsi="Kokila" w:cs="Kokila"/>
-          <w:b/>
-          <w:bCs/>
-          <w:sz w:val="40"/>
-          <w:szCs w:val="40"/>
-          <w:cs/>
-          <w:lang w:eastAsia="en-IN"/>
-        </w:rPr>
-        <w:t>ज्येष्ठ नागरिक आणि इतर नागरिकांना</w:t>
-      </w:r>
-      <w:r>
-        <w:rPr>
-          <w:rFonts w:ascii="Kokila" w:hAnsi="Kokila" w:cs="Kokila"/>
-          <w:sz w:val="40"/>
-          <w:szCs w:val="40"/>
-          <w:lang w:eastAsia="en-IN"/>
-        </w:rPr>
-        <w:t xml:space="preserve"> </w:t>
-      </w:r>
-      <w:r>
-        <w:rPr>
-          <w:rFonts w:ascii="Kokila" w:hAnsi="Kokila" w:cs="Kokila"/>
-          <w:sz w:val="40"/>
-          <w:szCs w:val="40"/>
-          <w:cs/>
-          <w:lang w:eastAsia="en-IN"/>
-        </w:rPr>
-        <w:t>सहजपणे या उपक्रमात सहभागी होता आले. सर्वांनी एकत्रितपणे चित्रपट पाहिल्यामुळे सामाजिक संवाद आणि एकोप्याचे वातावरण निर्माण झाले.</w:t>
-      </w:r>
-    </w:p>
-    <w:p>
-      <w:pPr>
-        <w:widowControl/>
-        <w:autoSpaceDE/>
-        <w:autoSpaceDN/>
-        <w:spacing w:before="100" w:beforeAutospacing="1" w:after="100" w:afterAutospacing="1"/>
-        <w:ind w:left="425"/>
-        <w:jc w:val="both"/>
-        <w:rPr>
-          <w:rFonts w:ascii="Kokila" w:hAnsi="Kokila" w:cs="Kokila"/>
-          <w:sz w:val="40"/>
-          <w:szCs w:val="40"/>
-          <w:lang w:eastAsia="en-IN"/>
-        </w:rPr>
-      </w:pPr>
-      <w:r>
-        <w:rPr>
-          <w:rFonts w:ascii="Kokila" w:hAnsi="Kokila" w:cs="Kokila"/>
-          <w:sz w:val="40"/>
-          <w:szCs w:val="40"/>
-          <w:cs/>
-          <w:lang w:eastAsia="en-IN"/>
-        </w:rPr>
-        <w:t>गणेशोत्सवाच्या माध्यमातून केवळ धार्मिक कार्यक्रम न घेता</w:t>
-      </w:r>
-      <w:r>
-        <w:rPr>
-          <w:rFonts w:ascii="Kokila" w:hAnsi="Kokila" w:cs="Kokila"/>
-          <w:sz w:val="40"/>
-          <w:szCs w:val="40"/>
-          <w:lang w:eastAsia="en-IN"/>
-        </w:rPr>
-        <w:t xml:space="preserve"> </w:t>
-      </w:r>
-      <w:r>
-        <w:rPr>
-          <w:rFonts w:ascii="Kokila" w:hAnsi="Kokila" w:cs="Kokila"/>
-          <w:b/>
-          <w:bCs/>
-          <w:sz w:val="40"/>
-          <w:szCs w:val="40"/>
-          <w:cs/>
-          <w:lang w:eastAsia="en-IN"/>
-        </w:rPr>
-        <w:t>ज्ञान</w:t>
-      </w:r>
-      <w:r>
-        <w:rPr>
-          <w:rFonts w:ascii="Kokila" w:hAnsi="Kokila" w:cs="Kokila"/>
-          <w:b/>
-          <w:bCs/>
-          <w:sz w:val="40"/>
-          <w:szCs w:val="40"/>
-          <w:lang w:eastAsia="en-IN"/>
-        </w:rPr>
-        <w:t xml:space="preserve">, </w:t>
-      </w:r>
-      <w:r>
-        <w:rPr>
-          <w:rFonts w:ascii="Kokila" w:hAnsi="Kokila" w:cs="Kokila"/>
-          <w:b/>
-          <w:bCs/>
-          <w:sz w:val="40"/>
-          <w:szCs w:val="40"/>
-          <w:cs/>
-          <w:lang w:eastAsia="en-IN"/>
-        </w:rPr>
-        <w:t>संस्कृती</w:t>
-      </w:r>
-      <w:r>
-        <w:rPr>
-          <w:rFonts w:ascii="Kokila" w:hAnsi="Kokila" w:cs="Kokila"/>
-          <w:b/>
-          <w:bCs/>
-          <w:sz w:val="40"/>
-          <w:szCs w:val="40"/>
-          <w:lang w:eastAsia="en-IN"/>
-        </w:rPr>
-        <w:t xml:space="preserve">, </w:t>
-      </w:r>
-      <w:r>
-        <w:rPr>
-          <w:rFonts w:ascii="Kokila" w:hAnsi="Kokila" w:cs="Kokila"/>
-          <w:b/>
-          <w:bCs/>
-          <w:sz w:val="40"/>
-          <w:szCs w:val="40"/>
-          <w:cs/>
-          <w:lang w:eastAsia="en-IN"/>
-        </w:rPr>
-        <w:t>सामाजिक प्रबोधन आणि जनजागृतीला प्रोत्साहन</w:t>
-      </w:r>
-      <w:r>
-        <w:rPr>
-          <w:rFonts w:ascii="Kokila" w:hAnsi="Kokila" w:cs="Kokila"/>
-          <w:sz w:val="40"/>
-          <w:szCs w:val="40"/>
-          <w:lang w:eastAsia="en-IN"/>
-        </w:rPr>
-        <w:t xml:space="preserve"> </w:t>
-      </w:r>
-      <w:r>
-        <w:rPr>
-          <w:rFonts w:ascii="Kokila" w:hAnsi="Kokila" w:cs="Kokila"/>
-          <w:sz w:val="40"/>
-          <w:szCs w:val="40"/>
-          <w:cs/>
-          <w:lang w:eastAsia="en-IN"/>
-        </w:rPr>
-        <w:t xml:space="preserve">देण्याचा मंडळाचा हा उपक्रम होता. अशा उपक्रमांमुळे नागरिकांमध्ये सामाजिक विषयांबद्दल विचार करण्याची प्रवृत्ती </w:t>
-      </w:r>
-      <w:r>
-        <w:rPr>
-          <w:rFonts w:ascii="Kokila" w:hAnsi="Kokila" w:cs="Kokila"/>
-          <w:sz w:val="40"/>
-          <w:szCs w:val="40"/>
-          <w:cs/>
-          <w:lang w:eastAsia="en-IN"/>
-        </w:rPr>
-        <w:lastRenderedPageBreak/>
-        <w:t>निर्माण होते आणि नवीन पिढीला महत्त्वपूर्ण ऐतिहासिक व सामाजिक व्यक्तिमत्त्वांची ओळख होते.</w:t>
-      </w:r>
-    </w:p>
-    <w:p>
-      <w:pPr>
-        <w:widowControl/>
-        <w:autoSpaceDE/>
-        <w:autoSpaceDN/>
-        <w:spacing w:before="100" w:beforeAutospacing="1" w:after="100" w:afterAutospacing="1"/>
-        <w:ind w:left="425"/>
-        <w:jc w:val="both"/>
-        <w:rPr>
-          <w:rFonts w:ascii="Kokila" w:hAnsi="Kokila" w:cs="Kokila"/>
-          <w:sz w:val="40"/>
-          <w:szCs w:val="40"/>
-          <w:lang w:eastAsia="en-IN"/>
-        </w:rPr>
-      </w:pPr>
-      <w:r>
-        <w:rPr>
-          <w:rFonts w:ascii="Kokila" w:hAnsi="Kokila" w:cs="Kokila"/>
-          <w:b/>
-          <w:bCs/>
-          <w:sz w:val="40"/>
-          <w:szCs w:val="40"/>
-          <w:cs/>
-          <w:lang w:eastAsia="en-IN"/>
-        </w:rPr>
-        <w:t>श्री बडादादा गणपती नवयुवक मित्र मंडळाचा हा चित्रपट प्रदर्शनाचा उपक्रम मनोरंजनासोबतच सामाजिक प्रबोधन</w:t>
-      </w:r>
-      <w:r>
-        <w:rPr>
-          <w:rFonts w:ascii="Kokila" w:hAnsi="Kokila" w:cs="Kokila"/>
-          <w:b/>
-          <w:bCs/>
-          <w:sz w:val="40"/>
-          <w:szCs w:val="40"/>
-          <w:lang w:eastAsia="en-IN"/>
-        </w:rPr>
-        <w:t xml:space="preserve">, </w:t>
-      </w:r>
-      <w:r>
-        <w:rPr>
-          <w:rFonts w:ascii="Kokila" w:hAnsi="Kokila" w:cs="Kokila"/>
-          <w:b/>
-          <w:bCs/>
-          <w:sz w:val="40"/>
-          <w:szCs w:val="40"/>
-          <w:cs/>
-          <w:lang w:eastAsia="en-IN"/>
-        </w:rPr>
-        <w:t>वैचारिक जागृती आणि समाजातील एकोपा वाढविणारा उपक्रम ठरला.</w:t>
-      </w:r>
-    </w:p>
-    <w:p>
-      <w:pPr>
         <w:rPr>
           <w:rFonts w:ascii="Kokila" w:eastAsia="Times New Roman" w:hAnsi="Kokila" w:cs="Kokila"/>
           <w:sz w:val="50"/>
@@ -8931,6 +7440,137 @@
         </w:rPr>
         <w:lastRenderedPageBreak/>
         <w:t xml:space="preserve">मूर्तीकला </w:t>
+      </w:r>
+    </w:p>
+    <w:p>
+      <w:pPr>
+        <w:pStyle w:val="ListParagraph"/>
+        <w:widowControl/>
+        <w:numPr>
+          <w:ilvl w:val="0"/>
+          <w:numId w:val="33"/>
+        </w:numPr>
+        <w:autoSpaceDE/>
+        <w:autoSpaceDN/>
+        <w:spacing w:before="100" w:beforeAutospacing="1" w:after="100" w:afterAutospacing="1"/>
+        <w:outlineLvl w:val="2"/>
+        <w:rPr>
+          <w:rFonts w:ascii="Kokila" w:hAnsi="Kokila" w:cs="Kokila"/>
+          <w:b/>
+          <w:bCs/>
+          <w:sz w:val="44"/>
+          <w:szCs w:val="44"/>
+          <w:lang w:eastAsia="en-IN"/>
+        </w:rPr>
+      </w:pPr>
+      <w:r>
+        <w:rPr>
+          <w:rFonts w:ascii="Kokila" w:hAnsi="Kokila" w:cs="Kokila"/>
+          <w:b/>
+          <w:bCs/>
+          <w:sz w:val="44"/>
+          <w:szCs w:val="44"/>
+          <w:cs/>
+          <w:lang w:eastAsia="en-IN"/>
+        </w:rPr>
+        <w:t>मातीपासून गणपती मूर्तीकला प्रशिक्षण</w:t>
+      </w:r>
+    </w:p>
+    <w:p>
+      <w:pPr>
+        <w:widowControl/>
+        <w:autoSpaceDE/>
+        <w:autoSpaceDN/>
+        <w:spacing w:before="100" w:beforeAutospacing="1" w:after="100" w:afterAutospacing="1"/>
+        <w:ind w:left="425"/>
+        <w:jc w:val="both"/>
+        <w:rPr>
+          <w:rFonts w:ascii="Kokila" w:hAnsi="Kokila" w:cs="Kokila"/>
+          <w:sz w:val="40"/>
+          <w:szCs w:val="40"/>
+          <w:lang w:eastAsia="en-IN"/>
+        </w:rPr>
+      </w:pPr>
+      <w:r>
+        <w:rPr>
+          <w:rFonts w:ascii="Kokila" w:hAnsi="Kokila" w:cs="Kokila"/>
+          <w:b/>
+          <w:bCs/>
+          <w:sz w:val="40"/>
+          <w:szCs w:val="40"/>
+          <w:cs/>
+          <w:lang w:eastAsia="en-IN"/>
+        </w:rPr>
+        <w:t>श्री बडादादा गणपती नवयुवक मंडळाच्या</w:t>
+      </w:r>
+      <w:r>
+        <w:rPr>
+          <w:rFonts w:ascii="Kokila" w:hAnsi="Kokila" w:cs="Kokila"/>
+          <w:sz w:val="40"/>
+          <w:szCs w:val="40"/>
+          <w:cs/>
+          <w:lang w:eastAsia="en-IN"/>
+        </w:rPr>
+        <w:t xml:space="preserve"> वतीने मातीपासून मूर्तीकला या विषयांतर्गत गणपती मूर्ती बनवण्याचे प्रशिक्षण आयोजित करण्यात आले. या उपक्रमात गल्लीतील युवा मुले व मुलींनी उत्स्फूर्तपणे सहभाग घेतला. प्रशिक्षणादरम्यान मातीची निवड</w:t>
+      </w:r>
+      <w:r>
+        <w:rPr>
+          <w:rFonts w:ascii="Kokila" w:hAnsi="Kokila" w:cs="Kokila"/>
+          <w:sz w:val="40"/>
+          <w:szCs w:val="40"/>
+          <w:lang w:eastAsia="en-IN"/>
+        </w:rPr>
+        <w:t xml:space="preserve">, </w:t>
+      </w:r>
+      <w:r>
+        <w:rPr>
+          <w:rFonts w:ascii="Kokila" w:hAnsi="Kokila" w:cs="Kokila"/>
+          <w:sz w:val="40"/>
+          <w:szCs w:val="40"/>
+          <w:cs/>
+          <w:lang w:eastAsia="en-IN"/>
+        </w:rPr>
+        <w:t>माती मळण्याची पद्धत आणि मूर्तीला योग्य आकार देण्याचे मार्गदर्शन करण्यात आले. सहभागी युवक-युवतींनी स्वतःच्या हाताने गणपती मूर्ती साकारण्याचा प्रत्यक्ष सराव केला. या प्रशिक्षणासाठी</w:t>
+      </w:r>
+      <w:r>
+        <w:rPr>
+          <w:rFonts w:ascii="Kokila" w:hAnsi="Kokila" w:cs="Kokila"/>
+          <w:sz w:val="40"/>
+          <w:szCs w:val="40"/>
+          <w:lang w:eastAsia="en-IN"/>
+        </w:rPr>
+        <w:t xml:space="preserve"> </w:t>
+      </w:r>
+      <w:r>
+        <w:rPr>
+          <w:rFonts w:ascii="Kokila" w:hAnsi="Kokila" w:cs="Kokila"/>
+          <w:b/>
+          <w:bCs/>
+          <w:sz w:val="40"/>
+          <w:szCs w:val="40"/>
+          <w:cs/>
+          <w:lang w:eastAsia="en-IN"/>
+        </w:rPr>
+        <w:t>सौ. प्रतिभा गुरव</w:t>
+      </w:r>
+      <w:r>
+        <w:rPr>
+          <w:rFonts w:ascii="Kokila" w:hAnsi="Kokila" w:cs="Kokila"/>
+          <w:sz w:val="40"/>
+          <w:szCs w:val="40"/>
+          <w:lang w:eastAsia="en-IN"/>
+        </w:rPr>
+        <w:t xml:space="preserve"> </w:t>
+      </w:r>
+      <w:r>
+        <w:rPr>
+          <w:rFonts w:ascii="Kokila" w:hAnsi="Kokila" w:cs="Kokila"/>
+          <w:sz w:val="40"/>
+          <w:szCs w:val="40"/>
+          <w:cs/>
+          <w:lang w:eastAsia="en-IN"/>
+        </w:rPr>
+        <w:t>यांनी प्रशिक्षक म्हणून मार्गदर्शन केले. पारंपरिक मूर्तीकलेची ओळख नव्या पिढीला करून देणे हा या उपक्रमाचा मुख्य उद्देश होता. या उपक्रमामुळे सहभागींच्या कलागुणांना वाव मिळून त्यांच्यात सर्जनशीलता व आत्मविश्वास वाढण्यास मदत झाली. तसेच मातीपासून मूर्ती घडवण्याच्या पारंपरिक कलेचे जतन व संवर्धन करण्यास या उपक्रमातून प्रोत्साहन मिळाले.</w:t>
       </w:r>
     </w:p>
     <w:p>
@@ -24194,6 +22834,119 @@
     </w:lvl>
   </w:abstractNum>
   <w:abstractNum w:abstractNumId="26" w15:restartNumberingAfterBreak="0">
+    <w:nsid w:val="6DE36DF1"/>
+    <w:multiLevelType w:val="hybridMultilevel"/>
+    <w:tmpl w:val="08AC32AC"/>
+    <w:lvl w:ilvl="0" w:tplc="40090005">
+      <w:start w:val="1"/>
+      <w:numFmt w:val="bullet"/>
+      <w:lvlText w:val=""/>
+      <w:lvlJc w:val="left"/>
+      <w:pPr>
+        <w:ind w:left="1145" w:hanging="360"/>
+      </w:pPr>
+      <w:rPr>
+        <w:rFonts w:ascii="Wingdings" w:hAnsi="Wingdings" w:hint="default"/>
+      </w:rPr>
+    </w:lvl>
+    <w:lvl w:ilvl="1" w:tplc="40090003" w:tentative="1">
+      <w:start w:val="1"/>
+      <w:numFmt w:val="bullet"/>
+      <w:lvlText w:val="o"/>
+      <w:lvlJc w:val="left"/>
+      <w:pPr>
+        <w:ind w:left="1865" w:hanging="360"/>
+      </w:pPr>
+      <w:rPr>
+        <w:rFonts w:ascii="Courier New" w:hAnsi="Courier New" w:cs="Courier New" w:hint="default"/>
+      </w:rPr>
+    </w:lvl>
+    <w:lvl w:ilvl="2" w:tplc="40090005" w:tentative="1">
+      <w:start w:val="1"/>
+      <w:numFmt w:val="bullet"/>
+      <w:lvlText w:val=""/>
+      <w:lvlJc w:val="left"/>
+      <w:pPr>
+        <w:ind w:left="2585" w:hanging="360"/>
+      </w:pPr>
+      <w:rPr>
+        <w:rFonts w:ascii="Wingdings" w:hAnsi="Wingdings" w:hint="default"/>
+      </w:rPr>
+    </w:lvl>
+    <w:lvl w:ilvl="3" w:tplc="40090001" w:tentative="1">
+      <w:start w:val="1"/>
+      <w:numFmt w:val="bullet"/>
+      <w:lvlText w:val=""/>
+      <w:lvlJc w:val="left"/>
+      <w:pPr>
+        <w:ind w:left="3305" w:hanging="360"/>
+      </w:pPr>
+      <w:rPr>
+        <w:rFonts w:ascii="Symbol" w:hAnsi="Symbol" w:hint="default"/>
+      </w:rPr>
+    </w:lvl>
+    <w:lvl w:ilvl="4" w:tplc="40090003" w:tentative="1">
+      <w:start w:val="1"/>
+      <w:numFmt w:val="bullet"/>
+      <w:lvlText w:val="o"/>
+      <w:lvlJc w:val="left"/>
+      <w:pPr>
+        <w:ind w:left="4025" w:hanging="360"/>
+      </w:pPr>
+      <w:rPr>
+        <w:rFonts w:ascii="Courier New" w:hAnsi="Courier New" w:cs="Courier New" w:hint="default"/>
+      </w:rPr>
+    </w:lvl>
+    <w:lvl w:ilvl="5" w:tplc="40090005" w:tentative="1">
+      <w:start w:val="1"/>
+      <w:numFmt w:val="bullet"/>
+      <w:lvlText w:val=""/>
+      <w:lvlJc w:val="left"/>
+      <w:pPr>
+        <w:ind w:left="4745" w:hanging="360"/>
+      </w:pPr>
+      <w:rPr>
+        <w:rFonts w:ascii="Wingdings" w:hAnsi="Wingdings" w:hint="default"/>
+      </w:rPr>
+    </w:lvl>
+    <w:lvl w:ilvl="6" w:tplc="40090001" w:tentative="1">
+      <w:start w:val="1"/>
+      <w:numFmt w:val="bullet"/>
+      <w:lvlText w:val=""/>
+      <w:lvlJc w:val="left"/>
+      <w:pPr>
+        <w:ind w:left="5465" w:hanging="360"/>
+      </w:pPr>
+      <w:rPr>
+        <w:rFonts w:ascii="Symbol" w:hAnsi="Symbol" w:hint="default"/>
+      </w:rPr>
+    </w:lvl>
+    <w:lvl w:ilvl="7" w:tplc="40090003" w:tentative="1">
+      <w:start w:val="1"/>
+      <w:numFmt w:val="bullet"/>
+      <w:lvlText w:val="o"/>
+      <w:lvlJc w:val="left"/>
+      <w:pPr>
+        <w:ind w:left="6185" w:hanging="360"/>
+      </w:pPr>
+      <w:rPr>
+        <w:rFonts w:ascii="Courier New" w:hAnsi="Courier New" w:cs="Courier New" w:hint="default"/>
+      </w:rPr>
+    </w:lvl>
+    <w:lvl w:ilvl="8" w:tplc="40090005" w:tentative="1">
+      <w:start w:val="1"/>
+      <w:numFmt w:val="bullet"/>
+      <w:lvlText w:val=""/>
+      <w:lvlJc w:val="left"/>
+      <w:pPr>
+        <w:ind w:left="6905" w:hanging="360"/>
+      </w:pPr>
+      <w:rPr>
+        <w:rFonts w:ascii="Wingdings" w:hAnsi="Wingdings" w:hint="default"/>
+      </w:rPr>
+    </w:lvl>
+  </w:abstractNum>
+  <w:abstractNum w:abstractNumId="27" w15:restartNumberingAfterBreak="0">
     <w:nsid w:val="6EA0303F"/>
     <w:multiLevelType w:val="hybridMultilevel"/>
     <w:tmpl w:val="00E0D3AE"/>
@@ -24282,7 +23035,7 @@
       </w:pPr>
     </w:lvl>
   </w:abstractNum>
-  <w:abstractNum w:abstractNumId="27" w15:restartNumberingAfterBreak="0">
+  <w:abstractNum w:abstractNumId="28" w15:restartNumberingAfterBreak="0">
     <w:nsid w:val="73623A8D"/>
     <w:multiLevelType w:val="hybridMultilevel"/>
     <w:tmpl w:val="D310A9CA"/>
@@ -24395,7 +23148,7 @@
       </w:rPr>
     </w:lvl>
   </w:abstractNum>
-  <w:abstractNum w:abstractNumId="28" w15:restartNumberingAfterBreak="0">
+  <w:abstractNum w:abstractNumId="29" w15:restartNumberingAfterBreak="0">
     <w:nsid w:val="747D2EDC"/>
     <w:multiLevelType w:val="hybridMultilevel"/>
     <w:tmpl w:val="E5F0C5AE"/>
@@ -24508,7 +23261,7 @@
       </w:rPr>
     </w:lvl>
   </w:abstractNum>
-  <w:abstractNum w:abstractNumId="29" w15:restartNumberingAfterBreak="0">
+  <w:abstractNum w:abstractNumId="30" w15:restartNumberingAfterBreak="0">
     <w:nsid w:val="787D1860"/>
     <w:multiLevelType w:val="hybridMultilevel"/>
     <w:tmpl w:val="E29CF72C"/>
@@ -24621,7 +23374,7 @@
       </w:rPr>
     </w:lvl>
   </w:abstractNum>
-  <w:abstractNum w:abstractNumId="30" w15:restartNumberingAfterBreak="0">
+  <w:abstractNum w:abstractNumId="31" w15:restartNumberingAfterBreak="0">
     <w:nsid w:val="7909329F"/>
     <w:multiLevelType w:val="hybridMultilevel"/>
     <w:tmpl w:val="7FB4A364"/>
@@ -24734,7 +23487,7 @@
       </w:rPr>
     </w:lvl>
   </w:abstractNum>
-  <w:abstractNum w:abstractNumId="31" w15:restartNumberingAfterBreak="0">
+  <w:abstractNum w:abstractNumId="32" w15:restartNumberingAfterBreak="0">
     <w:nsid w:val="7D0279F6"/>
     <w:multiLevelType w:val="hybridMultilevel"/>
     <w:tmpl w:val="31980034"/>
@@ -24853,7 +23606,7 @@
     <w:abstractNumId w:val="15"/>
   </w:num>
   <w:num w:numId="2" w16cid:durableId="2080906698">
-    <w:abstractNumId w:val="31"/>
+    <w:abstractNumId w:val="32"/>
   </w:num>
   <w:num w:numId="3" w16cid:durableId="41443942">
     <w:abstractNumId w:val="1"/>
@@ -24874,7 +23627,7 @@
     <w:abstractNumId w:val="3"/>
   </w:num>
   <w:num w:numId="9" w16cid:durableId="2024432253">
-    <w:abstractNumId w:val="26"/>
+    <w:abstractNumId w:val="27"/>
   </w:num>
   <w:num w:numId="10" w16cid:durableId="222257275">
     <w:abstractNumId w:val="11"/>
@@ -24901,7 +23654,7 @@
     <w:abstractNumId w:val="9"/>
   </w:num>
   <w:num w:numId="18" w16cid:durableId="209734556">
-    <w:abstractNumId w:val="27"/>
+    <w:abstractNumId w:val="28"/>
   </w:num>
   <w:num w:numId="19" w16cid:durableId="674922118">
     <w:abstractNumId w:val="14"/>
@@ -24931,19 +23684,22 @@
     <w:abstractNumId w:val="25"/>
   </w:num>
   <w:num w:numId="28" w16cid:durableId="197474830">
-    <w:abstractNumId w:val="28"/>
+    <w:abstractNumId w:val="29"/>
   </w:num>
   <w:num w:numId="29" w16cid:durableId="335232313">
     <w:abstractNumId w:val="24"/>
   </w:num>
   <w:num w:numId="30" w16cid:durableId="1425228263">
-    <w:abstractNumId w:val="29"/>
+    <w:abstractNumId w:val="30"/>
   </w:num>
   <w:num w:numId="31" w16cid:durableId="991712240">
     <w:abstractNumId w:val="22"/>
   </w:num>
   <w:num w:numId="32" w16cid:durableId="169639587">
-    <w:abstractNumId w:val="30"/>
+    <w:abstractNumId w:val="31"/>
+  </w:num>
+  <w:num w:numId="33" w16cid:durableId="460272779">
+    <w:abstractNumId w:val="26"/>
   </w:num>
 </w:numbering>
 </file>
@@ -25553,7 +24309,6 @@
   <w:style w:type="character" w:default="1" w:styleId="DefaultParagraphFont">
     <w:name w:val="Default Paragraph Font"/>
     <w:uiPriority w:val="1"/>
-    <w:semiHidden/>
     <w:unhideWhenUsed/>
   </w:style>
   <w:style w:type="table" w:default="1" w:styleId="TableNormal">
